--- a/GeoBikeLLM Paper.docx
+++ b/GeoBikeLLM Paper.docx
@@ -428,8 +428,140 @@
         <w:pStyle w:val="Heading2"/>
       </w:pPr>
       <w:r>
-        <w:t>Section 1</w:t>
-      </w:r>
+        <w:t>LLM-Augmented Geospatial Understanding and Querying</w:t>
+      </w:r>
+    </w:p>
+    <w:p>
+      <w:pPr>
+        <w:pStyle w:val="BodyText"/>
+        <w:rPr>
+          <w:lang w:val="en-AE"/>
+        </w:rPr>
+      </w:pPr>
+      <w:r>
+        <w:rPr>
+          <w:lang w:val="en-AE"/>
+        </w:rPr>
+        <w:t xml:space="preserve">Recent research has focused on enhancing geospatial data accessibility through natural language interfaces powered by large language models (LLMs). Systems like </w:t>
+      </w:r>
+      <w:proofErr w:type="spellStart"/>
+      <w:r>
+        <w:rPr>
+          <w:lang w:val="en-AE"/>
+        </w:rPr>
+        <w:t>ChatGeoAI</w:t>
+      </w:r>
+      <w:proofErr w:type="spellEnd"/>
+      <w:r>
+        <w:rPr>
+          <w:lang w:val="en-AE"/>
+        </w:rPr>
+        <w:t xml:space="preserve"> by Mansourian and </w:t>
+      </w:r>
+      <w:proofErr w:type="spellStart"/>
+      <w:r>
+        <w:rPr>
+          <w:lang w:val="en-AE"/>
+        </w:rPr>
+        <w:t>Oucheikh</w:t>
+      </w:r>
+      <w:proofErr w:type="spellEnd"/>
+      <w:r>
+        <w:rPr>
+          <w:lang w:val="en-AE"/>
+        </w:rPr>
+        <w:t xml:space="preserve"> [1] and the SQL-generation framework by Jiang and Yang [2] enable users to perform GIS tasks or query spatial databases using natural language. </w:t>
+      </w:r>
+      <w:proofErr w:type="spellStart"/>
+      <w:r>
+        <w:rPr>
+          <w:lang w:val="en-AE"/>
+        </w:rPr>
+        <w:t>ChatGeoAI</w:t>
+      </w:r>
+      <w:proofErr w:type="spellEnd"/>
+      <w:r>
+        <w:rPr>
+          <w:lang w:val="en-AE"/>
+        </w:rPr>
+        <w:t xml:space="preserve"> employs LLaMA-2 to convert queries into executable </w:t>
+      </w:r>
+      <w:proofErr w:type="spellStart"/>
+      <w:r>
+        <w:rPr>
+          <w:lang w:val="en-AE"/>
+        </w:rPr>
+        <w:t>PyQGIS</w:t>
+      </w:r>
+      <w:proofErr w:type="spellEnd"/>
+      <w:r>
+        <w:rPr>
+          <w:lang w:val="en-AE"/>
+        </w:rPr>
+        <w:t xml:space="preserve"> scripts, while Jiang and Yang use ChatGPT to generate </w:t>
+      </w:r>
+      <w:proofErr w:type="spellStart"/>
+      <w:r>
+        <w:rPr>
+          <w:lang w:val="en-AE"/>
+        </w:rPr>
+        <w:t>PostGIS</w:t>
+      </w:r>
+      <w:proofErr w:type="spellEnd"/>
+      <w:r>
+        <w:rPr>
+          <w:lang w:val="en-AE"/>
+        </w:rPr>
+        <w:t>-compatible SQL. Text-to-</w:t>
+      </w:r>
+      <w:proofErr w:type="spellStart"/>
+      <w:r>
+        <w:rPr>
+          <w:lang w:val="en-AE"/>
+        </w:rPr>
+        <w:t>OverpassQL</w:t>
+      </w:r>
+      <w:proofErr w:type="spellEnd"/>
+      <w:r>
+        <w:rPr>
+          <w:lang w:val="en-AE"/>
+        </w:rPr>
+        <w:t xml:space="preserve"> by </w:t>
+      </w:r>
+      <w:proofErr w:type="spellStart"/>
+      <w:r>
+        <w:rPr>
+          <w:lang w:val="en-AE"/>
+        </w:rPr>
+        <w:t>Staniek</w:t>
+      </w:r>
+      <w:proofErr w:type="spellEnd"/>
+      <w:r>
+        <w:rPr>
+          <w:lang w:val="en-AE"/>
+        </w:rPr>
+        <w:t xml:space="preserve"> et al. [3] further advances this by translating natural language into </w:t>
+      </w:r>
+      <w:proofErr w:type="spellStart"/>
+      <w:r>
+        <w:rPr>
+          <w:lang w:val="en-AE"/>
+        </w:rPr>
+        <w:t>OverpassQL</w:t>
+      </w:r>
+      <w:proofErr w:type="spellEnd"/>
+      <w:r>
+        <w:rPr>
+          <w:lang w:val="en-AE"/>
+        </w:rPr>
+        <w:t xml:space="preserve"> queries for OpenStreetMap, democratizing access to structured geodata.</w:t>
+      </w:r>
+    </w:p>
+    <w:p/>
+    <w:p>
+      <w:pPr>
+        <w:pStyle w:val="Heading2"/>
+      </w:pPr>
     </w:p>
     <w:p>
       <w:pPr>
@@ -611,20 +743,87 @@
           <w:lang w:val="en-AE"/>
         </w:rPr>
       </w:pPr>
+      <w:r>
+        <w:rPr>
+          <w:lang w:val="en-AE"/>
+        </w:rPr>
+        <w:t xml:space="preserve">Mansourian, A. &amp; Oucheikh, A. (2024). </w:t>
+      </w:r>
+      <w:r>
+        <w:rPr>
+          <w:i/>
+          <w:iCs/>
+          <w:lang w:val="en-AE"/>
+        </w:rPr>
+        <w:t>ChatGeoAI: Enabling Geospatial Analysis for Public through Natural Language, with Large Language Models</w:t>
+      </w:r>
+      <w:r>
+        <w:rPr>
+          <w:lang w:val="en-AE"/>
+        </w:rPr>
+        <w:t>. ISPRS International Journal of Geo-Information.</w:t>
+      </w:r>
     </w:p>
     <w:p>
       <w:pPr>
         <w:pStyle w:val="references"/>
         <w:ind w:start="17.70pt" w:hanging="17.70pt"/>
-        <w:rPr>
-          <w:lang w:val="en-AE"/>
-        </w:rPr>
-      </w:pPr>
+      </w:pPr>
+      <w:r>
+        <w:rPr>
+          <w:lang w:val="en-AE"/>
+        </w:rPr>
+        <w:t xml:space="preserve">Jiang, Y. &amp; Yang, C. (2024). </w:t>
+      </w:r>
+      <w:r>
+        <w:rPr>
+          <w:i/>
+          <w:iCs/>
+          <w:lang w:val="en-AE"/>
+        </w:rPr>
+        <w:t>Is ChatGPT a Good Geospatial Data Analyst? Exploring the Integration of Natural Language into Structured Query Language within a Spatial Database</w:t>
+      </w:r>
+      <w:r>
+        <w:rPr>
+          <w:lang w:val="en-AE"/>
+        </w:rPr>
+        <w:t>. ISPRS International Journal of Geo-Information.</w:t>
+      </w:r>
     </w:p>
     <w:p>
       <w:pPr>
         <w:pStyle w:val="references"/>
         <w:ind w:start="17.70pt" w:hanging="17.70pt"/>
+      </w:pPr>
+      <w:r>
+        <w:rPr>
+          <w:lang w:val="en-AE"/>
+        </w:rPr>
+        <w:t xml:space="preserve">Staniek, M., et al. (2024). </w:t>
+      </w:r>
+      <w:r>
+        <w:rPr>
+          <w:i/>
+          <w:iCs/>
+          <w:lang w:val="en-AE"/>
+        </w:rPr>
+        <w:t>Text-to-OverpassQL: A Natural Language Interface for Complex Geodata Querying of OpenStreetMap</w:t>
+      </w:r>
+      <w:r>
+        <w:rPr>
+          <w:lang w:val="en-AE"/>
+        </w:rPr>
+        <w:t>. Transactions of the Association for Computational Linguistics.</w:t>
+      </w:r>
+    </w:p>
+    <w:p>
+      <w:pPr>
+        <w:pStyle w:val="references"/>
+        <w:numPr>
+          <w:ilvl w:val="0"/>
+          <w:numId w:val="0"/>
+        </w:numPr>
+        <w:ind w:start="17.70pt"/>
         <w:rPr>
           <w:lang w:val="en-AE"/>
         </w:rPr>
@@ -2547,6 +2746,7 @@
     <w:name w:val="heading 2"/>
     <w:basedOn w:val="Normal"/>
     <w:next w:val="Normal"/>
+    <w:link w:val="Heading2Char"/>
     <w:qFormat/>
     <w:rsid w:val="00ED0149"/>
     <w:pPr>
@@ -2638,6 +2838,7 @@
   <w:style w:type="character" w:default="1" w:styleId="DefaultParagraphFont">
     <w:name w:val="Default Paragraph Font"/>
     <w:uiPriority w:val="1"/>
+    <w:semiHidden/>
     <w:unhideWhenUsed/>
   </w:style>
   <w:style w:type="table" w:default="1" w:styleId="TableNormal">
@@ -2976,6 +3177,17 @@
       <w:szCs w:val="18"/>
     </w:rPr>
   </w:style>
+  <w:style w:type="character" w:customStyle="1" w:styleId="Heading2Char">
+    <w:name w:val="Heading 2 Char"/>
+    <w:basedOn w:val="DefaultParagraphFont"/>
+    <w:link w:val="Heading2"/>
+    <w:rsid w:val="00B71838"/>
+    <w:rPr>
+      <w:i/>
+      <w:iCs/>
+      <w:noProof/>
+    </w:rPr>
+  </w:style>
 </w:styles>
 </file>
 

--- a/GeoBikeLLM Paper.docx
+++ b/GeoBikeLLM Paper.docx
@@ -442,126 +442,62 @@
         <w:rPr>
           <w:lang w:val="en-AE"/>
         </w:rPr>
-        <w:t xml:space="preserve">Recent research has focused on enhancing geospatial data accessibility through natural language interfaces powered by large language models (LLMs). Systems like </w:t>
-      </w:r>
-      <w:proofErr w:type="spellStart"/>
-      <w:r>
-        <w:rPr>
-          <w:lang w:val="en-AE"/>
-        </w:rPr>
-        <w:t>ChatGeoAI</w:t>
-      </w:r>
-      <w:proofErr w:type="spellEnd"/>
-      <w:r>
-        <w:rPr>
-          <w:lang w:val="en-AE"/>
-        </w:rPr>
-        <w:t xml:space="preserve"> by Mansourian and </w:t>
-      </w:r>
-      <w:proofErr w:type="spellStart"/>
-      <w:r>
-        <w:rPr>
-          <w:lang w:val="en-AE"/>
-        </w:rPr>
-        <w:t>Oucheikh</w:t>
-      </w:r>
-      <w:proofErr w:type="spellEnd"/>
-      <w:r>
-        <w:rPr>
-          <w:lang w:val="en-AE"/>
-        </w:rPr>
-        <w:t xml:space="preserve"> [1] and the SQL-generation framework by Jiang and Yang [2] enable users to perform GIS tasks or query spatial databases using natural language. </w:t>
-      </w:r>
-      <w:proofErr w:type="spellStart"/>
-      <w:r>
-        <w:rPr>
-          <w:lang w:val="en-AE"/>
-        </w:rPr>
-        <w:t>ChatGeoAI</w:t>
-      </w:r>
-      <w:proofErr w:type="spellEnd"/>
-      <w:r>
-        <w:rPr>
-          <w:lang w:val="en-AE"/>
-        </w:rPr>
-        <w:t xml:space="preserve"> employs LLaMA-2 to convert queries into executable </w:t>
-      </w:r>
-      <w:proofErr w:type="spellStart"/>
-      <w:r>
-        <w:rPr>
-          <w:lang w:val="en-AE"/>
-        </w:rPr>
-        <w:t>PyQGIS</w:t>
-      </w:r>
-      <w:proofErr w:type="spellEnd"/>
-      <w:r>
-        <w:rPr>
-          <w:lang w:val="en-AE"/>
-        </w:rPr>
-        <w:t xml:space="preserve"> scripts, while Jiang and Yang use ChatGPT to generate </w:t>
-      </w:r>
-      <w:proofErr w:type="spellStart"/>
-      <w:r>
-        <w:rPr>
-          <w:lang w:val="en-AE"/>
-        </w:rPr>
-        <w:t>PostGIS</w:t>
-      </w:r>
-      <w:proofErr w:type="spellEnd"/>
-      <w:r>
-        <w:rPr>
-          <w:lang w:val="en-AE"/>
-        </w:rPr>
-        <w:t>-compatible SQL. Text-to-</w:t>
-      </w:r>
-      <w:proofErr w:type="spellStart"/>
-      <w:r>
-        <w:rPr>
-          <w:lang w:val="en-AE"/>
-        </w:rPr>
-        <w:t>OverpassQL</w:t>
-      </w:r>
-      <w:proofErr w:type="spellEnd"/>
-      <w:r>
-        <w:rPr>
-          <w:lang w:val="en-AE"/>
-        </w:rPr>
-        <w:t xml:space="preserve"> by </w:t>
-      </w:r>
-      <w:proofErr w:type="spellStart"/>
-      <w:r>
-        <w:rPr>
-          <w:lang w:val="en-AE"/>
-        </w:rPr>
-        <w:t>Staniek</w:t>
-      </w:r>
-      <w:proofErr w:type="spellEnd"/>
-      <w:r>
-        <w:rPr>
-          <w:lang w:val="en-AE"/>
-        </w:rPr>
-        <w:t xml:space="preserve"> et al. [3] further advances this by translating natural language into </w:t>
-      </w:r>
-      <w:proofErr w:type="spellStart"/>
-      <w:r>
-        <w:rPr>
-          <w:lang w:val="en-AE"/>
-        </w:rPr>
-        <w:t>OverpassQL</w:t>
-      </w:r>
-      <w:proofErr w:type="spellEnd"/>
-      <w:r>
-        <w:rPr>
-          <w:lang w:val="en-AE"/>
-        </w:rPr>
-        <w:t xml:space="preserve"> queries for OpenStreetMap, democratizing access to structured geodata.</w:t>
-      </w:r>
-    </w:p>
-    <w:p/>
+        <w:t>Recent research has focused on enhancing geospatial data accessibility through natural language interfaces powered by large language models (LLMs). Systems like ChatGeoAI by Mansourian and Oucheikh [1] and the SQL-generation framework by Jiang and Yang [2] enable users to perform GIS tasks or query spatial databases using natural language. ChatGeoAI employs LLaMA-2 to convert queries into executable PyQGIS scripts, while Jiang and Yang use ChatGPT to generate PostGIS-compatible SQL. Text-to-OverpassQL by Staniek et al. [3] further advances this by translating natural language into OverpassQL queries for OpenStreetMap, democratizing access to structured geodata.</w:t>
+      </w:r>
+    </w:p>
+    <w:p>
+      <w:pPr>
+        <w:pStyle w:val="BodyText"/>
+        <w:ind w:firstLine="0pt"/>
+        <w:rPr>
+          <w:lang w:val="en-AE"/>
+        </w:rPr>
+      </w:pPr>
+      <w:r>
+        <w:rPr>
+          <w:lang w:val="en-AE"/>
+        </w:rPr>
+        <w:tab/>
+      </w:r>
+      <w:r>
+        <w:rPr>
+          <w:lang w:val="en-AE"/>
+        </w:rPr>
+        <w:t>Other studies investigate how LLMs can interpret or extract geographic knowledge. GeoQAMap by Feng et al. [4] utilizes GPT-3.5 and Wikidata to answer geographic questions and visualize answers on maps. GeoAgent by Huang et al. [5] focuses on address standardization using ChatGLM-6B, showing how LLMs can resolve ambiguous and incomplete geospatial texts. Meanwhile, Bhandari et al. [6] evaluate whether large language models are geospatially knowledgeable, revealing that while some geospatial knowledge exists in pretrained models, it is often imprecise.</w:t>
+      </w:r>
+    </w:p>
+    <w:p>
+      <w:pPr>
+        <w:pStyle w:val="BodyText"/>
+        <w:rPr>
+          <w:lang w:val="en-AE"/>
+        </w:rPr>
+      </w:pPr>
+      <w:r>
+        <w:rPr>
+          <w:lang w:val="en-AE"/>
+        </w:rPr>
+        <w:t>To overcome these limitations, domain-adapted models have emerged. BB-GeoGPT by Zhang et al. [7] is a fine-tuned LLaMA-2 model trained on GIS texts and Q&amp;A pairs, outperforming general LLMs in spatial queries. Similarly, GeoLLM by Shah et al. [8] boosts geospatial prediction accuracy by embedding map-based contextual data into prompts. These efforts establish the foundation for natural language interaction with spatial systems but stop short of performing complex geospatial planning or optimization.</w:t>
+      </w:r>
+    </w:p>
+    <w:p>
+      <w:pPr>
+        <w:jc w:val="both"/>
+      </w:pPr>
+    </w:p>
     <w:p>
       <w:pPr>
         <w:pStyle w:val="Heading2"/>
-      </w:pPr>
+        <w:rPr>
+          <w:lang w:val="en-AE"/>
+        </w:rPr>
+      </w:pPr>
+      <w:r>
+        <w:rPr>
+          <w:lang w:val="en-AE"/>
+        </w:rPr>
+        <w:t>Multimodal Geospatial Intelligence for Environmental and Spatial Planning</w:t>
+      </w:r>
     </w:p>
     <w:p>
       <w:pPr>
@@ -814,6 +750,136 @@
           <w:lang w:val="en-AE"/>
         </w:rPr>
         <w:t>. Transactions of the Association for Computational Linguistics.</w:t>
+      </w:r>
+    </w:p>
+    <w:p>
+      <w:pPr>
+        <w:pStyle w:val="references"/>
+        <w:ind w:start="17.70pt" w:hanging="17.70pt"/>
+      </w:pPr>
+      <w:r>
+        <w:rPr>
+          <w:lang w:val="en-AE"/>
+        </w:rPr>
+        <w:t xml:space="preserve">Feng, Z., et al. (2023). </w:t>
+      </w:r>
+      <w:r>
+        <w:rPr>
+          <w:i/>
+          <w:iCs/>
+          <w:lang w:val="en-AE"/>
+        </w:rPr>
+        <w:t>GeoQAMap: Geographic Question Answering with Maps Leveraging LLM and Open Knowledge Base</w:t>
+      </w:r>
+      <w:r>
+        <w:rPr>
+          <w:lang w:val="en-AE"/>
+        </w:rPr>
+        <w:t>. GIScience 2023, Leibniz International Proceedings in Informatics.</w:t>
+      </w:r>
+    </w:p>
+    <w:p>
+      <w:pPr>
+        <w:pStyle w:val="references"/>
+        <w:ind w:start="17.70pt" w:hanging="17.70pt"/>
+      </w:pPr>
+      <w:r>
+        <w:rPr>
+          <w:lang w:val="en-AE"/>
+        </w:rPr>
+        <w:t xml:space="preserve">Huang, W., et al. (2024). </w:t>
+      </w:r>
+      <w:r>
+        <w:rPr>
+          <w:i/>
+          <w:iCs/>
+          <w:lang w:val="en-AE"/>
+        </w:rPr>
+        <w:t>GeoAgent: To Empower LLMs using Geospatial Tools for Address Standardization</w:t>
+      </w:r>
+      <w:r>
+        <w:rPr>
+          <w:lang w:val="en-AE"/>
+        </w:rPr>
+        <w:t>. Findings of ACL 2024.</w:t>
+      </w:r>
+    </w:p>
+    <w:p>
+      <w:pPr>
+        <w:pStyle w:val="references"/>
+        <w:ind w:start="17.70pt" w:hanging="17.70pt"/>
+      </w:pPr>
+      <w:r>
+        <w:rPr>
+          <w:lang w:val="en-AE"/>
+        </w:rPr>
+        <w:t xml:space="preserve">Bhandari, S., et al. (2023). </w:t>
+      </w:r>
+      <w:r>
+        <w:rPr>
+          <w:i/>
+          <w:iCs/>
+          <w:lang w:val="en-AE"/>
+        </w:rPr>
+        <w:t>Are Large Language Models Geospatially Knowledgeable?</w:t>
+      </w:r>
+      <w:r>
+        <w:rPr>
+          <w:lang w:val="en-AE"/>
+        </w:rPr>
+        <w:t>. ACM SIGSPATIAL 2023.</w:t>
+      </w:r>
+    </w:p>
+    <w:p>
+      <w:pPr>
+        <w:pStyle w:val="references"/>
+        <w:ind w:start="17.70pt" w:hanging="17.70pt"/>
+      </w:pPr>
+      <w:r>
+        <w:rPr>
+          <w:lang w:val="fr-FR"/>
+        </w:rPr>
+        <w:t xml:space="preserve">Zhang, Z., et al. (2024a). </w:t>
+      </w:r>
+      <w:r>
+        <w:rPr>
+          <w:i/>
+          <w:iCs/>
+          <w:lang w:val="en-AE"/>
+        </w:rPr>
+        <w:t>BB-GeoGPT: A Framework for Learning a Large Language Model for Geographic Information Science</w:t>
+      </w:r>
+      <w:r>
+        <w:rPr>
+          <w:lang w:val="en-AE"/>
+        </w:rPr>
+        <w:t>. Information Processing &amp; Management.</w:t>
+      </w:r>
+    </w:p>
+    <w:p>
+      <w:pPr>
+        <w:pStyle w:val="references"/>
+        <w:ind w:start="17.70pt" w:hanging="17.70pt"/>
+      </w:pPr>
+      <w:r>
+        <w:rPr>
+          <w:lang w:val="en-AE"/>
+        </w:rPr>
+        <w:t xml:space="preserve">Shah, R., et al. (2024). </w:t>
+      </w:r>
+      <w:r>
+        <w:rPr>
+          <w:i/>
+          <w:iCs/>
+          <w:lang w:val="en-AE"/>
+        </w:rPr>
+        <w:t>GeoLLM: Extracting Geospatial Knowledge from Large Language Models</w:t>
+      </w:r>
+      <w:r>
+        <w:rPr>
+          <w:lang w:val="en-AE"/>
+        </w:rPr>
+        <w:t>. ICLR 2024 Conference Track.</w:t>
       </w:r>
     </w:p>
     <w:p>
@@ -826,58 +892,6 @@
         <w:ind w:start="17.70pt"/>
         <w:rPr>
           <w:lang w:val="en-AE"/>
-        </w:rPr>
-      </w:pPr>
-      <w:r>
-        <w:rPr>
-          <w:lang w:val="en-AE"/>
-        </w:rPr>
-        <w:br/>
-      </w:r>
-      <w:r>
-        <w:rPr>
-          <w:lang w:val="en-AE"/>
-        </w:rPr>
-        <w:br/>
-      </w:r>
-      <w:r>
-        <w:rPr>
-          <w:lang w:val="en-AE"/>
-        </w:rPr>
-        <w:br/>
-      </w:r>
-      <w:r>
-        <w:rPr>
-          <w:lang w:val="en-AE"/>
-        </w:rPr>
-        <w:br/>
-      </w:r>
-      <w:r>
-        <w:rPr>
-          <w:lang w:val="en-AE"/>
-        </w:rPr>
-        <w:br/>
-      </w:r>
-    </w:p>
-    <w:p>
-      <w:pPr>
-        <w:pStyle w:val="references"/>
-        <w:numPr>
-          <w:ilvl w:val="0"/>
-          <w:numId w:val="0"/>
-        </w:numPr>
-        <w:spacing w:line="12pt" w:lineRule="auto"/>
-        <w:ind w:start="18pt" w:hanging="18pt"/>
-        <w:jc w:val="center"/>
-        <w:rPr>
-          <w:rFonts w:eastAsia="SimSun"/>
-          <w:b/>
-          <w:noProof w:val="0"/>
-          <w:color w:val="FF0000"/>
-          <w:spacing w:val="-1"/>
-          <w:sz w:val="20"/>
-          <w:szCs w:val="20"/>
-          <w:lang w:val="x-none" w:eastAsia="x-none"/>
         </w:rPr>
         <w:sectPr>
           <w:type w:val="continuous"/>
@@ -887,8 +901,36 @@
           <w:docGrid w:linePitch="360"/>
         </w:sectPr>
       </w:pPr>
-    </w:p>
-    <w:p/>
+      <w:r>
+        <w:rPr>
+          <w:lang w:val="en-AE"/>
+        </w:rPr>
+        <w:br/>
+      </w:r>
+      <w:r>
+        <w:rPr>
+          <w:lang w:val="en-AE"/>
+        </w:rPr>
+        <w:br/>
+      </w:r>
+      <w:r>
+        <w:rPr>
+          <w:lang w:val="en-AE"/>
+        </w:rPr>
+        <w:br/>
+      </w:r>
+      <w:r>
+        <w:rPr>
+          <w:lang w:val="en-AE"/>
+        </w:rPr>
+        <w:br/>
+      </w:r>
+    </w:p>
+    <w:p>
+      <w:pPr>
+        <w:jc w:val="both"/>
+      </w:pPr>
+    </w:p>
     <w:sectPr>
       <w:type w:val="continuous"/>
       <w:pgSz w:w="595.30pt" w:h="841.90pt" w:code="9"/>

--- a/GeoBikeLLM Paper.docx
+++ b/GeoBikeLLM Paper.docx
@@ -350,39 +350,30 @@
       <w:r>
         <w:t>Keywords—</w:t>
       </w:r>
-      <w:proofErr w:type="gramStart"/>
       <w:r>
         <w:t xml:space="preserve">Geospatial </w:t>
       </w:r>
       <w:r>
         <w:t>,</w:t>
       </w:r>
-      <w:proofErr w:type="gramEnd"/>
       <w:r>
         <w:t xml:space="preserve"> </w:t>
       </w:r>
-      <w:proofErr w:type="gramStart"/>
       <w:r>
         <w:t xml:space="preserve">LLM </w:t>
       </w:r>
       <w:r>
         <w:t>,</w:t>
       </w:r>
-      <w:proofErr w:type="gramEnd"/>
       <w:r>
         <w:t xml:space="preserve"> </w:t>
       </w:r>
       <w:r>
-        <w:t xml:space="preserve">Air </w:t>
-      </w:r>
-      <w:proofErr w:type="gramStart"/>
-      <w:r>
-        <w:t xml:space="preserve">Quality </w:t>
+        <w:t xml:space="preserve">Air Quality </w:t>
       </w:r>
       <w:r>
         <w:t>,</w:t>
       </w:r>
-      <w:proofErr w:type="gramEnd"/>
       <w:r>
         <w:t xml:space="preserve"> </w:t>
       </w:r>
@@ -442,7 +433,119 @@
         <w:rPr>
           <w:lang w:val="en-AE"/>
         </w:rPr>
-        <w:t>Recent research has focused on enhancing geospatial data accessibility through natural language interfaces powered by large language models (LLMs). Systems like ChatGeoAI by Mansourian and Oucheikh [1] and the SQL-generation framework by Jiang and Yang [2] enable users to perform GIS tasks or query spatial databases using natural language. ChatGeoAI employs LLaMA-2 to convert queries into executable PyQGIS scripts, while Jiang and Yang use ChatGPT to generate PostGIS-compatible SQL. Text-to-OverpassQL by Staniek et al. [3] further advances this by translating natural language into OverpassQL queries for OpenStreetMap, democratizing access to structured geodata.</w:t>
+        <w:t xml:space="preserve">Recent research has focused on enhancing geospatial data accessibility through natural language interfaces powered by large language models (LLMs). Systems like </w:t>
+      </w:r>
+      <w:proofErr w:type="spellStart"/>
+      <w:r>
+        <w:rPr>
+          <w:lang w:val="en-AE"/>
+        </w:rPr>
+        <w:t>ChatGeoAI</w:t>
+      </w:r>
+      <w:proofErr w:type="spellEnd"/>
+      <w:r>
+        <w:rPr>
+          <w:lang w:val="en-AE"/>
+        </w:rPr>
+        <w:t xml:space="preserve"> by Mansourian and </w:t>
+      </w:r>
+      <w:proofErr w:type="spellStart"/>
+      <w:r>
+        <w:rPr>
+          <w:lang w:val="en-AE"/>
+        </w:rPr>
+        <w:t>Oucheikh</w:t>
+      </w:r>
+      <w:proofErr w:type="spellEnd"/>
+      <w:r>
+        <w:rPr>
+          <w:lang w:val="en-AE"/>
+        </w:rPr>
+        <w:t xml:space="preserve"> [1] and the SQL-generation framework by Jiang and Yang [2] enable users to perform GIS tasks or query spatial databases using natural language. </w:t>
+      </w:r>
+      <w:proofErr w:type="spellStart"/>
+      <w:r>
+        <w:rPr>
+          <w:lang w:val="en-AE"/>
+        </w:rPr>
+        <w:t>ChatGeoAI</w:t>
+      </w:r>
+      <w:proofErr w:type="spellEnd"/>
+      <w:r>
+        <w:rPr>
+          <w:lang w:val="en-AE"/>
+        </w:rPr>
+        <w:t xml:space="preserve"> employs LLaMA-2 to convert queries into executable </w:t>
+      </w:r>
+      <w:proofErr w:type="spellStart"/>
+      <w:r>
+        <w:rPr>
+          <w:lang w:val="en-AE"/>
+        </w:rPr>
+        <w:t>PyQGIS</w:t>
+      </w:r>
+      <w:proofErr w:type="spellEnd"/>
+      <w:r>
+        <w:rPr>
+          <w:lang w:val="en-AE"/>
+        </w:rPr>
+        <w:t xml:space="preserve"> scripts, while Jiang and Yang use ChatGPT to generate </w:t>
+      </w:r>
+      <w:proofErr w:type="spellStart"/>
+      <w:r>
+        <w:rPr>
+          <w:lang w:val="en-AE"/>
+        </w:rPr>
+        <w:t>PostGIS</w:t>
+      </w:r>
+      <w:proofErr w:type="spellEnd"/>
+      <w:r>
+        <w:rPr>
+          <w:lang w:val="en-AE"/>
+        </w:rPr>
+        <w:t>-compatible SQL. Text-to-</w:t>
+      </w:r>
+      <w:proofErr w:type="spellStart"/>
+      <w:r>
+        <w:rPr>
+          <w:lang w:val="en-AE"/>
+        </w:rPr>
+        <w:t>OverpassQL</w:t>
+      </w:r>
+      <w:proofErr w:type="spellEnd"/>
+      <w:r>
+        <w:rPr>
+          <w:lang w:val="en-AE"/>
+        </w:rPr>
+        <w:t xml:space="preserve"> by </w:t>
+      </w:r>
+      <w:proofErr w:type="spellStart"/>
+      <w:r>
+        <w:rPr>
+          <w:lang w:val="en-AE"/>
+        </w:rPr>
+        <w:t>Staniek</w:t>
+      </w:r>
+      <w:proofErr w:type="spellEnd"/>
+      <w:r>
+        <w:rPr>
+          <w:lang w:val="en-AE"/>
+        </w:rPr>
+        <w:t xml:space="preserve"> et al. [3] further advances this by translating natural language into </w:t>
+      </w:r>
+      <w:proofErr w:type="spellStart"/>
+      <w:r>
+        <w:rPr>
+          <w:lang w:val="en-AE"/>
+        </w:rPr>
+        <w:t>OverpassQL</w:t>
+      </w:r>
+      <w:proofErr w:type="spellEnd"/>
+      <w:r>
+        <w:rPr>
+          <w:lang w:val="en-AE"/>
+        </w:rPr>
+        <w:t xml:space="preserve"> queries for OpenStreetMap, democratizing access to structured geodata.</w:t>
       </w:r>
     </w:p>
     <w:p>
@@ -463,7 +566,49 @@
         <w:rPr>
           <w:lang w:val="en-AE"/>
         </w:rPr>
-        <w:t>Other studies investigate how LLMs can interpret or extract geographic knowledge. GeoQAMap by Feng et al. [4] utilizes GPT-3.5 and Wikidata to answer geographic questions and visualize answers on maps. GeoAgent by Huang et al. [5] focuses on address standardization using ChatGLM-6B, showing how LLMs can resolve ambiguous and incomplete geospatial texts. Meanwhile, Bhandari et al. [6] evaluate whether large language models are geospatially knowledgeable, revealing that while some geospatial knowledge exists in pretrained models, it is often imprecise.</w:t>
+        <w:t xml:space="preserve">Other studies investigate how LLMs can interpret or extract geographic knowledge. </w:t>
+      </w:r>
+      <w:proofErr w:type="spellStart"/>
+      <w:r>
+        <w:rPr>
+          <w:lang w:val="en-AE"/>
+        </w:rPr>
+        <w:t>GeoQAMap</w:t>
+      </w:r>
+      <w:proofErr w:type="spellEnd"/>
+      <w:r>
+        <w:rPr>
+          <w:lang w:val="en-AE"/>
+        </w:rPr>
+        <w:t xml:space="preserve"> by Feng et al. [4] utilizes GPT-3.5 and </w:t>
+      </w:r>
+      <w:proofErr w:type="spellStart"/>
+      <w:r>
+        <w:rPr>
+          <w:lang w:val="en-AE"/>
+        </w:rPr>
+        <w:t>Wikidata</w:t>
+      </w:r>
+      <w:proofErr w:type="spellEnd"/>
+      <w:r>
+        <w:rPr>
+          <w:lang w:val="en-AE"/>
+        </w:rPr>
+        <w:t xml:space="preserve"> to answer geographic questions and visualize answers on maps. </w:t>
+      </w:r>
+      <w:proofErr w:type="spellStart"/>
+      <w:r>
+        <w:rPr>
+          <w:lang w:val="en-AE"/>
+        </w:rPr>
+        <w:t>GeoAgent</w:t>
+      </w:r>
+      <w:proofErr w:type="spellEnd"/>
+      <w:r>
+        <w:rPr>
+          <w:lang w:val="en-AE"/>
+        </w:rPr>
+        <w:t xml:space="preserve"> by Huang et al. [5] focuses on address standardization using ChatGLM-6B, showing how LLMs can resolve ambiguous and incomplete geospatial texts. Meanwhile, Bhandari et al. [6] evaluate whether large language models are geospatially knowledgeable, revealing that while some geospatial knowledge exists in pretrained models, it is often imprecise.</w:t>
       </w:r>
     </w:p>
     <w:p>
@@ -477,7 +622,35 @@
         <w:rPr>
           <w:lang w:val="en-AE"/>
         </w:rPr>
-        <w:t>To overcome these limitations, domain-adapted models have emerged. BB-GeoGPT by Zhang et al. [7] is a fine-tuned LLaMA-2 model trained on GIS texts and Q&amp;A pairs, outperforming general LLMs in spatial queries. Similarly, GeoLLM by Shah et al. [8] boosts geospatial prediction accuracy by embedding map-based contextual data into prompts. These efforts establish the foundation for natural language interaction with spatial systems but stop short of performing complex geospatial planning or optimization.</w:t>
+        <w:t>To overcome these limitations, domain-adapted models have emerged. BB-</w:t>
+      </w:r>
+      <w:proofErr w:type="spellStart"/>
+      <w:r>
+        <w:rPr>
+          <w:lang w:val="en-AE"/>
+        </w:rPr>
+        <w:t>GeoGPT</w:t>
+      </w:r>
+      <w:proofErr w:type="spellEnd"/>
+      <w:r>
+        <w:rPr>
+          <w:lang w:val="en-AE"/>
+        </w:rPr>
+        <w:t xml:space="preserve"> by Zhang et al. [7] is a fine-tuned LLaMA-2 model trained on GIS texts and Q&amp;A pairs, outperforming general LLMs in spatial queries. Similarly, </w:t>
+      </w:r>
+      <w:proofErr w:type="spellStart"/>
+      <w:r>
+        <w:rPr>
+          <w:lang w:val="en-AE"/>
+        </w:rPr>
+        <w:t>GeoLLM</w:t>
+      </w:r>
+      <w:proofErr w:type="spellEnd"/>
+      <w:r>
+        <w:rPr>
+          <w:lang w:val="en-AE"/>
+        </w:rPr>
+        <w:t xml:space="preserve"> by Shah et al. [8] boosts geospatial prediction accuracy by embedding map-based contextual data into prompts. These efforts establish the foundation for natural language interaction with spatial systems but stop short of performing complex geospatial planning or optimization.</w:t>
       </w:r>
     </w:p>
     <w:p>
@@ -498,6 +671,110 @@
         </w:rPr>
         <w:t>Multimodal Geospatial Intelligence for Environmental and Spatial Planning</w:t>
       </w:r>
+    </w:p>
+    <w:p>
+      <w:pPr>
+        <w:pStyle w:val="BodyText"/>
+        <w:rPr>
+          <w:lang w:val="en-AE"/>
+        </w:rPr>
+      </w:pPr>
+      <w:r>
+        <w:rPr>
+          <w:lang w:val="en-AE"/>
+        </w:rPr>
+        <w:t xml:space="preserve">Advancements in </w:t>
+      </w:r>
+      <w:proofErr w:type="spellStart"/>
+      <w:r>
+        <w:rPr>
+          <w:lang w:val="en-AE"/>
+        </w:rPr>
+        <w:t>GeoAI</w:t>
+      </w:r>
+      <w:proofErr w:type="spellEnd"/>
+      <w:r>
+        <w:rPr>
+          <w:lang w:val="en-AE"/>
+        </w:rPr>
+        <w:t xml:space="preserve"> have expanded to multimodal systems integrating LLMs with visual and structured geospatial data. </w:t>
+      </w:r>
+      <w:proofErr w:type="spellStart"/>
+      <w:r>
+        <w:rPr>
+          <w:lang w:val="en-AE"/>
+        </w:rPr>
+        <w:t>OmniGeo</w:t>
+      </w:r>
+      <w:proofErr w:type="spellEnd"/>
+      <w:r>
+        <w:rPr>
+          <w:lang w:val="en-AE"/>
+        </w:rPr>
+        <w:t xml:space="preserve"> by Yuan et al. [9] exemplifies this trend by combining satellite imagery, map layers, and text </w:t>
+      </w:r>
+      <w:r>
+        <w:rPr>
+          <w:lang w:val="en-AE"/>
+        </w:rPr>
+        <w:t xml:space="preserve">data, enabling LLMs to perform diverse tasks such as land use classification and environmental forecasting. Geode by Wu et al. [10] and </w:t>
+      </w:r>
+      <w:proofErr w:type="spellStart"/>
+      <w:r>
+        <w:rPr>
+          <w:lang w:val="en-AE"/>
+        </w:rPr>
+        <w:t>GTChain</w:t>
+      </w:r>
+      <w:proofErr w:type="spellEnd"/>
+      <w:r>
+        <w:rPr>
+          <w:lang w:val="en-AE"/>
+        </w:rPr>
+        <w:t xml:space="preserve"> by Zhang et al. [11] extend LLMs into autonomous agents, coordinating APIs, GIS tools, and real-time databases to solve spatial tasks.</w:t>
+      </w:r>
+    </w:p>
+    <w:p>
+      <w:pPr>
+        <w:pStyle w:val="BodyText"/>
+        <w:ind w:firstLine="0pt"/>
+        <w:rPr>
+          <w:lang w:val="en-AE"/>
+        </w:rPr>
+      </w:pPr>
+      <w:r>
+        <w:rPr>
+          <w:lang w:val="en-US"/>
+        </w:rPr>
+        <w:tab/>
+      </w:r>
+      <w:r>
+        <w:rPr>
+          <w:lang w:val="en-AE"/>
+        </w:rPr>
+        <w:t xml:space="preserve">These systems demonstrate the potential of LLMs in spatial reasoning, data retrieval, and geospatial tool orchestration. Geode performs zero-shot geospatial Q&amp;A with explicit reasoning and live data, while </w:t>
+      </w:r>
+      <w:proofErr w:type="spellStart"/>
+      <w:r>
+        <w:rPr>
+          <w:lang w:val="en-AE"/>
+        </w:rPr>
+        <w:t>GTChain</w:t>
+      </w:r>
+      <w:proofErr w:type="spellEnd"/>
+      <w:r>
+        <w:rPr>
+          <w:lang w:val="en-AE"/>
+        </w:rPr>
+        <w:t xml:space="preserve"> trains LLMs to generate tool-use chains for complex tasks in simulated GIS environments. The autonomous GIS agent by Ning et al. [12] also showcases how LLMs can be used to dynamically retrieve data across diverse spatial datasets, enhancing spatial decision-making workflows.</w:t>
+      </w:r>
+    </w:p>
+    <w:p>
+      <w:pPr>
+        <w:rPr>
+          <w:lang w:val="en-AE"/>
+        </w:rPr>
+      </w:pPr>
     </w:p>
     <w:p>
       <w:pPr>
@@ -735,6 +1012,7 @@
         <w:rPr>
           <w:lang w:val="en-AE"/>
         </w:rPr>
+        <w:lastRenderedPageBreak/>
         <w:t xml:space="preserve">Staniek, M., et al. (2024). </w:t>
       </w:r>
       <w:r>
@@ -885,14 +1163,85 @@
     <w:p>
       <w:pPr>
         <w:pStyle w:val="references"/>
-        <w:numPr>
-          <w:ilvl w:val="0"/>
-          <w:numId w:val="0"/>
-        </w:numPr>
-        <w:ind w:start="17.70pt"/>
-        <w:rPr>
-          <w:lang w:val="en-AE"/>
-        </w:rPr>
+        <w:ind w:start="17.70pt" w:hanging="17.70pt"/>
+      </w:pPr>
+      <w:r>
+        <w:rPr>
+          <w:lang w:val="en-AE"/>
+        </w:rPr>
+        <w:t xml:space="preserve">Yuan, Q., et al. (2025). </w:t>
+      </w:r>
+      <w:r>
+        <w:rPr>
+          <w:i/>
+          <w:iCs/>
+          <w:lang w:val="en-AE"/>
+        </w:rPr>
+        <w:t>OmniGeo: Towards a Multimodal Large Language Models for Geospatial Artificial Intelligence</w:t>
+      </w:r>
+      <w:r>
+        <w:rPr>
+          <w:lang w:val="en-AE"/>
+        </w:rPr>
+        <w:t>. arXiv preprint.</w:t>
+      </w:r>
+    </w:p>
+    <w:p>
+      <w:pPr>
+        <w:pStyle w:val="references"/>
+        <w:ind w:start="17.70pt" w:hanging="17.70pt"/>
+      </w:pPr>
+      <w:r>
+        <w:rPr>
+          <w:lang w:val="en-AE"/>
+        </w:rPr>
+        <w:t xml:space="preserve">Wu, K., et al. (2024). </w:t>
+      </w:r>
+      <w:r>
+        <w:rPr>
+          <w:i/>
+          <w:iCs/>
+          <w:lang w:val="en-AE"/>
+        </w:rPr>
+        <w:t>Geode: A Zero-shot Geospatial Question-Answering Agent with Explicit Reasoning and Precise Spatio-Temporal Retrieval</w:t>
+      </w:r>
+      <w:r>
+        <w:rPr>
+          <w:lang w:val="en-AE"/>
+        </w:rPr>
+        <w:t>. arXiv preprint.</w:t>
+      </w:r>
+    </w:p>
+    <w:p>
+      <w:pPr>
+        <w:pStyle w:val="references"/>
+        <w:ind w:start="17.70pt" w:hanging="17.70pt"/>
+      </w:pPr>
+      <w:r>
+        <w:rPr>
+          <w:lang w:val="fr-FR"/>
+        </w:rPr>
+        <w:t xml:space="preserve">Zhang, Z., et al. (2025b). </w:t>
+      </w:r>
+      <w:r>
+        <w:rPr>
+          <w:i/>
+          <w:iCs/>
+          <w:lang w:val="en-AE"/>
+        </w:rPr>
+        <w:t>Geospatial Large Language Model Trained with a Simulated Environment for Generating Tool-Use Chains Autonomously</w:t>
+      </w:r>
+      <w:r>
+        <w:rPr>
+          <w:lang w:val="en-AE"/>
+        </w:rPr>
+        <w:t>. Future Generation Computer Systems.</w:t>
+      </w:r>
+    </w:p>
+    <w:p>
+      <w:pPr>
+        <w:pStyle w:val="references"/>
+        <w:ind w:start="17.70pt" w:hanging="17.70pt"/>
         <w:sectPr>
           <w:type w:val="continuous"/>
           <w:pgSz w:w="595.30pt" w:h="841.90pt" w:code="9"/>
@@ -901,6 +1250,26 @@
           <w:docGrid w:linePitch="360"/>
         </w:sectPr>
       </w:pPr>
+      <w:r>
+        <w:rPr>
+          <w:lang w:val="en-AE"/>
+        </w:rPr>
+        <w:t xml:space="preserve">Ning, Y., et al. (2025). </w:t>
+      </w:r>
+      <w:r>
+        <w:rPr>
+          <w:i/>
+          <w:iCs/>
+          <w:lang w:val="en-AE"/>
+        </w:rPr>
+        <w:t>An Autonomous GIS Agent Framework for Geospatial Data Retrieval</w:t>
+      </w:r>
+      <w:r>
+        <w:rPr>
+          <w:lang w:val="en-AE"/>
+        </w:rPr>
+        <w:t>. International Journal of Digital Earth.</w:t>
+      </w:r>
       <w:r>
         <w:rPr>
           <w:lang w:val="en-AE"/>

--- a/GeoBikeLLM Paper.docx
+++ b/GeoBikeLLM Paper.docx
@@ -350,30 +350,39 @@
       <w:r>
         <w:t>Keywords—</w:t>
       </w:r>
+      <w:proofErr w:type="gramStart"/>
       <w:r>
         <w:t xml:space="preserve">Geospatial </w:t>
       </w:r>
       <w:r>
         <w:t>,</w:t>
       </w:r>
+      <w:proofErr w:type="gramEnd"/>
       <w:r>
         <w:t xml:space="preserve"> </w:t>
       </w:r>
+      <w:proofErr w:type="gramStart"/>
       <w:r>
         <w:t xml:space="preserve">LLM </w:t>
       </w:r>
       <w:r>
         <w:t>,</w:t>
       </w:r>
+      <w:proofErr w:type="gramEnd"/>
       <w:r>
         <w:t xml:space="preserve"> </w:t>
       </w:r>
       <w:r>
-        <w:t xml:space="preserve">Air Quality </w:t>
+        <w:t xml:space="preserve">Air </w:t>
+      </w:r>
+      <w:proofErr w:type="gramStart"/>
+      <w:r>
+        <w:t xml:space="preserve">Quality </w:t>
       </w:r>
       <w:r>
         <w:t>,</w:t>
       </w:r>
+      <w:proofErr w:type="gramEnd"/>
       <w:r>
         <w:t xml:space="preserve"> </w:t>
       </w:r>
@@ -771,6 +780,40 @@
     </w:p>
     <w:p>
       <w:pPr>
+        <w:pStyle w:val="BodyText"/>
+        <w:rPr>
+          <w:lang w:val="en-US"/>
+        </w:rPr>
+      </w:pPr>
+      <w:r>
+        <w:rPr>
+          <w:lang w:val="en-AE"/>
+        </w:rPr>
+        <w:t xml:space="preserve">Despite these advancements, existing solutions lack targeted support for personalized route planning or environmental criteria integration. None of the reviewed systems directly tackle bicycle routing that adapts to vegetation or pollution levels. Our proposed </w:t>
+      </w:r>
+      <w:proofErr w:type="spellStart"/>
+      <w:r>
+        <w:rPr>
+          <w:lang w:val="en-AE"/>
+        </w:rPr>
+        <w:t>GeoBikeLLM</w:t>
+      </w:r>
+      <w:proofErr w:type="spellEnd"/>
+      <w:r>
+        <w:rPr>
+          <w:lang w:val="en-AE"/>
+        </w:rPr>
+        <w:t xml:space="preserve"> addresses this gap by combining LLMs with geospatial intelligence to deliver environment-aware, health-optimized bike route planning</w:t>
+      </w:r>
+      <w:r>
+        <w:rPr>
+          <w:lang w:val="en-US"/>
+        </w:rPr>
+        <w:t>.</w:t>
+      </w:r>
+    </w:p>
+    <w:p>
+      <w:pPr>
         <w:rPr>
           <w:lang w:val="en-AE"/>
         </w:rPr>
@@ -960,6 +1003,7 @@
         <w:rPr>
           <w:lang w:val="en-AE"/>
         </w:rPr>
+        <w:lastRenderedPageBreak/>
         <w:t xml:space="preserve">Mansourian, A. &amp; Oucheikh, A. (2024). </w:t>
       </w:r>
       <w:r>
@@ -1012,7 +1056,6 @@
         <w:rPr>
           <w:lang w:val="en-AE"/>
         </w:rPr>
-        <w:lastRenderedPageBreak/>
         <w:t xml:space="preserve">Staniek, M., et al. (2024). </w:t>
       </w:r>
       <w:r>

--- a/GeoBikeLLM Paper.docx
+++ b/GeoBikeLLM Paper.docx
@@ -350,39 +350,30 @@
       <w:r>
         <w:t>Keywords—</w:t>
       </w:r>
-      <w:proofErr w:type="gramStart"/>
       <w:r>
         <w:t xml:space="preserve">Geospatial </w:t>
       </w:r>
       <w:r>
         <w:t>,</w:t>
       </w:r>
-      <w:proofErr w:type="gramEnd"/>
       <w:r>
         <w:t xml:space="preserve"> </w:t>
       </w:r>
-      <w:proofErr w:type="gramStart"/>
       <w:r>
         <w:t xml:space="preserve">LLM </w:t>
       </w:r>
       <w:r>
         <w:t>,</w:t>
       </w:r>
-      <w:proofErr w:type="gramEnd"/>
       <w:r>
         <w:t xml:space="preserve"> </w:t>
       </w:r>
       <w:r>
-        <w:t xml:space="preserve">Air </w:t>
-      </w:r>
-      <w:proofErr w:type="gramStart"/>
-      <w:r>
-        <w:t xml:space="preserve">Quality </w:t>
+        <w:t xml:space="preserve">Air Quality </w:t>
       </w:r>
       <w:r>
         <w:t>,</w:t>
       </w:r>
-      <w:proofErr w:type="gramEnd"/>
       <w:r>
         <w:t xml:space="preserve"> </w:t>
       </w:r>
@@ -425,6 +416,35 @@
     </w:p>
     <w:p>
       <w:pPr>
+        <w:pStyle w:val="BodyText"/>
+      </w:pPr>
+      <w:r>
+        <w:rPr>
+          <w:lang w:val="en-US"/>
+        </w:rPr>
+        <w:t xml:space="preserve">Recent advancements in GeoAI and LLM research have enabled natural language interfaces for querying and interpreting geospatial data. Studies have explored both LLM-augmented spatial querying and multimodal systems integrating maps, satellite imagery, and text for environmental reasoning. This section reviews existing approaches and highlights the gap </w:t>
+      </w:r>
+      <w:r>
+        <w:rPr>
+          <w:lang w:val="en-US"/>
+        </w:rPr>
+        <w:t xml:space="preserve">that </w:t>
+      </w:r>
+      <w:r>
+        <w:rPr>
+          <w:lang w:val="en-US"/>
+        </w:rPr>
+        <w:t>our proposed GeoBikeLLM system aims to fill.</w:t>
+      </w:r>
+      <w:r>
+        <w:rPr>
+          <w:lang w:val="en-US"/>
+        </w:rPr>
+        <w:t xml:space="preserve"> </w:t>
+      </w:r>
+    </w:p>
+    <w:p>
+      <w:pPr>
         <w:pStyle w:val="Heading2"/>
       </w:pPr>
       <w:r>
@@ -442,119 +462,7 @@
         <w:rPr>
           <w:lang w:val="en-AE"/>
         </w:rPr>
-        <w:t xml:space="preserve">Recent research has focused on enhancing geospatial data accessibility through natural language interfaces powered by large language models (LLMs). Systems like </w:t>
-      </w:r>
-      <w:proofErr w:type="spellStart"/>
-      <w:r>
-        <w:rPr>
-          <w:lang w:val="en-AE"/>
-        </w:rPr>
-        <w:t>ChatGeoAI</w:t>
-      </w:r>
-      <w:proofErr w:type="spellEnd"/>
-      <w:r>
-        <w:rPr>
-          <w:lang w:val="en-AE"/>
-        </w:rPr>
-        <w:t xml:space="preserve"> by Mansourian and </w:t>
-      </w:r>
-      <w:proofErr w:type="spellStart"/>
-      <w:r>
-        <w:rPr>
-          <w:lang w:val="en-AE"/>
-        </w:rPr>
-        <w:t>Oucheikh</w:t>
-      </w:r>
-      <w:proofErr w:type="spellEnd"/>
-      <w:r>
-        <w:rPr>
-          <w:lang w:val="en-AE"/>
-        </w:rPr>
-        <w:t xml:space="preserve"> [1] and the SQL-generation framework by Jiang and Yang [2] enable users to perform GIS tasks or query spatial databases using natural language. </w:t>
-      </w:r>
-      <w:proofErr w:type="spellStart"/>
-      <w:r>
-        <w:rPr>
-          <w:lang w:val="en-AE"/>
-        </w:rPr>
-        <w:t>ChatGeoAI</w:t>
-      </w:r>
-      <w:proofErr w:type="spellEnd"/>
-      <w:r>
-        <w:rPr>
-          <w:lang w:val="en-AE"/>
-        </w:rPr>
-        <w:t xml:space="preserve"> employs LLaMA-2 to convert queries into executable </w:t>
-      </w:r>
-      <w:proofErr w:type="spellStart"/>
-      <w:r>
-        <w:rPr>
-          <w:lang w:val="en-AE"/>
-        </w:rPr>
-        <w:t>PyQGIS</w:t>
-      </w:r>
-      <w:proofErr w:type="spellEnd"/>
-      <w:r>
-        <w:rPr>
-          <w:lang w:val="en-AE"/>
-        </w:rPr>
-        <w:t xml:space="preserve"> scripts, while Jiang and Yang use ChatGPT to generate </w:t>
-      </w:r>
-      <w:proofErr w:type="spellStart"/>
-      <w:r>
-        <w:rPr>
-          <w:lang w:val="en-AE"/>
-        </w:rPr>
-        <w:t>PostGIS</w:t>
-      </w:r>
-      <w:proofErr w:type="spellEnd"/>
-      <w:r>
-        <w:rPr>
-          <w:lang w:val="en-AE"/>
-        </w:rPr>
-        <w:t>-compatible SQL. Text-to-</w:t>
-      </w:r>
-      <w:proofErr w:type="spellStart"/>
-      <w:r>
-        <w:rPr>
-          <w:lang w:val="en-AE"/>
-        </w:rPr>
-        <w:t>OverpassQL</w:t>
-      </w:r>
-      <w:proofErr w:type="spellEnd"/>
-      <w:r>
-        <w:rPr>
-          <w:lang w:val="en-AE"/>
-        </w:rPr>
-        <w:t xml:space="preserve"> by </w:t>
-      </w:r>
-      <w:proofErr w:type="spellStart"/>
-      <w:r>
-        <w:rPr>
-          <w:lang w:val="en-AE"/>
-        </w:rPr>
-        <w:t>Staniek</w:t>
-      </w:r>
-      <w:proofErr w:type="spellEnd"/>
-      <w:r>
-        <w:rPr>
-          <w:lang w:val="en-AE"/>
-        </w:rPr>
-        <w:t xml:space="preserve"> et al. [3] further advances this by translating natural language into </w:t>
-      </w:r>
-      <w:proofErr w:type="spellStart"/>
-      <w:r>
-        <w:rPr>
-          <w:lang w:val="en-AE"/>
-        </w:rPr>
-        <w:t>OverpassQL</w:t>
-      </w:r>
-      <w:proofErr w:type="spellEnd"/>
-      <w:r>
-        <w:rPr>
-          <w:lang w:val="en-AE"/>
-        </w:rPr>
-        <w:t xml:space="preserve"> queries for OpenStreetMap, democratizing access to structured geodata.</w:t>
+        <w:t>Recent research has focused on enhancing geospatial data accessibility through natural language interfaces powered by large language models (LLMs). Systems like ChatGeoAI by Mansourian and Oucheikh [1] and the SQL-generation framework by Jiang and Yang [2] enable users to perform GIS tasks or query spatial databases using natural language. ChatGeoAI employs LLaMA-2 to convert queries into executable PyQGIS scripts, while Jiang and Yang use ChatGPT to generate PostGIS-compatible SQL. Text-to-OverpassQL by Staniek et al. [3] further advances this by translating natural language into OverpassQL queries for OpenStreetMap, democratizing access to structured geodata.</w:t>
       </w:r>
     </w:p>
     <w:p>
@@ -575,49 +483,7 @@
         <w:rPr>
           <w:lang w:val="en-AE"/>
         </w:rPr>
-        <w:t xml:space="preserve">Other studies investigate how LLMs can interpret or extract geographic knowledge. </w:t>
-      </w:r>
-      <w:proofErr w:type="spellStart"/>
-      <w:r>
-        <w:rPr>
-          <w:lang w:val="en-AE"/>
-        </w:rPr>
-        <w:t>GeoQAMap</w:t>
-      </w:r>
-      <w:proofErr w:type="spellEnd"/>
-      <w:r>
-        <w:rPr>
-          <w:lang w:val="en-AE"/>
-        </w:rPr>
-        <w:t xml:space="preserve"> by Feng et al. [4] utilizes GPT-3.5 and </w:t>
-      </w:r>
-      <w:proofErr w:type="spellStart"/>
-      <w:r>
-        <w:rPr>
-          <w:lang w:val="en-AE"/>
-        </w:rPr>
-        <w:t>Wikidata</w:t>
-      </w:r>
-      <w:proofErr w:type="spellEnd"/>
-      <w:r>
-        <w:rPr>
-          <w:lang w:val="en-AE"/>
-        </w:rPr>
-        <w:t xml:space="preserve"> to answer geographic questions and visualize answers on maps. </w:t>
-      </w:r>
-      <w:proofErr w:type="spellStart"/>
-      <w:r>
-        <w:rPr>
-          <w:lang w:val="en-AE"/>
-        </w:rPr>
-        <w:t>GeoAgent</w:t>
-      </w:r>
-      <w:proofErr w:type="spellEnd"/>
-      <w:r>
-        <w:rPr>
-          <w:lang w:val="en-AE"/>
-        </w:rPr>
-        <w:t xml:space="preserve"> by Huang et al. [5] focuses on address standardization using ChatGLM-6B, showing how LLMs can resolve ambiguous and incomplete geospatial texts. Meanwhile, Bhandari et al. [6] evaluate whether large language models are geospatially knowledgeable, revealing that while some geospatial knowledge exists in pretrained models, it is often imprecise.</w:t>
+        <w:t>Other studies investigate how LLMs can interpret or extract geographic knowledge. GeoQAMap by Feng et al. [4] utilizes GPT-3.5 and Wikidata to answer geographic questions and visualize answers on maps. GeoAgent by Huang et al. [5] focuses on address standardization using ChatGLM-6B, showing how LLMs can resolve ambiguous and incomplete geospatial texts. Meanwhile, Bhandari et al. [6] evaluate whether large language models are geospatially knowledgeable, revealing that while some geospatial knowledge exists in pretrained models, it is often imprecise.</w:t>
       </w:r>
     </w:p>
     <w:p>
@@ -631,35 +497,7 @@
         <w:rPr>
           <w:lang w:val="en-AE"/>
         </w:rPr>
-        <w:t>To overcome these limitations, domain-adapted models have emerged. BB-</w:t>
-      </w:r>
-      <w:proofErr w:type="spellStart"/>
-      <w:r>
-        <w:rPr>
-          <w:lang w:val="en-AE"/>
-        </w:rPr>
-        <w:t>GeoGPT</w:t>
-      </w:r>
-      <w:proofErr w:type="spellEnd"/>
-      <w:r>
-        <w:rPr>
-          <w:lang w:val="en-AE"/>
-        </w:rPr>
-        <w:t xml:space="preserve"> by Zhang et al. [7] is a fine-tuned LLaMA-2 model trained on GIS texts and Q&amp;A pairs, outperforming general LLMs in spatial queries. Similarly, </w:t>
-      </w:r>
-      <w:proofErr w:type="spellStart"/>
-      <w:r>
-        <w:rPr>
-          <w:lang w:val="en-AE"/>
-        </w:rPr>
-        <w:t>GeoLLM</w:t>
-      </w:r>
-      <w:proofErr w:type="spellEnd"/>
-      <w:r>
-        <w:rPr>
-          <w:lang w:val="en-AE"/>
-        </w:rPr>
-        <w:t xml:space="preserve"> by Shah et al. [8] boosts geospatial prediction accuracy by embedding map-based contextual data into prompts. These efforts establish the foundation for natural language interaction with spatial systems but stop short of performing complex geospatial planning or optimization.</w:t>
+        <w:t>To overcome these limitations, domain-adapted models have emerged. BB-GeoGPT by Zhang et al. [7] is a fine-tuned LLaMA-2 model trained on GIS texts and Q&amp;A pairs, outperforming general LLMs in spatial queries. Similarly, GeoLLM by Shah et al. [8] boosts geospatial prediction accuracy by embedding map-based contextual data into prompts. These efforts establish the foundation for natural language interaction with spatial systems but stop short of performing complex geospatial planning or optimization.</w:t>
       </w:r>
     </w:p>
     <w:p>
@@ -692,55 +530,7 @@
         <w:rPr>
           <w:lang w:val="en-AE"/>
         </w:rPr>
-        <w:t xml:space="preserve">Advancements in </w:t>
-      </w:r>
-      <w:proofErr w:type="spellStart"/>
-      <w:r>
-        <w:rPr>
-          <w:lang w:val="en-AE"/>
-        </w:rPr>
-        <w:t>GeoAI</w:t>
-      </w:r>
-      <w:proofErr w:type="spellEnd"/>
-      <w:r>
-        <w:rPr>
-          <w:lang w:val="en-AE"/>
-        </w:rPr>
-        <w:t xml:space="preserve"> have expanded to multimodal systems integrating LLMs with visual and structured geospatial data. </w:t>
-      </w:r>
-      <w:proofErr w:type="spellStart"/>
-      <w:r>
-        <w:rPr>
-          <w:lang w:val="en-AE"/>
-        </w:rPr>
-        <w:t>OmniGeo</w:t>
-      </w:r>
-      <w:proofErr w:type="spellEnd"/>
-      <w:r>
-        <w:rPr>
-          <w:lang w:val="en-AE"/>
-        </w:rPr>
-        <w:t xml:space="preserve"> by Yuan et al. [9] exemplifies this trend by combining satellite imagery, map layers, and text </w:t>
-      </w:r>
-      <w:r>
-        <w:rPr>
-          <w:lang w:val="en-AE"/>
-        </w:rPr>
-        <w:t xml:space="preserve">data, enabling LLMs to perform diverse tasks such as land use classification and environmental forecasting. Geode by Wu et al. [10] and </w:t>
-      </w:r>
-      <w:proofErr w:type="spellStart"/>
-      <w:r>
-        <w:rPr>
-          <w:lang w:val="en-AE"/>
-        </w:rPr>
-        <w:t>GTChain</w:t>
-      </w:r>
-      <w:proofErr w:type="spellEnd"/>
-      <w:r>
-        <w:rPr>
-          <w:lang w:val="en-AE"/>
-        </w:rPr>
-        <w:t xml:space="preserve"> by Zhang et al. [11] extend LLMs into autonomous agents, coordinating APIs, GIS tools, and real-time databases to solve spatial tasks.</w:t>
+        <w:t>Advancements in GeoAI have expanded to multimodal systems integrating LLMs with visual and structured geospatial data. OmniGeo by Yuan et al. [9] exemplifies this trend by combining satellite imagery, map layers, and text data, enabling LLMs to perform diverse tasks such as land use classification and environmental forecasting. Geode by Wu et al. [10] and GTChain by Zhang et al. [11] extend LLMs into autonomous agents, coordinating APIs, GIS tools, and real-time databases to solve spatial tasks.</w:t>
       </w:r>
     </w:p>
     <w:p>
@@ -761,21 +551,7 @@
         <w:rPr>
           <w:lang w:val="en-AE"/>
         </w:rPr>
-        <w:t xml:space="preserve">These systems demonstrate the potential of LLMs in spatial reasoning, data retrieval, and geospatial tool orchestration. Geode performs zero-shot geospatial Q&amp;A with explicit reasoning and live data, while </w:t>
-      </w:r>
-      <w:proofErr w:type="spellStart"/>
-      <w:r>
-        <w:rPr>
-          <w:lang w:val="en-AE"/>
-        </w:rPr>
-        <w:t>GTChain</w:t>
-      </w:r>
-      <w:proofErr w:type="spellEnd"/>
-      <w:r>
-        <w:rPr>
-          <w:lang w:val="en-AE"/>
-        </w:rPr>
-        <w:t xml:space="preserve"> trains LLMs to generate tool-use chains for complex tasks in simulated GIS environments. The autonomous GIS agent by Ning et al. [12] also showcases how LLMs can be used to dynamically retrieve data across diverse spatial datasets, enhancing spatial decision-making workflows.</w:t>
+        <w:t>These systems demonstrate the potential of LLMs in spatial reasoning, data retrieval, and geospatial tool orchestration. Geode performs zero-shot geospatial Q&amp;A with explicit reasoning and live data, while GTChain trains LLMs to generate tool-use chains for complex tasks in simulated GIS environments. The autonomous GIS agent by Ning et al. [12] also showcases how LLMs can be used to dynamically retrieve data across diverse spatial datasets, enhancing spatial decision-making workflows.</w:t>
       </w:r>
     </w:p>
     <w:p>
@@ -789,21 +565,7 @@
         <w:rPr>
           <w:lang w:val="en-AE"/>
         </w:rPr>
-        <w:t xml:space="preserve">Despite these advancements, existing solutions lack targeted support for personalized route planning or environmental criteria integration. None of the reviewed systems directly tackle bicycle routing that adapts to vegetation or pollution levels. Our proposed </w:t>
-      </w:r>
-      <w:proofErr w:type="spellStart"/>
-      <w:r>
-        <w:rPr>
-          <w:lang w:val="en-AE"/>
-        </w:rPr>
-        <w:t>GeoBikeLLM</w:t>
-      </w:r>
-      <w:proofErr w:type="spellEnd"/>
-      <w:r>
-        <w:rPr>
-          <w:lang w:val="en-AE"/>
-        </w:rPr>
-        <w:t xml:space="preserve"> addresses this gap by combining LLMs with geospatial intelligence to deliver environment-aware, health-optimized bike route planning</w:t>
+        <w:t>Despite these advancements, existing solutions lack targeted support for personalized route planning or environmental criteria integration. None of the reviewed systems directly tackle bicycle routing that adapts to vegetation or pollution levels. Our proposed GeoBikeLLM addresses this gap by combining LLMs with geospatial intelligence to deliver environment-aware, health-optimized bike route planning</w:t>
       </w:r>
       <w:r>
         <w:rPr>
@@ -920,6 +682,7 @@
         <w:pStyle w:val="Heading2"/>
       </w:pPr>
       <w:r>
+        <w:lastRenderedPageBreak/>
         <w:t>Identify</w:t>
       </w:r>
       <w:r>
@@ -1003,7 +766,6 @@
         <w:rPr>
           <w:lang w:val="en-AE"/>
         </w:rPr>
-        <w:lastRenderedPageBreak/>
         <w:t xml:space="preserve">Mansourian, A. &amp; Oucheikh, A. (2024). </w:t>
       </w:r>
       <w:r>

--- a/GeoBikeLLM Paper.docx
+++ b/GeoBikeLLM Paper.docx
@@ -350,30 +350,39 @@
       <w:r>
         <w:t>Keywords—</w:t>
       </w:r>
+      <w:proofErr w:type="gramStart"/>
       <w:r>
         <w:t xml:space="preserve">Geospatial </w:t>
       </w:r>
       <w:r>
         <w:t>,</w:t>
       </w:r>
+      <w:proofErr w:type="gramEnd"/>
       <w:r>
         <w:t xml:space="preserve"> </w:t>
       </w:r>
+      <w:proofErr w:type="gramStart"/>
       <w:r>
         <w:t xml:space="preserve">LLM </w:t>
       </w:r>
       <w:r>
         <w:t>,</w:t>
       </w:r>
+      <w:proofErr w:type="gramEnd"/>
       <w:r>
         <w:t xml:space="preserve"> </w:t>
       </w:r>
       <w:r>
-        <w:t xml:space="preserve">Air Quality </w:t>
+        <w:t xml:space="preserve">Air </w:t>
+      </w:r>
+      <w:proofErr w:type="gramStart"/>
+      <w:r>
+        <w:t xml:space="preserve">Quality </w:t>
       </w:r>
       <w:r>
         <w:t>,</w:t>
       </w:r>
+      <w:proofErr w:type="gramEnd"/>
       <w:r>
         <w:t xml:space="preserve"> </w:t>
       </w:r>
@@ -422,24 +431,52 @@
         <w:rPr>
           <w:lang w:val="en-US"/>
         </w:rPr>
-        <w:t xml:space="preserve">Recent advancements in GeoAI and LLM research have enabled natural language interfaces for querying and interpreting geospatial data. Studies have explored both LLM-augmented spatial querying and multimodal systems integrating maps, satellite imagery, and text for environmental reasoning. This section reviews existing approaches and highlights the gap </w:t>
-      </w:r>
+        <w:t xml:space="preserve">Recent advancements in </w:t>
+      </w:r>
+      <w:proofErr w:type="spellStart"/>
       <w:r>
         <w:rPr>
           <w:lang w:val="en-US"/>
         </w:rPr>
+        <w:t>GeoAI</w:t>
+      </w:r>
+      <w:proofErr w:type="spellEnd"/>
+      <w:r>
+        <w:rPr>
+          <w:lang w:val="en-US"/>
+        </w:rPr>
+        <w:t xml:space="preserve"> and LLM research have enabled natural language interfaces for querying and interpreting geospatial data. Studies have explored both LLM-augmented spatial querying and multimodal systems integrating maps, satellite imagery, and text for environmental reasoning. This section reviews existing approaches and highlights the gap </w:t>
+      </w:r>
+      <w:r>
+        <w:rPr>
+          <w:lang w:val="en-US"/>
+        </w:rPr>
         <w:t xml:space="preserve">that </w:t>
       </w:r>
       <w:r>
         <w:rPr>
           <w:lang w:val="en-US"/>
         </w:rPr>
-        <w:t>our proposed GeoBikeLLM system aims to fill.</w:t>
-      </w:r>
+        <w:t xml:space="preserve">our proposed </w:t>
+      </w:r>
+      <w:proofErr w:type="spellStart"/>
       <w:r>
         <w:rPr>
           <w:lang w:val="en-US"/>
         </w:rPr>
+        <w:t>GeoBikeLLM</w:t>
+      </w:r>
+      <w:proofErr w:type="spellEnd"/>
+      <w:r>
+        <w:rPr>
+          <w:lang w:val="en-US"/>
+        </w:rPr>
+        <w:t xml:space="preserve"> system aims to fill.</w:t>
+      </w:r>
+      <w:r>
+        <w:rPr>
+          <w:lang w:val="en-US"/>
+        </w:rPr>
         <w:t xml:space="preserve"> </w:t>
       </w:r>
     </w:p>
@@ -462,7 +499,119 @@
         <w:rPr>
           <w:lang w:val="en-AE"/>
         </w:rPr>
-        <w:t>Recent research has focused on enhancing geospatial data accessibility through natural language interfaces powered by large language models (LLMs). Systems like ChatGeoAI by Mansourian and Oucheikh [1] and the SQL-generation framework by Jiang and Yang [2] enable users to perform GIS tasks or query spatial databases using natural language. ChatGeoAI employs LLaMA-2 to convert queries into executable PyQGIS scripts, while Jiang and Yang use ChatGPT to generate PostGIS-compatible SQL. Text-to-OverpassQL by Staniek et al. [3] further advances this by translating natural language into OverpassQL queries for OpenStreetMap, democratizing access to structured geodata.</w:t>
+        <w:t xml:space="preserve">Recent research has focused on enhancing geospatial data accessibility through natural language interfaces powered by large language models (LLMs). Systems like </w:t>
+      </w:r>
+      <w:proofErr w:type="spellStart"/>
+      <w:r>
+        <w:rPr>
+          <w:lang w:val="en-AE"/>
+        </w:rPr>
+        <w:t>ChatGeoAI</w:t>
+      </w:r>
+      <w:proofErr w:type="spellEnd"/>
+      <w:r>
+        <w:rPr>
+          <w:lang w:val="en-AE"/>
+        </w:rPr>
+        <w:t xml:space="preserve"> by Mansourian and </w:t>
+      </w:r>
+      <w:proofErr w:type="spellStart"/>
+      <w:r>
+        <w:rPr>
+          <w:lang w:val="en-AE"/>
+        </w:rPr>
+        <w:t>Oucheikh</w:t>
+      </w:r>
+      <w:proofErr w:type="spellEnd"/>
+      <w:r>
+        <w:rPr>
+          <w:lang w:val="en-AE"/>
+        </w:rPr>
+        <w:t xml:space="preserve"> [1] and the SQL-generation framework by Jiang and Yang [2] enable users to perform GIS tasks or query spatial databases using natural language. </w:t>
+      </w:r>
+      <w:proofErr w:type="spellStart"/>
+      <w:r>
+        <w:rPr>
+          <w:lang w:val="en-AE"/>
+        </w:rPr>
+        <w:t>ChatGeoAI</w:t>
+      </w:r>
+      <w:proofErr w:type="spellEnd"/>
+      <w:r>
+        <w:rPr>
+          <w:lang w:val="en-AE"/>
+        </w:rPr>
+        <w:t xml:space="preserve"> employs LLaMA-2 to convert queries into executable </w:t>
+      </w:r>
+      <w:proofErr w:type="spellStart"/>
+      <w:r>
+        <w:rPr>
+          <w:lang w:val="en-AE"/>
+        </w:rPr>
+        <w:t>PyQGIS</w:t>
+      </w:r>
+      <w:proofErr w:type="spellEnd"/>
+      <w:r>
+        <w:rPr>
+          <w:lang w:val="en-AE"/>
+        </w:rPr>
+        <w:t xml:space="preserve"> scripts, while Jiang and Yang use ChatGPT to generate </w:t>
+      </w:r>
+      <w:proofErr w:type="spellStart"/>
+      <w:r>
+        <w:rPr>
+          <w:lang w:val="en-AE"/>
+        </w:rPr>
+        <w:t>PostGIS</w:t>
+      </w:r>
+      <w:proofErr w:type="spellEnd"/>
+      <w:r>
+        <w:rPr>
+          <w:lang w:val="en-AE"/>
+        </w:rPr>
+        <w:t>-compatible SQL. Text-to-</w:t>
+      </w:r>
+      <w:proofErr w:type="spellStart"/>
+      <w:r>
+        <w:rPr>
+          <w:lang w:val="en-AE"/>
+        </w:rPr>
+        <w:t>OverpassQL</w:t>
+      </w:r>
+      <w:proofErr w:type="spellEnd"/>
+      <w:r>
+        <w:rPr>
+          <w:lang w:val="en-AE"/>
+        </w:rPr>
+        <w:t xml:space="preserve"> by </w:t>
+      </w:r>
+      <w:proofErr w:type="spellStart"/>
+      <w:r>
+        <w:rPr>
+          <w:lang w:val="en-AE"/>
+        </w:rPr>
+        <w:t>Staniek</w:t>
+      </w:r>
+      <w:proofErr w:type="spellEnd"/>
+      <w:r>
+        <w:rPr>
+          <w:lang w:val="en-AE"/>
+        </w:rPr>
+        <w:t xml:space="preserve"> et al. [3] further advances this by translating natural language into </w:t>
+      </w:r>
+      <w:proofErr w:type="spellStart"/>
+      <w:r>
+        <w:rPr>
+          <w:lang w:val="en-AE"/>
+        </w:rPr>
+        <w:t>OverpassQL</w:t>
+      </w:r>
+      <w:proofErr w:type="spellEnd"/>
+      <w:r>
+        <w:rPr>
+          <w:lang w:val="en-AE"/>
+        </w:rPr>
+        <w:t xml:space="preserve"> queries for OpenStreetMap, democratizing access to structured geodata.</w:t>
       </w:r>
     </w:p>
     <w:p>
@@ -483,7 +632,49 @@
         <w:rPr>
           <w:lang w:val="en-AE"/>
         </w:rPr>
-        <w:t>Other studies investigate how LLMs can interpret or extract geographic knowledge. GeoQAMap by Feng et al. [4] utilizes GPT-3.5 and Wikidata to answer geographic questions and visualize answers on maps. GeoAgent by Huang et al. [5] focuses on address standardization using ChatGLM-6B, showing how LLMs can resolve ambiguous and incomplete geospatial texts. Meanwhile, Bhandari et al. [6] evaluate whether large language models are geospatially knowledgeable, revealing that while some geospatial knowledge exists in pretrained models, it is often imprecise.</w:t>
+        <w:t xml:space="preserve">Other studies investigate how LLMs can interpret or extract geographic knowledge. </w:t>
+      </w:r>
+      <w:proofErr w:type="spellStart"/>
+      <w:r>
+        <w:rPr>
+          <w:lang w:val="en-AE"/>
+        </w:rPr>
+        <w:t>GeoQAMap</w:t>
+      </w:r>
+      <w:proofErr w:type="spellEnd"/>
+      <w:r>
+        <w:rPr>
+          <w:lang w:val="en-AE"/>
+        </w:rPr>
+        <w:t xml:space="preserve"> by Feng et al. [4] utilizes GPT-3.5 and </w:t>
+      </w:r>
+      <w:proofErr w:type="spellStart"/>
+      <w:r>
+        <w:rPr>
+          <w:lang w:val="en-AE"/>
+        </w:rPr>
+        <w:t>Wikidata</w:t>
+      </w:r>
+      <w:proofErr w:type="spellEnd"/>
+      <w:r>
+        <w:rPr>
+          <w:lang w:val="en-AE"/>
+        </w:rPr>
+        <w:t xml:space="preserve"> to answer geographic questions and visualize answers on maps. </w:t>
+      </w:r>
+      <w:proofErr w:type="spellStart"/>
+      <w:r>
+        <w:rPr>
+          <w:lang w:val="en-AE"/>
+        </w:rPr>
+        <w:t>GeoAgent</w:t>
+      </w:r>
+      <w:proofErr w:type="spellEnd"/>
+      <w:r>
+        <w:rPr>
+          <w:lang w:val="en-AE"/>
+        </w:rPr>
+        <w:t xml:space="preserve"> by Huang et al. [5] focuses on address standardization using ChatGLM-6B, showing how LLMs can resolve ambiguous and incomplete geospatial texts. Meanwhile, Bhandari et al. [6] evaluate whether large language models are geospatially knowledgeable, revealing that while some geospatial knowledge exists in pretrained models, it is often imprecise.</w:t>
       </w:r>
     </w:p>
     <w:p>
@@ -497,7 +688,35 @@
         <w:rPr>
           <w:lang w:val="en-AE"/>
         </w:rPr>
-        <w:t>To overcome these limitations, domain-adapted models have emerged. BB-GeoGPT by Zhang et al. [7] is a fine-tuned LLaMA-2 model trained on GIS texts and Q&amp;A pairs, outperforming general LLMs in spatial queries. Similarly, GeoLLM by Shah et al. [8] boosts geospatial prediction accuracy by embedding map-based contextual data into prompts. These efforts establish the foundation for natural language interaction with spatial systems but stop short of performing complex geospatial planning or optimization.</w:t>
+        <w:t>To overcome these limitations, domain-adapted models have emerged. BB-</w:t>
+      </w:r>
+      <w:proofErr w:type="spellStart"/>
+      <w:r>
+        <w:rPr>
+          <w:lang w:val="en-AE"/>
+        </w:rPr>
+        <w:t>GeoGPT</w:t>
+      </w:r>
+      <w:proofErr w:type="spellEnd"/>
+      <w:r>
+        <w:rPr>
+          <w:lang w:val="en-AE"/>
+        </w:rPr>
+        <w:t xml:space="preserve"> by Zhang et al. [7] is a fine-tuned LLaMA-2 model trained on GIS texts and Q&amp;A pairs, outperforming general LLMs in spatial queries. Similarly, </w:t>
+      </w:r>
+      <w:proofErr w:type="spellStart"/>
+      <w:r>
+        <w:rPr>
+          <w:lang w:val="en-AE"/>
+        </w:rPr>
+        <w:t>GeoLLM</w:t>
+      </w:r>
+      <w:proofErr w:type="spellEnd"/>
+      <w:r>
+        <w:rPr>
+          <w:lang w:val="en-AE"/>
+        </w:rPr>
+        <w:t xml:space="preserve"> by Shah et al. [8] boosts geospatial prediction accuracy by embedding map-based contextual data into prompts. These efforts establish the foundation for natural language interaction with spatial systems but stop short of performing complex geospatial planning or optimization.</w:t>
       </w:r>
     </w:p>
     <w:p>
@@ -530,7 +749,49 @@
         <w:rPr>
           <w:lang w:val="en-AE"/>
         </w:rPr>
-        <w:t>Advancements in GeoAI have expanded to multimodal systems integrating LLMs with visual and structured geospatial data. OmniGeo by Yuan et al. [9] exemplifies this trend by combining satellite imagery, map layers, and text data, enabling LLMs to perform diverse tasks such as land use classification and environmental forecasting. Geode by Wu et al. [10] and GTChain by Zhang et al. [11] extend LLMs into autonomous agents, coordinating APIs, GIS tools, and real-time databases to solve spatial tasks.</w:t>
+        <w:t xml:space="preserve">Advancements in </w:t>
+      </w:r>
+      <w:proofErr w:type="spellStart"/>
+      <w:r>
+        <w:rPr>
+          <w:lang w:val="en-AE"/>
+        </w:rPr>
+        <w:t>GeoAI</w:t>
+      </w:r>
+      <w:proofErr w:type="spellEnd"/>
+      <w:r>
+        <w:rPr>
+          <w:lang w:val="en-AE"/>
+        </w:rPr>
+        <w:t xml:space="preserve"> have expanded to multimodal systems integrating LLMs with visual and structured geospatial data. </w:t>
+      </w:r>
+      <w:proofErr w:type="spellStart"/>
+      <w:r>
+        <w:rPr>
+          <w:lang w:val="en-AE"/>
+        </w:rPr>
+        <w:t>OmniGeo</w:t>
+      </w:r>
+      <w:proofErr w:type="spellEnd"/>
+      <w:r>
+        <w:rPr>
+          <w:lang w:val="en-AE"/>
+        </w:rPr>
+        <w:t xml:space="preserve"> by Yuan et al. [9] exemplifies this trend by combining satellite imagery, map layers, and text data, enabling LLMs to perform diverse tasks such as land use classification and environmental forecasting. Geode by Wu et al. [10] and </w:t>
+      </w:r>
+      <w:proofErr w:type="spellStart"/>
+      <w:r>
+        <w:rPr>
+          <w:lang w:val="en-AE"/>
+        </w:rPr>
+        <w:t>GTChain</w:t>
+      </w:r>
+      <w:proofErr w:type="spellEnd"/>
+      <w:r>
+        <w:rPr>
+          <w:lang w:val="en-AE"/>
+        </w:rPr>
+        <w:t xml:space="preserve"> by Zhang et al. [11] extend LLMs into autonomous agents, coordinating APIs, GIS tools, and real-time databases to solve spatial tasks.</w:t>
       </w:r>
     </w:p>
     <w:p>
@@ -551,7 +812,21 @@
         <w:rPr>
           <w:lang w:val="en-AE"/>
         </w:rPr>
-        <w:t>These systems demonstrate the potential of LLMs in spatial reasoning, data retrieval, and geospatial tool orchestration. Geode performs zero-shot geospatial Q&amp;A with explicit reasoning and live data, while GTChain trains LLMs to generate tool-use chains for complex tasks in simulated GIS environments. The autonomous GIS agent by Ning et al. [12] also showcases how LLMs can be used to dynamically retrieve data across diverse spatial datasets, enhancing spatial decision-making workflows.</w:t>
+        <w:t xml:space="preserve">These systems demonstrate the potential of LLMs in spatial reasoning, data retrieval, and geospatial tool orchestration. Geode performs zero-shot geospatial Q&amp;A with explicit reasoning and live data, while </w:t>
+      </w:r>
+      <w:proofErr w:type="spellStart"/>
+      <w:r>
+        <w:rPr>
+          <w:lang w:val="en-AE"/>
+        </w:rPr>
+        <w:t>GTChain</w:t>
+      </w:r>
+      <w:proofErr w:type="spellEnd"/>
+      <w:r>
+        <w:rPr>
+          <w:lang w:val="en-AE"/>
+        </w:rPr>
+        <w:t xml:space="preserve"> trains LLMs to generate tool-use chains for complex tasks in simulated GIS environments. The autonomous GIS agent by Ning et al. [12] also showcases how LLMs can be used to dynamically retrieve data across diverse spatial datasets, enhancing spatial decision-making workflows.</w:t>
       </w:r>
     </w:p>
     <w:p>
@@ -565,7 +840,21 @@
         <w:rPr>
           <w:lang w:val="en-AE"/>
         </w:rPr>
-        <w:t>Despite these advancements, existing solutions lack targeted support for personalized route planning or environmental criteria integration. None of the reviewed systems directly tackle bicycle routing that adapts to vegetation or pollution levels. Our proposed GeoBikeLLM addresses this gap by combining LLMs with geospatial intelligence to deliver environment-aware, health-optimized bike route planning</w:t>
+        <w:t xml:space="preserve">Despite these advancements, existing solutions lack targeted support for personalized route planning or environmental criteria integration. None of the reviewed systems directly tackle bicycle routing that adapts to vegetation or pollution levels. Our proposed </w:t>
+      </w:r>
+      <w:proofErr w:type="spellStart"/>
+      <w:r>
+        <w:rPr>
+          <w:lang w:val="en-AE"/>
+        </w:rPr>
+        <w:t>GeoBikeLLM</w:t>
+      </w:r>
+      <w:proofErr w:type="spellEnd"/>
+      <w:r>
+        <w:rPr>
+          <w:lang w:val="en-AE"/>
+        </w:rPr>
+        <w:t xml:space="preserve"> addresses this gap by combining LLMs with geospatial intelligence to deliver environment-aware, health-optimized bike route planning</w:t>
       </w:r>
       <w:r>
         <w:rPr>
@@ -614,6 +903,182 @@
       </w:pPr>
       <w:r>
         <w:t>Datasets</w:t>
+      </w:r>
+    </w:p>
+    <w:p>
+      <w:pPr>
+        <w:pStyle w:val="BodyText"/>
+        <w:rPr>
+          <w:lang w:val="en-US"/>
+        </w:rPr>
+      </w:pPr>
+      <w:r>
+        <w:rPr>
+          <w:lang w:val="en-US"/>
+        </w:rPr>
+        <w:t>To support environment-aware and health-optimized route planning in Chicago, this study integrates three geospatial datasets: air quality measurements, vegetation indices, and bike infrastructure.</w:t>
+      </w:r>
+    </w:p>
+    <w:p>
+      <w:pPr>
+        <w:pStyle w:val="Heading3"/>
+      </w:pPr>
+      <w:r>
+        <w:t>Air Quality Data</w:t>
+      </w:r>
+      <w:r>
+        <w:t xml:space="preserve">: </w:t>
+      </w:r>
+      <w:r>
+        <w:rPr>
+          <w:i w:val="0"/>
+        </w:rPr>
+        <w:t xml:space="preserve">The air quality data is sourced from the Chicago Eclipse Air Quality Dataset, which contains sensor-based measurements of particulate matter (PM2.5) across various locations in the city. Each record includes the geographic coordinates of the sensor, the timestamp of the reading, and the corresponding PM2.5 concentration. These </w:t>
+      </w:r>
+      <w:r>
+        <w:rPr>
+          <w:i w:val="0"/>
+        </w:rPr>
+        <w:lastRenderedPageBreak/>
+        <w:t>data help evaluate local pollution levels along potential bike routes.</w:t>
+      </w:r>
+    </w:p>
+    <w:p>
+      <w:pPr>
+        <w:pStyle w:val="Heading3"/>
+      </w:pPr>
+      <w:r>
+        <w:drawing>
+          <wp:anchor distT="0" distB="0" distL="114300" distR="114300" simplePos="0" relativeHeight="251659264" behindDoc="0" locked="0" layoutInCell="1" allowOverlap="1" wp14:anchorId="7284D758" wp14:editId="6D464C25">
+            <wp:simplePos x="0" y="0"/>
+            <wp:positionH relativeFrom="column">
+              <wp:posOffset>3781201</wp:posOffset>
+            </wp:positionH>
+            <wp:positionV relativeFrom="paragraph">
+              <wp:posOffset>788284</wp:posOffset>
+            </wp:positionV>
+            <wp:extent cx="2159635" cy="1452245"/>
+            <wp:effectExtent l="0" t="0" r="0" b="0"/>
+            <wp:wrapTopAndBottom/>
+            <wp:docPr id="156914349" name="Picture 2" descr="A screenshot of a computer&#10;&#10;AI-generated content may be incorrect."/>
+            <wp:cNvGraphicFramePr>
+              <a:graphicFrameLocks xmlns:a="http://purl.oclc.org/ooxml/drawingml/main" noChangeAspect="1"/>
+            </wp:cNvGraphicFramePr>
+            <a:graphic xmlns:a="http://purl.oclc.org/ooxml/drawingml/main">
+              <a:graphicData uri="http://purl.oclc.org/ooxml/drawingml/picture">
+                <pic:pic xmlns:pic="http://purl.oclc.org/ooxml/drawingml/picture">
+                  <pic:nvPicPr>
+                    <pic:cNvPr id="156914349" name="Picture 2" descr="A screenshot of a computer&#10;&#10;AI-generated content may be incorrect."/>
+                    <pic:cNvPicPr/>
+                  </pic:nvPicPr>
+                  <pic:blipFill rotWithShape="1">
+                    <a:blip r:embed="rId8">
+                      <a:extLst>
+                        <a:ext uri="{28A0092B-C50C-407E-A947-70E740481C1C}">
+                          <a14:useLocalDpi xmlns:a14="http://schemas.microsoft.com/office/drawing/2010/main" val="0"/>
+                        </a:ext>
+                      </a:extLst>
+                    </a:blip>
+                    <a:srcRect b="6.075%"/>
+                    <a:stretch/>
+                  </pic:blipFill>
+                  <pic:spPr bwMode="auto">
+                    <a:xfrm>
+                      <a:off x="0" y="0"/>
+                      <a:ext cx="2159635" cy="1452245"/>
+                    </a:xfrm>
+                    <a:prstGeom prst="rect">
+                      <a:avLst/>
+                    </a:prstGeom>
+                    <a:ln>
+                      <a:noFill/>
+                    </a:ln>
+                    <a:extLst>
+                      <a:ext uri="{53640926-AAD7-44D8-BBD7-CCE9431645EC}">
+                        <a14:shadowObscured xmlns:a14="http://schemas.microsoft.com/office/drawing/2010/main"/>
+                      </a:ext>
+                    </a:extLst>
+                  </pic:spPr>
+                </pic:pic>
+              </a:graphicData>
+            </a:graphic>
+            <wp14:sizeRelV relativeFrom="margin">
+              <wp14:pctHeight>0%</wp14:pctHeight>
+            </wp14:sizeRelV>
+          </wp:anchor>
+        </w:drawing>
+      </w:r>
+      <w:r>
+        <w:t>NDVI Dataset</w:t>
+      </w:r>
+      <w:r>
+        <w:t xml:space="preserve">: </w:t>
+      </w:r>
+      <w:r>
+        <w:rPr>
+          <w:i w:val="0"/>
+        </w:rPr>
+        <w:t>The NDVI dataset provides spatial measurements of vegetation health across Chicago. Each entry corresponds to a specific location defined by geographic coordinates and includes a</w:t>
+      </w:r>
+      <w:r>
+        <w:rPr>
+          <w:i w:val="0"/>
+        </w:rPr>
+        <w:t xml:space="preserve"> ‘</w:t>
+      </w:r>
+      <w:r>
+        <w:rPr>
+          <w:i w:val="0"/>
+        </w:rPr>
+        <w:t>grid_code</w:t>
+      </w:r>
+      <w:r>
+        <w:rPr>
+          <w:i w:val="0"/>
+        </w:rPr>
+        <w:t>’</w:t>
+      </w:r>
+      <w:r>
+        <w:rPr>
+          <w:i w:val="0"/>
+        </w:rPr>
+        <w:t xml:space="preserve"> representing the NDVI value. Higher NDVI scores indicate greener areas, making this dataset essential for assessing environmental quality and greenery exposure during routing.</w:t>
+      </w:r>
+    </w:p>
+    <w:p>
+      <w:pPr>
+        <w:pStyle w:val="Heading3"/>
+        <w:spacing w:after="6pt"/>
+        <w:ind w:firstLine="14.45pt"/>
+        <w:rPr>
+          <w:i w:val="0"/>
+        </w:rPr>
+      </w:pPr>
+      <w:r>
+        <w:t>Bicycle Network Dataset</w:t>
+      </w:r>
+      <w:r>
+        <w:t xml:space="preserve">: </w:t>
+      </w:r>
+      <w:r>
+        <w:rPr>
+          <w:i w:val="0"/>
+        </w:rPr>
+        <w:t>This dataset captures the spatial structure of the bicycle infrastructure in Chicago, derived from OpenStreetMap (OSM). It includes details on individual bike path segments, such as start and end coordinates, segment lengths, and geometry data. The dataset supports the construction of a navigable network for route computation between user-defined locations.</w:t>
+      </w:r>
+    </w:p>
+    <w:p>
+      <w:pPr>
+        <w:pStyle w:val="BodyText"/>
+        <w:rPr>
+          <w:lang w:val="en-US"/>
+        </w:rPr>
+      </w:pPr>
+      <w:r>
+        <w:rPr>
+          <w:lang w:val="en-US"/>
+        </w:rPr>
+        <w:t>These datasets collectively enable the integration of air quality and environmental context into the spatial decision-making process for bicycle routing.</w:t>
       </w:r>
     </w:p>
     <w:p>
@@ -682,7 +1147,6 @@
         <w:pStyle w:val="Heading2"/>
       </w:pPr>
       <w:r>
-        <w:lastRenderedPageBreak/>
         <w:t>Identify</w:t>
       </w:r>
       <w:r>

--- a/GeoBikeLLM Paper.docx
+++ b/GeoBikeLLM Paper.docx
@@ -350,39 +350,30 @@
       <w:r>
         <w:t>Keywords—</w:t>
       </w:r>
-      <w:proofErr w:type="gramStart"/>
       <w:r>
         <w:t xml:space="preserve">Geospatial </w:t>
       </w:r>
       <w:r>
         <w:t>,</w:t>
       </w:r>
-      <w:proofErr w:type="gramEnd"/>
       <w:r>
         <w:t xml:space="preserve"> </w:t>
       </w:r>
-      <w:proofErr w:type="gramStart"/>
       <w:r>
         <w:t xml:space="preserve">LLM </w:t>
       </w:r>
       <w:r>
         <w:t>,</w:t>
       </w:r>
-      <w:proofErr w:type="gramEnd"/>
       <w:r>
         <w:t xml:space="preserve"> </w:t>
       </w:r>
       <w:r>
-        <w:t xml:space="preserve">Air </w:t>
-      </w:r>
-      <w:proofErr w:type="gramStart"/>
-      <w:r>
-        <w:t xml:space="preserve">Quality </w:t>
+        <w:t xml:space="preserve">Air Quality </w:t>
       </w:r>
       <w:r>
         <w:t>,</w:t>
       </w:r>
-      <w:proofErr w:type="gramEnd"/>
       <w:r>
         <w:t xml:space="preserve"> </w:t>
       </w:r>
@@ -431,52 +422,24 @@
         <w:rPr>
           <w:lang w:val="en-US"/>
         </w:rPr>
-        <w:t xml:space="preserve">Recent advancements in </w:t>
-      </w:r>
-      <w:proofErr w:type="spellStart"/>
+        <w:t xml:space="preserve">Recent advancements in GeoAI and LLM research have enabled natural language interfaces for querying and interpreting geospatial data. Studies have explored both LLM-augmented spatial querying and multimodal systems integrating maps, satellite imagery, and text for environmental reasoning. This section reviews existing approaches and highlights the gap </w:t>
+      </w:r>
       <w:r>
         <w:rPr>
           <w:lang w:val="en-US"/>
         </w:rPr>
-        <w:t>GeoAI</w:t>
-      </w:r>
-      <w:proofErr w:type="spellEnd"/>
+        <w:t xml:space="preserve">that </w:t>
+      </w:r>
       <w:r>
         <w:rPr>
           <w:lang w:val="en-US"/>
         </w:rPr>
-        <w:t xml:space="preserve"> and LLM research have enabled natural language interfaces for querying and interpreting geospatial data. Studies have explored both LLM-augmented spatial querying and multimodal systems integrating maps, satellite imagery, and text for environmental reasoning. This section reviews existing approaches and highlights the gap </w:t>
+        <w:t>our proposed GeoBikeLLM system aims to fill.</w:t>
       </w:r>
       <w:r>
         <w:rPr>
           <w:lang w:val="en-US"/>
         </w:rPr>
-        <w:t xml:space="preserve">that </w:t>
-      </w:r>
-      <w:r>
-        <w:rPr>
-          <w:lang w:val="en-US"/>
-        </w:rPr>
-        <w:t xml:space="preserve">our proposed </w:t>
-      </w:r>
-      <w:proofErr w:type="spellStart"/>
-      <w:r>
-        <w:rPr>
-          <w:lang w:val="en-US"/>
-        </w:rPr>
-        <w:t>GeoBikeLLM</w:t>
-      </w:r>
-      <w:proofErr w:type="spellEnd"/>
-      <w:r>
-        <w:rPr>
-          <w:lang w:val="en-US"/>
-        </w:rPr>
-        <w:t xml:space="preserve"> system aims to fill.</w:t>
-      </w:r>
-      <w:r>
-        <w:rPr>
-          <w:lang w:val="en-US"/>
-        </w:rPr>
         <w:t xml:space="preserve"> </w:t>
       </w:r>
     </w:p>
@@ -499,119 +462,7 @@
         <w:rPr>
           <w:lang w:val="en-AE"/>
         </w:rPr>
-        <w:t xml:space="preserve">Recent research has focused on enhancing geospatial data accessibility through natural language interfaces powered by large language models (LLMs). Systems like </w:t>
-      </w:r>
-      <w:proofErr w:type="spellStart"/>
-      <w:r>
-        <w:rPr>
-          <w:lang w:val="en-AE"/>
-        </w:rPr>
-        <w:t>ChatGeoAI</w:t>
-      </w:r>
-      <w:proofErr w:type="spellEnd"/>
-      <w:r>
-        <w:rPr>
-          <w:lang w:val="en-AE"/>
-        </w:rPr>
-        <w:t xml:space="preserve"> by Mansourian and </w:t>
-      </w:r>
-      <w:proofErr w:type="spellStart"/>
-      <w:r>
-        <w:rPr>
-          <w:lang w:val="en-AE"/>
-        </w:rPr>
-        <w:t>Oucheikh</w:t>
-      </w:r>
-      <w:proofErr w:type="spellEnd"/>
-      <w:r>
-        <w:rPr>
-          <w:lang w:val="en-AE"/>
-        </w:rPr>
-        <w:t xml:space="preserve"> [1] and the SQL-generation framework by Jiang and Yang [2] enable users to perform GIS tasks or query spatial databases using natural language. </w:t>
-      </w:r>
-      <w:proofErr w:type="spellStart"/>
-      <w:r>
-        <w:rPr>
-          <w:lang w:val="en-AE"/>
-        </w:rPr>
-        <w:t>ChatGeoAI</w:t>
-      </w:r>
-      <w:proofErr w:type="spellEnd"/>
-      <w:r>
-        <w:rPr>
-          <w:lang w:val="en-AE"/>
-        </w:rPr>
-        <w:t xml:space="preserve"> employs LLaMA-2 to convert queries into executable </w:t>
-      </w:r>
-      <w:proofErr w:type="spellStart"/>
-      <w:r>
-        <w:rPr>
-          <w:lang w:val="en-AE"/>
-        </w:rPr>
-        <w:t>PyQGIS</w:t>
-      </w:r>
-      <w:proofErr w:type="spellEnd"/>
-      <w:r>
-        <w:rPr>
-          <w:lang w:val="en-AE"/>
-        </w:rPr>
-        <w:t xml:space="preserve"> scripts, while Jiang and Yang use ChatGPT to generate </w:t>
-      </w:r>
-      <w:proofErr w:type="spellStart"/>
-      <w:r>
-        <w:rPr>
-          <w:lang w:val="en-AE"/>
-        </w:rPr>
-        <w:t>PostGIS</w:t>
-      </w:r>
-      <w:proofErr w:type="spellEnd"/>
-      <w:r>
-        <w:rPr>
-          <w:lang w:val="en-AE"/>
-        </w:rPr>
-        <w:t>-compatible SQL. Text-to-</w:t>
-      </w:r>
-      <w:proofErr w:type="spellStart"/>
-      <w:r>
-        <w:rPr>
-          <w:lang w:val="en-AE"/>
-        </w:rPr>
-        <w:t>OverpassQL</w:t>
-      </w:r>
-      <w:proofErr w:type="spellEnd"/>
-      <w:r>
-        <w:rPr>
-          <w:lang w:val="en-AE"/>
-        </w:rPr>
-        <w:t xml:space="preserve"> by </w:t>
-      </w:r>
-      <w:proofErr w:type="spellStart"/>
-      <w:r>
-        <w:rPr>
-          <w:lang w:val="en-AE"/>
-        </w:rPr>
-        <w:t>Staniek</w:t>
-      </w:r>
-      <w:proofErr w:type="spellEnd"/>
-      <w:r>
-        <w:rPr>
-          <w:lang w:val="en-AE"/>
-        </w:rPr>
-        <w:t xml:space="preserve"> et al. [3] further advances this by translating natural language into </w:t>
-      </w:r>
-      <w:proofErr w:type="spellStart"/>
-      <w:r>
-        <w:rPr>
-          <w:lang w:val="en-AE"/>
-        </w:rPr>
-        <w:t>OverpassQL</w:t>
-      </w:r>
-      <w:proofErr w:type="spellEnd"/>
-      <w:r>
-        <w:rPr>
-          <w:lang w:val="en-AE"/>
-        </w:rPr>
-        <w:t xml:space="preserve"> queries for OpenStreetMap, democratizing access to structured geodata.</w:t>
+        <w:t>Recent research has focused on enhancing geospatial data accessibility through natural language interfaces powered by large language models (LLMs). Systems like ChatGeoAI by Mansourian and Oucheikh [1] and the SQL-generation framework by Jiang and Yang [2] enable users to perform GIS tasks or query spatial databases using natural language. ChatGeoAI employs LLaMA-2 to convert queries into executable PyQGIS scripts, while Jiang and Yang use ChatGPT to generate PostGIS-compatible SQL. Text-to-OverpassQL by Staniek et al. [3] further advances this by translating natural language into OverpassQL queries for OpenStreetMap, democratizing access to structured geodata.</w:t>
       </w:r>
     </w:p>
     <w:p>
@@ -632,49 +483,7 @@
         <w:rPr>
           <w:lang w:val="en-AE"/>
         </w:rPr>
-        <w:t xml:space="preserve">Other studies investigate how LLMs can interpret or extract geographic knowledge. </w:t>
-      </w:r>
-      <w:proofErr w:type="spellStart"/>
-      <w:r>
-        <w:rPr>
-          <w:lang w:val="en-AE"/>
-        </w:rPr>
-        <w:t>GeoQAMap</w:t>
-      </w:r>
-      <w:proofErr w:type="spellEnd"/>
-      <w:r>
-        <w:rPr>
-          <w:lang w:val="en-AE"/>
-        </w:rPr>
-        <w:t xml:space="preserve"> by Feng et al. [4] utilizes GPT-3.5 and </w:t>
-      </w:r>
-      <w:proofErr w:type="spellStart"/>
-      <w:r>
-        <w:rPr>
-          <w:lang w:val="en-AE"/>
-        </w:rPr>
-        <w:t>Wikidata</w:t>
-      </w:r>
-      <w:proofErr w:type="spellEnd"/>
-      <w:r>
-        <w:rPr>
-          <w:lang w:val="en-AE"/>
-        </w:rPr>
-        <w:t xml:space="preserve"> to answer geographic questions and visualize answers on maps. </w:t>
-      </w:r>
-      <w:proofErr w:type="spellStart"/>
-      <w:r>
-        <w:rPr>
-          <w:lang w:val="en-AE"/>
-        </w:rPr>
-        <w:t>GeoAgent</w:t>
-      </w:r>
-      <w:proofErr w:type="spellEnd"/>
-      <w:r>
-        <w:rPr>
-          <w:lang w:val="en-AE"/>
-        </w:rPr>
-        <w:t xml:space="preserve"> by Huang et al. [5] focuses on address standardization using ChatGLM-6B, showing how LLMs can resolve ambiguous and incomplete geospatial texts. Meanwhile, Bhandari et al. [6] evaluate whether large language models are geospatially knowledgeable, revealing that while some geospatial knowledge exists in pretrained models, it is often imprecise.</w:t>
+        <w:t>Other studies investigate how LLMs can interpret or extract geographic knowledge. GeoQAMap by Feng et al. [4] utilizes GPT-3.5 and Wikidata to answer geographic questions and visualize answers on maps. GeoAgent by Huang et al. [5] focuses on address standardization using ChatGLM-6B, showing how LLMs can resolve ambiguous and incomplete geospatial texts. Meanwhile, Bhandari et al. [6] evaluate whether large language models are geospatially knowledgeable, revealing that while some geospatial knowledge exists in pretrained models, it is often imprecise.</w:t>
       </w:r>
     </w:p>
     <w:p>
@@ -688,35 +497,7 @@
         <w:rPr>
           <w:lang w:val="en-AE"/>
         </w:rPr>
-        <w:t>To overcome these limitations, domain-adapted models have emerged. BB-</w:t>
-      </w:r>
-      <w:proofErr w:type="spellStart"/>
-      <w:r>
-        <w:rPr>
-          <w:lang w:val="en-AE"/>
-        </w:rPr>
-        <w:t>GeoGPT</w:t>
-      </w:r>
-      <w:proofErr w:type="spellEnd"/>
-      <w:r>
-        <w:rPr>
-          <w:lang w:val="en-AE"/>
-        </w:rPr>
-        <w:t xml:space="preserve"> by Zhang et al. [7] is a fine-tuned LLaMA-2 model trained on GIS texts and Q&amp;A pairs, outperforming general LLMs in spatial queries. Similarly, </w:t>
-      </w:r>
-      <w:proofErr w:type="spellStart"/>
-      <w:r>
-        <w:rPr>
-          <w:lang w:val="en-AE"/>
-        </w:rPr>
-        <w:t>GeoLLM</w:t>
-      </w:r>
-      <w:proofErr w:type="spellEnd"/>
-      <w:r>
-        <w:rPr>
-          <w:lang w:val="en-AE"/>
-        </w:rPr>
-        <w:t xml:space="preserve"> by Shah et al. [8] boosts geospatial prediction accuracy by embedding map-based contextual data into prompts. These efforts establish the foundation for natural language interaction with spatial systems but stop short of performing complex geospatial planning or optimization.</w:t>
+        <w:t>To overcome these limitations, domain-adapted models have emerged. BB-GeoGPT by Zhang et al. [7] is a fine-tuned LLaMA-2 model trained on GIS texts and Q&amp;A pairs, outperforming general LLMs in spatial queries. Similarly, GeoLLM by Shah et al. [8] boosts geospatial prediction accuracy by embedding map-based contextual data into prompts. These efforts establish the foundation for natural language interaction with spatial systems but stop short of performing complex geospatial planning or optimization.</w:t>
       </w:r>
     </w:p>
     <w:p>
@@ -749,49 +530,7 @@
         <w:rPr>
           <w:lang w:val="en-AE"/>
         </w:rPr>
-        <w:t xml:space="preserve">Advancements in </w:t>
-      </w:r>
-      <w:proofErr w:type="spellStart"/>
-      <w:r>
-        <w:rPr>
-          <w:lang w:val="en-AE"/>
-        </w:rPr>
-        <w:t>GeoAI</w:t>
-      </w:r>
-      <w:proofErr w:type="spellEnd"/>
-      <w:r>
-        <w:rPr>
-          <w:lang w:val="en-AE"/>
-        </w:rPr>
-        <w:t xml:space="preserve"> have expanded to multimodal systems integrating LLMs with visual and structured geospatial data. </w:t>
-      </w:r>
-      <w:proofErr w:type="spellStart"/>
-      <w:r>
-        <w:rPr>
-          <w:lang w:val="en-AE"/>
-        </w:rPr>
-        <w:t>OmniGeo</w:t>
-      </w:r>
-      <w:proofErr w:type="spellEnd"/>
-      <w:r>
-        <w:rPr>
-          <w:lang w:val="en-AE"/>
-        </w:rPr>
-        <w:t xml:space="preserve"> by Yuan et al. [9] exemplifies this trend by combining satellite imagery, map layers, and text data, enabling LLMs to perform diverse tasks such as land use classification and environmental forecasting. Geode by Wu et al. [10] and </w:t>
-      </w:r>
-      <w:proofErr w:type="spellStart"/>
-      <w:r>
-        <w:rPr>
-          <w:lang w:val="en-AE"/>
-        </w:rPr>
-        <w:t>GTChain</w:t>
-      </w:r>
-      <w:proofErr w:type="spellEnd"/>
-      <w:r>
-        <w:rPr>
-          <w:lang w:val="en-AE"/>
-        </w:rPr>
-        <w:t xml:space="preserve"> by Zhang et al. [11] extend LLMs into autonomous agents, coordinating APIs, GIS tools, and real-time databases to solve spatial tasks.</w:t>
+        <w:t>Advancements in GeoAI have expanded to multimodal systems integrating LLMs with visual and structured geospatial data. OmniGeo by Yuan et al. [9] exemplifies this trend by combining satellite imagery, map layers, and text data, enabling LLMs to perform diverse tasks such as land use classification and environmental forecasting. Geode by Wu et al. [10] and GTChain by Zhang et al. [11] extend LLMs into autonomous agents, coordinating APIs, GIS tools, and real-time databases to solve spatial tasks.</w:t>
       </w:r>
     </w:p>
     <w:p>
@@ -812,21 +551,7 @@
         <w:rPr>
           <w:lang w:val="en-AE"/>
         </w:rPr>
-        <w:t xml:space="preserve">These systems demonstrate the potential of LLMs in spatial reasoning, data retrieval, and geospatial tool orchestration. Geode performs zero-shot geospatial Q&amp;A with explicit reasoning and live data, while </w:t>
-      </w:r>
-      <w:proofErr w:type="spellStart"/>
-      <w:r>
-        <w:rPr>
-          <w:lang w:val="en-AE"/>
-        </w:rPr>
-        <w:t>GTChain</w:t>
-      </w:r>
-      <w:proofErr w:type="spellEnd"/>
-      <w:r>
-        <w:rPr>
-          <w:lang w:val="en-AE"/>
-        </w:rPr>
-        <w:t xml:space="preserve"> trains LLMs to generate tool-use chains for complex tasks in simulated GIS environments. The autonomous GIS agent by Ning et al. [12] also showcases how LLMs can be used to dynamically retrieve data across diverse spatial datasets, enhancing spatial decision-making workflows.</w:t>
+        <w:t>These systems demonstrate the potential of LLMs in spatial reasoning, data retrieval, and geospatial tool orchestration. Geode performs zero-shot geospatial Q&amp;A with explicit reasoning and live data, while GTChain trains LLMs to generate tool-use chains for complex tasks in simulated GIS environments. The autonomous GIS agent by Ning et al. [12] also showcases how LLMs can be used to dynamically retrieve data across diverse spatial datasets, enhancing spatial decision-making workflows.</w:t>
       </w:r>
     </w:p>
     <w:p>
@@ -840,21 +565,7 @@
         <w:rPr>
           <w:lang w:val="en-AE"/>
         </w:rPr>
-        <w:t xml:space="preserve">Despite these advancements, existing solutions lack targeted support for personalized route planning or environmental criteria integration. None of the reviewed systems directly tackle bicycle routing that adapts to vegetation or pollution levels. Our proposed </w:t>
-      </w:r>
-      <w:proofErr w:type="spellStart"/>
-      <w:r>
-        <w:rPr>
-          <w:lang w:val="en-AE"/>
-        </w:rPr>
-        <w:t>GeoBikeLLM</w:t>
-      </w:r>
-      <w:proofErr w:type="spellEnd"/>
-      <w:r>
-        <w:rPr>
-          <w:lang w:val="en-AE"/>
-        </w:rPr>
-        <w:t xml:space="preserve"> addresses this gap by combining LLMs with geospatial intelligence to deliver environment-aware, health-optimized bike route planning</w:t>
+        <w:t>Despite these advancements, existing solutions lack targeted support for personalized route planning or environmental criteria integration. None of the reviewed systems directly tackle bicycle routing that adapts to vegetation or pollution levels. Our proposed GeoBikeLLM addresses this gap by combining LLMs with geospatial intelligence to deliver environment-aware, health-optimized bike route planning</w:t>
       </w:r>
       <w:r>
         <w:rPr>
@@ -947,67 +658,6 @@
       <w:pPr>
         <w:pStyle w:val="Heading3"/>
       </w:pPr>
-      <w:r>
-        <w:drawing>
-          <wp:anchor distT="0" distB="0" distL="114300" distR="114300" simplePos="0" relativeHeight="251659264" behindDoc="0" locked="0" layoutInCell="1" allowOverlap="1" wp14:anchorId="7284D758" wp14:editId="6D464C25">
-            <wp:simplePos x="0" y="0"/>
-            <wp:positionH relativeFrom="column">
-              <wp:posOffset>3781201</wp:posOffset>
-            </wp:positionH>
-            <wp:positionV relativeFrom="paragraph">
-              <wp:posOffset>788284</wp:posOffset>
-            </wp:positionV>
-            <wp:extent cx="2159635" cy="1452245"/>
-            <wp:effectExtent l="0" t="0" r="0" b="0"/>
-            <wp:wrapTopAndBottom/>
-            <wp:docPr id="156914349" name="Picture 2" descr="A screenshot of a computer&#10;&#10;AI-generated content may be incorrect."/>
-            <wp:cNvGraphicFramePr>
-              <a:graphicFrameLocks xmlns:a="http://purl.oclc.org/ooxml/drawingml/main" noChangeAspect="1"/>
-            </wp:cNvGraphicFramePr>
-            <a:graphic xmlns:a="http://purl.oclc.org/ooxml/drawingml/main">
-              <a:graphicData uri="http://purl.oclc.org/ooxml/drawingml/picture">
-                <pic:pic xmlns:pic="http://purl.oclc.org/ooxml/drawingml/picture">
-                  <pic:nvPicPr>
-                    <pic:cNvPr id="156914349" name="Picture 2" descr="A screenshot of a computer&#10;&#10;AI-generated content may be incorrect."/>
-                    <pic:cNvPicPr/>
-                  </pic:nvPicPr>
-                  <pic:blipFill rotWithShape="1">
-                    <a:blip r:embed="rId8">
-                      <a:extLst>
-                        <a:ext uri="{28A0092B-C50C-407E-A947-70E740481C1C}">
-                          <a14:useLocalDpi xmlns:a14="http://schemas.microsoft.com/office/drawing/2010/main" val="0"/>
-                        </a:ext>
-                      </a:extLst>
-                    </a:blip>
-                    <a:srcRect b="6.075%"/>
-                    <a:stretch/>
-                  </pic:blipFill>
-                  <pic:spPr bwMode="auto">
-                    <a:xfrm>
-                      <a:off x="0" y="0"/>
-                      <a:ext cx="2159635" cy="1452245"/>
-                    </a:xfrm>
-                    <a:prstGeom prst="rect">
-                      <a:avLst/>
-                    </a:prstGeom>
-                    <a:ln>
-                      <a:noFill/>
-                    </a:ln>
-                    <a:extLst>
-                      <a:ext uri="{53640926-AAD7-44D8-BBD7-CCE9431645EC}">
-                        <a14:shadowObscured xmlns:a14="http://schemas.microsoft.com/office/drawing/2010/main"/>
-                      </a:ext>
-                    </a:extLst>
-                  </pic:spPr>
-                </pic:pic>
-              </a:graphicData>
-            </a:graphic>
-            <wp14:sizeRelV relativeFrom="margin">
-              <wp14:pctHeight>0%</wp14:pctHeight>
-            </wp14:sizeRelV>
-          </wp:anchor>
-        </w:drawing>
-      </w:r>
       <w:r>
         <w:t>NDVI Dataset</w:t>
       </w:r>

--- a/GeoBikeLLM Paper.docx
+++ b/GeoBikeLLM Paper.docx
@@ -350,30 +350,39 @@
       <w:r>
         <w:t>Keywords—</w:t>
       </w:r>
+      <w:proofErr w:type="gramStart"/>
       <w:r>
         <w:t xml:space="preserve">Geospatial </w:t>
       </w:r>
       <w:r>
         <w:t>,</w:t>
       </w:r>
+      <w:proofErr w:type="gramEnd"/>
       <w:r>
         <w:t xml:space="preserve"> </w:t>
       </w:r>
+      <w:proofErr w:type="gramStart"/>
       <w:r>
         <w:t xml:space="preserve">LLM </w:t>
       </w:r>
       <w:r>
         <w:t>,</w:t>
       </w:r>
+      <w:proofErr w:type="gramEnd"/>
       <w:r>
         <w:t xml:space="preserve"> </w:t>
       </w:r>
       <w:r>
-        <w:t xml:space="preserve">Air Quality </w:t>
+        <w:t xml:space="preserve">Air </w:t>
+      </w:r>
+      <w:proofErr w:type="gramStart"/>
+      <w:r>
+        <w:t xml:space="preserve">Quality </w:t>
       </w:r>
       <w:r>
         <w:t>,</w:t>
       </w:r>
+      <w:proofErr w:type="gramEnd"/>
       <w:r>
         <w:t xml:space="preserve"> </w:t>
       </w:r>
@@ -422,24 +431,52 @@
         <w:rPr>
           <w:lang w:val="en-US"/>
         </w:rPr>
-        <w:t xml:space="preserve">Recent advancements in GeoAI and LLM research have enabled natural language interfaces for querying and interpreting geospatial data. Studies have explored both LLM-augmented spatial querying and multimodal systems integrating maps, satellite imagery, and text for environmental reasoning. This section reviews existing approaches and highlights the gap </w:t>
-      </w:r>
+        <w:t xml:space="preserve">Recent advancements in </w:t>
+      </w:r>
+      <w:proofErr w:type="spellStart"/>
       <w:r>
         <w:rPr>
           <w:lang w:val="en-US"/>
         </w:rPr>
+        <w:t>GeoAI</w:t>
+      </w:r>
+      <w:proofErr w:type="spellEnd"/>
+      <w:r>
+        <w:rPr>
+          <w:lang w:val="en-US"/>
+        </w:rPr>
+        <w:t xml:space="preserve"> and LLM research have enabled natural language interfaces for querying and interpreting geospatial data. Studies have explored both LLM-augmented spatial querying and multimodal systems integrating maps, satellite imagery, and text for environmental reasoning. This section reviews existing approaches and highlights the gap </w:t>
+      </w:r>
+      <w:r>
+        <w:rPr>
+          <w:lang w:val="en-US"/>
+        </w:rPr>
         <w:t xml:space="preserve">that </w:t>
       </w:r>
       <w:r>
         <w:rPr>
           <w:lang w:val="en-US"/>
         </w:rPr>
-        <w:t>our proposed GeoBikeLLM system aims to fill.</w:t>
-      </w:r>
+        <w:t xml:space="preserve">our proposed </w:t>
+      </w:r>
+      <w:proofErr w:type="spellStart"/>
       <w:r>
         <w:rPr>
           <w:lang w:val="en-US"/>
         </w:rPr>
+        <w:t>GeoBikeLLM</w:t>
+      </w:r>
+      <w:proofErr w:type="spellEnd"/>
+      <w:r>
+        <w:rPr>
+          <w:lang w:val="en-US"/>
+        </w:rPr>
+        <w:t xml:space="preserve"> system aims to fill.</w:t>
+      </w:r>
+      <w:r>
+        <w:rPr>
+          <w:lang w:val="en-US"/>
+        </w:rPr>
         <w:t xml:space="preserve"> </w:t>
       </w:r>
     </w:p>
@@ -462,7 +499,119 @@
         <w:rPr>
           <w:lang w:val="en-AE"/>
         </w:rPr>
-        <w:t>Recent research has focused on enhancing geospatial data accessibility through natural language interfaces powered by large language models (LLMs). Systems like ChatGeoAI by Mansourian and Oucheikh [1] and the SQL-generation framework by Jiang and Yang [2] enable users to perform GIS tasks or query spatial databases using natural language. ChatGeoAI employs LLaMA-2 to convert queries into executable PyQGIS scripts, while Jiang and Yang use ChatGPT to generate PostGIS-compatible SQL. Text-to-OverpassQL by Staniek et al. [3] further advances this by translating natural language into OverpassQL queries for OpenStreetMap, democratizing access to structured geodata.</w:t>
+        <w:t xml:space="preserve">Recent research has focused on enhancing geospatial data accessibility through natural language interfaces powered by large language models (LLMs). Systems like </w:t>
+      </w:r>
+      <w:proofErr w:type="spellStart"/>
+      <w:r>
+        <w:rPr>
+          <w:lang w:val="en-AE"/>
+        </w:rPr>
+        <w:t>ChatGeoAI</w:t>
+      </w:r>
+      <w:proofErr w:type="spellEnd"/>
+      <w:r>
+        <w:rPr>
+          <w:lang w:val="en-AE"/>
+        </w:rPr>
+        <w:t xml:space="preserve"> by Mansourian and </w:t>
+      </w:r>
+      <w:proofErr w:type="spellStart"/>
+      <w:r>
+        <w:rPr>
+          <w:lang w:val="en-AE"/>
+        </w:rPr>
+        <w:t>Oucheikh</w:t>
+      </w:r>
+      <w:proofErr w:type="spellEnd"/>
+      <w:r>
+        <w:rPr>
+          <w:lang w:val="en-AE"/>
+        </w:rPr>
+        <w:t xml:space="preserve"> [1] and the SQL-generation framework by Jiang and Yang [2] enable users to perform GIS tasks or query spatial databases using natural language. </w:t>
+      </w:r>
+      <w:proofErr w:type="spellStart"/>
+      <w:r>
+        <w:rPr>
+          <w:lang w:val="en-AE"/>
+        </w:rPr>
+        <w:t>ChatGeoAI</w:t>
+      </w:r>
+      <w:proofErr w:type="spellEnd"/>
+      <w:r>
+        <w:rPr>
+          <w:lang w:val="en-AE"/>
+        </w:rPr>
+        <w:t xml:space="preserve"> employs LLaMA-2 to convert queries into executable </w:t>
+      </w:r>
+      <w:proofErr w:type="spellStart"/>
+      <w:r>
+        <w:rPr>
+          <w:lang w:val="en-AE"/>
+        </w:rPr>
+        <w:t>PyQGIS</w:t>
+      </w:r>
+      <w:proofErr w:type="spellEnd"/>
+      <w:r>
+        <w:rPr>
+          <w:lang w:val="en-AE"/>
+        </w:rPr>
+        <w:t xml:space="preserve"> scripts, while Jiang and Yang use ChatGPT to generate </w:t>
+      </w:r>
+      <w:proofErr w:type="spellStart"/>
+      <w:r>
+        <w:rPr>
+          <w:lang w:val="en-AE"/>
+        </w:rPr>
+        <w:t>PostGIS</w:t>
+      </w:r>
+      <w:proofErr w:type="spellEnd"/>
+      <w:r>
+        <w:rPr>
+          <w:lang w:val="en-AE"/>
+        </w:rPr>
+        <w:t>-compatible SQL. Text-to-</w:t>
+      </w:r>
+      <w:proofErr w:type="spellStart"/>
+      <w:r>
+        <w:rPr>
+          <w:lang w:val="en-AE"/>
+        </w:rPr>
+        <w:t>OverpassQL</w:t>
+      </w:r>
+      <w:proofErr w:type="spellEnd"/>
+      <w:r>
+        <w:rPr>
+          <w:lang w:val="en-AE"/>
+        </w:rPr>
+        <w:t xml:space="preserve"> by </w:t>
+      </w:r>
+      <w:proofErr w:type="spellStart"/>
+      <w:r>
+        <w:rPr>
+          <w:lang w:val="en-AE"/>
+        </w:rPr>
+        <w:t>Staniek</w:t>
+      </w:r>
+      <w:proofErr w:type="spellEnd"/>
+      <w:r>
+        <w:rPr>
+          <w:lang w:val="en-AE"/>
+        </w:rPr>
+        <w:t xml:space="preserve"> et al. [3] further advances this by translating natural language into </w:t>
+      </w:r>
+      <w:proofErr w:type="spellStart"/>
+      <w:r>
+        <w:rPr>
+          <w:lang w:val="en-AE"/>
+        </w:rPr>
+        <w:t>OverpassQL</w:t>
+      </w:r>
+      <w:proofErr w:type="spellEnd"/>
+      <w:r>
+        <w:rPr>
+          <w:lang w:val="en-AE"/>
+        </w:rPr>
+        <w:t xml:space="preserve"> queries for OpenStreetMap, democratizing access to structured geodata.</w:t>
       </w:r>
     </w:p>
     <w:p>
@@ -483,7 +632,49 @@
         <w:rPr>
           <w:lang w:val="en-AE"/>
         </w:rPr>
-        <w:t>Other studies investigate how LLMs can interpret or extract geographic knowledge. GeoQAMap by Feng et al. [4] utilizes GPT-3.5 and Wikidata to answer geographic questions and visualize answers on maps. GeoAgent by Huang et al. [5] focuses on address standardization using ChatGLM-6B, showing how LLMs can resolve ambiguous and incomplete geospatial texts. Meanwhile, Bhandari et al. [6] evaluate whether large language models are geospatially knowledgeable, revealing that while some geospatial knowledge exists in pretrained models, it is often imprecise.</w:t>
+        <w:t xml:space="preserve">Other studies investigate how LLMs can interpret or extract geographic knowledge. </w:t>
+      </w:r>
+      <w:proofErr w:type="spellStart"/>
+      <w:r>
+        <w:rPr>
+          <w:lang w:val="en-AE"/>
+        </w:rPr>
+        <w:t>GeoQAMap</w:t>
+      </w:r>
+      <w:proofErr w:type="spellEnd"/>
+      <w:r>
+        <w:rPr>
+          <w:lang w:val="en-AE"/>
+        </w:rPr>
+        <w:t xml:space="preserve"> by Feng et al. [4] utilizes GPT-3.5 and </w:t>
+      </w:r>
+      <w:proofErr w:type="spellStart"/>
+      <w:r>
+        <w:rPr>
+          <w:lang w:val="en-AE"/>
+        </w:rPr>
+        <w:t>Wikidata</w:t>
+      </w:r>
+      <w:proofErr w:type="spellEnd"/>
+      <w:r>
+        <w:rPr>
+          <w:lang w:val="en-AE"/>
+        </w:rPr>
+        <w:t xml:space="preserve"> to answer geographic questions and visualize answers on maps. </w:t>
+      </w:r>
+      <w:proofErr w:type="spellStart"/>
+      <w:r>
+        <w:rPr>
+          <w:lang w:val="en-AE"/>
+        </w:rPr>
+        <w:t>GeoAgent</w:t>
+      </w:r>
+      <w:proofErr w:type="spellEnd"/>
+      <w:r>
+        <w:rPr>
+          <w:lang w:val="en-AE"/>
+        </w:rPr>
+        <w:t xml:space="preserve"> by Huang et al. [5] focuses on address standardization using ChatGLM-6B, showing how LLMs can resolve ambiguous and incomplete geospatial texts. Meanwhile, Bhandari et al. [6] evaluate whether large language models are geospatially knowledgeable, revealing that while some geospatial knowledge exists in pretrained models, it is often imprecise.</w:t>
       </w:r>
     </w:p>
     <w:p>
@@ -497,7 +688,35 @@
         <w:rPr>
           <w:lang w:val="en-AE"/>
         </w:rPr>
-        <w:t>To overcome these limitations, domain-adapted models have emerged. BB-GeoGPT by Zhang et al. [7] is a fine-tuned LLaMA-2 model trained on GIS texts and Q&amp;A pairs, outperforming general LLMs in spatial queries. Similarly, GeoLLM by Shah et al. [8] boosts geospatial prediction accuracy by embedding map-based contextual data into prompts. These efforts establish the foundation for natural language interaction with spatial systems but stop short of performing complex geospatial planning or optimization.</w:t>
+        <w:t>To overcome these limitations, domain-adapted models have emerged. BB-</w:t>
+      </w:r>
+      <w:proofErr w:type="spellStart"/>
+      <w:r>
+        <w:rPr>
+          <w:lang w:val="en-AE"/>
+        </w:rPr>
+        <w:t>GeoGPT</w:t>
+      </w:r>
+      <w:proofErr w:type="spellEnd"/>
+      <w:r>
+        <w:rPr>
+          <w:lang w:val="en-AE"/>
+        </w:rPr>
+        <w:t xml:space="preserve"> by Zhang et al. [7] is a fine-tuned LLaMA-2 model trained on GIS texts and Q&amp;A pairs, outperforming general LLMs in spatial queries. Similarly, </w:t>
+      </w:r>
+      <w:proofErr w:type="spellStart"/>
+      <w:r>
+        <w:rPr>
+          <w:lang w:val="en-AE"/>
+        </w:rPr>
+        <w:t>GeoLLM</w:t>
+      </w:r>
+      <w:proofErr w:type="spellEnd"/>
+      <w:r>
+        <w:rPr>
+          <w:lang w:val="en-AE"/>
+        </w:rPr>
+        <w:t xml:space="preserve"> by Shah et al. [8] boosts geospatial prediction accuracy by embedding map-based contextual data into prompts. These efforts establish the foundation for natural language interaction with spatial systems but stop short of performing complex geospatial planning or optimization.</w:t>
       </w:r>
     </w:p>
     <w:p>
@@ -530,7 +749,49 @@
         <w:rPr>
           <w:lang w:val="en-AE"/>
         </w:rPr>
-        <w:t>Advancements in GeoAI have expanded to multimodal systems integrating LLMs with visual and structured geospatial data. OmniGeo by Yuan et al. [9] exemplifies this trend by combining satellite imagery, map layers, and text data, enabling LLMs to perform diverse tasks such as land use classification and environmental forecasting. Geode by Wu et al. [10] and GTChain by Zhang et al. [11] extend LLMs into autonomous agents, coordinating APIs, GIS tools, and real-time databases to solve spatial tasks.</w:t>
+        <w:t xml:space="preserve">Advancements in </w:t>
+      </w:r>
+      <w:proofErr w:type="spellStart"/>
+      <w:r>
+        <w:rPr>
+          <w:lang w:val="en-AE"/>
+        </w:rPr>
+        <w:t>GeoAI</w:t>
+      </w:r>
+      <w:proofErr w:type="spellEnd"/>
+      <w:r>
+        <w:rPr>
+          <w:lang w:val="en-AE"/>
+        </w:rPr>
+        <w:t xml:space="preserve"> have expanded to multimodal systems integrating LLMs with visual and structured geospatial data. </w:t>
+      </w:r>
+      <w:proofErr w:type="spellStart"/>
+      <w:r>
+        <w:rPr>
+          <w:lang w:val="en-AE"/>
+        </w:rPr>
+        <w:t>OmniGeo</w:t>
+      </w:r>
+      <w:proofErr w:type="spellEnd"/>
+      <w:r>
+        <w:rPr>
+          <w:lang w:val="en-AE"/>
+        </w:rPr>
+        <w:t xml:space="preserve"> by Yuan et al. [9] exemplifies this trend by combining satellite imagery, map layers, and text data, enabling LLMs to perform diverse tasks such as land use classification and environmental forecasting. Geode by Wu et al. [10] and </w:t>
+      </w:r>
+      <w:proofErr w:type="spellStart"/>
+      <w:r>
+        <w:rPr>
+          <w:lang w:val="en-AE"/>
+        </w:rPr>
+        <w:t>GTChain</w:t>
+      </w:r>
+      <w:proofErr w:type="spellEnd"/>
+      <w:r>
+        <w:rPr>
+          <w:lang w:val="en-AE"/>
+        </w:rPr>
+        <w:t xml:space="preserve"> by Zhang et al. [11] extend LLMs into autonomous agents, coordinating APIs, GIS tools, and real-time databases to solve spatial tasks.</w:t>
       </w:r>
     </w:p>
     <w:p>
@@ -551,7 +812,21 @@
         <w:rPr>
           <w:lang w:val="en-AE"/>
         </w:rPr>
-        <w:t>These systems demonstrate the potential of LLMs in spatial reasoning, data retrieval, and geospatial tool orchestration. Geode performs zero-shot geospatial Q&amp;A with explicit reasoning and live data, while GTChain trains LLMs to generate tool-use chains for complex tasks in simulated GIS environments. The autonomous GIS agent by Ning et al. [12] also showcases how LLMs can be used to dynamically retrieve data across diverse spatial datasets, enhancing spatial decision-making workflows.</w:t>
+        <w:t xml:space="preserve">These systems demonstrate the potential of LLMs in spatial reasoning, data retrieval, and geospatial tool orchestration. Geode performs zero-shot geospatial Q&amp;A with explicit reasoning and live data, while </w:t>
+      </w:r>
+      <w:proofErr w:type="spellStart"/>
+      <w:r>
+        <w:rPr>
+          <w:lang w:val="en-AE"/>
+        </w:rPr>
+        <w:t>GTChain</w:t>
+      </w:r>
+      <w:proofErr w:type="spellEnd"/>
+      <w:r>
+        <w:rPr>
+          <w:lang w:val="en-AE"/>
+        </w:rPr>
+        <w:t xml:space="preserve"> trains LLMs to generate tool-use chains for complex tasks in simulated GIS environments. The autonomous GIS agent by Ning et al. [12] also showcases how LLMs can be used to dynamically retrieve data across diverse spatial datasets, enhancing spatial decision-making workflows.</w:t>
       </w:r>
     </w:p>
     <w:p>
@@ -565,7 +840,21 @@
         <w:rPr>
           <w:lang w:val="en-AE"/>
         </w:rPr>
-        <w:t>Despite these advancements, existing solutions lack targeted support for personalized route planning or environmental criteria integration. None of the reviewed systems directly tackle bicycle routing that adapts to vegetation or pollution levels. Our proposed GeoBikeLLM addresses this gap by combining LLMs with geospatial intelligence to deliver environment-aware, health-optimized bike route planning</w:t>
+        <w:t xml:space="preserve">Despite these advancements, existing solutions lack targeted support for personalized route planning or environmental criteria integration. None of the reviewed systems directly tackle bicycle routing that adapts to vegetation or pollution levels. Our proposed </w:t>
+      </w:r>
+      <w:proofErr w:type="spellStart"/>
+      <w:r>
+        <w:rPr>
+          <w:lang w:val="en-AE"/>
+        </w:rPr>
+        <w:t>GeoBikeLLM</w:t>
+      </w:r>
+      <w:proofErr w:type="spellEnd"/>
+      <w:r>
+        <w:rPr>
+          <w:lang w:val="en-AE"/>
+        </w:rPr>
+        <w:t xml:space="preserve"> addresses this gap by combining LLMs with geospatial intelligence to deliver environment-aware, health-optimized bike route planning</w:t>
       </w:r>
       <w:r>
         <w:rPr>
@@ -583,42 +872,23 @@
     </w:p>
     <w:p>
       <w:pPr>
+        <w:pStyle w:val="Heading1"/>
+      </w:pPr>
+      <w:r>
+        <w:t>Methodology</w:t>
+      </w:r>
+    </w:p>
+    <w:p>
+      <w:pPr>
+        <w:pStyle w:val="Heading2"/>
+      </w:pPr>
+      <w:r>
+        <w:t>Datasets</w:t>
+      </w:r>
+    </w:p>
+    <w:p>
+      <w:pPr>
         <w:pStyle w:val="BodyText"/>
-      </w:pPr>
-    </w:p>
-    <w:p>
-      <w:pPr>
-        <w:pStyle w:val="Heading2"/>
-        <w:rPr>
-          <w:lang w:val="en-AE"/>
-        </w:rPr>
-      </w:pPr>
-      <w:r>
-        <w:rPr>
-          <w:lang w:val="en-AE"/>
-        </w:rPr>
-        <w:t>Section 2</w:t>
-      </w:r>
-    </w:p>
-    <w:p>
-      <w:pPr>
-        <w:pStyle w:val="Heading1"/>
-      </w:pPr>
-      <w:r>
-        <w:t>Methodology</w:t>
-      </w:r>
-    </w:p>
-    <w:p>
-      <w:pPr>
-        <w:pStyle w:val="Heading2"/>
-      </w:pPr>
-      <w:r>
-        <w:t>Datasets</w:t>
-      </w:r>
-    </w:p>
-    <w:p>
-      <w:pPr>
-        <w:pStyle w:val="BodyText"/>
         <w:rPr>
           <w:lang w:val="en-US"/>
         </w:rPr>
@@ -644,21 +914,15 @@
         <w:rPr>
           <w:i w:val="0"/>
         </w:rPr>
-        <w:t xml:space="preserve">The air quality data is sourced from the Chicago Eclipse Air Quality Dataset, which contains sensor-based measurements of particulate matter (PM2.5) across various locations in the city. Each record includes the geographic coordinates of the sensor, the timestamp of the reading, and the corresponding PM2.5 concentration. These </w:t>
-      </w:r>
-      <w:r>
-        <w:rPr>
-          <w:i w:val="0"/>
-        </w:rPr>
+        <w:t>The air quality data is sourced from the Chicago Eclipse Air Quality Dataset, which contains sensor-based measurements of particulate matter (PM2.5) across various locations in the city. Each record includes the geographic coordinates of the sensor, the timestamp of the reading, and the corresponding PM2.5 concentration. These data help evaluate local pollution levels along potential bike routes.</w:t>
+      </w:r>
+    </w:p>
+    <w:p>
+      <w:pPr>
+        <w:pStyle w:val="Heading3"/>
+      </w:pPr>
+      <w:r>
         <w:lastRenderedPageBreak/>
-        <w:t>data help evaluate local pollution levels along potential bike routes.</w:t>
-      </w:r>
-    </w:p>
-    <w:p>
-      <w:pPr>
-        <w:pStyle w:val="Heading3"/>
-      </w:pPr>
-      <w:r>
         <w:t>NDVI Dataset</w:t>
       </w:r>
       <w:r>
@@ -739,6 +1003,146 @@
         <w:t>Path Selection Module</w:t>
       </w:r>
     </w:p>
+    <w:p>
+      <w:pPr>
+        <w:pStyle w:val="BodyText"/>
+        <w:rPr>
+          <w:lang w:val="en-US"/>
+        </w:rPr>
+      </w:pPr>
+      <w:r>
+        <w:rPr>
+          <w:lang w:val="en-US"/>
+        </w:rPr>
+        <w:t xml:space="preserve">The core of the route planning logic involves constructing a weighted undirected graph from the Chicago bike lane dataset. Each edge represents a bike segment with an associated length, while nodes correspond to geospatial coordinates. To account for environmental quality, air pollution data (PM2.5) and vegetation density (NDVI) are spatially matched to each segment using nearest-neighbor querying via KD-Trees. </w:t>
+      </w:r>
+      <w:r>
+        <w:rPr>
+          <w:lang w:val="en-US"/>
+        </w:rPr>
+        <w:t>The cost of each edge is computed as shown in (1), where α and β control the influence of PM2.5 and NDVI</w:t>
+      </w:r>
+      <w:r>
+        <w:rPr>
+          <w:lang w:val="en-US"/>
+        </w:rPr>
+        <w:t>,</w:t>
+      </w:r>
+      <w:r>
+        <w:rPr>
+          <w:lang w:val="en-US"/>
+        </w:rPr>
+        <w:t xml:space="preserve"> respectively.</w:t>
+      </w:r>
+    </w:p>
+    <w:p>
+      <w:pPr>
+        <w:pStyle w:val="equation"/>
+        <w:rPr>
+          <w:rFonts w:hint="eastAsia"/>
+        </w:rPr>
+      </w:pPr>
+      <w:r>
+        <w:tab/>
+      </w:r>
+      <w:r>
+        <w:rPr>
+          <w:rFonts w:ascii="Times New Roman" w:hAnsi="Times New Roman" w:cs="Times New Roman"/>
+          <w:i/>
+        </w:rPr>
+        <w:t xml:space="preserve">Cost = </w:t>
+      </w:r>
+      <w:r>
+        <w:rPr>
+          <w:rFonts w:ascii="Times New Roman" w:hAnsi="Times New Roman" w:cs="Times New Roman"/>
+          <w:i/>
+        </w:rPr>
+        <w:t>length×</w:t>
+      </w:r>
+      <w:r>
+        <w:rPr>
+          <w:rFonts w:ascii="Times New Roman" w:hAnsi="Times New Roman" w:cs="Times New Roman"/>
+          <w:i/>
+        </w:rPr>
+        <w:t>(1+α</w:t>
+      </w:r>
+      <w:r>
+        <w:rPr>
+          <w:rFonts w:ascii="Cambria Math" w:hAnsi="Cambria Math" w:cs="Cambria Math"/>
+          <w:i/>
+        </w:rPr>
+        <w:t>⋅</w:t>
+      </w:r>
+      <w:r>
+        <w:rPr>
+          <w:rFonts w:ascii="Times New Roman" w:hAnsi="Times New Roman" w:cs="Times New Roman"/>
+          <w:i/>
+        </w:rPr>
+        <w:t>PM2.5−β</w:t>
+      </w:r>
+      <w:r>
+        <w:rPr>
+          <w:rFonts w:ascii="Cambria Math" w:hAnsi="Cambria Math" w:cs="Cambria Math"/>
+          <w:i/>
+        </w:rPr>
+        <w:t>⋅</w:t>
+      </w:r>
+      <w:r>
+        <w:rPr>
+          <w:rFonts w:ascii="Times New Roman" w:hAnsi="Times New Roman" w:cs="Times New Roman"/>
+          <w:i/>
+        </w:rPr>
+        <w:t>NDVI)</w:t>
+      </w:r>
+      <w:r>
+        <w:tab/>
+      </w:r>
+      <w:r>
+        <w:t></w:t>
+      </w:r>
+      <w:r>
+        <w:t></w:t>
+      </w:r>
+      <w:r>
+        <w:t></w:t>
+      </w:r>
+    </w:p>
+    <w:p>
+      <w:pPr>
+        <w:pStyle w:val="BodyText"/>
+        <w:rPr>
+          <w:lang w:val="en-US"/>
+        </w:rPr>
+      </w:pPr>
+      <w:r>
+        <w:rPr>
+          <w:lang w:val="en-AE"/>
+        </w:rPr>
+        <w:t>w</w:t>
+      </w:r>
+      <w:r>
+        <w:rPr>
+          <w:lang w:val="en-US"/>
+        </w:rPr>
+        <w:t>here α and β are tunable weights for penalizing poor air quality and rewarding greenery, respectively.</w:t>
+      </w:r>
+    </w:p>
+    <w:p>
+      <w:pPr>
+        <w:pStyle w:val="BodyText"/>
+        <w:rPr>
+          <w:lang w:val="en-US"/>
+        </w:rPr>
+      </w:pPr>
+      <w:r>
+        <w:rPr>
+          <w:lang w:val="en-US"/>
+        </w:rPr>
+        <w:t>To determine optimal bike paths, the system connects the user-specified origin and destination to the nearest nodes in the network via virtual edges. Then, using Yen’s algorithm, the top-k shortest paths are extracted based on the computed cost. A penalty is applied to reused edges across iterations to encourage route diversity. For each path, average PM2.5 and NDVI values are computed, and the route with the lowest pollution and highest greenery score is selected as the recommended path. This environmentally informed selection approach balances travel distance with health and ecological considerations, enabling context-aware route planning.</w:t>
+      </w:r>
+    </w:p>
+    <w:p/>
+    <w:p/>
     <w:p>
       <w:pPr>
         <w:pStyle w:val="Heading2"/>
@@ -3260,6 +3664,10 @@
       <w:numPr>
         <w:numId w:val="1"/>
       </w:numPr>
+      <w:tabs>
+        <w:tab w:val="clear" w:pos="39.30pt"/>
+        <w:tab w:val="num" w:pos="32.40pt"/>
+      </w:tabs>
       <w:ind w:start="28.80pt" w:hanging="14.40pt"/>
     </w:pPr>
   </w:style>

--- a/GeoBikeLLM Paper.docx
+++ b/GeoBikeLLM Paper.docx
@@ -923,6 +923,57 @@
       </w:pPr>
       <w:r>
         <w:lastRenderedPageBreak/>
+        <w:drawing>
+          <wp:anchor distT="0" distB="0" distL="114300" distR="114300" simplePos="0" relativeHeight="251661312" behindDoc="0" locked="0" layoutInCell="1" allowOverlap="1" wp14:anchorId="5D1D0A8B" wp14:editId="38290A80">
+            <wp:simplePos x="0" y="0"/>
+            <wp:positionH relativeFrom="column">
+              <wp:posOffset>3752850</wp:posOffset>
+            </wp:positionH>
+            <wp:positionV relativeFrom="paragraph">
+              <wp:posOffset>786765</wp:posOffset>
+            </wp:positionV>
+            <wp:extent cx="2132330" cy="1392555"/>
+            <wp:effectExtent l="0" t="0" r="1270" b="0"/>
+            <wp:wrapTopAndBottom/>
+            <wp:docPr id="203715878" name="Picture 3" descr="A screenshot of a computer code&#10;&#10;AI-generated content may be incorrect."/>
+            <wp:cNvGraphicFramePr>
+              <a:graphicFrameLocks xmlns:a="http://purl.oclc.org/ooxml/drawingml/main" noChangeAspect="1"/>
+            </wp:cNvGraphicFramePr>
+            <a:graphic xmlns:a="http://purl.oclc.org/ooxml/drawingml/main">
+              <a:graphicData uri="http://purl.oclc.org/ooxml/drawingml/picture">
+                <pic:pic xmlns:pic="http://purl.oclc.org/ooxml/drawingml/picture">
+                  <pic:nvPicPr>
+                    <pic:cNvPr id="502207992" name="Picture 3" descr="A screenshot of a computer code&#10;&#10;AI-generated content may be incorrect."/>
+                    <pic:cNvPicPr/>
+                  </pic:nvPicPr>
+                  <pic:blipFill>
+                    <a:blip r:embed="rId8">
+                      <a:extLst>
+                        <a:ext uri="{28A0092B-C50C-407E-A947-70E740481C1C}">
+                          <a14:useLocalDpi xmlns:a14="http://schemas.microsoft.com/office/drawing/2010/main" val="0"/>
+                        </a:ext>
+                      </a:extLst>
+                    </a:blip>
+                    <a:stretch>
+                      <a:fillRect/>
+                    </a:stretch>
+                  </pic:blipFill>
+                  <pic:spPr>
+                    <a:xfrm>
+                      <a:off x="0" y="0"/>
+                      <a:ext cx="2132330" cy="1392555"/>
+                    </a:xfrm>
+                    <a:prstGeom prst="rect">
+                      <a:avLst/>
+                    </a:prstGeom>
+                  </pic:spPr>
+                </pic:pic>
+              </a:graphicData>
+            </a:graphic>
+          </wp:anchor>
+        </w:drawing>
+      </w:r>
+      <w:r>
         <w:t>NDVI Dataset</w:t>
       </w:r>
       <w:r>
@@ -1000,6 +1051,57 @@
         <w:pStyle w:val="Heading2"/>
       </w:pPr>
       <w:r>
+        <w:drawing>
+          <wp:anchor distT="0" distB="0" distL="114300" distR="114300" simplePos="0" relativeHeight="251659264" behindDoc="0" locked="0" layoutInCell="1" allowOverlap="1" wp14:anchorId="4D139A7F" wp14:editId="3DE2FF32">
+            <wp:simplePos x="0" y="0"/>
+            <wp:positionH relativeFrom="column">
+              <wp:posOffset>3769360</wp:posOffset>
+            </wp:positionH>
+            <wp:positionV relativeFrom="paragraph">
+              <wp:posOffset>238125</wp:posOffset>
+            </wp:positionV>
+            <wp:extent cx="2132330" cy="1392555"/>
+            <wp:effectExtent l="0" t="0" r="1270" b="0"/>
+            <wp:wrapTopAndBottom/>
+            <wp:docPr id="502207992" name="Picture 3" descr="A screenshot of a computer code&#10;&#10;AI-generated content may be incorrect."/>
+            <wp:cNvGraphicFramePr>
+              <a:graphicFrameLocks xmlns:a="http://purl.oclc.org/ooxml/drawingml/main" noChangeAspect="1"/>
+            </wp:cNvGraphicFramePr>
+            <a:graphic xmlns:a="http://purl.oclc.org/ooxml/drawingml/main">
+              <a:graphicData uri="http://purl.oclc.org/ooxml/drawingml/picture">
+                <pic:pic xmlns:pic="http://purl.oclc.org/ooxml/drawingml/picture">
+                  <pic:nvPicPr>
+                    <pic:cNvPr id="502207992" name="Picture 3" descr="A screenshot of a computer code&#10;&#10;AI-generated content may be incorrect."/>
+                    <pic:cNvPicPr/>
+                  </pic:nvPicPr>
+                  <pic:blipFill>
+                    <a:blip r:embed="rId8">
+                      <a:extLst>
+                        <a:ext uri="{28A0092B-C50C-407E-A947-70E740481C1C}">
+                          <a14:useLocalDpi xmlns:a14="http://schemas.microsoft.com/office/drawing/2010/main" val="0"/>
+                        </a:ext>
+                      </a:extLst>
+                    </a:blip>
+                    <a:stretch>
+                      <a:fillRect/>
+                    </a:stretch>
+                  </pic:blipFill>
+                  <pic:spPr>
+                    <a:xfrm>
+                      <a:off x="0" y="0"/>
+                      <a:ext cx="2132330" cy="1392555"/>
+                    </a:xfrm>
+                    <a:prstGeom prst="rect">
+                      <a:avLst/>
+                    </a:prstGeom>
+                  </pic:spPr>
+                </pic:pic>
+              </a:graphicData>
+            </a:graphic>
+          </wp:anchor>
+        </w:drawing>
+      </w:r>
+      <w:r>
         <w:t>Path Selection Module</w:t>
       </w:r>
     </w:p>
@@ -1141,14 +1243,171 @@
         <w:t>To determine optimal bike paths, the system connects the user-specified origin and destination to the nearest nodes in the network via virtual edges. Then, using Yen’s algorithm, the top-k shortest paths are extracted based on the computed cost. A penalty is applied to reused edges across iterations to encourage route diversity. For each path, average PM2.5 and NDVI values are computed, and the route with the lowest pollution and highest greenery score is selected as the recommended path. This environmentally informed selection approach balances travel distance with health and ecological considerations, enabling context-aware route planning.</w:t>
       </w:r>
     </w:p>
+    <w:p>
+      <w:pPr>
+        <w:pStyle w:val="Heading2"/>
+      </w:pPr>
+      <w:r>
+        <w:t>LLM Integration</w:t>
+      </w:r>
+    </w:p>
+    <w:p>
+      <w:pPr>
+        <w:pStyle w:val="BodyText"/>
+        <w:rPr>
+          <w:lang w:val="en-US"/>
+        </w:rPr>
+      </w:pPr>
+      <w:r>
+        <w:rPr>
+          <w:lang w:val="en-US"/>
+        </w:rPr>
+        <w:t xml:space="preserve">In the proposed routing system, two LLMs are integrated using the </w:t>
+      </w:r>
+      <w:proofErr w:type="spellStart"/>
+      <w:r>
+        <w:rPr>
+          <w:lang w:val="en-US"/>
+        </w:rPr>
+        <w:t>Groq</w:t>
+      </w:r>
+      <w:proofErr w:type="spellEnd"/>
+      <w:r>
+        <w:rPr>
+          <w:lang w:val="en-US"/>
+        </w:rPr>
+        <w:t xml:space="preserve"> API to enhance the </w:t>
+      </w:r>
+      <w:r>
+        <w:rPr>
+          <w:lang w:val="en-US"/>
+        </w:rPr>
+        <w:t>NLP</w:t>
+      </w:r>
+      <w:r>
+        <w:rPr>
+          <w:lang w:val="en-US"/>
+        </w:rPr>
+        <w:t xml:space="preserve"> and explanation capabilities of the application.</w:t>
+      </w:r>
+    </w:p>
+    <w:p>
+      <w:pPr>
+        <w:pStyle w:val="Heading3"/>
+        <w:rPr>
+          <w:i w:val="0"/>
+        </w:rPr>
+      </w:pPr>
+      <w:r>
+        <w:t>Query Interpretation using LLaMA 3.1 8B Instant</w:t>
+      </w:r>
+      <w:r>
+        <w:t xml:space="preserve">: </w:t>
+      </w:r>
+      <w:r>
+        <w:rPr>
+          <w:i w:val="0"/>
+        </w:rPr>
+        <w:t>This model is used in the extract_trip_info(prompt) function. It parses free-form user prompts to extract three structured elements: the trip's origin, the destination, and the routing preference (e.g., shortest, greenest, or healthiest). The system prompt explicitly instructs the model to focus on the Chicago area and to correct for common user input issues such as misspellings, missing spaces, or informal phrasing. This design ensures that users can interact with the system using natural language without adhering to strict formatting, improving accessibility and usability.</w:t>
+      </w:r>
+      <w:r>
+        <w:rPr>
+          <w:i w:val="0"/>
+        </w:rPr>
+        <w:t xml:space="preserve"> </w:t>
+      </w:r>
+      <w:r>
+        <w:rPr>
+          <w:i w:val="0"/>
+        </w:rPr>
+        <w:t xml:space="preserve">As shown in </w:t>
+      </w:r>
+      <w:r>
+        <w:rPr>
+          <w:i w:val="0"/>
+        </w:rPr>
+        <w:t>Figure </w:t>
+      </w:r>
+      <w:r>
+        <w:rPr>
+          <w:i w:val="0"/>
+          <w:color w:val="FF0000"/>
+        </w:rPr>
+        <w:t>num</w:t>
+      </w:r>
+      <w:r>
+        <w:rPr>
+          <w:i w:val="0"/>
+          <w:color w:val="FF0000"/>
+        </w:rPr>
+        <w:t xml:space="preserve"> (caption: </w:t>
+      </w:r>
+      <w:r>
+        <w:rPr>
+          <w:i w:val="0"/>
+          <w:color w:val="FF0000"/>
+        </w:rPr>
+        <w:t>Structured system prompt used to extract origin, destination, and routing preference from natural language input.</w:t>
+      </w:r>
+      <w:r>
+        <w:rPr>
+          <w:i w:val="0"/>
+          <w:color w:val="FF0000"/>
+        </w:rPr>
+        <w:t>)</w:t>
+      </w:r>
+      <w:r>
+        <w:rPr>
+          <w:i w:val="0"/>
+        </w:rPr>
+        <w:t>, the prompt used for the LLM clearly defines the expected output format and constraints tailored to Chicago-specific queries.</w:t>
+      </w:r>
+    </w:p>
     <w:p/>
-    <w:p/>
-    <w:p>
-      <w:pPr>
-        <w:pStyle w:val="Heading2"/>
-      </w:pPr>
-      <w:r>
-        <w:t>LLM Integration</w:t>
+    <w:p>
+      <w:pPr>
+        <w:pStyle w:val="Heading3"/>
+        <w:rPr>
+          <w:i w:val="0"/>
+          <w:iCs w:val="0"/>
+          <w:noProof w:val="0"/>
+          <w:spacing w:val="-1"/>
+          <w:lang w:eastAsia="x-none"/>
+        </w:rPr>
+      </w:pPr>
+      <w:r>
+        <w:t xml:space="preserve">LLaMA 3.3 70B Versatile for Explanation Generation: </w:t>
+      </w:r>
+      <w:r>
+        <w:rPr>
+          <w:i w:val="0"/>
+          <w:iCs w:val="0"/>
+          <w:noProof w:val="0"/>
+          <w:spacing w:val="-1"/>
+          <w:lang w:eastAsia="x-none"/>
+        </w:rPr>
+        <w:t>This larger model is employed to generate concise and informative textual explanations for the recommended route. It was chosen for its advanced reasoning capabilities and high-quality language generation, which are essential for summarizing spatial decisions involving air quality, greenness, and distance. By presenting these factors in a user-friendly format, the model enhances the system's interpretability and transparency. As shown in Figure num (caption: Prompt used to instruct the LLM to generate concise, user-friendly explanations for the selected route.), the prompt provides a structured template that guides the LLM in producing 2–3 clear sentences explaining how environmental criteria influenced the recommended route.</w:t>
+      </w:r>
+    </w:p>
+    <w:p>
+      <w:pPr>
+        <w:rPr>
+          <w:lang w:eastAsia="x-none"/>
+        </w:rPr>
+      </w:pPr>
+    </w:p>
+    <w:p>
+      <w:pPr>
+        <w:pStyle w:val="BodyText"/>
+        <w:rPr>
+          <w:lang w:val="en-US"/>
+        </w:rPr>
+      </w:pPr>
+      <w:r>
+        <w:rPr>
+          <w:lang w:val="en-US"/>
+        </w:rPr>
+        <w:t>The integration of LLMs in this project enhances accessibility by enabling natural language interaction with complex geospatial computations. The system can interpret a wide range of user inputs, including informal phrasing, typographical errors, inconsistent formatting, and loosely defined place names. This eliminates the need for rigid query structures or rule-based parsing, allowing users to communicate using everyday language. In addition to interpreting queries, the LLMs generate clear and concise explanations for routing decisions, improving transparency and user trust.</w:t>
       </w:r>
     </w:p>
     <w:p>
@@ -1201,6 +1460,7 @@
         <w:pStyle w:val="Heading2"/>
       </w:pPr>
       <w:r>
+        <w:lastRenderedPageBreak/>
         <w:t>Identify</w:t>
       </w:r>
       <w:r>

--- a/GeoBikeLLM Paper.docx
+++ b/GeoBikeLLM Paper.docx
@@ -1439,28 +1439,161 @@
         <w:pStyle w:val="Heading2"/>
       </w:pPr>
       <w:r>
-        <w:t>Authors</w:t>
-      </w:r>
-      <w:r>
-        <w:t xml:space="preserve"> and Affiliations</w:t>
-      </w:r>
-    </w:p>
-    <w:p>
-      <w:pPr>
-        <w:jc w:val="start"/>
-        <w:rPr>
-          <w:i/>
-          <w:iCs/>
-          <w:noProof/>
-        </w:rPr>
-      </w:pPr>
-    </w:p>
+        <w:t>Best Path Selection</w:t>
+      </w:r>
+    </w:p>
+    <w:p>
+      <w:pPr>
+        <w:pStyle w:val="Heading3"/>
+        <w:numPr>
+          <w:ilvl w:val="0"/>
+          <w:numId w:val="0"/>
+        </w:numPr>
+        <w:ind w:start="14.40pt" w:firstLine="21.60pt"/>
+      </w:pPr>
+      <w:r>
+        <w:rPr>
+          <w:lang w:val="en-AE"/>
+        </w:rPr>
+        <w:t xml:space="preserve">In the results of </w:t>
+      </w:r>
+      <w:r>
+        <w:t>the first part of the project</w:t>
+      </w:r>
+      <w:r>
+        <w:rPr>
+          <w:lang w:val="en-AE"/>
+        </w:rPr>
+        <w:t xml:space="preserve">, the system found the best biking path from Melrose Park to Hyde Park by looking at both </w:t>
+      </w:r>
+      <w:r>
+        <w:rPr>
+          <w:i w:val="0"/>
+        </w:rPr>
+        <w:t>air</w:t>
+      </w:r>
+      <w:r>
+        <w:rPr>
+          <w:lang w:val="en-AE"/>
+        </w:rPr>
+        <w:t xml:space="preserve"> quality and green areas. This best path is shown in light green on the map. It is </w:t>
+      </w:r>
+      <w:r>
+        <w:rPr>
+          <w:lang w:val="en-AE"/>
+        </w:rPr>
+        <w:lastRenderedPageBreak/>
+        <w:t xml:space="preserve">about 37.36 </w:t>
+      </w:r>
+      <w:proofErr w:type="spellStart"/>
+      <w:r>
+        <w:rPr>
+          <w:lang w:val="en-AE"/>
+        </w:rPr>
+        <w:t>kilometers</w:t>
+      </w:r>
+      <w:proofErr w:type="spellEnd"/>
+      <w:r>
+        <w:rPr>
+          <w:lang w:val="en-AE"/>
+        </w:rPr>
+        <w:t xml:space="preserve"> long, with low air pollution (PM2.5 = 6.42) and good greenery (NDVI = 0.10). The system chose this route because it is the cleanest and greenest among the options</w:t>
+      </w:r>
+      <w:r>
+        <w:t>. It used Yen’s K-shortest paths algorithm, which finds several different route options between the two locations, and then selects the one with the lowest average air pollution and the highest green coverage based on data from PM2.5 sensors and NDVI readings.</w:t>
+      </w:r>
+      <w:r>
+        <w:t xml:space="preserve"> </w:t>
+      </w:r>
+      <w:r>
+        <w:t>The other paths are also shown on the map in different colors; the light green path clearly marks the healthiest and most eco-friendly route.</w:t>
+      </w:r>
+    </w:p>
+    <w:p/>
+    <w:p>
+      <w:r>
+        <w:drawing>
+          <wp:inline distT="0" distB="0" distL="0" distR="0" wp14:anchorId="2BF573D8" wp14:editId="2D804983">
+            <wp:extent cx="3089910" cy="463178"/>
+            <wp:effectExtent l="0" t="0" r="0" b="0"/>
+            <wp:docPr id="1009809148" name="Picture 1"/>
+            <wp:cNvGraphicFramePr>
+              <a:graphicFrameLocks xmlns:a="http://purl.oclc.org/ooxml/drawingml/main" noChangeAspect="1"/>
+            </wp:cNvGraphicFramePr>
+            <a:graphic xmlns:a="http://purl.oclc.org/ooxml/drawingml/main">
+              <a:graphicData uri="http://purl.oclc.org/ooxml/drawingml/picture">
+                <pic:pic xmlns:pic="http://purl.oclc.org/ooxml/drawingml/picture">
+                  <pic:nvPicPr>
+                    <pic:cNvPr id="1009809148" name=""/>
+                    <pic:cNvPicPr/>
+                  </pic:nvPicPr>
+                  <pic:blipFill>
+                    <a:blip r:embed="rId9"/>
+                    <a:stretch>
+                      <a:fillRect/>
+                    </a:stretch>
+                  </pic:blipFill>
+                  <pic:spPr>
+                    <a:xfrm>
+                      <a:off x="0" y="0"/>
+                      <a:ext cx="3089910" cy="463178"/>
+                    </a:xfrm>
+                    <a:prstGeom prst="rect">
+                      <a:avLst/>
+                    </a:prstGeom>
+                  </pic:spPr>
+                </pic:pic>
+              </a:graphicData>
+            </a:graphic>
+          </wp:inline>
+        </w:drawing>
+      </w:r>
+    </w:p>
+    <w:p>
+      <w:r>
+        <w:drawing>
+          <wp:inline distT="0" distB="0" distL="0" distR="0" wp14:anchorId="7211510B" wp14:editId="64D385E7">
+            <wp:extent cx="3089910" cy="2348414"/>
+            <wp:effectExtent l="0" t="0" r="0" b="0"/>
+            <wp:docPr id="545528731" name="Picture 1" descr="A map with different colored lines&#10;&#10;AI-generated content may be incorrect."/>
+            <wp:cNvGraphicFramePr>
+              <a:graphicFrameLocks xmlns:a="http://purl.oclc.org/ooxml/drawingml/main" noChangeAspect="1"/>
+            </wp:cNvGraphicFramePr>
+            <a:graphic xmlns:a="http://purl.oclc.org/ooxml/drawingml/main">
+              <a:graphicData uri="http://purl.oclc.org/ooxml/drawingml/picture">
+                <pic:pic xmlns:pic="http://purl.oclc.org/ooxml/drawingml/picture">
+                  <pic:nvPicPr>
+                    <pic:cNvPr id="545528731" name="Picture 1" descr="A map with different colored lines&#10;&#10;AI-generated content may be incorrect."/>
+                    <pic:cNvPicPr/>
+                  </pic:nvPicPr>
+                  <pic:blipFill>
+                    <a:blip r:embed="rId10"/>
+                    <a:stretch>
+                      <a:fillRect/>
+                    </a:stretch>
+                  </pic:blipFill>
+                  <pic:spPr>
+                    <a:xfrm>
+                      <a:off x="0" y="0"/>
+                      <a:ext cx="3089910" cy="2348414"/>
+                    </a:xfrm>
+                    <a:prstGeom prst="rect">
+                      <a:avLst/>
+                    </a:prstGeom>
+                  </pic:spPr>
+                </pic:pic>
+              </a:graphicData>
+            </a:graphic>
+          </wp:inline>
+        </w:drawing>
+      </w:r>
+    </w:p>
+    <w:p/>
     <w:p>
       <w:pPr>
         <w:pStyle w:val="Heading2"/>
       </w:pPr>
       <w:r>
-        <w:lastRenderedPageBreak/>
         <w:t>Identify</w:t>
       </w:r>
       <w:r>
@@ -3402,6 +3535,9 @@
   </w:num>
   <w:num w:numId="24" w16cid:durableId="1680112572">
     <w:abstractNumId w:val="17"/>
+  </w:num>
+  <w:num w:numId="25" w16cid:durableId="949124889">
+    <w:abstractNumId w:val="16"/>
   </w:num>
 </w:numbering>
 </file>
@@ -3776,7 +3912,6 @@
         <w:numId w:val="4"/>
       </w:numPr>
       <w:spacing w:line="12pt" w:lineRule="exact"/>
-      <w:ind w:firstLine="14.40pt"/>
       <w:jc w:val="both"/>
       <w:outlineLvl w:val="2"/>
     </w:pPr>

--- a/GeoBikeLLM Paper.docx
+++ b/GeoBikeLLM Paper.docx
@@ -924,18 +924,261 @@
       <w:r>
         <w:lastRenderedPageBreak/>
         <w:drawing>
-          <wp:anchor distT="0" distB="0" distL="114300" distR="114300" simplePos="0" relativeHeight="251661312" behindDoc="0" locked="0" layoutInCell="1" allowOverlap="1" wp14:anchorId="5D1D0A8B" wp14:editId="38290A80">
+          <wp:anchor distT="0" distB="0" distL="114300" distR="114300" simplePos="0" relativeHeight="251661312" behindDoc="0" locked="0" layoutInCell="1" allowOverlap="1" wp14:anchorId="6F6F9499" wp14:editId="01D447D0">
             <wp:simplePos x="0" y="0"/>
             <wp:positionH relativeFrom="column">
-              <wp:posOffset>3752850</wp:posOffset>
+              <wp:posOffset>3781498</wp:posOffset>
             </wp:positionH>
             <wp:positionV relativeFrom="paragraph">
-              <wp:posOffset>786765</wp:posOffset>
+              <wp:posOffset>790398</wp:posOffset>
+            </wp:positionV>
+            <wp:extent cx="2019300" cy="1746885"/>
+            <wp:effectExtent l="0" t="0" r="0" b="5715"/>
+            <wp:wrapTopAndBottom/>
+            <wp:docPr id="435129276" name="Picture 4" descr="A yellow and white text&#10;&#10;AI-generated content may be incorrect."/>
+            <wp:cNvGraphicFramePr>
+              <a:graphicFrameLocks xmlns:a="http://purl.oclc.org/ooxml/drawingml/main" noChangeAspect="1"/>
+            </wp:cNvGraphicFramePr>
+            <a:graphic xmlns:a="http://purl.oclc.org/ooxml/drawingml/main">
+              <a:graphicData uri="http://purl.oclc.org/ooxml/drawingml/picture">
+                <pic:pic xmlns:pic="http://purl.oclc.org/ooxml/drawingml/picture">
+                  <pic:nvPicPr>
+                    <pic:cNvPr id="435129276" name="Picture 4" descr="A yellow and white text&#10;&#10;AI-generated content may be incorrect."/>
+                    <pic:cNvPicPr/>
+                  </pic:nvPicPr>
+                  <pic:blipFill>
+                    <a:blip r:embed="rId8">
+                      <a:extLst>
+                        <a:ext uri="{28A0092B-C50C-407E-A947-70E740481C1C}">
+                          <a14:useLocalDpi xmlns:a14="http://schemas.microsoft.com/office/drawing/2010/main" val="0"/>
+                        </a:ext>
+                      </a:extLst>
+                    </a:blip>
+                    <a:stretch>
+                      <a:fillRect/>
+                    </a:stretch>
+                  </pic:blipFill>
+                  <pic:spPr>
+                    <a:xfrm>
+                      <a:off x="0" y="0"/>
+                      <a:ext cx="2019300" cy="1746885"/>
+                    </a:xfrm>
+                    <a:prstGeom prst="rect">
+                      <a:avLst/>
+                    </a:prstGeom>
+                  </pic:spPr>
+                </pic:pic>
+              </a:graphicData>
+            </a:graphic>
+          </wp:anchor>
+        </w:drawing>
+      </w:r>
+      <w:r>
+        <w:t>NDVI Dataset</w:t>
+      </w:r>
+      <w:r>
+        <w:t xml:space="preserve">: </w:t>
+      </w:r>
+      <w:r>
+        <w:rPr>
+          <w:i w:val="0"/>
+        </w:rPr>
+        <w:t>The NDVI dataset provides spatial measurements of vegetation health across Chicago. Each entry corresponds to a specific location defined by geographic coordinates and includes a</w:t>
+      </w:r>
+      <w:r>
+        <w:rPr>
+          <w:i w:val="0"/>
+        </w:rPr>
+        <w:t xml:space="preserve"> ‘</w:t>
+      </w:r>
+      <w:r>
+        <w:rPr>
+          <w:i w:val="0"/>
+        </w:rPr>
+        <w:t>grid_code</w:t>
+      </w:r>
+      <w:r>
+        <w:rPr>
+          <w:i w:val="0"/>
+        </w:rPr>
+        <w:t>’</w:t>
+      </w:r>
+      <w:r>
+        <w:rPr>
+          <w:i w:val="0"/>
+        </w:rPr>
+        <w:t xml:space="preserve"> representing the NDVI value. Higher NDVI scores indicate greener areas, making this dataset essential for assessing environmental quality and greenery exposure during routing.</w:t>
+      </w:r>
+    </w:p>
+    <w:p>
+      <w:pPr>
+        <w:pStyle w:val="Heading3"/>
+        <w:spacing w:after="6pt"/>
+        <w:ind w:firstLine="14.45pt"/>
+        <w:rPr>
+          <w:i w:val="0"/>
+        </w:rPr>
+      </w:pPr>
+      <w:r>
+        <w:t>Bicycle Network Dataset</w:t>
+      </w:r>
+      <w:r>
+        <w:t xml:space="preserve">: </w:t>
+      </w:r>
+      <w:r>
+        <w:rPr>
+          <w:i w:val="0"/>
+        </w:rPr>
+        <w:t>This dataset captures the spatial structure of the bicycle infrastructure in Chicago, derived from OpenStreetMap (OSM). It includes details on individual bike path segments, such as start and end coordinates, segment lengths, and geometry data. The dataset supports the construction of a navigable network for route computation between user-defined locations.</w:t>
+      </w:r>
+    </w:p>
+    <w:p>
+      <w:pPr>
+        <w:pStyle w:val="BodyText"/>
+        <w:rPr>
+          <w:lang w:val="en-US"/>
+        </w:rPr>
+      </w:pPr>
+      <w:r>
+        <w:rPr>
+          <w:lang w:val="en-US"/>
+        </w:rPr>
+        <w:t>These datasets collectively enable the integration of air quality and environmental context into the spatial decision-making process for bicycle routing.</w:t>
+      </w:r>
+    </w:p>
+    <w:p>
+      <w:pPr>
+        <w:pStyle w:val="Heading2"/>
+      </w:pPr>
+      <w:r>
+        <w:t>Path Selection Module</w:t>
+      </w:r>
+    </w:p>
+    <w:p>
+      <w:pPr>
+        <w:pStyle w:val="BodyText"/>
+        <w:rPr>
+          <w:lang w:val="en-US"/>
+        </w:rPr>
+      </w:pPr>
+      <w:r>
+        <w:rPr>
+          <w:lang w:val="en-US"/>
+        </w:rPr>
+        <w:t xml:space="preserve">The core of the route planning logic involves constructing a weighted undirected graph from the Chicago bike lane dataset. Each edge represents a bike segment with an associated length, while nodes correspond to geospatial coordinates. To account for environmental quality, air pollution data (PM2.5) and vegetation density (NDVI) are spatially matched to each segment using nearest-neighbor querying via KD-Trees. </w:t>
+      </w:r>
+      <w:r>
+        <w:rPr>
+          <w:lang w:val="en-US"/>
+        </w:rPr>
+        <w:t>The cost of each edge is computed as shown in (1), where α and β control the influence of PM2.5 and NDVI</w:t>
+      </w:r>
+      <w:r>
+        <w:rPr>
+          <w:lang w:val="en-US"/>
+        </w:rPr>
+        <w:t>,</w:t>
+      </w:r>
+      <w:r>
+        <w:rPr>
+          <w:lang w:val="en-US"/>
+        </w:rPr>
+        <w:t xml:space="preserve"> respectively.</w:t>
+      </w:r>
+    </w:p>
+    <w:p>
+      <w:pPr>
+        <w:pStyle w:val="equation"/>
+        <w:rPr>
+          <w:rFonts w:hint="eastAsia"/>
+        </w:rPr>
+      </w:pPr>
+      <w:r>
+        <w:tab/>
+      </w:r>
+      <w:r>
+        <w:rPr>
+          <w:rFonts w:ascii="Times New Roman" w:hAnsi="Times New Roman" w:cs="Times New Roman"/>
+          <w:i/>
+        </w:rPr>
+        <w:t xml:space="preserve">Cost = </w:t>
+      </w:r>
+      <w:r>
+        <w:rPr>
+          <w:rFonts w:ascii="Times New Roman" w:hAnsi="Times New Roman" w:cs="Times New Roman"/>
+          <w:i/>
+        </w:rPr>
+        <w:t>length×</w:t>
+      </w:r>
+      <w:r>
+        <w:rPr>
+          <w:rFonts w:ascii="Times New Roman" w:hAnsi="Times New Roman" w:cs="Times New Roman"/>
+          <w:i/>
+        </w:rPr>
+        <w:t>(1+α</w:t>
+      </w:r>
+      <w:r>
+        <w:rPr>
+          <w:rFonts w:ascii="Cambria Math" w:hAnsi="Cambria Math" w:cs="Cambria Math"/>
+          <w:i/>
+        </w:rPr>
+        <w:t>⋅</w:t>
+      </w:r>
+      <w:r>
+        <w:rPr>
+          <w:rFonts w:ascii="Times New Roman" w:hAnsi="Times New Roman" w:cs="Times New Roman"/>
+          <w:i/>
+        </w:rPr>
+        <w:t>PM2.5−β</w:t>
+      </w:r>
+      <w:r>
+        <w:rPr>
+          <w:rFonts w:ascii="Cambria Math" w:hAnsi="Cambria Math" w:cs="Cambria Math"/>
+          <w:i/>
+        </w:rPr>
+        <w:t>⋅</w:t>
+      </w:r>
+      <w:r>
+        <w:rPr>
+          <w:rFonts w:ascii="Times New Roman" w:hAnsi="Times New Roman" w:cs="Times New Roman"/>
+          <w:i/>
+        </w:rPr>
+        <w:t>NDVI)</w:t>
+      </w:r>
+      <w:r>
+        <w:tab/>
+      </w:r>
+      <w:r>
+        <w:t></w:t>
+      </w:r>
+      <w:r>
+        <w:t></w:t>
+      </w:r>
+      <w:r>
+        <w:t></w:t>
+      </w:r>
+    </w:p>
+    <w:p>
+      <w:pPr>
+        <w:pStyle w:val="BodyText"/>
+        <w:rPr>
+          <w:lang w:val="en-US"/>
+        </w:rPr>
+      </w:pPr>
+      <w:r>
+        <w:drawing>
+          <wp:anchor distT="0" distB="0" distL="114300" distR="114300" simplePos="0" relativeHeight="251659264" behindDoc="0" locked="0" layoutInCell="1" allowOverlap="1" wp14:anchorId="4D139A7F" wp14:editId="1BF50330">
+            <wp:simplePos x="0" y="0"/>
+            <wp:positionH relativeFrom="column">
+              <wp:posOffset>3804719</wp:posOffset>
+            </wp:positionH>
+            <wp:positionV relativeFrom="paragraph">
+              <wp:posOffset>226326</wp:posOffset>
             </wp:positionV>
             <wp:extent cx="2132330" cy="1392555"/>
             <wp:effectExtent l="0" t="0" r="1270" b="0"/>
             <wp:wrapTopAndBottom/>
-            <wp:docPr id="203715878" name="Picture 3" descr="A screenshot of a computer code&#10;&#10;AI-generated content may be incorrect."/>
+            <wp:docPr id="502207992" name="Picture 3" descr="A screenshot of a computer code&#10;&#10;AI-generated content may be incorrect."/>
             <wp:cNvGraphicFramePr>
               <a:graphicFrameLocks xmlns:a="http://purl.oclc.org/ooxml/drawingml/main" noChangeAspect="1"/>
             </wp:cNvGraphicFramePr>
@@ -947,7 +1190,7 @@
                     <pic:cNvPicPr/>
                   </pic:nvPicPr>
                   <pic:blipFill>
-                    <a:blip r:embed="rId8">
+                    <a:blip r:embed="rId9">
                       <a:extLst>
                         <a:ext uri="{28A0092B-C50C-407E-A947-70E740481C1C}">
                           <a14:useLocalDpi xmlns:a14="http://schemas.microsoft.com/office/drawing/2010/main" val="0"/>
@@ -974,249 +1217,6 @@
         </w:drawing>
       </w:r>
       <w:r>
-        <w:t>NDVI Dataset</w:t>
-      </w:r>
-      <w:r>
-        <w:t xml:space="preserve">: </w:t>
-      </w:r>
-      <w:r>
-        <w:rPr>
-          <w:i w:val="0"/>
-        </w:rPr>
-        <w:t>The NDVI dataset provides spatial measurements of vegetation health across Chicago. Each entry corresponds to a specific location defined by geographic coordinates and includes a</w:t>
-      </w:r>
-      <w:r>
-        <w:rPr>
-          <w:i w:val="0"/>
-        </w:rPr>
-        <w:t xml:space="preserve"> ‘</w:t>
-      </w:r>
-      <w:r>
-        <w:rPr>
-          <w:i w:val="0"/>
-        </w:rPr>
-        <w:t>grid_code</w:t>
-      </w:r>
-      <w:r>
-        <w:rPr>
-          <w:i w:val="0"/>
-        </w:rPr>
-        <w:t>’</w:t>
-      </w:r>
-      <w:r>
-        <w:rPr>
-          <w:i w:val="0"/>
-        </w:rPr>
-        <w:t xml:space="preserve"> representing the NDVI value. Higher NDVI scores indicate greener areas, making this dataset essential for assessing environmental quality and greenery exposure during routing.</w:t>
-      </w:r>
-    </w:p>
-    <w:p>
-      <w:pPr>
-        <w:pStyle w:val="Heading3"/>
-        <w:spacing w:after="6pt"/>
-        <w:ind w:firstLine="14.45pt"/>
-        <w:rPr>
-          <w:i w:val="0"/>
-        </w:rPr>
-      </w:pPr>
-      <w:r>
-        <w:t>Bicycle Network Dataset</w:t>
-      </w:r>
-      <w:r>
-        <w:t xml:space="preserve">: </w:t>
-      </w:r>
-      <w:r>
-        <w:rPr>
-          <w:i w:val="0"/>
-        </w:rPr>
-        <w:t>This dataset captures the spatial structure of the bicycle infrastructure in Chicago, derived from OpenStreetMap (OSM). It includes details on individual bike path segments, such as start and end coordinates, segment lengths, and geometry data. The dataset supports the construction of a navigable network for route computation between user-defined locations.</w:t>
-      </w:r>
-    </w:p>
-    <w:p>
-      <w:pPr>
-        <w:pStyle w:val="BodyText"/>
-        <w:rPr>
-          <w:lang w:val="en-US"/>
-        </w:rPr>
-      </w:pPr>
-      <w:r>
-        <w:rPr>
-          <w:lang w:val="en-US"/>
-        </w:rPr>
-        <w:t>These datasets collectively enable the integration of air quality and environmental context into the spatial decision-making process for bicycle routing.</w:t>
-      </w:r>
-    </w:p>
-    <w:p>
-      <w:pPr>
-        <w:pStyle w:val="Heading2"/>
-      </w:pPr>
-      <w:r>
-        <w:drawing>
-          <wp:anchor distT="0" distB="0" distL="114300" distR="114300" simplePos="0" relativeHeight="251659264" behindDoc="0" locked="0" layoutInCell="1" allowOverlap="1" wp14:anchorId="4D139A7F" wp14:editId="3DE2FF32">
-            <wp:simplePos x="0" y="0"/>
-            <wp:positionH relativeFrom="column">
-              <wp:posOffset>3769360</wp:posOffset>
-            </wp:positionH>
-            <wp:positionV relativeFrom="paragraph">
-              <wp:posOffset>238125</wp:posOffset>
-            </wp:positionV>
-            <wp:extent cx="2132330" cy="1392555"/>
-            <wp:effectExtent l="0" t="0" r="1270" b="0"/>
-            <wp:wrapTopAndBottom/>
-            <wp:docPr id="502207992" name="Picture 3" descr="A screenshot of a computer code&#10;&#10;AI-generated content may be incorrect."/>
-            <wp:cNvGraphicFramePr>
-              <a:graphicFrameLocks xmlns:a="http://purl.oclc.org/ooxml/drawingml/main" noChangeAspect="1"/>
-            </wp:cNvGraphicFramePr>
-            <a:graphic xmlns:a="http://purl.oclc.org/ooxml/drawingml/main">
-              <a:graphicData uri="http://purl.oclc.org/ooxml/drawingml/picture">
-                <pic:pic xmlns:pic="http://purl.oclc.org/ooxml/drawingml/picture">
-                  <pic:nvPicPr>
-                    <pic:cNvPr id="502207992" name="Picture 3" descr="A screenshot of a computer code&#10;&#10;AI-generated content may be incorrect."/>
-                    <pic:cNvPicPr/>
-                  </pic:nvPicPr>
-                  <pic:blipFill>
-                    <a:blip r:embed="rId8">
-                      <a:extLst>
-                        <a:ext uri="{28A0092B-C50C-407E-A947-70E740481C1C}">
-                          <a14:useLocalDpi xmlns:a14="http://schemas.microsoft.com/office/drawing/2010/main" val="0"/>
-                        </a:ext>
-                      </a:extLst>
-                    </a:blip>
-                    <a:stretch>
-                      <a:fillRect/>
-                    </a:stretch>
-                  </pic:blipFill>
-                  <pic:spPr>
-                    <a:xfrm>
-                      <a:off x="0" y="0"/>
-                      <a:ext cx="2132330" cy="1392555"/>
-                    </a:xfrm>
-                    <a:prstGeom prst="rect">
-                      <a:avLst/>
-                    </a:prstGeom>
-                  </pic:spPr>
-                </pic:pic>
-              </a:graphicData>
-            </a:graphic>
-          </wp:anchor>
-        </w:drawing>
-      </w:r>
-      <w:r>
-        <w:t>Path Selection Module</w:t>
-      </w:r>
-    </w:p>
-    <w:p>
-      <w:pPr>
-        <w:pStyle w:val="BodyText"/>
-        <w:rPr>
-          <w:lang w:val="en-US"/>
-        </w:rPr>
-      </w:pPr>
-      <w:r>
-        <w:rPr>
-          <w:lang w:val="en-US"/>
-        </w:rPr>
-        <w:t xml:space="preserve">The core of the route planning logic involves constructing a weighted undirected graph from the Chicago bike lane dataset. Each edge represents a bike segment with an associated length, while nodes correspond to geospatial coordinates. To account for environmental quality, air pollution data (PM2.5) and vegetation density (NDVI) are spatially matched to each segment using nearest-neighbor querying via KD-Trees. </w:t>
-      </w:r>
-      <w:r>
-        <w:rPr>
-          <w:lang w:val="en-US"/>
-        </w:rPr>
-        <w:t>The cost of each edge is computed as shown in (1), where α and β control the influence of PM2.5 and NDVI</w:t>
-      </w:r>
-      <w:r>
-        <w:rPr>
-          <w:lang w:val="en-US"/>
-        </w:rPr>
-        <w:t>,</w:t>
-      </w:r>
-      <w:r>
-        <w:rPr>
-          <w:lang w:val="en-US"/>
-        </w:rPr>
-        <w:t xml:space="preserve"> respectively.</w:t>
-      </w:r>
-    </w:p>
-    <w:p>
-      <w:pPr>
-        <w:pStyle w:val="equation"/>
-        <w:rPr>
-          <w:rFonts w:hint="eastAsia"/>
-        </w:rPr>
-      </w:pPr>
-      <w:r>
-        <w:tab/>
-      </w:r>
-      <w:r>
-        <w:rPr>
-          <w:rFonts w:ascii="Times New Roman" w:hAnsi="Times New Roman" w:cs="Times New Roman"/>
-          <w:i/>
-        </w:rPr>
-        <w:t xml:space="preserve">Cost = </w:t>
-      </w:r>
-      <w:r>
-        <w:rPr>
-          <w:rFonts w:ascii="Times New Roman" w:hAnsi="Times New Roman" w:cs="Times New Roman"/>
-          <w:i/>
-        </w:rPr>
-        <w:t>length×</w:t>
-      </w:r>
-      <w:r>
-        <w:rPr>
-          <w:rFonts w:ascii="Times New Roman" w:hAnsi="Times New Roman" w:cs="Times New Roman"/>
-          <w:i/>
-        </w:rPr>
-        <w:t>(1+α</w:t>
-      </w:r>
-      <w:r>
-        <w:rPr>
-          <w:rFonts w:ascii="Cambria Math" w:hAnsi="Cambria Math" w:cs="Cambria Math"/>
-          <w:i/>
-        </w:rPr>
-        <w:t>⋅</w:t>
-      </w:r>
-      <w:r>
-        <w:rPr>
-          <w:rFonts w:ascii="Times New Roman" w:hAnsi="Times New Roman" w:cs="Times New Roman"/>
-          <w:i/>
-        </w:rPr>
-        <w:t>PM2.5−β</w:t>
-      </w:r>
-      <w:r>
-        <w:rPr>
-          <w:rFonts w:ascii="Cambria Math" w:hAnsi="Cambria Math" w:cs="Cambria Math"/>
-          <w:i/>
-        </w:rPr>
-        <w:t>⋅</w:t>
-      </w:r>
-      <w:r>
-        <w:rPr>
-          <w:rFonts w:ascii="Times New Roman" w:hAnsi="Times New Roman" w:cs="Times New Roman"/>
-          <w:i/>
-        </w:rPr>
-        <w:t>NDVI)</w:t>
-      </w:r>
-      <w:r>
-        <w:tab/>
-      </w:r>
-      <w:r>
-        <w:t></w:t>
-      </w:r>
-      <w:r>
-        <w:t></w:t>
-      </w:r>
-      <w:r>
-        <w:t></w:t>
-      </w:r>
-    </w:p>
-    <w:p>
-      <w:pPr>
-        <w:pStyle w:val="BodyText"/>
-        <w:rPr>
-          <w:lang w:val="en-US"/>
-        </w:rPr>
-      </w:pPr>
-      <w:r>
         <w:rPr>
           <w:lang w:val="en-AE"/>
         </w:rPr>
@@ -1415,6 +1415,7 @@
         <w:pStyle w:val="Heading2"/>
       </w:pPr>
       <w:r>
+        <w:lastRenderedPageBreak/>
         <w:t>Overall System</w:t>
       </w:r>
     </w:p>
@@ -1476,28 +1477,7 @@
         <w:rPr>
           <w:lang w:val="en-AE"/>
         </w:rPr>
-        <w:t xml:space="preserve"> quality and green areas. This best path is shown in light green on the map. It is </w:t>
-      </w:r>
-      <w:r>
-        <w:rPr>
-          <w:lang w:val="en-AE"/>
-        </w:rPr>
-        <w:lastRenderedPageBreak/>
-        <w:t xml:space="preserve">about 37.36 </w:t>
-      </w:r>
-      <w:proofErr w:type="spellStart"/>
-      <w:r>
-        <w:rPr>
-          <w:lang w:val="en-AE"/>
-        </w:rPr>
-        <w:t>kilometers</w:t>
-      </w:r>
-      <w:proofErr w:type="spellEnd"/>
-      <w:r>
-        <w:rPr>
-          <w:lang w:val="en-AE"/>
-        </w:rPr>
-        <w:t xml:space="preserve"> long, with low air pollution (PM2.5 = 6.42) and good greenery (NDVI = 0.10). The system chose this route because it is the cleanest and greenest among the options</w:t>
+        <w:t xml:space="preserve"> quality and green areas. This best path is shown in light green on the map. It is about 37.36 kilometers long, with low air pollution (PM2.5 = 6.42) and good greenery (NDVI = 0.10). The system chose this route because it is the cleanest and greenest among the options</w:t>
       </w:r>
       <w:r>
         <w:t>. It used Yen’s K-shortest paths algorithm, which finds several different route options between the two locations, and then selects the one with the lowest average air pollution and the highest green coverage based on data from PM2.5 sensors and NDVI readings.</w:t>
@@ -1512,6 +1492,9 @@
     <w:p/>
     <w:p>
       <w:r>
+        <w:rPr>
+          <w:noProof/>
+        </w:rPr>
         <w:drawing>
           <wp:inline distT="0" distB="0" distL="0" distR="0" wp14:anchorId="2BF573D8" wp14:editId="2D804983">
             <wp:extent cx="3089910" cy="463178"/>
@@ -1528,7 +1511,7 @@
                     <pic:cNvPicPr/>
                   </pic:nvPicPr>
                   <pic:blipFill>
-                    <a:blip r:embed="rId9"/>
+                    <a:blip r:embed="rId10"/>
                     <a:stretch>
                       <a:fillRect/>
                     </a:stretch>
@@ -1551,6 +1534,9 @@
     </w:p>
     <w:p>
       <w:r>
+        <w:rPr>
+          <w:noProof/>
+        </w:rPr>
         <w:drawing>
           <wp:inline distT="0" distB="0" distL="0" distR="0" wp14:anchorId="7211510B" wp14:editId="64D385E7">
             <wp:extent cx="3089910" cy="2348414"/>
@@ -1567,7 +1553,7 @@
                     <pic:cNvPicPr/>
                   </pic:nvPicPr>
                   <pic:blipFill>
-                    <a:blip r:embed="rId10"/>
+                    <a:blip r:embed="rId11"/>
                     <a:stretch>
                       <a:fillRect/>
                     </a:stretch>

--- a/GeoBikeLLM Paper.docx
+++ b/GeoBikeLLM Paper.docx
@@ -431,52 +431,24 @@
         <w:rPr>
           <w:lang w:val="en-US"/>
         </w:rPr>
-        <w:t xml:space="preserve">Recent advancements in </w:t>
-      </w:r>
-      <w:proofErr w:type="spellStart"/>
+        <w:t xml:space="preserve">Recent advancements in GeoAI and LLM research have enabled natural language interfaces for querying and interpreting geospatial data. Studies have explored both LLM-augmented spatial querying and multimodal systems integrating maps, satellite imagery, and text for environmental reasoning. This section reviews existing approaches and highlights the gap </w:t>
+      </w:r>
       <w:r>
         <w:rPr>
           <w:lang w:val="en-US"/>
         </w:rPr>
-        <w:t>GeoAI</w:t>
-      </w:r>
-      <w:proofErr w:type="spellEnd"/>
+        <w:t xml:space="preserve">that </w:t>
+      </w:r>
       <w:r>
         <w:rPr>
           <w:lang w:val="en-US"/>
         </w:rPr>
-        <w:t xml:space="preserve"> and LLM research have enabled natural language interfaces for querying and interpreting geospatial data. Studies have explored both LLM-augmented spatial querying and multimodal systems integrating maps, satellite imagery, and text for environmental reasoning. This section reviews existing approaches and highlights the gap </w:t>
+        <w:t>our proposed GeoBikeLLM system aims to fill.</w:t>
       </w:r>
       <w:r>
         <w:rPr>
           <w:lang w:val="en-US"/>
         </w:rPr>
-        <w:t xml:space="preserve">that </w:t>
-      </w:r>
-      <w:r>
-        <w:rPr>
-          <w:lang w:val="en-US"/>
-        </w:rPr>
-        <w:t xml:space="preserve">our proposed </w:t>
-      </w:r>
-      <w:proofErr w:type="spellStart"/>
-      <w:r>
-        <w:rPr>
-          <w:lang w:val="en-US"/>
-        </w:rPr>
-        <w:t>GeoBikeLLM</w:t>
-      </w:r>
-      <w:proofErr w:type="spellEnd"/>
-      <w:r>
-        <w:rPr>
-          <w:lang w:val="en-US"/>
-        </w:rPr>
-        <w:t xml:space="preserve"> system aims to fill.</w:t>
-      </w:r>
-      <w:r>
-        <w:rPr>
-          <w:lang w:val="en-US"/>
-        </w:rPr>
         <w:t xml:space="preserve"> </w:t>
       </w:r>
     </w:p>
@@ -499,119 +471,7 @@
         <w:rPr>
           <w:lang w:val="en-AE"/>
         </w:rPr>
-        <w:t xml:space="preserve">Recent research has focused on enhancing geospatial data accessibility through natural language interfaces powered by large language models (LLMs). Systems like </w:t>
-      </w:r>
-      <w:proofErr w:type="spellStart"/>
-      <w:r>
-        <w:rPr>
-          <w:lang w:val="en-AE"/>
-        </w:rPr>
-        <w:t>ChatGeoAI</w:t>
-      </w:r>
-      <w:proofErr w:type="spellEnd"/>
-      <w:r>
-        <w:rPr>
-          <w:lang w:val="en-AE"/>
-        </w:rPr>
-        <w:t xml:space="preserve"> by Mansourian and </w:t>
-      </w:r>
-      <w:proofErr w:type="spellStart"/>
-      <w:r>
-        <w:rPr>
-          <w:lang w:val="en-AE"/>
-        </w:rPr>
-        <w:t>Oucheikh</w:t>
-      </w:r>
-      <w:proofErr w:type="spellEnd"/>
-      <w:r>
-        <w:rPr>
-          <w:lang w:val="en-AE"/>
-        </w:rPr>
-        <w:t xml:space="preserve"> [1] and the SQL-generation framework by Jiang and Yang [2] enable users to perform GIS tasks or query spatial databases using natural language. </w:t>
-      </w:r>
-      <w:proofErr w:type="spellStart"/>
-      <w:r>
-        <w:rPr>
-          <w:lang w:val="en-AE"/>
-        </w:rPr>
-        <w:t>ChatGeoAI</w:t>
-      </w:r>
-      <w:proofErr w:type="spellEnd"/>
-      <w:r>
-        <w:rPr>
-          <w:lang w:val="en-AE"/>
-        </w:rPr>
-        <w:t xml:space="preserve"> employs LLaMA-2 to convert queries into executable </w:t>
-      </w:r>
-      <w:proofErr w:type="spellStart"/>
-      <w:r>
-        <w:rPr>
-          <w:lang w:val="en-AE"/>
-        </w:rPr>
-        <w:t>PyQGIS</w:t>
-      </w:r>
-      <w:proofErr w:type="spellEnd"/>
-      <w:r>
-        <w:rPr>
-          <w:lang w:val="en-AE"/>
-        </w:rPr>
-        <w:t xml:space="preserve"> scripts, while Jiang and Yang use ChatGPT to generate </w:t>
-      </w:r>
-      <w:proofErr w:type="spellStart"/>
-      <w:r>
-        <w:rPr>
-          <w:lang w:val="en-AE"/>
-        </w:rPr>
-        <w:t>PostGIS</w:t>
-      </w:r>
-      <w:proofErr w:type="spellEnd"/>
-      <w:r>
-        <w:rPr>
-          <w:lang w:val="en-AE"/>
-        </w:rPr>
-        <w:t>-compatible SQL. Text-to-</w:t>
-      </w:r>
-      <w:proofErr w:type="spellStart"/>
-      <w:r>
-        <w:rPr>
-          <w:lang w:val="en-AE"/>
-        </w:rPr>
-        <w:t>OverpassQL</w:t>
-      </w:r>
-      <w:proofErr w:type="spellEnd"/>
-      <w:r>
-        <w:rPr>
-          <w:lang w:val="en-AE"/>
-        </w:rPr>
-        <w:t xml:space="preserve"> by </w:t>
-      </w:r>
-      <w:proofErr w:type="spellStart"/>
-      <w:r>
-        <w:rPr>
-          <w:lang w:val="en-AE"/>
-        </w:rPr>
-        <w:t>Staniek</w:t>
-      </w:r>
-      <w:proofErr w:type="spellEnd"/>
-      <w:r>
-        <w:rPr>
-          <w:lang w:val="en-AE"/>
-        </w:rPr>
-        <w:t xml:space="preserve"> et al. [3] further advances this by translating natural language into </w:t>
-      </w:r>
-      <w:proofErr w:type="spellStart"/>
-      <w:r>
-        <w:rPr>
-          <w:lang w:val="en-AE"/>
-        </w:rPr>
-        <w:t>OverpassQL</w:t>
-      </w:r>
-      <w:proofErr w:type="spellEnd"/>
-      <w:r>
-        <w:rPr>
-          <w:lang w:val="en-AE"/>
-        </w:rPr>
-        <w:t xml:space="preserve"> queries for OpenStreetMap, democratizing access to structured geodata.</w:t>
+        <w:t>Recent research has focused on enhancing geospatial data accessibility through natural language interfaces powered by large language models (LLMs). Systems like ChatGeoAI by Mansourian and Oucheikh [1] and the SQL-generation framework by Jiang and Yang [2] enable users to perform GIS tasks or query spatial databases using natural language. ChatGeoAI employs LLaMA-2 to convert queries into executable PyQGIS scripts, while Jiang and Yang use ChatGPT to generate PostGIS-compatible SQL. Text-to-OverpassQL by Staniek et al. [3] further advances this by translating natural language into OverpassQL queries for OpenStreetMap, democratizing access to structured geodata.</w:t>
       </w:r>
     </w:p>
     <w:p>
@@ -632,49 +492,7 @@
         <w:rPr>
           <w:lang w:val="en-AE"/>
         </w:rPr>
-        <w:t xml:space="preserve">Other studies investigate how LLMs can interpret or extract geographic knowledge. </w:t>
-      </w:r>
-      <w:proofErr w:type="spellStart"/>
-      <w:r>
-        <w:rPr>
-          <w:lang w:val="en-AE"/>
-        </w:rPr>
-        <w:t>GeoQAMap</w:t>
-      </w:r>
-      <w:proofErr w:type="spellEnd"/>
-      <w:r>
-        <w:rPr>
-          <w:lang w:val="en-AE"/>
-        </w:rPr>
-        <w:t xml:space="preserve"> by Feng et al. [4] utilizes GPT-3.5 and </w:t>
-      </w:r>
-      <w:proofErr w:type="spellStart"/>
-      <w:r>
-        <w:rPr>
-          <w:lang w:val="en-AE"/>
-        </w:rPr>
-        <w:t>Wikidata</w:t>
-      </w:r>
-      <w:proofErr w:type="spellEnd"/>
-      <w:r>
-        <w:rPr>
-          <w:lang w:val="en-AE"/>
-        </w:rPr>
-        <w:t xml:space="preserve"> to answer geographic questions and visualize answers on maps. </w:t>
-      </w:r>
-      <w:proofErr w:type="spellStart"/>
-      <w:r>
-        <w:rPr>
-          <w:lang w:val="en-AE"/>
-        </w:rPr>
-        <w:t>GeoAgent</w:t>
-      </w:r>
-      <w:proofErr w:type="spellEnd"/>
-      <w:r>
-        <w:rPr>
-          <w:lang w:val="en-AE"/>
-        </w:rPr>
-        <w:t xml:space="preserve"> by Huang et al. [5] focuses on address standardization using ChatGLM-6B, showing how LLMs can resolve ambiguous and incomplete geospatial texts. Meanwhile, Bhandari et al. [6] evaluate whether large language models are geospatially knowledgeable, revealing that while some geospatial knowledge exists in pretrained models, it is often imprecise.</w:t>
+        <w:t>Other studies investigate how LLMs can interpret or extract geographic knowledge. GeoQAMap by Feng et al. [4] utilizes GPT-3.5 and Wikidata to answer geographic questions and visualize answers on maps. GeoAgent by Huang et al. [5] focuses on address standardization using ChatGLM-6B, showing how LLMs can resolve ambiguous and incomplete geospatial texts. Meanwhile, Bhandari et al. [6] evaluate whether large language models are geospatially knowledgeable, revealing that while some geospatial knowledge exists in pretrained models, it is often imprecise.</w:t>
       </w:r>
     </w:p>
     <w:p>
@@ -688,35 +506,7 @@
         <w:rPr>
           <w:lang w:val="en-AE"/>
         </w:rPr>
-        <w:t>To overcome these limitations, domain-adapted models have emerged. BB-</w:t>
-      </w:r>
-      <w:proofErr w:type="spellStart"/>
-      <w:r>
-        <w:rPr>
-          <w:lang w:val="en-AE"/>
-        </w:rPr>
-        <w:t>GeoGPT</w:t>
-      </w:r>
-      <w:proofErr w:type="spellEnd"/>
-      <w:r>
-        <w:rPr>
-          <w:lang w:val="en-AE"/>
-        </w:rPr>
-        <w:t xml:space="preserve"> by Zhang et al. [7] is a fine-tuned LLaMA-2 model trained on GIS texts and Q&amp;A pairs, outperforming general LLMs in spatial queries. Similarly, </w:t>
-      </w:r>
-      <w:proofErr w:type="spellStart"/>
-      <w:r>
-        <w:rPr>
-          <w:lang w:val="en-AE"/>
-        </w:rPr>
-        <w:t>GeoLLM</w:t>
-      </w:r>
-      <w:proofErr w:type="spellEnd"/>
-      <w:r>
-        <w:rPr>
-          <w:lang w:val="en-AE"/>
-        </w:rPr>
-        <w:t xml:space="preserve"> by Shah et al. [8] boosts geospatial prediction accuracy by embedding map-based contextual data into prompts. These efforts establish the foundation for natural language interaction with spatial systems but stop short of performing complex geospatial planning or optimization.</w:t>
+        <w:t>To overcome these limitations, domain-adapted models have emerged. BB-GeoGPT by Zhang et al. [7] is a fine-tuned LLaMA-2 model trained on GIS texts and Q&amp;A pairs, outperforming general LLMs in spatial queries. Similarly, GeoLLM by Shah et al. [8] boosts geospatial prediction accuracy by embedding map-based contextual data into prompts. These efforts establish the foundation for natural language interaction with spatial systems but stop short of performing complex geospatial planning or optimization.</w:t>
       </w:r>
     </w:p>
     <w:p>
@@ -749,49 +539,7 @@
         <w:rPr>
           <w:lang w:val="en-AE"/>
         </w:rPr>
-        <w:t xml:space="preserve">Advancements in </w:t>
-      </w:r>
-      <w:proofErr w:type="spellStart"/>
-      <w:r>
-        <w:rPr>
-          <w:lang w:val="en-AE"/>
-        </w:rPr>
-        <w:t>GeoAI</w:t>
-      </w:r>
-      <w:proofErr w:type="spellEnd"/>
-      <w:r>
-        <w:rPr>
-          <w:lang w:val="en-AE"/>
-        </w:rPr>
-        <w:t xml:space="preserve"> have expanded to multimodal systems integrating LLMs with visual and structured geospatial data. </w:t>
-      </w:r>
-      <w:proofErr w:type="spellStart"/>
-      <w:r>
-        <w:rPr>
-          <w:lang w:val="en-AE"/>
-        </w:rPr>
-        <w:t>OmniGeo</w:t>
-      </w:r>
-      <w:proofErr w:type="spellEnd"/>
-      <w:r>
-        <w:rPr>
-          <w:lang w:val="en-AE"/>
-        </w:rPr>
-        <w:t xml:space="preserve"> by Yuan et al. [9] exemplifies this trend by combining satellite imagery, map layers, and text data, enabling LLMs to perform diverse tasks such as land use classification and environmental forecasting. Geode by Wu et al. [10] and </w:t>
-      </w:r>
-      <w:proofErr w:type="spellStart"/>
-      <w:r>
-        <w:rPr>
-          <w:lang w:val="en-AE"/>
-        </w:rPr>
-        <w:t>GTChain</w:t>
-      </w:r>
-      <w:proofErr w:type="spellEnd"/>
-      <w:r>
-        <w:rPr>
-          <w:lang w:val="en-AE"/>
-        </w:rPr>
-        <w:t xml:space="preserve"> by Zhang et al. [11] extend LLMs into autonomous agents, coordinating APIs, GIS tools, and real-time databases to solve spatial tasks.</w:t>
+        <w:t>Advancements in GeoAI have expanded to multimodal systems integrating LLMs with visual and structured geospatial data. OmniGeo by Yuan et al. [9] exemplifies this trend by combining satellite imagery, map layers, and text data, enabling LLMs to perform diverse tasks such as land use classification and environmental forecasting. Geode by Wu et al. [10] and GTChain by Zhang et al. [11] extend LLMs into autonomous agents, coordinating APIs, GIS tools, and real-time databases to solve spatial tasks.</w:t>
       </w:r>
     </w:p>
     <w:p>
@@ -812,21 +560,7 @@
         <w:rPr>
           <w:lang w:val="en-AE"/>
         </w:rPr>
-        <w:t xml:space="preserve">These systems demonstrate the potential of LLMs in spatial reasoning, data retrieval, and geospatial tool orchestration. Geode performs zero-shot geospatial Q&amp;A with explicit reasoning and live data, while </w:t>
-      </w:r>
-      <w:proofErr w:type="spellStart"/>
-      <w:r>
-        <w:rPr>
-          <w:lang w:val="en-AE"/>
-        </w:rPr>
-        <w:t>GTChain</w:t>
-      </w:r>
-      <w:proofErr w:type="spellEnd"/>
-      <w:r>
-        <w:rPr>
-          <w:lang w:val="en-AE"/>
-        </w:rPr>
-        <w:t xml:space="preserve"> trains LLMs to generate tool-use chains for complex tasks in simulated GIS environments. The autonomous GIS agent by Ning et al. [12] also showcases how LLMs can be used to dynamically retrieve data across diverse spatial datasets, enhancing spatial decision-making workflows.</w:t>
+        <w:t>These systems demonstrate the potential of LLMs in spatial reasoning, data retrieval, and geospatial tool orchestration. Geode performs zero-shot geospatial Q&amp;A with explicit reasoning and live data, while GTChain trains LLMs to generate tool-use chains for complex tasks in simulated GIS environments. The autonomous GIS agent by Ning et al. [12] also showcases how LLMs can be used to dynamically retrieve data across diverse spatial datasets, enhancing spatial decision-making workflows.</w:t>
       </w:r>
     </w:p>
     <w:p>
@@ -840,21 +574,7 @@
         <w:rPr>
           <w:lang w:val="en-AE"/>
         </w:rPr>
-        <w:t xml:space="preserve">Despite these advancements, existing solutions lack targeted support for personalized route planning or environmental criteria integration. None of the reviewed systems directly tackle bicycle routing that adapts to vegetation or pollution levels. Our proposed </w:t>
-      </w:r>
-      <w:proofErr w:type="spellStart"/>
-      <w:r>
-        <w:rPr>
-          <w:lang w:val="en-AE"/>
-        </w:rPr>
-        <w:t>GeoBikeLLM</w:t>
-      </w:r>
-      <w:proofErr w:type="spellEnd"/>
-      <w:r>
-        <w:rPr>
-          <w:lang w:val="en-AE"/>
-        </w:rPr>
-        <w:t xml:space="preserve"> addresses this gap by combining LLMs with geospatial intelligence to deliver environment-aware, health-optimized bike route planning</w:t>
+        <w:t>Despite these advancements, existing solutions lack targeted support for personalized route planning or environmental criteria integration. None of the reviewed systems directly tackle bicycle routing that adapts to vegetation or pollution levels. Our proposed GeoBikeLLM addresses this gap by combining LLMs with geospatial intelligence to deliver environment-aware, health-optimized bike route planning</w:t>
       </w:r>
       <w:r>
         <w:rPr>
@@ -1166,6 +886,9 @@
         </w:rPr>
       </w:pPr>
       <w:r>
+        <w:rPr>
+          <w:noProof/>
+        </w:rPr>
         <w:drawing>
           <wp:anchor distT="0" distB="0" distL="114300" distR="114300" simplePos="0" relativeHeight="251659264" behindDoc="0" locked="0" layoutInCell="1" allowOverlap="1" wp14:anchorId="4D139A7F" wp14:editId="1BF50330">
             <wp:simplePos x="0" y="0"/>
@@ -1262,21 +985,7 @@
         <w:rPr>
           <w:lang w:val="en-US"/>
         </w:rPr>
-        <w:t xml:space="preserve">In the proposed routing system, two LLMs are integrated using the </w:t>
-      </w:r>
-      <w:proofErr w:type="spellStart"/>
-      <w:r>
-        <w:rPr>
-          <w:lang w:val="en-US"/>
-        </w:rPr>
-        <w:t>Groq</w:t>
-      </w:r>
-      <w:proofErr w:type="spellEnd"/>
-      <w:r>
-        <w:rPr>
-          <w:lang w:val="en-US"/>
-        </w:rPr>
-        <w:t xml:space="preserve"> API to enhance the </w:t>
+        <w:t xml:space="preserve">In the proposed routing system, two LLMs are integrated using the Groq API to enhance the </w:t>
       </w:r>
       <w:r>
         <w:rPr>
@@ -1415,16 +1124,196 @@
         <w:pStyle w:val="Heading2"/>
       </w:pPr>
       <w:r>
+        <w:t>Overall System</w:t>
+      </w:r>
+    </w:p>
+    <w:p>
+      <w:pPr>
+        <w:pStyle w:val="BodyText"/>
+        <w:rPr>
+          <w:lang w:val="en-AE"/>
+        </w:rPr>
+      </w:pPr>
+      <w:r>
+        <w:rPr>
+          <w:lang w:val="en-AE"/>
+        </w:rPr>
+        <w:t xml:space="preserve">The GeoBikeLLM system enables natural language-based bike route planning within Chicago, Illinois, by integrating environmental and spatial data to recommend optimized cycling paths. Users interact with the system by entering a prompt such as </w:t>
+      </w:r>
+      <w:r>
+        <w:rPr>
+          <w:i/>
+          <w:iCs/>
+          <w:lang w:val="en-AE"/>
+        </w:rPr>
+        <w:t xml:space="preserve">"I want to go from Melrose Park to Hyde </w:t>
+      </w:r>
+      <w:r>
+        <w:rPr>
+          <w:i/>
+          <w:iCs/>
+          <w:lang w:val="en-AE"/>
+        </w:rPr>
         <w:lastRenderedPageBreak/>
-        <w:t>Overall System</w:t>
-      </w:r>
-    </w:p>
-    <w:p>
-      <w:pPr>
-        <w:pStyle w:val="Heading2"/>
-      </w:pPr>
-      <w:r>
-        <w:t>Testing Interface</w:t>
+        <w:t>Park."</w:t>
+      </w:r>
+      <w:r>
+        <w:rPr>
+          <w:lang w:val="en-AE"/>
+        </w:rPr>
+        <w:t xml:space="preserve"> The system employs LLM to extract only the origin and destination from the prompt, accounting for informal phrasing, typos, and spacing issues in location names. The system prompt used to guide this extraction is shown in Figure</w:t>
+      </w:r>
+      <w:r>
+        <w:rPr>
+          <w:lang w:val="en-AE"/>
+        </w:rPr>
+        <w:t xml:space="preserve"> </w:t>
+      </w:r>
+      <w:r>
+        <w:rPr>
+          <w:color w:val="FF0000"/>
+          <w:lang w:val="en-AE"/>
+        </w:rPr>
+        <w:t xml:space="preserve">num (caption: System prompt provided to the LLM for extracting origin and destination.), </w:t>
+      </w:r>
+      <w:r>
+        <w:rPr>
+          <w:lang w:val="en-AE"/>
+        </w:rPr>
+        <w:t>which explicitly restricts the task to valid JSON output and enforces geographic constraints within Chicago.</w:t>
+      </w:r>
+    </w:p>
+    <w:p>
+      <w:pPr>
+        <w:pStyle w:val="BodyText"/>
+        <w:rPr>
+          <w:lang w:val="en-AE"/>
+        </w:rPr>
+      </w:pPr>
+      <w:r>
+        <w:rPr>
+          <w:noProof/>
+          <w:lang w:val="en-AE"/>
+        </w:rPr>
+        <w:drawing>
+          <wp:anchor distT="0" distB="0" distL="114300" distR="114300" simplePos="0" relativeHeight="251663360" behindDoc="0" locked="0" layoutInCell="1" allowOverlap="1" wp14:anchorId="16DACA7C" wp14:editId="6296C139">
+            <wp:simplePos x="0" y="0"/>
+            <wp:positionH relativeFrom="column">
+              <wp:posOffset>185621</wp:posOffset>
+            </wp:positionH>
+            <wp:positionV relativeFrom="paragraph">
+              <wp:posOffset>-9348</wp:posOffset>
+            </wp:positionV>
+            <wp:extent cx="2552218" cy="1444564"/>
+            <wp:effectExtent l="0" t="0" r="635" b="3810"/>
+            <wp:wrapTopAndBottom/>
+            <wp:docPr id="1850122435" name="Picture 5" descr="A yellow card with black text&#10;&#10;AI-generated content may be incorrect."/>
+            <wp:cNvGraphicFramePr>
+              <a:graphicFrameLocks xmlns:a="http://purl.oclc.org/ooxml/drawingml/main" noChangeAspect="1"/>
+            </wp:cNvGraphicFramePr>
+            <a:graphic xmlns:a="http://purl.oclc.org/ooxml/drawingml/main">
+              <a:graphicData uri="http://purl.oclc.org/ooxml/drawingml/picture">
+                <pic:pic xmlns:pic="http://purl.oclc.org/ooxml/drawingml/picture">
+                  <pic:nvPicPr>
+                    <pic:cNvPr id="1850122435" name="Picture 5" descr="A yellow card with black text&#10;&#10;AI-generated content may be incorrect."/>
+                    <pic:cNvPicPr/>
+                  </pic:nvPicPr>
+                  <pic:blipFill>
+                    <a:blip r:embed="rId10">
+                      <a:extLst>
+                        <a:ext uri="{28A0092B-C50C-407E-A947-70E740481C1C}">
+                          <a14:useLocalDpi xmlns:a14="http://schemas.microsoft.com/office/drawing/2010/main" val="0"/>
+                        </a:ext>
+                      </a:extLst>
+                    </a:blip>
+                    <a:stretch>
+                      <a:fillRect/>
+                    </a:stretch>
+                  </pic:blipFill>
+                  <pic:spPr>
+                    <a:xfrm>
+                      <a:off x="0" y="0"/>
+                      <a:ext cx="2552218" cy="1444564"/>
+                    </a:xfrm>
+                    <a:prstGeom prst="rect">
+                      <a:avLst/>
+                    </a:prstGeom>
+                  </pic:spPr>
+                </pic:pic>
+              </a:graphicData>
+            </a:graphic>
+          </wp:anchor>
+        </w:drawing>
+      </w:r>
+    </w:p>
+    <w:p>
+      <w:pPr>
+        <w:pStyle w:val="BodyText"/>
+        <w:rPr>
+          <w:lang w:val="en-AE"/>
+        </w:rPr>
+      </w:pPr>
+      <w:r>
+        <w:rPr>
+          <w:lang w:val="en-AE"/>
+        </w:rPr>
+        <w:t xml:space="preserve">To offer users greater control over route optimization, the system provides two adjustable sliders in the user interface: one for </w:t>
+      </w:r>
+      <w:r>
+        <w:rPr>
+          <w:i/>
+          <w:iCs/>
+          <w:lang w:val="en-AE"/>
+        </w:rPr>
+        <w:t>Air Quality Penalty</w:t>
+      </w:r>
+      <w:r>
+        <w:rPr>
+          <w:lang w:val="en-AE"/>
+        </w:rPr>
+        <w:t xml:space="preserve"> and another for </w:t>
+      </w:r>
+      <w:r>
+        <w:rPr>
+          <w:i/>
+          <w:iCs/>
+          <w:lang w:val="en-AE"/>
+        </w:rPr>
+        <w:t>Greenness Reward</w:t>
+      </w:r>
+      <w:r>
+        <w:rPr>
+          <w:lang w:val="en-AE"/>
+        </w:rPr>
+        <w:t>. These sliders eliminate the need to express routing preferences within the prompt itself. The air quality slider (α) penalizes routes with higher PM2.5 levels, while the greenness slider (β) favors paths with higher Normalized Difference Vegetation Index (NDVI) values.</w:t>
+      </w:r>
+    </w:p>
+    <w:p>
+      <w:pPr>
+        <w:pStyle w:val="BodyText"/>
+        <w:rPr>
+          <w:lang w:val="en-AE"/>
+        </w:rPr>
+      </w:pPr>
+      <w:r>
+        <w:rPr>
+          <w:lang w:val="en-AE"/>
+        </w:rPr>
+        <w:t>Once the origin and destination are identified, the system constructs a geospatial graph of Chicago’s bike network. Each edge in the graph is dynamically weighted based on nearby air quality and vegetation data obtained from environmental sensors. Route computation is carried out using an adapted Yen’s K-Shortest Paths algorithm, which generates multiple path options while incorporating the user-defined environmental weights.</w:t>
+      </w:r>
+    </w:p>
+    <w:p>
+      <w:pPr>
+        <w:pStyle w:val="BodyText"/>
+        <w:rPr>
+          <w:lang w:val="en-AE"/>
+        </w:rPr>
+      </w:pPr>
+      <w:r>
+        <w:rPr>
+          <w:lang w:val="en-AE"/>
+        </w:rPr>
+        <w:t>Finally, the system displays an interactive route map, computes the estimated time of arrival (ETA), and uses a second LLM query to generate a concise natural language explanation of the recommended route. This explanation reflects how the selected route aligns with the user’s environmental preferences.</w:t>
       </w:r>
     </w:p>
     <w:p>
@@ -1511,7 +1400,7 @@
                     <pic:cNvPicPr/>
                   </pic:nvPicPr>
                   <pic:blipFill>
-                    <a:blip r:embed="rId10"/>
+                    <a:blip r:embed="rId11"/>
                     <a:stretch>
                       <a:fillRect/>
                     </a:stretch>
@@ -1553,7 +1442,7 @@
                     <pic:cNvPicPr/>
                   </pic:nvPicPr>
                   <pic:blipFill>
-                    <a:blip r:embed="rId11"/>
+                    <a:blip r:embed="rId12"/>
                     <a:stretch>
                       <a:fillRect/>
                     </a:stretch>

--- a/GeoBikeLLM Paper.docx
+++ b/GeoBikeLLM Paper.docx
@@ -431,24 +431,52 @@
         <w:rPr>
           <w:lang w:val="en-US"/>
         </w:rPr>
-        <w:t xml:space="preserve">Recent advancements in GeoAI and LLM research have enabled natural language interfaces for querying and interpreting geospatial data. Studies have explored both LLM-augmented spatial querying and multimodal systems integrating maps, satellite imagery, and text for environmental reasoning. This section reviews existing approaches and highlights the gap </w:t>
-      </w:r>
+        <w:t xml:space="preserve">Recent advancements in </w:t>
+      </w:r>
+      <w:proofErr w:type="spellStart"/>
       <w:r>
         <w:rPr>
           <w:lang w:val="en-US"/>
         </w:rPr>
+        <w:t>GeoAI</w:t>
+      </w:r>
+      <w:proofErr w:type="spellEnd"/>
+      <w:r>
+        <w:rPr>
+          <w:lang w:val="en-US"/>
+        </w:rPr>
+        <w:t xml:space="preserve"> and LLM research have enabled natural language interfaces for querying and interpreting geospatial data. Studies have explored both LLM-augmented spatial querying and multimodal systems integrating maps, satellite imagery, and text for environmental reasoning. This section reviews existing approaches and highlights the gap </w:t>
+      </w:r>
+      <w:r>
+        <w:rPr>
+          <w:lang w:val="en-US"/>
+        </w:rPr>
         <w:t xml:space="preserve">that </w:t>
       </w:r>
       <w:r>
         <w:rPr>
           <w:lang w:val="en-US"/>
         </w:rPr>
-        <w:t>our proposed GeoBikeLLM system aims to fill.</w:t>
-      </w:r>
+        <w:t xml:space="preserve">our proposed </w:t>
+      </w:r>
+      <w:proofErr w:type="spellStart"/>
       <w:r>
         <w:rPr>
           <w:lang w:val="en-US"/>
         </w:rPr>
+        <w:t>GeoBikeLLM</w:t>
+      </w:r>
+      <w:proofErr w:type="spellEnd"/>
+      <w:r>
+        <w:rPr>
+          <w:lang w:val="en-US"/>
+        </w:rPr>
+        <w:t xml:space="preserve"> system aims to fill.</w:t>
+      </w:r>
+      <w:r>
+        <w:rPr>
+          <w:lang w:val="en-US"/>
+        </w:rPr>
         <w:t xml:space="preserve"> </w:t>
       </w:r>
     </w:p>
@@ -471,7 +499,119 @@
         <w:rPr>
           <w:lang w:val="en-AE"/>
         </w:rPr>
-        <w:t>Recent research has focused on enhancing geospatial data accessibility through natural language interfaces powered by large language models (LLMs). Systems like ChatGeoAI by Mansourian and Oucheikh [1] and the SQL-generation framework by Jiang and Yang [2] enable users to perform GIS tasks or query spatial databases using natural language. ChatGeoAI employs LLaMA-2 to convert queries into executable PyQGIS scripts, while Jiang and Yang use ChatGPT to generate PostGIS-compatible SQL. Text-to-OverpassQL by Staniek et al. [3] further advances this by translating natural language into OverpassQL queries for OpenStreetMap, democratizing access to structured geodata.</w:t>
+        <w:t xml:space="preserve">Recent research has focused on enhancing geospatial data accessibility through natural language interfaces powered by large language models (LLMs). Systems like </w:t>
+      </w:r>
+      <w:proofErr w:type="spellStart"/>
+      <w:r>
+        <w:rPr>
+          <w:lang w:val="en-AE"/>
+        </w:rPr>
+        <w:t>ChatGeoAI</w:t>
+      </w:r>
+      <w:proofErr w:type="spellEnd"/>
+      <w:r>
+        <w:rPr>
+          <w:lang w:val="en-AE"/>
+        </w:rPr>
+        <w:t xml:space="preserve"> by Mansourian and </w:t>
+      </w:r>
+      <w:proofErr w:type="spellStart"/>
+      <w:r>
+        <w:rPr>
+          <w:lang w:val="en-AE"/>
+        </w:rPr>
+        <w:t>Oucheikh</w:t>
+      </w:r>
+      <w:proofErr w:type="spellEnd"/>
+      <w:r>
+        <w:rPr>
+          <w:lang w:val="en-AE"/>
+        </w:rPr>
+        <w:t xml:space="preserve"> [1] and the SQL-generation framework by Jiang and Yang [2] enable users to perform GIS tasks or query spatial databases using natural language. </w:t>
+      </w:r>
+      <w:proofErr w:type="spellStart"/>
+      <w:r>
+        <w:rPr>
+          <w:lang w:val="en-AE"/>
+        </w:rPr>
+        <w:t>ChatGeoAI</w:t>
+      </w:r>
+      <w:proofErr w:type="spellEnd"/>
+      <w:r>
+        <w:rPr>
+          <w:lang w:val="en-AE"/>
+        </w:rPr>
+        <w:t xml:space="preserve"> employs LLaMA-2 to convert queries into executable </w:t>
+      </w:r>
+      <w:proofErr w:type="spellStart"/>
+      <w:r>
+        <w:rPr>
+          <w:lang w:val="en-AE"/>
+        </w:rPr>
+        <w:t>PyQGIS</w:t>
+      </w:r>
+      <w:proofErr w:type="spellEnd"/>
+      <w:r>
+        <w:rPr>
+          <w:lang w:val="en-AE"/>
+        </w:rPr>
+        <w:t xml:space="preserve"> scripts, while Jiang and Yang use ChatGPT to generate </w:t>
+      </w:r>
+      <w:proofErr w:type="spellStart"/>
+      <w:r>
+        <w:rPr>
+          <w:lang w:val="en-AE"/>
+        </w:rPr>
+        <w:t>PostGIS</w:t>
+      </w:r>
+      <w:proofErr w:type="spellEnd"/>
+      <w:r>
+        <w:rPr>
+          <w:lang w:val="en-AE"/>
+        </w:rPr>
+        <w:t>-compatible SQL. Text-to-</w:t>
+      </w:r>
+      <w:proofErr w:type="spellStart"/>
+      <w:r>
+        <w:rPr>
+          <w:lang w:val="en-AE"/>
+        </w:rPr>
+        <w:t>OverpassQL</w:t>
+      </w:r>
+      <w:proofErr w:type="spellEnd"/>
+      <w:r>
+        <w:rPr>
+          <w:lang w:val="en-AE"/>
+        </w:rPr>
+        <w:t xml:space="preserve"> by </w:t>
+      </w:r>
+      <w:proofErr w:type="spellStart"/>
+      <w:r>
+        <w:rPr>
+          <w:lang w:val="en-AE"/>
+        </w:rPr>
+        <w:t>Staniek</w:t>
+      </w:r>
+      <w:proofErr w:type="spellEnd"/>
+      <w:r>
+        <w:rPr>
+          <w:lang w:val="en-AE"/>
+        </w:rPr>
+        <w:t xml:space="preserve"> et al. [3] further advances this by translating natural language into </w:t>
+      </w:r>
+      <w:proofErr w:type="spellStart"/>
+      <w:r>
+        <w:rPr>
+          <w:lang w:val="en-AE"/>
+        </w:rPr>
+        <w:t>OverpassQL</w:t>
+      </w:r>
+      <w:proofErr w:type="spellEnd"/>
+      <w:r>
+        <w:rPr>
+          <w:lang w:val="en-AE"/>
+        </w:rPr>
+        <w:t xml:space="preserve"> queries for OpenStreetMap, democratizing access to structured geodata.</w:t>
       </w:r>
     </w:p>
     <w:p>
@@ -492,7 +632,49 @@
         <w:rPr>
           <w:lang w:val="en-AE"/>
         </w:rPr>
-        <w:t>Other studies investigate how LLMs can interpret or extract geographic knowledge. GeoQAMap by Feng et al. [4] utilizes GPT-3.5 and Wikidata to answer geographic questions and visualize answers on maps. GeoAgent by Huang et al. [5] focuses on address standardization using ChatGLM-6B, showing how LLMs can resolve ambiguous and incomplete geospatial texts. Meanwhile, Bhandari et al. [6] evaluate whether large language models are geospatially knowledgeable, revealing that while some geospatial knowledge exists in pretrained models, it is often imprecise.</w:t>
+        <w:t xml:space="preserve">Other studies investigate how LLMs can interpret or extract geographic knowledge. </w:t>
+      </w:r>
+      <w:proofErr w:type="spellStart"/>
+      <w:r>
+        <w:rPr>
+          <w:lang w:val="en-AE"/>
+        </w:rPr>
+        <w:t>GeoQAMap</w:t>
+      </w:r>
+      <w:proofErr w:type="spellEnd"/>
+      <w:r>
+        <w:rPr>
+          <w:lang w:val="en-AE"/>
+        </w:rPr>
+        <w:t xml:space="preserve"> by Feng et al. [4] utilizes GPT-3.5 and </w:t>
+      </w:r>
+      <w:proofErr w:type="spellStart"/>
+      <w:r>
+        <w:rPr>
+          <w:lang w:val="en-AE"/>
+        </w:rPr>
+        <w:t>Wikidata</w:t>
+      </w:r>
+      <w:proofErr w:type="spellEnd"/>
+      <w:r>
+        <w:rPr>
+          <w:lang w:val="en-AE"/>
+        </w:rPr>
+        <w:t xml:space="preserve"> to answer geographic questions and visualize answers on maps. </w:t>
+      </w:r>
+      <w:proofErr w:type="spellStart"/>
+      <w:r>
+        <w:rPr>
+          <w:lang w:val="en-AE"/>
+        </w:rPr>
+        <w:t>GeoAgent</w:t>
+      </w:r>
+      <w:proofErr w:type="spellEnd"/>
+      <w:r>
+        <w:rPr>
+          <w:lang w:val="en-AE"/>
+        </w:rPr>
+        <w:t xml:space="preserve"> by Huang et al. [5] focuses on address standardization using ChatGLM-6B, showing how LLMs can resolve ambiguous and incomplete geospatial texts. Meanwhile, Bhandari et al. [6] evaluate whether large language models are geospatially knowledgeable, revealing that while some geospatial knowledge exists in pretrained models, it is often imprecise.</w:t>
       </w:r>
     </w:p>
     <w:p>
@@ -506,7 +688,35 @@
         <w:rPr>
           <w:lang w:val="en-AE"/>
         </w:rPr>
-        <w:t>To overcome these limitations, domain-adapted models have emerged. BB-GeoGPT by Zhang et al. [7] is a fine-tuned LLaMA-2 model trained on GIS texts and Q&amp;A pairs, outperforming general LLMs in spatial queries. Similarly, GeoLLM by Shah et al. [8] boosts geospatial prediction accuracy by embedding map-based contextual data into prompts. These efforts establish the foundation for natural language interaction with spatial systems but stop short of performing complex geospatial planning or optimization.</w:t>
+        <w:t>To overcome these limitations, domain-adapted models have emerged. BB-</w:t>
+      </w:r>
+      <w:proofErr w:type="spellStart"/>
+      <w:r>
+        <w:rPr>
+          <w:lang w:val="en-AE"/>
+        </w:rPr>
+        <w:t>GeoGPT</w:t>
+      </w:r>
+      <w:proofErr w:type="spellEnd"/>
+      <w:r>
+        <w:rPr>
+          <w:lang w:val="en-AE"/>
+        </w:rPr>
+        <w:t xml:space="preserve"> by Zhang et al. [7] is a fine-tuned LLaMA-2 model trained on GIS texts and Q&amp;A pairs, outperforming general LLMs in spatial queries. Similarly, </w:t>
+      </w:r>
+      <w:proofErr w:type="spellStart"/>
+      <w:r>
+        <w:rPr>
+          <w:lang w:val="en-AE"/>
+        </w:rPr>
+        <w:t>GeoLLM</w:t>
+      </w:r>
+      <w:proofErr w:type="spellEnd"/>
+      <w:r>
+        <w:rPr>
+          <w:lang w:val="en-AE"/>
+        </w:rPr>
+        <w:t xml:space="preserve"> by Shah et al. [8] boosts geospatial prediction accuracy by embedding map-based contextual data into prompts. These efforts establish the foundation for natural language interaction with spatial systems but stop short of performing complex geospatial planning or optimization.</w:t>
       </w:r>
     </w:p>
     <w:p>
@@ -539,7 +749,49 @@
         <w:rPr>
           <w:lang w:val="en-AE"/>
         </w:rPr>
-        <w:t>Advancements in GeoAI have expanded to multimodal systems integrating LLMs with visual and structured geospatial data. OmniGeo by Yuan et al. [9] exemplifies this trend by combining satellite imagery, map layers, and text data, enabling LLMs to perform diverse tasks such as land use classification and environmental forecasting. Geode by Wu et al. [10] and GTChain by Zhang et al. [11] extend LLMs into autonomous agents, coordinating APIs, GIS tools, and real-time databases to solve spatial tasks.</w:t>
+        <w:t xml:space="preserve">Advancements in </w:t>
+      </w:r>
+      <w:proofErr w:type="spellStart"/>
+      <w:r>
+        <w:rPr>
+          <w:lang w:val="en-AE"/>
+        </w:rPr>
+        <w:t>GeoAI</w:t>
+      </w:r>
+      <w:proofErr w:type="spellEnd"/>
+      <w:r>
+        <w:rPr>
+          <w:lang w:val="en-AE"/>
+        </w:rPr>
+        <w:t xml:space="preserve"> have expanded to multimodal systems integrating LLMs with visual and structured geospatial data. </w:t>
+      </w:r>
+      <w:proofErr w:type="spellStart"/>
+      <w:r>
+        <w:rPr>
+          <w:lang w:val="en-AE"/>
+        </w:rPr>
+        <w:t>OmniGeo</w:t>
+      </w:r>
+      <w:proofErr w:type="spellEnd"/>
+      <w:r>
+        <w:rPr>
+          <w:lang w:val="en-AE"/>
+        </w:rPr>
+        <w:t xml:space="preserve"> by Yuan et al. [9] exemplifies this trend by combining satellite imagery, map layers, and text data, enabling LLMs to perform diverse tasks such as land use classification and environmental forecasting. Geode by Wu et al. [10] and </w:t>
+      </w:r>
+      <w:proofErr w:type="spellStart"/>
+      <w:r>
+        <w:rPr>
+          <w:lang w:val="en-AE"/>
+        </w:rPr>
+        <w:t>GTChain</w:t>
+      </w:r>
+      <w:proofErr w:type="spellEnd"/>
+      <w:r>
+        <w:rPr>
+          <w:lang w:val="en-AE"/>
+        </w:rPr>
+        <w:t xml:space="preserve"> by Zhang et al. [11] extend LLMs into autonomous agents, coordinating APIs, GIS tools, and real-time databases to solve spatial tasks.</w:t>
       </w:r>
     </w:p>
     <w:p>
@@ -560,7 +812,21 @@
         <w:rPr>
           <w:lang w:val="en-AE"/>
         </w:rPr>
-        <w:t>These systems demonstrate the potential of LLMs in spatial reasoning, data retrieval, and geospatial tool orchestration. Geode performs zero-shot geospatial Q&amp;A with explicit reasoning and live data, while GTChain trains LLMs to generate tool-use chains for complex tasks in simulated GIS environments. The autonomous GIS agent by Ning et al. [12] also showcases how LLMs can be used to dynamically retrieve data across diverse spatial datasets, enhancing spatial decision-making workflows.</w:t>
+        <w:t xml:space="preserve">These systems demonstrate the potential of LLMs in spatial reasoning, data retrieval, and geospatial tool orchestration. Geode performs zero-shot geospatial Q&amp;A with explicit reasoning and live data, while </w:t>
+      </w:r>
+      <w:proofErr w:type="spellStart"/>
+      <w:r>
+        <w:rPr>
+          <w:lang w:val="en-AE"/>
+        </w:rPr>
+        <w:t>GTChain</w:t>
+      </w:r>
+      <w:proofErr w:type="spellEnd"/>
+      <w:r>
+        <w:rPr>
+          <w:lang w:val="en-AE"/>
+        </w:rPr>
+        <w:t xml:space="preserve"> trains LLMs to generate tool-use chains for complex tasks in simulated GIS environments. The autonomous GIS agent by Ning et al. [12] also showcases how LLMs can be used to dynamically retrieve data across diverse spatial datasets, enhancing spatial decision-making workflows.</w:t>
       </w:r>
     </w:p>
     <w:p>
@@ -574,7 +840,21 @@
         <w:rPr>
           <w:lang w:val="en-AE"/>
         </w:rPr>
-        <w:t>Despite these advancements, existing solutions lack targeted support for personalized route planning or environmental criteria integration. None of the reviewed systems directly tackle bicycle routing that adapts to vegetation or pollution levels. Our proposed GeoBikeLLM addresses this gap by combining LLMs with geospatial intelligence to deliver environment-aware, health-optimized bike route planning</w:t>
+        <w:t xml:space="preserve">Despite these advancements, existing solutions lack targeted support for personalized route planning or environmental criteria integration. None of the reviewed systems directly tackle bicycle routing that adapts to vegetation or pollution levels. Our proposed </w:t>
+      </w:r>
+      <w:proofErr w:type="spellStart"/>
+      <w:r>
+        <w:rPr>
+          <w:lang w:val="en-AE"/>
+        </w:rPr>
+        <w:t>GeoBikeLLM</w:t>
+      </w:r>
+      <w:proofErr w:type="spellEnd"/>
+      <w:r>
+        <w:rPr>
+          <w:lang w:val="en-AE"/>
+        </w:rPr>
+        <w:t xml:space="preserve"> addresses this gap by combining LLMs with geospatial intelligence to deliver environment-aware, health-optimized bike route planning</w:t>
       </w:r>
       <w:r>
         <w:rPr>
@@ -985,7 +1265,21 @@
         <w:rPr>
           <w:lang w:val="en-US"/>
         </w:rPr>
-        <w:t xml:space="preserve">In the proposed routing system, two LLMs are integrated using the Groq API to enhance the </w:t>
+        <w:t xml:space="preserve">In the proposed routing system, two LLMs are integrated using the </w:t>
+      </w:r>
+      <w:proofErr w:type="spellStart"/>
+      <w:r>
+        <w:rPr>
+          <w:lang w:val="en-US"/>
+        </w:rPr>
+        <w:t>Groq</w:t>
+      </w:r>
+      <w:proofErr w:type="spellEnd"/>
+      <w:r>
+        <w:rPr>
+          <w:lang w:val="en-US"/>
+        </w:rPr>
+        <w:t xml:space="preserve"> API to enhance the </w:t>
       </w:r>
       <w:r>
         <w:rPr>
@@ -1100,10 +1394,80 @@
     </w:p>
     <w:p>
       <w:pPr>
-        <w:rPr>
+        <w:pStyle w:val="Heading3"/>
+        <w:rPr>
+          <w:i w:val="0"/>
+        </w:rPr>
+      </w:pPr>
+      <w:r>
+        <w:t>Prompt Engineering</w:t>
+      </w:r>
+      <w:r>
+        <w:t xml:space="preserve">: </w:t>
+      </w:r>
+      <w:r>
+        <w:rPr>
+          <w:i w:val="0"/>
+        </w:rPr>
+        <w:t xml:space="preserve">This </w:t>
+      </w:r>
+    </w:p>
+    <w:p>
+      <w:pPr>
+        <w:pStyle w:val="Heading3"/>
+        <w:spacing w:after="6pt"/>
+        <w:ind w:firstLine="7.10pt"/>
+        <w:rPr>
+          <w:i w:val="0"/>
+          <w:iCs w:val="0"/>
+          <w:noProof w:val="0"/>
+          <w:spacing w:val="-1"/>
           <w:lang w:eastAsia="x-none"/>
         </w:rPr>
       </w:pPr>
+      <w:r>
+        <w:t>LLM Evaluation</w:t>
+      </w:r>
+      <w:r>
+        <w:t xml:space="preserve">: </w:t>
+      </w:r>
+      <w:r>
+        <w:rPr>
+          <w:i w:val="0"/>
+        </w:rPr>
+        <w:t>To evaluate the effectiveness of the</w:t>
+      </w:r>
+      <w:r>
+        <w:rPr>
+          <w:i w:val="0"/>
+        </w:rPr>
+        <w:t xml:space="preserve"> </w:t>
+      </w:r>
+      <w:r>
+        <w:rPr>
+          <w:i w:val="0"/>
+        </w:rPr>
+        <w:t xml:space="preserve">LLM in accurately extracting structured information from natural language prompts, we conducted a controlled test using 35 user-generated inputs. Each prompt reflected realistic and diverse travel requests, including typographical errors, informal phrasing, and mixed formatting. At the time of testing, the system was configured to extract both the origin and destination, as well as routing preferences (e.g., healthiest, shortest, greenest). The extracted values were compared against </w:t>
+      </w:r>
+      <w:r>
+        <w:rPr>
+          <w:i w:val="0"/>
+        </w:rPr>
+        <w:t xml:space="preserve">the </w:t>
+      </w:r>
+      <w:r>
+        <w:rPr>
+          <w:i w:val="0"/>
+        </w:rPr>
+        <w:t>manually annotated ground truth for each prompt. Accuracy was computed based on the correct identification of both location entities and preference tags. This evaluation helped validate the reliability of the LLM in parsing location-based instructions under noisy real-world conditions and informed our later decision to shift preference input from text to user-adjustable sliders for greater precision and control.</w:t>
+      </w:r>
+    </w:p>
+    <w:p>
+      <w:pPr>
+        <w:rPr>
+          <w:lang w:eastAsia="x-none"/>
+        </w:rPr>
+      </w:pPr>
     </w:p>
     <w:p>
       <w:pPr>
@@ -1138,7 +1502,21 @@
         <w:rPr>
           <w:lang w:val="en-AE"/>
         </w:rPr>
-        <w:t xml:space="preserve">The GeoBikeLLM system enables natural language-based bike route planning within Chicago, Illinois, by integrating environmental and spatial data to recommend optimized cycling paths. Users interact with the system by entering a prompt such as </w:t>
+        <w:t xml:space="preserve">The </w:t>
+      </w:r>
+      <w:proofErr w:type="spellStart"/>
+      <w:r>
+        <w:rPr>
+          <w:lang w:val="en-AE"/>
+        </w:rPr>
+        <w:t>GeoBikeLLM</w:t>
+      </w:r>
+      <w:proofErr w:type="spellEnd"/>
+      <w:r>
+        <w:rPr>
+          <w:lang w:val="en-AE"/>
+        </w:rPr>
+        <w:t xml:space="preserve"> system enables natural language-based bike route planning within Chicago, Illinois, by integrating environmental and spatial data to recommend optimized cycling paths. Users interact with the system by entering a prompt such as </w:t>
       </w:r>
       <w:r>
         <w:rPr>
@@ -1146,16 +1524,7 @@
           <w:iCs/>
           <w:lang w:val="en-AE"/>
         </w:rPr>
-        <w:t xml:space="preserve">"I want to go from Melrose Park to Hyde </w:t>
-      </w:r>
-      <w:r>
-        <w:rPr>
-          <w:i/>
-          <w:iCs/>
-          <w:lang w:val="en-AE"/>
-        </w:rPr>
-        <w:lastRenderedPageBreak/>
-        <w:t>Park."</w:t>
+        <w:t>"I want to go from Melrose Park to Hyde Park."</w:t>
       </w:r>
       <w:r>
         <w:rPr>
@@ -1169,12 +1538,21 @@
         </w:rPr>
         <w:t xml:space="preserve"> </w:t>
       </w:r>
+      <w:proofErr w:type="spellStart"/>
       <w:r>
         <w:rPr>
           <w:color w:val="FF0000"/>
           <w:lang w:val="en-AE"/>
         </w:rPr>
-        <w:t xml:space="preserve">num (caption: System prompt provided to the LLM for extracting origin and destination.), </w:t>
+        <w:t>num</w:t>
+      </w:r>
+      <w:proofErr w:type="spellEnd"/>
+      <w:r>
+        <w:rPr>
+          <w:color w:val="FF0000"/>
+          <w:lang w:val="en-AE"/>
+        </w:rPr>
+        <w:t xml:space="preserve"> (caption: System prompt provided to the LLM for extracting origin and destination.), </w:t>
       </w:r>
       <w:r>
         <w:rPr>
@@ -1285,7 +1663,21 @@
         <w:rPr>
           <w:lang w:val="en-AE"/>
         </w:rPr>
-        <w:t>. These sliders eliminate the need to express routing preferences within the prompt itself. The air quality slider (α) penalizes routes with higher PM2.5 levels, while the greenness slider (β) favors paths with higher Normalized Difference Vegetation Index (NDVI) values.</w:t>
+        <w:t xml:space="preserve">. These sliders eliminate the need to express routing preferences within the prompt itself. The air quality slider (α) penalizes routes with higher PM2.5 levels, while the greenness slider (β) </w:t>
+      </w:r>
+      <w:proofErr w:type="spellStart"/>
+      <w:r>
+        <w:rPr>
+          <w:lang w:val="en-AE"/>
+        </w:rPr>
+        <w:t>favors</w:t>
+      </w:r>
+      <w:proofErr w:type="spellEnd"/>
+      <w:r>
+        <w:rPr>
+          <w:lang w:val="en-AE"/>
+        </w:rPr>
+        <w:t xml:space="preserve"> paths with higher Normalized Difference Vegetation Index (NDVI) values.</w:t>
       </w:r>
     </w:p>
     <w:p>
@@ -1708,6 +2100,7 @@
         <w:rPr>
           <w:lang w:val="fr-FR"/>
         </w:rPr>
+        <w:lastRenderedPageBreak/>
         <w:t xml:space="preserve">Zhang, Z., et al. (2024a). </w:t>
       </w:r>
       <w:r>

--- a/GeoBikeLLM Paper.docx
+++ b/GeoBikeLLM Paper.docx
@@ -924,18 +924,264 @@
       <w:r>
         <w:lastRenderedPageBreak/>
         <w:drawing>
-          <wp:anchor distT="0" distB="0" distL="114300" distR="114300" simplePos="0" relativeHeight="251661312" behindDoc="0" locked="0" layoutInCell="1" allowOverlap="1" wp14:anchorId="5D1D0A8B" wp14:editId="38290A80">
+          <wp:anchor distT="0" distB="0" distL="114300" distR="114300" simplePos="0" relativeHeight="251661312" behindDoc="0" locked="0" layoutInCell="1" allowOverlap="1" wp14:anchorId="6F6F9499" wp14:editId="01D447D0">
             <wp:simplePos x="0" y="0"/>
             <wp:positionH relativeFrom="column">
-              <wp:posOffset>3752850</wp:posOffset>
+              <wp:posOffset>3781498</wp:posOffset>
             </wp:positionH>
             <wp:positionV relativeFrom="paragraph">
-              <wp:posOffset>786765</wp:posOffset>
+              <wp:posOffset>790398</wp:posOffset>
+            </wp:positionV>
+            <wp:extent cx="2019300" cy="1746885"/>
+            <wp:effectExtent l="0" t="0" r="0" b="5715"/>
+            <wp:wrapTopAndBottom/>
+            <wp:docPr id="435129276" name="Picture 4" descr="A yellow and white text&#10;&#10;AI-generated content may be incorrect."/>
+            <wp:cNvGraphicFramePr>
+              <a:graphicFrameLocks xmlns:a="http://purl.oclc.org/ooxml/drawingml/main" noChangeAspect="1"/>
+            </wp:cNvGraphicFramePr>
+            <a:graphic xmlns:a="http://purl.oclc.org/ooxml/drawingml/main">
+              <a:graphicData uri="http://purl.oclc.org/ooxml/drawingml/picture">
+                <pic:pic xmlns:pic="http://purl.oclc.org/ooxml/drawingml/picture">
+                  <pic:nvPicPr>
+                    <pic:cNvPr id="435129276" name="Picture 4" descr="A yellow and white text&#10;&#10;AI-generated content may be incorrect."/>
+                    <pic:cNvPicPr/>
+                  </pic:nvPicPr>
+                  <pic:blipFill>
+                    <a:blip r:embed="rId8">
+                      <a:extLst>
+                        <a:ext uri="{28A0092B-C50C-407E-A947-70E740481C1C}">
+                          <a14:useLocalDpi xmlns:a14="http://schemas.microsoft.com/office/drawing/2010/main" val="0"/>
+                        </a:ext>
+                      </a:extLst>
+                    </a:blip>
+                    <a:stretch>
+                      <a:fillRect/>
+                    </a:stretch>
+                  </pic:blipFill>
+                  <pic:spPr>
+                    <a:xfrm>
+                      <a:off x="0" y="0"/>
+                      <a:ext cx="2019300" cy="1746885"/>
+                    </a:xfrm>
+                    <a:prstGeom prst="rect">
+                      <a:avLst/>
+                    </a:prstGeom>
+                  </pic:spPr>
+                </pic:pic>
+              </a:graphicData>
+            </a:graphic>
+          </wp:anchor>
+        </w:drawing>
+      </w:r>
+      <w:r>
+        <w:t>NDVI Dataset</w:t>
+      </w:r>
+      <w:r>
+        <w:t xml:space="preserve">: </w:t>
+      </w:r>
+      <w:r>
+        <w:rPr>
+          <w:i w:val="0"/>
+        </w:rPr>
+        <w:t>The NDVI dataset provides spatial measurements of vegetation health across Chicago. Each entry corresponds to a specific location defined by geographic coordinates and includes a</w:t>
+      </w:r>
+      <w:r>
+        <w:rPr>
+          <w:i w:val="0"/>
+        </w:rPr>
+        <w:t xml:space="preserve"> ‘</w:t>
+      </w:r>
+      <w:r>
+        <w:rPr>
+          <w:i w:val="0"/>
+        </w:rPr>
+        <w:t>grid_code</w:t>
+      </w:r>
+      <w:r>
+        <w:rPr>
+          <w:i w:val="0"/>
+        </w:rPr>
+        <w:t>’</w:t>
+      </w:r>
+      <w:r>
+        <w:rPr>
+          <w:i w:val="0"/>
+        </w:rPr>
+        <w:t xml:space="preserve"> representing the NDVI value. Higher NDVI scores indicate greener areas, making this dataset essential for assessing environmental quality and greenery exposure during routing.</w:t>
+      </w:r>
+    </w:p>
+    <w:p>
+      <w:pPr>
+        <w:pStyle w:val="Heading3"/>
+        <w:spacing w:after="6pt"/>
+        <w:ind w:firstLine="14.45pt"/>
+        <w:rPr>
+          <w:i w:val="0"/>
+        </w:rPr>
+      </w:pPr>
+      <w:r>
+        <w:t>Bicycle Network Dataset</w:t>
+      </w:r>
+      <w:r>
+        <w:t xml:space="preserve">: </w:t>
+      </w:r>
+      <w:r>
+        <w:rPr>
+          <w:i w:val="0"/>
+        </w:rPr>
+        <w:t>This dataset captures the spatial structure of the bicycle infrastructure in Chicago, derived from OpenStreetMap (OSM). It includes details on individual bike path segments, such as start and end coordinates, segment lengths, and geometry data. The dataset supports the construction of a navigable network for route computation between user-defined locations.</w:t>
+      </w:r>
+    </w:p>
+    <w:p>
+      <w:pPr>
+        <w:pStyle w:val="BodyText"/>
+        <w:rPr>
+          <w:lang w:val="en-US"/>
+        </w:rPr>
+      </w:pPr>
+      <w:r>
+        <w:rPr>
+          <w:lang w:val="en-US"/>
+        </w:rPr>
+        <w:t>These datasets collectively enable the integration of air quality and environmental context into the spatial decision-making process for bicycle routing.</w:t>
+      </w:r>
+    </w:p>
+    <w:p>
+      <w:pPr>
+        <w:pStyle w:val="Heading2"/>
+      </w:pPr>
+      <w:r>
+        <w:t>Path Selection Module</w:t>
+      </w:r>
+    </w:p>
+    <w:p>
+      <w:pPr>
+        <w:pStyle w:val="BodyText"/>
+        <w:rPr>
+          <w:lang w:val="en-US"/>
+        </w:rPr>
+      </w:pPr>
+      <w:r>
+        <w:rPr>
+          <w:lang w:val="en-US"/>
+        </w:rPr>
+        <w:t xml:space="preserve">The core of the route planning logic involves constructing a weighted undirected graph from the Chicago bike lane dataset. Each edge represents a bike segment with an associated length, while nodes correspond to geospatial coordinates. To account for environmental quality, air pollution data (PM2.5) and vegetation density (NDVI) are spatially matched to each segment using nearest-neighbor querying via KD-Trees. </w:t>
+      </w:r>
+      <w:r>
+        <w:rPr>
+          <w:lang w:val="en-US"/>
+        </w:rPr>
+        <w:t>The cost of each edge is computed as shown in (1), where α and β control the influence of PM2.5 and NDVI</w:t>
+      </w:r>
+      <w:r>
+        <w:rPr>
+          <w:lang w:val="en-US"/>
+        </w:rPr>
+        <w:t>,</w:t>
+      </w:r>
+      <w:r>
+        <w:rPr>
+          <w:lang w:val="en-US"/>
+        </w:rPr>
+        <w:t xml:space="preserve"> respectively.</w:t>
+      </w:r>
+    </w:p>
+    <w:p>
+      <w:pPr>
+        <w:pStyle w:val="equation"/>
+        <w:rPr>
+          <w:rFonts w:hint="eastAsia"/>
+        </w:rPr>
+      </w:pPr>
+      <w:r>
+        <w:tab/>
+      </w:r>
+      <w:r>
+        <w:rPr>
+          <w:rFonts w:ascii="Times New Roman" w:hAnsi="Times New Roman" w:cs="Times New Roman"/>
+          <w:i/>
+        </w:rPr>
+        <w:t xml:space="preserve">Cost = </w:t>
+      </w:r>
+      <w:r>
+        <w:rPr>
+          <w:rFonts w:ascii="Times New Roman" w:hAnsi="Times New Roman" w:cs="Times New Roman"/>
+          <w:i/>
+        </w:rPr>
+        <w:t>length×</w:t>
+      </w:r>
+      <w:r>
+        <w:rPr>
+          <w:rFonts w:ascii="Times New Roman" w:hAnsi="Times New Roman" w:cs="Times New Roman"/>
+          <w:i/>
+        </w:rPr>
+        <w:t>(1+α</w:t>
+      </w:r>
+      <w:r>
+        <w:rPr>
+          <w:rFonts w:ascii="Cambria Math" w:hAnsi="Cambria Math" w:cs="Cambria Math"/>
+          <w:i/>
+        </w:rPr>
+        <w:t>⋅</w:t>
+      </w:r>
+      <w:r>
+        <w:rPr>
+          <w:rFonts w:ascii="Times New Roman" w:hAnsi="Times New Roman" w:cs="Times New Roman"/>
+          <w:i/>
+        </w:rPr>
+        <w:t>PM2.5−β</w:t>
+      </w:r>
+      <w:r>
+        <w:rPr>
+          <w:rFonts w:ascii="Cambria Math" w:hAnsi="Cambria Math" w:cs="Cambria Math"/>
+          <w:i/>
+        </w:rPr>
+        <w:t>⋅</w:t>
+      </w:r>
+      <w:r>
+        <w:rPr>
+          <w:rFonts w:ascii="Times New Roman" w:hAnsi="Times New Roman" w:cs="Times New Roman"/>
+          <w:i/>
+        </w:rPr>
+        <w:t>NDVI)</w:t>
+      </w:r>
+      <w:r>
+        <w:tab/>
+      </w:r>
+      <w:r>
+        <w:t></w:t>
+      </w:r>
+      <w:r>
+        <w:t></w:t>
+      </w:r>
+      <w:r>
+        <w:t></w:t>
+      </w:r>
+    </w:p>
+    <w:p>
+      <w:pPr>
+        <w:pStyle w:val="BodyText"/>
+        <w:rPr>
+          <w:lang w:val="en-US"/>
+        </w:rPr>
+      </w:pPr>
+      <w:r>
+        <w:rPr>
+          <w:noProof/>
+        </w:rPr>
+        <w:drawing>
+          <wp:anchor distT="0" distB="0" distL="114300" distR="114300" simplePos="0" relativeHeight="251659264" behindDoc="0" locked="0" layoutInCell="1" allowOverlap="1" wp14:anchorId="4D139A7F" wp14:editId="1BF50330">
+            <wp:simplePos x="0" y="0"/>
+            <wp:positionH relativeFrom="column">
+              <wp:posOffset>3804719</wp:posOffset>
+            </wp:positionH>
+            <wp:positionV relativeFrom="paragraph">
+              <wp:posOffset>226326</wp:posOffset>
             </wp:positionV>
             <wp:extent cx="2132330" cy="1392555"/>
             <wp:effectExtent l="0" t="0" r="1270" b="0"/>
             <wp:wrapTopAndBottom/>
-            <wp:docPr id="203715878" name="Picture 3" descr="A screenshot of a computer code&#10;&#10;AI-generated content may be incorrect."/>
+            <wp:docPr id="502207992" name="Picture 3" descr="A screenshot of a computer code&#10;&#10;AI-generated content may be incorrect."/>
             <wp:cNvGraphicFramePr>
               <a:graphicFrameLocks xmlns:a="http://purl.oclc.org/ooxml/drawingml/main" noChangeAspect="1"/>
             </wp:cNvGraphicFramePr>
@@ -947,7 +1193,7 @@
                     <pic:cNvPicPr/>
                   </pic:nvPicPr>
                   <pic:blipFill>
-                    <a:blip r:embed="rId8">
+                    <a:blip r:embed="rId9">
                       <a:extLst>
                         <a:ext uri="{28A0092B-C50C-407E-A947-70E740481C1C}">
                           <a14:useLocalDpi xmlns:a14="http://schemas.microsoft.com/office/drawing/2010/main" val="0"/>
@@ -974,7 +1220,89 @@
         </w:drawing>
       </w:r>
       <w:r>
-        <w:t>NDVI Dataset</w:t>
+        <w:rPr>
+          <w:lang w:val="en-AE"/>
+        </w:rPr>
+        <w:t>w</w:t>
+      </w:r>
+      <w:r>
+        <w:rPr>
+          <w:lang w:val="en-US"/>
+        </w:rPr>
+        <w:t>here α and β are tunable weights for penalizing poor air quality and rewarding greenery, respectively.</w:t>
+      </w:r>
+    </w:p>
+    <w:p>
+      <w:pPr>
+        <w:pStyle w:val="BodyText"/>
+        <w:rPr>
+          <w:lang w:val="en-US"/>
+        </w:rPr>
+      </w:pPr>
+      <w:r>
+        <w:rPr>
+          <w:lang w:val="en-US"/>
+        </w:rPr>
+        <w:t>To determine optimal bike paths, the system connects the user-specified origin and destination to the nearest nodes in the network via virtual edges. Then, using Yen’s algorithm, the top-k shortest paths are extracted based on the computed cost. A penalty is applied to reused edges across iterations to encourage route diversity. For each path, average PM2.5 and NDVI values are computed, and the route with the lowest pollution and highest greenery score is selected as the recommended path. This environmentally informed selection approach balances travel distance with health and ecological considerations, enabling context-aware route planning.</w:t>
+      </w:r>
+    </w:p>
+    <w:p>
+      <w:pPr>
+        <w:pStyle w:val="Heading2"/>
+      </w:pPr>
+      <w:r>
+        <w:t>LLM Integration</w:t>
+      </w:r>
+    </w:p>
+    <w:p>
+      <w:pPr>
+        <w:pStyle w:val="BodyText"/>
+        <w:rPr>
+          <w:lang w:val="en-US"/>
+        </w:rPr>
+      </w:pPr>
+      <w:r>
+        <w:rPr>
+          <w:lang w:val="en-US"/>
+        </w:rPr>
+        <w:t xml:space="preserve">In the proposed routing system, two LLMs are integrated using the </w:t>
+      </w:r>
+      <w:proofErr w:type="spellStart"/>
+      <w:r>
+        <w:rPr>
+          <w:lang w:val="en-US"/>
+        </w:rPr>
+        <w:t>Groq</w:t>
+      </w:r>
+      <w:proofErr w:type="spellEnd"/>
+      <w:r>
+        <w:rPr>
+          <w:lang w:val="en-US"/>
+        </w:rPr>
+        <w:t xml:space="preserve"> API to enhance the </w:t>
+      </w:r>
+      <w:r>
+        <w:rPr>
+          <w:lang w:val="en-US"/>
+        </w:rPr>
+        <w:t>NLP</w:t>
+      </w:r>
+      <w:r>
+        <w:rPr>
+          <w:lang w:val="en-US"/>
+        </w:rPr>
+        <w:t xml:space="preserve"> and explanation capabilities of the application.</w:t>
+      </w:r>
+    </w:p>
+    <w:p>
+      <w:pPr>
+        <w:pStyle w:val="Heading3"/>
+        <w:rPr>
+          <w:i w:val="0"/>
+        </w:rPr>
+      </w:pPr>
+      <w:r>
+        <w:t>Query Interpretation using LLaMA 3.1 8B Instant</w:t>
       </w:r>
       <w:r>
         <w:t xml:space="preserve">: </w:t>
@@ -983,44 +1311,122 @@
         <w:rPr>
           <w:i w:val="0"/>
         </w:rPr>
-        <w:t>The NDVI dataset provides spatial measurements of vegetation health across Chicago. Each entry corresponds to a specific location defined by geographic coordinates and includes a</w:t>
+        <w:t>This model is used in the extract_trip_info(prompt) function. It parses free-form user prompts to extract three structured elements: the trip's origin, the destination, and the routing preference (e.g., shortest, greenest, or healthiest). The system prompt explicitly instructs the model to focus on the Chicago area and to correct for common user input issues such as misspellings, missing spaces, or informal phrasing. This design ensures that users can interact with the system using natural language without adhering to strict formatting, improving accessibility and usability.</w:t>
       </w:r>
       <w:r>
         <w:rPr>
           <w:i w:val="0"/>
         </w:rPr>
-        <w:t xml:space="preserve"> ‘</w:t>
+        <w:t xml:space="preserve"> </w:t>
       </w:r>
       <w:r>
         <w:rPr>
           <w:i w:val="0"/>
         </w:rPr>
-        <w:t>grid_code</w:t>
+        <w:t xml:space="preserve">As shown in </w:t>
       </w:r>
       <w:r>
         <w:rPr>
           <w:i w:val="0"/>
         </w:rPr>
-        <w:t>’</w:t>
+        <w:t>Figure </w:t>
       </w:r>
       <w:r>
         <w:rPr>
           <w:i w:val="0"/>
-        </w:rPr>
-        <w:t xml:space="preserve"> representing the NDVI value. Higher NDVI scores indicate greener areas, making this dataset essential for assessing environmental quality and greenery exposure during routing.</w:t>
+          <w:color w:val="FF0000"/>
+        </w:rPr>
+        <w:t>num</w:t>
+      </w:r>
+      <w:r>
+        <w:rPr>
+          <w:i w:val="0"/>
+          <w:color w:val="FF0000"/>
+        </w:rPr>
+        <w:t xml:space="preserve"> (caption: </w:t>
+      </w:r>
+      <w:r>
+        <w:rPr>
+          <w:i w:val="0"/>
+          <w:color w:val="FF0000"/>
+        </w:rPr>
+        <w:t>Structured system prompt used to extract origin, destination, and routing preference from natural language input.</w:t>
+      </w:r>
+      <w:r>
+        <w:rPr>
+          <w:i w:val="0"/>
+          <w:color w:val="FF0000"/>
+        </w:rPr>
+        <w:t>)</w:t>
+      </w:r>
+      <w:r>
+        <w:rPr>
+          <w:i w:val="0"/>
+        </w:rPr>
+        <w:t>, the prompt used for the LLM clearly defines the expected output format and constraints tailored to Chicago-specific queries.</w:t>
+      </w:r>
+    </w:p>
+    <w:p/>
+    <w:p>
+      <w:pPr>
+        <w:pStyle w:val="Heading3"/>
+        <w:rPr>
+          <w:i w:val="0"/>
+          <w:iCs w:val="0"/>
+          <w:noProof w:val="0"/>
+          <w:spacing w:val="-1"/>
+          <w:lang w:eastAsia="x-none"/>
+        </w:rPr>
+      </w:pPr>
+      <w:r>
+        <w:t xml:space="preserve">LLaMA 3.3 70B Versatile for Explanation Generation: </w:t>
+      </w:r>
+      <w:r>
+        <w:rPr>
+          <w:i w:val="0"/>
+          <w:iCs w:val="0"/>
+          <w:noProof w:val="0"/>
+          <w:spacing w:val="-1"/>
+          <w:lang w:eastAsia="x-none"/>
+        </w:rPr>
+        <w:t>This larger model is employed to generate concise and informative textual explanations for the recommended route. It was chosen for its advanced reasoning capabilities and high-quality language generation, which are essential for summarizing spatial decisions involving air quality, greenness, and distance. By presenting these factors in a user-friendly format, the model enhances the system's interpretability and transparency. As shown in Figure num (caption: Prompt used to instruct the LLM to generate concise, user-friendly explanations for the selected route.), the prompt provides a structured template that guides the LLM in producing 2–3 clear sentences explaining how environmental criteria influenced the recommended route.</w:t>
+      </w:r>
+    </w:p>
+    <w:p>
+      <w:pPr>
+        <w:pStyle w:val="Heading3"/>
+        <w:rPr>
+          <w:i w:val="0"/>
+        </w:rPr>
+      </w:pPr>
+      <w:r>
+        <w:t>Prompt Engineering</w:t>
+      </w:r>
+      <w:r>
+        <w:t xml:space="preserve">: </w:t>
+      </w:r>
+      <w:r>
+        <w:rPr>
+          <w:i w:val="0"/>
+        </w:rPr>
+        <w:t xml:space="preserve">This </w:t>
       </w:r>
     </w:p>
     <w:p>
       <w:pPr>
         <w:pStyle w:val="Heading3"/>
         <w:spacing w:after="6pt"/>
-        <w:ind w:firstLine="14.45pt"/>
+        <w:ind w:firstLine="7.10pt"/>
         <w:rPr>
           <w:i w:val="0"/>
-        </w:rPr>
-      </w:pPr>
-      <w:r>
-        <w:t>Bicycle Network Dataset</w:t>
+          <w:iCs w:val="0"/>
+          <w:noProof w:val="0"/>
+          <w:spacing w:val="-1"/>
+          <w:lang w:eastAsia="x-none"/>
+        </w:rPr>
+      </w:pPr>
+      <w:r>
+        <w:t>LLM Evaluation</w:t>
       </w:r>
       <w:r>
         <w:t xml:space="preserve">: </w:t>
@@ -1029,8 +1435,39 @@
         <w:rPr>
           <w:i w:val="0"/>
         </w:rPr>
-        <w:t>This dataset captures the spatial structure of the bicycle infrastructure in Chicago, derived from OpenStreetMap (OSM). It includes details on individual bike path segments, such as start and end coordinates, segment lengths, and geometry data. The dataset supports the construction of a navigable network for route computation between user-defined locations.</w:t>
-      </w:r>
+        <w:t>To evaluate the effectiveness of the</w:t>
+      </w:r>
+      <w:r>
+        <w:rPr>
+          <w:i w:val="0"/>
+        </w:rPr>
+        <w:t xml:space="preserve"> </w:t>
+      </w:r>
+      <w:r>
+        <w:rPr>
+          <w:i w:val="0"/>
+        </w:rPr>
+        <w:t xml:space="preserve">LLM in accurately extracting structured information from natural language prompts, we conducted a controlled test using 35 user-generated inputs. Each prompt reflected realistic and diverse travel requests, including typographical errors, informal phrasing, and mixed formatting. At the time of testing, the system was configured to extract both the origin and destination, as well as routing preferences (e.g., healthiest, shortest, greenest). The extracted values were compared against </w:t>
+      </w:r>
+      <w:r>
+        <w:rPr>
+          <w:i w:val="0"/>
+        </w:rPr>
+        <w:t xml:space="preserve">the </w:t>
+      </w:r>
+      <w:r>
+        <w:rPr>
+          <w:i w:val="0"/>
+        </w:rPr>
+        <w:t>manually annotated ground truth for each prompt. Accuracy was computed based on the correct identification of both location entities and preference tags. This evaluation helped validate the reliability of the LLM in parsing location-based instructions under noisy real-world conditions and informed our later decision to shift preference input from text to user-adjustable sliders for greater precision and control.</w:t>
+      </w:r>
+    </w:p>
+    <w:p>
+      <w:pPr>
+        <w:rPr>
+          <w:lang w:eastAsia="x-none"/>
+        </w:rPr>
+      </w:pPr>
     </w:p>
     <w:p>
       <w:pPr>
@@ -1043,7 +1480,7 @@
         <w:rPr>
           <w:lang w:val="en-US"/>
         </w:rPr>
-        <w:t>These datasets collectively enable the integration of air quality and environmental context into the spatial decision-making process for bicycle routing.</w:t>
+        <w:t>The integration of LLMs in this project enhances accessibility by enabling natural language interaction with complex geospatial computations. The system can interpret a wide range of user inputs, including informal phrasing, typographical errors, inconsistent formatting, and loosely defined place names. This eliminates the need for rigid query structures or rule-based parsing, allowing users to communicate using everyday language. In addition to interpreting queries, the LLMs generate clear and concise explanations for routing decisions, improving transparency and user trust.</w:t>
       </w:r>
     </w:p>
     <w:p>
@@ -1051,19 +1488,104 @@
         <w:pStyle w:val="Heading2"/>
       </w:pPr>
       <w:r>
+        <w:t>Overall System</w:t>
+      </w:r>
+    </w:p>
+    <w:p>
+      <w:pPr>
+        <w:pStyle w:val="BodyText"/>
+        <w:rPr>
+          <w:lang w:val="en-AE"/>
+        </w:rPr>
+      </w:pPr>
+      <w:r>
+        <w:rPr>
+          <w:lang w:val="en-AE"/>
+        </w:rPr>
+        <w:t xml:space="preserve">The </w:t>
+      </w:r>
+      <w:proofErr w:type="spellStart"/>
+      <w:r>
+        <w:rPr>
+          <w:lang w:val="en-AE"/>
+        </w:rPr>
+        <w:t>GeoBikeLLM</w:t>
+      </w:r>
+      <w:proofErr w:type="spellEnd"/>
+      <w:r>
+        <w:rPr>
+          <w:lang w:val="en-AE"/>
+        </w:rPr>
+        <w:t xml:space="preserve"> system enables natural language-based bike route planning within Chicago, Illinois, by integrating environmental and spatial data to recommend optimized cycling paths. Users interact with the system by entering a prompt such as </w:t>
+      </w:r>
+      <w:r>
+        <w:rPr>
+          <w:i/>
+          <w:iCs/>
+          <w:lang w:val="en-AE"/>
+        </w:rPr>
+        <w:t>"I want to go from Melrose Park to Hyde Park."</w:t>
+      </w:r>
+      <w:r>
+        <w:rPr>
+          <w:lang w:val="en-AE"/>
+        </w:rPr>
+        <w:t xml:space="preserve"> The system employs LLM to extract only the origin and destination from the prompt, accounting for informal phrasing, typos, and spacing issues in location names. The system prompt used to guide this extraction is shown in Figure</w:t>
+      </w:r>
+      <w:r>
+        <w:rPr>
+          <w:lang w:val="en-AE"/>
+        </w:rPr>
+        <w:t xml:space="preserve"> </w:t>
+      </w:r>
+      <w:proofErr w:type="spellStart"/>
+      <w:r>
+        <w:rPr>
+          <w:color w:val="FF0000"/>
+          <w:lang w:val="en-AE"/>
+        </w:rPr>
+        <w:t>num</w:t>
+      </w:r>
+      <w:proofErr w:type="spellEnd"/>
+      <w:r>
+        <w:rPr>
+          <w:color w:val="FF0000"/>
+          <w:lang w:val="en-AE"/>
+        </w:rPr>
+        <w:t xml:space="preserve"> (caption: System prompt provided to the LLM for extracting origin and destination.), </w:t>
+      </w:r>
+      <w:r>
+        <w:rPr>
+          <w:lang w:val="en-AE"/>
+        </w:rPr>
+        <w:t>which explicitly restricts the task to valid JSON output and enforces geographic constraints within Chicago.</w:t>
+      </w:r>
+    </w:p>
+    <w:p>
+      <w:pPr>
+        <w:pStyle w:val="BodyText"/>
+        <w:rPr>
+          <w:lang w:val="en-AE"/>
+        </w:rPr>
+      </w:pPr>
+      <w:r>
+        <w:rPr>
+          <w:noProof/>
+          <w:lang w:val="en-AE"/>
+        </w:rPr>
         <w:drawing>
-          <wp:anchor distT="0" distB="0" distL="114300" distR="114300" simplePos="0" relativeHeight="251659264" behindDoc="0" locked="0" layoutInCell="1" allowOverlap="1" wp14:anchorId="4D139A7F" wp14:editId="3DE2FF32">
+          <wp:anchor distT="0" distB="0" distL="114300" distR="114300" simplePos="0" relativeHeight="251663360" behindDoc="0" locked="0" layoutInCell="1" allowOverlap="1" wp14:anchorId="16DACA7C" wp14:editId="6296C139">
             <wp:simplePos x="0" y="0"/>
             <wp:positionH relativeFrom="column">
-              <wp:posOffset>3769360</wp:posOffset>
+              <wp:posOffset>185621</wp:posOffset>
             </wp:positionH>
             <wp:positionV relativeFrom="paragraph">
-              <wp:posOffset>238125</wp:posOffset>
+              <wp:posOffset>-9348</wp:posOffset>
             </wp:positionV>
-            <wp:extent cx="2132330" cy="1392555"/>
-            <wp:effectExtent l="0" t="0" r="1270" b="0"/>
+            <wp:extent cx="2552218" cy="1444564"/>
+            <wp:effectExtent l="0" t="0" r="635" b="3810"/>
             <wp:wrapTopAndBottom/>
-            <wp:docPr id="502207992" name="Picture 3" descr="A screenshot of a computer code&#10;&#10;AI-generated content may be incorrect."/>
+            <wp:docPr id="1850122435" name="Picture 5" descr="A yellow card with black text&#10;&#10;AI-generated content may be incorrect."/>
             <wp:cNvGraphicFramePr>
               <a:graphicFrameLocks xmlns:a="http://purl.oclc.org/ooxml/drawingml/main" noChangeAspect="1"/>
             </wp:cNvGraphicFramePr>
@@ -1071,11 +1593,11 @@
               <a:graphicData uri="http://purl.oclc.org/ooxml/drawingml/picture">
                 <pic:pic xmlns:pic="http://purl.oclc.org/ooxml/drawingml/picture">
                   <pic:nvPicPr>
-                    <pic:cNvPr id="502207992" name="Picture 3" descr="A screenshot of a computer code&#10;&#10;AI-generated content may be incorrect."/>
+                    <pic:cNvPr id="1850122435" name="Picture 5" descr="A yellow card with black text&#10;&#10;AI-generated content may be incorrect."/>
                     <pic:cNvPicPr/>
                   </pic:nvPicPr>
                   <pic:blipFill>
-                    <a:blip r:embed="rId8">
+                    <a:blip r:embed="rId10">
                       <a:extLst>
                         <a:ext uri="{28A0092B-C50C-407E-A947-70E740481C1C}">
                           <a14:useLocalDpi xmlns:a14="http://schemas.microsoft.com/office/drawing/2010/main" val="0"/>
@@ -1089,7 +1611,7 @@
                   <pic:spPr>
                     <a:xfrm>
                       <a:off x="0" y="0"/>
-                      <a:ext cx="2132330" cy="1392555"/>
+                      <a:ext cx="2552218" cy="1444564"/>
                     </a:xfrm>
                     <a:prstGeom prst="rect">
                       <a:avLst/>
@@ -1101,329 +1623,89 @@
           </wp:anchor>
         </w:drawing>
       </w:r>
-      <w:r>
-        <w:t>Path Selection Module</w:t>
-      </w:r>
     </w:p>
     <w:p>
       <w:pPr>
         <w:pStyle w:val="BodyText"/>
         <w:rPr>
-          <w:lang w:val="en-US"/>
-        </w:rPr>
-      </w:pPr>
-      <w:r>
-        <w:rPr>
-          <w:lang w:val="en-US"/>
-        </w:rPr>
-        <w:t xml:space="preserve">The core of the route planning logic involves constructing a weighted undirected graph from the Chicago bike lane dataset. Each edge represents a bike segment with an associated length, while nodes correspond to geospatial coordinates. To account for environmental quality, air pollution data (PM2.5) and vegetation density (NDVI) are spatially matched to each segment using nearest-neighbor querying via KD-Trees. </w:t>
-      </w:r>
-      <w:r>
-        <w:rPr>
-          <w:lang w:val="en-US"/>
-        </w:rPr>
-        <w:t>The cost of each edge is computed as shown in (1), where α and β control the influence of PM2.5 and NDVI</w:t>
-      </w:r>
-      <w:r>
-        <w:rPr>
-          <w:lang w:val="en-US"/>
-        </w:rPr>
-        <w:t>,</w:t>
-      </w:r>
-      <w:r>
-        <w:rPr>
-          <w:lang w:val="en-US"/>
-        </w:rPr>
-        <w:t xml:space="preserve"> respectively.</w:t>
-      </w:r>
-    </w:p>
-    <w:p>
-      <w:pPr>
-        <w:pStyle w:val="equation"/>
-        <w:rPr>
-          <w:rFonts w:hint="eastAsia"/>
-        </w:rPr>
-      </w:pPr>
-      <w:r>
-        <w:tab/>
-      </w:r>
-      <w:r>
-        <w:rPr>
-          <w:rFonts w:ascii="Times New Roman" w:hAnsi="Times New Roman" w:cs="Times New Roman"/>
+          <w:lang w:val="en-AE"/>
+        </w:rPr>
+      </w:pPr>
+      <w:r>
+        <w:rPr>
+          <w:lang w:val="en-AE"/>
+        </w:rPr>
+        <w:t xml:space="preserve">To offer users greater control over route optimization, the system provides two adjustable sliders in the user interface: one for </w:t>
+      </w:r>
+      <w:r>
+        <w:rPr>
           <w:i/>
-        </w:rPr>
-        <w:t xml:space="preserve">Cost = </w:t>
-      </w:r>
-      <w:r>
-        <w:rPr>
-          <w:rFonts w:ascii="Times New Roman" w:hAnsi="Times New Roman" w:cs="Times New Roman"/>
+          <w:iCs/>
+          <w:lang w:val="en-AE"/>
+        </w:rPr>
+        <w:t>Air Quality Penalty</w:t>
+      </w:r>
+      <w:r>
+        <w:rPr>
+          <w:lang w:val="en-AE"/>
+        </w:rPr>
+        <w:t xml:space="preserve"> and another for </w:t>
+      </w:r>
+      <w:r>
+        <w:rPr>
           <w:i/>
-        </w:rPr>
-        <w:t>length×</w:t>
-      </w:r>
-      <w:r>
-        <w:rPr>
-          <w:rFonts w:ascii="Times New Roman" w:hAnsi="Times New Roman" w:cs="Times New Roman"/>
-          <w:i/>
-        </w:rPr>
-        <w:t>(1+α</w:t>
-      </w:r>
-      <w:r>
-        <w:rPr>
-          <w:rFonts w:ascii="Cambria Math" w:hAnsi="Cambria Math" w:cs="Cambria Math"/>
-          <w:i/>
-        </w:rPr>
-        <w:t>⋅</w:t>
-      </w:r>
-      <w:r>
-        <w:rPr>
-          <w:rFonts w:ascii="Times New Roman" w:hAnsi="Times New Roman" w:cs="Times New Roman"/>
-          <w:i/>
-        </w:rPr>
-        <w:t>PM2.5−β</w:t>
-      </w:r>
-      <w:r>
-        <w:rPr>
-          <w:rFonts w:ascii="Cambria Math" w:hAnsi="Cambria Math" w:cs="Cambria Math"/>
-          <w:i/>
-        </w:rPr>
-        <w:t>⋅</w:t>
-      </w:r>
-      <w:r>
-        <w:rPr>
-          <w:rFonts w:ascii="Times New Roman" w:hAnsi="Times New Roman" w:cs="Times New Roman"/>
-          <w:i/>
-        </w:rPr>
-        <w:t>NDVI)</w:t>
-      </w:r>
-      <w:r>
-        <w:tab/>
-      </w:r>
-      <w:r>
-        <w:t></w:t>
-      </w:r>
-      <w:r>
-        <w:t></w:t>
-      </w:r>
-      <w:r>
-        <w:t></w:t>
+          <w:iCs/>
+          <w:lang w:val="en-AE"/>
+        </w:rPr>
+        <w:t>Greenness Reward</w:t>
+      </w:r>
+      <w:r>
+        <w:rPr>
+          <w:lang w:val="en-AE"/>
+        </w:rPr>
+        <w:t xml:space="preserve">. These sliders eliminate the need to express routing preferences within the prompt itself. The air quality slider (α) penalizes routes with higher PM2.5 levels, while the greenness slider (β) </w:t>
+      </w:r>
+      <w:proofErr w:type="spellStart"/>
+      <w:r>
+        <w:rPr>
+          <w:lang w:val="en-AE"/>
+        </w:rPr>
+        <w:t>favors</w:t>
+      </w:r>
+      <w:proofErr w:type="spellEnd"/>
+      <w:r>
+        <w:rPr>
+          <w:lang w:val="en-AE"/>
+        </w:rPr>
+        <w:t xml:space="preserve"> paths with higher Normalized Difference Vegetation Index (NDVI) values.</w:t>
       </w:r>
     </w:p>
     <w:p>
       <w:pPr>
         <w:pStyle w:val="BodyText"/>
         <w:rPr>
-          <w:lang w:val="en-US"/>
-        </w:rPr>
-      </w:pPr>
-      <w:r>
-        <w:rPr>
-          <w:lang w:val="en-AE"/>
-        </w:rPr>
-        <w:t>w</w:t>
-      </w:r>
-      <w:r>
-        <w:rPr>
-          <w:lang w:val="en-US"/>
-        </w:rPr>
-        <w:t>here α and β are tunable weights for penalizing poor air quality and rewarding greenery, respectively.</w:t>
+          <w:lang w:val="en-AE"/>
+        </w:rPr>
+      </w:pPr>
+      <w:r>
+        <w:rPr>
+          <w:lang w:val="en-AE"/>
+        </w:rPr>
+        <w:t>Once the origin and destination are identified, the system constructs a geospatial graph of Chicago’s bike network. Each edge in the graph is dynamically weighted based on nearby air quality and vegetation data obtained from environmental sensors. Route computation is carried out using an adapted Yen’s K-Shortest Paths algorithm, which generates multiple path options while incorporating the user-defined environmental weights.</w:t>
       </w:r>
     </w:p>
     <w:p>
       <w:pPr>
         <w:pStyle w:val="BodyText"/>
         <w:rPr>
-          <w:lang w:val="en-US"/>
-        </w:rPr>
-      </w:pPr>
-      <w:r>
-        <w:rPr>
-          <w:lang w:val="en-US"/>
-        </w:rPr>
-        <w:t>To determine optimal bike paths, the system connects the user-specified origin and destination to the nearest nodes in the network via virtual edges. Then, using Yen’s algorithm, the top-k shortest paths are extracted based on the computed cost. A penalty is applied to reused edges across iterations to encourage route diversity. For each path, average PM2.5 and NDVI values are computed, and the route with the lowest pollution and highest greenery score is selected as the recommended path. This environmentally informed selection approach balances travel distance with health and ecological considerations, enabling context-aware route planning.</w:t>
-      </w:r>
-    </w:p>
-    <w:p>
-      <w:pPr>
-        <w:pStyle w:val="Heading2"/>
-      </w:pPr>
-      <w:r>
-        <w:t>LLM Integration</w:t>
-      </w:r>
-    </w:p>
-    <w:p>
-      <w:pPr>
-        <w:pStyle w:val="BodyText"/>
-        <w:rPr>
-          <w:lang w:val="en-US"/>
-        </w:rPr>
-      </w:pPr>
-      <w:r>
-        <w:rPr>
-          <w:lang w:val="en-US"/>
-        </w:rPr>
-        <w:t xml:space="preserve">In the proposed routing system, two LLMs are integrated using the </w:t>
-      </w:r>
-      <w:proofErr w:type="spellStart"/>
-      <w:r>
-        <w:rPr>
-          <w:lang w:val="en-US"/>
-        </w:rPr>
-        <w:t>Groq</w:t>
-      </w:r>
-      <w:proofErr w:type="spellEnd"/>
-      <w:r>
-        <w:rPr>
-          <w:lang w:val="en-US"/>
-        </w:rPr>
-        <w:t xml:space="preserve"> API to enhance the </w:t>
-      </w:r>
-      <w:r>
-        <w:rPr>
-          <w:lang w:val="en-US"/>
-        </w:rPr>
-        <w:t>NLP</w:t>
-      </w:r>
-      <w:r>
-        <w:rPr>
-          <w:lang w:val="en-US"/>
-        </w:rPr>
-        <w:t xml:space="preserve"> and explanation capabilities of the application.</w:t>
-      </w:r>
-    </w:p>
-    <w:p>
-      <w:pPr>
-        <w:pStyle w:val="Heading3"/>
-        <w:rPr>
-          <w:i w:val="0"/>
-        </w:rPr>
-      </w:pPr>
-      <w:r>
-        <w:t>Query Interpretation using LLaMA 3.1 8B Instant</w:t>
-      </w:r>
-      <w:r>
-        <w:t xml:space="preserve">: </w:t>
-      </w:r>
-      <w:r>
-        <w:rPr>
-          <w:i w:val="0"/>
-        </w:rPr>
-        <w:t>This model is used in the extract_trip_info(prompt) function. It parses free-form user prompts to extract three structured elements: the trip's origin, the destination, and the routing preference (e.g., shortest, greenest, or healthiest). The system prompt explicitly instructs the model to focus on the Chicago area and to correct for common user input issues such as misspellings, missing spaces, or informal phrasing. This design ensures that users can interact with the system using natural language without adhering to strict formatting, improving accessibility and usability.</w:t>
-      </w:r>
-      <w:r>
-        <w:rPr>
-          <w:i w:val="0"/>
-        </w:rPr>
-        <w:t xml:space="preserve"> </w:t>
-      </w:r>
-      <w:r>
-        <w:rPr>
-          <w:i w:val="0"/>
-        </w:rPr>
-        <w:t xml:space="preserve">As shown in </w:t>
-      </w:r>
-      <w:r>
-        <w:rPr>
-          <w:i w:val="0"/>
-        </w:rPr>
-        <w:t>Figure </w:t>
-      </w:r>
-      <w:r>
-        <w:rPr>
-          <w:i w:val="0"/>
-          <w:color w:val="FF0000"/>
-        </w:rPr>
-        <w:t>num</w:t>
-      </w:r>
-      <w:r>
-        <w:rPr>
-          <w:i w:val="0"/>
-          <w:color w:val="FF0000"/>
-        </w:rPr>
-        <w:t xml:space="preserve"> (caption: </w:t>
-      </w:r>
-      <w:r>
-        <w:rPr>
-          <w:i w:val="0"/>
-          <w:color w:val="FF0000"/>
-        </w:rPr>
-        <w:t>Structured system prompt used to extract origin, destination, and routing preference from natural language input.</w:t>
-      </w:r>
-      <w:r>
-        <w:rPr>
-          <w:i w:val="0"/>
-          <w:color w:val="FF0000"/>
-        </w:rPr>
-        <w:t>)</w:t>
-      </w:r>
-      <w:r>
-        <w:rPr>
-          <w:i w:val="0"/>
-        </w:rPr>
-        <w:t>, the prompt used for the LLM clearly defines the expected output format and constraints tailored to Chicago-specific queries.</w:t>
-      </w:r>
-    </w:p>
-    <w:p/>
-    <w:p>
-      <w:pPr>
-        <w:pStyle w:val="Heading3"/>
-        <w:rPr>
-          <w:i w:val="0"/>
-          <w:iCs w:val="0"/>
-          <w:noProof w:val="0"/>
-          <w:spacing w:val="-1"/>
-          <w:lang w:eastAsia="x-none"/>
-        </w:rPr>
-      </w:pPr>
-      <w:r>
-        <w:t xml:space="preserve">LLaMA 3.3 70B Versatile for Explanation Generation: </w:t>
-      </w:r>
-      <w:r>
-        <w:rPr>
-          <w:i w:val="0"/>
-          <w:iCs w:val="0"/>
-          <w:noProof w:val="0"/>
-          <w:spacing w:val="-1"/>
-          <w:lang w:eastAsia="x-none"/>
-        </w:rPr>
-        <w:t>This larger model is employed to generate concise and informative textual explanations for the recommended route. It was chosen for its advanced reasoning capabilities and high-quality language generation, which are essential for summarizing spatial decisions involving air quality, greenness, and distance. By presenting these factors in a user-friendly format, the model enhances the system's interpretability and transparency. As shown in Figure num (caption: Prompt used to instruct the LLM to generate concise, user-friendly explanations for the selected route.), the prompt provides a structured template that guides the LLM in producing 2–3 clear sentences explaining how environmental criteria influenced the recommended route.</w:t>
-      </w:r>
-    </w:p>
-    <w:p>
-      <w:pPr>
-        <w:rPr>
-          <w:lang w:eastAsia="x-none"/>
-        </w:rPr>
-      </w:pPr>
-    </w:p>
-    <w:p>
-      <w:pPr>
-        <w:pStyle w:val="BodyText"/>
-        <w:rPr>
-          <w:lang w:val="en-US"/>
-        </w:rPr>
-      </w:pPr>
-      <w:r>
-        <w:rPr>
-          <w:lang w:val="en-US"/>
-        </w:rPr>
-        <w:t>The integration of LLMs in this project enhances accessibility by enabling natural language interaction with complex geospatial computations. The system can interpret a wide range of user inputs, including informal phrasing, typographical errors, inconsistent formatting, and loosely defined place names. This eliminates the need for rigid query structures or rule-based parsing, allowing users to communicate using everyday language. In addition to interpreting queries, the LLMs generate clear and concise explanations for routing decisions, improving transparency and user trust.</w:t>
-      </w:r>
-    </w:p>
-    <w:p>
-      <w:pPr>
-        <w:pStyle w:val="Heading2"/>
-      </w:pPr>
-      <w:r>
-        <w:t>Overall System</w:t>
-      </w:r>
-    </w:p>
-    <w:p>
-      <w:pPr>
-        <w:pStyle w:val="Heading2"/>
-      </w:pPr>
-      <w:r>
-        <w:t>Testing Interface</w:t>
+          <w:lang w:val="en-AE"/>
+        </w:rPr>
+      </w:pPr>
+      <w:r>
+        <w:rPr>
+          <w:lang w:val="en-AE"/>
+        </w:rPr>
+        <w:t>Finally, the system displays an interactive route map, computes the estimated time of arrival (ETA), and uses a second LLM query to generate a concise natural language explanation of the recommended route. This explanation reflects how the selected route aligns with the user’s environmental preferences.</w:t>
       </w:r>
     </w:p>
     <w:p>
@@ -1476,28 +1758,7 @@
         <w:rPr>
           <w:lang w:val="en-AE"/>
         </w:rPr>
-        <w:t xml:space="preserve"> quality and green areas. This best path is shown in light green on the map. It is </w:t>
-      </w:r>
-      <w:r>
-        <w:rPr>
-          <w:lang w:val="en-AE"/>
-        </w:rPr>
-        <w:lastRenderedPageBreak/>
-        <w:t xml:space="preserve">about 37.36 </w:t>
-      </w:r>
-      <w:proofErr w:type="spellStart"/>
-      <w:r>
-        <w:rPr>
-          <w:lang w:val="en-AE"/>
-        </w:rPr>
-        <w:t>kilometers</w:t>
-      </w:r>
-      <w:proofErr w:type="spellEnd"/>
-      <w:r>
-        <w:rPr>
-          <w:lang w:val="en-AE"/>
-        </w:rPr>
-        <w:t xml:space="preserve"> long, with low air pollution (PM2.5 = 6.42) and good greenery (NDVI = 0.10). The system chose this route because it is the cleanest and greenest among the options</w:t>
+        <w:t xml:space="preserve"> quality and green areas. This best path is shown in light green on the map. It is about 37.36 kilometers long, with low air pollution (PM2.5 = 6.42) and good greenery (NDVI = 0.10). The system chose this route because it is the cleanest and greenest among the options</w:t>
       </w:r>
       <w:r>
         <w:t>. It used Yen’s K-shortest paths algorithm, which finds several different route options between the two locations, and then selects the one with the lowest average air pollution and the highest green coverage based on data from PM2.5 sensors and NDVI readings.</w:t>
@@ -1512,6 +1773,9 @@
     <w:p/>
     <w:p>
       <w:r>
+        <w:rPr>
+          <w:noProof/>
+        </w:rPr>
         <w:drawing>
           <wp:inline distT="0" distB="0" distL="0" distR="0" wp14:anchorId="2BF573D8" wp14:editId="2D804983">
             <wp:extent cx="3089910" cy="463178"/>
@@ -1528,7 +1792,7 @@
                     <pic:cNvPicPr/>
                   </pic:nvPicPr>
                   <pic:blipFill>
-                    <a:blip r:embed="rId9"/>
+                    <a:blip r:embed="rId11"/>
                     <a:stretch>
                       <a:fillRect/>
                     </a:stretch>
@@ -1551,6 +1815,9 @@
     </w:p>
     <w:p>
       <w:r>
+        <w:rPr>
+          <w:noProof/>
+        </w:rPr>
         <w:drawing>
           <wp:inline distT="0" distB="0" distL="0" distR="0" wp14:anchorId="7211510B" wp14:editId="64D385E7">
             <wp:extent cx="3089910" cy="2348414"/>
@@ -1567,7 +1834,7 @@
                     <pic:cNvPicPr/>
                   </pic:nvPicPr>
                   <pic:blipFill>
-                    <a:blip r:embed="rId10"/>
+                    <a:blip r:embed="rId12"/>
                     <a:stretch>
                       <a:fillRect/>
                     </a:stretch>
@@ -1833,6 +2100,7 @@
         <w:rPr>
           <w:lang w:val="fr-FR"/>
         </w:rPr>
+        <w:lastRenderedPageBreak/>
         <w:t xml:space="preserve">Zhang, Z., et al. (2024a). </w:t>
       </w:r>
       <w:r>

--- a/GeoBikeLLM Paper.docx
+++ b/GeoBikeLLM Paper.docx
@@ -1166,6 +1166,9 @@
         </w:rPr>
       </w:pPr>
       <w:r>
+        <w:rPr>
+          <w:noProof/>
+        </w:rPr>
         <w:drawing>
           <wp:anchor distT="0" distB="0" distL="114300" distR="114300" simplePos="0" relativeHeight="251659264" behindDoc="0" locked="0" layoutInCell="1" allowOverlap="1" wp14:anchorId="4D139A7F" wp14:editId="1BF50330">
             <wp:simplePos x="0" y="0"/>
@@ -1391,10 +1394,80 @@
     </w:p>
     <w:p>
       <w:pPr>
-        <w:rPr>
+        <w:pStyle w:val="Heading3"/>
+        <w:rPr>
+          <w:i w:val="0"/>
+        </w:rPr>
+      </w:pPr>
+      <w:r>
+        <w:t>Prompt Engineering</w:t>
+      </w:r>
+      <w:r>
+        <w:t xml:space="preserve">: </w:t>
+      </w:r>
+      <w:r>
+        <w:rPr>
+          <w:i w:val="0"/>
+        </w:rPr>
+        <w:t xml:space="preserve">This </w:t>
+      </w:r>
+    </w:p>
+    <w:p>
+      <w:pPr>
+        <w:pStyle w:val="Heading3"/>
+        <w:spacing w:after="6pt"/>
+        <w:ind w:firstLine="7.10pt"/>
+        <w:rPr>
+          <w:i w:val="0"/>
+          <w:iCs w:val="0"/>
+          <w:noProof w:val="0"/>
+          <w:spacing w:val="-1"/>
           <w:lang w:eastAsia="x-none"/>
         </w:rPr>
       </w:pPr>
+      <w:r>
+        <w:t>LLM Evaluation</w:t>
+      </w:r>
+      <w:r>
+        <w:t xml:space="preserve">: </w:t>
+      </w:r>
+      <w:r>
+        <w:rPr>
+          <w:i w:val="0"/>
+        </w:rPr>
+        <w:t>To evaluate the effectiveness of the</w:t>
+      </w:r>
+      <w:r>
+        <w:rPr>
+          <w:i w:val="0"/>
+        </w:rPr>
+        <w:t xml:space="preserve"> </w:t>
+      </w:r>
+      <w:r>
+        <w:rPr>
+          <w:i w:val="0"/>
+        </w:rPr>
+        <w:t xml:space="preserve">LLM in accurately extracting structured information from natural language prompts, we conducted a controlled test using 35 user-generated inputs. Each prompt reflected realistic and diverse travel requests, including typographical errors, informal phrasing, and mixed formatting. At the time of testing, the system was configured to extract both the origin and destination, as well as routing preferences (e.g., healthiest, shortest, greenest). The extracted values were compared against </w:t>
+      </w:r>
+      <w:r>
+        <w:rPr>
+          <w:i w:val="0"/>
+        </w:rPr>
+        <w:t xml:space="preserve">the </w:t>
+      </w:r>
+      <w:r>
+        <w:rPr>
+          <w:i w:val="0"/>
+        </w:rPr>
+        <w:t>manually annotated ground truth for each prompt. Accuracy was computed based on the correct identification of both location entities and preference tags. This evaluation helped validate the reliability of the LLM in parsing location-based instructions under noisy real-world conditions and informed our later decision to shift preference input from text to user-adjustable sliders for greater precision and control.</w:t>
+      </w:r>
+    </w:p>
+    <w:p>
+      <w:pPr>
+        <w:rPr>
+          <w:lang w:eastAsia="x-none"/>
+        </w:rPr>
+      </w:pPr>
     </w:p>
     <w:p>
       <w:pPr>
@@ -1415,16 +1488,224 @@
         <w:pStyle w:val="Heading2"/>
       </w:pPr>
       <w:r>
-        <w:lastRenderedPageBreak/>
         <w:t>Overall System</w:t>
       </w:r>
     </w:p>
     <w:p>
       <w:pPr>
-        <w:pStyle w:val="Heading2"/>
-      </w:pPr>
-      <w:r>
-        <w:t>Testing Interface</w:t>
+        <w:pStyle w:val="BodyText"/>
+        <w:rPr>
+          <w:lang w:val="en-AE"/>
+        </w:rPr>
+      </w:pPr>
+      <w:r>
+        <w:rPr>
+          <w:lang w:val="en-AE"/>
+        </w:rPr>
+        <w:t xml:space="preserve">The </w:t>
+      </w:r>
+      <w:proofErr w:type="spellStart"/>
+      <w:r>
+        <w:rPr>
+          <w:lang w:val="en-AE"/>
+        </w:rPr>
+        <w:t>GeoBikeLLM</w:t>
+      </w:r>
+      <w:proofErr w:type="spellEnd"/>
+      <w:r>
+        <w:rPr>
+          <w:lang w:val="en-AE"/>
+        </w:rPr>
+        <w:t xml:space="preserve"> system enables natural language-based bike route planning within Chicago, Illinois, by integrating environmental and spatial data to recommend optimized cycling paths. Users interact with the system by entering a prompt such as </w:t>
+      </w:r>
+      <w:r>
+        <w:rPr>
+          <w:i/>
+          <w:iCs/>
+          <w:lang w:val="en-AE"/>
+        </w:rPr>
+        <w:t>"I want to go from Melrose Park to Hyde Park."</w:t>
+      </w:r>
+      <w:r>
+        <w:rPr>
+          <w:lang w:val="en-AE"/>
+        </w:rPr>
+        <w:t xml:space="preserve"> The system employs LLM to extract only the origin and destination from the prompt, accounting for informal phrasing, typos, and spacing issues in location names. The system prompt used to guide this extraction is shown in Figure</w:t>
+      </w:r>
+      <w:r>
+        <w:rPr>
+          <w:lang w:val="en-AE"/>
+        </w:rPr>
+        <w:t xml:space="preserve"> </w:t>
+      </w:r>
+      <w:proofErr w:type="spellStart"/>
+      <w:r>
+        <w:rPr>
+          <w:color w:val="FF0000"/>
+          <w:lang w:val="en-AE"/>
+        </w:rPr>
+        <w:t>num</w:t>
+      </w:r>
+      <w:proofErr w:type="spellEnd"/>
+      <w:r>
+        <w:rPr>
+          <w:color w:val="FF0000"/>
+          <w:lang w:val="en-AE"/>
+        </w:rPr>
+        <w:t xml:space="preserve"> (caption: System prompt provided to the LLM for extracting origin and destination.), </w:t>
+      </w:r>
+      <w:r>
+        <w:rPr>
+          <w:lang w:val="en-AE"/>
+        </w:rPr>
+        <w:t>which explicitly restricts the task to valid JSON output and enforces geographic constraints within Chicago.</w:t>
+      </w:r>
+    </w:p>
+    <w:p>
+      <w:pPr>
+        <w:pStyle w:val="BodyText"/>
+        <w:rPr>
+          <w:lang w:val="en-AE"/>
+        </w:rPr>
+      </w:pPr>
+      <w:r>
+        <w:rPr>
+          <w:noProof/>
+          <w:lang w:val="en-AE"/>
+        </w:rPr>
+        <w:drawing>
+          <wp:anchor distT="0" distB="0" distL="114300" distR="114300" simplePos="0" relativeHeight="251663360" behindDoc="0" locked="0" layoutInCell="1" allowOverlap="1" wp14:anchorId="16DACA7C" wp14:editId="6296C139">
+            <wp:simplePos x="0" y="0"/>
+            <wp:positionH relativeFrom="column">
+              <wp:posOffset>185621</wp:posOffset>
+            </wp:positionH>
+            <wp:positionV relativeFrom="paragraph">
+              <wp:posOffset>-9348</wp:posOffset>
+            </wp:positionV>
+            <wp:extent cx="2552218" cy="1444564"/>
+            <wp:effectExtent l="0" t="0" r="635" b="3810"/>
+            <wp:wrapTopAndBottom/>
+            <wp:docPr id="1850122435" name="Picture 5" descr="A yellow card with black text&#10;&#10;AI-generated content may be incorrect."/>
+            <wp:cNvGraphicFramePr>
+              <a:graphicFrameLocks xmlns:a="http://purl.oclc.org/ooxml/drawingml/main" noChangeAspect="1"/>
+            </wp:cNvGraphicFramePr>
+            <a:graphic xmlns:a="http://purl.oclc.org/ooxml/drawingml/main">
+              <a:graphicData uri="http://purl.oclc.org/ooxml/drawingml/picture">
+                <pic:pic xmlns:pic="http://purl.oclc.org/ooxml/drawingml/picture">
+                  <pic:nvPicPr>
+                    <pic:cNvPr id="1850122435" name="Picture 5" descr="A yellow card with black text&#10;&#10;AI-generated content may be incorrect."/>
+                    <pic:cNvPicPr/>
+                  </pic:nvPicPr>
+                  <pic:blipFill>
+                    <a:blip r:embed="rId10">
+                      <a:extLst>
+                        <a:ext uri="{28A0092B-C50C-407E-A947-70E740481C1C}">
+                          <a14:useLocalDpi xmlns:a14="http://schemas.microsoft.com/office/drawing/2010/main" val="0"/>
+                        </a:ext>
+                      </a:extLst>
+                    </a:blip>
+                    <a:stretch>
+                      <a:fillRect/>
+                    </a:stretch>
+                  </pic:blipFill>
+                  <pic:spPr>
+                    <a:xfrm>
+                      <a:off x="0" y="0"/>
+                      <a:ext cx="2552218" cy="1444564"/>
+                    </a:xfrm>
+                    <a:prstGeom prst="rect">
+                      <a:avLst/>
+                    </a:prstGeom>
+                  </pic:spPr>
+                </pic:pic>
+              </a:graphicData>
+            </a:graphic>
+          </wp:anchor>
+        </w:drawing>
+      </w:r>
+    </w:p>
+    <w:p>
+      <w:pPr>
+        <w:pStyle w:val="BodyText"/>
+        <w:rPr>
+          <w:lang w:val="en-AE"/>
+        </w:rPr>
+      </w:pPr>
+      <w:r>
+        <w:rPr>
+          <w:lang w:val="en-AE"/>
+        </w:rPr>
+        <w:t xml:space="preserve">To offer users greater control over route optimization, the system provides two adjustable sliders in the user interface: one for </w:t>
+      </w:r>
+      <w:r>
+        <w:rPr>
+          <w:i/>
+          <w:iCs/>
+          <w:lang w:val="en-AE"/>
+        </w:rPr>
+        <w:t>Air Quality Penalty</w:t>
+      </w:r>
+      <w:r>
+        <w:rPr>
+          <w:lang w:val="en-AE"/>
+        </w:rPr>
+        <w:t xml:space="preserve"> and another for </w:t>
+      </w:r>
+      <w:r>
+        <w:rPr>
+          <w:i/>
+          <w:iCs/>
+          <w:lang w:val="en-AE"/>
+        </w:rPr>
+        <w:t>Greenness Reward</w:t>
+      </w:r>
+      <w:r>
+        <w:rPr>
+          <w:lang w:val="en-AE"/>
+        </w:rPr>
+        <w:t xml:space="preserve">. These sliders eliminate the need to express routing preferences within the prompt itself. The air quality slider (α) penalizes routes with higher PM2.5 levels, while the greenness slider (β) </w:t>
+      </w:r>
+      <w:proofErr w:type="spellStart"/>
+      <w:r>
+        <w:rPr>
+          <w:lang w:val="en-AE"/>
+        </w:rPr>
+        <w:t>favors</w:t>
+      </w:r>
+      <w:proofErr w:type="spellEnd"/>
+      <w:r>
+        <w:rPr>
+          <w:lang w:val="en-AE"/>
+        </w:rPr>
+        <w:t xml:space="preserve"> paths with higher Normalized Difference Vegetation Index (NDVI) values.</w:t>
+      </w:r>
+    </w:p>
+    <w:p>
+      <w:pPr>
+        <w:pStyle w:val="BodyText"/>
+        <w:rPr>
+          <w:lang w:val="en-AE"/>
+        </w:rPr>
+      </w:pPr>
+      <w:r>
+        <w:rPr>
+          <w:lang w:val="en-AE"/>
+        </w:rPr>
+        <w:t>Once the origin and destination are identified, the system constructs a geospatial graph of Chicago’s bike network. Each edge in the graph is dynamically weighted based on nearby air quality and vegetation data obtained from environmental sensors. Route computation is carried out using an adapted Yen’s K-Shortest Paths algorithm, which generates multiple path options while incorporating the user-defined environmental weights.</w:t>
+      </w:r>
+    </w:p>
+    <w:p>
+      <w:pPr>
+        <w:pStyle w:val="BodyText"/>
+        <w:rPr>
+          <w:lang w:val="en-AE"/>
+        </w:rPr>
+      </w:pPr>
+      <w:r>
+        <w:rPr>
+          <w:lang w:val="en-AE"/>
+        </w:rPr>
+        <w:t>Finally, the system displays an interactive route map, computes the estimated time of arrival (ETA), and uses a second LLM query to generate a concise natural language explanation of the recommended route. This explanation reflects how the selected route aligns with the user’s environmental preferences.</w:t>
       </w:r>
     </w:p>
     <w:p>
@@ -1511,7 +1792,7 @@
                     <pic:cNvPicPr/>
                   </pic:nvPicPr>
                   <pic:blipFill>
-                    <a:blip r:embed="rId10"/>
+                    <a:blip r:embed="rId11"/>
                     <a:stretch>
                       <a:fillRect/>
                     </a:stretch>
@@ -1553,7 +1834,7 @@
                     <pic:cNvPicPr/>
                   </pic:nvPicPr>
                   <pic:blipFill>
-                    <a:blip r:embed="rId11"/>
+                    <a:blip r:embed="rId12"/>
                     <a:stretch>
                       <a:fillRect/>
                     </a:stretch>
@@ -1819,6 +2100,7 @@
         <w:rPr>
           <w:lang w:val="fr-FR"/>
         </w:rPr>
+        <w:lastRenderedPageBreak/>
         <w:t xml:space="preserve">Zhang, Z., et al. (2024a). </w:t>
       </w:r>
       <w:r>

--- a/GeoBikeLLM Paper.docx
+++ b/GeoBikeLLM Paper.docx
@@ -350,39 +350,30 @@
       <w:r>
         <w:t>Keywords—</w:t>
       </w:r>
-      <w:proofErr w:type="gramStart"/>
       <w:r>
         <w:t xml:space="preserve">Geospatial </w:t>
       </w:r>
       <w:r>
         <w:t>,</w:t>
       </w:r>
-      <w:proofErr w:type="gramEnd"/>
       <w:r>
         <w:t xml:space="preserve"> </w:t>
       </w:r>
-      <w:proofErr w:type="gramStart"/>
       <w:r>
         <w:t xml:space="preserve">LLM </w:t>
       </w:r>
       <w:r>
         <w:t>,</w:t>
       </w:r>
-      <w:proofErr w:type="gramEnd"/>
       <w:r>
         <w:t xml:space="preserve"> </w:t>
       </w:r>
       <w:r>
-        <w:t xml:space="preserve">Air </w:t>
-      </w:r>
-      <w:proofErr w:type="gramStart"/>
-      <w:r>
-        <w:t xml:space="preserve">Quality </w:t>
+        <w:t xml:space="preserve">Air Quality </w:t>
       </w:r>
       <w:r>
         <w:t>,</w:t>
       </w:r>
-      <w:proofErr w:type="gramEnd"/>
       <w:r>
         <w:t xml:space="preserve"> </w:t>
       </w:r>
@@ -431,52 +422,24 @@
         <w:rPr>
           <w:lang w:val="en-US"/>
         </w:rPr>
-        <w:t xml:space="preserve">Recent advancements in </w:t>
-      </w:r>
-      <w:proofErr w:type="spellStart"/>
+        <w:t xml:space="preserve">Recent advancements in GeoAI and LLM research have enabled natural language interfaces for querying and interpreting geospatial data. Studies have explored both LLM-augmented spatial querying and multimodal systems integrating maps, satellite imagery, and text for environmental reasoning. This section reviews existing approaches and highlights the gap </w:t>
+      </w:r>
       <w:r>
         <w:rPr>
           <w:lang w:val="en-US"/>
         </w:rPr>
-        <w:t>GeoAI</w:t>
-      </w:r>
-      <w:proofErr w:type="spellEnd"/>
+        <w:t xml:space="preserve">that </w:t>
+      </w:r>
       <w:r>
         <w:rPr>
           <w:lang w:val="en-US"/>
         </w:rPr>
-        <w:t xml:space="preserve"> and LLM research have enabled natural language interfaces for querying and interpreting geospatial data. Studies have explored both LLM-augmented spatial querying and multimodal systems integrating maps, satellite imagery, and text for environmental reasoning. This section reviews existing approaches and highlights the gap </w:t>
+        <w:t>our proposed GeoBikeLLM system aims to fill.</w:t>
       </w:r>
       <w:r>
         <w:rPr>
           <w:lang w:val="en-US"/>
         </w:rPr>
-        <w:t xml:space="preserve">that </w:t>
-      </w:r>
-      <w:r>
-        <w:rPr>
-          <w:lang w:val="en-US"/>
-        </w:rPr>
-        <w:t xml:space="preserve">our proposed </w:t>
-      </w:r>
-      <w:proofErr w:type="spellStart"/>
-      <w:r>
-        <w:rPr>
-          <w:lang w:val="en-US"/>
-        </w:rPr>
-        <w:t>GeoBikeLLM</w:t>
-      </w:r>
-      <w:proofErr w:type="spellEnd"/>
-      <w:r>
-        <w:rPr>
-          <w:lang w:val="en-US"/>
-        </w:rPr>
-        <w:t xml:space="preserve"> system aims to fill.</w:t>
-      </w:r>
-      <w:r>
-        <w:rPr>
-          <w:lang w:val="en-US"/>
-        </w:rPr>
         <w:t xml:space="preserve"> </w:t>
       </w:r>
     </w:p>
@@ -499,119 +462,7 @@
         <w:rPr>
           <w:lang w:val="en-AE"/>
         </w:rPr>
-        <w:t xml:space="preserve">Recent research has focused on enhancing geospatial data accessibility through natural language interfaces powered by large language models (LLMs). Systems like </w:t>
-      </w:r>
-      <w:proofErr w:type="spellStart"/>
-      <w:r>
-        <w:rPr>
-          <w:lang w:val="en-AE"/>
-        </w:rPr>
-        <w:t>ChatGeoAI</w:t>
-      </w:r>
-      <w:proofErr w:type="spellEnd"/>
-      <w:r>
-        <w:rPr>
-          <w:lang w:val="en-AE"/>
-        </w:rPr>
-        <w:t xml:space="preserve"> by Mansourian and </w:t>
-      </w:r>
-      <w:proofErr w:type="spellStart"/>
-      <w:r>
-        <w:rPr>
-          <w:lang w:val="en-AE"/>
-        </w:rPr>
-        <w:t>Oucheikh</w:t>
-      </w:r>
-      <w:proofErr w:type="spellEnd"/>
-      <w:r>
-        <w:rPr>
-          <w:lang w:val="en-AE"/>
-        </w:rPr>
-        <w:t xml:space="preserve"> [1] and the SQL-generation framework by Jiang and Yang [2] enable users to perform GIS tasks or query spatial databases using natural language. </w:t>
-      </w:r>
-      <w:proofErr w:type="spellStart"/>
-      <w:r>
-        <w:rPr>
-          <w:lang w:val="en-AE"/>
-        </w:rPr>
-        <w:t>ChatGeoAI</w:t>
-      </w:r>
-      <w:proofErr w:type="spellEnd"/>
-      <w:r>
-        <w:rPr>
-          <w:lang w:val="en-AE"/>
-        </w:rPr>
-        <w:t xml:space="preserve"> employs LLaMA-2 to convert queries into executable </w:t>
-      </w:r>
-      <w:proofErr w:type="spellStart"/>
-      <w:r>
-        <w:rPr>
-          <w:lang w:val="en-AE"/>
-        </w:rPr>
-        <w:t>PyQGIS</w:t>
-      </w:r>
-      <w:proofErr w:type="spellEnd"/>
-      <w:r>
-        <w:rPr>
-          <w:lang w:val="en-AE"/>
-        </w:rPr>
-        <w:t xml:space="preserve"> scripts, while Jiang and Yang use ChatGPT to generate </w:t>
-      </w:r>
-      <w:proofErr w:type="spellStart"/>
-      <w:r>
-        <w:rPr>
-          <w:lang w:val="en-AE"/>
-        </w:rPr>
-        <w:t>PostGIS</w:t>
-      </w:r>
-      <w:proofErr w:type="spellEnd"/>
-      <w:r>
-        <w:rPr>
-          <w:lang w:val="en-AE"/>
-        </w:rPr>
-        <w:t>-compatible SQL. Text-to-</w:t>
-      </w:r>
-      <w:proofErr w:type="spellStart"/>
-      <w:r>
-        <w:rPr>
-          <w:lang w:val="en-AE"/>
-        </w:rPr>
-        <w:t>OverpassQL</w:t>
-      </w:r>
-      <w:proofErr w:type="spellEnd"/>
-      <w:r>
-        <w:rPr>
-          <w:lang w:val="en-AE"/>
-        </w:rPr>
-        <w:t xml:space="preserve"> by </w:t>
-      </w:r>
-      <w:proofErr w:type="spellStart"/>
-      <w:r>
-        <w:rPr>
-          <w:lang w:val="en-AE"/>
-        </w:rPr>
-        <w:t>Staniek</w:t>
-      </w:r>
-      <w:proofErr w:type="spellEnd"/>
-      <w:r>
-        <w:rPr>
-          <w:lang w:val="en-AE"/>
-        </w:rPr>
-        <w:t xml:space="preserve"> et al. [3] further advances this by translating natural language into </w:t>
-      </w:r>
-      <w:proofErr w:type="spellStart"/>
-      <w:r>
-        <w:rPr>
-          <w:lang w:val="en-AE"/>
-        </w:rPr>
-        <w:t>OverpassQL</w:t>
-      </w:r>
-      <w:proofErr w:type="spellEnd"/>
-      <w:r>
-        <w:rPr>
-          <w:lang w:val="en-AE"/>
-        </w:rPr>
-        <w:t xml:space="preserve"> queries for OpenStreetMap, democratizing access to structured geodata.</w:t>
+        <w:t>Recent research has focused on enhancing geospatial data accessibility through natural language interfaces powered by large language models (LLMs). Systems like ChatGeoAI by Mansourian and Oucheikh [1] and the SQL-generation framework by Jiang and Yang [2] enable users to perform GIS tasks or query spatial databases using natural language. ChatGeoAI employs LLaMA-2 to convert queries into executable PyQGIS scripts, while Jiang and Yang use ChatGPT to generate PostGIS-compatible SQL. Text-to-OverpassQL by Staniek et al. [3] further advances this by translating natural language into OverpassQL queries for OpenStreetMap, democratizing access to structured geodata.</w:t>
       </w:r>
     </w:p>
     <w:p>
@@ -632,49 +483,7 @@
         <w:rPr>
           <w:lang w:val="en-AE"/>
         </w:rPr>
-        <w:t xml:space="preserve">Other studies investigate how LLMs can interpret or extract geographic knowledge. </w:t>
-      </w:r>
-      <w:proofErr w:type="spellStart"/>
-      <w:r>
-        <w:rPr>
-          <w:lang w:val="en-AE"/>
-        </w:rPr>
-        <w:t>GeoQAMap</w:t>
-      </w:r>
-      <w:proofErr w:type="spellEnd"/>
-      <w:r>
-        <w:rPr>
-          <w:lang w:val="en-AE"/>
-        </w:rPr>
-        <w:t xml:space="preserve"> by Feng et al. [4] utilizes GPT-3.5 and </w:t>
-      </w:r>
-      <w:proofErr w:type="spellStart"/>
-      <w:r>
-        <w:rPr>
-          <w:lang w:val="en-AE"/>
-        </w:rPr>
-        <w:t>Wikidata</w:t>
-      </w:r>
-      <w:proofErr w:type="spellEnd"/>
-      <w:r>
-        <w:rPr>
-          <w:lang w:val="en-AE"/>
-        </w:rPr>
-        <w:t xml:space="preserve"> to answer geographic questions and visualize answers on maps. </w:t>
-      </w:r>
-      <w:proofErr w:type="spellStart"/>
-      <w:r>
-        <w:rPr>
-          <w:lang w:val="en-AE"/>
-        </w:rPr>
-        <w:t>GeoAgent</w:t>
-      </w:r>
-      <w:proofErr w:type="spellEnd"/>
-      <w:r>
-        <w:rPr>
-          <w:lang w:val="en-AE"/>
-        </w:rPr>
-        <w:t xml:space="preserve"> by Huang et al. [5] focuses on address standardization using ChatGLM-6B, showing how LLMs can resolve ambiguous and incomplete geospatial texts. Meanwhile, Bhandari et al. [6] evaluate whether large language models are geospatially knowledgeable, revealing that while some geospatial knowledge exists in pretrained models, it is often imprecise.</w:t>
+        <w:t>Other studies investigate how LLMs can interpret or extract geographic knowledge. GeoQAMap by Feng et al. [4] utilizes GPT-3.5 and Wikidata to answer geographic questions and visualize answers on maps. GeoAgent by Huang et al. [5] focuses on address standardization using ChatGLM-6B, showing how LLMs can resolve ambiguous and incomplete geospatial texts. Meanwhile, Bhandari et al. [6] evaluate whether large language models are geospatially knowledgeable, revealing that while some geospatial knowledge exists in pretrained models, it is often imprecise.</w:t>
       </w:r>
     </w:p>
     <w:p>
@@ -688,35 +497,7 @@
         <w:rPr>
           <w:lang w:val="en-AE"/>
         </w:rPr>
-        <w:t>To overcome these limitations, domain-adapted models have emerged. BB-</w:t>
-      </w:r>
-      <w:proofErr w:type="spellStart"/>
-      <w:r>
-        <w:rPr>
-          <w:lang w:val="en-AE"/>
-        </w:rPr>
-        <w:t>GeoGPT</w:t>
-      </w:r>
-      <w:proofErr w:type="spellEnd"/>
-      <w:r>
-        <w:rPr>
-          <w:lang w:val="en-AE"/>
-        </w:rPr>
-        <w:t xml:space="preserve"> by Zhang et al. [7] is a fine-tuned LLaMA-2 model trained on GIS texts and Q&amp;A pairs, outperforming general LLMs in spatial queries. Similarly, </w:t>
-      </w:r>
-      <w:proofErr w:type="spellStart"/>
-      <w:r>
-        <w:rPr>
-          <w:lang w:val="en-AE"/>
-        </w:rPr>
-        <w:t>GeoLLM</w:t>
-      </w:r>
-      <w:proofErr w:type="spellEnd"/>
-      <w:r>
-        <w:rPr>
-          <w:lang w:val="en-AE"/>
-        </w:rPr>
-        <w:t xml:space="preserve"> by Shah et al. [8] boosts geospatial prediction accuracy by embedding map-based contextual data into prompts. These efforts establish the foundation for natural language interaction with spatial systems but stop short of performing complex geospatial planning or optimization.</w:t>
+        <w:t>To overcome these limitations, domain-adapted models have emerged. BB-GeoGPT by Zhang et al. [7] is a fine-tuned LLaMA-2 model trained on GIS texts and Q&amp;A pairs, outperforming general LLMs in spatial queries. Similarly, GeoLLM by Shah et al. [8] boosts geospatial prediction accuracy by embedding map-based contextual data into prompts. These efforts establish the foundation for natural language interaction with spatial systems but stop short of performing complex geospatial planning or optimization.</w:t>
       </w:r>
     </w:p>
     <w:p>
@@ -749,49 +530,7 @@
         <w:rPr>
           <w:lang w:val="en-AE"/>
         </w:rPr>
-        <w:t xml:space="preserve">Advancements in </w:t>
-      </w:r>
-      <w:proofErr w:type="spellStart"/>
-      <w:r>
-        <w:rPr>
-          <w:lang w:val="en-AE"/>
-        </w:rPr>
-        <w:t>GeoAI</w:t>
-      </w:r>
-      <w:proofErr w:type="spellEnd"/>
-      <w:r>
-        <w:rPr>
-          <w:lang w:val="en-AE"/>
-        </w:rPr>
-        <w:t xml:space="preserve"> have expanded to multimodal systems integrating LLMs with visual and structured geospatial data. </w:t>
-      </w:r>
-      <w:proofErr w:type="spellStart"/>
-      <w:r>
-        <w:rPr>
-          <w:lang w:val="en-AE"/>
-        </w:rPr>
-        <w:t>OmniGeo</w:t>
-      </w:r>
-      <w:proofErr w:type="spellEnd"/>
-      <w:r>
-        <w:rPr>
-          <w:lang w:val="en-AE"/>
-        </w:rPr>
-        <w:t xml:space="preserve"> by Yuan et al. [9] exemplifies this trend by combining satellite imagery, map layers, and text data, enabling LLMs to perform diverse tasks such as land use classification and environmental forecasting. Geode by Wu et al. [10] and </w:t>
-      </w:r>
-      <w:proofErr w:type="spellStart"/>
-      <w:r>
-        <w:rPr>
-          <w:lang w:val="en-AE"/>
-        </w:rPr>
-        <w:t>GTChain</w:t>
-      </w:r>
-      <w:proofErr w:type="spellEnd"/>
-      <w:r>
-        <w:rPr>
-          <w:lang w:val="en-AE"/>
-        </w:rPr>
-        <w:t xml:space="preserve"> by Zhang et al. [11] extend LLMs into autonomous agents, coordinating APIs, GIS tools, and real-time databases to solve spatial tasks.</w:t>
+        <w:t>Advancements in GeoAI have expanded to multimodal systems integrating LLMs with visual and structured geospatial data. OmniGeo by Yuan et al. [9] exemplifies this trend by combining satellite imagery, map layers, and text data, enabling LLMs to perform diverse tasks such as land use classification and environmental forecasting. Geode by Wu et al. [10] and GTChain by Zhang et al. [11] extend LLMs into autonomous agents, coordinating APIs, GIS tools, and real-time databases to solve spatial tasks.</w:t>
       </w:r>
     </w:p>
     <w:p>
@@ -812,21 +551,7 @@
         <w:rPr>
           <w:lang w:val="en-AE"/>
         </w:rPr>
-        <w:t xml:space="preserve">These systems demonstrate the potential of LLMs in spatial reasoning, data retrieval, and geospatial tool orchestration. Geode performs zero-shot geospatial Q&amp;A with explicit reasoning and live data, while </w:t>
-      </w:r>
-      <w:proofErr w:type="spellStart"/>
-      <w:r>
-        <w:rPr>
-          <w:lang w:val="en-AE"/>
-        </w:rPr>
-        <w:t>GTChain</w:t>
-      </w:r>
-      <w:proofErr w:type="spellEnd"/>
-      <w:r>
-        <w:rPr>
-          <w:lang w:val="en-AE"/>
-        </w:rPr>
-        <w:t xml:space="preserve"> trains LLMs to generate tool-use chains for complex tasks in simulated GIS environments. The autonomous GIS agent by Ning et al. [12] also showcases how LLMs can be used to dynamically retrieve data across diverse spatial datasets, enhancing spatial decision-making workflows.</w:t>
+        <w:t>These systems demonstrate the potential of LLMs in spatial reasoning, data retrieval, and geospatial tool orchestration. Geode performs zero-shot geospatial Q&amp;A with explicit reasoning and live data, while GTChain trains LLMs to generate tool-use chains for complex tasks in simulated GIS environments. The autonomous GIS agent by Ning et al. [12] also showcases how LLMs can be used to dynamically retrieve data across diverse spatial datasets, enhancing spatial decision-making workflows.</w:t>
       </w:r>
     </w:p>
     <w:p>
@@ -840,21 +565,7 @@
         <w:rPr>
           <w:lang w:val="en-AE"/>
         </w:rPr>
-        <w:t xml:space="preserve">Despite these advancements, existing solutions lack targeted support for personalized route planning or environmental criteria integration. None of the reviewed systems directly tackle bicycle routing that adapts to vegetation or pollution levels. Our proposed </w:t>
-      </w:r>
-      <w:proofErr w:type="spellStart"/>
-      <w:r>
-        <w:rPr>
-          <w:lang w:val="en-AE"/>
-        </w:rPr>
-        <w:t>GeoBikeLLM</w:t>
-      </w:r>
-      <w:proofErr w:type="spellEnd"/>
-      <w:r>
-        <w:rPr>
-          <w:lang w:val="en-AE"/>
-        </w:rPr>
-        <w:t xml:space="preserve"> addresses this gap by combining LLMs with geospatial intelligence to deliver environment-aware, health-optimized bike route planning</w:t>
+        <w:t>Despite these advancements, existing solutions lack targeted support for personalized route planning or environmental criteria integration. None of the reviewed systems directly tackle bicycle routing that adapts to vegetation or pollution levels. Our proposed GeoBikeLLM addresses this gap by combining LLMs with geospatial intelligence to deliver environment-aware, health-optimized bike route planning</w:t>
       </w:r>
       <w:r>
         <w:rPr>
@@ -1265,21 +976,7 @@
         <w:rPr>
           <w:lang w:val="en-US"/>
         </w:rPr>
-        <w:t xml:space="preserve">In the proposed routing system, two LLMs are integrated using the </w:t>
-      </w:r>
-      <w:proofErr w:type="spellStart"/>
-      <w:r>
-        <w:rPr>
-          <w:lang w:val="en-US"/>
-        </w:rPr>
-        <w:t>Groq</w:t>
-      </w:r>
-      <w:proofErr w:type="spellEnd"/>
-      <w:r>
-        <w:rPr>
-          <w:lang w:val="en-US"/>
-        </w:rPr>
-        <w:t xml:space="preserve"> API to enhance the </w:t>
+        <w:t xml:space="preserve">In the proposed routing system, two LLMs are integrated using the Groq API to enhance the </w:t>
       </w:r>
       <w:r>
         <w:rPr>
@@ -1409,7 +1106,19 @@
         <w:rPr>
           <w:i w:val="0"/>
         </w:rPr>
-        <w:t xml:space="preserve">This </w:t>
+        <w:t>This</w:t>
+      </w:r>
+      <w:r>
+        <w:rPr>
+          <w:i w:val="0"/>
+        </w:rPr>
+        <w:t xml:space="preserve"> part</w:t>
+      </w:r>
+      <w:r>
+        <w:rPr>
+          <w:i w:val="0"/>
+        </w:rPr>
+        <w:t xml:space="preserve"> </w:t>
       </w:r>
     </w:p>
     <w:p>
@@ -1502,21 +1211,7 @@
         <w:rPr>
           <w:lang w:val="en-AE"/>
         </w:rPr>
-        <w:t xml:space="preserve">The </w:t>
-      </w:r>
-      <w:proofErr w:type="spellStart"/>
-      <w:r>
-        <w:rPr>
-          <w:lang w:val="en-AE"/>
-        </w:rPr>
-        <w:t>GeoBikeLLM</w:t>
-      </w:r>
-      <w:proofErr w:type="spellEnd"/>
-      <w:r>
-        <w:rPr>
-          <w:lang w:val="en-AE"/>
-        </w:rPr>
-        <w:t xml:space="preserve"> system enables natural language-based bike route planning within Chicago, Illinois, by integrating environmental and spatial data to recommend optimized cycling paths. Users interact with the system by entering a prompt such as </w:t>
+        <w:t xml:space="preserve">The GeoBikeLLM system enables natural language-based bike route planning within Chicago, Illinois, by integrating environmental and spatial data to recommend optimized cycling paths. Users interact with the system by entering a prompt such as </w:t>
       </w:r>
       <w:r>
         <w:rPr>
@@ -1538,21 +1233,12 @@
         </w:rPr>
         <w:t xml:space="preserve"> </w:t>
       </w:r>
-      <w:proofErr w:type="spellStart"/>
       <w:r>
         <w:rPr>
           <w:color w:val="FF0000"/>
           <w:lang w:val="en-AE"/>
         </w:rPr>
-        <w:t>num</w:t>
-      </w:r>
-      <w:proofErr w:type="spellEnd"/>
-      <w:r>
-        <w:rPr>
-          <w:color w:val="FF0000"/>
-          <w:lang w:val="en-AE"/>
-        </w:rPr>
-        <w:t xml:space="preserve"> (caption: System prompt provided to the LLM for extracting origin and destination.), </w:t>
+        <w:t xml:space="preserve">num (caption: System prompt provided to the LLM for extracting origin and destination.), </w:t>
       </w:r>
       <w:r>
         <w:rPr>
@@ -1663,21 +1349,7 @@
         <w:rPr>
           <w:lang w:val="en-AE"/>
         </w:rPr>
-        <w:t xml:space="preserve">. These sliders eliminate the need to express routing preferences within the prompt itself. The air quality slider (α) penalizes routes with higher PM2.5 levels, while the greenness slider (β) </w:t>
-      </w:r>
-      <w:proofErr w:type="spellStart"/>
-      <w:r>
-        <w:rPr>
-          <w:lang w:val="en-AE"/>
-        </w:rPr>
-        <w:t>favors</w:t>
-      </w:r>
-      <w:proofErr w:type="spellEnd"/>
-      <w:r>
-        <w:rPr>
-          <w:lang w:val="en-AE"/>
-        </w:rPr>
-        <w:t xml:space="preserve"> paths with higher Normalized Difference Vegetation Index (NDVI) values.</w:t>
+        <w:t>. These sliders eliminate the need to express routing preferences within the prompt itself. The air quality slider (α) penalizes routes with higher PM2.5 levels, while the greenness slider (β) favors paths with higher Normalized Difference Vegetation Index (NDVI) values.</w:t>
       </w:r>
     </w:p>
     <w:p>

--- a/GeoBikeLLM Paper.docx
+++ b/GeoBikeLLM Paper.docx
@@ -350,30 +350,39 @@
       <w:r>
         <w:t>Keywords—</w:t>
       </w:r>
+      <w:proofErr w:type="gramStart"/>
       <w:r>
         <w:t xml:space="preserve">Geospatial </w:t>
       </w:r>
       <w:r>
         <w:t>,</w:t>
       </w:r>
+      <w:proofErr w:type="gramEnd"/>
       <w:r>
         <w:t xml:space="preserve"> </w:t>
       </w:r>
+      <w:proofErr w:type="gramStart"/>
       <w:r>
         <w:t xml:space="preserve">LLM </w:t>
       </w:r>
       <w:r>
         <w:t>,</w:t>
       </w:r>
+      <w:proofErr w:type="gramEnd"/>
       <w:r>
         <w:t xml:space="preserve"> </w:t>
       </w:r>
       <w:r>
-        <w:t xml:space="preserve">Air Quality </w:t>
+        <w:t xml:space="preserve">Air </w:t>
+      </w:r>
+      <w:proofErr w:type="gramStart"/>
+      <w:r>
+        <w:t xml:space="preserve">Quality </w:t>
       </w:r>
       <w:r>
         <w:t>,</w:t>
       </w:r>
+      <w:proofErr w:type="gramEnd"/>
       <w:r>
         <w:t xml:space="preserve"> </w:t>
       </w:r>
@@ -422,24 +431,52 @@
         <w:rPr>
           <w:lang w:val="en-US"/>
         </w:rPr>
-        <w:t xml:space="preserve">Recent advancements in GeoAI and LLM research have enabled natural language interfaces for querying and interpreting geospatial data. Studies have explored both LLM-augmented spatial querying and multimodal systems integrating maps, satellite imagery, and text for environmental reasoning. This section reviews existing approaches and highlights the gap </w:t>
-      </w:r>
+        <w:t xml:space="preserve">Recent advancements in </w:t>
+      </w:r>
+      <w:proofErr w:type="spellStart"/>
       <w:r>
         <w:rPr>
           <w:lang w:val="en-US"/>
         </w:rPr>
+        <w:t>GeoAI</w:t>
+      </w:r>
+      <w:proofErr w:type="spellEnd"/>
+      <w:r>
+        <w:rPr>
+          <w:lang w:val="en-US"/>
+        </w:rPr>
+        <w:t xml:space="preserve"> and LLM research have enabled natural language interfaces for querying and interpreting geospatial data. Studies have explored both LLM-augmented spatial querying and multimodal systems integrating maps, satellite imagery, and text for environmental reasoning. This section reviews existing approaches and highlights the gap </w:t>
+      </w:r>
+      <w:r>
+        <w:rPr>
+          <w:lang w:val="en-US"/>
+        </w:rPr>
         <w:t xml:space="preserve">that </w:t>
       </w:r>
       <w:r>
         <w:rPr>
           <w:lang w:val="en-US"/>
         </w:rPr>
-        <w:t>our proposed GeoBikeLLM system aims to fill.</w:t>
-      </w:r>
+        <w:t xml:space="preserve">our proposed </w:t>
+      </w:r>
+      <w:proofErr w:type="spellStart"/>
       <w:r>
         <w:rPr>
           <w:lang w:val="en-US"/>
         </w:rPr>
+        <w:t>GeoBikeLLM</w:t>
+      </w:r>
+      <w:proofErr w:type="spellEnd"/>
+      <w:r>
+        <w:rPr>
+          <w:lang w:val="en-US"/>
+        </w:rPr>
+        <w:t xml:space="preserve"> system aims to fill.</w:t>
+      </w:r>
+      <w:r>
+        <w:rPr>
+          <w:lang w:val="en-US"/>
+        </w:rPr>
         <w:t xml:space="preserve"> </w:t>
       </w:r>
     </w:p>
@@ -462,7 +499,119 @@
         <w:rPr>
           <w:lang w:val="en-AE"/>
         </w:rPr>
-        <w:t>Recent research has focused on enhancing geospatial data accessibility through natural language interfaces powered by large language models (LLMs). Systems like ChatGeoAI by Mansourian and Oucheikh [1] and the SQL-generation framework by Jiang and Yang [2] enable users to perform GIS tasks or query spatial databases using natural language. ChatGeoAI employs LLaMA-2 to convert queries into executable PyQGIS scripts, while Jiang and Yang use ChatGPT to generate PostGIS-compatible SQL. Text-to-OverpassQL by Staniek et al. [3] further advances this by translating natural language into OverpassQL queries for OpenStreetMap, democratizing access to structured geodata.</w:t>
+        <w:t xml:space="preserve">Recent research has focused on enhancing geospatial data accessibility through natural language interfaces powered by large language models (LLMs). Systems like </w:t>
+      </w:r>
+      <w:proofErr w:type="spellStart"/>
+      <w:r>
+        <w:rPr>
+          <w:lang w:val="en-AE"/>
+        </w:rPr>
+        <w:t>ChatGeoAI</w:t>
+      </w:r>
+      <w:proofErr w:type="spellEnd"/>
+      <w:r>
+        <w:rPr>
+          <w:lang w:val="en-AE"/>
+        </w:rPr>
+        <w:t xml:space="preserve"> by Mansourian and </w:t>
+      </w:r>
+      <w:proofErr w:type="spellStart"/>
+      <w:r>
+        <w:rPr>
+          <w:lang w:val="en-AE"/>
+        </w:rPr>
+        <w:t>Oucheikh</w:t>
+      </w:r>
+      <w:proofErr w:type="spellEnd"/>
+      <w:r>
+        <w:rPr>
+          <w:lang w:val="en-AE"/>
+        </w:rPr>
+        <w:t xml:space="preserve"> [1] and the SQL-generation framework by Jiang and Yang [2] enable users to perform GIS tasks or query spatial databases using natural language. </w:t>
+      </w:r>
+      <w:proofErr w:type="spellStart"/>
+      <w:r>
+        <w:rPr>
+          <w:lang w:val="en-AE"/>
+        </w:rPr>
+        <w:t>ChatGeoAI</w:t>
+      </w:r>
+      <w:proofErr w:type="spellEnd"/>
+      <w:r>
+        <w:rPr>
+          <w:lang w:val="en-AE"/>
+        </w:rPr>
+        <w:t xml:space="preserve"> employs LLaMA-2 to convert queries into executable </w:t>
+      </w:r>
+      <w:proofErr w:type="spellStart"/>
+      <w:r>
+        <w:rPr>
+          <w:lang w:val="en-AE"/>
+        </w:rPr>
+        <w:t>PyQGIS</w:t>
+      </w:r>
+      <w:proofErr w:type="spellEnd"/>
+      <w:r>
+        <w:rPr>
+          <w:lang w:val="en-AE"/>
+        </w:rPr>
+        <w:t xml:space="preserve"> scripts, while Jiang and Yang use ChatGPT to generate </w:t>
+      </w:r>
+      <w:proofErr w:type="spellStart"/>
+      <w:r>
+        <w:rPr>
+          <w:lang w:val="en-AE"/>
+        </w:rPr>
+        <w:t>PostGIS</w:t>
+      </w:r>
+      <w:proofErr w:type="spellEnd"/>
+      <w:r>
+        <w:rPr>
+          <w:lang w:val="en-AE"/>
+        </w:rPr>
+        <w:t>-compatible SQL. Text-to-</w:t>
+      </w:r>
+      <w:proofErr w:type="spellStart"/>
+      <w:r>
+        <w:rPr>
+          <w:lang w:val="en-AE"/>
+        </w:rPr>
+        <w:t>OverpassQL</w:t>
+      </w:r>
+      <w:proofErr w:type="spellEnd"/>
+      <w:r>
+        <w:rPr>
+          <w:lang w:val="en-AE"/>
+        </w:rPr>
+        <w:t xml:space="preserve"> by </w:t>
+      </w:r>
+      <w:proofErr w:type="spellStart"/>
+      <w:r>
+        <w:rPr>
+          <w:lang w:val="en-AE"/>
+        </w:rPr>
+        <w:t>Staniek</w:t>
+      </w:r>
+      <w:proofErr w:type="spellEnd"/>
+      <w:r>
+        <w:rPr>
+          <w:lang w:val="en-AE"/>
+        </w:rPr>
+        <w:t xml:space="preserve"> et al. [3] further advances this by translating natural language into </w:t>
+      </w:r>
+      <w:proofErr w:type="spellStart"/>
+      <w:r>
+        <w:rPr>
+          <w:lang w:val="en-AE"/>
+        </w:rPr>
+        <w:t>OverpassQL</w:t>
+      </w:r>
+      <w:proofErr w:type="spellEnd"/>
+      <w:r>
+        <w:rPr>
+          <w:lang w:val="en-AE"/>
+        </w:rPr>
+        <w:t xml:space="preserve"> queries for OpenStreetMap, democratizing access to structured geodata.</w:t>
       </w:r>
     </w:p>
     <w:p>
@@ -483,7 +632,49 @@
         <w:rPr>
           <w:lang w:val="en-AE"/>
         </w:rPr>
-        <w:t>Other studies investigate how LLMs can interpret or extract geographic knowledge. GeoQAMap by Feng et al. [4] utilizes GPT-3.5 and Wikidata to answer geographic questions and visualize answers on maps. GeoAgent by Huang et al. [5] focuses on address standardization using ChatGLM-6B, showing how LLMs can resolve ambiguous and incomplete geospatial texts. Meanwhile, Bhandari et al. [6] evaluate whether large language models are geospatially knowledgeable, revealing that while some geospatial knowledge exists in pretrained models, it is often imprecise.</w:t>
+        <w:t xml:space="preserve">Other studies investigate how LLMs can interpret or extract geographic knowledge. </w:t>
+      </w:r>
+      <w:proofErr w:type="spellStart"/>
+      <w:r>
+        <w:rPr>
+          <w:lang w:val="en-AE"/>
+        </w:rPr>
+        <w:t>GeoQAMap</w:t>
+      </w:r>
+      <w:proofErr w:type="spellEnd"/>
+      <w:r>
+        <w:rPr>
+          <w:lang w:val="en-AE"/>
+        </w:rPr>
+        <w:t xml:space="preserve"> by Feng et al. [4] utilizes GPT-3.5 and </w:t>
+      </w:r>
+      <w:proofErr w:type="spellStart"/>
+      <w:r>
+        <w:rPr>
+          <w:lang w:val="en-AE"/>
+        </w:rPr>
+        <w:t>Wikidata</w:t>
+      </w:r>
+      <w:proofErr w:type="spellEnd"/>
+      <w:r>
+        <w:rPr>
+          <w:lang w:val="en-AE"/>
+        </w:rPr>
+        <w:t xml:space="preserve"> to answer geographic questions and visualize answers on maps. </w:t>
+      </w:r>
+      <w:proofErr w:type="spellStart"/>
+      <w:r>
+        <w:rPr>
+          <w:lang w:val="en-AE"/>
+        </w:rPr>
+        <w:t>GeoAgent</w:t>
+      </w:r>
+      <w:proofErr w:type="spellEnd"/>
+      <w:r>
+        <w:rPr>
+          <w:lang w:val="en-AE"/>
+        </w:rPr>
+        <w:t xml:space="preserve"> by Huang et al. [5] focuses on address standardization using ChatGLM-6B, showing how LLMs can resolve ambiguous and incomplete geospatial texts. Meanwhile, Bhandari et al. [6] evaluate whether large language models are geospatially knowledgeable, revealing that while some geospatial knowledge exists in pretrained models, it is often imprecise.</w:t>
       </w:r>
     </w:p>
     <w:p>
@@ -497,7 +688,35 @@
         <w:rPr>
           <w:lang w:val="en-AE"/>
         </w:rPr>
-        <w:t>To overcome these limitations, domain-adapted models have emerged. BB-GeoGPT by Zhang et al. [7] is a fine-tuned LLaMA-2 model trained on GIS texts and Q&amp;A pairs, outperforming general LLMs in spatial queries. Similarly, GeoLLM by Shah et al. [8] boosts geospatial prediction accuracy by embedding map-based contextual data into prompts. These efforts establish the foundation for natural language interaction with spatial systems but stop short of performing complex geospatial planning or optimization.</w:t>
+        <w:t>To overcome these limitations, domain-adapted models have emerged. BB-</w:t>
+      </w:r>
+      <w:proofErr w:type="spellStart"/>
+      <w:r>
+        <w:rPr>
+          <w:lang w:val="en-AE"/>
+        </w:rPr>
+        <w:t>GeoGPT</w:t>
+      </w:r>
+      <w:proofErr w:type="spellEnd"/>
+      <w:r>
+        <w:rPr>
+          <w:lang w:val="en-AE"/>
+        </w:rPr>
+        <w:t xml:space="preserve"> by Zhang et al. [7] is a fine-tuned LLaMA-2 model trained on GIS texts and Q&amp;A pairs, outperforming general LLMs in spatial queries. Similarly, </w:t>
+      </w:r>
+      <w:proofErr w:type="spellStart"/>
+      <w:r>
+        <w:rPr>
+          <w:lang w:val="en-AE"/>
+        </w:rPr>
+        <w:t>GeoLLM</w:t>
+      </w:r>
+      <w:proofErr w:type="spellEnd"/>
+      <w:r>
+        <w:rPr>
+          <w:lang w:val="en-AE"/>
+        </w:rPr>
+        <w:t xml:space="preserve"> by Shah et al. [8] boosts geospatial prediction accuracy by embedding map-based contextual data into prompts. These efforts establish the foundation for natural language interaction with spatial systems but stop short of performing complex geospatial planning or optimization.</w:t>
       </w:r>
     </w:p>
     <w:p>
@@ -530,7 +749,49 @@
         <w:rPr>
           <w:lang w:val="en-AE"/>
         </w:rPr>
-        <w:t>Advancements in GeoAI have expanded to multimodal systems integrating LLMs with visual and structured geospatial data. OmniGeo by Yuan et al. [9] exemplifies this trend by combining satellite imagery, map layers, and text data, enabling LLMs to perform diverse tasks such as land use classification and environmental forecasting. Geode by Wu et al. [10] and GTChain by Zhang et al. [11] extend LLMs into autonomous agents, coordinating APIs, GIS tools, and real-time databases to solve spatial tasks.</w:t>
+        <w:t xml:space="preserve">Advancements in </w:t>
+      </w:r>
+      <w:proofErr w:type="spellStart"/>
+      <w:r>
+        <w:rPr>
+          <w:lang w:val="en-AE"/>
+        </w:rPr>
+        <w:t>GeoAI</w:t>
+      </w:r>
+      <w:proofErr w:type="spellEnd"/>
+      <w:r>
+        <w:rPr>
+          <w:lang w:val="en-AE"/>
+        </w:rPr>
+        <w:t xml:space="preserve"> have expanded to multimodal systems integrating LLMs with visual and structured geospatial data. </w:t>
+      </w:r>
+      <w:proofErr w:type="spellStart"/>
+      <w:r>
+        <w:rPr>
+          <w:lang w:val="en-AE"/>
+        </w:rPr>
+        <w:t>OmniGeo</w:t>
+      </w:r>
+      <w:proofErr w:type="spellEnd"/>
+      <w:r>
+        <w:rPr>
+          <w:lang w:val="en-AE"/>
+        </w:rPr>
+        <w:t xml:space="preserve"> by Yuan et al. [9] exemplifies this trend by combining satellite imagery, map layers, and text data, enabling LLMs to perform diverse tasks such as land use classification and environmental forecasting. Geode by Wu et al. [10] and </w:t>
+      </w:r>
+      <w:proofErr w:type="spellStart"/>
+      <w:r>
+        <w:rPr>
+          <w:lang w:val="en-AE"/>
+        </w:rPr>
+        <w:t>GTChain</w:t>
+      </w:r>
+      <w:proofErr w:type="spellEnd"/>
+      <w:r>
+        <w:rPr>
+          <w:lang w:val="en-AE"/>
+        </w:rPr>
+        <w:t xml:space="preserve"> by Zhang et al. [11] extend LLMs into autonomous agents, coordinating APIs, GIS tools, and real-time databases to solve spatial tasks.</w:t>
       </w:r>
     </w:p>
     <w:p>
@@ -551,7 +812,21 @@
         <w:rPr>
           <w:lang w:val="en-AE"/>
         </w:rPr>
-        <w:t>These systems demonstrate the potential of LLMs in spatial reasoning, data retrieval, and geospatial tool orchestration. Geode performs zero-shot geospatial Q&amp;A with explicit reasoning and live data, while GTChain trains LLMs to generate tool-use chains for complex tasks in simulated GIS environments. The autonomous GIS agent by Ning et al. [12] also showcases how LLMs can be used to dynamically retrieve data across diverse spatial datasets, enhancing spatial decision-making workflows.</w:t>
+        <w:t xml:space="preserve">These systems demonstrate the potential of LLMs in spatial reasoning, data retrieval, and geospatial tool orchestration. Geode performs zero-shot geospatial Q&amp;A with explicit reasoning and live data, while </w:t>
+      </w:r>
+      <w:proofErr w:type="spellStart"/>
+      <w:r>
+        <w:rPr>
+          <w:lang w:val="en-AE"/>
+        </w:rPr>
+        <w:t>GTChain</w:t>
+      </w:r>
+      <w:proofErr w:type="spellEnd"/>
+      <w:r>
+        <w:rPr>
+          <w:lang w:val="en-AE"/>
+        </w:rPr>
+        <w:t xml:space="preserve"> trains LLMs to generate tool-use chains for complex tasks in simulated GIS environments. The autonomous GIS agent by Ning et al. [12] also showcases how LLMs can be used to dynamically retrieve data across diverse spatial datasets, enhancing spatial decision-making workflows.</w:t>
       </w:r>
     </w:p>
     <w:p>
@@ -565,7 +840,21 @@
         <w:rPr>
           <w:lang w:val="en-AE"/>
         </w:rPr>
-        <w:t>Despite these advancements, existing solutions lack targeted support for personalized route planning or environmental criteria integration. None of the reviewed systems directly tackle bicycle routing that adapts to vegetation or pollution levels. Our proposed GeoBikeLLM addresses this gap by combining LLMs with geospatial intelligence to deliver environment-aware, health-optimized bike route planning</w:t>
+        <w:t xml:space="preserve">Despite these advancements, existing solutions lack targeted support for personalized route planning or environmental criteria integration. None of the reviewed systems directly tackle bicycle routing that adapts to vegetation or pollution levels. Our proposed </w:t>
+      </w:r>
+      <w:proofErr w:type="spellStart"/>
+      <w:r>
+        <w:rPr>
+          <w:lang w:val="en-AE"/>
+        </w:rPr>
+        <w:t>GeoBikeLLM</w:t>
+      </w:r>
+      <w:proofErr w:type="spellEnd"/>
+      <w:r>
+        <w:rPr>
+          <w:lang w:val="en-AE"/>
+        </w:rPr>
+        <w:t xml:space="preserve"> addresses this gap by combining LLMs with geospatial intelligence to deliver environment-aware, health-optimized bike route planning</w:t>
       </w:r>
       <w:r>
         <w:rPr>
@@ -760,139 +1049,66 @@
     <w:p>
       <w:pPr>
         <w:pStyle w:val="Heading2"/>
-      </w:pPr>
-      <w:r>
-        <w:t>Path Selection Module</w:t>
-      </w:r>
-    </w:p>
-    <w:p>
-      <w:pPr>
-        <w:pStyle w:val="BodyText"/>
-        <w:rPr>
-          <w:lang w:val="en-US"/>
-        </w:rPr>
-      </w:pPr>
-      <w:r>
-        <w:rPr>
-          <w:lang w:val="en-US"/>
-        </w:rPr>
-        <w:t xml:space="preserve">The core of the route planning logic involves constructing a weighted undirected graph from the Chicago bike lane dataset. Each edge represents a bike segment with an associated length, while nodes correspond to geospatial coordinates. To account for environmental quality, air pollution data (PM2.5) and vegetation density (NDVI) are spatially matched to each segment using nearest-neighbor querying via KD-Trees. </w:t>
-      </w:r>
-      <w:r>
-        <w:rPr>
-          <w:lang w:val="en-US"/>
-        </w:rPr>
-        <w:t>The cost of each edge is computed as shown in (1), where α and β control the influence of PM2.5 and NDVI</w:t>
-      </w:r>
-      <w:r>
-        <w:rPr>
-          <w:lang w:val="en-US"/>
-        </w:rPr>
-        <w:t>,</w:t>
-      </w:r>
-      <w:r>
-        <w:rPr>
-          <w:lang w:val="en-US"/>
-        </w:rPr>
-        <w:t xml:space="preserve"> respectively.</w:t>
-      </w:r>
-    </w:p>
-    <w:p>
-      <w:pPr>
-        <w:pStyle w:val="equation"/>
-        <w:rPr>
-          <w:rFonts w:hint="eastAsia"/>
-        </w:rPr>
-      </w:pPr>
-      <w:r>
-        <w:tab/>
-      </w:r>
-      <w:r>
-        <w:rPr>
-          <w:rFonts w:ascii="Times New Roman" w:hAnsi="Times New Roman" w:cs="Times New Roman"/>
-          <w:i/>
-        </w:rPr>
-        <w:t xml:space="preserve">Cost = </w:t>
-      </w:r>
-      <w:r>
-        <w:rPr>
-          <w:rFonts w:ascii="Times New Roman" w:hAnsi="Times New Roman" w:cs="Times New Roman"/>
-          <w:i/>
-        </w:rPr>
-        <w:t>length×</w:t>
-      </w:r>
-      <w:r>
-        <w:rPr>
-          <w:rFonts w:ascii="Times New Roman" w:hAnsi="Times New Roman" w:cs="Times New Roman"/>
-          <w:i/>
-        </w:rPr>
-        <w:t>(1+α</w:t>
-      </w:r>
-      <w:r>
-        <w:rPr>
-          <w:rFonts w:ascii="Cambria Math" w:hAnsi="Cambria Math" w:cs="Cambria Math"/>
-          <w:i/>
-        </w:rPr>
-        <w:t>⋅</w:t>
-      </w:r>
-      <w:r>
-        <w:rPr>
-          <w:rFonts w:ascii="Times New Roman" w:hAnsi="Times New Roman" w:cs="Times New Roman"/>
-          <w:i/>
-        </w:rPr>
-        <w:t>PM2.5−β</w:t>
-      </w:r>
-      <w:r>
-        <w:rPr>
-          <w:rFonts w:ascii="Cambria Math" w:hAnsi="Cambria Math" w:cs="Cambria Math"/>
-          <w:i/>
-        </w:rPr>
-        <w:t>⋅</w:t>
-      </w:r>
-      <w:r>
-        <w:rPr>
-          <w:rFonts w:ascii="Times New Roman" w:hAnsi="Times New Roman" w:cs="Times New Roman"/>
-          <w:i/>
-        </w:rPr>
-        <w:t>NDVI)</w:t>
-      </w:r>
-      <w:r>
-        <w:tab/>
-      </w:r>
-      <w:r>
-        <w:t></w:t>
-      </w:r>
-      <w:r>
-        <w:t></w:t>
-      </w:r>
-      <w:r>
-        <w:t></w:t>
-      </w:r>
-    </w:p>
-    <w:p>
-      <w:pPr>
-        <w:pStyle w:val="BodyText"/>
-        <w:rPr>
-          <w:lang w:val="en-US"/>
-        </w:rPr>
-      </w:pPr>
-      <w:r>
-        <w:rPr>
-          <w:noProof/>
-        </w:rPr>
+        <w:rPr>
+          <w:rtl/>
+        </w:rPr>
+      </w:pPr>
+      <w:r>
+        <w:t>Dataset Visualization and Exploration</w:t>
+      </w:r>
+    </w:p>
+    <w:p>
+      <w:pPr>
+        <w:ind w:firstLine="14.40pt"/>
+        <w:jc w:val="start"/>
+      </w:pPr>
+      <w:r>
+        <w:t>To better understand the spatial distribution of air pollution and vegetation in Chicago, we performed exploratory visualizations using Folium and Python libraries. PM2.5 sensor data was plotted to identify high-pollution zones, while NDVI values were visualized to detect greener regions.</w:t>
+      </w:r>
+    </w:p>
+    <w:p>
+      <w:pPr>
+        <w:pStyle w:val="Heading3"/>
+        <w:rPr>
+          <w:rtl/>
+          <w:lang w:bidi="ar-AE"/>
+        </w:rPr>
+      </w:pPr>
+      <w:r>
+        <w:rPr>
+          <w:lang w:bidi="ar-AE"/>
+        </w:rPr>
+        <w:t>Air Quality</w:t>
+      </w:r>
+      <w:r>
+        <w:rPr>
+          <w:lang w:bidi="ar-AE"/>
+        </w:rPr>
+        <w:t xml:space="preserve"> Visualization</w:t>
+      </w:r>
+    </w:p>
+    <w:p>
+      <w:pPr>
+        <w:ind w:firstLine="14.40pt"/>
+        <w:jc w:val="both"/>
+        <w:rPr>
+          <w:lang w:bidi="ar-AE"/>
+        </w:rPr>
+      </w:pPr>
+      <w:r>
         <w:drawing>
-          <wp:anchor distT="0" distB="0" distL="114300" distR="114300" simplePos="0" relativeHeight="251659264" behindDoc="0" locked="0" layoutInCell="1" allowOverlap="1" wp14:anchorId="4D139A7F" wp14:editId="1BF50330">
+          <wp:anchor distT="0" distB="0" distL="114300" distR="114300" simplePos="0" relativeHeight="251665408" behindDoc="0" locked="0" layoutInCell="1" allowOverlap="1" wp14:anchorId="5336D22A" wp14:editId="79296D38">
             <wp:simplePos x="0" y="0"/>
             <wp:positionH relativeFrom="column">
-              <wp:posOffset>3804719</wp:posOffset>
+              <wp:posOffset>3851452</wp:posOffset>
             </wp:positionH>
             <wp:positionV relativeFrom="paragraph">
-              <wp:posOffset>226326</wp:posOffset>
+              <wp:posOffset>370800</wp:posOffset>
             </wp:positionV>
-            <wp:extent cx="2132330" cy="1392555"/>
-            <wp:effectExtent l="0" t="0" r="1270" b="0"/>
+            <wp:extent cx="1707515" cy="1477010"/>
+            <wp:effectExtent l="0" t="0" r="6985" b="8890"/>
             <wp:wrapTopAndBottom/>
-            <wp:docPr id="502207992" name="Picture 3" descr="A screenshot of a computer code&#10;&#10;AI-generated content may be incorrect."/>
+            <wp:docPr id="2104092927" name="Picture 4" descr="A yellow and white text&#10;&#10;AI-generated content may be incorrect."/>
             <wp:cNvGraphicFramePr>
               <a:graphicFrameLocks xmlns:a="http://purl.oclc.org/ooxml/drawingml/main" noChangeAspect="1"/>
             </wp:cNvGraphicFramePr>
@@ -900,11 +1116,11 @@
               <a:graphicData uri="http://purl.oclc.org/ooxml/drawingml/picture">
                 <pic:pic xmlns:pic="http://purl.oclc.org/ooxml/drawingml/picture">
                   <pic:nvPicPr>
-                    <pic:cNvPr id="502207992" name="Picture 3" descr="A screenshot of a computer code&#10;&#10;AI-generated content may be incorrect."/>
+                    <pic:cNvPr id="435129276" name="Picture 4" descr="A yellow and white text&#10;&#10;AI-generated content may be incorrect."/>
                     <pic:cNvPicPr/>
                   </pic:nvPicPr>
                   <pic:blipFill>
-                    <a:blip r:embed="rId9">
+                    <a:blip r:embed="rId8">
                       <a:extLst>
                         <a:ext uri="{28A0092B-C50C-407E-A947-70E740481C1C}">
                           <a14:useLocalDpi xmlns:a14="http://schemas.microsoft.com/office/drawing/2010/main" val="0"/>
@@ -918,7 +1134,144 @@
                   <pic:spPr>
                     <a:xfrm>
                       <a:off x="0" y="0"/>
-                      <a:ext cx="2132330" cy="1392555"/>
+                      <a:ext cx="1707515" cy="1477010"/>
+                    </a:xfrm>
+                    <a:prstGeom prst="rect">
+                      <a:avLst/>
+                    </a:prstGeom>
+                  </pic:spPr>
+                </pic:pic>
+              </a:graphicData>
+            </a:graphic>
+            <wp14:sizeRelH relativeFrom="margin">
+              <wp14:pctWidth>0%</wp14:pctWidth>
+            </wp14:sizeRelH>
+            <wp14:sizeRelV relativeFrom="margin">
+              <wp14:pctHeight>0%</wp14:pctHeight>
+            </wp14:sizeRelV>
+          </wp:anchor>
+        </w:drawing>
+      </w:r>
+      <w:r>
+        <w:rPr>
+          <w:lang w:bidi="ar-AE"/>
+        </w:rPr>
+        <w:t xml:space="preserve">To visually explore the air quality dataset, a heatmap was generated using the PM2.5 readings across various geographic locations in Chicago. The map shown in </w:t>
+      </w:r>
+      <w:r>
+        <w:rPr>
+          <w:highlight w:val="red"/>
+          <w:lang w:bidi="ar-AE"/>
+        </w:rPr>
+        <w:t xml:space="preserve">Figure </w:t>
+      </w:r>
+      <w:r>
+        <w:rPr>
+          <w:lang w:bidi="ar-AE"/>
+        </w:rPr>
+        <w:t>1</w:t>
+      </w:r>
+      <w:r>
+        <w:rPr>
+          <w:lang w:bidi="ar-AE"/>
+        </w:rPr>
+        <w:t xml:space="preserve"> represents the normalized PM2.5 values, with areas of darker intensity indicating higher pollution concentrations.</w:t>
+      </w:r>
+      <w:r>
+        <w:rPr>
+          <w:lang w:bidi="ar-AE"/>
+        </w:rPr>
+        <w:t xml:space="preserve"> </w:t>
+      </w:r>
+    </w:p>
+    <w:p>
+      <w:pPr>
+        <w:ind w:firstLine="14.40pt"/>
+        <w:jc w:val="both"/>
+        <w:rPr>
+          <w:lang w:val="en-AE" w:bidi="ar-AE"/>
+        </w:rPr>
+      </w:pPr>
+      <w:r>
+        <w:rPr>
+          <w:lang w:val="en-AE" w:bidi="ar-AE"/>
+        </w:rPr>
+        <w:t xml:space="preserve">The heatmap was created by aggregating data from 19 CSV files hosted on GitHub, each containing latitude, longitude, and PM2.5 values for different parts of the city. After cleaning and normalizing the data using Min-Max scaling, each point was plotted using Folium’s </w:t>
+      </w:r>
+      <w:proofErr w:type="spellStart"/>
+      <w:r>
+        <w:rPr>
+          <w:lang w:val="en-AE" w:bidi="ar-AE"/>
+        </w:rPr>
+        <w:t>HeatMap</w:t>
+      </w:r>
+      <w:proofErr w:type="spellEnd"/>
+      <w:r>
+        <w:rPr>
+          <w:lang w:val="en-AE" w:bidi="ar-AE"/>
+        </w:rPr>
+        <w:t xml:space="preserve"> plugin. The visualization reveals several hotspots of elevated pollution, particularly along dense urban corridors and industrial zones.</w:t>
+      </w:r>
+    </w:p>
+    <w:p>
+      <w:pPr>
+        <w:ind w:firstLine="14.40pt"/>
+        <w:jc w:val="both"/>
+        <w:rPr>
+          <w:lang w:val="en-AE" w:bidi="ar-AE"/>
+        </w:rPr>
+      </w:pPr>
+      <w:r>
+        <w:rPr>
+          <w:lang w:bidi="ar-AE"/>
+        </w:rPr>
+        <w:drawing>
+          <wp:anchor distT="0" distB="0" distL="114300" distR="114300" simplePos="0" relativeHeight="251666432" behindDoc="1" locked="0" layoutInCell="1" allowOverlap="1" wp14:anchorId="3BEE019E" wp14:editId="7DA4F43B">
+            <wp:simplePos x="0" y="0"/>
+            <wp:positionH relativeFrom="column">
+              <wp:align>right</wp:align>
+            </wp:positionH>
+            <wp:positionV relativeFrom="paragraph">
+              <wp:posOffset>575798</wp:posOffset>
+            </wp:positionV>
+            <wp:extent cx="3089910" cy="2256790"/>
+            <wp:effectExtent l="0" t="0" r="0" b="0"/>
+            <wp:wrapTight wrapText="bothSides">
+              <wp:wrapPolygon edited="0">
+                <wp:start x="0" y="0"/>
+                <wp:lineTo x="0" y="21333"/>
+                <wp:lineTo x="21440" y="21333"/>
+                <wp:lineTo x="21440" y="0"/>
+                <wp:lineTo x="0" y="0"/>
+              </wp:wrapPolygon>
+            </wp:wrapTight>
+            <wp:docPr id="1432589203" name="Picture 1"/>
+            <wp:cNvGraphicFramePr>
+              <a:graphicFrameLocks xmlns:a="http://purl.oclc.org/ooxml/drawingml/main" noChangeAspect="1"/>
+            </wp:cNvGraphicFramePr>
+            <a:graphic xmlns:a="http://purl.oclc.org/ooxml/drawingml/main">
+              <a:graphicData uri="http://purl.oclc.org/ooxml/drawingml/picture">
+                <pic:pic xmlns:pic="http://purl.oclc.org/ooxml/drawingml/picture">
+                  <pic:nvPicPr>
+                    <pic:cNvPr id="1432589203" name=""/>
+                    <pic:cNvPicPr/>
+                  </pic:nvPicPr>
+                  <pic:blipFill>
+                    <a:blip r:embed="rId9" cstate="print">
+                      <a:extLst>
+                        <a:ext uri="{28A0092B-C50C-407E-A947-70E740481C1C}">
+                          <a14:useLocalDpi xmlns:a14="http://schemas.microsoft.com/office/drawing/2010/main" val="0"/>
+                        </a:ext>
+                      </a:extLst>
+                    </a:blip>
+                    <a:stretch>
+                      <a:fillRect/>
+                    </a:stretch>
+                  </pic:blipFill>
+                  <pic:spPr>
+                    <a:xfrm>
+                      <a:off x="0" y="0"/>
+                      <a:ext cx="3089910" cy="2256790"/>
                     </a:xfrm>
                     <a:prstGeom prst="rect">
                       <a:avLst/>
@@ -932,6 +1285,140 @@
       </w:r>
       <w:r>
         <w:rPr>
+          <w:lang w:val="en-AE" w:bidi="ar-AE"/>
+        </w:rPr>
+        <w:t>This spatial representation helps identify areas that may require further attention or intervention for environmental and public health planning.</w:t>
+      </w:r>
+    </w:p>
+    <w:p>
+      <w:pPr>
+        <w:pStyle w:val="BodyText"/>
+        <w:rPr>
+          <w:lang w:val="en-US"/>
+        </w:rPr>
+      </w:pPr>
+    </w:p>
+    <w:p>
+      <w:pPr>
+        <w:pStyle w:val="Heading2"/>
+      </w:pPr>
+      <w:r>
+        <w:t>Path Selection Module</w:t>
+      </w:r>
+    </w:p>
+    <w:p>
+      <w:pPr>
+        <w:pStyle w:val="BodyText"/>
+        <w:rPr>
+          <w:lang w:val="en-US"/>
+        </w:rPr>
+      </w:pPr>
+      <w:r>
+        <w:rPr>
+          <w:lang w:val="en-US"/>
+        </w:rPr>
+        <w:t xml:space="preserve">The core of the route planning logic involves constructing a weighted undirected graph from the Chicago bike lane dataset. Each edge represents a bike segment with an associated length, while nodes correspond to geospatial coordinates. To account for environmental quality, air pollution data (PM2.5) and vegetation density (NDVI) are spatially matched to each segment using nearest-neighbor querying via KD-Trees. </w:t>
+      </w:r>
+      <w:r>
+        <w:rPr>
+          <w:lang w:val="en-US"/>
+        </w:rPr>
+        <w:t>The cost of each edge is computed as shown in (1), where α and β control the influence of PM2.5 and NDVI</w:t>
+      </w:r>
+      <w:r>
+        <w:rPr>
+          <w:lang w:val="en-US"/>
+        </w:rPr>
+        <w:t>,</w:t>
+      </w:r>
+      <w:r>
+        <w:rPr>
+          <w:lang w:val="en-US"/>
+        </w:rPr>
+        <w:t xml:space="preserve"> respectively.</w:t>
+      </w:r>
+    </w:p>
+    <w:p>
+      <w:pPr>
+        <w:pStyle w:val="equation"/>
+        <w:rPr>
+          <w:rFonts w:hint="eastAsia"/>
+        </w:rPr>
+      </w:pPr>
+      <w:r>
+        <w:tab/>
+      </w:r>
+      <w:r>
+        <w:rPr>
+          <w:rFonts w:ascii="Times New Roman" w:hAnsi="Times New Roman" w:cs="Times New Roman"/>
+          <w:i/>
+        </w:rPr>
+        <w:t xml:space="preserve">Cost = </w:t>
+      </w:r>
+      <w:r>
+        <w:rPr>
+          <w:rFonts w:ascii="Times New Roman" w:hAnsi="Times New Roman" w:cs="Times New Roman"/>
+          <w:i/>
+        </w:rPr>
+        <w:t>length×</w:t>
+      </w:r>
+      <w:r>
+        <w:rPr>
+          <w:rFonts w:ascii="Times New Roman" w:hAnsi="Times New Roman" w:cs="Times New Roman"/>
+          <w:i/>
+        </w:rPr>
+        <w:t>(1+α</w:t>
+      </w:r>
+      <w:r>
+        <w:rPr>
+          <w:rFonts w:ascii="Cambria Math" w:hAnsi="Cambria Math" w:cs="Cambria Math"/>
+          <w:i/>
+        </w:rPr>
+        <w:t>⋅</w:t>
+      </w:r>
+      <w:r>
+        <w:rPr>
+          <w:rFonts w:ascii="Times New Roman" w:hAnsi="Times New Roman" w:cs="Times New Roman"/>
+          <w:i/>
+        </w:rPr>
+        <w:t>PM2.5−β</w:t>
+      </w:r>
+      <w:r>
+        <w:rPr>
+          <w:rFonts w:ascii="Cambria Math" w:hAnsi="Cambria Math" w:cs="Cambria Math"/>
+          <w:i/>
+        </w:rPr>
+        <w:t>⋅</w:t>
+      </w:r>
+      <w:r>
+        <w:rPr>
+          <w:rFonts w:ascii="Times New Roman" w:hAnsi="Times New Roman" w:cs="Times New Roman"/>
+          <w:i/>
+        </w:rPr>
+        <w:t>NDVI)</w:t>
+      </w:r>
+      <w:r>
+        <w:tab/>
+      </w:r>
+      <w:r>
+        <w:t></w:t>
+      </w:r>
+      <w:r>
+        <w:t></w:t>
+      </w:r>
+      <w:r>
+        <w:t></w:t>
+      </w:r>
+    </w:p>
+    <w:p>
+      <w:pPr>
+        <w:pStyle w:val="BodyText"/>
+        <w:rPr>
+          <w:lang w:val="en-US"/>
+        </w:rPr>
+      </w:pPr>
+      <w:r>
+        <w:rPr>
           <w:lang w:val="en-AE"/>
         </w:rPr>
         <w:t>w</w:t>
@@ -976,12 +1463,26 @@
         <w:rPr>
           <w:lang w:val="en-US"/>
         </w:rPr>
-        <w:t xml:space="preserve">In the proposed routing system, two LLMs are integrated using the Groq API to enhance the </w:t>
-      </w:r>
+        <w:t xml:space="preserve">In the proposed routing system, two LLMs are integrated using the </w:t>
+      </w:r>
+      <w:proofErr w:type="spellStart"/>
       <w:r>
         <w:rPr>
           <w:lang w:val="en-US"/>
         </w:rPr>
+        <w:t>Groq</w:t>
+      </w:r>
+      <w:proofErr w:type="spellEnd"/>
+      <w:r>
+        <w:rPr>
+          <w:lang w:val="en-US"/>
+        </w:rPr>
+        <w:t xml:space="preserve"> API to enhance the </w:t>
+      </w:r>
+      <w:r>
+        <w:rPr>
+          <w:lang w:val="en-US"/>
+        </w:rPr>
         <w:t>NLP</w:t>
       </w:r>
       <w:r>
@@ -1020,13 +1521,7 @@
         <w:rPr>
           <w:i w:val="0"/>
         </w:rPr>
-        <w:t xml:space="preserve">As shown in </w:t>
-      </w:r>
-      <w:r>
-        <w:rPr>
-          <w:i w:val="0"/>
-        </w:rPr>
-        <w:t>Figure </w:t>
+        <w:t>As shown in Figure </w:t>
       </w:r>
       <w:r>
         <w:rPr>
@@ -1211,7 +1706,21 @@
         <w:rPr>
           <w:lang w:val="en-AE"/>
         </w:rPr>
-        <w:t xml:space="preserve">The GeoBikeLLM system enables natural language-based bike route planning within Chicago, Illinois, by integrating environmental and spatial data to recommend optimized cycling paths. Users interact with the system by entering a prompt such as </w:t>
+        <w:t xml:space="preserve">The </w:t>
+      </w:r>
+      <w:proofErr w:type="spellStart"/>
+      <w:r>
+        <w:rPr>
+          <w:lang w:val="en-AE"/>
+        </w:rPr>
+        <w:t>GeoBikeLLM</w:t>
+      </w:r>
+      <w:proofErr w:type="spellEnd"/>
+      <w:r>
+        <w:rPr>
+          <w:lang w:val="en-AE"/>
+        </w:rPr>
+        <w:t xml:space="preserve"> system enables natural language-based bike route planning within Chicago, Illinois, by integrating environmental and spatial data to recommend optimized cycling paths. Users interact with the system by entering a prompt such as </w:t>
       </w:r>
       <w:r>
         <w:rPr>
@@ -1233,12 +1742,21 @@
         </w:rPr>
         <w:t xml:space="preserve"> </w:t>
       </w:r>
+      <w:proofErr w:type="spellStart"/>
       <w:r>
         <w:rPr>
           <w:color w:val="FF0000"/>
           <w:lang w:val="en-AE"/>
         </w:rPr>
-        <w:t xml:space="preserve">num (caption: System prompt provided to the LLM for extracting origin and destination.), </w:t>
+        <w:t>num</w:t>
+      </w:r>
+      <w:proofErr w:type="spellEnd"/>
+      <w:r>
+        <w:rPr>
+          <w:color w:val="FF0000"/>
+          <w:lang w:val="en-AE"/>
+        </w:rPr>
+        <w:t xml:space="preserve"> (caption: System prompt provided to the LLM for extracting origin and destination.), </w:t>
       </w:r>
       <w:r>
         <w:rPr>
@@ -1349,7 +1867,21 @@
         <w:rPr>
           <w:lang w:val="en-AE"/>
         </w:rPr>
-        <w:t>. These sliders eliminate the need to express routing preferences within the prompt itself. The air quality slider (α) penalizes routes with higher PM2.5 levels, while the greenness slider (β) favors paths with higher Normalized Difference Vegetation Index (NDVI) values.</w:t>
+        <w:t xml:space="preserve">. These sliders eliminate the need to express routing preferences within the prompt itself. The air quality slider (α) penalizes routes with higher PM2.5 levels, while the greenness slider (β) </w:t>
+      </w:r>
+      <w:proofErr w:type="spellStart"/>
+      <w:r>
+        <w:rPr>
+          <w:lang w:val="en-AE"/>
+        </w:rPr>
+        <w:t>favors</w:t>
+      </w:r>
+      <w:proofErr w:type="spellEnd"/>
+      <w:r>
+        <w:rPr>
+          <w:lang w:val="en-AE"/>
+        </w:rPr>
+        <w:t xml:space="preserve"> paths with higher Normalized Difference Vegetation Index (NDVI) values.</w:t>
       </w:r>
     </w:p>
     <w:p>
@@ -1772,7 +2304,6 @@
         <w:rPr>
           <w:lang w:val="fr-FR"/>
         </w:rPr>
-        <w:lastRenderedPageBreak/>
         <w:t xml:space="preserve">Zhang, Z., et al. (2024a). </w:t>
       </w:r>
       <w:r>

--- a/GeoBikeLLM Paper.docx
+++ b/GeoBikeLLM Paper.docx
@@ -1163,13 +1163,7 @@
           <w:highlight w:val="red"/>
           <w:lang w:bidi="ar-AE"/>
         </w:rPr>
-        <w:t xml:space="preserve">Figure </w:t>
-      </w:r>
-      <w:r>
-        <w:rPr>
-          <w:lang w:bidi="ar-AE"/>
-        </w:rPr>
-        <w:t>1</w:t>
+        <w:t>Figure 1</w:t>
       </w:r>
       <w:r>
         <w:rPr>

--- a/GeoBikeLLM Paper.docx
+++ b/GeoBikeLLM Paper.docx
@@ -350,30 +350,39 @@
       <w:r>
         <w:t>Keywords—</w:t>
       </w:r>
+      <w:proofErr w:type="gramStart"/>
       <w:r>
         <w:t xml:space="preserve">Geospatial </w:t>
       </w:r>
       <w:r>
         <w:t>,</w:t>
       </w:r>
+      <w:proofErr w:type="gramEnd"/>
       <w:r>
         <w:t xml:space="preserve"> </w:t>
       </w:r>
+      <w:proofErr w:type="gramStart"/>
       <w:r>
         <w:t xml:space="preserve">LLM </w:t>
       </w:r>
       <w:r>
         <w:t>,</w:t>
       </w:r>
+      <w:proofErr w:type="gramEnd"/>
       <w:r>
         <w:t xml:space="preserve"> </w:t>
       </w:r>
       <w:r>
-        <w:t xml:space="preserve">Air Quality </w:t>
+        <w:t xml:space="preserve">Air </w:t>
+      </w:r>
+      <w:proofErr w:type="gramStart"/>
+      <w:r>
+        <w:t xml:space="preserve">Quality </w:t>
       </w:r>
       <w:r>
         <w:t>,</w:t>
       </w:r>
+      <w:proofErr w:type="gramEnd"/>
       <w:r>
         <w:t xml:space="preserve"> </w:t>
       </w:r>
@@ -422,24 +431,52 @@
         <w:rPr>
           <w:lang w:val="en-US"/>
         </w:rPr>
-        <w:t xml:space="preserve">Recent advancements in GeoAI and LLM research have enabled natural language interfaces for querying and interpreting geospatial data. Studies have explored both LLM-augmented spatial querying and multimodal systems integrating maps, satellite imagery, and text for environmental reasoning. This section reviews existing approaches and highlights the gap </w:t>
-      </w:r>
+        <w:t xml:space="preserve">Recent advancements in </w:t>
+      </w:r>
+      <w:proofErr w:type="spellStart"/>
       <w:r>
         <w:rPr>
           <w:lang w:val="en-US"/>
         </w:rPr>
+        <w:t>GeoAI</w:t>
+      </w:r>
+      <w:proofErr w:type="spellEnd"/>
+      <w:r>
+        <w:rPr>
+          <w:lang w:val="en-US"/>
+        </w:rPr>
+        <w:t xml:space="preserve"> and LLM research have enabled natural language interfaces for querying and interpreting geospatial data. Studies have explored both LLM-augmented spatial querying and multimodal systems integrating maps, satellite imagery, and text for environmental reasoning. This section reviews existing approaches and highlights the gap </w:t>
+      </w:r>
+      <w:r>
+        <w:rPr>
+          <w:lang w:val="en-US"/>
+        </w:rPr>
         <w:t xml:space="preserve">that </w:t>
       </w:r>
       <w:r>
         <w:rPr>
           <w:lang w:val="en-US"/>
         </w:rPr>
-        <w:t>our proposed GeoBikeLLM system aims to fill.</w:t>
-      </w:r>
+        <w:t xml:space="preserve">our proposed </w:t>
+      </w:r>
+      <w:proofErr w:type="spellStart"/>
       <w:r>
         <w:rPr>
           <w:lang w:val="en-US"/>
         </w:rPr>
+        <w:t>GeoBikeLLM</w:t>
+      </w:r>
+      <w:proofErr w:type="spellEnd"/>
+      <w:r>
+        <w:rPr>
+          <w:lang w:val="en-US"/>
+        </w:rPr>
+        <w:t xml:space="preserve"> system aims to fill.</w:t>
+      </w:r>
+      <w:r>
+        <w:rPr>
+          <w:lang w:val="en-US"/>
+        </w:rPr>
         <w:t xml:space="preserve"> </w:t>
       </w:r>
     </w:p>
@@ -462,7 +499,119 @@
         <w:rPr>
           <w:lang w:val="en-AE"/>
         </w:rPr>
-        <w:t>Recent research has focused on enhancing geospatial data accessibility through natural language interfaces powered by large language models (LLMs). Systems like ChatGeoAI by Mansourian and Oucheikh [1] and the SQL-generation framework by Jiang and Yang [2] enable users to perform GIS tasks or query spatial databases using natural language. ChatGeoAI employs LLaMA-2 to convert queries into executable PyQGIS scripts, while Jiang and Yang use ChatGPT to generate PostGIS-compatible SQL. Text-to-OverpassQL by Staniek et al. [3] further advances this by translating natural language into OverpassQL queries for OpenStreetMap, democratizing access to structured geodata.</w:t>
+        <w:t xml:space="preserve">Recent research has focused on enhancing geospatial data accessibility through natural language interfaces powered by large language models (LLMs). Systems like </w:t>
+      </w:r>
+      <w:proofErr w:type="spellStart"/>
+      <w:r>
+        <w:rPr>
+          <w:lang w:val="en-AE"/>
+        </w:rPr>
+        <w:t>ChatGeoAI</w:t>
+      </w:r>
+      <w:proofErr w:type="spellEnd"/>
+      <w:r>
+        <w:rPr>
+          <w:lang w:val="en-AE"/>
+        </w:rPr>
+        <w:t xml:space="preserve"> by Mansourian and </w:t>
+      </w:r>
+      <w:proofErr w:type="spellStart"/>
+      <w:r>
+        <w:rPr>
+          <w:lang w:val="en-AE"/>
+        </w:rPr>
+        <w:t>Oucheikh</w:t>
+      </w:r>
+      <w:proofErr w:type="spellEnd"/>
+      <w:r>
+        <w:rPr>
+          <w:lang w:val="en-AE"/>
+        </w:rPr>
+        <w:t xml:space="preserve"> [1] and the SQL-generation framework by Jiang and Yang [2] enable users to perform GIS tasks or query spatial databases using natural language. </w:t>
+      </w:r>
+      <w:proofErr w:type="spellStart"/>
+      <w:r>
+        <w:rPr>
+          <w:lang w:val="en-AE"/>
+        </w:rPr>
+        <w:t>ChatGeoAI</w:t>
+      </w:r>
+      <w:proofErr w:type="spellEnd"/>
+      <w:r>
+        <w:rPr>
+          <w:lang w:val="en-AE"/>
+        </w:rPr>
+        <w:t xml:space="preserve"> employs LLaMA-2 to convert queries into executable </w:t>
+      </w:r>
+      <w:proofErr w:type="spellStart"/>
+      <w:r>
+        <w:rPr>
+          <w:lang w:val="en-AE"/>
+        </w:rPr>
+        <w:t>PyQGIS</w:t>
+      </w:r>
+      <w:proofErr w:type="spellEnd"/>
+      <w:r>
+        <w:rPr>
+          <w:lang w:val="en-AE"/>
+        </w:rPr>
+        <w:t xml:space="preserve"> scripts, while Jiang and Yang use ChatGPT to generate </w:t>
+      </w:r>
+      <w:proofErr w:type="spellStart"/>
+      <w:r>
+        <w:rPr>
+          <w:lang w:val="en-AE"/>
+        </w:rPr>
+        <w:t>PostGIS</w:t>
+      </w:r>
+      <w:proofErr w:type="spellEnd"/>
+      <w:r>
+        <w:rPr>
+          <w:lang w:val="en-AE"/>
+        </w:rPr>
+        <w:t>-compatible SQL. Text-to-</w:t>
+      </w:r>
+      <w:proofErr w:type="spellStart"/>
+      <w:r>
+        <w:rPr>
+          <w:lang w:val="en-AE"/>
+        </w:rPr>
+        <w:t>OverpassQL</w:t>
+      </w:r>
+      <w:proofErr w:type="spellEnd"/>
+      <w:r>
+        <w:rPr>
+          <w:lang w:val="en-AE"/>
+        </w:rPr>
+        <w:t xml:space="preserve"> by </w:t>
+      </w:r>
+      <w:proofErr w:type="spellStart"/>
+      <w:r>
+        <w:rPr>
+          <w:lang w:val="en-AE"/>
+        </w:rPr>
+        <w:t>Staniek</w:t>
+      </w:r>
+      <w:proofErr w:type="spellEnd"/>
+      <w:r>
+        <w:rPr>
+          <w:lang w:val="en-AE"/>
+        </w:rPr>
+        <w:t xml:space="preserve"> et al. [3] further advances this by translating natural language into </w:t>
+      </w:r>
+      <w:proofErr w:type="spellStart"/>
+      <w:r>
+        <w:rPr>
+          <w:lang w:val="en-AE"/>
+        </w:rPr>
+        <w:t>OverpassQL</w:t>
+      </w:r>
+      <w:proofErr w:type="spellEnd"/>
+      <w:r>
+        <w:rPr>
+          <w:lang w:val="en-AE"/>
+        </w:rPr>
+        <w:t xml:space="preserve"> queries for OpenStreetMap, democratizing access to structured geodata.</w:t>
       </w:r>
     </w:p>
     <w:p>
@@ -483,7 +632,49 @@
         <w:rPr>
           <w:lang w:val="en-AE"/>
         </w:rPr>
-        <w:t>Other studies investigate how LLMs can interpret or extract geographic knowledge. GeoQAMap by Feng et al. [4] utilizes GPT-3.5 and Wikidata to answer geographic questions and visualize answers on maps. GeoAgent by Huang et al. [5] focuses on address standardization using ChatGLM-6B, showing how LLMs can resolve ambiguous and incomplete geospatial texts. Meanwhile, Bhandari et al. [6] evaluate whether large language models are geospatially knowledgeable, revealing that while some geospatial knowledge exists in pretrained models, it is often imprecise.</w:t>
+        <w:t xml:space="preserve">Other studies investigate how LLMs can interpret or extract geographic knowledge. </w:t>
+      </w:r>
+      <w:proofErr w:type="spellStart"/>
+      <w:r>
+        <w:rPr>
+          <w:lang w:val="en-AE"/>
+        </w:rPr>
+        <w:t>GeoQAMap</w:t>
+      </w:r>
+      <w:proofErr w:type="spellEnd"/>
+      <w:r>
+        <w:rPr>
+          <w:lang w:val="en-AE"/>
+        </w:rPr>
+        <w:t xml:space="preserve"> by Feng et al. [4] utilizes GPT-3.5 and </w:t>
+      </w:r>
+      <w:proofErr w:type="spellStart"/>
+      <w:r>
+        <w:rPr>
+          <w:lang w:val="en-AE"/>
+        </w:rPr>
+        <w:t>Wikidata</w:t>
+      </w:r>
+      <w:proofErr w:type="spellEnd"/>
+      <w:r>
+        <w:rPr>
+          <w:lang w:val="en-AE"/>
+        </w:rPr>
+        <w:t xml:space="preserve"> to answer geographic questions and visualize answers on maps. </w:t>
+      </w:r>
+      <w:proofErr w:type="spellStart"/>
+      <w:r>
+        <w:rPr>
+          <w:lang w:val="en-AE"/>
+        </w:rPr>
+        <w:t>GeoAgent</w:t>
+      </w:r>
+      <w:proofErr w:type="spellEnd"/>
+      <w:r>
+        <w:rPr>
+          <w:lang w:val="en-AE"/>
+        </w:rPr>
+        <w:t xml:space="preserve"> by Huang et al. [5] focuses on address standardization using ChatGLM-6B, showing how LLMs can resolve ambiguous and incomplete geospatial texts. Meanwhile, Bhandari et al. [6] evaluate whether large language models are geospatially knowledgeable, revealing that while some geospatial knowledge exists in pretrained models, it is often imprecise.</w:t>
       </w:r>
     </w:p>
     <w:p>
@@ -497,7 +688,35 @@
         <w:rPr>
           <w:lang w:val="en-AE"/>
         </w:rPr>
-        <w:t>To overcome these limitations, domain-adapted models have emerged. BB-GeoGPT by Zhang et al. [7] is a fine-tuned LLaMA-2 model trained on GIS texts and Q&amp;A pairs, outperforming general LLMs in spatial queries. Similarly, GeoLLM by Shah et al. [8] boosts geospatial prediction accuracy by embedding map-based contextual data into prompts. These efforts establish the foundation for natural language interaction with spatial systems but stop short of performing complex geospatial planning or optimization.</w:t>
+        <w:t>To overcome these limitations, domain-adapted models have emerged. BB-</w:t>
+      </w:r>
+      <w:proofErr w:type="spellStart"/>
+      <w:r>
+        <w:rPr>
+          <w:lang w:val="en-AE"/>
+        </w:rPr>
+        <w:t>GeoGPT</w:t>
+      </w:r>
+      <w:proofErr w:type="spellEnd"/>
+      <w:r>
+        <w:rPr>
+          <w:lang w:val="en-AE"/>
+        </w:rPr>
+        <w:t xml:space="preserve"> by Zhang et al. [7] is a fine-tuned LLaMA-2 model trained on GIS texts and Q&amp;A pairs, outperforming general LLMs in spatial queries. Similarly, </w:t>
+      </w:r>
+      <w:proofErr w:type="spellStart"/>
+      <w:r>
+        <w:rPr>
+          <w:lang w:val="en-AE"/>
+        </w:rPr>
+        <w:t>GeoLLM</w:t>
+      </w:r>
+      <w:proofErr w:type="spellEnd"/>
+      <w:r>
+        <w:rPr>
+          <w:lang w:val="en-AE"/>
+        </w:rPr>
+        <w:t xml:space="preserve"> by Shah et al. [8] boosts geospatial prediction accuracy by embedding map-based contextual data into prompts. These efforts establish the foundation for natural language interaction with spatial systems but stop short of performing complex geospatial planning or optimization.</w:t>
       </w:r>
     </w:p>
     <w:p>
@@ -530,7 +749,49 @@
         <w:rPr>
           <w:lang w:val="en-AE"/>
         </w:rPr>
-        <w:t>Advancements in GeoAI have expanded to multimodal systems integrating LLMs with visual and structured geospatial data. OmniGeo by Yuan et al. [9] exemplifies this trend by combining satellite imagery, map layers, and text data, enabling LLMs to perform diverse tasks such as land use classification and environmental forecasting. Geode by Wu et al. [10] and GTChain by Zhang et al. [11] extend LLMs into autonomous agents, coordinating APIs, GIS tools, and real-time databases to solve spatial tasks.</w:t>
+        <w:t xml:space="preserve">Advancements in </w:t>
+      </w:r>
+      <w:proofErr w:type="spellStart"/>
+      <w:r>
+        <w:rPr>
+          <w:lang w:val="en-AE"/>
+        </w:rPr>
+        <w:t>GeoAI</w:t>
+      </w:r>
+      <w:proofErr w:type="spellEnd"/>
+      <w:r>
+        <w:rPr>
+          <w:lang w:val="en-AE"/>
+        </w:rPr>
+        <w:t xml:space="preserve"> have expanded to multimodal systems integrating LLMs with visual and structured geospatial data. </w:t>
+      </w:r>
+      <w:proofErr w:type="spellStart"/>
+      <w:r>
+        <w:rPr>
+          <w:lang w:val="en-AE"/>
+        </w:rPr>
+        <w:t>OmniGeo</w:t>
+      </w:r>
+      <w:proofErr w:type="spellEnd"/>
+      <w:r>
+        <w:rPr>
+          <w:lang w:val="en-AE"/>
+        </w:rPr>
+        <w:t xml:space="preserve"> by Yuan et al. [9] exemplifies this trend by combining satellite imagery, map layers, and text data, enabling LLMs to perform diverse tasks such as land use classification and environmental forecasting. Geode by Wu et al. [10] and </w:t>
+      </w:r>
+      <w:proofErr w:type="spellStart"/>
+      <w:r>
+        <w:rPr>
+          <w:lang w:val="en-AE"/>
+        </w:rPr>
+        <w:t>GTChain</w:t>
+      </w:r>
+      <w:proofErr w:type="spellEnd"/>
+      <w:r>
+        <w:rPr>
+          <w:lang w:val="en-AE"/>
+        </w:rPr>
+        <w:t xml:space="preserve"> by Zhang et al. [11] extend LLMs into autonomous agents, coordinating APIs, GIS tools, and real-time databases to solve spatial tasks.</w:t>
       </w:r>
     </w:p>
     <w:p>
@@ -551,7 +812,21 @@
         <w:rPr>
           <w:lang w:val="en-AE"/>
         </w:rPr>
-        <w:t>These systems demonstrate the potential of LLMs in spatial reasoning, data retrieval, and geospatial tool orchestration. Geode performs zero-shot geospatial Q&amp;A with explicit reasoning and live data, while GTChain trains LLMs to generate tool-use chains for complex tasks in simulated GIS environments. The autonomous GIS agent by Ning et al. [12] also showcases how LLMs can be used to dynamically retrieve data across diverse spatial datasets, enhancing spatial decision-making workflows.</w:t>
+        <w:t xml:space="preserve">These systems demonstrate the potential of LLMs in spatial reasoning, data retrieval, and geospatial tool orchestration. Geode performs zero-shot geospatial Q&amp;A with explicit reasoning and live data, while </w:t>
+      </w:r>
+      <w:proofErr w:type="spellStart"/>
+      <w:r>
+        <w:rPr>
+          <w:lang w:val="en-AE"/>
+        </w:rPr>
+        <w:t>GTChain</w:t>
+      </w:r>
+      <w:proofErr w:type="spellEnd"/>
+      <w:r>
+        <w:rPr>
+          <w:lang w:val="en-AE"/>
+        </w:rPr>
+        <w:t xml:space="preserve"> trains LLMs to generate tool-use chains for complex tasks in simulated GIS environments. The autonomous GIS agent by Ning et al. [12] also showcases how LLMs can be used to dynamically retrieve data across diverse spatial datasets, enhancing spatial decision-making workflows.</w:t>
       </w:r>
     </w:p>
     <w:p>
@@ -565,7 +840,21 @@
         <w:rPr>
           <w:lang w:val="en-AE"/>
         </w:rPr>
-        <w:t>Despite these advancements, existing solutions lack targeted support for personalized route planning or environmental criteria integration. None of the reviewed systems directly tackle bicycle routing that adapts to vegetation or pollution levels. Our proposed GeoBikeLLM addresses this gap by combining LLMs with geospatial intelligence to deliver environment-aware, health-optimized bike route planning</w:t>
+        <w:t xml:space="preserve">Despite these advancements, existing solutions lack targeted support for personalized route planning or environmental criteria integration. None of the reviewed systems directly tackle bicycle routing that adapts to vegetation or pollution levels. Our proposed </w:t>
+      </w:r>
+      <w:proofErr w:type="spellStart"/>
+      <w:r>
+        <w:rPr>
+          <w:lang w:val="en-AE"/>
+        </w:rPr>
+        <w:t>GeoBikeLLM</w:t>
+      </w:r>
+      <w:proofErr w:type="spellEnd"/>
+      <w:r>
+        <w:rPr>
+          <w:lang w:val="en-AE"/>
+        </w:rPr>
+        <w:t xml:space="preserve"> addresses this gap by combining LLMs with geospatial intelligence to deliver environment-aware, health-optimized bike route planning</w:t>
       </w:r>
       <w:r>
         <w:rPr>
@@ -634,17 +923,445 @@
       </w:pPr>
       <w:r>
         <w:lastRenderedPageBreak/>
+        <w:t>NDVI Dataset</w:t>
+      </w:r>
+      <w:r>
+        <w:t xml:space="preserve">: </w:t>
+      </w:r>
+      <w:r>
+        <w:rPr>
+          <w:i w:val="0"/>
+        </w:rPr>
+        <w:t>The NDVI dataset provides spatial measurements of vegetation health across Chicago. Each entry corresponds to a specific location defined by geographic coordinates and includes a</w:t>
+      </w:r>
+      <w:r>
+        <w:rPr>
+          <w:i w:val="0"/>
+        </w:rPr>
+        <w:t xml:space="preserve"> ‘</w:t>
+      </w:r>
+      <w:r>
+        <w:rPr>
+          <w:i w:val="0"/>
+        </w:rPr>
+        <w:t>grid_code</w:t>
+      </w:r>
+      <w:r>
+        <w:rPr>
+          <w:i w:val="0"/>
+        </w:rPr>
+        <w:t>’</w:t>
+      </w:r>
+      <w:r>
+        <w:rPr>
+          <w:i w:val="0"/>
+        </w:rPr>
+        <w:t xml:space="preserve"> representing the NDVI value. Higher NDVI scores indicate greener areas, making this dataset essential for assessing environmental quality and greenery exposure during routing.</w:t>
+      </w:r>
+    </w:p>
+    <w:p>
+      <w:pPr>
+        <w:pStyle w:val="Heading3"/>
+        <w:spacing w:after="6pt"/>
+        <w:ind w:firstLine="14.45pt"/>
+        <w:rPr>
+          <w:i w:val="0"/>
+        </w:rPr>
+      </w:pPr>
+      <w:r>
+        <w:t>Bicycle Network Dataset</w:t>
+      </w:r>
+      <w:r>
+        <w:t xml:space="preserve">: </w:t>
+      </w:r>
+      <w:r>
+        <w:rPr>
+          <w:i w:val="0"/>
+        </w:rPr>
+        <w:t>This dataset captures the spatial structure of the bicycle infrastructure in Chicago, derived from OpenStreetMap (OSM). It includes details on individual bike path segments, such as start and end coordinates, segment lengths, and geometry data. The dataset supports the construction of a navigable network for route computation between user-defined locations.</w:t>
+      </w:r>
+    </w:p>
+    <w:p>
+      <w:pPr>
+        <w:pStyle w:val="BodyText"/>
+        <w:rPr>
+          <w:lang w:val="en-US"/>
+        </w:rPr>
+      </w:pPr>
+      <w:r>
+        <w:rPr>
+          <w:lang w:val="en-US"/>
+        </w:rPr>
+        <w:t>These datasets collectively enable the integration of air quality and environmental context into the spatial decision-making process for bicycle routing.</w:t>
+      </w:r>
+    </w:p>
+    <w:p>
+      <w:pPr>
+        <w:pStyle w:val="Heading2"/>
+        <w:rPr>
+          <w:rtl/>
+        </w:rPr>
+      </w:pPr>
+      <w:r>
+        <w:t>Dataset Visualization and Exploration</w:t>
+      </w:r>
+    </w:p>
+    <w:p>
+      <w:pPr>
+        <w:ind w:firstLine="14.40pt"/>
+        <w:jc w:val="start"/>
+      </w:pPr>
+      <w:r>
+        <w:t>To better understand the spatial distribution of air pollution and vegetation in Chicago, we performed exploratory visualizations using Folium and Python libraries. PM2.5 sensor data was plotted to identify high-pollution zones, while NDVI values were visualized to detect greener regions.</w:t>
+      </w:r>
+    </w:p>
+    <w:p>
+      <w:pPr>
+        <w:pStyle w:val="Heading3"/>
+        <w:rPr>
+          <w:rtl/>
+          <w:lang w:bidi="ar-AE"/>
+        </w:rPr>
+      </w:pPr>
+      <w:r>
+        <w:rPr>
+          <w:lang w:bidi="ar-AE"/>
+        </w:rPr>
+        <w:t>Air Quality</w:t>
+      </w:r>
+      <w:r>
+        <w:rPr>
+          <w:lang w:bidi="ar-AE"/>
+        </w:rPr>
+        <w:t xml:space="preserve"> Visualization</w:t>
+      </w:r>
+    </w:p>
+    <w:p>
+      <w:pPr>
+        <w:ind w:firstLine="14.40pt"/>
+        <w:jc w:val="both"/>
+        <w:rPr>
+          <w:lang w:val="en-AE" w:bidi="ar-AE"/>
+        </w:rPr>
+      </w:pPr>
+      <w:r>
+        <w:rPr>
+          <w:lang w:bidi="ar-AE"/>
+        </w:rPr>
+        <w:t xml:space="preserve">To visually explore the air quality dataset, a heatmap was generated using the PM2.5 readings across various geographic locations in Chicago. The map shown in </w:t>
+      </w:r>
+      <w:r>
+        <w:rPr>
+          <w:highlight w:val="red"/>
+          <w:lang w:bidi="ar-AE"/>
+        </w:rPr>
+        <w:t xml:space="preserve">Figure </w:t>
+      </w:r>
+      <w:r>
+        <w:rPr>
+          <w:lang w:bidi="ar-AE"/>
+        </w:rPr>
+        <w:t>1</w:t>
+      </w:r>
+      <w:r>
+        <w:rPr>
+          <w:lang w:bidi="ar-AE"/>
+        </w:rPr>
+        <w:t xml:space="preserve"> represents the normalized PM2.5 values, with areas of darker intensity indicating higher pollution concentrations.</w:t>
+      </w:r>
+      <w:r>
+        <w:rPr>
+          <w:lang w:bidi="ar-AE"/>
+        </w:rPr>
+        <w:t xml:space="preserve"> </w:t>
+      </w:r>
+      <w:r>
+        <w:rPr>
+          <w:lang w:val="en-AE" w:bidi="ar-AE"/>
+        </w:rPr>
+        <w:t xml:space="preserve">The heatmap was created by aggregating data from 19 CSV files hosted on GitHub, each containing latitude, longitude, and PM2.5 values for different parts of the city. After cleaning and normalizing the data using Min-Max scaling, each point was plotted using Folium’s </w:t>
+      </w:r>
+      <w:proofErr w:type="spellStart"/>
+      <w:r>
+        <w:rPr>
+          <w:lang w:val="en-AE" w:bidi="ar-AE"/>
+        </w:rPr>
+        <w:t>HeatMap</w:t>
+      </w:r>
+      <w:proofErr w:type="spellEnd"/>
+      <w:r>
+        <w:rPr>
+          <w:lang w:val="en-AE" w:bidi="ar-AE"/>
+        </w:rPr>
+        <w:t xml:space="preserve"> plugin. The visualization reveals several hotspots of elevated pollution, particularly along dense urban corridors and industrial zones.</w:t>
+      </w:r>
+    </w:p>
+    <w:p>
+      <w:pPr>
+        <w:ind w:firstLine="14.40pt"/>
+        <w:jc w:val="both"/>
+        <w:rPr>
+          <w:lang w:val="en-AE" w:bidi="ar-AE"/>
+        </w:rPr>
+      </w:pPr>
+      <w:r>
+        <w:rPr>
+          <w:lang w:val="en-AE" w:bidi="ar-AE"/>
+        </w:rPr>
+        <w:t>This spatial representation helps identify areas that may require further attention or intervention for environmental and public health planning.</w:t>
+      </w:r>
+    </w:p>
+    <w:p>
+      <w:pPr>
+        <w:pStyle w:val="BodyText"/>
+        <w:rPr>
+          <w:lang w:val="en-US"/>
+        </w:rPr>
+      </w:pPr>
+      <w:r>
+        <w:rPr>
+          <w:lang w:bidi="ar-AE"/>
+        </w:rPr>
         <w:drawing>
-          <wp:anchor distT="0" distB="0" distL="114300" distR="114300" simplePos="0" relativeHeight="251661312" behindDoc="0" locked="0" layoutInCell="1" allowOverlap="1" wp14:anchorId="6F6F9499" wp14:editId="01D447D0">
+          <wp:anchor distT="0" distB="0" distL="114300" distR="114300" simplePos="0" relativeHeight="251666432" behindDoc="1" locked="0" layoutInCell="1" allowOverlap="1" wp14:anchorId="62281B83" wp14:editId="37EA9C73">
             <wp:simplePos x="0" y="0"/>
             <wp:positionH relativeFrom="column">
-              <wp:posOffset>3781498</wp:posOffset>
+              <wp:align>right</wp:align>
             </wp:positionH>
             <wp:positionV relativeFrom="paragraph">
-              <wp:posOffset>790398</wp:posOffset>
+              <wp:posOffset>219368</wp:posOffset>
             </wp:positionV>
-            <wp:extent cx="2019300" cy="1746885"/>
-            <wp:effectExtent l="0" t="0" r="0" b="5715"/>
+            <wp:extent cx="3089910" cy="2256790"/>
+            <wp:effectExtent l="0" t="0" r="0" b="0"/>
+            <wp:wrapTight wrapText="bothSides">
+              <wp:wrapPolygon edited="0">
+                <wp:start x="0" y="0"/>
+                <wp:lineTo x="0" y="21333"/>
+                <wp:lineTo x="21440" y="21333"/>
+                <wp:lineTo x="21440" y="0"/>
+                <wp:lineTo x="0" y="0"/>
+              </wp:wrapPolygon>
+            </wp:wrapTight>
+            <wp:docPr id="1432589203" name="Picture 1" descr="A map of a city&#10;&#10;AI-generated content may be incorrect."/>
+            <wp:cNvGraphicFramePr>
+              <a:graphicFrameLocks xmlns:a="http://purl.oclc.org/ooxml/drawingml/main" noChangeAspect="1"/>
+            </wp:cNvGraphicFramePr>
+            <a:graphic xmlns:a="http://purl.oclc.org/ooxml/drawingml/main">
+              <a:graphicData uri="http://purl.oclc.org/ooxml/drawingml/picture">
+                <pic:pic xmlns:pic="http://purl.oclc.org/ooxml/drawingml/picture">
+                  <pic:nvPicPr>
+                    <pic:cNvPr id="1432589203" name="Picture 1" descr="A map of a city&#10;&#10;AI-generated content may be incorrect."/>
+                    <pic:cNvPicPr/>
+                  </pic:nvPicPr>
+                  <pic:blipFill>
+                    <a:blip r:embed="rId8" cstate="print">
+                      <a:extLst>
+                        <a:ext uri="{28A0092B-C50C-407E-A947-70E740481C1C}">
+                          <a14:useLocalDpi xmlns:a14="http://schemas.microsoft.com/office/drawing/2010/main" val="0"/>
+                        </a:ext>
+                      </a:extLst>
+                    </a:blip>
+                    <a:stretch>
+                      <a:fillRect/>
+                    </a:stretch>
+                  </pic:blipFill>
+                  <pic:spPr>
+                    <a:xfrm>
+                      <a:off x="0" y="0"/>
+                      <a:ext cx="3089910" cy="2256790"/>
+                    </a:xfrm>
+                    <a:prstGeom prst="rect">
+                      <a:avLst/>
+                    </a:prstGeom>
+                  </pic:spPr>
+                </pic:pic>
+              </a:graphicData>
+            </a:graphic>
+          </wp:anchor>
+        </w:drawing>
+      </w:r>
+    </w:p>
+    <w:p>
+      <w:pPr>
+        <w:pStyle w:val="BodyText"/>
+        <w:rPr>
+          <w:lang w:val="en-US"/>
+        </w:rPr>
+      </w:pPr>
+    </w:p>
+    <w:p>
+      <w:pPr>
+        <w:pStyle w:val="Heading2"/>
+      </w:pPr>
+      <w:r>
+        <w:t>Path Selection Module</w:t>
+      </w:r>
+    </w:p>
+    <w:p>
+      <w:pPr>
+        <w:pStyle w:val="BodyText"/>
+        <w:rPr>
+          <w:lang w:val="en-US"/>
+        </w:rPr>
+      </w:pPr>
+      <w:r>
+        <w:rPr>
+          <w:lang w:val="en-US"/>
+        </w:rPr>
+        <w:t xml:space="preserve">The core of the route planning logic involves constructing a weighted undirected graph from the Chicago bike lane dataset. Each edge represents a bike segment with an associated length, while nodes correspond to geospatial coordinates. To account for environmental quality, air pollution data (PM2.5) and vegetation density (NDVI) are spatially matched to each segment using nearest-neighbor querying via KD-Trees. </w:t>
+      </w:r>
+      <w:r>
+        <w:rPr>
+          <w:lang w:val="en-US"/>
+        </w:rPr>
+        <w:t>The cost of each edge is computed as shown in (1), where α and β control the influence of PM2.5 and NDVI</w:t>
+      </w:r>
+      <w:r>
+        <w:rPr>
+          <w:lang w:val="en-US"/>
+        </w:rPr>
+        <w:t>,</w:t>
+      </w:r>
+      <w:r>
+        <w:rPr>
+          <w:lang w:val="en-US"/>
+        </w:rPr>
+        <w:t xml:space="preserve"> respectively.</w:t>
+      </w:r>
+    </w:p>
+    <w:p>
+      <w:pPr>
+        <w:pStyle w:val="equation"/>
+        <w:rPr>
+          <w:rFonts w:hint="eastAsia"/>
+        </w:rPr>
+      </w:pPr>
+      <w:r>
+        <w:tab/>
+      </w:r>
+      <w:r>
+        <w:rPr>
+          <w:rFonts w:ascii="Times New Roman" w:hAnsi="Times New Roman" w:cs="Times New Roman"/>
+          <w:i/>
+        </w:rPr>
+        <w:t xml:space="preserve">Cost = </w:t>
+      </w:r>
+      <w:r>
+        <w:rPr>
+          <w:rFonts w:ascii="Times New Roman" w:hAnsi="Times New Roman" w:cs="Times New Roman"/>
+          <w:i/>
+        </w:rPr>
+        <w:t>length×</w:t>
+      </w:r>
+      <w:r>
+        <w:rPr>
+          <w:rFonts w:ascii="Times New Roman" w:hAnsi="Times New Roman" w:cs="Times New Roman"/>
+          <w:i/>
+        </w:rPr>
+        <w:t>(1+α</w:t>
+      </w:r>
+      <w:r>
+        <w:rPr>
+          <w:rFonts w:ascii="Cambria Math" w:hAnsi="Cambria Math" w:cs="Cambria Math"/>
+          <w:i/>
+        </w:rPr>
+        <w:t>⋅</w:t>
+      </w:r>
+      <w:r>
+        <w:rPr>
+          <w:rFonts w:ascii="Times New Roman" w:hAnsi="Times New Roman" w:cs="Times New Roman"/>
+          <w:i/>
+        </w:rPr>
+        <w:t>PM2.5−β</w:t>
+      </w:r>
+      <w:r>
+        <w:rPr>
+          <w:rFonts w:ascii="Cambria Math" w:hAnsi="Cambria Math" w:cs="Cambria Math"/>
+          <w:i/>
+        </w:rPr>
+        <w:t>⋅</w:t>
+      </w:r>
+      <w:r>
+        <w:rPr>
+          <w:rFonts w:ascii="Times New Roman" w:hAnsi="Times New Roman" w:cs="Times New Roman"/>
+          <w:i/>
+        </w:rPr>
+        <w:t>NDVI)</w:t>
+      </w:r>
+      <w:r>
+        <w:tab/>
+      </w:r>
+      <w:r>
+        <w:t></w:t>
+      </w:r>
+      <w:r>
+        <w:t></w:t>
+      </w:r>
+      <w:r>
+        <w:t></w:t>
+      </w:r>
+    </w:p>
+    <w:p>
+      <w:pPr>
+        <w:pStyle w:val="BodyText"/>
+        <w:rPr>
+          <w:lang w:val="en-US"/>
+        </w:rPr>
+      </w:pPr>
+      <w:r>
+        <w:rPr>
+          <w:lang w:val="en-AE"/>
+        </w:rPr>
+        <w:t>w</w:t>
+      </w:r>
+      <w:r>
+        <w:rPr>
+          <w:lang w:val="en-US"/>
+        </w:rPr>
+        <w:t>here α and β are tunable weights for penalizing poor air quality and rewarding greenery, respectively.</w:t>
+      </w:r>
+    </w:p>
+    <w:p>
+      <w:pPr>
+        <w:pStyle w:val="BodyText"/>
+        <w:rPr>
+          <w:lang w:val="en-US"/>
+        </w:rPr>
+      </w:pPr>
+      <w:r>
+        <w:rPr>
+          <w:lang w:val="en-US"/>
+        </w:rPr>
+        <w:t>To determine optimal bike paths, the system connects the user-specified origin and destination to the nearest nodes in the network via virtual edges. Then, using Yen’s algorithm, the top-k shortest paths are extracted based on the computed cost. A penalty is applied to reused edges across iterations to encourage route diversity. For each path, average PM2.5 and NDVI values are computed, and the route with the lowest pollution and highest greenery score is selected as the recommended path. This environmentally informed selection approach balances travel distance with health and ecological considerations, enabling context-aware route planning.</w:t>
+      </w:r>
+    </w:p>
+    <w:p>
+      <w:pPr>
+        <w:pStyle w:val="Heading2"/>
+      </w:pPr>
+      <w:r>
+        <w:t>LLM Integration</w:t>
+      </w:r>
+    </w:p>
+    <w:p>
+      <w:pPr>
+        <w:pStyle w:val="BodyText"/>
+        <w:rPr>
+          <w:lang w:val="en-US"/>
+        </w:rPr>
+      </w:pPr>
+      <w:r>
+        <w:drawing>
+          <wp:anchor distT="0" distB="0" distL="114300" distR="114300" simplePos="0" relativeHeight="251661312" behindDoc="0" locked="0" layoutInCell="1" allowOverlap="1" wp14:anchorId="6F6F9499" wp14:editId="5C014616">
+            <wp:simplePos x="0" y="0"/>
+            <wp:positionH relativeFrom="column">
+              <wp:posOffset>1854738</wp:posOffset>
+            </wp:positionH>
+            <wp:positionV relativeFrom="paragraph">
+              <wp:posOffset>473564</wp:posOffset>
+            </wp:positionV>
+            <wp:extent cx="1510665" cy="1306830"/>
+            <wp:effectExtent l="0" t="0" r="0" b="7620"/>
             <wp:wrapTopAndBottom/>
             <wp:docPr id="435129276" name="Picture 4" descr="A yellow and white text&#10;&#10;AI-generated content may be incorrect."/>
             <wp:cNvGraphicFramePr>
@@ -658,7 +1375,7 @@
                     <pic:cNvPicPr/>
                   </pic:nvPicPr>
                   <pic:blipFill>
-                    <a:blip r:embed="rId8">
+                    <a:blip r:embed="rId9" cstate="print">
                       <a:extLst>
                         <a:ext uri="{28A0092B-C50C-407E-A947-70E740481C1C}">
                           <a14:useLocalDpi xmlns:a14="http://schemas.microsoft.com/office/drawing/2010/main" val="0"/>
@@ -672,7 +1389,7 @@
                   <pic:spPr>
                     <a:xfrm>
                       <a:off x="0" y="0"/>
-                      <a:ext cx="2019300" cy="1746885"/>
+                      <a:ext cx="1510665" cy="1306830"/>
                     </a:xfrm>
                     <a:prstGeom prst="rect">
                       <a:avLst/>
@@ -681,218 +1398,29 @@
                 </pic:pic>
               </a:graphicData>
             </a:graphic>
+            <wp14:sizeRelH relativeFrom="margin">
+              <wp14:pctWidth>0%</wp14:pctWidth>
+            </wp14:sizeRelH>
+            <wp14:sizeRelV relativeFrom="margin">
+              <wp14:pctHeight>0%</wp14:pctHeight>
+            </wp14:sizeRelV>
           </wp:anchor>
         </w:drawing>
       </w:r>
       <w:r>
-        <w:t>NDVI Dataset</w:t>
-      </w:r>
-      <w:r>
-        <w:t xml:space="preserve">: </w:t>
-      </w:r>
-      <w:r>
-        <w:rPr>
-          <w:i w:val="0"/>
-        </w:rPr>
-        <w:t>The NDVI dataset provides spatial measurements of vegetation health across Chicago. Each entry corresponds to a specific location defined by geographic coordinates and includes a</w:t>
-      </w:r>
-      <w:r>
-        <w:rPr>
-          <w:i w:val="0"/>
-        </w:rPr>
-        <w:t xml:space="preserve"> ‘</w:t>
-      </w:r>
-      <w:r>
-        <w:rPr>
-          <w:i w:val="0"/>
-        </w:rPr>
-        <w:t>grid_code</w:t>
-      </w:r>
-      <w:r>
-        <w:rPr>
-          <w:i w:val="0"/>
-        </w:rPr>
-        <w:t>’</w:t>
-      </w:r>
-      <w:r>
-        <w:rPr>
-          <w:i w:val="0"/>
-        </w:rPr>
-        <w:t xml:space="preserve"> representing the NDVI value. Higher NDVI scores indicate greener areas, making this dataset essential for assessing environmental quality and greenery exposure during routing.</w:t>
-      </w:r>
-    </w:p>
-    <w:p>
-      <w:pPr>
-        <w:pStyle w:val="Heading3"/>
-        <w:spacing w:after="6pt"/>
-        <w:ind w:firstLine="14.45pt"/>
-        <w:rPr>
-          <w:i w:val="0"/>
-        </w:rPr>
-      </w:pPr>
-      <w:r>
-        <w:t>Bicycle Network Dataset</w:t>
-      </w:r>
-      <w:r>
-        <w:t xml:space="preserve">: </w:t>
-      </w:r>
-      <w:r>
-        <w:rPr>
-          <w:i w:val="0"/>
-        </w:rPr>
-        <w:t>This dataset captures the spatial structure of the bicycle infrastructure in Chicago, derived from OpenStreetMap (OSM). It includes details on individual bike path segments, such as start and end coordinates, segment lengths, and geometry data. The dataset supports the construction of a navigable network for route computation between user-defined locations.</w:t>
-      </w:r>
-    </w:p>
-    <w:p>
-      <w:pPr>
-        <w:pStyle w:val="BodyText"/>
-        <w:rPr>
-          <w:lang w:val="en-US"/>
-        </w:rPr>
-      </w:pPr>
-      <w:r>
-        <w:rPr>
-          <w:lang w:val="en-US"/>
-        </w:rPr>
-        <w:t>These datasets collectively enable the integration of air quality and environmental context into the spatial decision-making process for bicycle routing.</w:t>
-      </w:r>
-    </w:p>
-    <w:p>
-      <w:pPr>
-        <w:pStyle w:val="Heading2"/>
-      </w:pPr>
-      <w:r>
-        <w:t>Path Selection Module</w:t>
-      </w:r>
-    </w:p>
-    <w:p>
-      <w:pPr>
-        <w:pStyle w:val="BodyText"/>
-        <w:rPr>
-          <w:lang w:val="en-US"/>
-        </w:rPr>
-      </w:pPr>
-      <w:r>
-        <w:rPr>
-          <w:lang w:val="en-US"/>
-        </w:rPr>
-        <w:t xml:space="preserve">The core of the route planning logic involves constructing a weighted undirected graph from the Chicago bike lane dataset. Each edge represents a bike segment with an associated length, while nodes correspond to geospatial coordinates. To account for environmental quality, air pollution data (PM2.5) and vegetation density (NDVI) are spatially matched to each segment using nearest-neighbor querying via KD-Trees. </w:t>
-      </w:r>
-      <w:r>
-        <w:rPr>
-          <w:lang w:val="en-US"/>
-        </w:rPr>
-        <w:t>The cost of each edge is computed as shown in (1), where α and β control the influence of PM2.5 and NDVI</w:t>
-      </w:r>
-      <w:r>
-        <w:rPr>
-          <w:lang w:val="en-US"/>
-        </w:rPr>
-        <w:t>,</w:t>
-      </w:r>
-      <w:r>
-        <w:rPr>
-          <w:lang w:val="en-US"/>
-        </w:rPr>
-        <w:t xml:space="preserve"> respectively.</w:t>
-      </w:r>
-    </w:p>
-    <w:p>
-      <w:pPr>
-        <w:pStyle w:val="equation"/>
-        <w:rPr>
-          <w:rFonts w:hint="eastAsia"/>
-        </w:rPr>
-      </w:pPr>
-      <w:r>
-        <w:tab/>
-      </w:r>
-      <w:r>
-        <w:rPr>
-          <w:rFonts w:ascii="Times New Roman" w:hAnsi="Times New Roman" w:cs="Times New Roman"/>
-          <w:i/>
-        </w:rPr>
-        <w:t xml:space="preserve">Cost = </w:t>
-      </w:r>
-      <w:r>
-        <w:rPr>
-          <w:rFonts w:ascii="Times New Roman" w:hAnsi="Times New Roman" w:cs="Times New Roman"/>
-          <w:i/>
-        </w:rPr>
-        <w:t>length×</w:t>
-      </w:r>
-      <w:r>
-        <w:rPr>
-          <w:rFonts w:ascii="Times New Roman" w:hAnsi="Times New Roman" w:cs="Times New Roman"/>
-          <w:i/>
-        </w:rPr>
-        <w:t>(1+α</w:t>
-      </w:r>
-      <w:r>
-        <w:rPr>
-          <w:rFonts w:ascii="Cambria Math" w:hAnsi="Cambria Math" w:cs="Cambria Math"/>
-          <w:i/>
-        </w:rPr>
-        <w:t>⋅</w:t>
-      </w:r>
-      <w:r>
-        <w:rPr>
-          <w:rFonts w:ascii="Times New Roman" w:hAnsi="Times New Roman" w:cs="Times New Roman"/>
-          <w:i/>
-        </w:rPr>
-        <w:t>PM2.5−β</w:t>
-      </w:r>
-      <w:r>
-        <w:rPr>
-          <w:rFonts w:ascii="Cambria Math" w:hAnsi="Cambria Math" w:cs="Cambria Math"/>
-          <w:i/>
-        </w:rPr>
-        <w:t>⋅</w:t>
-      </w:r>
-      <w:r>
-        <w:rPr>
-          <w:rFonts w:ascii="Times New Roman" w:hAnsi="Times New Roman" w:cs="Times New Roman"/>
-          <w:i/>
-        </w:rPr>
-        <w:t>NDVI)</w:t>
-      </w:r>
-      <w:r>
-        <w:tab/>
-      </w:r>
-      <w:r>
-        <w:t></w:t>
-      </w:r>
-      <w:r>
-        <w:t></w:t>
-      </w:r>
-      <w:r>
-        <w:t></w:t>
-      </w:r>
-    </w:p>
-    <w:p>
-      <w:pPr>
-        <w:pStyle w:val="BodyText"/>
-        <w:rPr>
-          <w:lang w:val="en-US"/>
-        </w:rPr>
-      </w:pPr>
-      <w:r>
-        <w:rPr>
-          <w:noProof/>
-        </w:rPr>
         <w:drawing>
-          <wp:anchor distT="0" distB="0" distL="114300" distR="114300" simplePos="0" relativeHeight="251659264" behindDoc="0" locked="0" layoutInCell="1" allowOverlap="1" wp14:anchorId="4D139A7F" wp14:editId="1BF50330">
+          <wp:anchor distT="0" distB="0" distL="114300" distR="114300" simplePos="0" relativeHeight="251665408" behindDoc="0" locked="0" layoutInCell="1" allowOverlap="1" wp14:anchorId="6D6ACF9A" wp14:editId="7E90EE1A">
             <wp:simplePos x="0" y="0"/>
             <wp:positionH relativeFrom="column">
-              <wp:posOffset>3804719</wp:posOffset>
+              <wp:posOffset>-635</wp:posOffset>
             </wp:positionH>
             <wp:positionV relativeFrom="paragraph">
-              <wp:posOffset>226326</wp:posOffset>
+              <wp:posOffset>409624</wp:posOffset>
             </wp:positionV>
-            <wp:extent cx="2132330" cy="1392555"/>
-            <wp:effectExtent l="0" t="0" r="1270" b="0"/>
+            <wp:extent cx="1707515" cy="1477010"/>
+            <wp:effectExtent l="0" t="0" r="6985" b="8890"/>
             <wp:wrapTopAndBottom/>
-            <wp:docPr id="502207992" name="Picture 3" descr="A screenshot of a computer code&#10;&#10;AI-generated content may be incorrect."/>
+            <wp:docPr id="522282981" name="Picture 4" descr="A yellow and white text&#10;&#10;AI-generated content may be incorrect."/>
             <wp:cNvGraphicFramePr>
               <a:graphicFrameLocks xmlns:a="http://purl.oclc.org/ooxml/drawingml/main" noChangeAspect="1"/>
             </wp:cNvGraphicFramePr>
@@ -900,7 +1428,7 @@
               <a:graphicData uri="http://purl.oclc.org/ooxml/drawingml/picture">
                 <pic:pic xmlns:pic="http://purl.oclc.org/ooxml/drawingml/picture">
                   <pic:nvPicPr>
-                    <pic:cNvPr id="502207992" name="Picture 3" descr="A screenshot of a computer code&#10;&#10;AI-generated content may be incorrect."/>
+                    <pic:cNvPr id="435129276" name="Picture 4" descr="A yellow and white text&#10;&#10;AI-generated content may be incorrect."/>
                     <pic:cNvPicPr/>
                   </pic:nvPicPr>
                   <pic:blipFill>
@@ -918,7 +1446,7 @@
                   <pic:spPr>
                     <a:xfrm>
                       <a:off x="0" y="0"/>
-                      <a:ext cx="2132330" cy="1392555"/>
+                      <a:ext cx="1707515" cy="1477010"/>
                     </a:xfrm>
                     <a:prstGeom prst="rect">
                       <a:avLst/>
@@ -927,67 +1455,45 @@
                 </pic:pic>
               </a:graphicData>
             </a:graphic>
+            <wp14:sizeRelH relativeFrom="margin">
+              <wp14:pctWidth>0%</wp14:pctWidth>
+            </wp14:sizeRelH>
+            <wp14:sizeRelV relativeFrom="margin">
+              <wp14:pctHeight>0%</wp14:pctHeight>
+            </wp14:sizeRelV>
           </wp:anchor>
         </w:drawing>
       </w:r>
       <w:r>
         <w:rPr>
-          <w:lang w:val="en-AE"/>
-        </w:rPr>
-        <w:t>w</w:t>
-      </w:r>
-      <w:r>
-        <w:rPr>
           <w:lang w:val="en-US"/>
         </w:rPr>
-        <w:t>here α and β are tunable weights for penalizing poor air quality and rewarding greenery, respectively.</w:t>
-      </w:r>
-    </w:p>
-    <w:p>
-      <w:pPr>
-        <w:pStyle w:val="BodyText"/>
+        <w:t xml:space="preserve">In the proposed routing system, two LLMs are integrated using the </w:t>
+      </w:r>
+      <w:proofErr w:type="spellStart"/>
+      <w:r>
         <w:rPr>
           <w:lang w:val="en-US"/>
         </w:rPr>
-      </w:pPr>
+        <w:t>Groq</w:t>
+      </w:r>
+      <w:proofErr w:type="spellEnd"/>
       <w:r>
         <w:rPr>
           <w:lang w:val="en-US"/>
         </w:rPr>
-        <w:t>To determine optimal bike paths, the system connects the user-specified origin and destination to the nearest nodes in the network via virtual edges. Then, using Yen’s algorithm, the top-k shortest paths are extracted based on the computed cost. A penalty is applied to reused edges across iterations to encourage route diversity. For each path, average PM2.5 and NDVI values are computed, and the route with the lowest pollution and highest greenery score is selected as the recommended path. This environmentally informed selection approach balances travel distance with health and ecological considerations, enabling context-aware route planning.</w:t>
-      </w:r>
-    </w:p>
-    <w:p>
-      <w:pPr>
-        <w:pStyle w:val="Heading2"/>
-      </w:pPr>
-      <w:r>
-        <w:t>LLM Integration</w:t>
-      </w:r>
-    </w:p>
-    <w:p>
-      <w:pPr>
-        <w:pStyle w:val="BodyText"/>
+        <w:t xml:space="preserve"> API to enhance the </w:t>
+      </w:r>
+      <w:r>
         <w:rPr>
           <w:lang w:val="en-US"/>
         </w:rPr>
-      </w:pPr>
+        <w:t>NLP</w:t>
+      </w:r>
       <w:r>
         <w:rPr>
           <w:lang w:val="en-US"/>
         </w:rPr>
-        <w:t xml:space="preserve">In the proposed routing system, two LLMs are integrated using the Groq API to enhance the </w:t>
-      </w:r>
-      <w:r>
-        <w:rPr>
-          <w:lang w:val="en-US"/>
-        </w:rPr>
-        <w:t>NLP</w:t>
-      </w:r>
-      <w:r>
-        <w:rPr>
-          <w:lang w:val="en-US"/>
-        </w:rPr>
         <w:t xml:space="preserve"> and explanation capabilities of the application.</w:t>
       </w:r>
     </w:p>
@@ -1020,13 +1526,7 @@
         <w:rPr>
           <w:i w:val="0"/>
         </w:rPr>
-        <w:t xml:space="preserve">As shown in </w:t>
-      </w:r>
-      <w:r>
-        <w:rPr>
-          <w:i w:val="0"/>
-        </w:rPr>
-        <w:t>Figure </w:t>
+        <w:t>As shown in Figure </w:t>
       </w:r>
       <w:r>
         <w:rPr>
@@ -1211,7 +1711,21 @@
         <w:rPr>
           <w:lang w:val="en-AE"/>
         </w:rPr>
-        <w:t xml:space="preserve">The GeoBikeLLM system enables natural language-based bike route planning within Chicago, Illinois, by integrating environmental and spatial data to recommend optimized cycling paths. Users interact with the system by entering a prompt such as </w:t>
+        <w:t xml:space="preserve">The </w:t>
+      </w:r>
+      <w:proofErr w:type="spellStart"/>
+      <w:r>
+        <w:rPr>
+          <w:lang w:val="en-AE"/>
+        </w:rPr>
+        <w:t>GeoBikeLLM</w:t>
+      </w:r>
+      <w:proofErr w:type="spellEnd"/>
+      <w:r>
+        <w:rPr>
+          <w:lang w:val="en-AE"/>
+        </w:rPr>
+        <w:t xml:space="preserve"> system enables natural language-based bike route planning within Chicago, Illinois, by integrating environmental and spatial data to recommend optimized cycling paths. Users interact with the system by entering a prompt such as </w:t>
       </w:r>
       <w:r>
         <w:rPr>
@@ -1233,12 +1747,21 @@
         </w:rPr>
         <w:t xml:space="preserve"> </w:t>
       </w:r>
+      <w:proofErr w:type="spellStart"/>
       <w:r>
         <w:rPr>
           <w:color w:val="FF0000"/>
           <w:lang w:val="en-AE"/>
         </w:rPr>
-        <w:t xml:space="preserve">num (caption: System prompt provided to the LLM for extracting origin and destination.), </w:t>
+        <w:t>num</w:t>
+      </w:r>
+      <w:proofErr w:type="spellEnd"/>
+      <w:r>
+        <w:rPr>
+          <w:color w:val="FF0000"/>
+          <w:lang w:val="en-AE"/>
+        </w:rPr>
+        <w:t xml:space="preserve"> (caption: System prompt provided to the LLM for extracting origin and destination.), </w:t>
       </w:r>
       <w:r>
         <w:rPr>
@@ -1349,7 +1872,21 @@
         <w:rPr>
           <w:lang w:val="en-AE"/>
         </w:rPr>
-        <w:t>. These sliders eliminate the need to express routing preferences within the prompt itself. The air quality slider (α) penalizes routes with higher PM2.5 levels, while the greenness slider (β) favors paths with higher Normalized Difference Vegetation Index (NDVI) values.</w:t>
+        <w:t xml:space="preserve">. These sliders eliminate the need to express routing preferences within the prompt itself. The air quality slider (α) penalizes routes with higher PM2.5 levels, while the greenness slider (β) </w:t>
+      </w:r>
+      <w:proofErr w:type="spellStart"/>
+      <w:r>
+        <w:rPr>
+          <w:lang w:val="en-AE"/>
+        </w:rPr>
+        <w:t>favors</w:t>
+      </w:r>
+      <w:proofErr w:type="spellEnd"/>
+      <w:r>
+        <w:rPr>
+          <w:lang w:val="en-AE"/>
+        </w:rPr>
+        <w:t xml:space="preserve"> paths with higher Normalized Difference Vegetation Index (NDVI) values.</w:t>
       </w:r>
     </w:p>
     <w:p>
@@ -1772,7 +2309,6 @@
         <w:rPr>
           <w:lang w:val="fr-FR"/>
         </w:rPr>
-        <w:lastRenderedPageBreak/>
         <w:t xml:space="preserve">Zhang, Z., et al. (2024a). </w:t>
       </w:r>
       <w:r>

--- a/GeoBikeLLM Paper.docx
+++ b/GeoBikeLLM Paper.docx
@@ -923,17 +923,445 @@
       </w:pPr>
       <w:r>
         <w:lastRenderedPageBreak/>
+        <w:t>NDVI Dataset</w:t>
+      </w:r>
+      <w:r>
+        <w:t xml:space="preserve">: </w:t>
+      </w:r>
+      <w:r>
+        <w:rPr>
+          <w:i w:val="0"/>
+        </w:rPr>
+        <w:t>The NDVI dataset provides spatial measurements of vegetation health across Chicago. Each entry corresponds to a specific location defined by geographic coordinates and includes a</w:t>
+      </w:r>
+      <w:r>
+        <w:rPr>
+          <w:i w:val="0"/>
+        </w:rPr>
+        <w:t xml:space="preserve"> ‘</w:t>
+      </w:r>
+      <w:r>
+        <w:rPr>
+          <w:i w:val="0"/>
+        </w:rPr>
+        <w:t>grid_code</w:t>
+      </w:r>
+      <w:r>
+        <w:rPr>
+          <w:i w:val="0"/>
+        </w:rPr>
+        <w:t>’</w:t>
+      </w:r>
+      <w:r>
+        <w:rPr>
+          <w:i w:val="0"/>
+        </w:rPr>
+        <w:t xml:space="preserve"> representing the NDVI value. Higher NDVI scores indicate greener areas, making this dataset essential for assessing environmental quality and greenery exposure during routing.</w:t>
+      </w:r>
+    </w:p>
+    <w:p>
+      <w:pPr>
+        <w:pStyle w:val="Heading3"/>
+        <w:spacing w:after="6pt"/>
+        <w:ind w:firstLine="14.45pt"/>
+        <w:rPr>
+          <w:i w:val="0"/>
+        </w:rPr>
+      </w:pPr>
+      <w:r>
+        <w:t>Bicycle Network Dataset</w:t>
+      </w:r>
+      <w:r>
+        <w:t xml:space="preserve">: </w:t>
+      </w:r>
+      <w:r>
+        <w:rPr>
+          <w:i w:val="0"/>
+        </w:rPr>
+        <w:t>This dataset captures the spatial structure of the bicycle infrastructure in Chicago, derived from OpenStreetMap (OSM). It includes details on individual bike path segments, such as start and end coordinates, segment lengths, and geometry data. The dataset supports the construction of a navigable network for route computation between user-defined locations.</w:t>
+      </w:r>
+    </w:p>
+    <w:p>
+      <w:pPr>
+        <w:pStyle w:val="BodyText"/>
+        <w:rPr>
+          <w:lang w:val="en-US"/>
+        </w:rPr>
+      </w:pPr>
+      <w:r>
+        <w:rPr>
+          <w:lang w:val="en-US"/>
+        </w:rPr>
+        <w:t>These datasets collectively enable the integration of air quality and environmental context into the spatial decision-making process for bicycle routing.</w:t>
+      </w:r>
+    </w:p>
+    <w:p>
+      <w:pPr>
+        <w:pStyle w:val="Heading2"/>
+        <w:rPr>
+          <w:rtl/>
+        </w:rPr>
+      </w:pPr>
+      <w:r>
+        <w:t>Dataset Visualization and Exploration</w:t>
+      </w:r>
+    </w:p>
+    <w:p>
+      <w:pPr>
+        <w:ind w:firstLine="14.40pt"/>
+        <w:jc w:val="start"/>
+      </w:pPr>
+      <w:r>
+        <w:t>To better understand the spatial distribution of air pollution and vegetation in Chicago, we performed exploratory visualizations using Folium and Python libraries. PM2.5 sensor data was plotted to identify high-pollution zones, while NDVI values were visualized to detect greener regions.</w:t>
+      </w:r>
+    </w:p>
+    <w:p>
+      <w:pPr>
+        <w:pStyle w:val="Heading3"/>
+        <w:rPr>
+          <w:rtl/>
+          <w:lang w:bidi="ar-AE"/>
+        </w:rPr>
+      </w:pPr>
+      <w:r>
+        <w:rPr>
+          <w:lang w:bidi="ar-AE"/>
+        </w:rPr>
+        <w:t>Air Quality</w:t>
+      </w:r>
+      <w:r>
+        <w:rPr>
+          <w:lang w:bidi="ar-AE"/>
+        </w:rPr>
+        <w:t xml:space="preserve"> Visualization</w:t>
+      </w:r>
+    </w:p>
+    <w:p>
+      <w:pPr>
+        <w:ind w:firstLine="14.40pt"/>
+        <w:jc w:val="both"/>
+        <w:rPr>
+          <w:lang w:val="en-AE" w:bidi="ar-AE"/>
+        </w:rPr>
+      </w:pPr>
+      <w:r>
+        <w:rPr>
+          <w:lang w:bidi="ar-AE"/>
+        </w:rPr>
+        <w:t xml:space="preserve">To visually explore the air quality dataset, a heatmap was generated using the PM2.5 readings across various geographic locations in Chicago. The map shown in </w:t>
+      </w:r>
+      <w:r>
+        <w:rPr>
+          <w:highlight w:val="red"/>
+          <w:lang w:bidi="ar-AE"/>
+        </w:rPr>
+        <w:t xml:space="preserve">Figure </w:t>
+      </w:r>
+      <w:r>
+        <w:rPr>
+          <w:lang w:bidi="ar-AE"/>
+        </w:rPr>
+        <w:t>1</w:t>
+      </w:r>
+      <w:r>
+        <w:rPr>
+          <w:lang w:bidi="ar-AE"/>
+        </w:rPr>
+        <w:t xml:space="preserve"> represents the normalized PM2.5 values, with areas of darker intensity indicating higher pollution concentrations.</w:t>
+      </w:r>
+      <w:r>
+        <w:rPr>
+          <w:lang w:bidi="ar-AE"/>
+        </w:rPr>
+        <w:t xml:space="preserve"> </w:t>
+      </w:r>
+      <w:r>
+        <w:rPr>
+          <w:lang w:val="en-AE" w:bidi="ar-AE"/>
+        </w:rPr>
+        <w:t xml:space="preserve">The heatmap was created by aggregating data from 19 CSV files hosted on GitHub, each containing latitude, longitude, and PM2.5 values for different parts of the city. After cleaning and normalizing the data using Min-Max scaling, each point was plotted using Folium’s </w:t>
+      </w:r>
+      <w:proofErr w:type="spellStart"/>
+      <w:r>
+        <w:rPr>
+          <w:lang w:val="en-AE" w:bidi="ar-AE"/>
+        </w:rPr>
+        <w:t>HeatMap</w:t>
+      </w:r>
+      <w:proofErr w:type="spellEnd"/>
+      <w:r>
+        <w:rPr>
+          <w:lang w:val="en-AE" w:bidi="ar-AE"/>
+        </w:rPr>
+        <w:t xml:space="preserve"> plugin. The visualization reveals several hotspots of elevated pollution, particularly along dense urban corridors and industrial zones.</w:t>
+      </w:r>
+    </w:p>
+    <w:p>
+      <w:pPr>
+        <w:ind w:firstLine="14.40pt"/>
+        <w:jc w:val="both"/>
+        <w:rPr>
+          <w:lang w:val="en-AE" w:bidi="ar-AE"/>
+        </w:rPr>
+      </w:pPr>
+      <w:r>
+        <w:rPr>
+          <w:lang w:val="en-AE" w:bidi="ar-AE"/>
+        </w:rPr>
+        <w:t>This spatial representation helps identify areas that may require further attention or intervention for environmental and public health planning.</w:t>
+      </w:r>
+    </w:p>
+    <w:p>
+      <w:pPr>
+        <w:pStyle w:val="BodyText"/>
+        <w:rPr>
+          <w:lang w:val="en-US"/>
+        </w:rPr>
+      </w:pPr>
+      <w:r>
+        <w:rPr>
+          <w:lang w:bidi="ar-AE"/>
+        </w:rPr>
         <w:drawing>
-          <wp:anchor distT="0" distB="0" distL="114300" distR="114300" simplePos="0" relativeHeight="251661312" behindDoc="0" locked="0" layoutInCell="1" allowOverlap="1" wp14:anchorId="6F6F9499" wp14:editId="01D447D0">
+          <wp:anchor distT="0" distB="0" distL="114300" distR="114300" simplePos="0" relativeHeight="251666432" behindDoc="1" locked="0" layoutInCell="1" allowOverlap="1" wp14:anchorId="62281B83" wp14:editId="37EA9C73">
             <wp:simplePos x="0" y="0"/>
             <wp:positionH relativeFrom="column">
-              <wp:posOffset>3781498</wp:posOffset>
+              <wp:align>right</wp:align>
             </wp:positionH>
             <wp:positionV relativeFrom="paragraph">
-              <wp:posOffset>790398</wp:posOffset>
+              <wp:posOffset>219368</wp:posOffset>
             </wp:positionV>
-            <wp:extent cx="2019300" cy="1746885"/>
-            <wp:effectExtent l="0" t="0" r="0" b="5715"/>
+            <wp:extent cx="3089910" cy="2256790"/>
+            <wp:effectExtent l="0" t="0" r="0" b="0"/>
+            <wp:wrapTight wrapText="bothSides">
+              <wp:wrapPolygon edited="0">
+                <wp:start x="0" y="0"/>
+                <wp:lineTo x="0" y="21333"/>
+                <wp:lineTo x="21440" y="21333"/>
+                <wp:lineTo x="21440" y="0"/>
+                <wp:lineTo x="0" y="0"/>
+              </wp:wrapPolygon>
+            </wp:wrapTight>
+            <wp:docPr id="1432589203" name="Picture 1" descr="A map of a city&#10;&#10;AI-generated content may be incorrect."/>
+            <wp:cNvGraphicFramePr>
+              <a:graphicFrameLocks xmlns:a="http://purl.oclc.org/ooxml/drawingml/main" noChangeAspect="1"/>
+            </wp:cNvGraphicFramePr>
+            <a:graphic xmlns:a="http://purl.oclc.org/ooxml/drawingml/main">
+              <a:graphicData uri="http://purl.oclc.org/ooxml/drawingml/picture">
+                <pic:pic xmlns:pic="http://purl.oclc.org/ooxml/drawingml/picture">
+                  <pic:nvPicPr>
+                    <pic:cNvPr id="1432589203" name="Picture 1" descr="A map of a city&#10;&#10;AI-generated content may be incorrect."/>
+                    <pic:cNvPicPr/>
+                  </pic:nvPicPr>
+                  <pic:blipFill>
+                    <a:blip r:embed="rId8" cstate="print">
+                      <a:extLst>
+                        <a:ext uri="{28A0092B-C50C-407E-A947-70E740481C1C}">
+                          <a14:useLocalDpi xmlns:a14="http://schemas.microsoft.com/office/drawing/2010/main" val="0"/>
+                        </a:ext>
+                      </a:extLst>
+                    </a:blip>
+                    <a:stretch>
+                      <a:fillRect/>
+                    </a:stretch>
+                  </pic:blipFill>
+                  <pic:spPr>
+                    <a:xfrm>
+                      <a:off x="0" y="0"/>
+                      <a:ext cx="3089910" cy="2256790"/>
+                    </a:xfrm>
+                    <a:prstGeom prst="rect">
+                      <a:avLst/>
+                    </a:prstGeom>
+                  </pic:spPr>
+                </pic:pic>
+              </a:graphicData>
+            </a:graphic>
+          </wp:anchor>
+        </w:drawing>
+      </w:r>
+    </w:p>
+    <w:p>
+      <w:pPr>
+        <w:pStyle w:val="BodyText"/>
+        <w:rPr>
+          <w:lang w:val="en-US"/>
+        </w:rPr>
+      </w:pPr>
+    </w:p>
+    <w:p>
+      <w:pPr>
+        <w:pStyle w:val="Heading2"/>
+      </w:pPr>
+      <w:r>
+        <w:t>Path Selection Module</w:t>
+      </w:r>
+    </w:p>
+    <w:p>
+      <w:pPr>
+        <w:pStyle w:val="BodyText"/>
+        <w:rPr>
+          <w:lang w:val="en-US"/>
+        </w:rPr>
+      </w:pPr>
+      <w:r>
+        <w:rPr>
+          <w:lang w:val="en-US"/>
+        </w:rPr>
+        <w:t xml:space="preserve">The core of the route planning logic involves constructing a weighted undirected graph from the Chicago bike lane dataset. Each edge represents a bike segment with an associated length, while nodes correspond to geospatial coordinates. To account for environmental quality, air pollution data (PM2.5) and vegetation density (NDVI) are spatially matched to each segment using nearest-neighbor querying via KD-Trees. </w:t>
+      </w:r>
+      <w:r>
+        <w:rPr>
+          <w:lang w:val="en-US"/>
+        </w:rPr>
+        <w:t>The cost of each edge is computed as shown in (1), where α and β control the influence of PM2.5 and NDVI</w:t>
+      </w:r>
+      <w:r>
+        <w:rPr>
+          <w:lang w:val="en-US"/>
+        </w:rPr>
+        <w:t>,</w:t>
+      </w:r>
+      <w:r>
+        <w:rPr>
+          <w:lang w:val="en-US"/>
+        </w:rPr>
+        <w:t xml:space="preserve"> respectively.</w:t>
+      </w:r>
+    </w:p>
+    <w:p>
+      <w:pPr>
+        <w:pStyle w:val="equation"/>
+        <w:rPr>
+          <w:rFonts w:hint="eastAsia"/>
+        </w:rPr>
+      </w:pPr>
+      <w:r>
+        <w:tab/>
+      </w:r>
+      <w:r>
+        <w:rPr>
+          <w:rFonts w:ascii="Times New Roman" w:hAnsi="Times New Roman" w:cs="Times New Roman"/>
+          <w:i/>
+        </w:rPr>
+        <w:t xml:space="preserve">Cost = </w:t>
+      </w:r>
+      <w:r>
+        <w:rPr>
+          <w:rFonts w:ascii="Times New Roman" w:hAnsi="Times New Roman" w:cs="Times New Roman"/>
+          <w:i/>
+        </w:rPr>
+        <w:t>length×</w:t>
+      </w:r>
+      <w:r>
+        <w:rPr>
+          <w:rFonts w:ascii="Times New Roman" w:hAnsi="Times New Roman" w:cs="Times New Roman"/>
+          <w:i/>
+        </w:rPr>
+        <w:t>(1+α</w:t>
+      </w:r>
+      <w:r>
+        <w:rPr>
+          <w:rFonts w:ascii="Cambria Math" w:hAnsi="Cambria Math" w:cs="Cambria Math"/>
+          <w:i/>
+        </w:rPr>
+        <w:t>⋅</w:t>
+      </w:r>
+      <w:r>
+        <w:rPr>
+          <w:rFonts w:ascii="Times New Roman" w:hAnsi="Times New Roman" w:cs="Times New Roman"/>
+          <w:i/>
+        </w:rPr>
+        <w:t>PM2.5−β</w:t>
+      </w:r>
+      <w:r>
+        <w:rPr>
+          <w:rFonts w:ascii="Cambria Math" w:hAnsi="Cambria Math" w:cs="Cambria Math"/>
+          <w:i/>
+        </w:rPr>
+        <w:t>⋅</w:t>
+      </w:r>
+      <w:r>
+        <w:rPr>
+          <w:rFonts w:ascii="Times New Roman" w:hAnsi="Times New Roman" w:cs="Times New Roman"/>
+          <w:i/>
+        </w:rPr>
+        <w:t>NDVI)</w:t>
+      </w:r>
+      <w:r>
+        <w:tab/>
+      </w:r>
+      <w:r>
+        <w:t></w:t>
+      </w:r>
+      <w:r>
+        <w:t></w:t>
+      </w:r>
+      <w:r>
+        <w:t></w:t>
+      </w:r>
+    </w:p>
+    <w:p>
+      <w:pPr>
+        <w:pStyle w:val="BodyText"/>
+        <w:rPr>
+          <w:lang w:val="en-US"/>
+        </w:rPr>
+      </w:pPr>
+      <w:r>
+        <w:rPr>
+          <w:lang w:val="en-AE"/>
+        </w:rPr>
+        <w:t>w</w:t>
+      </w:r>
+      <w:r>
+        <w:rPr>
+          <w:lang w:val="en-US"/>
+        </w:rPr>
+        <w:t>here α and β are tunable weights for penalizing poor air quality and rewarding greenery, respectively.</w:t>
+      </w:r>
+    </w:p>
+    <w:p>
+      <w:pPr>
+        <w:pStyle w:val="BodyText"/>
+        <w:rPr>
+          <w:lang w:val="en-US"/>
+        </w:rPr>
+      </w:pPr>
+      <w:r>
+        <w:rPr>
+          <w:lang w:val="en-US"/>
+        </w:rPr>
+        <w:t>To determine optimal bike paths, the system connects the user-specified origin and destination to the nearest nodes in the network via virtual edges. Then, using Yen’s algorithm, the top-k shortest paths are extracted based on the computed cost. A penalty is applied to reused edges across iterations to encourage route diversity. For each path, average PM2.5 and NDVI values are computed, and the route with the lowest pollution and highest greenery score is selected as the recommended path. This environmentally informed selection approach balances travel distance with health and ecological considerations, enabling context-aware route planning.</w:t>
+      </w:r>
+    </w:p>
+    <w:p>
+      <w:pPr>
+        <w:pStyle w:val="Heading2"/>
+      </w:pPr>
+      <w:r>
+        <w:t>LLM Integration</w:t>
+      </w:r>
+    </w:p>
+    <w:p>
+      <w:pPr>
+        <w:pStyle w:val="BodyText"/>
+        <w:rPr>
+          <w:lang w:val="en-US"/>
+        </w:rPr>
+      </w:pPr>
+      <w:r>
+        <w:drawing>
+          <wp:anchor distT="0" distB="0" distL="114300" distR="114300" simplePos="0" relativeHeight="251661312" behindDoc="0" locked="0" layoutInCell="1" allowOverlap="1" wp14:anchorId="6F6F9499" wp14:editId="5C014616">
+            <wp:simplePos x="0" y="0"/>
+            <wp:positionH relativeFrom="column">
+              <wp:posOffset>1854738</wp:posOffset>
+            </wp:positionH>
+            <wp:positionV relativeFrom="paragraph">
+              <wp:posOffset>473564</wp:posOffset>
+            </wp:positionV>
+            <wp:extent cx="1510665" cy="1306830"/>
+            <wp:effectExtent l="0" t="0" r="0" b="7620"/>
             <wp:wrapTopAndBottom/>
             <wp:docPr id="435129276" name="Picture 4" descr="A yellow and white text&#10;&#10;AI-generated content may be incorrect."/>
             <wp:cNvGraphicFramePr>
@@ -947,7 +1375,7 @@
                     <pic:cNvPicPr/>
                   </pic:nvPicPr>
                   <pic:blipFill>
-                    <a:blip r:embed="rId8">
+                    <a:blip r:embed="rId9" cstate="print">
                       <a:extLst>
                         <a:ext uri="{28A0092B-C50C-407E-A947-70E740481C1C}">
                           <a14:useLocalDpi xmlns:a14="http://schemas.microsoft.com/office/drawing/2010/main" val="0"/>
@@ -961,7 +1389,7 @@
                   <pic:spPr>
                     <a:xfrm>
                       <a:off x="0" y="0"/>
-                      <a:ext cx="2019300" cy="1746885"/>
+                      <a:ext cx="1510665" cy="1306830"/>
                     </a:xfrm>
                     <a:prstGeom prst="rect">
                       <a:avLst/>
@@ -970,145 +1398,29 @@
                 </pic:pic>
               </a:graphicData>
             </a:graphic>
+            <wp14:sizeRelH relativeFrom="margin">
+              <wp14:pctWidth>0%</wp14:pctWidth>
+            </wp14:sizeRelH>
+            <wp14:sizeRelV relativeFrom="margin">
+              <wp14:pctHeight>0%</wp14:pctHeight>
+            </wp14:sizeRelV>
           </wp:anchor>
         </w:drawing>
       </w:r>
       <w:r>
-        <w:t>NDVI Dataset</w:t>
-      </w:r>
-      <w:r>
-        <w:t xml:space="preserve">: </w:t>
-      </w:r>
-      <w:r>
-        <w:rPr>
-          <w:i w:val="0"/>
-        </w:rPr>
-        <w:t>The NDVI dataset provides spatial measurements of vegetation health across Chicago. Each entry corresponds to a specific location defined by geographic coordinates and includes a</w:t>
-      </w:r>
-      <w:r>
-        <w:rPr>
-          <w:i w:val="0"/>
-        </w:rPr>
-        <w:t xml:space="preserve"> ‘</w:t>
-      </w:r>
-      <w:r>
-        <w:rPr>
-          <w:i w:val="0"/>
-        </w:rPr>
-        <w:t>grid_code</w:t>
-      </w:r>
-      <w:r>
-        <w:rPr>
-          <w:i w:val="0"/>
-        </w:rPr>
-        <w:t>’</w:t>
-      </w:r>
-      <w:r>
-        <w:rPr>
-          <w:i w:val="0"/>
-        </w:rPr>
-        <w:t xml:space="preserve"> representing the NDVI value. Higher NDVI scores indicate greener areas, making this dataset essential for assessing environmental quality and greenery exposure during routing.</w:t>
-      </w:r>
-    </w:p>
-    <w:p>
-      <w:pPr>
-        <w:pStyle w:val="Heading3"/>
-        <w:spacing w:after="6pt"/>
-        <w:ind w:firstLine="14.45pt"/>
-        <w:rPr>
-          <w:i w:val="0"/>
-        </w:rPr>
-      </w:pPr>
-      <w:r>
-        <w:t>Bicycle Network Dataset</w:t>
-      </w:r>
-      <w:r>
-        <w:t xml:space="preserve">: </w:t>
-      </w:r>
-      <w:r>
-        <w:rPr>
-          <w:i w:val="0"/>
-        </w:rPr>
-        <w:t>This dataset captures the spatial structure of the bicycle infrastructure in Chicago, derived from OpenStreetMap (OSM). It includes details on individual bike path segments, such as start and end coordinates, segment lengths, and geometry data. The dataset supports the construction of a navigable network for route computation between user-defined locations.</w:t>
-      </w:r>
-    </w:p>
-    <w:p>
-      <w:pPr>
-        <w:pStyle w:val="BodyText"/>
-        <w:rPr>
-          <w:lang w:val="en-US"/>
-        </w:rPr>
-      </w:pPr>
-      <w:r>
-        <w:rPr>
-          <w:lang w:val="en-US"/>
-        </w:rPr>
-        <w:t>These datasets collectively enable the integration of air quality and environmental context into the spatial decision-making process for bicycle routing.</w:t>
-      </w:r>
-    </w:p>
-    <w:p>
-      <w:pPr>
-        <w:pStyle w:val="Heading2"/>
-        <w:rPr>
-          <w:rtl/>
-        </w:rPr>
-      </w:pPr>
-      <w:r>
-        <w:t>Dataset Visualization and Exploration</w:t>
-      </w:r>
-    </w:p>
-    <w:p>
-      <w:pPr>
-        <w:ind w:firstLine="14.40pt"/>
-        <w:jc w:val="start"/>
-      </w:pPr>
-      <w:r>
-        <w:t>To better understand the spatial distribution of air pollution and vegetation in Chicago, we performed exploratory visualizations using Folium and Python libraries. PM2.5 sensor data was plotted to identify high-pollution zones, while NDVI values were visualized to detect greener regions.</w:t>
-      </w:r>
-    </w:p>
-    <w:p>
-      <w:pPr>
-        <w:pStyle w:val="Heading3"/>
-        <w:rPr>
-          <w:rtl/>
-          <w:lang w:bidi="ar-AE"/>
-        </w:rPr>
-      </w:pPr>
-      <w:r>
-        <w:rPr>
-          <w:lang w:bidi="ar-AE"/>
-        </w:rPr>
-        <w:t>Air Quality</w:t>
-      </w:r>
-      <w:r>
-        <w:rPr>
-          <w:lang w:bidi="ar-AE"/>
-        </w:rPr>
-        <w:t xml:space="preserve"> Visualization</w:t>
-      </w:r>
-    </w:p>
-    <w:p>
-      <w:pPr>
-        <w:ind w:firstLine="14.40pt"/>
-        <w:jc w:val="both"/>
-        <w:rPr>
-          <w:lang w:bidi="ar-AE"/>
-        </w:rPr>
-      </w:pPr>
-      <w:r>
         <w:drawing>
-          <wp:anchor distT="0" distB="0" distL="114300" distR="114300" simplePos="0" relativeHeight="251665408" behindDoc="0" locked="0" layoutInCell="1" allowOverlap="1" wp14:anchorId="5336D22A" wp14:editId="79296D38">
+          <wp:anchor distT="0" distB="0" distL="114300" distR="114300" simplePos="0" relativeHeight="251665408" behindDoc="0" locked="0" layoutInCell="1" allowOverlap="1" wp14:anchorId="6D6ACF9A" wp14:editId="7E90EE1A">
             <wp:simplePos x="0" y="0"/>
             <wp:positionH relativeFrom="column">
-              <wp:posOffset>3851452</wp:posOffset>
+              <wp:posOffset>-635</wp:posOffset>
             </wp:positionH>
             <wp:positionV relativeFrom="paragraph">
-              <wp:posOffset>370800</wp:posOffset>
+              <wp:posOffset>409624</wp:posOffset>
             </wp:positionV>
             <wp:extent cx="1707515" cy="1477010"/>
             <wp:effectExtent l="0" t="0" r="6985" b="8890"/>
             <wp:wrapTopAndBottom/>
-            <wp:docPr id="2104092927" name="Picture 4" descr="A yellow and white text&#10;&#10;AI-generated content may be incorrect."/>
+            <wp:docPr id="522282981" name="Picture 4" descr="A yellow and white text&#10;&#10;AI-generated content may be incorrect."/>
             <wp:cNvGraphicFramePr>
               <a:graphicFrameLocks xmlns:a="http://purl.oclc.org/ooxml/drawingml/main" noChangeAspect="1"/>
             </wp:cNvGraphicFramePr>
@@ -1120,7 +1432,7 @@
                     <pic:cNvPicPr/>
                   </pic:nvPicPr>
                   <pic:blipFill>
-                    <a:blip r:embed="rId8">
+                    <a:blip r:embed="rId9">
                       <a:extLst>
                         <a:ext uri="{28A0092B-C50C-407E-A947-70E740481C1C}">
                           <a14:useLocalDpi xmlns:a14="http://schemas.microsoft.com/office/drawing/2010/main" val="0"/>
@@ -1152,307 +1464,6 @@
           </wp:anchor>
         </w:drawing>
       </w:r>
-      <w:r>
-        <w:rPr>
-          <w:lang w:bidi="ar-AE"/>
-        </w:rPr>
-        <w:t xml:space="preserve">To visually explore the air quality dataset, a heatmap was generated using the PM2.5 readings across various geographic locations in Chicago. The map shown in </w:t>
-      </w:r>
-      <w:r>
-        <w:rPr>
-          <w:highlight w:val="red"/>
-          <w:lang w:bidi="ar-AE"/>
-        </w:rPr>
-        <w:t>Figure 1</w:t>
-      </w:r>
-      <w:r>
-        <w:rPr>
-          <w:lang w:bidi="ar-AE"/>
-        </w:rPr>
-        <w:t xml:space="preserve"> represents the normalized PM2.5 values, with areas of darker intensity indicating higher pollution concentrations.</w:t>
-      </w:r>
-      <w:r>
-        <w:rPr>
-          <w:lang w:bidi="ar-AE"/>
-        </w:rPr>
-        <w:t xml:space="preserve"> </w:t>
-      </w:r>
-    </w:p>
-    <w:p>
-      <w:pPr>
-        <w:ind w:firstLine="14.40pt"/>
-        <w:jc w:val="both"/>
-        <w:rPr>
-          <w:lang w:val="en-AE" w:bidi="ar-AE"/>
-        </w:rPr>
-      </w:pPr>
-      <w:r>
-        <w:rPr>
-          <w:lang w:val="en-AE" w:bidi="ar-AE"/>
-        </w:rPr>
-        <w:t xml:space="preserve">The heatmap was created by aggregating data from 19 CSV files hosted on GitHub, each containing latitude, longitude, and PM2.5 values for different parts of the city. After cleaning and normalizing the data using Min-Max scaling, each point was plotted using Folium’s </w:t>
-      </w:r>
-      <w:proofErr w:type="spellStart"/>
-      <w:r>
-        <w:rPr>
-          <w:lang w:val="en-AE" w:bidi="ar-AE"/>
-        </w:rPr>
-        <w:t>HeatMap</w:t>
-      </w:r>
-      <w:proofErr w:type="spellEnd"/>
-      <w:r>
-        <w:rPr>
-          <w:lang w:val="en-AE" w:bidi="ar-AE"/>
-        </w:rPr>
-        <w:t xml:space="preserve"> plugin. The visualization reveals several hotspots of elevated pollution, particularly along dense urban corridors and industrial zones.</w:t>
-      </w:r>
-    </w:p>
-    <w:p>
-      <w:pPr>
-        <w:ind w:firstLine="14.40pt"/>
-        <w:jc w:val="both"/>
-        <w:rPr>
-          <w:lang w:val="en-AE" w:bidi="ar-AE"/>
-        </w:rPr>
-      </w:pPr>
-      <w:r>
-        <w:rPr>
-          <w:lang w:bidi="ar-AE"/>
-        </w:rPr>
-        <w:drawing>
-          <wp:anchor distT="0" distB="0" distL="114300" distR="114300" simplePos="0" relativeHeight="251666432" behindDoc="1" locked="0" layoutInCell="1" allowOverlap="1" wp14:anchorId="3BEE019E" wp14:editId="7DA4F43B">
-            <wp:simplePos x="0" y="0"/>
-            <wp:positionH relativeFrom="column">
-              <wp:align>right</wp:align>
-            </wp:positionH>
-            <wp:positionV relativeFrom="paragraph">
-              <wp:posOffset>575798</wp:posOffset>
-            </wp:positionV>
-            <wp:extent cx="3089910" cy="2256790"/>
-            <wp:effectExtent l="0" t="0" r="0" b="0"/>
-            <wp:wrapTight wrapText="bothSides">
-              <wp:wrapPolygon edited="0">
-                <wp:start x="0" y="0"/>
-                <wp:lineTo x="0" y="21333"/>
-                <wp:lineTo x="21440" y="21333"/>
-                <wp:lineTo x="21440" y="0"/>
-                <wp:lineTo x="0" y="0"/>
-              </wp:wrapPolygon>
-            </wp:wrapTight>
-            <wp:docPr id="1432589203" name="Picture 1"/>
-            <wp:cNvGraphicFramePr>
-              <a:graphicFrameLocks xmlns:a="http://purl.oclc.org/ooxml/drawingml/main" noChangeAspect="1"/>
-            </wp:cNvGraphicFramePr>
-            <a:graphic xmlns:a="http://purl.oclc.org/ooxml/drawingml/main">
-              <a:graphicData uri="http://purl.oclc.org/ooxml/drawingml/picture">
-                <pic:pic xmlns:pic="http://purl.oclc.org/ooxml/drawingml/picture">
-                  <pic:nvPicPr>
-                    <pic:cNvPr id="1432589203" name=""/>
-                    <pic:cNvPicPr/>
-                  </pic:nvPicPr>
-                  <pic:blipFill>
-                    <a:blip r:embed="rId9" cstate="print">
-                      <a:extLst>
-                        <a:ext uri="{28A0092B-C50C-407E-A947-70E740481C1C}">
-                          <a14:useLocalDpi xmlns:a14="http://schemas.microsoft.com/office/drawing/2010/main" val="0"/>
-                        </a:ext>
-                      </a:extLst>
-                    </a:blip>
-                    <a:stretch>
-                      <a:fillRect/>
-                    </a:stretch>
-                  </pic:blipFill>
-                  <pic:spPr>
-                    <a:xfrm>
-                      <a:off x="0" y="0"/>
-                      <a:ext cx="3089910" cy="2256790"/>
-                    </a:xfrm>
-                    <a:prstGeom prst="rect">
-                      <a:avLst/>
-                    </a:prstGeom>
-                  </pic:spPr>
-                </pic:pic>
-              </a:graphicData>
-            </a:graphic>
-          </wp:anchor>
-        </w:drawing>
-      </w:r>
-      <w:r>
-        <w:rPr>
-          <w:lang w:val="en-AE" w:bidi="ar-AE"/>
-        </w:rPr>
-        <w:t>This spatial representation helps identify areas that may require further attention or intervention for environmental and public health planning.</w:t>
-      </w:r>
-    </w:p>
-    <w:p>
-      <w:pPr>
-        <w:pStyle w:val="BodyText"/>
-        <w:rPr>
-          <w:lang w:val="en-US"/>
-        </w:rPr>
-      </w:pPr>
-    </w:p>
-    <w:p>
-      <w:pPr>
-        <w:pStyle w:val="Heading2"/>
-      </w:pPr>
-      <w:r>
-        <w:t>Path Selection Module</w:t>
-      </w:r>
-    </w:p>
-    <w:p>
-      <w:pPr>
-        <w:pStyle w:val="BodyText"/>
-        <w:rPr>
-          <w:lang w:val="en-US"/>
-        </w:rPr>
-      </w:pPr>
-      <w:r>
-        <w:rPr>
-          <w:lang w:val="en-US"/>
-        </w:rPr>
-        <w:t xml:space="preserve">The core of the route planning logic involves constructing a weighted undirected graph from the Chicago bike lane dataset. Each edge represents a bike segment with an associated length, while nodes correspond to geospatial coordinates. To account for environmental quality, air pollution data (PM2.5) and vegetation density (NDVI) are spatially matched to each segment using nearest-neighbor querying via KD-Trees. </w:t>
-      </w:r>
-      <w:r>
-        <w:rPr>
-          <w:lang w:val="en-US"/>
-        </w:rPr>
-        <w:t>The cost of each edge is computed as shown in (1), where α and β control the influence of PM2.5 and NDVI</w:t>
-      </w:r>
-      <w:r>
-        <w:rPr>
-          <w:lang w:val="en-US"/>
-        </w:rPr>
-        <w:t>,</w:t>
-      </w:r>
-      <w:r>
-        <w:rPr>
-          <w:lang w:val="en-US"/>
-        </w:rPr>
-        <w:t xml:space="preserve"> respectively.</w:t>
-      </w:r>
-    </w:p>
-    <w:p>
-      <w:pPr>
-        <w:pStyle w:val="equation"/>
-        <w:rPr>
-          <w:rFonts w:hint="eastAsia"/>
-        </w:rPr>
-      </w:pPr>
-      <w:r>
-        <w:tab/>
-      </w:r>
-      <w:r>
-        <w:rPr>
-          <w:rFonts w:ascii="Times New Roman" w:hAnsi="Times New Roman" w:cs="Times New Roman"/>
-          <w:i/>
-        </w:rPr>
-        <w:t xml:space="preserve">Cost = </w:t>
-      </w:r>
-      <w:r>
-        <w:rPr>
-          <w:rFonts w:ascii="Times New Roman" w:hAnsi="Times New Roman" w:cs="Times New Roman"/>
-          <w:i/>
-        </w:rPr>
-        <w:t>length×</w:t>
-      </w:r>
-      <w:r>
-        <w:rPr>
-          <w:rFonts w:ascii="Times New Roman" w:hAnsi="Times New Roman" w:cs="Times New Roman"/>
-          <w:i/>
-        </w:rPr>
-        <w:t>(1+α</w:t>
-      </w:r>
-      <w:r>
-        <w:rPr>
-          <w:rFonts w:ascii="Cambria Math" w:hAnsi="Cambria Math" w:cs="Cambria Math"/>
-          <w:i/>
-        </w:rPr>
-        <w:t>⋅</w:t>
-      </w:r>
-      <w:r>
-        <w:rPr>
-          <w:rFonts w:ascii="Times New Roman" w:hAnsi="Times New Roman" w:cs="Times New Roman"/>
-          <w:i/>
-        </w:rPr>
-        <w:t>PM2.5−β</w:t>
-      </w:r>
-      <w:r>
-        <w:rPr>
-          <w:rFonts w:ascii="Cambria Math" w:hAnsi="Cambria Math" w:cs="Cambria Math"/>
-          <w:i/>
-        </w:rPr>
-        <w:t>⋅</w:t>
-      </w:r>
-      <w:r>
-        <w:rPr>
-          <w:rFonts w:ascii="Times New Roman" w:hAnsi="Times New Roman" w:cs="Times New Roman"/>
-          <w:i/>
-        </w:rPr>
-        <w:t>NDVI)</w:t>
-      </w:r>
-      <w:r>
-        <w:tab/>
-      </w:r>
-      <w:r>
-        <w:t></w:t>
-      </w:r>
-      <w:r>
-        <w:t></w:t>
-      </w:r>
-      <w:r>
-        <w:t></w:t>
-      </w:r>
-    </w:p>
-    <w:p>
-      <w:pPr>
-        <w:pStyle w:val="BodyText"/>
-        <w:rPr>
-          <w:lang w:val="en-US"/>
-        </w:rPr>
-      </w:pPr>
-      <w:r>
-        <w:rPr>
-          <w:lang w:val="en-AE"/>
-        </w:rPr>
-        <w:t>w</w:t>
-      </w:r>
-      <w:r>
-        <w:rPr>
-          <w:lang w:val="en-US"/>
-        </w:rPr>
-        <w:t>here α and β are tunable weights for penalizing poor air quality and rewarding greenery, respectively.</w:t>
-      </w:r>
-    </w:p>
-    <w:p>
-      <w:pPr>
-        <w:pStyle w:val="BodyText"/>
-        <w:rPr>
-          <w:lang w:val="en-US"/>
-        </w:rPr>
-      </w:pPr>
-      <w:r>
-        <w:rPr>
-          <w:lang w:val="en-US"/>
-        </w:rPr>
-        <w:t>To determine optimal bike paths, the system connects the user-specified origin and destination to the nearest nodes in the network via virtual edges. Then, using Yen’s algorithm, the top-k shortest paths are extracted based on the computed cost. A penalty is applied to reused edges across iterations to encourage route diversity. For each path, average PM2.5 and NDVI values are computed, and the route with the lowest pollution and highest greenery score is selected as the recommended path. This environmentally informed selection approach balances travel distance with health and ecological considerations, enabling context-aware route planning.</w:t>
-      </w:r>
-    </w:p>
-    <w:p>
-      <w:pPr>
-        <w:pStyle w:val="Heading2"/>
-      </w:pPr>
-      <w:r>
-        <w:t>LLM Integration</w:t>
-      </w:r>
-    </w:p>
-    <w:p>
-      <w:pPr>
-        <w:pStyle w:val="BodyText"/>
-        <w:rPr>
-          <w:lang w:val="en-US"/>
-        </w:rPr>
-      </w:pPr>
       <w:r>
         <w:rPr>
           <w:lang w:val="en-US"/>

--- a/GeoBikeLLM Paper.docx
+++ b/GeoBikeLLM Paper.docx
@@ -1120,6 +1120,7 @@
       </w:pPr>
       <w:r>
         <w:rPr>
+          <w:noProof/>
           <w:lang w:bidi="ar-AE"/>
         </w:rPr>
         <w:drawing>
@@ -1351,8 +1352,11 @@
         </w:rPr>
       </w:pPr>
       <w:r>
+        <w:rPr>
+          <w:noProof/>
+        </w:rPr>
         <w:drawing>
-          <wp:anchor distT="0" distB="0" distL="114300" distR="114300" simplePos="0" relativeHeight="251661312" behindDoc="0" locked="0" layoutInCell="1" allowOverlap="1" wp14:anchorId="6F6F9499" wp14:editId="5C014616">
+          <wp:anchor distT="0" distB="0" distL="114300" distR="114300" simplePos="0" relativeHeight="251661312" behindDoc="0" locked="0" layoutInCell="1" allowOverlap="1" wp14:anchorId="6F6F9499" wp14:editId="7C96DEAE">
             <wp:simplePos x="0" y="0"/>
             <wp:positionH relativeFrom="column">
               <wp:posOffset>1854738</wp:posOffset>
@@ -1408,6 +1412,9 @@
         </w:drawing>
       </w:r>
       <w:r>
+        <w:rPr>
+          <w:noProof/>
+        </w:rPr>
         <w:drawing>
           <wp:anchor distT="0" distB="0" distL="114300" distR="114300" simplePos="0" relativeHeight="251665408" behindDoc="0" locked="0" layoutInCell="1" allowOverlap="1" wp14:anchorId="6D6ACF9A" wp14:editId="7E90EE1A">
             <wp:simplePos x="0" y="0"/>
@@ -1576,6 +1583,7 @@
         </w:rPr>
       </w:pPr>
       <w:r>
+        <w:lastRenderedPageBreak/>
         <w:t xml:space="preserve">LLaMA 3.3 70B Versatile for Explanation Generation: </w:t>
       </w:r>
       <w:r>
@@ -1935,48 +1943,20 @@
     </w:p>
     <w:p>
       <w:pPr>
-        <w:pStyle w:val="Heading3"/>
-        <w:numPr>
-          <w:ilvl w:val="0"/>
-          <w:numId w:val="0"/>
-        </w:numPr>
-        <w:ind w:start="14.40pt" w:firstLine="21.60pt"/>
-      </w:pPr>
-      <w:r>
-        <w:rPr>
-          <w:lang w:val="en-AE"/>
-        </w:rPr>
-        <w:t xml:space="preserve">In the results of </w:t>
-      </w:r>
-      <w:r>
-        <w:t>the first part of the project</w:t>
-      </w:r>
-      <w:r>
-        <w:rPr>
-          <w:lang w:val="en-AE"/>
-        </w:rPr>
-        <w:t xml:space="preserve">, the system found the best biking path from Melrose Park to Hyde Park by looking at both </w:t>
-      </w:r>
-      <w:r>
-        <w:rPr>
-          <w:i w:val="0"/>
-        </w:rPr>
-        <w:t>air</w:t>
-      </w:r>
-      <w:r>
-        <w:rPr>
-          <w:lang w:val="en-AE"/>
-        </w:rPr>
-        <w:t xml:space="preserve"> quality and green areas. This best path is shown in light green on the map. It is about 37.36 kilometers long, with low air pollution (PM2.5 = 6.42) and good greenery (NDVI = 0.10). The system chose this route because it is the cleanest and greenest among the options</w:t>
-      </w:r>
-      <w:r>
-        <w:t>. It used Yen’s K-shortest paths algorithm, which finds several different route options between the two locations, and then selects the one with the lowest average air pollution and the highest green coverage based on data from PM2.5 sensors and NDVI readings.</w:t>
-      </w:r>
-      <w:r>
-        <w:t xml:space="preserve"> </w:t>
-      </w:r>
-      <w:r>
-        <w:t>The other paths are also shown on the map in different colors; the light green path clearly marks the healthiest and most eco-friendly route.</w:t>
+        <w:spacing w:after="6pt" w:line="11.40pt" w:lineRule="auto"/>
+        <w:ind w:firstLine="14.40pt"/>
+        <w:jc w:val="both"/>
+        <w:rPr>
+          <w:spacing w:val="-1"/>
+          <w:lang w:eastAsia="x-none"/>
+        </w:rPr>
+      </w:pPr>
+      <w:r>
+        <w:rPr>
+          <w:spacing w:val="-1"/>
+          <w:lang w:eastAsia="x-none"/>
+        </w:rPr>
+        <w:t>In the results of the first part of the project, the system found the best biking path from Melrose Park to Hyde Park by looking at both air quality and green areas. This best path is shown in light green on the map. It is about 37.36 kilometers long, with low air pollution (PM2.5 = 6.42) and good greenery (NDVI = 0.10). The system chose this route because it is the cleanest and greenest among the options. It used Yen’s K-shortest paths algorithm, which finds several different route options between the two locations, and then selects the one with the lowest average air pollution and the highest green coverage based on data from PM2.5 sensors and NDVI readings. The other paths are also shown on the map in different colors; the light green path clearly marks the healthiest and most eco-friendly route.</w:t>
       </w:r>
     </w:p>
     <w:p/>
@@ -2027,6 +2007,7 @@
         <w:rPr>
           <w:noProof/>
         </w:rPr>
+        <w:lastRenderedPageBreak/>
         <w:drawing>
           <wp:inline distT="0" distB="0" distL="0" distR="0" wp14:anchorId="7211510B" wp14:editId="64D385E7">
             <wp:extent cx="3089910" cy="2348414"/>

--- a/GeoBikeLLM Paper.docx
+++ b/GeoBikeLLM Paper.docx
@@ -350,39 +350,30 @@
       <w:r>
         <w:t>Keywords—</w:t>
       </w:r>
-      <w:proofErr w:type="gramStart"/>
       <w:r>
         <w:t xml:space="preserve">Geospatial </w:t>
       </w:r>
       <w:r>
         <w:t>,</w:t>
       </w:r>
-      <w:proofErr w:type="gramEnd"/>
       <w:r>
         <w:t xml:space="preserve"> </w:t>
       </w:r>
-      <w:proofErr w:type="gramStart"/>
       <w:r>
         <w:t xml:space="preserve">LLM </w:t>
       </w:r>
       <w:r>
         <w:t>,</w:t>
       </w:r>
-      <w:proofErr w:type="gramEnd"/>
       <w:r>
         <w:t xml:space="preserve"> </w:t>
       </w:r>
       <w:r>
-        <w:t xml:space="preserve">Air </w:t>
-      </w:r>
-      <w:proofErr w:type="gramStart"/>
-      <w:r>
-        <w:t xml:space="preserve">Quality </w:t>
+        <w:t xml:space="preserve">Air Quality </w:t>
       </w:r>
       <w:r>
         <w:t>,</w:t>
       </w:r>
-      <w:proofErr w:type="gramEnd"/>
       <w:r>
         <w:t xml:space="preserve"> </w:t>
       </w:r>
@@ -1120,6 +1111,7 @@
       </w:pPr>
       <w:r>
         <w:rPr>
+          <w:noProof/>
           <w:lang w:bidi="ar-AE"/>
         </w:rPr>
         <w:drawing>
@@ -1351,8 +1343,11 @@
         </w:rPr>
       </w:pPr>
       <w:r>
+        <w:rPr>
+          <w:noProof/>
+        </w:rPr>
         <w:drawing>
-          <wp:anchor distT="0" distB="0" distL="114300" distR="114300" simplePos="0" relativeHeight="251661312" behindDoc="0" locked="0" layoutInCell="1" allowOverlap="1" wp14:anchorId="6F6F9499" wp14:editId="5C014616">
+          <wp:anchor distT="0" distB="0" distL="114300" distR="114300" simplePos="0" relativeHeight="251661312" behindDoc="0" locked="0" layoutInCell="1" allowOverlap="1" wp14:anchorId="6F6F9499" wp14:editId="4E62D9B5">
             <wp:simplePos x="0" y="0"/>
             <wp:positionH relativeFrom="column">
               <wp:posOffset>1854738</wp:posOffset>
@@ -1408,6 +1403,9 @@
         </w:drawing>
       </w:r>
       <w:r>
+        <w:rPr>
+          <w:noProof/>
+        </w:rPr>
         <w:drawing>
           <wp:anchor distT="0" distB="0" distL="114300" distR="114300" simplePos="0" relativeHeight="251665408" behindDoc="0" locked="0" layoutInCell="1" allowOverlap="1" wp14:anchorId="6D6ACF9A" wp14:editId="7E90EE1A">
             <wp:simplePos x="0" y="0"/>
@@ -1576,6 +1574,7 @@
         </w:rPr>
       </w:pPr>
       <w:r>
+        <w:lastRenderedPageBreak/>
         <w:t xml:space="preserve">LLaMA 3.3 70B Versatile for Explanation Generation: </w:t>
       </w:r>
       <w:r>
@@ -2027,6 +2026,7 @@
         <w:rPr>
           <w:noProof/>
         </w:rPr>
+        <w:lastRenderedPageBreak/>
         <w:drawing>
           <wp:inline distT="0" distB="0" distL="0" distR="0" wp14:anchorId="7211510B" wp14:editId="64D385E7">
             <wp:extent cx="3089910" cy="2348414"/>
@@ -2070,10 +2070,100 @@
         <w:pStyle w:val="Heading2"/>
       </w:pPr>
       <w:r>
-        <w:t>Identify</w:t>
-      </w:r>
-      <w:r>
-        <w:t xml:space="preserve"> the Headings</w:t>
+        <w:t>LLM Results</w:t>
+      </w:r>
+    </w:p>
+    <w:p>
+      <w:pPr>
+        <w:pStyle w:val="Heading3"/>
+      </w:pPr>
+      <w:r>
+        <w:t>Query Interpretation using LLaMA 3.1 8B Instant</w:t>
+      </w:r>
+      <w:r>
+        <w:t xml:space="preserve">:  </w:t>
+      </w:r>
+      <w:r>
+        <w:rPr>
+          <w:i w:val="0"/>
+        </w:rPr>
+        <w:t>To assess the performance of the LLaMA 3.1 8B Instant model in query interpretation, we evaluated its ability to extract structured information from 35 user prompts. These prompts were designed to reflect diverse natural language variations, including typos, spacing issues, and informal phrasing.</w:t>
+      </w:r>
+      <w:r>
+        <w:rPr>
+          <w:rFonts w:hint="cs"/>
+          <w:i w:val="0"/>
+          <w:rtl/>
+        </w:rPr>
+        <w:t xml:space="preserve"> </w:t>
+      </w:r>
+      <w:r>
+        <w:rPr>
+          <w:i w:val="0"/>
+        </w:rPr>
+        <w:t xml:space="preserve">Out of the 35 prompts, the model correctly identified both the origin and destination in </w:t>
+      </w:r>
+      <w:r>
+        <w:rPr>
+          <w:b/>
+          <w:bCs/>
+          <w:i w:val="0"/>
+        </w:rPr>
+        <w:t>33 cases</w:t>
+      </w:r>
+      <w:r>
+        <w:rPr>
+          <w:i w:val="0"/>
+        </w:rPr>
+        <w:t xml:space="preserve">, achieving a location extraction accuracy of </w:t>
+      </w:r>
+      <w:r>
+        <w:rPr>
+          <w:b/>
+          <w:bCs/>
+          <w:i w:val="0"/>
+        </w:rPr>
+        <w:t>94.3%</w:t>
+      </w:r>
+      <w:r>
+        <w:rPr>
+          <w:i w:val="0"/>
+        </w:rPr>
+        <w:t xml:space="preserve">. Similarly, the model correctly extracted the user’s routing preference (e.g., healthiest, shortest, greenest) in </w:t>
+      </w:r>
+      <w:r>
+        <w:rPr>
+          <w:b/>
+          <w:bCs/>
+          <w:i w:val="0"/>
+        </w:rPr>
+        <w:t>33 out of 35</w:t>
+      </w:r>
+      <w:r>
+        <w:rPr>
+          <w:i w:val="0"/>
+        </w:rPr>
+        <w:t xml:space="preserve"> cases, also yielding a preference extraction accuracy of </w:t>
+      </w:r>
+      <w:r>
+        <w:rPr>
+          <w:b/>
+          <w:bCs/>
+          <w:i w:val="0"/>
+        </w:rPr>
+        <w:t>94.3%</w:t>
+      </w:r>
+      <w:r>
+        <w:rPr>
+          <w:i w:val="0"/>
+        </w:rPr>
+        <w:t>.</w:t>
+      </w:r>
+      <w:r>
+        <w:rPr>
+          <w:i w:val="0"/>
+        </w:rPr>
+        <w:t>These results demonstrate the model’s robustness in understanding noisy and informal user inputs. However, minor inconsistencies were observed in cases involving ambiguous phrasing or rare place names, which supports the decision to shift preference input to sliders in the final system design.</w:t>
       </w:r>
     </w:p>
     <w:p>

--- a/GeoBikeLLM Paper.docx
+++ b/GeoBikeLLM Paper.docx
@@ -350,30 +350,39 @@
       <w:r>
         <w:t>Keywords—</w:t>
       </w:r>
+      <w:proofErr w:type="gramStart"/>
       <w:r>
         <w:t xml:space="preserve">Geospatial </w:t>
       </w:r>
       <w:r>
         <w:t>,</w:t>
       </w:r>
+      <w:proofErr w:type="gramEnd"/>
       <w:r>
         <w:t xml:space="preserve"> </w:t>
       </w:r>
+      <w:proofErr w:type="gramStart"/>
       <w:r>
         <w:t xml:space="preserve">LLM </w:t>
       </w:r>
       <w:r>
         <w:t>,</w:t>
       </w:r>
+      <w:proofErr w:type="gramEnd"/>
       <w:r>
         <w:t xml:space="preserve"> </w:t>
       </w:r>
       <w:r>
-        <w:t xml:space="preserve">Air Quality </w:t>
+        <w:t xml:space="preserve">Air </w:t>
+      </w:r>
+      <w:proofErr w:type="gramStart"/>
+      <w:r>
+        <w:t xml:space="preserve">Quality </w:t>
       </w:r>
       <w:r>
         <w:t>,</w:t>
       </w:r>
+      <w:proofErr w:type="gramEnd"/>
       <w:r>
         <w:t xml:space="preserve"> </w:t>
       </w:r>
@@ -422,52 +431,24 @@
         <w:rPr>
           <w:lang w:val="en-US"/>
         </w:rPr>
-        <w:t xml:space="preserve">Recent advancements in </w:t>
-      </w:r>
-      <w:proofErr w:type="spellStart"/>
+        <w:t xml:space="preserve">Recent advancements in GeoAI and LLM research have enabled natural language interfaces for querying and interpreting geospatial data. Studies have explored both LLM-augmented spatial querying and multimodal systems integrating maps, satellite imagery, and text for environmental reasoning. This section reviews existing approaches and highlights the gap </w:t>
+      </w:r>
       <w:r>
         <w:rPr>
           <w:lang w:val="en-US"/>
         </w:rPr>
-        <w:t>GeoAI</w:t>
-      </w:r>
-      <w:proofErr w:type="spellEnd"/>
+        <w:t xml:space="preserve">that </w:t>
+      </w:r>
       <w:r>
         <w:rPr>
           <w:lang w:val="en-US"/>
         </w:rPr>
-        <w:t xml:space="preserve"> and LLM research have enabled natural language interfaces for querying and interpreting geospatial data. Studies have explored both LLM-augmented spatial querying and multimodal systems integrating maps, satellite imagery, and text for environmental reasoning. This section reviews existing approaches and highlights the gap </w:t>
+        <w:t>our proposed GeoBikeLLM system aims to fill.</w:t>
       </w:r>
       <w:r>
         <w:rPr>
           <w:lang w:val="en-US"/>
         </w:rPr>
-        <w:t xml:space="preserve">that </w:t>
-      </w:r>
-      <w:r>
-        <w:rPr>
-          <w:lang w:val="en-US"/>
-        </w:rPr>
-        <w:t xml:space="preserve">our proposed </w:t>
-      </w:r>
-      <w:proofErr w:type="spellStart"/>
-      <w:r>
-        <w:rPr>
-          <w:lang w:val="en-US"/>
-        </w:rPr>
-        <w:t>GeoBikeLLM</w:t>
-      </w:r>
-      <w:proofErr w:type="spellEnd"/>
-      <w:r>
-        <w:rPr>
-          <w:lang w:val="en-US"/>
-        </w:rPr>
-        <w:t xml:space="preserve"> system aims to fill.</w:t>
-      </w:r>
-      <w:r>
-        <w:rPr>
-          <w:lang w:val="en-US"/>
-        </w:rPr>
         <w:t xml:space="preserve"> </w:t>
       </w:r>
     </w:p>
@@ -490,119 +471,7 @@
         <w:rPr>
           <w:lang w:val="en-AE"/>
         </w:rPr>
-        <w:t xml:space="preserve">Recent research has focused on enhancing geospatial data accessibility through natural language interfaces powered by large language models (LLMs). Systems like </w:t>
-      </w:r>
-      <w:proofErr w:type="spellStart"/>
-      <w:r>
-        <w:rPr>
-          <w:lang w:val="en-AE"/>
-        </w:rPr>
-        <w:t>ChatGeoAI</w:t>
-      </w:r>
-      <w:proofErr w:type="spellEnd"/>
-      <w:r>
-        <w:rPr>
-          <w:lang w:val="en-AE"/>
-        </w:rPr>
-        <w:t xml:space="preserve"> by Mansourian and </w:t>
-      </w:r>
-      <w:proofErr w:type="spellStart"/>
-      <w:r>
-        <w:rPr>
-          <w:lang w:val="en-AE"/>
-        </w:rPr>
-        <w:t>Oucheikh</w:t>
-      </w:r>
-      <w:proofErr w:type="spellEnd"/>
-      <w:r>
-        <w:rPr>
-          <w:lang w:val="en-AE"/>
-        </w:rPr>
-        <w:t xml:space="preserve"> [1] and the SQL-generation framework by Jiang and Yang [2] enable users to perform GIS tasks or query spatial databases using natural language. </w:t>
-      </w:r>
-      <w:proofErr w:type="spellStart"/>
-      <w:r>
-        <w:rPr>
-          <w:lang w:val="en-AE"/>
-        </w:rPr>
-        <w:t>ChatGeoAI</w:t>
-      </w:r>
-      <w:proofErr w:type="spellEnd"/>
-      <w:r>
-        <w:rPr>
-          <w:lang w:val="en-AE"/>
-        </w:rPr>
-        <w:t xml:space="preserve"> employs LLaMA-2 to convert queries into executable </w:t>
-      </w:r>
-      <w:proofErr w:type="spellStart"/>
-      <w:r>
-        <w:rPr>
-          <w:lang w:val="en-AE"/>
-        </w:rPr>
-        <w:t>PyQGIS</w:t>
-      </w:r>
-      <w:proofErr w:type="spellEnd"/>
-      <w:r>
-        <w:rPr>
-          <w:lang w:val="en-AE"/>
-        </w:rPr>
-        <w:t xml:space="preserve"> scripts, while Jiang and Yang use ChatGPT to generate </w:t>
-      </w:r>
-      <w:proofErr w:type="spellStart"/>
-      <w:r>
-        <w:rPr>
-          <w:lang w:val="en-AE"/>
-        </w:rPr>
-        <w:t>PostGIS</w:t>
-      </w:r>
-      <w:proofErr w:type="spellEnd"/>
-      <w:r>
-        <w:rPr>
-          <w:lang w:val="en-AE"/>
-        </w:rPr>
-        <w:t>-compatible SQL. Text-to-</w:t>
-      </w:r>
-      <w:proofErr w:type="spellStart"/>
-      <w:r>
-        <w:rPr>
-          <w:lang w:val="en-AE"/>
-        </w:rPr>
-        <w:t>OverpassQL</w:t>
-      </w:r>
-      <w:proofErr w:type="spellEnd"/>
-      <w:r>
-        <w:rPr>
-          <w:lang w:val="en-AE"/>
-        </w:rPr>
-        <w:t xml:space="preserve"> by </w:t>
-      </w:r>
-      <w:proofErr w:type="spellStart"/>
-      <w:r>
-        <w:rPr>
-          <w:lang w:val="en-AE"/>
-        </w:rPr>
-        <w:t>Staniek</w:t>
-      </w:r>
-      <w:proofErr w:type="spellEnd"/>
-      <w:r>
-        <w:rPr>
-          <w:lang w:val="en-AE"/>
-        </w:rPr>
-        <w:t xml:space="preserve"> et al. [3] further advances this by translating natural language into </w:t>
-      </w:r>
-      <w:proofErr w:type="spellStart"/>
-      <w:r>
-        <w:rPr>
-          <w:lang w:val="en-AE"/>
-        </w:rPr>
-        <w:t>OverpassQL</w:t>
-      </w:r>
-      <w:proofErr w:type="spellEnd"/>
-      <w:r>
-        <w:rPr>
-          <w:lang w:val="en-AE"/>
-        </w:rPr>
-        <w:t xml:space="preserve"> queries for OpenStreetMap, democratizing access to structured geodata.</w:t>
+        <w:t>Recent research has focused on enhancing geospatial data accessibility through natural language interfaces powered by large language models (LLMs). Systems like ChatGeoAI by Mansourian and Oucheikh [1] and the SQL-generation framework by Jiang and Yang [2] enable users to perform GIS tasks or query spatial databases using natural language. ChatGeoAI employs LLaMA-2 to convert queries into executable PyQGIS scripts, while Jiang and Yang use ChatGPT to generate PostGIS-compatible SQL. Text-to-OverpassQL by Staniek et al. [3] further advances this by translating natural language into OverpassQL queries for OpenStreetMap, democratizing access to structured geodata.</w:t>
       </w:r>
     </w:p>
     <w:p>
@@ -623,49 +492,7 @@
         <w:rPr>
           <w:lang w:val="en-AE"/>
         </w:rPr>
-        <w:t xml:space="preserve">Other studies investigate how LLMs can interpret or extract geographic knowledge. </w:t>
-      </w:r>
-      <w:proofErr w:type="spellStart"/>
-      <w:r>
-        <w:rPr>
-          <w:lang w:val="en-AE"/>
-        </w:rPr>
-        <w:t>GeoQAMap</w:t>
-      </w:r>
-      <w:proofErr w:type="spellEnd"/>
-      <w:r>
-        <w:rPr>
-          <w:lang w:val="en-AE"/>
-        </w:rPr>
-        <w:t xml:space="preserve"> by Feng et al. [4] utilizes GPT-3.5 and </w:t>
-      </w:r>
-      <w:proofErr w:type="spellStart"/>
-      <w:r>
-        <w:rPr>
-          <w:lang w:val="en-AE"/>
-        </w:rPr>
-        <w:t>Wikidata</w:t>
-      </w:r>
-      <w:proofErr w:type="spellEnd"/>
-      <w:r>
-        <w:rPr>
-          <w:lang w:val="en-AE"/>
-        </w:rPr>
-        <w:t xml:space="preserve"> to answer geographic questions and visualize answers on maps. </w:t>
-      </w:r>
-      <w:proofErr w:type="spellStart"/>
-      <w:r>
-        <w:rPr>
-          <w:lang w:val="en-AE"/>
-        </w:rPr>
-        <w:t>GeoAgent</w:t>
-      </w:r>
-      <w:proofErr w:type="spellEnd"/>
-      <w:r>
-        <w:rPr>
-          <w:lang w:val="en-AE"/>
-        </w:rPr>
-        <w:t xml:space="preserve"> by Huang et al. [5] focuses on address standardization using ChatGLM-6B, showing how LLMs can resolve ambiguous and incomplete geospatial texts. Meanwhile, Bhandari et al. [6] evaluate whether large language models are geospatially knowledgeable, revealing that while some geospatial knowledge exists in pretrained models, it is often imprecise.</w:t>
+        <w:t>Other studies investigate how LLMs can interpret or extract geographic knowledge. GeoQAMap by Feng et al. [4] utilizes GPT-3.5 and Wikidata to answer geographic questions and visualize answers on maps. GeoAgent by Huang et al. [5] focuses on address standardization using ChatGLM-6B, showing how LLMs can resolve ambiguous and incomplete geospatial texts. Meanwhile, Bhandari et al. [6] evaluate whether large language models are geospatially knowledgeable, revealing that while some geospatial knowledge exists in pretrained models, it is often imprecise.</w:t>
       </w:r>
     </w:p>
     <w:p>
@@ -679,35 +506,7 @@
         <w:rPr>
           <w:lang w:val="en-AE"/>
         </w:rPr>
-        <w:t>To overcome these limitations, domain-adapted models have emerged. BB-</w:t>
-      </w:r>
-      <w:proofErr w:type="spellStart"/>
-      <w:r>
-        <w:rPr>
-          <w:lang w:val="en-AE"/>
-        </w:rPr>
-        <w:t>GeoGPT</w:t>
-      </w:r>
-      <w:proofErr w:type="spellEnd"/>
-      <w:r>
-        <w:rPr>
-          <w:lang w:val="en-AE"/>
-        </w:rPr>
-        <w:t xml:space="preserve"> by Zhang et al. [7] is a fine-tuned LLaMA-2 model trained on GIS texts and Q&amp;A pairs, outperforming general LLMs in spatial queries. Similarly, </w:t>
-      </w:r>
-      <w:proofErr w:type="spellStart"/>
-      <w:r>
-        <w:rPr>
-          <w:lang w:val="en-AE"/>
-        </w:rPr>
-        <w:t>GeoLLM</w:t>
-      </w:r>
-      <w:proofErr w:type="spellEnd"/>
-      <w:r>
-        <w:rPr>
-          <w:lang w:val="en-AE"/>
-        </w:rPr>
-        <w:t xml:space="preserve"> by Shah et al. [8] boosts geospatial prediction accuracy by embedding map-based contextual data into prompts. These efforts establish the foundation for natural language interaction with spatial systems but stop short of performing complex geospatial planning or optimization.</w:t>
+        <w:t>To overcome these limitations, domain-adapted models have emerged. BB-GeoGPT by Zhang et al. [7] is a fine-tuned LLaMA-2 model trained on GIS texts and Q&amp;A pairs, outperforming general LLMs in spatial queries. Similarly, GeoLLM by Shah et al. [8] boosts geospatial prediction accuracy by embedding map-based contextual data into prompts. These efforts establish the foundation for natural language interaction with spatial systems but stop short of performing complex geospatial planning or optimization.</w:t>
       </w:r>
     </w:p>
     <w:p>
@@ -740,49 +539,7 @@
         <w:rPr>
           <w:lang w:val="en-AE"/>
         </w:rPr>
-        <w:t xml:space="preserve">Advancements in </w:t>
-      </w:r>
-      <w:proofErr w:type="spellStart"/>
-      <w:r>
-        <w:rPr>
-          <w:lang w:val="en-AE"/>
-        </w:rPr>
-        <w:t>GeoAI</w:t>
-      </w:r>
-      <w:proofErr w:type="spellEnd"/>
-      <w:r>
-        <w:rPr>
-          <w:lang w:val="en-AE"/>
-        </w:rPr>
-        <w:t xml:space="preserve"> have expanded to multimodal systems integrating LLMs with visual and structured geospatial data. </w:t>
-      </w:r>
-      <w:proofErr w:type="spellStart"/>
-      <w:r>
-        <w:rPr>
-          <w:lang w:val="en-AE"/>
-        </w:rPr>
-        <w:t>OmniGeo</w:t>
-      </w:r>
-      <w:proofErr w:type="spellEnd"/>
-      <w:r>
-        <w:rPr>
-          <w:lang w:val="en-AE"/>
-        </w:rPr>
-        <w:t xml:space="preserve"> by Yuan et al. [9] exemplifies this trend by combining satellite imagery, map layers, and text data, enabling LLMs to perform diverse tasks such as land use classification and environmental forecasting. Geode by Wu et al. [10] and </w:t>
-      </w:r>
-      <w:proofErr w:type="spellStart"/>
-      <w:r>
-        <w:rPr>
-          <w:lang w:val="en-AE"/>
-        </w:rPr>
-        <w:t>GTChain</w:t>
-      </w:r>
-      <w:proofErr w:type="spellEnd"/>
-      <w:r>
-        <w:rPr>
-          <w:lang w:val="en-AE"/>
-        </w:rPr>
-        <w:t xml:space="preserve"> by Zhang et al. [11] extend LLMs into autonomous agents, coordinating APIs, GIS tools, and real-time databases to solve spatial tasks.</w:t>
+        <w:t>Advancements in GeoAI have expanded to multimodal systems integrating LLMs with visual and structured geospatial data. OmniGeo by Yuan et al. [9] exemplifies this trend by combining satellite imagery, map layers, and text data, enabling LLMs to perform diverse tasks such as land use classification and environmental forecasting. Geode by Wu et al. [10] and GTChain by Zhang et al. [11] extend LLMs into autonomous agents, coordinating APIs, GIS tools, and real-time databases to solve spatial tasks.</w:t>
       </w:r>
     </w:p>
     <w:p>
@@ -803,21 +560,7 @@
         <w:rPr>
           <w:lang w:val="en-AE"/>
         </w:rPr>
-        <w:t xml:space="preserve">These systems demonstrate the potential of LLMs in spatial reasoning, data retrieval, and geospatial tool orchestration. Geode performs zero-shot geospatial Q&amp;A with explicit reasoning and live data, while </w:t>
-      </w:r>
-      <w:proofErr w:type="spellStart"/>
-      <w:r>
-        <w:rPr>
-          <w:lang w:val="en-AE"/>
-        </w:rPr>
-        <w:t>GTChain</w:t>
-      </w:r>
-      <w:proofErr w:type="spellEnd"/>
-      <w:r>
-        <w:rPr>
-          <w:lang w:val="en-AE"/>
-        </w:rPr>
-        <w:t xml:space="preserve"> trains LLMs to generate tool-use chains for complex tasks in simulated GIS environments. The autonomous GIS agent by Ning et al. [12] also showcases how LLMs can be used to dynamically retrieve data across diverse spatial datasets, enhancing spatial decision-making workflows.</w:t>
+        <w:t>These systems demonstrate the potential of LLMs in spatial reasoning, data retrieval, and geospatial tool orchestration. Geode performs zero-shot geospatial Q&amp;A with explicit reasoning and live data, while GTChain trains LLMs to generate tool-use chains for complex tasks in simulated GIS environments. The autonomous GIS agent by Ning et al. [12] also showcases how LLMs can be used to dynamically retrieve data across diverse spatial datasets, enhancing spatial decision-making workflows.</w:t>
       </w:r>
     </w:p>
     <w:p>
@@ -831,21 +574,7 @@
         <w:rPr>
           <w:lang w:val="en-AE"/>
         </w:rPr>
-        <w:t xml:space="preserve">Despite these advancements, existing solutions lack targeted support for personalized route planning or environmental criteria integration. None of the reviewed systems directly tackle bicycle routing that adapts to vegetation or pollution levels. Our proposed </w:t>
-      </w:r>
-      <w:proofErr w:type="spellStart"/>
-      <w:r>
-        <w:rPr>
-          <w:lang w:val="en-AE"/>
-        </w:rPr>
-        <w:t>GeoBikeLLM</w:t>
-      </w:r>
-      <w:proofErr w:type="spellEnd"/>
-      <w:r>
-        <w:rPr>
-          <w:lang w:val="en-AE"/>
-        </w:rPr>
-        <w:t xml:space="preserve"> addresses this gap by combining LLMs with geospatial intelligence to deliver environment-aware, health-optimized bike route planning</w:t>
+        <w:t>Despite these advancements, existing solutions lack targeted support for personalized route planning or environmental criteria integration. None of the reviewed systems directly tackle bicycle routing that adapts to vegetation or pollution levels. Our proposed GeoBikeLLM addresses this gap by combining LLMs with geospatial intelligence to deliver environment-aware, health-optimized bike route planning</w:t>
       </w:r>
       <w:r>
         <w:rPr>
@@ -1070,21 +799,7 @@
         <w:rPr>
           <w:lang w:val="en-AE" w:bidi="ar-AE"/>
         </w:rPr>
-        <w:t xml:space="preserve">The heatmap was created by aggregating data from 19 CSV files hosted on GitHub, each containing latitude, longitude, and PM2.5 values for different parts of the city. After cleaning and normalizing the data using Min-Max scaling, each point was plotted using Folium’s </w:t>
-      </w:r>
-      <w:proofErr w:type="spellStart"/>
-      <w:r>
-        <w:rPr>
-          <w:lang w:val="en-AE" w:bidi="ar-AE"/>
-        </w:rPr>
-        <w:t>HeatMap</w:t>
-      </w:r>
-      <w:proofErr w:type="spellEnd"/>
-      <w:r>
-        <w:rPr>
-          <w:lang w:val="en-AE" w:bidi="ar-AE"/>
-        </w:rPr>
-        <w:t xml:space="preserve"> plugin. The visualization reveals several hotspots of elevated pollution, particularly along dense urban corridors and industrial zones.</w:t>
+        <w:t>The heatmap was created by aggregating data from 19 CSV files hosted on GitHub, each containing latitude, longitude, and PM2.5 values for different parts of the city. After cleaning and normalizing the data using Min-Max scaling, each point was plotted using Folium’s HeatMap plugin. The visualization reveals several hotspots of elevated pollution, particularly along dense urban corridors and industrial zones.</w:t>
       </w:r>
     </w:p>
     <w:p>
@@ -1347,7 +1062,7 @@
           <w:noProof/>
         </w:rPr>
         <w:drawing>
-          <wp:anchor distT="0" distB="0" distL="114300" distR="114300" simplePos="0" relativeHeight="251661312" behindDoc="0" locked="0" layoutInCell="1" allowOverlap="1" wp14:anchorId="6F6F9499" wp14:editId="4E62D9B5">
+          <wp:anchor distT="0" distB="0" distL="114300" distR="114300" simplePos="0" relativeHeight="251661312" behindDoc="0" locked="0" layoutInCell="1" allowOverlap="1" wp14:anchorId="6F6F9499" wp14:editId="3B7DF0BC">
             <wp:simplePos x="0" y="0"/>
             <wp:positionH relativeFrom="column">
               <wp:posOffset>1854738</wp:posOffset>
@@ -1466,21 +1181,7 @@
         <w:rPr>
           <w:lang w:val="en-US"/>
         </w:rPr>
-        <w:t xml:space="preserve">In the proposed routing system, two LLMs are integrated using the </w:t>
-      </w:r>
-      <w:proofErr w:type="spellStart"/>
-      <w:r>
-        <w:rPr>
-          <w:lang w:val="en-US"/>
-        </w:rPr>
-        <w:t>Groq</w:t>
-      </w:r>
-      <w:proofErr w:type="spellEnd"/>
-      <w:r>
-        <w:rPr>
-          <w:lang w:val="en-US"/>
-        </w:rPr>
-        <w:t xml:space="preserve"> API to enhance the </w:t>
+        <w:t xml:space="preserve">In the proposed routing system, two LLMs are integrated using the Groq API to enhance the </w:t>
       </w:r>
       <w:r>
         <w:rPr>
@@ -1710,21 +1411,7 @@
         <w:rPr>
           <w:lang w:val="en-AE"/>
         </w:rPr>
-        <w:t xml:space="preserve">The </w:t>
-      </w:r>
-      <w:proofErr w:type="spellStart"/>
-      <w:r>
-        <w:rPr>
-          <w:lang w:val="en-AE"/>
-        </w:rPr>
-        <w:t>GeoBikeLLM</w:t>
-      </w:r>
-      <w:proofErr w:type="spellEnd"/>
-      <w:r>
-        <w:rPr>
-          <w:lang w:val="en-AE"/>
-        </w:rPr>
-        <w:t xml:space="preserve"> system enables natural language-based bike route planning within Chicago, Illinois, by integrating environmental and spatial data to recommend optimized cycling paths. Users interact with the system by entering a prompt such as </w:t>
+        <w:t xml:space="preserve">The GeoBikeLLM system enables natural language-based bike route planning within Chicago, Illinois, by integrating environmental and spatial data to recommend optimized cycling paths. Users interact with the system by entering a prompt such as </w:t>
       </w:r>
       <w:r>
         <w:rPr>
@@ -1746,21 +1433,12 @@
         </w:rPr>
         <w:t xml:space="preserve"> </w:t>
       </w:r>
-      <w:proofErr w:type="spellStart"/>
       <w:r>
         <w:rPr>
           <w:color w:val="FF0000"/>
           <w:lang w:val="en-AE"/>
         </w:rPr>
-        <w:t>num</w:t>
-      </w:r>
-      <w:proofErr w:type="spellEnd"/>
-      <w:r>
-        <w:rPr>
-          <w:color w:val="FF0000"/>
-          <w:lang w:val="en-AE"/>
-        </w:rPr>
-        <w:t xml:space="preserve"> (caption: System prompt provided to the LLM for extracting origin and destination.), </w:t>
+        <w:t xml:space="preserve">num (caption: System prompt provided to the LLM for extracting origin and destination.), </w:t>
       </w:r>
       <w:r>
         <w:rPr>
@@ -1871,21 +1549,7 @@
         <w:rPr>
           <w:lang w:val="en-AE"/>
         </w:rPr>
-        <w:t xml:space="preserve">. These sliders eliminate the need to express routing preferences within the prompt itself. The air quality slider (α) penalizes routes with higher PM2.5 levels, while the greenness slider (β) </w:t>
-      </w:r>
-      <w:proofErr w:type="spellStart"/>
-      <w:r>
-        <w:rPr>
-          <w:lang w:val="en-AE"/>
-        </w:rPr>
-        <w:t>favors</w:t>
-      </w:r>
-      <w:proofErr w:type="spellEnd"/>
-      <w:r>
-        <w:rPr>
-          <w:lang w:val="en-AE"/>
-        </w:rPr>
-        <w:t xml:space="preserve"> paths with higher Normalized Difference Vegetation Index (NDVI) values.</w:t>
+        <w:t>. These sliders eliminate the need to express routing preferences within the prompt itself. The air quality slider (α) penalizes routes with higher PM2.5 levels, while the greenness slider (β) favors paths with higher Normalized Difference Vegetation Index (NDVI) values.</w:t>
       </w:r>
     </w:p>
     <w:p>
@@ -2076,6 +1740,9 @@
     <w:p>
       <w:pPr>
         <w:pStyle w:val="Heading3"/>
+        <w:rPr>
+          <w:i w:val="0"/>
+        </w:rPr>
       </w:pPr>
       <w:r>
         <w:t>Query Interpretation using LLaMA 3.1 8B Instant</w:t>
@@ -2164,6 +1831,53 @@
           <w:i w:val="0"/>
         </w:rPr>
         <w:t>These results demonstrate the model’s robustness in understanding noisy and informal user inputs. However, minor inconsistencies were observed in cases involving ambiguous phrasing or rare place names, which supports the decision to shift preference input to sliders in the final system design.</w:t>
+      </w:r>
+    </w:p>
+    <w:p>
+      <w:pPr>
+        <w:pStyle w:val="Heading3"/>
+      </w:pPr>
+      <w:r>
+        <w:t xml:space="preserve">LLaMA 3.3 70B Versatile for Explanation Generation: </w:t>
+      </w:r>
+      <w:r>
+        <w:t xml:space="preserve"> </w:t>
+      </w:r>
+      <w:r>
+        <w:rPr>
+          <w:i w:val="0"/>
+        </w:rPr>
+        <w:t>During testing, the model consistently produced clear and contextually relevant justifications, successfully incorporating factors such as air quality and vegetation coverage into its responses.</w:t>
+      </w:r>
+      <w:r>
+        <w:rPr>
+          <w:i w:val="0"/>
+        </w:rPr>
+        <w:t xml:space="preserve"> A</w:t>
+      </w:r>
+      <w:r>
+        <w:rPr>
+          <w:i w:val="0"/>
+        </w:rPr>
+        <w:t xml:space="preserve">cross various prompt inputs and slider configurations, the generated explanations accurately reflected the impact of the air quality penalty (α) and greenness reward (β) on the chosen route. For example, when </w:t>
+      </w:r>
+      <w:r>
+        <w:rPr>
+          <w:i w:val="0"/>
+        </w:rPr>
+        <w:t>higher greenness weights were applied, the model emphasized scenic, vegetation-rich paths. In contrast, when air quality was prioritized, the output referenced routes with cleaner air.</w:t>
+      </w:r>
+      <w:r>
+        <w:rPr>
+          <w:i w:val="0"/>
+        </w:rPr>
+        <w:t xml:space="preserve"> </w:t>
+      </w:r>
+      <w:r>
+        <w:rPr>
+          <w:i w:val="0"/>
+        </w:rPr>
+        <w:t>The responses remained coherent, grammatically sound, and aligned with the environmental context provided. This consistency demonstrates the model’s effectiveness in delivering human-readable, informative feedback, reinforcing trust in the system’s recommendations.</w:t>
       </w:r>
     </w:p>
     <w:p>

--- a/GeoBikeLLM Paper.docx
+++ b/GeoBikeLLM Paper.docx
@@ -342,6 +342,12 @@
       <w:r>
         <w:t>—</w:t>
       </w:r>
+      <w:r>
+        <w:t xml:space="preserve"> </w:t>
+      </w:r>
+      <w:r>
+        <w:t xml:space="preserve">Bike riding is widely embraced as a healthy, eco-friendly mode of transportation; thus, routes with cleaner air and greener surroundings are often preferred by cyclists seeking both physical well-being and enjoyable travel experiences. </w:t>
+      </w:r>
     </w:p>
     <w:p>
       <w:pPr>
@@ -707,7 +713,13 @@
         <w:rPr>
           <w:lang w:val="en-AE"/>
         </w:rPr>
-        <w:t xml:space="preserve"> by Shah et al. [8] boosts geospatial prediction accuracy by embedding map-based contextual data into prompts. These efforts establish the foundation for natural language interaction with spatial systems but stop short of performing complex geospatial planning or optimization.</w:t>
+        <w:t xml:space="preserve"> by Shah et al. [8] boosts geospatial prediction </w:t>
+      </w:r>
+      <w:r>
+        <w:rPr>
+          <w:lang w:val="en-AE"/>
+        </w:rPr>
+        <w:t>accuracy by embedding map-based contextual data into prompts. These efforts establish the foundation for natural language interaction with spatial systems but stop short of performing complex geospatial planning or optimization.</w:t>
       </w:r>
     </w:p>
     <w:p>
@@ -905,7 +917,14 @@
         <w:rPr>
           <w:i w:val="0"/>
         </w:rPr>
-        <w:t>The air quality data is sourced from the Chicago Eclipse Air Quality Dataset, which contains sensor-based measurements of particulate matter (PM2.5) across various locations in the city. Each record includes the geographic coordinates of the sensor, the timestamp of the reading, and the corresponding PM2.5 concentration. These data help evaluate local pollution levels along potential bike routes.</w:t>
+        <w:t xml:space="preserve">The air quality data is sourced from the Chicago Eclipse Air Quality Dataset, which contains sensor-based measurements of particulate matter (PM2.5) across various locations in the city. Each record includes the </w:t>
+      </w:r>
+      <w:r>
+        <w:rPr>
+          <w:i w:val="0"/>
+        </w:rPr>
+        <w:lastRenderedPageBreak/>
+        <w:t>geographic coordinates of the sensor, the timestamp of the reading, and the corresponding PM2.5 concentration. These data help evaluate local pollution levels along potential bike routes.</w:t>
       </w:r>
     </w:p>
     <w:p>
@@ -913,7 +932,6 @@
         <w:pStyle w:val="Heading3"/>
       </w:pPr>
       <w:r>
-        <w:lastRenderedPageBreak/>
         <w:t>NDVI Dataset</w:t>
       </w:r>
       <w:r>
@@ -1347,7 +1365,7 @@
           <w:noProof/>
         </w:rPr>
         <w:drawing>
-          <wp:anchor distT="0" distB="0" distL="114300" distR="114300" simplePos="0" relativeHeight="251661312" behindDoc="0" locked="0" layoutInCell="1" allowOverlap="1" wp14:anchorId="6F6F9499" wp14:editId="4E62D9B5">
+          <wp:anchor distT="0" distB="0" distL="114300" distR="114300" simplePos="0" relativeHeight="251661312" behindDoc="0" locked="0" layoutInCell="1" allowOverlap="1" wp14:anchorId="6F6F9499" wp14:editId="281DE167">
             <wp:simplePos x="0" y="0"/>
             <wp:positionH relativeFrom="column">
               <wp:posOffset>1854738</wp:posOffset>
@@ -1503,6 +1521,7 @@
         </w:rPr>
       </w:pPr>
       <w:r>
+        <w:lastRenderedPageBreak/>
         <w:t>Query Interpretation using LLaMA 3.1 8B Instant</w:t>
       </w:r>
       <w:r>
@@ -1574,7 +1593,6 @@
         </w:rPr>
       </w:pPr>
       <w:r>
-        <w:lastRenderedPageBreak/>
         <w:t xml:space="preserve">LLaMA 3.3 70B Versatile for Explanation Generation: </w:t>
       </w:r>
       <w:r>
@@ -1688,7 +1706,13 @@
         <w:rPr>
           <w:lang w:val="en-US"/>
         </w:rPr>
-        <w:t>The integration of LLMs in this project enhances accessibility by enabling natural language interaction with complex geospatial computations. The system can interpret a wide range of user inputs, including informal phrasing, typographical errors, inconsistent formatting, and loosely defined place names. This eliminates the need for rigid query structures or rule-based parsing, allowing users to communicate using everyday language. In addition to interpreting queries, the LLMs generate clear and concise explanations for routing decisions, improving transparency and user trust.</w:t>
+        <w:t xml:space="preserve">The integration of LLMs in this project enhances accessibility by enabling natural language interaction with complex geospatial computations. The system can interpret a wide range of user inputs, including informal phrasing, typographical errors, inconsistent formatting, and loosely defined place names. This eliminates the need for rigid query structures or rule-based parsing, allowing users to communicate using everyday language. In addition to interpreting queries, the LLMs generate clear and concise </w:t>
+      </w:r>
+      <w:r>
+        <w:rPr>
+          <w:lang w:val="en-US"/>
+        </w:rPr>
+        <w:t>explanations for routing decisions, improving transparency and user trust.</w:t>
       </w:r>
     </w:p>
     <w:p>
@@ -1969,7 +1993,11 @@
         <w:t xml:space="preserve"> quality and green areas. This best path is shown in light green on the map. It is about 37.36 kilometers long, with low air pollution (PM2.5 = 6.42) and good greenery (NDVI = 0.10). The system chose this route because it is the cleanest and greenest among the options</w:t>
       </w:r>
       <w:r>
-        <w:t>. It used Yen’s K-shortest paths algorithm, which finds several different route options between the two locations, and then selects the one with the lowest average air pollution and the highest green coverage based on data from PM2.5 sensors and NDVI readings.</w:t>
+        <w:t xml:space="preserve">. It used Yen’s K-shortest </w:t>
+      </w:r>
+      <w:r>
+        <w:lastRenderedPageBreak/>
+        <w:t>paths algorithm, which finds several different route options between the two locations, and then selects the one with the lowest average air pollution and the highest green coverage based on data from PM2.5 sensors and NDVI readings.</w:t>
       </w:r>
       <w:r>
         <w:t xml:space="preserve"> </w:t>
@@ -2026,7 +2054,6 @@
         <w:rPr>
           <w:noProof/>
         </w:rPr>
-        <w:lastRenderedPageBreak/>
         <w:drawing>
           <wp:inline distT="0" distB="0" distL="0" distR="0" wp14:anchorId="7211510B" wp14:editId="64D385E7">
             <wp:extent cx="3089910" cy="2348414"/>
@@ -2163,7 +2190,13 @@
         <w:rPr>
           <w:i w:val="0"/>
         </w:rPr>
-        <w:t>These results demonstrate the model’s robustness in understanding noisy and informal user inputs. However, minor inconsistencies were observed in cases involving ambiguous phrasing or rare place names, which supports the decision to shift preference input to sliders in the final system design.</w:t>
+        <w:t xml:space="preserve">These results </w:t>
+      </w:r>
+      <w:r>
+        <w:rPr>
+          <w:i w:val="0"/>
+        </w:rPr>
+        <w:t>demonstrate the model’s robustness in understanding noisy and informal user inputs. However, minor inconsistencies were observed in cases involving ambiguous phrasing or rare place names, which supports the decision to shift preference input to sliders in the final system design.</w:t>
       </w:r>
     </w:p>
     <w:p>
@@ -4533,7 +4566,6 @@
   <w:style w:type="character" w:default="1" w:styleId="DefaultParagraphFont">
     <w:name w:val="Default Paragraph Font"/>
     <w:uiPriority w:val="1"/>
-    <w:semiHidden/>
     <w:unhideWhenUsed/>
   </w:style>
   <w:style w:type="table" w:default="1" w:styleId="TableNormal">

--- a/GeoBikeLLM Paper.docx
+++ b/GeoBikeLLM Paper.docx
@@ -348,6 +348,39 @@
       <w:r>
         <w:t xml:space="preserve">Bike riding is widely embraced as a healthy, eco-friendly mode of transportation; thus, routes with cleaner air and greener surroundings are often preferred by cyclists seeking both physical well-being and enjoyable travel experiences. </w:t>
       </w:r>
+      <w:r>
+        <w:t>However,</w:t>
+      </w:r>
+      <w:r>
+        <w:t xml:space="preserve"> </w:t>
+      </w:r>
+      <w:r>
+        <w:t>existing navigation systems fail to account for environmental conditions such as air pollution</w:t>
+      </w:r>
+      <w:r>
+        <w:t xml:space="preserve"> </w:t>
+      </w:r>
+      <w:r>
+        <w:t>or vegetation density</w:t>
+      </w:r>
+      <w:r>
+        <w:t xml:space="preserve">. </w:t>
+      </w:r>
+      <w:r>
+        <w:t xml:space="preserve">To address this, we introduce </w:t>
+      </w:r>
+      <w:proofErr w:type="spellStart"/>
+      <w:r>
+        <w:rPr>
+          <w:i/>
+          <w:iCs/>
+        </w:rPr>
+        <w:t>GeoBikeLLM</w:t>
+      </w:r>
+      <w:proofErr w:type="spellEnd"/>
+      <w:r>
+        <w:t>, a novel system that leverages Large Language Models (LLMs) for environment-aware bike route planning.</w:t>
+      </w:r>
     </w:p>
     <w:p>
       <w:pPr>
@@ -713,13 +746,7 @@
         <w:rPr>
           <w:lang w:val="en-AE"/>
         </w:rPr>
-        <w:t xml:space="preserve"> by Shah et al. [8] boosts geospatial prediction </w:t>
-      </w:r>
-      <w:r>
-        <w:rPr>
-          <w:lang w:val="en-AE"/>
-        </w:rPr>
-        <w:t>accuracy by embedding map-based contextual data into prompts. These efforts establish the foundation for natural language interaction with spatial systems but stop short of performing complex geospatial planning or optimization.</w:t>
+        <w:t xml:space="preserve"> by Shah et al. [8] boosts geospatial prediction accuracy by embedding map-based contextual data into prompts. These efforts establish the foundation for natural language interaction with spatial systems but stop short of performing complex geospatial planning or optimization.</w:t>
       </w:r>
     </w:p>
     <w:p>
@@ -908,6 +935,7 @@
         <w:pStyle w:val="Heading3"/>
       </w:pPr>
       <w:r>
+        <w:lastRenderedPageBreak/>
         <w:t>Air Quality Data</w:t>
       </w:r>
       <w:r>
@@ -917,14 +945,7 @@
         <w:rPr>
           <w:i w:val="0"/>
         </w:rPr>
-        <w:t xml:space="preserve">The air quality data is sourced from the Chicago Eclipse Air Quality Dataset, which contains sensor-based measurements of particulate matter (PM2.5) across various locations in the city. Each record includes the </w:t>
-      </w:r>
-      <w:r>
-        <w:rPr>
-          <w:i w:val="0"/>
-        </w:rPr>
-        <w:lastRenderedPageBreak/>
-        <w:t>geographic coordinates of the sensor, the timestamp of the reading, and the corresponding PM2.5 concentration. These data help evaluate local pollution levels along potential bike routes.</w:t>
+        <w:t>The air quality data is sourced from the Chicago Eclipse Air Quality Dataset, which contains sensor-based measurements of particulate matter (PM2.5) across various locations in the city. Each record includes the geographic coordinates of the sensor, the timestamp of the reading, and the corresponding PM2.5 concentration. These data help evaluate local pollution levels along potential bike routes.</w:t>
       </w:r>
     </w:p>
     <w:p>
@@ -1365,7 +1386,7 @@
           <w:noProof/>
         </w:rPr>
         <w:drawing>
-          <wp:anchor distT="0" distB="0" distL="114300" distR="114300" simplePos="0" relativeHeight="251661312" behindDoc="0" locked="0" layoutInCell="1" allowOverlap="1" wp14:anchorId="6F6F9499" wp14:editId="281DE167">
+          <wp:anchor distT="0" distB="0" distL="114300" distR="114300" simplePos="0" relativeHeight="251661312" behindDoc="0" locked="0" layoutInCell="1" allowOverlap="1" wp14:anchorId="6F6F9499" wp14:editId="456C2FC2">
             <wp:simplePos x="0" y="0"/>
             <wp:positionH relativeFrom="column">
               <wp:posOffset>1854738</wp:posOffset>

--- a/GeoBikeLLM Paper.docx
+++ b/GeoBikeLLM Paper.docx
@@ -379,7 +379,13 @@
       </w:r>
       <w:proofErr w:type="spellEnd"/>
       <w:r>
-        <w:t>, a novel system that leverages Large Language Models (LLMs) for environment-aware bike route planning.</w:t>
+        <w:t>, a system that leverages Large Language Models (LLMs) for environment-aware bike route planning.</w:t>
+      </w:r>
+      <w:r>
+        <w:t xml:space="preserve"> </w:t>
+      </w:r>
+      <w:r>
+        <w:t>Focused on Chicago, Illinois, USA, the system enables users to enter natural language prompts</w:t>
       </w:r>
     </w:p>
     <w:p>

--- a/GeoBikeLLM Paper.docx
+++ b/GeoBikeLLM Paper.docx
@@ -387,6 +387,21 @@
       <w:r>
         <w:t>Focused on Chicago, Illinois, USA, the system enables users to enter natural language prompts</w:t>
       </w:r>
+      <w:r>
+        <w:t xml:space="preserve"> </w:t>
+      </w:r>
+      <w:r>
+        <w:t xml:space="preserve">and </w:t>
+      </w:r>
+      <w:r>
+        <w:t>their</w:t>
+      </w:r>
+      <w:r>
+        <w:t xml:space="preserve"> routing preferences such as shortest, healthiest (low PM2.5), or greenest (high NDVI)</w:t>
+      </w:r>
+      <w:r>
+        <w:t xml:space="preserve">. </w:t>
+      </w:r>
     </w:p>
     <w:p>
       <w:pPr>
@@ -710,7 +725,13 @@
         <w:rPr>
           <w:lang w:val="en-AE"/>
         </w:rPr>
-        <w:t xml:space="preserve"> by Huang et al. [5] focuses on address standardization using ChatGLM-6B, showing how LLMs can resolve ambiguous and incomplete geospatial texts. Meanwhile, Bhandari et al. [6] evaluate whether large language models are geospatially knowledgeable, revealing that while some geospatial knowledge exists in pretrained models, it is often imprecise.</w:t>
+        <w:t xml:space="preserve"> by Huang et al. [5] focuses on address standardization using ChatGLM-6B, showing how LLMs can resolve ambiguous and incomplete geospatial texts. Meanwhile, Bhandari et al. [6] evaluate whether large language models are geospatially </w:t>
+      </w:r>
+      <w:r>
+        <w:rPr>
+          <w:lang w:val="en-AE"/>
+        </w:rPr>
+        <w:t>knowledgeable, revealing that while some geospatial knowledge exists in pretrained models, it is often imprecise.</w:t>
       </w:r>
     </w:p>
     <w:p>
@@ -911,6 +932,7 @@
         <w:pStyle w:val="Heading1"/>
       </w:pPr>
       <w:r>
+        <w:lastRenderedPageBreak/>
         <w:t>Methodology</w:t>
       </w:r>
     </w:p>
@@ -941,7 +963,6 @@
         <w:pStyle w:val="Heading3"/>
       </w:pPr>
       <w:r>
-        <w:lastRenderedPageBreak/>
         <w:t>Air Quality Data</w:t>
       </w:r>
       <w:r>

--- a/GeoBikeLLM Paper.docx
+++ b/GeoBikeLLM Paper.docx
@@ -431,24 +431,52 @@
         <w:rPr>
           <w:lang w:val="en-US"/>
         </w:rPr>
-        <w:t xml:space="preserve">Recent advancements in GeoAI and LLM research have enabled natural language interfaces for querying and interpreting geospatial data. Studies have explored both LLM-augmented spatial querying and multimodal systems integrating maps, satellite imagery, and text for environmental reasoning. This section reviews existing approaches and highlights the gap </w:t>
-      </w:r>
+        <w:t xml:space="preserve">Recent advancements in </w:t>
+      </w:r>
+      <w:proofErr w:type="spellStart"/>
       <w:r>
         <w:rPr>
           <w:lang w:val="en-US"/>
         </w:rPr>
+        <w:t>GeoAI</w:t>
+      </w:r>
+      <w:proofErr w:type="spellEnd"/>
+      <w:r>
+        <w:rPr>
+          <w:lang w:val="en-US"/>
+        </w:rPr>
+        <w:t xml:space="preserve"> and LLM research have enabled natural language interfaces for querying and interpreting geospatial data. Studies have explored both LLM-augmented spatial querying and multimodal systems integrating maps, satellite imagery, and text for environmental reasoning. This section reviews existing approaches and highlights the gap </w:t>
+      </w:r>
+      <w:r>
+        <w:rPr>
+          <w:lang w:val="en-US"/>
+        </w:rPr>
         <w:t xml:space="preserve">that </w:t>
       </w:r>
       <w:r>
         <w:rPr>
           <w:lang w:val="en-US"/>
         </w:rPr>
-        <w:t>our proposed GeoBikeLLM system aims to fill.</w:t>
-      </w:r>
+        <w:t xml:space="preserve">our proposed </w:t>
+      </w:r>
+      <w:proofErr w:type="spellStart"/>
       <w:r>
         <w:rPr>
           <w:lang w:val="en-US"/>
         </w:rPr>
+        <w:t>GeoBikeLLM</w:t>
+      </w:r>
+      <w:proofErr w:type="spellEnd"/>
+      <w:r>
+        <w:rPr>
+          <w:lang w:val="en-US"/>
+        </w:rPr>
+        <w:t xml:space="preserve"> system aims to fill.</w:t>
+      </w:r>
+      <w:r>
+        <w:rPr>
+          <w:lang w:val="en-US"/>
+        </w:rPr>
         <w:t xml:space="preserve"> </w:t>
       </w:r>
     </w:p>
@@ -471,7 +499,119 @@
         <w:rPr>
           <w:lang w:val="en-AE"/>
         </w:rPr>
-        <w:t>Recent research has focused on enhancing geospatial data accessibility through natural language interfaces powered by large language models (LLMs). Systems like ChatGeoAI by Mansourian and Oucheikh [1] and the SQL-generation framework by Jiang and Yang [2] enable users to perform GIS tasks or query spatial databases using natural language. ChatGeoAI employs LLaMA-2 to convert queries into executable PyQGIS scripts, while Jiang and Yang use ChatGPT to generate PostGIS-compatible SQL. Text-to-OverpassQL by Staniek et al. [3] further advances this by translating natural language into OverpassQL queries for OpenStreetMap, democratizing access to structured geodata.</w:t>
+        <w:t xml:space="preserve">Recent research has focused on enhancing geospatial data accessibility through natural language interfaces powered by large language models (LLMs). Systems like </w:t>
+      </w:r>
+      <w:proofErr w:type="spellStart"/>
+      <w:r>
+        <w:rPr>
+          <w:lang w:val="en-AE"/>
+        </w:rPr>
+        <w:t>ChatGeoAI</w:t>
+      </w:r>
+      <w:proofErr w:type="spellEnd"/>
+      <w:r>
+        <w:rPr>
+          <w:lang w:val="en-AE"/>
+        </w:rPr>
+        <w:t xml:space="preserve"> by Mansourian and </w:t>
+      </w:r>
+      <w:proofErr w:type="spellStart"/>
+      <w:r>
+        <w:rPr>
+          <w:lang w:val="en-AE"/>
+        </w:rPr>
+        <w:t>Oucheikh</w:t>
+      </w:r>
+      <w:proofErr w:type="spellEnd"/>
+      <w:r>
+        <w:rPr>
+          <w:lang w:val="en-AE"/>
+        </w:rPr>
+        <w:t xml:space="preserve"> [1] and the SQL-generation framework by Jiang and Yang [2] enable users to perform GIS tasks or query spatial databases using natural language. </w:t>
+      </w:r>
+      <w:proofErr w:type="spellStart"/>
+      <w:r>
+        <w:rPr>
+          <w:lang w:val="en-AE"/>
+        </w:rPr>
+        <w:t>ChatGeoAI</w:t>
+      </w:r>
+      <w:proofErr w:type="spellEnd"/>
+      <w:r>
+        <w:rPr>
+          <w:lang w:val="en-AE"/>
+        </w:rPr>
+        <w:t xml:space="preserve"> employs LLaMA-2 to convert queries into executable </w:t>
+      </w:r>
+      <w:proofErr w:type="spellStart"/>
+      <w:r>
+        <w:rPr>
+          <w:lang w:val="en-AE"/>
+        </w:rPr>
+        <w:t>PyQGIS</w:t>
+      </w:r>
+      <w:proofErr w:type="spellEnd"/>
+      <w:r>
+        <w:rPr>
+          <w:lang w:val="en-AE"/>
+        </w:rPr>
+        <w:t xml:space="preserve"> scripts, while Jiang and Yang use ChatGPT to generate </w:t>
+      </w:r>
+      <w:proofErr w:type="spellStart"/>
+      <w:r>
+        <w:rPr>
+          <w:lang w:val="en-AE"/>
+        </w:rPr>
+        <w:t>PostGIS</w:t>
+      </w:r>
+      <w:proofErr w:type="spellEnd"/>
+      <w:r>
+        <w:rPr>
+          <w:lang w:val="en-AE"/>
+        </w:rPr>
+        <w:t>-compatible SQL. Text-to-</w:t>
+      </w:r>
+      <w:proofErr w:type="spellStart"/>
+      <w:r>
+        <w:rPr>
+          <w:lang w:val="en-AE"/>
+        </w:rPr>
+        <w:t>OverpassQL</w:t>
+      </w:r>
+      <w:proofErr w:type="spellEnd"/>
+      <w:r>
+        <w:rPr>
+          <w:lang w:val="en-AE"/>
+        </w:rPr>
+        <w:t xml:space="preserve"> by </w:t>
+      </w:r>
+      <w:proofErr w:type="spellStart"/>
+      <w:r>
+        <w:rPr>
+          <w:lang w:val="en-AE"/>
+        </w:rPr>
+        <w:t>Staniek</w:t>
+      </w:r>
+      <w:proofErr w:type="spellEnd"/>
+      <w:r>
+        <w:rPr>
+          <w:lang w:val="en-AE"/>
+        </w:rPr>
+        <w:t xml:space="preserve"> et al. [3] further advances this by translating natural language into </w:t>
+      </w:r>
+      <w:proofErr w:type="spellStart"/>
+      <w:r>
+        <w:rPr>
+          <w:lang w:val="en-AE"/>
+        </w:rPr>
+        <w:t>OverpassQL</w:t>
+      </w:r>
+      <w:proofErr w:type="spellEnd"/>
+      <w:r>
+        <w:rPr>
+          <w:lang w:val="en-AE"/>
+        </w:rPr>
+        <w:t xml:space="preserve"> queries for OpenStreetMap, democratizing access to structured geodata.</w:t>
       </w:r>
     </w:p>
     <w:p>
@@ -492,7 +632,49 @@
         <w:rPr>
           <w:lang w:val="en-AE"/>
         </w:rPr>
-        <w:t>Other studies investigate how LLMs can interpret or extract geographic knowledge. GeoQAMap by Feng et al. [4] utilizes GPT-3.5 and Wikidata to answer geographic questions and visualize answers on maps. GeoAgent by Huang et al. [5] focuses on address standardization using ChatGLM-6B, showing how LLMs can resolve ambiguous and incomplete geospatial texts. Meanwhile, Bhandari et al. [6] evaluate whether large language models are geospatially knowledgeable, revealing that while some geospatial knowledge exists in pretrained models, it is often imprecise.</w:t>
+        <w:t xml:space="preserve">Other studies investigate how LLMs can interpret or extract geographic knowledge. </w:t>
+      </w:r>
+      <w:proofErr w:type="spellStart"/>
+      <w:r>
+        <w:rPr>
+          <w:lang w:val="en-AE"/>
+        </w:rPr>
+        <w:t>GeoQAMap</w:t>
+      </w:r>
+      <w:proofErr w:type="spellEnd"/>
+      <w:r>
+        <w:rPr>
+          <w:lang w:val="en-AE"/>
+        </w:rPr>
+        <w:t xml:space="preserve"> by Feng et al. [4] utilizes GPT-3.5 and </w:t>
+      </w:r>
+      <w:proofErr w:type="spellStart"/>
+      <w:r>
+        <w:rPr>
+          <w:lang w:val="en-AE"/>
+        </w:rPr>
+        <w:t>Wikidata</w:t>
+      </w:r>
+      <w:proofErr w:type="spellEnd"/>
+      <w:r>
+        <w:rPr>
+          <w:lang w:val="en-AE"/>
+        </w:rPr>
+        <w:t xml:space="preserve"> to answer geographic questions and visualize answers on maps. </w:t>
+      </w:r>
+      <w:proofErr w:type="spellStart"/>
+      <w:r>
+        <w:rPr>
+          <w:lang w:val="en-AE"/>
+        </w:rPr>
+        <w:t>GeoAgent</w:t>
+      </w:r>
+      <w:proofErr w:type="spellEnd"/>
+      <w:r>
+        <w:rPr>
+          <w:lang w:val="en-AE"/>
+        </w:rPr>
+        <w:t xml:space="preserve"> by Huang et al. [5] focuses on address standardization using ChatGLM-6B, showing how LLMs can resolve ambiguous and incomplete geospatial texts. Meanwhile, Bhandari et al. [6] evaluate whether large language models are geospatially knowledgeable, revealing that while some geospatial knowledge exists in pretrained models, it is often imprecise.</w:t>
       </w:r>
     </w:p>
     <w:p>
@@ -506,7 +688,35 @@
         <w:rPr>
           <w:lang w:val="en-AE"/>
         </w:rPr>
-        <w:t>To overcome these limitations, domain-adapted models have emerged. BB-GeoGPT by Zhang et al. [7] is a fine-tuned LLaMA-2 model trained on GIS texts and Q&amp;A pairs, outperforming general LLMs in spatial queries. Similarly, GeoLLM by Shah et al. [8] boosts geospatial prediction accuracy by embedding map-based contextual data into prompts. These efforts establish the foundation for natural language interaction with spatial systems but stop short of performing complex geospatial planning or optimization.</w:t>
+        <w:t>To overcome these limitations, domain-adapted models have emerged. BB-</w:t>
+      </w:r>
+      <w:proofErr w:type="spellStart"/>
+      <w:r>
+        <w:rPr>
+          <w:lang w:val="en-AE"/>
+        </w:rPr>
+        <w:t>GeoGPT</w:t>
+      </w:r>
+      <w:proofErr w:type="spellEnd"/>
+      <w:r>
+        <w:rPr>
+          <w:lang w:val="en-AE"/>
+        </w:rPr>
+        <w:t xml:space="preserve"> by Zhang et al. [7] is a fine-tuned LLaMA-2 model trained on GIS texts and Q&amp;A pairs, outperforming general LLMs in spatial queries. Similarly, </w:t>
+      </w:r>
+      <w:proofErr w:type="spellStart"/>
+      <w:r>
+        <w:rPr>
+          <w:lang w:val="en-AE"/>
+        </w:rPr>
+        <w:t>GeoLLM</w:t>
+      </w:r>
+      <w:proofErr w:type="spellEnd"/>
+      <w:r>
+        <w:rPr>
+          <w:lang w:val="en-AE"/>
+        </w:rPr>
+        <w:t xml:space="preserve"> by Shah et al. [8] boosts geospatial prediction accuracy by embedding map-based contextual data into prompts. These efforts establish the foundation for natural language interaction with spatial systems but stop short of performing complex geospatial planning or optimization.</w:t>
       </w:r>
     </w:p>
     <w:p>
@@ -539,7 +749,49 @@
         <w:rPr>
           <w:lang w:val="en-AE"/>
         </w:rPr>
-        <w:t>Advancements in GeoAI have expanded to multimodal systems integrating LLMs with visual and structured geospatial data. OmniGeo by Yuan et al. [9] exemplifies this trend by combining satellite imagery, map layers, and text data, enabling LLMs to perform diverse tasks such as land use classification and environmental forecasting. Geode by Wu et al. [10] and GTChain by Zhang et al. [11] extend LLMs into autonomous agents, coordinating APIs, GIS tools, and real-time databases to solve spatial tasks.</w:t>
+        <w:t xml:space="preserve">Advancements in </w:t>
+      </w:r>
+      <w:proofErr w:type="spellStart"/>
+      <w:r>
+        <w:rPr>
+          <w:lang w:val="en-AE"/>
+        </w:rPr>
+        <w:t>GeoAI</w:t>
+      </w:r>
+      <w:proofErr w:type="spellEnd"/>
+      <w:r>
+        <w:rPr>
+          <w:lang w:val="en-AE"/>
+        </w:rPr>
+        <w:t xml:space="preserve"> have expanded to multimodal systems integrating LLMs with visual and structured geospatial data. </w:t>
+      </w:r>
+      <w:proofErr w:type="spellStart"/>
+      <w:r>
+        <w:rPr>
+          <w:lang w:val="en-AE"/>
+        </w:rPr>
+        <w:t>OmniGeo</w:t>
+      </w:r>
+      <w:proofErr w:type="spellEnd"/>
+      <w:r>
+        <w:rPr>
+          <w:lang w:val="en-AE"/>
+        </w:rPr>
+        <w:t xml:space="preserve"> by Yuan et al. [9] exemplifies this trend by combining satellite imagery, map layers, and text data, enabling LLMs to perform diverse tasks such as land use classification and environmental forecasting. Geode by Wu et al. [10] and </w:t>
+      </w:r>
+      <w:proofErr w:type="spellStart"/>
+      <w:r>
+        <w:rPr>
+          <w:lang w:val="en-AE"/>
+        </w:rPr>
+        <w:t>GTChain</w:t>
+      </w:r>
+      <w:proofErr w:type="spellEnd"/>
+      <w:r>
+        <w:rPr>
+          <w:lang w:val="en-AE"/>
+        </w:rPr>
+        <w:t xml:space="preserve"> by Zhang et al. [11] extend LLMs into autonomous agents, coordinating APIs, GIS tools, and real-time databases to solve spatial tasks.</w:t>
       </w:r>
     </w:p>
     <w:p>
@@ -560,7 +812,21 @@
         <w:rPr>
           <w:lang w:val="en-AE"/>
         </w:rPr>
-        <w:t>These systems demonstrate the potential of LLMs in spatial reasoning, data retrieval, and geospatial tool orchestration. Geode performs zero-shot geospatial Q&amp;A with explicit reasoning and live data, while GTChain trains LLMs to generate tool-use chains for complex tasks in simulated GIS environments. The autonomous GIS agent by Ning et al. [12] also showcases how LLMs can be used to dynamically retrieve data across diverse spatial datasets, enhancing spatial decision-making workflows.</w:t>
+        <w:t xml:space="preserve">These systems demonstrate the potential of LLMs in spatial reasoning, data retrieval, and geospatial tool orchestration. Geode performs zero-shot geospatial Q&amp;A with explicit reasoning and live data, while </w:t>
+      </w:r>
+      <w:proofErr w:type="spellStart"/>
+      <w:r>
+        <w:rPr>
+          <w:lang w:val="en-AE"/>
+        </w:rPr>
+        <w:t>GTChain</w:t>
+      </w:r>
+      <w:proofErr w:type="spellEnd"/>
+      <w:r>
+        <w:rPr>
+          <w:lang w:val="en-AE"/>
+        </w:rPr>
+        <w:t xml:space="preserve"> trains LLMs to generate tool-use chains for complex tasks in simulated GIS environments. The autonomous GIS agent by Ning et al. [12] also showcases how LLMs can be used to dynamically retrieve data across diverse spatial datasets, enhancing spatial decision-making workflows.</w:t>
       </w:r>
     </w:p>
     <w:p>
@@ -574,7 +840,21 @@
         <w:rPr>
           <w:lang w:val="en-AE"/>
         </w:rPr>
-        <w:t>Despite these advancements, existing solutions lack targeted support for personalized route planning or environmental criteria integration. None of the reviewed systems directly tackle bicycle routing that adapts to vegetation or pollution levels. Our proposed GeoBikeLLM addresses this gap by combining LLMs with geospatial intelligence to deliver environment-aware, health-optimized bike route planning</w:t>
+        <w:t xml:space="preserve">Despite these advancements, existing solutions lack targeted support for personalized route planning or environmental criteria integration. None of the reviewed systems directly tackle bicycle routing that adapts to vegetation or pollution levels. Our proposed </w:t>
+      </w:r>
+      <w:proofErr w:type="spellStart"/>
+      <w:r>
+        <w:rPr>
+          <w:lang w:val="en-AE"/>
+        </w:rPr>
+        <w:t>GeoBikeLLM</w:t>
+      </w:r>
+      <w:proofErr w:type="spellEnd"/>
+      <w:r>
+        <w:rPr>
+          <w:lang w:val="en-AE"/>
+        </w:rPr>
+        <w:t xml:space="preserve"> addresses this gap by combining LLMs with geospatial intelligence to deliver environment-aware, health-optimized bike route planning</w:t>
       </w:r>
       <w:r>
         <w:rPr>
@@ -593,11 +873,67 @@
     <w:p>
       <w:pPr>
         <w:pStyle w:val="Heading1"/>
-      </w:pPr>
+        <w:rPr>
+          <w:rtl/>
+        </w:rPr>
+      </w:pPr>
+      <w:r>
+        <w:lastRenderedPageBreak/>
+        <w:drawing>
+          <wp:anchor distT="0" distB="0" distL="114300" distR="114300" simplePos="0" relativeHeight="251668480" behindDoc="0" locked="0" layoutInCell="1" allowOverlap="1" wp14:anchorId="50D7DC7B" wp14:editId="066C6212">
+            <wp:simplePos x="0" y="0"/>
+            <wp:positionH relativeFrom="margin">
+              <wp:align>left</wp:align>
+            </wp:positionH>
+            <wp:positionV relativeFrom="paragraph">
+              <wp:posOffset>278765</wp:posOffset>
+            </wp:positionV>
+            <wp:extent cx="3089910" cy="2814320"/>
+            <wp:effectExtent l="0" t="0" r="0" b="5080"/>
+            <wp:wrapTopAndBottom/>
+            <wp:docPr id="448142563" name="Picture 2" descr="A screenshot of a computer&#10;&#10;AI-generated content may be incorrect."/>
+            <wp:cNvGraphicFramePr>
+              <a:graphicFrameLocks xmlns:a="http://purl.oclc.org/ooxml/drawingml/main" noChangeAspect="1"/>
+            </wp:cNvGraphicFramePr>
+            <a:graphic xmlns:a="http://purl.oclc.org/ooxml/drawingml/main">
+              <a:graphicData uri="http://purl.oclc.org/ooxml/drawingml/picture">
+                <pic:pic xmlns:pic="http://purl.oclc.org/ooxml/drawingml/picture">
+                  <pic:nvPicPr>
+                    <pic:cNvPr id="448142563" name="Picture 2" descr="A screenshot of a computer&#10;&#10;AI-generated content may be incorrect."/>
+                    <pic:cNvPicPr/>
+                  </pic:nvPicPr>
+                  <pic:blipFill>
+                    <a:blip r:embed="rId8">
+                      <a:extLst>
+                        <a:ext uri="{28A0092B-C50C-407E-A947-70E740481C1C}">
+                          <a14:useLocalDpi xmlns:a14="http://schemas.microsoft.com/office/drawing/2010/main" val="0"/>
+                        </a:ext>
+                      </a:extLst>
+                    </a:blip>
+                    <a:stretch>
+                      <a:fillRect/>
+                    </a:stretch>
+                  </pic:blipFill>
+                  <pic:spPr>
+                    <a:xfrm>
+                      <a:off x="0" y="0"/>
+                      <a:ext cx="3089910" cy="2814320"/>
+                    </a:xfrm>
+                    <a:prstGeom prst="rect">
+                      <a:avLst/>
+                    </a:prstGeom>
+                  </pic:spPr>
+                </pic:pic>
+              </a:graphicData>
+            </a:graphic>
+          </wp:anchor>
+        </w:drawing>
+      </w:r>
       <w:r>
         <w:t>Methodology</w:t>
       </w:r>
     </w:p>
+    <w:p/>
     <w:p>
       <w:pPr>
         <w:pStyle w:val="Heading2"/>
@@ -642,7 +978,6 @@
         <w:pStyle w:val="Heading3"/>
       </w:pPr>
       <w:r>
-        <w:lastRenderedPageBreak/>
         <w:t>NDVI Dataset</w:t>
       </w:r>
       <w:r>
@@ -732,7 +1067,10 @@
         <w:jc w:val="start"/>
       </w:pPr>
       <w:r>
-        <w:t>To better understand the spatial distribution of air pollution and vegetation in Chicago, we performed exploratory visualizations using Folium and Python libraries. PM2.5 sensor data was plotted to identify high-pollution zones, while NDVI values were visualized to detect greener regions.</w:t>
+        <w:t>To better understand the spatial distribution of air pollution and vegetation in Chicago, we performed exploratory visualizations using Folium and Python libraries. PM2.5 sensor data was plotted to identify high-</w:t>
+      </w:r>
+      <w:r>
+        <w:t>pollution zones, while NDVI values were visualized to detect greener regions.</w:t>
       </w:r>
     </w:p>
     <w:p>
@@ -799,7 +1137,21 @@
         <w:rPr>
           <w:lang w:val="en-AE" w:bidi="ar-AE"/>
         </w:rPr>
-        <w:t>The heatmap was created by aggregating data from 19 CSV files hosted on GitHub, each containing latitude, longitude, and PM2.5 values for different parts of the city. After cleaning and normalizing the data using Min-Max scaling, each point was plotted using Folium’s HeatMap plugin. The visualization reveals several hotspots of elevated pollution, particularly along dense urban corridors and industrial zones.</w:t>
+        <w:t xml:space="preserve">The heatmap was created by aggregating data from 19 CSV files hosted on GitHub, each containing latitude, longitude, and PM2.5 values for different parts of the city. After cleaning and normalizing the data using Min-Max scaling, each point was plotted using Folium’s </w:t>
+      </w:r>
+      <w:proofErr w:type="spellStart"/>
+      <w:r>
+        <w:rPr>
+          <w:lang w:val="en-AE" w:bidi="ar-AE"/>
+        </w:rPr>
+        <w:t>HeatMap</w:t>
+      </w:r>
+      <w:proofErr w:type="spellEnd"/>
+      <w:r>
+        <w:rPr>
+          <w:lang w:val="en-AE" w:bidi="ar-AE"/>
+        </w:rPr>
+        <w:t xml:space="preserve"> plugin. The visualization reveals several hotspots of elevated pollution, particularly along dense urban corridors and industrial zones.</w:t>
       </w:r>
     </w:p>
     <w:p>
@@ -861,7 +1213,7 @@
                     <pic:cNvPicPr/>
                   </pic:nvPicPr>
                   <pic:blipFill>
-                    <a:blip r:embed="rId8" cstate="print">
+                    <a:blip r:embed="rId9" cstate="print">
                       <a:extLst>
                         <a:ext uri="{28A0092B-C50C-407E-A947-70E740481C1C}">
                           <a14:useLocalDpi xmlns:a14="http://schemas.microsoft.com/office/drawing/2010/main" val="0"/>
@@ -1039,7 +1391,14 @@
         <w:rPr>
           <w:lang w:val="en-US"/>
         </w:rPr>
-        <w:t>To determine optimal bike paths, the system connects the user-specified origin and destination to the nearest nodes in the network via virtual edges. Then, using Yen’s algorithm, the top-k shortest paths are extracted based on the computed cost. A penalty is applied to reused edges across iterations to encourage route diversity. For each path, average PM2.5 and NDVI values are computed, and the route with the lowest pollution and highest greenery score is selected as the recommended path. This environmentally informed selection approach balances travel distance with health and ecological considerations, enabling context-aware route planning.</w:t>
+        <w:t xml:space="preserve">To determine optimal bike paths, the system connects the user-specified origin and destination to the nearest nodes in the network via virtual edges. Then, using Yen’s algorithm, the top-k shortest paths are extracted based on the computed cost. A penalty is applied to reused edges across iterations to encourage route diversity. For each path, average PM2.5 and NDVI values are computed, and the route with the lowest pollution and highest greenery score is selected as the recommended path. This environmentally informed selection </w:t>
+      </w:r>
+      <w:r>
+        <w:rPr>
+          <w:lang w:val="en-US"/>
+        </w:rPr>
+        <w:lastRenderedPageBreak/>
+        <w:t>approach balances travel distance with health and ecological considerations, enabling context-aware route planning.</w:t>
       </w:r>
     </w:p>
     <w:p>
@@ -1085,7 +1444,7 @@
                     <pic:cNvPicPr/>
                   </pic:nvPicPr>
                   <pic:blipFill>
-                    <a:blip r:embed="rId9" cstate="print">
+                    <a:blip r:embed="rId10" cstate="print">
                       <a:extLst>
                         <a:ext uri="{28A0092B-C50C-407E-A947-70E740481C1C}">
                           <a14:useLocalDpi xmlns:a14="http://schemas.microsoft.com/office/drawing/2010/main" val="0"/>
@@ -1145,7 +1504,7 @@
                     <pic:cNvPicPr/>
                   </pic:nvPicPr>
                   <pic:blipFill>
-                    <a:blip r:embed="rId9">
+                    <a:blip r:embed="rId10">
                       <a:extLst>
                         <a:ext uri="{28A0092B-C50C-407E-A947-70E740481C1C}">
                           <a14:useLocalDpi xmlns:a14="http://schemas.microsoft.com/office/drawing/2010/main" val="0"/>
@@ -1181,7 +1540,21 @@
         <w:rPr>
           <w:lang w:val="en-US"/>
         </w:rPr>
-        <w:t xml:space="preserve">In the proposed routing system, two LLMs are integrated using the Groq API to enhance the </w:t>
+        <w:t xml:space="preserve">In the proposed routing system, two LLMs are integrated using the </w:t>
+      </w:r>
+      <w:proofErr w:type="spellStart"/>
+      <w:r>
+        <w:rPr>
+          <w:lang w:val="en-US"/>
+        </w:rPr>
+        <w:t>Groq</w:t>
+      </w:r>
+      <w:proofErr w:type="spellEnd"/>
+      <w:r>
+        <w:rPr>
+          <w:lang w:val="en-US"/>
+        </w:rPr>
+        <w:t xml:space="preserve"> API to enhance the </w:t>
       </w:r>
       <w:r>
         <w:rPr>
@@ -1275,7 +1648,6 @@
         </w:rPr>
       </w:pPr>
       <w:r>
-        <w:lastRenderedPageBreak/>
         <w:t xml:space="preserve">LLaMA 3.3 70B Versatile for Explanation Generation: </w:t>
       </w:r>
       <w:r>
@@ -1411,7 +1783,21 @@
         <w:rPr>
           <w:lang w:val="en-AE"/>
         </w:rPr>
-        <w:t xml:space="preserve">The GeoBikeLLM system enables natural language-based bike route planning within Chicago, Illinois, by integrating environmental and spatial data to recommend optimized cycling paths. Users interact with the system by entering a prompt such as </w:t>
+        <w:t xml:space="preserve">The </w:t>
+      </w:r>
+      <w:proofErr w:type="spellStart"/>
+      <w:r>
+        <w:rPr>
+          <w:lang w:val="en-AE"/>
+        </w:rPr>
+        <w:t>GeoBikeLLM</w:t>
+      </w:r>
+      <w:proofErr w:type="spellEnd"/>
+      <w:r>
+        <w:rPr>
+          <w:lang w:val="en-AE"/>
+        </w:rPr>
+        <w:t xml:space="preserve"> system enables natural language-based bike route planning within Chicago, Illinois, by integrating environmental and spatial data to recommend optimized cycling paths. Users interact with the system by entering a prompt such as </w:t>
       </w:r>
       <w:r>
         <w:rPr>
@@ -1433,12 +1819,21 @@
         </w:rPr>
         <w:t xml:space="preserve"> </w:t>
       </w:r>
+      <w:proofErr w:type="spellStart"/>
       <w:r>
         <w:rPr>
           <w:color w:val="FF0000"/>
           <w:lang w:val="en-AE"/>
         </w:rPr>
-        <w:t xml:space="preserve">num (caption: System prompt provided to the LLM for extracting origin and destination.), </w:t>
+        <w:t>num</w:t>
+      </w:r>
+      <w:proofErr w:type="spellEnd"/>
+      <w:r>
+        <w:rPr>
+          <w:color w:val="FF0000"/>
+          <w:lang w:val="en-AE"/>
+        </w:rPr>
+        <w:t xml:space="preserve"> (caption: System prompt provided to the LLM for extracting origin and destination.), </w:t>
       </w:r>
       <w:r>
         <w:rPr>
@@ -1483,7 +1878,7 @@
                     <pic:cNvPicPr/>
                   </pic:nvPicPr>
                   <pic:blipFill>
-                    <a:blip r:embed="rId10">
+                    <a:blip r:embed="rId11">
                       <a:extLst>
                         <a:ext uri="{28A0092B-C50C-407E-A947-70E740481C1C}">
                           <a14:useLocalDpi xmlns:a14="http://schemas.microsoft.com/office/drawing/2010/main" val="0"/>
@@ -1549,7 +1944,28 @@
         <w:rPr>
           <w:lang w:val="en-AE"/>
         </w:rPr>
-        <w:t>. These sliders eliminate the need to express routing preferences within the prompt itself. The air quality slider (α) penalizes routes with higher PM2.5 levels, while the greenness slider (β) favors paths with higher Normalized Difference Vegetation Index (NDVI) values.</w:t>
+        <w:t xml:space="preserve">. These sliders eliminate the need to express routing preferences within the prompt itself. The air quality slider (α) penalizes routes with higher PM2.5 levels, while the </w:t>
+      </w:r>
+      <w:r>
+        <w:rPr>
+          <w:lang w:val="en-AE"/>
+        </w:rPr>
+        <w:lastRenderedPageBreak/>
+        <w:t xml:space="preserve">greenness slider (β) </w:t>
+      </w:r>
+      <w:proofErr w:type="spellStart"/>
+      <w:r>
+        <w:rPr>
+          <w:lang w:val="en-AE"/>
+        </w:rPr>
+        <w:t>favors</w:t>
+      </w:r>
+      <w:proofErr w:type="spellEnd"/>
+      <w:r>
+        <w:rPr>
+          <w:lang w:val="en-AE"/>
+        </w:rPr>
+        <w:t xml:space="preserve"> paths with higher Normalized Difference Vegetation Index (NDVI) values.</w:t>
       </w:r>
     </w:p>
     <w:p>
@@ -1664,7 +2080,7 @@
                     <pic:cNvPicPr/>
                   </pic:nvPicPr>
                   <pic:blipFill>
-                    <a:blip r:embed="rId11"/>
+                    <a:blip r:embed="rId12"/>
                     <a:stretch>
                       <a:fillRect/>
                     </a:stretch>
@@ -1690,7 +2106,6 @@
         <w:rPr>
           <w:noProof/>
         </w:rPr>
-        <w:lastRenderedPageBreak/>
         <w:drawing>
           <wp:inline distT="0" distB="0" distL="0" distR="0" wp14:anchorId="7211510B" wp14:editId="64D385E7">
             <wp:extent cx="3089910" cy="2348414"/>
@@ -1707,7 +2122,7 @@
                     <pic:cNvPicPr/>
                   </pic:nvPicPr>
                   <pic:blipFill>
-                    <a:blip r:embed="rId12"/>
+                    <a:blip r:embed="rId13"/>
                     <a:stretch>
                       <a:fillRect/>
                     </a:stretch>
@@ -1754,7 +2169,13 @@
         <w:rPr>
           <w:i w:val="0"/>
         </w:rPr>
-        <w:t>To assess the performance of the LLaMA 3.1 8B Instant model in query interpretation, we evaluated its ability to extract structured information from 35 user prompts. These prompts were designed to reflect diverse natural language variations, including typos, spacing issues, and informal phrasing.</w:t>
+        <w:t xml:space="preserve">To assess the performance of the LLaMA 3.1 8B Instant model in query interpretation, we evaluated its ability to extract </w:t>
+      </w:r>
+      <w:r>
+        <w:rPr>
+          <w:i w:val="0"/>
+        </w:rPr>
+        <w:t>structured information from 35 user prompts. These prompts were designed to reflect diverse natural language variations, including typos, spacing issues, and informal phrasing.</w:t>
       </w:r>
       <w:r>
         <w:rPr>
@@ -1859,13 +2280,7 @@
         <w:rPr>
           <w:i w:val="0"/>
         </w:rPr>
-        <w:t xml:space="preserve">cross various prompt inputs and slider configurations, the generated explanations accurately reflected the impact of the air quality penalty (α) and greenness reward (β) on the chosen route. For example, when </w:t>
-      </w:r>
-      <w:r>
-        <w:rPr>
-          <w:i w:val="0"/>
-        </w:rPr>
-        <w:t>higher greenness weights were applied, the model emphasized scenic, vegetation-rich paths. In contrast, when air quality was prioritized, the output referenced routes with cleaner air.</w:t>
+        <w:t>cross various prompt inputs and slider configurations, the generated explanations accurately reflected the impact of the air quality penalty (α) and greenness reward (β) on the chosen route. For example, when higher greenness weights were applied, the model emphasized scenic, vegetation-rich paths. In contrast, when air quality was prioritized, the output referenced routes with cleaner air.</w:t>
       </w:r>
       <w:r>
         <w:rPr>
@@ -2217,6 +2632,7 @@
         <w:rPr>
           <w:lang w:val="fr-FR"/>
         </w:rPr>
+        <w:lastRenderedPageBreak/>
         <w:t xml:space="preserve">Zhang, Z., et al. (2025b). </w:t>
       </w:r>
       <w:r>

--- a/GeoBikeLLM Paper.docx
+++ b/GeoBikeLLM Paper.docx
@@ -342,98 +342,47 @@
       <w:r>
         <w:t>—</w:t>
       </w:r>
+    </w:p>
+    <w:p>
+      <w:pPr>
+        <w:pStyle w:val="Keywords"/>
+      </w:pPr>
+      <w:r>
+        <w:t>Keywords—</w:t>
+      </w:r>
+      <w:proofErr w:type="gramStart"/>
+      <w:r>
+        <w:t xml:space="preserve">Geospatial </w:t>
+      </w:r>
+      <w:r>
+        <w:t>,</w:t>
+      </w:r>
+      <w:proofErr w:type="gramEnd"/>
       <w:r>
         <w:t xml:space="preserve"> </w:t>
       </w:r>
-      <w:r>
-        <w:t xml:space="preserve">Bike riding is widely embraced as a healthy, eco-friendly mode of transportation; thus, routes with cleaner air and greener surroundings are often preferred by cyclists seeking both physical well-being and enjoyable travel experiences. </w:t>
-      </w:r>
-      <w:r>
-        <w:t>However,</w:t>
-      </w:r>
+      <w:proofErr w:type="gramStart"/>
+      <w:r>
+        <w:t xml:space="preserve">LLM </w:t>
+      </w:r>
+      <w:r>
+        <w:t>,</w:t>
+      </w:r>
+      <w:proofErr w:type="gramEnd"/>
       <w:r>
         <w:t xml:space="preserve"> </w:t>
       </w:r>
       <w:r>
-        <w:t>existing navigation systems fail to account for environmental conditions such as air pollution</w:t>
-      </w:r>
-      <w:r>
-        <w:t xml:space="preserve"> </w:t>
-      </w:r>
-      <w:r>
-        <w:t>or vegetation density</w:t>
-      </w:r>
-      <w:r>
-        <w:t xml:space="preserve">. </w:t>
-      </w:r>
-      <w:r>
-        <w:t xml:space="preserve">To address this, we introduce </w:t>
-      </w:r>
-      <w:proofErr w:type="spellStart"/>
-      <w:r>
-        <w:rPr>
-          <w:i/>
-          <w:iCs/>
-        </w:rPr>
-        <w:t>GeoBikeLLM</w:t>
-      </w:r>
-      <w:proofErr w:type="spellEnd"/>
-      <w:r>
-        <w:t>, a system that leverages Large Language Models (LLMs) for environment-aware bike route planning.</w:t>
-      </w:r>
-      <w:r>
-        <w:t xml:space="preserve"> </w:t>
-      </w:r>
-      <w:r>
-        <w:t>Focused on Chicago, Illinois, USA, the system enables users to enter natural language prompts</w:t>
-      </w:r>
-      <w:r>
-        <w:t xml:space="preserve"> </w:t>
-      </w:r>
-      <w:r>
-        <w:t xml:space="preserve">and </w:t>
-      </w:r>
-      <w:r>
-        <w:t>their</w:t>
-      </w:r>
-      <w:r>
-        <w:t xml:space="preserve"> routing preferences such as shortest, healthiest (low PM2.5), or greenest (high NDVI)</w:t>
-      </w:r>
-      <w:r>
-        <w:t xml:space="preserve">. </w:t>
-      </w:r>
-    </w:p>
-    <w:p>
-      <w:pPr>
-        <w:pStyle w:val="Keywords"/>
-      </w:pPr>
-      <w:r>
-        <w:t>Keywords—</w:t>
-      </w:r>
-      <w:r>
-        <w:t xml:space="preserve">Geospatial </w:t>
+        <w:t xml:space="preserve">Air </w:t>
+      </w:r>
+      <w:proofErr w:type="gramStart"/>
+      <w:r>
+        <w:t xml:space="preserve">Quality </w:t>
       </w:r>
       <w:r>
         <w:t>,</w:t>
       </w:r>
-      <w:r>
-        <w:t xml:space="preserve"> </w:t>
-      </w:r>
-      <w:r>
-        <w:t xml:space="preserve">LLM </w:t>
-      </w:r>
-      <w:r>
-        <w:t>,</w:t>
-      </w:r>
-      <w:r>
-        <w:t xml:space="preserve"> </w:t>
-      </w:r>
-      <w:r>
-        <w:t xml:space="preserve">Air Quality </w:t>
-      </w:r>
-      <w:r>
-        <w:t>,</w:t>
-      </w:r>
+      <w:proofErr w:type="gramEnd"/>
       <w:r>
         <w:t xml:space="preserve"> </w:t>
       </w:r>
@@ -725,13 +674,7 @@
         <w:rPr>
           <w:lang w:val="en-AE"/>
         </w:rPr>
-        <w:t xml:space="preserve"> by Huang et al. [5] focuses on address standardization using ChatGLM-6B, showing how LLMs can resolve ambiguous and incomplete geospatial texts. Meanwhile, Bhandari et al. [6] evaluate whether large language models are geospatially </w:t>
-      </w:r>
-      <w:r>
-        <w:rPr>
-          <w:lang w:val="en-AE"/>
-        </w:rPr>
-        <w:t>knowledgeable, revealing that while some geospatial knowledge exists in pretrained models, it is often imprecise.</w:t>
+        <w:t xml:space="preserve"> by Huang et al. [5] focuses on address standardization using ChatGLM-6B, showing how LLMs can resolve ambiguous and incomplete geospatial texts. Meanwhile, Bhandari et al. [6] evaluate whether large language models are geospatially knowledgeable, revealing that while some geospatial knowledge exists in pretrained models, it is often imprecise.</w:t>
       </w:r>
     </w:p>
     <w:p>
@@ -930,12 +873,67 @@
     <w:p>
       <w:pPr>
         <w:pStyle w:val="Heading1"/>
+        <w:rPr>
+          <w:rtl/>
+        </w:rPr>
       </w:pPr>
       <w:r>
         <w:lastRenderedPageBreak/>
+        <w:drawing>
+          <wp:anchor distT="0" distB="0" distL="114300" distR="114300" simplePos="0" relativeHeight="251668480" behindDoc="0" locked="0" layoutInCell="1" allowOverlap="1" wp14:anchorId="50D7DC7B" wp14:editId="066C6212">
+            <wp:simplePos x="0" y="0"/>
+            <wp:positionH relativeFrom="margin">
+              <wp:align>left</wp:align>
+            </wp:positionH>
+            <wp:positionV relativeFrom="paragraph">
+              <wp:posOffset>278765</wp:posOffset>
+            </wp:positionV>
+            <wp:extent cx="3089910" cy="2814320"/>
+            <wp:effectExtent l="0" t="0" r="0" b="5080"/>
+            <wp:wrapTopAndBottom/>
+            <wp:docPr id="448142563" name="Picture 2" descr="A screenshot of a computer&#10;&#10;AI-generated content may be incorrect."/>
+            <wp:cNvGraphicFramePr>
+              <a:graphicFrameLocks xmlns:a="http://purl.oclc.org/ooxml/drawingml/main" noChangeAspect="1"/>
+            </wp:cNvGraphicFramePr>
+            <a:graphic xmlns:a="http://purl.oclc.org/ooxml/drawingml/main">
+              <a:graphicData uri="http://purl.oclc.org/ooxml/drawingml/picture">
+                <pic:pic xmlns:pic="http://purl.oclc.org/ooxml/drawingml/picture">
+                  <pic:nvPicPr>
+                    <pic:cNvPr id="448142563" name="Picture 2" descr="A screenshot of a computer&#10;&#10;AI-generated content may be incorrect."/>
+                    <pic:cNvPicPr/>
+                  </pic:nvPicPr>
+                  <pic:blipFill>
+                    <a:blip r:embed="rId8">
+                      <a:extLst>
+                        <a:ext uri="{28A0092B-C50C-407E-A947-70E740481C1C}">
+                          <a14:useLocalDpi xmlns:a14="http://schemas.microsoft.com/office/drawing/2010/main" val="0"/>
+                        </a:ext>
+                      </a:extLst>
+                    </a:blip>
+                    <a:stretch>
+                      <a:fillRect/>
+                    </a:stretch>
+                  </pic:blipFill>
+                  <pic:spPr>
+                    <a:xfrm>
+                      <a:off x="0" y="0"/>
+                      <a:ext cx="3089910" cy="2814320"/>
+                    </a:xfrm>
+                    <a:prstGeom prst="rect">
+                      <a:avLst/>
+                    </a:prstGeom>
+                  </pic:spPr>
+                </pic:pic>
+              </a:graphicData>
+            </a:graphic>
+          </wp:anchor>
+        </w:drawing>
+      </w:r>
+      <w:r>
         <w:t>Methodology</w:t>
       </w:r>
     </w:p>
+    <w:p/>
     <w:p>
       <w:pPr>
         <w:pStyle w:val="Heading2"/>
@@ -1069,7 +1067,10 @@
         <w:jc w:val="start"/>
       </w:pPr>
       <w:r>
-        <w:t>To better understand the spatial distribution of air pollution and vegetation in Chicago, we performed exploratory visualizations using Folium and Python libraries. PM2.5 sensor data was plotted to identify high-pollution zones, while NDVI values were visualized to detect greener regions.</w:t>
+        <w:t>To better understand the spatial distribution of air pollution and vegetation in Chicago, we performed exploratory visualizations using Folium and Python libraries. PM2.5 sensor data was plotted to identify high-</w:t>
+      </w:r>
+      <w:r>
+        <w:t>pollution zones, while NDVI values were visualized to detect greener regions.</w:t>
       </w:r>
     </w:p>
     <w:p>
@@ -1212,7 +1213,7 @@
                     <pic:cNvPicPr/>
                   </pic:nvPicPr>
                   <pic:blipFill>
-                    <a:blip r:embed="rId8" cstate="print">
+                    <a:blip r:embed="rId9" cstate="print">
                       <a:extLst>
                         <a:ext uri="{28A0092B-C50C-407E-A947-70E740481C1C}">
                           <a14:useLocalDpi xmlns:a14="http://schemas.microsoft.com/office/drawing/2010/main" val="0"/>
@@ -1390,7 +1391,14 @@
         <w:rPr>
           <w:lang w:val="en-US"/>
         </w:rPr>
-        <w:t>To determine optimal bike paths, the system connects the user-specified origin and destination to the nearest nodes in the network via virtual edges. Then, using Yen’s algorithm, the top-k shortest paths are extracted based on the computed cost. A penalty is applied to reused edges across iterations to encourage route diversity. For each path, average PM2.5 and NDVI values are computed, and the route with the lowest pollution and highest greenery score is selected as the recommended path. This environmentally informed selection approach balances travel distance with health and ecological considerations, enabling context-aware route planning.</w:t>
+        <w:t xml:space="preserve">To determine optimal bike paths, the system connects the user-specified origin and destination to the nearest nodes in the network via virtual edges. Then, using Yen’s algorithm, the top-k shortest paths are extracted based on the computed cost. A penalty is applied to reused edges across iterations to encourage route diversity. For each path, average PM2.5 and NDVI values are computed, and the route with the lowest pollution and highest greenery score is selected as the recommended path. This environmentally informed selection </w:t>
+      </w:r>
+      <w:r>
+        <w:rPr>
+          <w:lang w:val="en-US"/>
+        </w:rPr>
+        <w:lastRenderedPageBreak/>
+        <w:t>approach balances travel distance with health and ecological considerations, enabling context-aware route planning.</w:t>
       </w:r>
     </w:p>
     <w:p>
@@ -1413,7 +1421,7 @@
           <w:noProof/>
         </w:rPr>
         <w:drawing>
-          <wp:anchor distT="0" distB="0" distL="114300" distR="114300" simplePos="0" relativeHeight="251661312" behindDoc="0" locked="0" layoutInCell="1" allowOverlap="1" wp14:anchorId="6F6F9499" wp14:editId="456C2FC2">
+          <wp:anchor distT="0" distB="0" distL="114300" distR="114300" simplePos="0" relativeHeight="251661312" behindDoc="0" locked="0" layoutInCell="1" allowOverlap="1" wp14:anchorId="6F6F9499" wp14:editId="3B7DF0BC">
             <wp:simplePos x="0" y="0"/>
             <wp:positionH relativeFrom="column">
               <wp:posOffset>1854738</wp:posOffset>
@@ -1436,7 +1444,7 @@
                     <pic:cNvPicPr/>
                   </pic:nvPicPr>
                   <pic:blipFill>
-                    <a:blip r:embed="rId9" cstate="print">
+                    <a:blip r:embed="rId10" cstate="print">
                       <a:extLst>
                         <a:ext uri="{28A0092B-C50C-407E-A947-70E740481C1C}">
                           <a14:useLocalDpi xmlns:a14="http://schemas.microsoft.com/office/drawing/2010/main" val="0"/>
@@ -1496,7 +1504,7 @@
                     <pic:cNvPicPr/>
                   </pic:nvPicPr>
                   <pic:blipFill>
-                    <a:blip r:embed="rId9">
+                    <a:blip r:embed="rId10">
                       <a:extLst>
                         <a:ext uri="{28A0092B-C50C-407E-A947-70E740481C1C}">
                           <a14:useLocalDpi xmlns:a14="http://schemas.microsoft.com/office/drawing/2010/main" val="0"/>
@@ -1569,7 +1577,6 @@
         </w:rPr>
       </w:pPr>
       <w:r>
-        <w:lastRenderedPageBreak/>
         <w:t>Query Interpretation using LLaMA 3.1 8B Instant</w:t>
       </w:r>
       <w:r>
@@ -1754,13 +1761,7 @@
         <w:rPr>
           <w:lang w:val="en-US"/>
         </w:rPr>
-        <w:t xml:space="preserve">The integration of LLMs in this project enhances accessibility by enabling natural language interaction with complex geospatial computations. The system can interpret a wide range of user inputs, including informal phrasing, typographical errors, inconsistent formatting, and loosely defined place names. This eliminates the need for rigid query structures or rule-based parsing, allowing users to communicate using everyday language. In addition to interpreting queries, the LLMs generate clear and concise </w:t>
-      </w:r>
-      <w:r>
-        <w:rPr>
-          <w:lang w:val="en-US"/>
-        </w:rPr>
-        <w:t>explanations for routing decisions, improving transparency and user trust.</w:t>
+        <w:t>The integration of LLMs in this project enhances accessibility by enabling natural language interaction with complex geospatial computations. The system can interpret a wide range of user inputs, including informal phrasing, typographical errors, inconsistent formatting, and loosely defined place names. This eliminates the need for rigid query structures or rule-based parsing, allowing users to communicate using everyday language. In addition to interpreting queries, the LLMs generate clear and concise explanations for routing decisions, improving transparency and user trust.</w:t>
       </w:r>
     </w:p>
     <w:p>
@@ -1877,7 +1878,7 @@
                     <pic:cNvPicPr/>
                   </pic:nvPicPr>
                   <pic:blipFill>
-                    <a:blip r:embed="rId10">
+                    <a:blip r:embed="rId11">
                       <a:extLst>
                         <a:ext uri="{28A0092B-C50C-407E-A947-70E740481C1C}">
                           <a14:useLocalDpi xmlns:a14="http://schemas.microsoft.com/office/drawing/2010/main" val="0"/>
@@ -1943,7 +1944,14 @@
         <w:rPr>
           <w:lang w:val="en-AE"/>
         </w:rPr>
-        <w:t xml:space="preserve">. These sliders eliminate the need to express routing preferences within the prompt itself. The air quality slider (α) penalizes routes with higher PM2.5 levels, while the greenness slider (β) </w:t>
+        <w:t xml:space="preserve">. These sliders eliminate the need to express routing preferences within the prompt itself. The air quality slider (α) penalizes routes with higher PM2.5 levels, while the </w:t>
+      </w:r>
+      <w:r>
+        <w:rPr>
+          <w:lang w:val="en-AE"/>
+        </w:rPr>
+        <w:lastRenderedPageBreak/>
+        <w:t xml:space="preserve">greenness slider (β) </w:t>
       </w:r>
       <w:proofErr w:type="spellStart"/>
       <w:r>
@@ -2041,11 +2049,7 @@
         <w:t xml:space="preserve"> quality and green areas. This best path is shown in light green on the map. It is about 37.36 kilometers long, with low air pollution (PM2.5 = 6.42) and good greenery (NDVI = 0.10). The system chose this route because it is the cleanest and greenest among the options</w:t>
       </w:r>
       <w:r>
-        <w:t xml:space="preserve">. It used Yen’s K-shortest </w:t>
-      </w:r>
-      <w:r>
-        <w:lastRenderedPageBreak/>
-        <w:t>paths algorithm, which finds several different route options between the two locations, and then selects the one with the lowest average air pollution and the highest green coverage based on data from PM2.5 sensors and NDVI readings.</w:t>
+        <w:t>. It used Yen’s K-shortest paths algorithm, which finds several different route options between the two locations, and then selects the one with the lowest average air pollution and the highest green coverage based on data from PM2.5 sensors and NDVI readings.</w:t>
       </w:r>
       <w:r>
         <w:t xml:space="preserve"> </w:t>
@@ -2076,7 +2080,7 @@
                     <pic:cNvPicPr/>
                   </pic:nvPicPr>
                   <pic:blipFill>
-                    <a:blip r:embed="rId11"/>
+                    <a:blip r:embed="rId12"/>
                     <a:stretch>
                       <a:fillRect/>
                     </a:stretch>
@@ -2118,7 +2122,7 @@
                     <pic:cNvPicPr/>
                   </pic:nvPicPr>
                   <pic:blipFill>
-                    <a:blip r:embed="rId12"/>
+                    <a:blip r:embed="rId13"/>
                     <a:stretch>
                       <a:fillRect/>
                     </a:stretch>
@@ -2151,6 +2155,9 @@
     <w:p>
       <w:pPr>
         <w:pStyle w:val="Heading3"/>
+        <w:rPr>
+          <w:i w:val="0"/>
+        </w:rPr>
       </w:pPr>
       <w:r>
         <w:t>Query Interpretation using LLaMA 3.1 8B Instant</w:t>
@@ -2162,7 +2169,13 @@
         <w:rPr>
           <w:i w:val="0"/>
         </w:rPr>
-        <w:t>To assess the performance of the LLaMA 3.1 8B Instant model in query interpretation, we evaluated its ability to extract structured information from 35 user prompts. These prompts were designed to reflect diverse natural language variations, including typos, spacing issues, and informal phrasing.</w:t>
+        <w:t xml:space="preserve">To assess the performance of the LLaMA 3.1 8B Instant model in query interpretation, we evaluated its ability to extract </w:t>
+      </w:r>
+      <w:r>
+        <w:rPr>
+          <w:i w:val="0"/>
+        </w:rPr>
+        <w:t>structured information from 35 user prompts. These prompts were designed to reflect diverse natural language variations, including typos, spacing issues, and informal phrasing.</w:t>
       </w:r>
       <w:r>
         <w:rPr>
@@ -2238,13 +2251,48 @@
         <w:rPr>
           <w:i w:val="0"/>
         </w:rPr>
-        <w:t xml:space="preserve">These results </w:t>
+        <w:t>These results demonstrate the model’s robustness in understanding noisy and informal user inputs. However, minor inconsistencies were observed in cases involving ambiguous phrasing or rare place names, which supports the decision to shift preference input to sliders in the final system design.</w:t>
+      </w:r>
+    </w:p>
+    <w:p>
+      <w:pPr>
+        <w:pStyle w:val="Heading3"/>
+      </w:pPr>
+      <w:r>
+        <w:t xml:space="preserve">LLaMA 3.3 70B Versatile for Explanation Generation: </w:t>
+      </w:r>
+      <w:r>
+        <w:t xml:space="preserve"> </w:t>
       </w:r>
       <w:r>
         <w:rPr>
           <w:i w:val="0"/>
         </w:rPr>
-        <w:t>demonstrate the model’s robustness in understanding noisy and informal user inputs. However, minor inconsistencies were observed in cases involving ambiguous phrasing or rare place names, which supports the decision to shift preference input to sliders in the final system design.</w:t>
+        <w:t>During testing, the model consistently produced clear and contextually relevant justifications, successfully incorporating factors such as air quality and vegetation coverage into its responses.</w:t>
+      </w:r>
+      <w:r>
+        <w:rPr>
+          <w:i w:val="0"/>
+        </w:rPr>
+        <w:t xml:space="preserve"> A</w:t>
+      </w:r>
+      <w:r>
+        <w:rPr>
+          <w:i w:val="0"/>
+        </w:rPr>
+        <w:t>cross various prompt inputs and slider configurations, the generated explanations accurately reflected the impact of the air quality penalty (α) and greenness reward (β) on the chosen route. For example, when higher greenness weights were applied, the model emphasized scenic, vegetation-rich paths. In contrast, when air quality was prioritized, the output referenced routes with cleaner air.</w:t>
+      </w:r>
+      <w:r>
+        <w:rPr>
+          <w:i w:val="0"/>
+        </w:rPr>
+        <w:t xml:space="preserve"> </w:t>
+      </w:r>
+      <w:r>
+        <w:rPr>
+          <w:i w:val="0"/>
+        </w:rPr>
+        <w:t>The responses remained coherent, grammatically sound, and aligned with the environmental context provided. This consistency demonstrates the model’s effectiveness in delivering human-readable, informative feedback, reinforcing trust in the system’s recommendations.</w:t>
       </w:r>
     </w:p>
     <w:p>
@@ -2584,6 +2632,7 @@
         <w:rPr>
           <w:lang w:val="fr-FR"/>
         </w:rPr>
+        <w:lastRenderedPageBreak/>
         <w:t xml:space="preserve">Zhang, Z., et al. (2025b). </w:t>
       </w:r>
       <w:r>
@@ -4614,6 +4663,7 @@
   <w:style w:type="character" w:default="1" w:styleId="DefaultParagraphFont">
     <w:name w:val="Default Paragraph Font"/>
     <w:uiPriority w:val="1"/>
+    <w:semiHidden/>
     <w:unhideWhenUsed/>
   </w:style>
   <w:style w:type="table" w:default="1" w:styleId="TableNormal">

--- a/GeoBikeLLM Paper.docx
+++ b/GeoBikeLLM Paper.docx
@@ -369,7 +369,6 @@
       <w:r>
         <w:t xml:space="preserve">To address this, we introduce </w:t>
       </w:r>
-      <w:proofErr w:type="spellStart"/>
       <w:r>
         <w:rPr>
           <w:i/>
@@ -377,7 +376,6 @@
         </w:rPr>
         <w:t>GeoBikeLLM</w:t>
       </w:r>
-      <w:proofErr w:type="spellEnd"/>
       <w:r>
         <w:t>, a system that leverages Large Language Models (LLMs) for environment-aware bike route planning.</w:t>
       </w:r>
@@ -400,7 +398,13 @@
         <w:t xml:space="preserve"> routing preferences such as shortest, healthiest (low PM2.5), or greenest (high NDVI)</w:t>
       </w:r>
       <w:r>
+        <w:t xml:space="preserve"> or considering combinations</w:t>
+      </w:r>
+      <w:r>
         <w:t xml:space="preserve">. </w:t>
+      </w:r>
+      <w:r>
+        <w:t>The system integrates air quality, vegetation, and bicycle infrastructure datasets, applies KD-Tree-based spatial matching, and computes optimized paths using a weighted graph and Yen’s K-Shortest Paths algorithm.</w:t>
       </w:r>
     </w:p>
     <w:p>
@@ -482,52 +486,24 @@
         <w:rPr>
           <w:lang w:val="en-US"/>
         </w:rPr>
-        <w:t xml:space="preserve">Recent advancements in </w:t>
-      </w:r>
-      <w:proofErr w:type="spellStart"/>
+        <w:t xml:space="preserve">Recent advancements in GeoAI and LLM research have enabled natural language interfaces for querying and interpreting geospatial data. Studies have explored both LLM-augmented spatial querying and multimodal systems integrating maps, satellite imagery, and text for environmental reasoning. This section reviews existing approaches and highlights the gap </w:t>
+      </w:r>
       <w:r>
         <w:rPr>
           <w:lang w:val="en-US"/>
         </w:rPr>
-        <w:t>GeoAI</w:t>
-      </w:r>
-      <w:proofErr w:type="spellEnd"/>
+        <w:t xml:space="preserve">that </w:t>
+      </w:r>
       <w:r>
         <w:rPr>
           <w:lang w:val="en-US"/>
         </w:rPr>
-        <w:t xml:space="preserve"> and LLM research have enabled natural language interfaces for querying and interpreting geospatial data. Studies have explored both LLM-augmented spatial querying and multimodal systems integrating maps, satellite imagery, and text for environmental reasoning. This section reviews existing approaches and highlights the gap </w:t>
+        <w:t>our proposed GeoBikeLLM system aims to fill.</w:t>
       </w:r>
       <w:r>
         <w:rPr>
           <w:lang w:val="en-US"/>
         </w:rPr>
-        <w:t xml:space="preserve">that </w:t>
-      </w:r>
-      <w:r>
-        <w:rPr>
-          <w:lang w:val="en-US"/>
-        </w:rPr>
-        <w:t xml:space="preserve">our proposed </w:t>
-      </w:r>
-      <w:proofErr w:type="spellStart"/>
-      <w:r>
-        <w:rPr>
-          <w:lang w:val="en-US"/>
-        </w:rPr>
-        <w:t>GeoBikeLLM</w:t>
-      </w:r>
-      <w:proofErr w:type="spellEnd"/>
-      <w:r>
-        <w:rPr>
-          <w:lang w:val="en-US"/>
-        </w:rPr>
-        <w:t xml:space="preserve"> system aims to fill.</w:t>
-      </w:r>
-      <w:r>
-        <w:rPr>
-          <w:lang w:val="en-US"/>
-        </w:rPr>
         <w:t xml:space="preserve"> </w:t>
       </w:r>
     </w:p>
@@ -550,119 +526,7 @@
         <w:rPr>
           <w:lang w:val="en-AE"/>
         </w:rPr>
-        <w:t xml:space="preserve">Recent research has focused on enhancing geospatial data accessibility through natural language interfaces powered by large language models (LLMs). Systems like </w:t>
-      </w:r>
-      <w:proofErr w:type="spellStart"/>
-      <w:r>
-        <w:rPr>
-          <w:lang w:val="en-AE"/>
-        </w:rPr>
-        <w:t>ChatGeoAI</w:t>
-      </w:r>
-      <w:proofErr w:type="spellEnd"/>
-      <w:r>
-        <w:rPr>
-          <w:lang w:val="en-AE"/>
-        </w:rPr>
-        <w:t xml:space="preserve"> by Mansourian and </w:t>
-      </w:r>
-      <w:proofErr w:type="spellStart"/>
-      <w:r>
-        <w:rPr>
-          <w:lang w:val="en-AE"/>
-        </w:rPr>
-        <w:t>Oucheikh</w:t>
-      </w:r>
-      <w:proofErr w:type="spellEnd"/>
-      <w:r>
-        <w:rPr>
-          <w:lang w:val="en-AE"/>
-        </w:rPr>
-        <w:t xml:space="preserve"> [1] and the SQL-generation framework by Jiang and Yang [2] enable users to perform GIS tasks or query spatial databases using natural language. </w:t>
-      </w:r>
-      <w:proofErr w:type="spellStart"/>
-      <w:r>
-        <w:rPr>
-          <w:lang w:val="en-AE"/>
-        </w:rPr>
-        <w:t>ChatGeoAI</w:t>
-      </w:r>
-      <w:proofErr w:type="spellEnd"/>
-      <w:r>
-        <w:rPr>
-          <w:lang w:val="en-AE"/>
-        </w:rPr>
-        <w:t xml:space="preserve"> employs LLaMA-2 to convert queries into executable </w:t>
-      </w:r>
-      <w:proofErr w:type="spellStart"/>
-      <w:r>
-        <w:rPr>
-          <w:lang w:val="en-AE"/>
-        </w:rPr>
-        <w:t>PyQGIS</w:t>
-      </w:r>
-      <w:proofErr w:type="spellEnd"/>
-      <w:r>
-        <w:rPr>
-          <w:lang w:val="en-AE"/>
-        </w:rPr>
-        <w:t xml:space="preserve"> scripts, while Jiang and Yang use ChatGPT to generate </w:t>
-      </w:r>
-      <w:proofErr w:type="spellStart"/>
-      <w:r>
-        <w:rPr>
-          <w:lang w:val="en-AE"/>
-        </w:rPr>
-        <w:t>PostGIS</w:t>
-      </w:r>
-      <w:proofErr w:type="spellEnd"/>
-      <w:r>
-        <w:rPr>
-          <w:lang w:val="en-AE"/>
-        </w:rPr>
-        <w:t>-compatible SQL. Text-to-</w:t>
-      </w:r>
-      <w:proofErr w:type="spellStart"/>
-      <w:r>
-        <w:rPr>
-          <w:lang w:val="en-AE"/>
-        </w:rPr>
-        <w:t>OverpassQL</w:t>
-      </w:r>
-      <w:proofErr w:type="spellEnd"/>
-      <w:r>
-        <w:rPr>
-          <w:lang w:val="en-AE"/>
-        </w:rPr>
-        <w:t xml:space="preserve"> by </w:t>
-      </w:r>
-      <w:proofErr w:type="spellStart"/>
-      <w:r>
-        <w:rPr>
-          <w:lang w:val="en-AE"/>
-        </w:rPr>
-        <w:t>Staniek</w:t>
-      </w:r>
-      <w:proofErr w:type="spellEnd"/>
-      <w:r>
-        <w:rPr>
-          <w:lang w:val="en-AE"/>
-        </w:rPr>
-        <w:t xml:space="preserve"> et al. [3] further advances this by translating natural language into </w:t>
-      </w:r>
-      <w:proofErr w:type="spellStart"/>
-      <w:r>
-        <w:rPr>
-          <w:lang w:val="en-AE"/>
-        </w:rPr>
-        <w:t>OverpassQL</w:t>
-      </w:r>
-      <w:proofErr w:type="spellEnd"/>
-      <w:r>
-        <w:rPr>
-          <w:lang w:val="en-AE"/>
-        </w:rPr>
-        <w:t xml:space="preserve"> queries for OpenStreetMap, democratizing access to structured geodata.</w:t>
+        <w:t>Recent research has focused on enhancing geospatial data accessibility through natural language interfaces powered by large language models (LLMs). Systems like ChatGeoAI by Mansourian and Oucheikh [1] and the SQL-generation framework by Jiang and Yang [2] enable users to perform GIS tasks or query spatial databases using natural language. ChatGeoAI employs LLaMA-2 to convert queries into executable PyQGIS scripts, while Jiang and Yang use ChatGPT to generate PostGIS-compatible SQL. Text-to-OverpassQL by Staniek et al. [3] further advances this by translating natural language into OverpassQL queries for OpenStreetMap, democratizing access to structured geodata.</w:t>
       </w:r>
     </w:p>
     <w:p>
@@ -683,55 +547,13 @@
         <w:rPr>
           <w:lang w:val="en-AE"/>
         </w:rPr>
-        <w:t xml:space="preserve">Other studies investigate how LLMs can interpret or extract geographic knowledge. </w:t>
-      </w:r>
-      <w:proofErr w:type="spellStart"/>
-      <w:r>
-        <w:rPr>
-          <w:lang w:val="en-AE"/>
-        </w:rPr>
-        <w:t>GeoQAMap</w:t>
-      </w:r>
-      <w:proofErr w:type="spellEnd"/>
-      <w:r>
-        <w:rPr>
-          <w:lang w:val="en-AE"/>
-        </w:rPr>
-        <w:t xml:space="preserve"> by Feng et al. [4] utilizes GPT-3.5 and </w:t>
-      </w:r>
-      <w:proofErr w:type="spellStart"/>
-      <w:r>
-        <w:rPr>
-          <w:lang w:val="en-AE"/>
-        </w:rPr>
-        <w:t>Wikidata</w:t>
-      </w:r>
-      <w:proofErr w:type="spellEnd"/>
-      <w:r>
-        <w:rPr>
-          <w:lang w:val="en-AE"/>
-        </w:rPr>
-        <w:t xml:space="preserve"> to answer geographic questions and visualize answers on maps. </w:t>
-      </w:r>
-      <w:proofErr w:type="spellStart"/>
-      <w:r>
-        <w:rPr>
-          <w:lang w:val="en-AE"/>
-        </w:rPr>
-        <w:t>GeoAgent</w:t>
-      </w:r>
-      <w:proofErr w:type="spellEnd"/>
-      <w:r>
-        <w:rPr>
-          <w:lang w:val="en-AE"/>
-        </w:rPr>
-        <w:t xml:space="preserve"> by Huang et al. [5] focuses on address standardization using ChatGLM-6B, showing how LLMs can resolve ambiguous and incomplete geospatial texts. Meanwhile, Bhandari et al. [6] evaluate whether large language models are geospatially </w:t>
-      </w:r>
-      <w:r>
-        <w:rPr>
-          <w:lang w:val="en-AE"/>
-        </w:rPr>
-        <w:t>knowledgeable, revealing that while some geospatial knowledge exists in pretrained models, it is often imprecise.</w:t>
+        <w:t xml:space="preserve">Other studies investigate how LLMs can interpret or extract geographic knowledge. GeoQAMap by Feng et al. [4] utilizes GPT-3.5 and Wikidata to answer geographic questions and visualize answers on maps. GeoAgent by Huang et al. [5] focuses on address standardization using ChatGLM-6B, </w:t>
+      </w:r>
+      <w:r>
+        <w:rPr>
+          <w:lang w:val="en-AE"/>
+        </w:rPr>
+        <w:t>showing how LLMs can resolve ambiguous and incomplete geospatial texts. Meanwhile, Bhandari et al. [6] evaluate whether large language models are geospatially knowledgeable, revealing that while some geospatial knowledge exists in pretrained models, it is often imprecise.</w:t>
       </w:r>
     </w:p>
     <w:p>
@@ -745,35 +567,7 @@
         <w:rPr>
           <w:lang w:val="en-AE"/>
         </w:rPr>
-        <w:t>To overcome these limitations, domain-adapted models have emerged. BB-</w:t>
-      </w:r>
-      <w:proofErr w:type="spellStart"/>
-      <w:r>
-        <w:rPr>
-          <w:lang w:val="en-AE"/>
-        </w:rPr>
-        <w:t>GeoGPT</w:t>
-      </w:r>
-      <w:proofErr w:type="spellEnd"/>
-      <w:r>
-        <w:rPr>
-          <w:lang w:val="en-AE"/>
-        </w:rPr>
-        <w:t xml:space="preserve"> by Zhang et al. [7] is a fine-tuned LLaMA-2 model trained on GIS texts and Q&amp;A pairs, outperforming general LLMs in spatial queries. Similarly, </w:t>
-      </w:r>
-      <w:proofErr w:type="spellStart"/>
-      <w:r>
-        <w:rPr>
-          <w:lang w:val="en-AE"/>
-        </w:rPr>
-        <w:t>GeoLLM</w:t>
-      </w:r>
-      <w:proofErr w:type="spellEnd"/>
-      <w:r>
-        <w:rPr>
-          <w:lang w:val="en-AE"/>
-        </w:rPr>
-        <w:t xml:space="preserve"> by Shah et al. [8] boosts geospatial prediction accuracy by embedding map-based contextual data into prompts. These efforts establish the foundation for natural language interaction with spatial systems but stop short of performing complex geospatial planning or optimization.</w:t>
+        <w:t>To overcome these limitations, domain-adapted models have emerged. BB-GeoGPT by Zhang et al. [7] is a fine-tuned LLaMA-2 model trained on GIS texts and Q&amp;A pairs, outperforming general LLMs in spatial queries. Similarly, GeoLLM by Shah et al. [8] boosts geospatial prediction accuracy by embedding map-based contextual data into prompts. These efforts establish the foundation for natural language interaction with spatial systems but stop short of performing complex geospatial planning or optimization.</w:t>
       </w:r>
     </w:p>
     <w:p>
@@ -806,49 +600,7 @@
         <w:rPr>
           <w:lang w:val="en-AE"/>
         </w:rPr>
-        <w:t xml:space="preserve">Advancements in </w:t>
-      </w:r>
-      <w:proofErr w:type="spellStart"/>
-      <w:r>
-        <w:rPr>
-          <w:lang w:val="en-AE"/>
-        </w:rPr>
-        <w:t>GeoAI</w:t>
-      </w:r>
-      <w:proofErr w:type="spellEnd"/>
-      <w:r>
-        <w:rPr>
-          <w:lang w:val="en-AE"/>
-        </w:rPr>
-        <w:t xml:space="preserve"> have expanded to multimodal systems integrating LLMs with visual and structured geospatial data. </w:t>
-      </w:r>
-      <w:proofErr w:type="spellStart"/>
-      <w:r>
-        <w:rPr>
-          <w:lang w:val="en-AE"/>
-        </w:rPr>
-        <w:t>OmniGeo</w:t>
-      </w:r>
-      <w:proofErr w:type="spellEnd"/>
-      <w:r>
-        <w:rPr>
-          <w:lang w:val="en-AE"/>
-        </w:rPr>
-        <w:t xml:space="preserve"> by Yuan et al. [9] exemplifies this trend by combining satellite imagery, map layers, and text data, enabling LLMs to perform diverse tasks such as land use classification and environmental forecasting. Geode by Wu et al. [10] and </w:t>
-      </w:r>
-      <w:proofErr w:type="spellStart"/>
-      <w:r>
-        <w:rPr>
-          <w:lang w:val="en-AE"/>
-        </w:rPr>
-        <w:t>GTChain</w:t>
-      </w:r>
-      <w:proofErr w:type="spellEnd"/>
-      <w:r>
-        <w:rPr>
-          <w:lang w:val="en-AE"/>
-        </w:rPr>
-        <w:t xml:space="preserve"> by Zhang et al. [11] extend LLMs into autonomous agents, coordinating APIs, GIS tools, and real-time databases to solve spatial tasks.</w:t>
+        <w:t>Advancements in GeoAI have expanded to multimodal systems integrating LLMs with visual and structured geospatial data. OmniGeo by Yuan et al. [9] exemplifies this trend by combining satellite imagery, map layers, and text data, enabling LLMs to perform diverse tasks such as land use classification and environmental forecasting. Geode by Wu et al. [10] and GTChain by Zhang et al. [11] extend LLMs into autonomous agents, coordinating APIs, GIS tools, and real-time databases to solve spatial tasks.</w:t>
       </w:r>
     </w:p>
     <w:p>
@@ -869,21 +621,7 @@
         <w:rPr>
           <w:lang w:val="en-AE"/>
         </w:rPr>
-        <w:t xml:space="preserve">These systems demonstrate the potential of LLMs in spatial reasoning, data retrieval, and geospatial tool orchestration. Geode performs zero-shot geospatial Q&amp;A with explicit reasoning and live data, while </w:t>
-      </w:r>
-      <w:proofErr w:type="spellStart"/>
-      <w:r>
-        <w:rPr>
-          <w:lang w:val="en-AE"/>
-        </w:rPr>
-        <w:t>GTChain</w:t>
-      </w:r>
-      <w:proofErr w:type="spellEnd"/>
-      <w:r>
-        <w:rPr>
-          <w:lang w:val="en-AE"/>
-        </w:rPr>
-        <w:t xml:space="preserve"> trains LLMs to generate tool-use chains for complex tasks in simulated GIS environments. The autonomous GIS agent by Ning et al. [12] also showcases how LLMs can be used to dynamically retrieve data across diverse spatial datasets, enhancing spatial decision-making workflows.</w:t>
+        <w:t>These systems demonstrate the potential of LLMs in spatial reasoning, data retrieval, and geospatial tool orchestration. Geode performs zero-shot geospatial Q&amp;A with explicit reasoning and live data, while GTChain trains LLMs to generate tool-use chains for complex tasks in simulated GIS environments. The autonomous GIS agent by Ning et al. [12] also showcases how LLMs can be used to dynamically retrieve data across diverse spatial datasets, enhancing spatial decision-making workflows.</w:t>
       </w:r>
     </w:p>
     <w:p>
@@ -897,21 +635,7 @@
         <w:rPr>
           <w:lang w:val="en-AE"/>
         </w:rPr>
-        <w:t xml:space="preserve">Despite these advancements, existing solutions lack targeted support for personalized route planning or environmental criteria integration. None of the reviewed systems directly tackle bicycle routing that adapts to vegetation or pollution levels. Our proposed </w:t>
-      </w:r>
-      <w:proofErr w:type="spellStart"/>
-      <w:r>
-        <w:rPr>
-          <w:lang w:val="en-AE"/>
-        </w:rPr>
-        <w:t>GeoBikeLLM</w:t>
-      </w:r>
-      <w:proofErr w:type="spellEnd"/>
-      <w:r>
-        <w:rPr>
-          <w:lang w:val="en-AE"/>
-        </w:rPr>
-        <w:t xml:space="preserve"> addresses this gap by combining LLMs with geospatial intelligence to deliver environment-aware, health-optimized bike route planning</w:t>
+        <w:t>Despite these advancements, existing solutions lack targeted support for personalized route planning or environmental criteria integration. None of the reviewed systems directly tackle bicycle routing that adapts to vegetation or pollution levels. Our proposed GeoBikeLLM addresses this gap by combining LLMs with geospatial intelligence to deliver environment-aware, health-optimized bike route planning</w:t>
       </w:r>
       <w:r>
         <w:rPr>
@@ -1136,21 +860,7 @@
         <w:rPr>
           <w:lang w:val="en-AE" w:bidi="ar-AE"/>
         </w:rPr>
-        <w:t xml:space="preserve">The heatmap was created by aggregating data from 19 CSV files hosted on GitHub, each containing latitude, longitude, and PM2.5 values for different parts of the city. After cleaning and normalizing the data using Min-Max scaling, each point was plotted using Folium’s </w:t>
-      </w:r>
-      <w:proofErr w:type="spellStart"/>
-      <w:r>
-        <w:rPr>
-          <w:lang w:val="en-AE" w:bidi="ar-AE"/>
-        </w:rPr>
-        <w:t>HeatMap</w:t>
-      </w:r>
-      <w:proofErr w:type="spellEnd"/>
-      <w:r>
-        <w:rPr>
-          <w:lang w:val="en-AE" w:bidi="ar-AE"/>
-        </w:rPr>
-        <w:t xml:space="preserve"> plugin. The visualization reveals several hotspots of elevated pollution, particularly along dense urban corridors and industrial zones.</w:t>
+        <w:t>The heatmap was created by aggregating data from 19 CSV files hosted on GitHub, each containing latitude, longitude, and PM2.5 values for different parts of the city. After cleaning and normalizing the data using Min-Max scaling, each point was plotted using Folium’s HeatMap plugin. The visualization reveals several hotspots of elevated pollution, particularly along dense urban corridors and industrial zones.</w:t>
       </w:r>
     </w:p>
     <w:p>
@@ -1532,21 +1242,7 @@
         <w:rPr>
           <w:lang w:val="en-US"/>
         </w:rPr>
-        <w:t xml:space="preserve">In the proposed routing system, two LLMs are integrated using the </w:t>
-      </w:r>
-      <w:proofErr w:type="spellStart"/>
-      <w:r>
-        <w:rPr>
-          <w:lang w:val="en-US"/>
-        </w:rPr>
-        <w:t>Groq</w:t>
-      </w:r>
-      <w:proofErr w:type="spellEnd"/>
-      <w:r>
-        <w:rPr>
-          <w:lang w:val="en-US"/>
-        </w:rPr>
-        <w:t xml:space="preserve"> API to enhance the </w:t>
+        <w:t xml:space="preserve">In the proposed routing system, two LLMs are integrated using the Groq API to enhance the </w:t>
       </w:r>
       <w:r>
         <w:rPr>
@@ -1782,21 +1478,7 @@
         <w:rPr>
           <w:lang w:val="en-AE"/>
         </w:rPr>
-        <w:t xml:space="preserve">The </w:t>
-      </w:r>
-      <w:proofErr w:type="spellStart"/>
-      <w:r>
-        <w:rPr>
-          <w:lang w:val="en-AE"/>
-        </w:rPr>
-        <w:t>GeoBikeLLM</w:t>
-      </w:r>
-      <w:proofErr w:type="spellEnd"/>
-      <w:r>
-        <w:rPr>
-          <w:lang w:val="en-AE"/>
-        </w:rPr>
-        <w:t xml:space="preserve"> system enables natural language-based bike route planning within Chicago, Illinois, by integrating environmental and spatial data to recommend optimized cycling paths. Users interact with the system by entering a prompt such as </w:t>
+        <w:t xml:space="preserve">The GeoBikeLLM system enables natural language-based bike route planning within Chicago, Illinois, by integrating environmental and spatial data to recommend optimized cycling paths. Users interact with the system by entering a prompt such as </w:t>
       </w:r>
       <w:r>
         <w:rPr>
@@ -1818,21 +1500,12 @@
         </w:rPr>
         <w:t xml:space="preserve"> </w:t>
       </w:r>
-      <w:proofErr w:type="spellStart"/>
       <w:r>
         <w:rPr>
           <w:color w:val="FF0000"/>
           <w:lang w:val="en-AE"/>
         </w:rPr>
-        <w:t>num</w:t>
-      </w:r>
-      <w:proofErr w:type="spellEnd"/>
-      <w:r>
-        <w:rPr>
-          <w:color w:val="FF0000"/>
-          <w:lang w:val="en-AE"/>
-        </w:rPr>
-        <w:t xml:space="preserve"> (caption: System prompt provided to the LLM for extracting origin and destination.), </w:t>
+        <w:t xml:space="preserve">num (caption: System prompt provided to the LLM for extracting origin and destination.), </w:t>
       </w:r>
       <w:r>
         <w:rPr>
@@ -1943,21 +1616,7 @@
         <w:rPr>
           <w:lang w:val="en-AE"/>
         </w:rPr>
-        <w:t xml:space="preserve">. These sliders eliminate the need to express routing preferences within the prompt itself. The air quality slider (α) penalizes routes with higher PM2.5 levels, while the greenness slider (β) </w:t>
-      </w:r>
-      <w:proofErr w:type="spellStart"/>
-      <w:r>
-        <w:rPr>
-          <w:lang w:val="en-AE"/>
-        </w:rPr>
-        <w:t>favors</w:t>
-      </w:r>
-      <w:proofErr w:type="spellEnd"/>
-      <w:r>
-        <w:rPr>
-          <w:lang w:val="en-AE"/>
-        </w:rPr>
-        <w:t xml:space="preserve"> paths with higher Normalized Difference Vegetation Index (NDVI) values.</w:t>
+        <w:t>. These sliders eliminate the need to express routing preferences within the prompt itself. The air quality slider (α) penalizes routes with higher PM2.5 levels, while the greenness slider (β) favors paths with higher Normalized Difference Vegetation Index (NDVI) values.</w:t>
       </w:r>
     </w:p>
     <w:p>

--- a/GeoBikeLLM Paper.docx
+++ b/GeoBikeLLM Paper.docx
@@ -369,6 +369,7 @@
       <w:r>
         <w:t xml:space="preserve">To address this, we introduce </w:t>
       </w:r>
+      <w:proofErr w:type="spellStart"/>
       <w:r>
         <w:rPr>
           <w:i/>
@@ -376,8 +377,17 @@
         </w:rPr>
         <w:t>GeoBikeLLM</w:t>
       </w:r>
-      <w:r>
-        <w:t>, a system that leverages Large Language Models (LLMs) for environment-aware bike route planning.</w:t>
+      <w:proofErr w:type="spellEnd"/>
+      <w:r>
+        <w:t xml:space="preserve">, a system that leverages Large Language Models (LLMs) for </w:t>
+      </w:r>
+      <w:proofErr w:type="gramStart"/>
+      <w:r>
+        <w:t>environment-aware</w:t>
+      </w:r>
+      <w:proofErr w:type="gramEnd"/>
+      <w:r>
+        <w:t xml:space="preserve"> bike route planning.</w:t>
       </w:r>
       <w:r>
         <w:t xml:space="preserve"> </w:t>
@@ -414,30 +424,39 @@
       <w:r>
         <w:t>Keywords—</w:t>
       </w:r>
+      <w:proofErr w:type="gramStart"/>
       <w:r>
         <w:t xml:space="preserve">Geospatial </w:t>
       </w:r>
       <w:r>
         <w:t>,</w:t>
       </w:r>
+      <w:proofErr w:type="gramEnd"/>
       <w:r>
         <w:t xml:space="preserve"> </w:t>
       </w:r>
+      <w:proofErr w:type="gramStart"/>
       <w:r>
         <w:t xml:space="preserve">LLM </w:t>
       </w:r>
       <w:r>
         <w:t>,</w:t>
       </w:r>
+      <w:proofErr w:type="gramEnd"/>
       <w:r>
         <w:t xml:space="preserve"> </w:t>
       </w:r>
       <w:r>
-        <w:t xml:space="preserve">Air Quality </w:t>
+        <w:t xml:space="preserve">Air </w:t>
+      </w:r>
+      <w:proofErr w:type="gramStart"/>
+      <w:r>
+        <w:t xml:space="preserve">Quality </w:t>
       </w:r>
       <w:r>
         <w:t>,</w:t>
       </w:r>
+      <w:proofErr w:type="gramEnd"/>
       <w:r>
         <w:t xml:space="preserve"> </w:t>
       </w:r>
@@ -486,24 +505,52 @@
         <w:rPr>
           <w:lang w:val="en-US"/>
         </w:rPr>
-        <w:t xml:space="preserve">Recent advancements in GeoAI and LLM research have enabled natural language interfaces for querying and interpreting geospatial data. Studies have explored both LLM-augmented spatial querying and multimodal systems integrating maps, satellite imagery, and text for environmental reasoning. This section reviews existing approaches and highlights the gap </w:t>
-      </w:r>
+        <w:t xml:space="preserve">Recent advancements in </w:t>
+      </w:r>
+      <w:proofErr w:type="spellStart"/>
       <w:r>
         <w:rPr>
           <w:lang w:val="en-US"/>
         </w:rPr>
+        <w:t>GeoAI</w:t>
+      </w:r>
+      <w:proofErr w:type="spellEnd"/>
+      <w:r>
+        <w:rPr>
+          <w:lang w:val="en-US"/>
+        </w:rPr>
+        <w:t xml:space="preserve"> and LLM research have enabled natural language interfaces for querying and interpreting geospatial data. Studies have explored both LLM-augmented spatial querying and multimodal systems integrating maps, satellite imagery, and text for environmental reasoning. This section reviews existing approaches and highlights the gap </w:t>
+      </w:r>
+      <w:r>
+        <w:rPr>
+          <w:lang w:val="en-US"/>
+        </w:rPr>
         <w:t xml:space="preserve">that </w:t>
       </w:r>
       <w:r>
         <w:rPr>
           <w:lang w:val="en-US"/>
         </w:rPr>
-        <w:t>our proposed GeoBikeLLM system aims to fill.</w:t>
-      </w:r>
+        <w:t xml:space="preserve">our proposed </w:t>
+      </w:r>
+      <w:proofErr w:type="spellStart"/>
       <w:r>
         <w:rPr>
           <w:lang w:val="en-US"/>
         </w:rPr>
+        <w:t>GeoBikeLLM</w:t>
+      </w:r>
+      <w:proofErr w:type="spellEnd"/>
+      <w:r>
+        <w:rPr>
+          <w:lang w:val="en-US"/>
+        </w:rPr>
+        <w:t xml:space="preserve"> system aims to fill.</w:t>
+      </w:r>
+      <w:r>
+        <w:rPr>
+          <w:lang w:val="en-US"/>
+        </w:rPr>
         <w:t xml:space="preserve"> </w:t>
       </w:r>
     </w:p>
@@ -526,7 +573,119 @@
         <w:rPr>
           <w:lang w:val="en-AE"/>
         </w:rPr>
-        <w:t>Recent research has focused on enhancing geospatial data accessibility through natural language interfaces powered by large language models (LLMs). Systems like ChatGeoAI by Mansourian and Oucheikh [1] and the SQL-generation framework by Jiang and Yang [2] enable users to perform GIS tasks or query spatial databases using natural language. ChatGeoAI employs LLaMA-2 to convert queries into executable PyQGIS scripts, while Jiang and Yang use ChatGPT to generate PostGIS-compatible SQL. Text-to-OverpassQL by Staniek et al. [3] further advances this by translating natural language into OverpassQL queries for OpenStreetMap, democratizing access to structured geodata.</w:t>
+        <w:t xml:space="preserve">Recent research has focused on enhancing geospatial data accessibility through natural language interfaces powered by large language models (LLMs). Systems like </w:t>
+      </w:r>
+      <w:proofErr w:type="spellStart"/>
+      <w:r>
+        <w:rPr>
+          <w:lang w:val="en-AE"/>
+        </w:rPr>
+        <w:t>ChatGeoAI</w:t>
+      </w:r>
+      <w:proofErr w:type="spellEnd"/>
+      <w:r>
+        <w:rPr>
+          <w:lang w:val="en-AE"/>
+        </w:rPr>
+        <w:t xml:space="preserve"> by Mansourian and </w:t>
+      </w:r>
+      <w:proofErr w:type="spellStart"/>
+      <w:r>
+        <w:rPr>
+          <w:lang w:val="en-AE"/>
+        </w:rPr>
+        <w:t>Oucheikh</w:t>
+      </w:r>
+      <w:proofErr w:type="spellEnd"/>
+      <w:r>
+        <w:rPr>
+          <w:lang w:val="en-AE"/>
+        </w:rPr>
+        <w:t xml:space="preserve"> [1] and the SQL-generation framework by Jiang and Yang [2] enable users to perform GIS tasks or query spatial databases using natural language. </w:t>
+      </w:r>
+      <w:proofErr w:type="spellStart"/>
+      <w:r>
+        <w:rPr>
+          <w:lang w:val="en-AE"/>
+        </w:rPr>
+        <w:t>ChatGeoAI</w:t>
+      </w:r>
+      <w:proofErr w:type="spellEnd"/>
+      <w:r>
+        <w:rPr>
+          <w:lang w:val="en-AE"/>
+        </w:rPr>
+        <w:t xml:space="preserve"> employs LLaMA-2 to convert queries into executable </w:t>
+      </w:r>
+      <w:proofErr w:type="spellStart"/>
+      <w:r>
+        <w:rPr>
+          <w:lang w:val="en-AE"/>
+        </w:rPr>
+        <w:t>PyQGIS</w:t>
+      </w:r>
+      <w:proofErr w:type="spellEnd"/>
+      <w:r>
+        <w:rPr>
+          <w:lang w:val="en-AE"/>
+        </w:rPr>
+        <w:t xml:space="preserve"> scripts, while Jiang and Yang use ChatGPT to generate </w:t>
+      </w:r>
+      <w:proofErr w:type="spellStart"/>
+      <w:r>
+        <w:rPr>
+          <w:lang w:val="en-AE"/>
+        </w:rPr>
+        <w:t>PostGIS</w:t>
+      </w:r>
+      <w:proofErr w:type="spellEnd"/>
+      <w:r>
+        <w:rPr>
+          <w:lang w:val="en-AE"/>
+        </w:rPr>
+        <w:t>-compatible SQL. Text-to-</w:t>
+      </w:r>
+      <w:proofErr w:type="spellStart"/>
+      <w:r>
+        <w:rPr>
+          <w:lang w:val="en-AE"/>
+        </w:rPr>
+        <w:t>OverpassQL</w:t>
+      </w:r>
+      <w:proofErr w:type="spellEnd"/>
+      <w:r>
+        <w:rPr>
+          <w:lang w:val="en-AE"/>
+        </w:rPr>
+        <w:t xml:space="preserve"> by </w:t>
+      </w:r>
+      <w:proofErr w:type="spellStart"/>
+      <w:r>
+        <w:rPr>
+          <w:lang w:val="en-AE"/>
+        </w:rPr>
+        <w:t>Staniek</w:t>
+      </w:r>
+      <w:proofErr w:type="spellEnd"/>
+      <w:r>
+        <w:rPr>
+          <w:lang w:val="en-AE"/>
+        </w:rPr>
+        <w:t xml:space="preserve"> et al. [3] further advances this by translating natural language into </w:t>
+      </w:r>
+      <w:proofErr w:type="spellStart"/>
+      <w:r>
+        <w:rPr>
+          <w:lang w:val="en-AE"/>
+        </w:rPr>
+        <w:t>OverpassQL</w:t>
+      </w:r>
+      <w:proofErr w:type="spellEnd"/>
+      <w:r>
+        <w:rPr>
+          <w:lang w:val="en-AE"/>
+        </w:rPr>
+        <w:t xml:space="preserve"> queries for OpenStreetMap, democratizing access to structured geodata.</w:t>
       </w:r>
     </w:p>
     <w:p>
@@ -547,7 +706,49 @@
         <w:rPr>
           <w:lang w:val="en-AE"/>
         </w:rPr>
-        <w:t xml:space="preserve">Other studies investigate how LLMs can interpret or extract geographic knowledge. GeoQAMap by Feng et al. [4] utilizes GPT-3.5 and Wikidata to answer geographic questions and visualize answers on maps. GeoAgent by Huang et al. [5] focuses on address standardization using ChatGLM-6B, </w:t>
+        <w:t xml:space="preserve">Other studies investigate how LLMs can interpret or extract geographic knowledge. </w:t>
+      </w:r>
+      <w:proofErr w:type="spellStart"/>
+      <w:r>
+        <w:rPr>
+          <w:lang w:val="en-AE"/>
+        </w:rPr>
+        <w:t>GeoQAMap</w:t>
+      </w:r>
+      <w:proofErr w:type="spellEnd"/>
+      <w:r>
+        <w:rPr>
+          <w:lang w:val="en-AE"/>
+        </w:rPr>
+        <w:t xml:space="preserve"> by Feng et al. [4] utilizes GPT-3.5 and </w:t>
+      </w:r>
+      <w:proofErr w:type="spellStart"/>
+      <w:r>
+        <w:rPr>
+          <w:lang w:val="en-AE"/>
+        </w:rPr>
+        <w:t>Wikidata</w:t>
+      </w:r>
+      <w:proofErr w:type="spellEnd"/>
+      <w:r>
+        <w:rPr>
+          <w:lang w:val="en-AE"/>
+        </w:rPr>
+        <w:t xml:space="preserve"> to answer geographic questions and visualize answers on maps. </w:t>
+      </w:r>
+      <w:proofErr w:type="spellStart"/>
+      <w:r>
+        <w:rPr>
+          <w:lang w:val="en-AE"/>
+        </w:rPr>
+        <w:t>GeoAgent</w:t>
+      </w:r>
+      <w:proofErr w:type="spellEnd"/>
+      <w:r>
+        <w:rPr>
+          <w:lang w:val="en-AE"/>
+        </w:rPr>
+        <w:t xml:space="preserve"> by Huang et al. [5] focuses on address standardization using ChatGLM-6B, </w:t>
       </w:r>
       <w:r>
         <w:rPr>
@@ -567,7 +768,35 @@
         <w:rPr>
           <w:lang w:val="en-AE"/>
         </w:rPr>
-        <w:t>To overcome these limitations, domain-adapted models have emerged. BB-GeoGPT by Zhang et al. [7] is a fine-tuned LLaMA-2 model trained on GIS texts and Q&amp;A pairs, outperforming general LLMs in spatial queries. Similarly, GeoLLM by Shah et al. [8] boosts geospatial prediction accuracy by embedding map-based contextual data into prompts. These efforts establish the foundation for natural language interaction with spatial systems but stop short of performing complex geospatial planning or optimization.</w:t>
+        <w:t>To overcome these limitations, domain-adapted models have emerged. BB-</w:t>
+      </w:r>
+      <w:proofErr w:type="spellStart"/>
+      <w:r>
+        <w:rPr>
+          <w:lang w:val="en-AE"/>
+        </w:rPr>
+        <w:t>GeoGPT</w:t>
+      </w:r>
+      <w:proofErr w:type="spellEnd"/>
+      <w:r>
+        <w:rPr>
+          <w:lang w:val="en-AE"/>
+        </w:rPr>
+        <w:t xml:space="preserve"> by Zhang et al. [7] is a fine-tuned LLaMA-2 model trained on GIS texts and Q&amp;A pairs, outperforming general LLMs in spatial queries. Similarly, </w:t>
+      </w:r>
+      <w:proofErr w:type="spellStart"/>
+      <w:r>
+        <w:rPr>
+          <w:lang w:val="en-AE"/>
+        </w:rPr>
+        <w:t>GeoLLM</w:t>
+      </w:r>
+      <w:proofErr w:type="spellEnd"/>
+      <w:r>
+        <w:rPr>
+          <w:lang w:val="en-AE"/>
+        </w:rPr>
+        <w:t xml:space="preserve"> by Shah et al. [8] boosts geospatial prediction accuracy by embedding map-based contextual data into prompts. These efforts establish the foundation for natural language interaction with spatial systems but stop short of performing complex geospatial planning or optimization.</w:t>
       </w:r>
     </w:p>
     <w:p>
@@ -600,7 +829,49 @@
         <w:rPr>
           <w:lang w:val="en-AE"/>
         </w:rPr>
-        <w:t>Advancements in GeoAI have expanded to multimodal systems integrating LLMs with visual and structured geospatial data. OmniGeo by Yuan et al. [9] exemplifies this trend by combining satellite imagery, map layers, and text data, enabling LLMs to perform diverse tasks such as land use classification and environmental forecasting. Geode by Wu et al. [10] and GTChain by Zhang et al. [11] extend LLMs into autonomous agents, coordinating APIs, GIS tools, and real-time databases to solve spatial tasks.</w:t>
+        <w:t xml:space="preserve">Advancements in </w:t>
+      </w:r>
+      <w:proofErr w:type="spellStart"/>
+      <w:r>
+        <w:rPr>
+          <w:lang w:val="en-AE"/>
+        </w:rPr>
+        <w:t>GeoAI</w:t>
+      </w:r>
+      <w:proofErr w:type="spellEnd"/>
+      <w:r>
+        <w:rPr>
+          <w:lang w:val="en-AE"/>
+        </w:rPr>
+        <w:t xml:space="preserve"> have expanded to multimodal systems integrating LLMs with visual and structured geospatial data. </w:t>
+      </w:r>
+      <w:proofErr w:type="spellStart"/>
+      <w:r>
+        <w:rPr>
+          <w:lang w:val="en-AE"/>
+        </w:rPr>
+        <w:t>OmniGeo</w:t>
+      </w:r>
+      <w:proofErr w:type="spellEnd"/>
+      <w:r>
+        <w:rPr>
+          <w:lang w:val="en-AE"/>
+        </w:rPr>
+        <w:t xml:space="preserve"> by Yuan et al. [9] exemplifies this trend by combining satellite imagery, map layers, and text data, enabling LLMs to perform diverse tasks such as land use classification and environmental forecasting. Geode by Wu et al. [10] and </w:t>
+      </w:r>
+      <w:proofErr w:type="spellStart"/>
+      <w:r>
+        <w:rPr>
+          <w:lang w:val="en-AE"/>
+        </w:rPr>
+        <w:t>GTChain</w:t>
+      </w:r>
+      <w:proofErr w:type="spellEnd"/>
+      <w:r>
+        <w:rPr>
+          <w:lang w:val="en-AE"/>
+        </w:rPr>
+        <w:t xml:space="preserve"> by Zhang et al. [11] extend LLMs into autonomous agents, coordinating APIs, GIS tools, and real-time databases to solve spatial tasks.</w:t>
       </w:r>
     </w:p>
     <w:p>
@@ -621,7 +892,21 @@
         <w:rPr>
           <w:lang w:val="en-AE"/>
         </w:rPr>
-        <w:t>These systems demonstrate the potential of LLMs in spatial reasoning, data retrieval, and geospatial tool orchestration. Geode performs zero-shot geospatial Q&amp;A with explicit reasoning and live data, while GTChain trains LLMs to generate tool-use chains for complex tasks in simulated GIS environments. The autonomous GIS agent by Ning et al. [12] also showcases how LLMs can be used to dynamically retrieve data across diverse spatial datasets, enhancing spatial decision-making workflows.</w:t>
+        <w:t xml:space="preserve">These systems demonstrate the potential of LLMs in spatial reasoning, data retrieval, and geospatial tool orchestration. Geode performs zero-shot geospatial Q&amp;A with explicit reasoning and live data, while </w:t>
+      </w:r>
+      <w:proofErr w:type="spellStart"/>
+      <w:r>
+        <w:rPr>
+          <w:lang w:val="en-AE"/>
+        </w:rPr>
+        <w:t>GTChain</w:t>
+      </w:r>
+      <w:proofErr w:type="spellEnd"/>
+      <w:r>
+        <w:rPr>
+          <w:lang w:val="en-AE"/>
+        </w:rPr>
+        <w:t xml:space="preserve"> trains LLMs to generate tool-use chains for complex tasks in simulated GIS environments. The autonomous GIS agent by Ning et al. [12] also showcases how LLMs can be used to dynamically retrieve data across diverse spatial datasets, enhancing spatial decision-making workflows.</w:t>
       </w:r>
     </w:p>
     <w:p>
@@ -635,7 +920,21 @@
         <w:rPr>
           <w:lang w:val="en-AE"/>
         </w:rPr>
-        <w:t>Despite these advancements, existing solutions lack targeted support for personalized route planning or environmental criteria integration. None of the reviewed systems directly tackle bicycle routing that adapts to vegetation or pollution levels. Our proposed GeoBikeLLM addresses this gap by combining LLMs with geospatial intelligence to deliver environment-aware, health-optimized bike route planning</w:t>
+        <w:t xml:space="preserve">Despite these advancements, existing solutions lack targeted support for personalized route planning or environmental criteria integration. None of the reviewed systems directly tackle bicycle routing that adapts to vegetation or pollution levels. Our proposed </w:t>
+      </w:r>
+      <w:proofErr w:type="spellStart"/>
+      <w:r>
+        <w:rPr>
+          <w:lang w:val="en-AE"/>
+        </w:rPr>
+        <w:t>GeoBikeLLM</w:t>
+      </w:r>
+      <w:proofErr w:type="spellEnd"/>
+      <w:r>
+        <w:rPr>
+          <w:lang w:val="en-AE"/>
+        </w:rPr>
+        <w:t xml:space="preserve"> addresses this gap by combining LLMs with geospatial intelligence to deliver environment-aware, health-optimized bike route planning</w:t>
       </w:r>
       <w:r>
         <w:rPr>
@@ -657,6 +956,57 @@
       </w:pPr>
       <w:r>
         <w:lastRenderedPageBreak/>
+        <w:drawing>
+          <wp:anchor distT="0" distB="0" distL="114300" distR="114300" simplePos="0" relativeHeight="251667456" behindDoc="0" locked="0" layoutInCell="1" allowOverlap="1" wp14:anchorId="2C4D4589" wp14:editId="78446629">
+            <wp:simplePos x="0" y="0"/>
+            <wp:positionH relativeFrom="margin">
+              <wp:align>left</wp:align>
+            </wp:positionH>
+            <wp:positionV relativeFrom="paragraph">
+              <wp:posOffset>247650</wp:posOffset>
+            </wp:positionV>
+            <wp:extent cx="3089910" cy="2814320"/>
+            <wp:effectExtent l="0" t="0" r="0" b="5080"/>
+            <wp:wrapTopAndBottom/>
+            <wp:docPr id="1232554826" name="Picture 1" descr="A screenshot of a computer&#10;&#10;AI-generated content may be incorrect."/>
+            <wp:cNvGraphicFramePr>
+              <a:graphicFrameLocks xmlns:a="http://purl.oclc.org/ooxml/drawingml/main" noChangeAspect="1"/>
+            </wp:cNvGraphicFramePr>
+            <a:graphic xmlns:a="http://purl.oclc.org/ooxml/drawingml/main">
+              <a:graphicData uri="http://purl.oclc.org/ooxml/drawingml/picture">
+                <pic:pic xmlns:pic="http://purl.oclc.org/ooxml/drawingml/picture">
+                  <pic:nvPicPr>
+                    <pic:cNvPr id="1232554826" name="Picture 1" descr="A screenshot of a computer&#10;&#10;AI-generated content may be incorrect."/>
+                    <pic:cNvPicPr/>
+                  </pic:nvPicPr>
+                  <pic:blipFill>
+                    <a:blip r:embed="rId8">
+                      <a:extLst>
+                        <a:ext uri="{28A0092B-C50C-407E-A947-70E740481C1C}">
+                          <a14:useLocalDpi xmlns:a14="http://schemas.microsoft.com/office/drawing/2010/main" val="0"/>
+                        </a:ext>
+                      </a:extLst>
+                    </a:blip>
+                    <a:stretch>
+                      <a:fillRect/>
+                    </a:stretch>
+                  </pic:blipFill>
+                  <pic:spPr>
+                    <a:xfrm>
+                      <a:off x="0" y="0"/>
+                      <a:ext cx="3089910" cy="2814320"/>
+                    </a:xfrm>
+                    <a:prstGeom prst="rect">
+                      <a:avLst/>
+                    </a:prstGeom>
+                  </pic:spPr>
+                </pic:pic>
+              </a:graphicData>
+            </a:graphic>
+          </wp:anchor>
+        </w:drawing>
+      </w:r>
+      <w:r>
         <w:t>Methodology</w:t>
       </w:r>
     </w:p>
@@ -860,7 +1210,21 @@
         <w:rPr>
           <w:lang w:val="en-AE" w:bidi="ar-AE"/>
         </w:rPr>
-        <w:t>The heatmap was created by aggregating data from 19 CSV files hosted on GitHub, each containing latitude, longitude, and PM2.5 values for different parts of the city. After cleaning and normalizing the data using Min-Max scaling, each point was plotted using Folium’s HeatMap plugin. The visualization reveals several hotspots of elevated pollution, particularly along dense urban corridors and industrial zones.</w:t>
+        <w:t xml:space="preserve">The heatmap was created by aggregating data from 19 CSV files hosted on GitHub, each containing latitude, longitude, and PM2.5 values for different parts of the city. After cleaning and normalizing the data using Min-Max scaling, each point was plotted using Folium’s </w:t>
+      </w:r>
+      <w:proofErr w:type="spellStart"/>
+      <w:r>
+        <w:rPr>
+          <w:lang w:val="en-AE" w:bidi="ar-AE"/>
+        </w:rPr>
+        <w:t>HeatMap</w:t>
+      </w:r>
+      <w:proofErr w:type="spellEnd"/>
+      <w:r>
+        <w:rPr>
+          <w:lang w:val="en-AE" w:bidi="ar-AE"/>
+        </w:rPr>
+        <w:t xml:space="preserve"> plugin. The visualization reveals several hotspots of elevated pollution, particularly along dense urban corridors and industrial zones.</w:t>
       </w:r>
     </w:p>
     <w:p>
@@ -922,7 +1286,7 @@
                     <pic:cNvPicPr/>
                   </pic:nvPicPr>
                   <pic:blipFill>
-                    <a:blip r:embed="rId8" cstate="print">
+                    <a:blip r:embed="rId9" cstate="print">
                       <a:extLst>
                         <a:ext uri="{28A0092B-C50C-407E-A947-70E740481C1C}">
                           <a14:useLocalDpi xmlns:a14="http://schemas.microsoft.com/office/drawing/2010/main" val="0"/>
@@ -1108,6 +1472,7 @@
         <w:pStyle w:val="Heading2"/>
       </w:pPr>
       <w:r>
+        <w:lastRenderedPageBreak/>
         <w:t>LLM Integration</w:t>
       </w:r>
     </w:p>
@@ -1123,7 +1488,7 @@
           <w:noProof/>
         </w:rPr>
         <w:drawing>
-          <wp:anchor distT="0" distB="0" distL="114300" distR="114300" simplePos="0" relativeHeight="251661312" behindDoc="0" locked="0" layoutInCell="1" allowOverlap="1" wp14:anchorId="6F6F9499" wp14:editId="456C2FC2">
+          <wp:anchor distT="0" distB="0" distL="114300" distR="114300" simplePos="0" relativeHeight="251661312" behindDoc="0" locked="0" layoutInCell="1" allowOverlap="1" wp14:anchorId="6F6F9499" wp14:editId="73103C03">
             <wp:simplePos x="0" y="0"/>
             <wp:positionH relativeFrom="column">
               <wp:posOffset>1854738</wp:posOffset>
@@ -1146,7 +1511,7 @@
                     <pic:cNvPicPr/>
                   </pic:nvPicPr>
                   <pic:blipFill>
-                    <a:blip r:embed="rId9" cstate="print">
+                    <a:blip r:embed="rId10" cstate="print">
                       <a:extLst>
                         <a:ext uri="{28A0092B-C50C-407E-A947-70E740481C1C}">
                           <a14:useLocalDpi xmlns:a14="http://schemas.microsoft.com/office/drawing/2010/main" val="0"/>
@@ -1206,7 +1571,7 @@
                     <pic:cNvPicPr/>
                   </pic:nvPicPr>
                   <pic:blipFill>
-                    <a:blip r:embed="rId9">
+                    <a:blip r:embed="rId10">
                       <a:extLst>
                         <a:ext uri="{28A0092B-C50C-407E-A947-70E740481C1C}">
                           <a14:useLocalDpi xmlns:a14="http://schemas.microsoft.com/office/drawing/2010/main" val="0"/>
@@ -1242,12 +1607,26 @@
         <w:rPr>
           <w:lang w:val="en-US"/>
         </w:rPr>
-        <w:t xml:space="preserve">In the proposed routing system, two LLMs are integrated using the Groq API to enhance the </w:t>
-      </w:r>
+        <w:t xml:space="preserve">In the proposed routing system, two LLMs are integrated using the </w:t>
+      </w:r>
+      <w:proofErr w:type="spellStart"/>
       <w:r>
         <w:rPr>
           <w:lang w:val="en-US"/>
         </w:rPr>
+        <w:t>Groq</w:t>
+      </w:r>
+      <w:proofErr w:type="spellEnd"/>
+      <w:r>
+        <w:rPr>
+          <w:lang w:val="en-US"/>
+        </w:rPr>
+        <w:t xml:space="preserve"> API to enhance the </w:t>
+      </w:r>
+      <w:r>
+        <w:rPr>
+          <w:lang w:val="en-US"/>
+        </w:rPr>
         <w:t>NLP</w:t>
       </w:r>
       <w:r>
@@ -1265,7 +1644,6 @@
         </w:rPr>
       </w:pPr>
       <w:r>
-        <w:lastRenderedPageBreak/>
         <w:t>Query Interpretation using LLaMA 3.1 8B Instant</w:t>
       </w:r>
       <w:r>
@@ -1450,13 +1828,7 @@
         <w:rPr>
           <w:lang w:val="en-US"/>
         </w:rPr>
-        <w:t xml:space="preserve">The integration of LLMs in this project enhances accessibility by enabling natural language interaction with complex geospatial computations. The system can interpret a wide range of user inputs, including informal phrasing, typographical errors, inconsistent formatting, and loosely defined place names. This eliminates the need for rigid query structures or rule-based parsing, allowing users to communicate using everyday language. In addition to interpreting queries, the LLMs generate clear and concise </w:t>
-      </w:r>
-      <w:r>
-        <w:rPr>
-          <w:lang w:val="en-US"/>
-        </w:rPr>
-        <w:t>explanations for routing decisions, improving transparency and user trust.</w:t>
+        <w:t>The integration of LLMs in this project enhances accessibility by enabling natural language interaction with complex geospatial computations. The system can interpret a wide range of user inputs, including informal phrasing, typographical errors, inconsistent formatting, and loosely defined place names. This eliminates the need for rigid query structures or rule-based parsing, allowing users to communicate using everyday language. In addition to interpreting queries, the LLMs generate clear and concise explanations for routing decisions, improving transparency and user trust.</w:t>
       </w:r>
     </w:p>
     <w:p>
@@ -1478,7 +1850,21 @@
         <w:rPr>
           <w:lang w:val="en-AE"/>
         </w:rPr>
-        <w:t xml:space="preserve">The GeoBikeLLM system enables natural language-based bike route planning within Chicago, Illinois, by integrating environmental and spatial data to recommend optimized cycling paths. Users interact with the system by entering a prompt such as </w:t>
+        <w:t xml:space="preserve">The </w:t>
+      </w:r>
+      <w:proofErr w:type="spellStart"/>
+      <w:r>
+        <w:rPr>
+          <w:lang w:val="en-AE"/>
+        </w:rPr>
+        <w:t>GeoBikeLLM</w:t>
+      </w:r>
+      <w:proofErr w:type="spellEnd"/>
+      <w:r>
+        <w:rPr>
+          <w:lang w:val="en-AE"/>
+        </w:rPr>
+        <w:t xml:space="preserve"> system enables natural language-based bike route planning within Chicago, Illinois, by integrating environmental and spatial data to recommend optimized cycling paths. Users interact with the system by entering a prompt such as </w:t>
       </w:r>
       <w:r>
         <w:rPr>
@@ -1500,12 +1886,21 @@
         </w:rPr>
         <w:t xml:space="preserve"> </w:t>
       </w:r>
+      <w:proofErr w:type="spellStart"/>
       <w:r>
         <w:rPr>
           <w:color w:val="FF0000"/>
           <w:lang w:val="en-AE"/>
         </w:rPr>
-        <w:t xml:space="preserve">num (caption: System prompt provided to the LLM for extracting origin and destination.), </w:t>
+        <w:t>num</w:t>
+      </w:r>
+      <w:proofErr w:type="spellEnd"/>
+      <w:r>
+        <w:rPr>
+          <w:color w:val="FF0000"/>
+          <w:lang w:val="en-AE"/>
+        </w:rPr>
+        <w:t xml:space="preserve"> (caption: System prompt provided to the LLM for extracting origin and destination.), </w:t>
       </w:r>
       <w:r>
         <w:rPr>
@@ -1550,7 +1945,7 @@
                     <pic:cNvPicPr/>
                   </pic:nvPicPr>
                   <pic:blipFill>
-                    <a:blip r:embed="rId10">
+                    <a:blip r:embed="rId11">
                       <a:extLst>
                         <a:ext uri="{28A0092B-C50C-407E-A947-70E740481C1C}">
                           <a14:useLocalDpi xmlns:a14="http://schemas.microsoft.com/office/drawing/2010/main" val="0"/>
@@ -1616,7 +2011,21 @@
         <w:rPr>
           <w:lang w:val="en-AE"/>
         </w:rPr>
-        <w:t>. These sliders eliminate the need to express routing preferences within the prompt itself. The air quality slider (α) penalizes routes with higher PM2.5 levels, while the greenness slider (β) favors paths with higher Normalized Difference Vegetation Index (NDVI) values.</w:t>
+        <w:t xml:space="preserve">. These sliders eliminate the need to express routing preferences within the prompt itself. The air quality slider (α) penalizes routes with higher PM2.5 levels, while the greenness slider (β) </w:t>
+      </w:r>
+      <w:proofErr w:type="spellStart"/>
+      <w:r>
+        <w:rPr>
+          <w:lang w:val="en-AE"/>
+        </w:rPr>
+        <w:t>favors</w:t>
+      </w:r>
+      <w:proofErr w:type="spellEnd"/>
+      <w:r>
+        <w:rPr>
+          <w:lang w:val="en-AE"/>
+        </w:rPr>
+        <w:t xml:space="preserve"> paths with higher Normalized Difference Vegetation Index (NDVI) values.</w:t>
       </w:r>
     </w:p>
     <w:p>
@@ -1630,6 +2039,7 @@
         <w:rPr>
           <w:lang w:val="en-AE"/>
         </w:rPr>
+        <w:lastRenderedPageBreak/>
         <w:t>Once the origin and destination are identified, the system constructs a geospatial graph of Chicago’s bike network. Each edge in the graph is dynamically weighted based on nearby air quality and vegetation data obtained from environmental sensors. Route computation is carried out using an adapted Yen’s K-Shortest Paths algorithm, which generates multiple path options while incorporating the user-defined environmental weights.</w:t>
       </w:r>
     </w:p>
@@ -1700,11 +2110,7 @@
         <w:t xml:space="preserve"> quality and green areas. This best path is shown in light green on the map. It is about 37.36 kilometers long, with low air pollution (PM2.5 = 6.42) and good greenery (NDVI = 0.10). The system chose this route because it is the cleanest and greenest among the options</w:t>
       </w:r>
       <w:r>
-        <w:t xml:space="preserve">. It used Yen’s K-shortest </w:t>
-      </w:r>
-      <w:r>
-        <w:lastRenderedPageBreak/>
-        <w:t>paths algorithm, which finds several different route options between the two locations, and then selects the one with the lowest average air pollution and the highest green coverage based on data from PM2.5 sensors and NDVI readings.</w:t>
+        <w:t>. It used Yen’s K-shortest paths algorithm, which finds several different route options between the two locations, and then selects the one with the lowest average air pollution and the highest green coverage based on data from PM2.5 sensors and NDVI readings.</w:t>
       </w:r>
       <w:r>
         <w:t xml:space="preserve"> </w:t>
@@ -1735,7 +2141,7 @@
                     <pic:cNvPicPr/>
                   </pic:nvPicPr>
                   <pic:blipFill>
-                    <a:blip r:embed="rId11"/>
+                    <a:blip r:embed="rId12"/>
                     <a:stretch>
                       <a:fillRect/>
                     </a:stretch>
@@ -1777,7 +2183,7 @@
                     <pic:cNvPicPr/>
                   </pic:nvPicPr>
                   <pic:blipFill>
-                    <a:blip r:embed="rId12"/>
+                    <a:blip r:embed="rId13"/>
                     <a:stretch>
                       <a:fillRect/>
                     </a:stretch>
@@ -1802,9 +2208,58 @@
     <w:p>
       <w:pPr>
         <w:pStyle w:val="Heading2"/>
+        <w:rPr>
+          <w:rtl/>
+        </w:rPr>
       </w:pPr>
       <w:r>
         <w:t>LLM Results</w:t>
+      </w:r>
+    </w:p>
+    <w:p>
+      <w:pPr>
+        <w:pStyle w:val="BodyText"/>
+        <w:rPr>
+          <w:lang w:val="en-AE"/>
+        </w:rPr>
+      </w:pPr>
+      <w:r>
+        <w:rPr>
+          <w:lang w:val="en-US"/>
+        </w:rPr>
+        <w:t xml:space="preserve">This </w:t>
+      </w:r>
+      <w:r>
+        <w:rPr>
+          <w:lang w:val="en-US"/>
+        </w:rPr>
+        <w:t>sub</w:t>
+      </w:r>
+      <w:r>
+        <w:rPr>
+          <w:lang w:val="en-US"/>
+        </w:rPr>
+        <w:t xml:space="preserve">section presents the evaluation results of the two integrated language models in </w:t>
+      </w:r>
+      <w:proofErr w:type="spellStart"/>
+      <w:r>
+        <w:rPr>
+          <w:lang w:val="en-US"/>
+        </w:rPr>
+        <w:t>GeoBikeLLM</w:t>
+      </w:r>
+      <w:proofErr w:type="spellEnd"/>
+      <w:r>
+        <w:rPr>
+          <w:lang w:val="en-US"/>
+        </w:rPr>
+        <w:t xml:space="preserve">. The first model focuses on extracting structured trip details from natural </w:t>
+      </w:r>
+      <w:r>
+        <w:rPr>
+          <w:lang w:val="en-US"/>
+        </w:rPr>
+        <w:t>language input, while the second generates explanatory feedback based on computed routes and user-defined preferences.</w:t>
       </w:r>
     </w:p>
     <w:p>
@@ -1897,13 +2352,7 @@
         <w:rPr>
           <w:i w:val="0"/>
         </w:rPr>
-        <w:t xml:space="preserve">These results </w:t>
-      </w:r>
-      <w:r>
-        <w:rPr>
-          <w:i w:val="0"/>
-        </w:rPr>
-        <w:t>demonstrate the model’s robustness in understanding noisy and informal user inputs. However, minor inconsistencies were observed in cases involving ambiguous phrasing or rare place names, which supports the decision to shift preference input to sliders in the final system design.</w:t>
+        <w:t>These results demonstrate the model’s robustness in understanding noisy and informal user inputs. However, minor inconsistencies were observed in cases involving ambiguous phrasing or rare place names, which supports the decision to shift preference input to sliders in the final system design.</w:t>
       </w:r>
     </w:p>
     <w:p>
@@ -4273,6 +4722,7 @@
   <w:style w:type="character" w:default="1" w:styleId="DefaultParagraphFont">
     <w:name w:val="Default Paragraph Font"/>
     <w:uiPriority w:val="1"/>
+    <w:semiHidden/>
     <w:unhideWhenUsed/>
   </w:style>
   <w:style w:type="table" w:default="1" w:styleId="TableNormal">

--- a/GeoBikeLLM Paper.docx
+++ b/GeoBikeLLM Paper.docx
@@ -342,6 +342,80 @@
       <w:r>
         <w:t>—</w:t>
       </w:r>
+      <w:r>
+        <w:t xml:space="preserve"> </w:t>
+      </w:r>
+      <w:r>
+        <w:t xml:space="preserve">Bike riding is widely embraced as a healthy, eco-friendly mode of transportation; thus, routes with cleaner air and greener surroundings are often preferred by cyclists seeking both physical well-being and enjoyable travel experiences. </w:t>
+      </w:r>
+      <w:r>
+        <w:t>However,</w:t>
+      </w:r>
+      <w:r>
+        <w:t xml:space="preserve"> </w:t>
+      </w:r>
+      <w:r>
+        <w:t>existing navigation systems fail to account for environmental conditions such as air pollution</w:t>
+      </w:r>
+      <w:r>
+        <w:t xml:space="preserve"> </w:t>
+      </w:r>
+      <w:r>
+        <w:t>or vegetation density</w:t>
+      </w:r>
+      <w:r>
+        <w:t xml:space="preserve">. </w:t>
+      </w:r>
+      <w:r>
+        <w:t xml:space="preserve">To address this, we introduce </w:t>
+      </w:r>
+      <w:proofErr w:type="spellStart"/>
+      <w:r>
+        <w:rPr>
+          <w:i/>
+          <w:iCs/>
+        </w:rPr>
+        <w:t>GeoBikeLLM</w:t>
+      </w:r>
+      <w:proofErr w:type="spellEnd"/>
+      <w:r>
+        <w:t xml:space="preserve">, a system that leverages Large Language Models (LLMs) for </w:t>
+      </w:r>
+      <w:proofErr w:type="gramStart"/>
+      <w:r>
+        <w:t>environment-aware</w:t>
+      </w:r>
+      <w:proofErr w:type="gramEnd"/>
+      <w:r>
+        <w:t xml:space="preserve"> bike route planning.</w:t>
+      </w:r>
+      <w:r>
+        <w:t xml:space="preserve"> </w:t>
+      </w:r>
+      <w:r>
+        <w:t>Focused on Chicago, Illinois, USA, the system enables users to enter natural language prompts</w:t>
+      </w:r>
+      <w:r>
+        <w:t xml:space="preserve"> </w:t>
+      </w:r>
+      <w:r>
+        <w:t xml:space="preserve">and </w:t>
+      </w:r>
+      <w:r>
+        <w:t>their</w:t>
+      </w:r>
+      <w:r>
+        <w:t xml:space="preserve"> routing preferences such as shortest, healthiest (low PM2.5), or greenest (high NDVI)</w:t>
+      </w:r>
+      <w:r>
+        <w:t xml:space="preserve"> or considering combinations</w:t>
+      </w:r>
+      <w:r>
+        <w:t xml:space="preserve">. </w:t>
+      </w:r>
+      <w:r>
+        <w:t>The system integrates air quality, vegetation, and bicycle infrastructure datasets, applies KD-Tree-based spatial matching, and computes optimized paths using a weighted graph and Yen’s K-Shortest Paths algorithm.</w:t>
+      </w:r>
     </w:p>
     <w:p>
       <w:pPr>
@@ -674,7 +748,13 @@
         <w:rPr>
           <w:lang w:val="en-AE"/>
         </w:rPr>
-        <w:t xml:space="preserve"> by Huang et al. [5] focuses on address standardization using ChatGLM-6B, showing how LLMs can resolve ambiguous and incomplete geospatial texts. Meanwhile, Bhandari et al. [6] evaluate whether large language models are geospatially knowledgeable, revealing that while some geospatial knowledge exists in pretrained models, it is often imprecise.</w:t>
+        <w:t xml:space="preserve"> by Huang et al. [5] focuses on address standardization using ChatGLM-6B, </w:t>
+      </w:r>
+      <w:r>
+        <w:rPr>
+          <w:lang w:val="en-AE"/>
+        </w:rPr>
+        <w:t>showing how LLMs can resolve ambiguous and incomplete geospatial texts. Meanwhile, Bhandari et al. [6] evaluate whether large language models are geospatially knowledgeable, revealing that while some geospatial knowledge exists in pretrained models, it is often imprecise.</w:t>
       </w:r>
     </w:p>
     <w:p>
@@ -873,25 +953,22 @@
     <w:p>
       <w:pPr>
         <w:pStyle w:val="Heading1"/>
-        <w:rPr>
-          <w:rtl/>
-        </w:rPr>
       </w:pPr>
       <w:r>
         <w:lastRenderedPageBreak/>
         <w:drawing>
-          <wp:anchor distT="0" distB="0" distL="114300" distR="114300" simplePos="0" relativeHeight="251668480" behindDoc="0" locked="0" layoutInCell="1" allowOverlap="1" wp14:anchorId="50D7DC7B" wp14:editId="066C6212">
+          <wp:anchor distT="0" distB="0" distL="114300" distR="114300" simplePos="0" relativeHeight="251667456" behindDoc="0" locked="0" layoutInCell="1" allowOverlap="1" wp14:anchorId="2C4D4589" wp14:editId="78446629">
             <wp:simplePos x="0" y="0"/>
             <wp:positionH relativeFrom="margin">
               <wp:align>left</wp:align>
             </wp:positionH>
             <wp:positionV relativeFrom="paragraph">
-              <wp:posOffset>278765</wp:posOffset>
+              <wp:posOffset>247650</wp:posOffset>
             </wp:positionV>
             <wp:extent cx="3089910" cy="2814320"/>
             <wp:effectExtent l="0" t="0" r="0" b="5080"/>
             <wp:wrapTopAndBottom/>
-            <wp:docPr id="448142563" name="Picture 2" descr="A screenshot of a computer&#10;&#10;AI-generated content may be incorrect."/>
+            <wp:docPr id="1232554826" name="Picture 1" descr="A screenshot of a computer&#10;&#10;AI-generated content may be incorrect."/>
             <wp:cNvGraphicFramePr>
               <a:graphicFrameLocks xmlns:a="http://purl.oclc.org/ooxml/drawingml/main" noChangeAspect="1"/>
             </wp:cNvGraphicFramePr>
@@ -899,7 +976,7 @@
               <a:graphicData uri="http://purl.oclc.org/ooxml/drawingml/picture">
                 <pic:pic xmlns:pic="http://purl.oclc.org/ooxml/drawingml/picture">
                   <pic:nvPicPr>
-                    <pic:cNvPr id="448142563" name="Picture 2" descr="A screenshot of a computer&#10;&#10;AI-generated content may be incorrect."/>
+                    <pic:cNvPr id="1232554826" name="Picture 1" descr="A screenshot of a computer&#10;&#10;AI-generated content may be incorrect."/>
                     <pic:cNvPicPr/>
                   </pic:nvPicPr>
                   <pic:blipFill>
@@ -933,7 +1010,6 @@
         <w:t>Methodology</w:t>
       </w:r>
     </w:p>
-    <w:p/>
     <w:p>
       <w:pPr>
         <w:pStyle w:val="Heading2"/>
@@ -1067,10 +1143,7 @@
         <w:jc w:val="start"/>
       </w:pPr>
       <w:r>
-        <w:t>To better understand the spatial distribution of air pollution and vegetation in Chicago, we performed exploratory visualizations using Folium and Python libraries. PM2.5 sensor data was plotted to identify high-</w:t>
-      </w:r>
-      <w:r>
-        <w:t>pollution zones, while NDVI values were visualized to detect greener regions.</w:t>
+        <w:t>To better understand the spatial distribution of air pollution and vegetation in Chicago, we performed exploratory visualizations using Folium and Python libraries. PM2.5 sensor data was plotted to identify high-pollution zones, while NDVI values were visualized to detect greener regions.</w:t>
       </w:r>
     </w:p>
     <w:p>
@@ -1391,37 +1464,31 @@
         <w:rPr>
           <w:lang w:val="en-US"/>
         </w:rPr>
-        <w:t xml:space="preserve">To determine optimal bike paths, the system connects the user-specified origin and destination to the nearest nodes in the network via virtual edges. Then, using Yen’s algorithm, the top-k shortest paths are extracted based on the computed cost. A penalty is applied to reused edges across iterations to encourage route diversity. For each path, average PM2.5 and NDVI values are computed, and the route with the lowest pollution and highest greenery score is selected as the recommended path. This environmentally informed selection </w:t>
-      </w:r>
-      <w:r>
+        <w:t>To determine optimal bike paths, the system connects the user-specified origin and destination to the nearest nodes in the network via virtual edges. Then, using Yen’s algorithm, the top-k shortest paths are extracted based on the computed cost. A penalty is applied to reused edges across iterations to encourage route diversity. For each path, average PM2.5 and NDVI values are computed, and the route with the lowest pollution and highest greenery score is selected as the recommended path. This environmentally informed selection approach balances travel distance with health and ecological considerations, enabling context-aware route planning.</w:t>
+      </w:r>
+    </w:p>
+    <w:p>
+      <w:pPr>
+        <w:pStyle w:val="Heading2"/>
+      </w:pPr>
+      <w:r>
+        <w:lastRenderedPageBreak/>
+        <w:t>LLM Integration</w:t>
+      </w:r>
+    </w:p>
+    <w:p>
+      <w:pPr>
+        <w:pStyle w:val="BodyText"/>
         <w:rPr>
           <w:lang w:val="en-US"/>
         </w:rPr>
-        <w:lastRenderedPageBreak/>
-        <w:t>approach balances travel distance with health and ecological considerations, enabling context-aware route planning.</w:t>
-      </w:r>
-    </w:p>
-    <w:p>
-      <w:pPr>
-        <w:pStyle w:val="Heading2"/>
-      </w:pPr>
-      <w:r>
-        <w:t>LLM Integration</w:t>
-      </w:r>
-    </w:p>
-    <w:p>
-      <w:pPr>
-        <w:pStyle w:val="BodyText"/>
-        <w:rPr>
-          <w:lang w:val="en-US"/>
-        </w:rPr>
       </w:pPr>
       <w:r>
         <w:rPr>
           <w:noProof/>
         </w:rPr>
         <w:drawing>
-          <wp:anchor distT="0" distB="0" distL="114300" distR="114300" simplePos="0" relativeHeight="251661312" behindDoc="0" locked="0" layoutInCell="1" allowOverlap="1" wp14:anchorId="6F6F9499" wp14:editId="3B7DF0BC">
+          <wp:anchor distT="0" distB="0" distL="114300" distR="114300" simplePos="0" relativeHeight="251661312" behindDoc="0" locked="0" layoutInCell="1" allowOverlap="1" wp14:anchorId="6F6F9499" wp14:editId="73103C03">
             <wp:simplePos x="0" y="0"/>
             <wp:positionH relativeFrom="column">
               <wp:posOffset>1854738</wp:posOffset>
@@ -1944,41 +2011,35 @@
         <w:rPr>
           <w:lang w:val="en-AE"/>
         </w:rPr>
-        <w:t xml:space="preserve">. These sliders eliminate the need to express routing preferences within the prompt itself. The air quality slider (α) penalizes routes with higher PM2.5 levels, while the </w:t>
-      </w:r>
+        <w:t xml:space="preserve">. These sliders eliminate the need to express routing preferences within the prompt itself. The air quality slider (α) penalizes routes with higher PM2.5 levels, while the greenness slider (β) </w:t>
+      </w:r>
+      <w:proofErr w:type="spellStart"/>
+      <w:r>
+        <w:rPr>
+          <w:lang w:val="en-AE"/>
+        </w:rPr>
+        <w:t>favors</w:t>
+      </w:r>
+      <w:proofErr w:type="spellEnd"/>
+      <w:r>
+        <w:rPr>
+          <w:lang w:val="en-AE"/>
+        </w:rPr>
+        <w:t xml:space="preserve"> paths with higher Normalized Difference Vegetation Index (NDVI) values.</w:t>
+      </w:r>
+    </w:p>
+    <w:p>
+      <w:pPr>
+        <w:pStyle w:val="BodyText"/>
+        <w:rPr>
+          <w:lang w:val="en-AE"/>
+        </w:rPr>
+      </w:pPr>
       <w:r>
         <w:rPr>
           <w:lang w:val="en-AE"/>
         </w:rPr>
         <w:lastRenderedPageBreak/>
-        <w:t xml:space="preserve">greenness slider (β) </w:t>
-      </w:r>
-      <w:proofErr w:type="spellStart"/>
-      <w:r>
-        <w:rPr>
-          <w:lang w:val="en-AE"/>
-        </w:rPr>
-        <w:t>favors</w:t>
-      </w:r>
-      <w:proofErr w:type="spellEnd"/>
-      <w:r>
-        <w:rPr>
-          <w:lang w:val="en-AE"/>
-        </w:rPr>
-        <w:t xml:space="preserve"> paths with higher Normalized Difference Vegetation Index (NDVI) values.</w:t>
-      </w:r>
-    </w:p>
-    <w:p>
-      <w:pPr>
-        <w:pStyle w:val="BodyText"/>
-        <w:rPr>
-          <w:lang w:val="en-AE"/>
-        </w:rPr>
-      </w:pPr>
-      <w:r>
-        <w:rPr>
-          <w:lang w:val="en-AE"/>
-        </w:rPr>
         <w:t>Once the origin and destination are identified, the system constructs a geospatial graph of Chicago’s bike network. Each edge in the graph is dynamically weighted based on nearby air quality and vegetation data obtained from environmental sensors. Route computation is carried out using an adapted Yen’s K-Shortest Paths algorithm, which generates multiple path options while incorporating the user-defined environmental weights.</w:t>
       </w:r>
     </w:p>
@@ -2147,6 +2208,9 @@
     <w:p>
       <w:pPr>
         <w:pStyle w:val="Heading2"/>
+        <w:rPr>
+          <w:rtl/>
+        </w:rPr>
       </w:pPr>
       <w:r>
         <w:t>LLM Results</w:t>
@@ -2154,28 +2218,65 @@
     </w:p>
     <w:p>
       <w:pPr>
+        <w:pStyle w:val="BodyText"/>
+        <w:rPr>
+          <w:lang w:val="en-AE"/>
+        </w:rPr>
+      </w:pPr>
+      <w:r>
+        <w:rPr>
+          <w:lang w:val="en-US"/>
+        </w:rPr>
+        <w:t xml:space="preserve">This </w:t>
+      </w:r>
+      <w:r>
+        <w:rPr>
+          <w:lang w:val="en-US"/>
+        </w:rPr>
+        <w:t>sub</w:t>
+      </w:r>
+      <w:r>
+        <w:rPr>
+          <w:lang w:val="en-US"/>
+        </w:rPr>
+        <w:t xml:space="preserve">section presents the evaluation results of the two integrated language models in </w:t>
+      </w:r>
+      <w:proofErr w:type="spellStart"/>
+      <w:r>
+        <w:rPr>
+          <w:lang w:val="en-US"/>
+        </w:rPr>
+        <w:t>GeoBikeLLM</w:t>
+      </w:r>
+      <w:proofErr w:type="spellEnd"/>
+      <w:r>
+        <w:rPr>
+          <w:lang w:val="en-US"/>
+        </w:rPr>
+        <w:t xml:space="preserve">. The first model focuses on extracting structured trip details from natural </w:t>
+      </w:r>
+      <w:r>
+        <w:rPr>
+          <w:lang w:val="en-US"/>
+        </w:rPr>
+        <w:t>language input, while the second generates explanatory feedback based on computed routes and user-defined preferences.</w:t>
+      </w:r>
+    </w:p>
+    <w:p>
+      <w:pPr>
         <w:pStyle w:val="Heading3"/>
+      </w:pPr>
+      <w:r>
+        <w:t>Query Interpretation using LLaMA 3.1 8B Instant</w:t>
+      </w:r>
+      <w:r>
+        <w:t xml:space="preserve">:  </w:t>
+      </w:r>
+      <w:r>
         <w:rPr>
           <w:i w:val="0"/>
         </w:rPr>
-      </w:pPr>
-      <w:r>
-        <w:t>Query Interpretation using LLaMA 3.1 8B Instant</w:t>
-      </w:r>
-      <w:r>
-        <w:t xml:space="preserve">:  </w:t>
-      </w:r>
-      <w:r>
-        <w:rPr>
-          <w:i w:val="0"/>
-        </w:rPr>
-        <w:t xml:space="preserve">To assess the performance of the LLaMA 3.1 8B Instant model in query interpretation, we evaluated its ability to extract </w:t>
-      </w:r>
-      <w:r>
-        <w:rPr>
-          <w:i w:val="0"/>
-        </w:rPr>
-        <w:t>structured information from 35 user prompts. These prompts were designed to reflect diverse natural language variations, including typos, spacing issues, and informal phrasing.</w:t>
+        <w:t>To assess the performance of the LLaMA 3.1 8B Instant model in query interpretation, we evaluated its ability to extract structured information from 35 user prompts. These prompts were designed to reflect diverse natural language variations, including typos, spacing issues, and informal phrasing.</w:t>
       </w:r>
       <w:r>
         <w:rPr>
@@ -2256,47 +2357,6 @@
     </w:p>
     <w:p>
       <w:pPr>
-        <w:pStyle w:val="Heading3"/>
-      </w:pPr>
-      <w:r>
-        <w:t xml:space="preserve">LLaMA 3.3 70B Versatile for Explanation Generation: </w:t>
-      </w:r>
-      <w:r>
-        <w:t xml:space="preserve"> </w:t>
-      </w:r>
-      <w:r>
-        <w:rPr>
-          <w:i w:val="0"/>
-        </w:rPr>
-        <w:t>During testing, the model consistently produced clear and contextually relevant justifications, successfully incorporating factors such as air quality and vegetation coverage into its responses.</w:t>
-      </w:r>
-      <w:r>
-        <w:rPr>
-          <w:i w:val="0"/>
-        </w:rPr>
-        <w:t xml:space="preserve"> A</w:t>
-      </w:r>
-      <w:r>
-        <w:rPr>
-          <w:i w:val="0"/>
-        </w:rPr>
-        <w:t>cross various prompt inputs and slider configurations, the generated explanations accurately reflected the impact of the air quality penalty (α) and greenness reward (β) on the chosen route. For example, when higher greenness weights were applied, the model emphasized scenic, vegetation-rich paths. In contrast, when air quality was prioritized, the output referenced routes with cleaner air.</w:t>
-      </w:r>
-      <w:r>
-        <w:rPr>
-          <w:i w:val="0"/>
-        </w:rPr>
-        <w:t xml:space="preserve"> </w:t>
-      </w:r>
-      <w:r>
-        <w:rPr>
-          <w:i w:val="0"/>
-        </w:rPr>
-        <w:t>The responses remained coherent, grammatically sound, and aligned with the environmental context provided. This consistency demonstrates the model’s effectiveness in delivering human-readable, informative feedback, reinforcing trust in the system’s recommendations.</w:t>
-      </w:r>
-    </w:p>
-    <w:p>
-      <w:pPr>
         <w:pStyle w:val="Heading2"/>
       </w:pPr>
       <w:r>
@@ -2632,7 +2692,6 @@
         <w:rPr>
           <w:lang w:val="fr-FR"/>
         </w:rPr>
-        <w:lastRenderedPageBreak/>
         <w:t xml:space="preserve">Zhang, Z., et al. (2025b). </w:t>
       </w:r>
       <w:r>

--- a/GeoBikeLLM Paper.docx
+++ b/GeoBikeLLM Paper.docx
@@ -379,15 +379,7 @@
       </w:r>
       <w:proofErr w:type="spellEnd"/>
       <w:r>
-        <w:t xml:space="preserve">, a system that leverages Large Language Models (LLMs) for </w:t>
-      </w:r>
-      <w:proofErr w:type="gramStart"/>
-      <w:r>
-        <w:t>environment-aware</w:t>
-      </w:r>
-      <w:proofErr w:type="gramEnd"/>
-      <w:r>
-        <w:t xml:space="preserve"> bike route planning.</w:t>
+        <w:t>, a system that leverages Large Language Models (LLMs) for environment-aware bike route planning.</w:t>
       </w:r>
       <w:r>
         <w:t xml:space="preserve"> </w:t>
@@ -416,6 +408,12 @@
       <w:r>
         <w:t>The system integrates air quality, vegetation, and bicycle infrastructure datasets, applies KD-Tree-based spatial matching, and computes optimized paths using a weighted graph and Yen’s K-Shortest Paths algorithm.</w:t>
       </w:r>
+      <w:r>
+        <w:t xml:space="preserve"> </w:t>
+      </w:r>
+      <w:r>
+        <w:t xml:space="preserve">Data visualizations highlight spatial patterns in pollution and greenery. </w:t>
+      </w:r>
     </w:p>
     <w:p>
       <w:pPr>
@@ -424,39 +422,30 @@
       <w:r>
         <w:t>Keywords—</w:t>
       </w:r>
-      <w:proofErr w:type="gramStart"/>
       <w:r>
         <w:t xml:space="preserve">Geospatial </w:t>
       </w:r>
       <w:r>
         <w:t>,</w:t>
       </w:r>
-      <w:proofErr w:type="gramEnd"/>
       <w:r>
         <w:t xml:space="preserve"> </w:t>
       </w:r>
-      <w:proofErr w:type="gramStart"/>
       <w:r>
         <w:t xml:space="preserve">LLM </w:t>
       </w:r>
       <w:r>
         <w:t>,</w:t>
       </w:r>
-      <w:proofErr w:type="gramEnd"/>
       <w:r>
         <w:t xml:space="preserve"> </w:t>
       </w:r>
       <w:r>
-        <w:t xml:space="preserve">Air </w:t>
-      </w:r>
-      <w:proofErr w:type="gramStart"/>
-      <w:r>
-        <w:t xml:space="preserve">Quality </w:t>
+        <w:t xml:space="preserve">Air Quality </w:t>
       </w:r>
       <w:r>
         <w:t>,</w:t>
       </w:r>
-      <w:proofErr w:type="gramEnd"/>
       <w:r>
         <w:t xml:space="preserve"> </w:t>
       </w:r>
@@ -734,7 +723,13 @@
         <w:rPr>
           <w:lang w:val="en-AE"/>
         </w:rPr>
-        <w:t xml:space="preserve"> to answer geographic questions and visualize answers on maps. </w:t>
+        <w:t xml:space="preserve"> to answer geographic questions </w:t>
+      </w:r>
+      <w:r>
+        <w:rPr>
+          <w:lang w:val="en-AE"/>
+        </w:rPr>
+        <w:t xml:space="preserve">and visualize answers on maps. </w:t>
       </w:r>
       <w:proofErr w:type="spellStart"/>
       <w:r>
@@ -748,13 +743,7 @@
         <w:rPr>
           <w:lang w:val="en-AE"/>
         </w:rPr>
-        <w:t xml:space="preserve"> by Huang et al. [5] focuses on address standardization using ChatGLM-6B, </w:t>
-      </w:r>
-      <w:r>
-        <w:rPr>
-          <w:lang w:val="en-AE"/>
-        </w:rPr>
-        <w:t>showing how LLMs can resolve ambiguous and incomplete geospatial texts. Meanwhile, Bhandari et al. [6] evaluate whether large language models are geospatially knowledgeable, revealing that while some geospatial knowledge exists in pretrained models, it is often imprecise.</w:t>
+        <w:t xml:space="preserve"> by Huang et al. [5] focuses on address standardization using ChatGLM-6B, showing how LLMs can resolve ambiguous and incomplete geospatial texts. Meanwhile, Bhandari et al. [6] evaluate whether large language models are geospatially knowledgeable, revealing that while some geospatial knowledge exists in pretrained models, it is often imprecise.</w:t>
       </w:r>
     </w:p>
     <w:p>
@@ -1488,7 +1477,7 @@
           <w:noProof/>
         </w:rPr>
         <w:drawing>
-          <wp:anchor distT="0" distB="0" distL="114300" distR="114300" simplePos="0" relativeHeight="251661312" behindDoc="0" locked="0" layoutInCell="1" allowOverlap="1" wp14:anchorId="6F6F9499" wp14:editId="73103C03">
+          <wp:anchor distT="0" distB="0" distL="114300" distR="114300" simplePos="0" relativeHeight="251661312" behindDoc="0" locked="0" layoutInCell="1" allowOverlap="1" wp14:anchorId="6F6F9499" wp14:editId="1CB5FFCC">
             <wp:simplePos x="0" y="0"/>
             <wp:positionH relativeFrom="column">
               <wp:posOffset>1854738</wp:posOffset>
@@ -4722,7 +4711,6 @@
   <w:style w:type="character" w:default="1" w:styleId="DefaultParagraphFont">
     <w:name w:val="Default Paragraph Font"/>
     <w:uiPriority w:val="1"/>
-    <w:semiHidden/>
     <w:unhideWhenUsed/>
   </w:style>
   <w:style w:type="table" w:default="1" w:styleId="TableNormal">

--- a/GeoBikeLLM Paper.docx
+++ b/GeoBikeLLM Paper.docx
@@ -379,7 +379,15 @@
       </w:r>
       <w:proofErr w:type="spellEnd"/>
       <w:r>
-        <w:t>, a system that leverages Large Language Models (LLMs) for environment-aware bike route planning.</w:t>
+        <w:t xml:space="preserve">, a system that leverages Large Language Models (LLMs) for </w:t>
+      </w:r>
+      <w:proofErr w:type="gramStart"/>
+      <w:r>
+        <w:t>environment-aware</w:t>
+      </w:r>
+      <w:proofErr w:type="gramEnd"/>
+      <w:r>
+        <w:t xml:space="preserve"> bike route planning.</w:t>
       </w:r>
       <w:r>
         <w:t xml:space="preserve"> </w:t>
@@ -414,6 +422,17 @@
       <w:r>
         <w:t xml:space="preserve">Data visualizations highlight spatial patterns in pollution and greenery. </w:t>
       </w:r>
+      <w:r>
+        <w:t xml:space="preserve">Evaluation using 35 user-generated prompts showed 94.3% accuracy in extracting both location entities and route preferences. </w:t>
+      </w:r>
+      <w:proofErr w:type="spellStart"/>
+      <w:r>
+        <w:t>GeoBikeLLM</w:t>
+      </w:r>
+      <w:proofErr w:type="spellEnd"/>
+      <w:r>
+        <w:t xml:space="preserve"> demonstrates how LLMs can enhance personalized, environmentally informed mobility experiences, offering a scalable solution for sustainable urban navigation.</w:t>
+      </w:r>
     </w:p>
     <w:p>
       <w:pPr>
@@ -422,30 +441,39 @@
       <w:r>
         <w:t>Keywords—</w:t>
       </w:r>
+      <w:proofErr w:type="gramStart"/>
       <w:r>
         <w:t xml:space="preserve">Geospatial </w:t>
       </w:r>
       <w:r>
         <w:t>,</w:t>
       </w:r>
+      <w:proofErr w:type="gramEnd"/>
       <w:r>
         <w:t xml:space="preserve"> </w:t>
       </w:r>
+      <w:proofErr w:type="gramStart"/>
       <w:r>
         <w:t xml:space="preserve">LLM </w:t>
       </w:r>
       <w:r>
         <w:t>,</w:t>
       </w:r>
+      <w:proofErr w:type="gramEnd"/>
       <w:r>
         <w:t xml:space="preserve"> </w:t>
       </w:r>
       <w:r>
-        <w:t xml:space="preserve">Air Quality </w:t>
+        <w:t xml:space="preserve">Air </w:t>
+      </w:r>
+      <w:proofErr w:type="gramStart"/>
+      <w:r>
+        <w:t xml:space="preserve">Quality </w:t>
       </w:r>
       <w:r>
         <w:t>,</w:t>
       </w:r>
+      <w:proofErr w:type="gramEnd"/>
       <w:r>
         <w:t xml:space="preserve"> </w:t>
       </w:r>
@@ -660,7 +688,13 @@
         <w:rPr>
           <w:lang w:val="en-AE"/>
         </w:rPr>
-        <w:t xml:space="preserve"> et al. [3] further advances this by translating natural language into </w:t>
+        <w:t xml:space="preserve"> et al. [3] further advances this by </w:t>
+      </w:r>
+      <w:r>
+        <w:rPr>
+          <w:lang w:val="en-AE"/>
+        </w:rPr>
+        <w:t xml:space="preserve">translating natural language into </w:t>
       </w:r>
       <w:proofErr w:type="spellStart"/>
       <w:r>
@@ -723,13 +757,7 @@
         <w:rPr>
           <w:lang w:val="en-AE"/>
         </w:rPr>
-        <w:t xml:space="preserve"> to answer geographic questions </w:t>
-      </w:r>
-      <w:r>
-        <w:rPr>
-          <w:lang w:val="en-AE"/>
-        </w:rPr>
-        <w:t xml:space="preserve">and visualize answers on maps. </w:t>
+        <w:t xml:space="preserve"> to answer geographic questions and visualize answers on maps. </w:t>
       </w:r>
       <w:proofErr w:type="spellStart"/>
       <w:r>
@@ -909,7 +937,14 @@
         <w:rPr>
           <w:lang w:val="en-AE"/>
         </w:rPr>
-        <w:t xml:space="preserve">Despite these advancements, existing solutions lack targeted support for personalized route planning or environmental criteria integration. None of the reviewed systems directly tackle bicycle routing that adapts to vegetation or pollution levels. Our proposed </w:t>
+        <w:t xml:space="preserve">Despite these advancements, existing solutions lack targeted support for personalized route planning or environmental criteria integration. None of the reviewed systems directly tackle bicycle routing that adapts to </w:t>
+      </w:r>
+      <w:r>
+        <w:rPr>
+          <w:lang w:val="en-AE"/>
+        </w:rPr>
+        <w:lastRenderedPageBreak/>
+        <w:t xml:space="preserve">vegetation or pollution levels. Our proposed </w:t>
       </w:r>
       <w:proofErr w:type="spellStart"/>
       <w:r>
@@ -944,7 +979,6 @@
         <w:pStyle w:val="Heading1"/>
       </w:pPr>
       <w:r>
-        <w:lastRenderedPageBreak/>
         <w:drawing>
           <wp:anchor distT="0" distB="0" distL="114300" distR="114300" simplePos="0" relativeHeight="251667456" behindDoc="0" locked="0" layoutInCell="1" allowOverlap="1" wp14:anchorId="2C4D4589" wp14:editId="78446629">
             <wp:simplePos x="0" y="0"/>
@@ -1132,7 +1166,10 @@
         <w:jc w:val="start"/>
       </w:pPr>
       <w:r>
-        <w:t>To better understand the spatial distribution of air pollution and vegetation in Chicago, we performed exploratory visualizations using Folium and Python libraries. PM2.5 sensor data was plotted to identify high-pollution zones, while NDVI values were visualized to detect greener regions.</w:t>
+        <w:t xml:space="preserve">To better understand the spatial distribution of air pollution and vegetation in Chicago, we performed </w:t>
+      </w:r>
+      <w:r>
+        <w:t>exploratory visualizations using Folium and Python libraries. PM2.5 sensor data was plotted to identify high-pollution zones, while NDVI values were visualized to detect greener regions.</w:t>
       </w:r>
     </w:p>
     <w:p>
@@ -1453,7 +1490,14 @@
         <w:rPr>
           <w:lang w:val="en-US"/>
         </w:rPr>
-        <w:t>To determine optimal bike paths, the system connects the user-specified origin and destination to the nearest nodes in the network via virtual edges. Then, using Yen’s algorithm, the top-k shortest paths are extracted based on the computed cost. A penalty is applied to reused edges across iterations to encourage route diversity. For each path, average PM2.5 and NDVI values are computed, and the route with the lowest pollution and highest greenery score is selected as the recommended path. This environmentally informed selection approach balances travel distance with health and ecological considerations, enabling context-aware route planning.</w:t>
+        <w:t xml:space="preserve">To determine optimal bike paths, the system connects the user-specified origin and destination to the nearest nodes in the network via virtual edges. Then, using Yen’s algorithm, the top-k shortest paths are extracted based on the computed cost. A penalty is applied to reused edges across iterations to encourage route diversity. For each path, average PM2.5 and NDVI values are computed, and the route with the lowest </w:t>
+      </w:r>
+      <w:r>
+        <w:rPr>
+          <w:lang w:val="en-US"/>
+        </w:rPr>
+        <w:lastRenderedPageBreak/>
+        <w:t>pollution and highest greenery score is selected as the recommended path. This environmentally informed selection approach balances travel distance with health and ecological considerations, enabling context-aware route planning.</w:t>
       </w:r>
     </w:p>
     <w:p>
@@ -1461,7 +1505,6 @@
         <w:pStyle w:val="Heading2"/>
       </w:pPr>
       <w:r>
-        <w:lastRenderedPageBreak/>
         <w:t>LLM Integration</w:t>
       </w:r>
     </w:p>
@@ -2000,7 +2043,14 @@
         <w:rPr>
           <w:lang w:val="en-AE"/>
         </w:rPr>
-        <w:t xml:space="preserve">. These sliders eliminate the need to express routing preferences within the prompt itself. The air quality slider (α) penalizes routes with higher PM2.5 levels, while the greenness slider (β) </w:t>
+        <w:t xml:space="preserve">. These sliders eliminate the need to express routing preferences within the prompt itself. The air quality slider (α) </w:t>
+      </w:r>
+      <w:r>
+        <w:rPr>
+          <w:lang w:val="en-AE"/>
+        </w:rPr>
+        <w:lastRenderedPageBreak/>
+        <w:t xml:space="preserve">penalizes routes with higher PM2.5 levels, while the greenness slider (β) </w:t>
       </w:r>
       <w:proofErr w:type="spellStart"/>
       <w:r>
@@ -2028,7 +2078,6 @@
         <w:rPr>
           <w:lang w:val="en-AE"/>
         </w:rPr>
-        <w:lastRenderedPageBreak/>
         <w:t>Once the origin and destination are identified, the system constructs a geospatial graph of Chicago’s bike network. Each edge in the graph is dynamically weighted based on nearby air quality and vegetation data obtained from environmental sensors. Route computation is carried out using an adapted Yen’s K-Shortest Paths algorithm, which generates multiple path options while incorporating the user-defined environmental weights.</w:t>
       </w:r>
     </w:p>
@@ -2242,13 +2291,13 @@
         <w:rPr>
           <w:lang w:val="en-US"/>
         </w:rPr>
-        <w:t xml:space="preserve">. The first model focuses on extracting structured trip details from natural </w:t>
+        <w:t xml:space="preserve">. The first model </w:t>
       </w:r>
       <w:r>
         <w:rPr>
           <w:lang w:val="en-US"/>
         </w:rPr>
-        <w:t>language input, while the second generates explanatory feedback based on computed routes and user-defined preferences.</w:t>
+        <w:t>focuses on extracting structured trip details from natural language input, while the second generates explanatory feedback based on computed routes and user-defined preferences.</w:t>
       </w:r>
     </w:p>
     <w:p>

--- a/GeoBikeLLM Paper.docx
+++ b/GeoBikeLLM Paper.docx
@@ -956,14 +956,23 @@
       </w:pPr>
       <w:r>
         <w:lastRenderedPageBreak/>
+        <w:t>Methodology</w:t>
+      </w:r>
+    </w:p>
+    <w:p>
+      <w:pPr>
+        <w:ind w:firstLine="14.45pt"/>
+        <w:jc w:val="both"/>
+      </w:pPr>
+      <w:r>
         <w:drawing>
-          <wp:anchor distT="0" distB="0" distL="114300" distR="114300" simplePos="0" relativeHeight="251667456" behindDoc="0" locked="0" layoutInCell="1" allowOverlap="1" wp14:anchorId="2C4D4589" wp14:editId="78446629">
+          <wp:anchor distT="0" distB="0" distL="114300" distR="114300" simplePos="0" relativeHeight="251667456" behindDoc="0" locked="0" layoutInCell="1" allowOverlap="1" wp14:anchorId="2C4D4589" wp14:editId="78A48E0A">
             <wp:simplePos x="0" y="0"/>
             <wp:positionH relativeFrom="margin">
-              <wp:align>left</wp:align>
+              <wp:posOffset>44450</wp:posOffset>
             </wp:positionH>
             <wp:positionV relativeFrom="paragraph">
-              <wp:posOffset>247650</wp:posOffset>
+              <wp:posOffset>1352550</wp:posOffset>
             </wp:positionV>
             <wp:extent cx="3089910" cy="2814320"/>
             <wp:effectExtent l="0" t="0" r="0" b="5080"/>
@@ -1007,7 +1016,37 @@
         </w:drawing>
       </w:r>
       <w:r>
-        <w:t>Methodology</w:t>
+        <w:t xml:space="preserve">This section outlines the design and implementation of the </w:t>
+      </w:r>
+      <w:proofErr w:type="spellStart"/>
+      <w:r>
+        <w:t>GeoBikeLLM</w:t>
+      </w:r>
+      <w:proofErr w:type="spellEnd"/>
+      <w:r>
+        <w:t xml:space="preserve"> system, which integrates geospatial data, environmental metrics, and large language models (LLMs) to provide intelligent, eco-aware bike </w:t>
+      </w:r>
+      <w:proofErr w:type="gramStart"/>
+      <w:r>
+        <w:t>routing</w:t>
+      </w:r>
+      <w:proofErr w:type="gramEnd"/>
+      <w:r>
+        <w:t xml:space="preserve"> in Chicago. The methodology covers the datasets used, visualization techniques, route selection logic, and the role of LLMs in query interpretation and explanation generation. An overview of the entire system workflow is illustrated in Figure 1</w:t>
+      </w:r>
+      <w:r>
+        <w:t xml:space="preserve"> (caption: </w:t>
+      </w:r>
+      <w:r>
+        <w:t xml:space="preserve">Overview of the </w:t>
+      </w:r>
+      <w:proofErr w:type="spellStart"/>
+      <w:r>
+        <w:t>GeoBikeLLM</w:t>
+      </w:r>
+      <w:proofErr w:type="spellEnd"/>
+      <w:r>
+        <w:t xml:space="preserve"> system.</w:t>
       </w:r>
     </w:p>
     <w:p>
@@ -1464,6 +1503,7 @@
         <w:rPr>
           <w:lang w:val="en-US"/>
         </w:rPr>
+        <w:lastRenderedPageBreak/>
         <w:t>To determine optimal bike paths, the system connects the user-specified origin and destination to the nearest nodes in the network via virtual edges. Then, using Yen’s algorithm, the top-k shortest paths are extracted based on the computed cost. A penalty is applied to reused edges across iterations to encourage route diversity. For each path, average PM2.5 and NDVI values are computed, and the route with the lowest pollution and highest greenery score is selected as the recommended path. This environmentally informed selection approach balances travel distance with health and ecological considerations, enabling context-aware route planning.</w:t>
       </w:r>
     </w:p>
@@ -1472,7 +1512,6 @@
         <w:pStyle w:val="Heading2"/>
       </w:pPr>
       <w:r>
-        <w:lastRenderedPageBreak/>
         <w:t>LLM Integration</w:t>
       </w:r>
     </w:p>
@@ -1488,7 +1527,7 @@
           <w:noProof/>
         </w:rPr>
         <w:drawing>
-          <wp:anchor distT="0" distB="0" distL="114300" distR="114300" simplePos="0" relativeHeight="251661312" behindDoc="0" locked="0" layoutInCell="1" allowOverlap="1" wp14:anchorId="6F6F9499" wp14:editId="73103C03">
+          <wp:anchor distT="0" distB="0" distL="114300" distR="114300" simplePos="0" relativeHeight="251661312" behindDoc="0" locked="0" layoutInCell="1" allowOverlap="1" wp14:anchorId="6F6F9499" wp14:editId="24858C9C">
             <wp:simplePos x="0" y="0"/>
             <wp:positionH relativeFrom="column">
               <wp:posOffset>1854738</wp:posOffset>
@@ -1921,6 +1960,7 @@
           <w:noProof/>
           <w:lang w:val="en-AE"/>
         </w:rPr>
+        <w:lastRenderedPageBreak/>
         <w:drawing>
           <wp:anchor distT="0" distB="0" distL="114300" distR="114300" simplePos="0" relativeHeight="251663360" behindDoc="0" locked="0" layoutInCell="1" allowOverlap="1" wp14:anchorId="16DACA7C" wp14:editId="6296C139">
             <wp:simplePos x="0" y="0"/>
@@ -2039,7 +2079,6 @@
         <w:rPr>
           <w:lang w:val="en-AE"/>
         </w:rPr>
-        <w:lastRenderedPageBreak/>
         <w:t>Once the origin and destination are identified, the system constructs a geospatial graph of Chicago’s bike network. Each edge in the graph is dynamically weighted based on nearby air quality and vegetation data obtained from environmental sensors. Route computation is carried out using an adapted Yen’s K-Shortest Paths algorithm, which generates multiple path options while incorporating the user-defined environmental weights.</w:t>
       </w:r>
     </w:p>
@@ -2253,13 +2292,7 @@
         <w:rPr>
           <w:lang w:val="en-US"/>
         </w:rPr>
-        <w:t xml:space="preserve">. The first model focuses on extracting structured trip details from natural </w:t>
-      </w:r>
-      <w:r>
-        <w:rPr>
-          <w:lang w:val="en-US"/>
-        </w:rPr>
-        <w:t>language input, while the second generates explanatory feedback based on computed routes and user-defined preferences.</w:t>
+        <w:t>. The first model focuses on extracting structured trip details from natural language input, while the second generates explanatory feedback based on computed routes and user-defined preferences.</w:t>
       </w:r>
     </w:p>
     <w:p>
@@ -2562,6 +2595,7 @@
         <w:rPr>
           <w:lang w:val="en-AE"/>
         </w:rPr>
+        <w:lastRenderedPageBreak/>
         <w:t xml:space="preserve">Bhandari, S., et al. (2023). </w:t>
       </w:r>
       <w:r>
@@ -4722,7 +4756,6 @@
   <w:style w:type="character" w:default="1" w:styleId="DefaultParagraphFont">
     <w:name w:val="Default Paragraph Font"/>
     <w:uiPriority w:val="1"/>
-    <w:semiHidden/>
     <w:unhideWhenUsed/>
   </w:style>
   <w:style w:type="table" w:default="1" w:styleId="TableNormal">
@@ -5076,6 +5109,27 @@
       <w:noProof/>
     </w:rPr>
   </w:style>
+  <w:style w:type="character" w:styleId="Hyperlink">
+    <w:name w:val="Hyperlink"/>
+    <w:basedOn w:val="DefaultParagraphFont"/>
+    <w:rsid w:val="00EA7A4B"/>
+    <w:rPr>
+      <w:color w:val="0563C1" w:themeColor="hyperlink"/>
+      <w:u w:val="single"/>
+    </w:rPr>
+  </w:style>
+  <w:style w:type="character" w:styleId="UnresolvedMention">
+    <w:name w:val="Unresolved Mention"/>
+    <w:basedOn w:val="DefaultParagraphFont"/>
+    <w:uiPriority w:val="99"/>
+    <w:semiHidden/>
+    <w:unhideWhenUsed/>
+    <w:rsid w:val="00EA7A4B"/>
+    <w:rPr>
+      <w:color w:val="605E5C"/>
+      <w:shd w:val="clear" w:color="auto" w:fill="E1DFDD"/>
+    </w:rPr>
+  </w:style>
 </w:styles>
 </file>
 

--- a/GeoBikeLLM Paper.docx
+++ b/GeoBikeLLM Paper.docx
@@ -416,23 +416,6 @@
       <w:r>
         <w:t>The system integrates air quality, vegetation, and bicycle infrastructure datasets, applies KD-Tree-based spatial matching, and computes optimized paths using a weighted graph and Yen’s K-Shortest Paths algorithm.</w:t>
       </w:r>
-      <w:r>
-        <w:t xml:space="preserve"> </w:t>
-      </w:r>
-      <w:r>
-        <w:t xml:space="preserve">Data visualizations highlight spatial patterns in pollution and greenery. </w:t>
-      </w:r>
-      <w:r>
-        <w:t xml:space="preserve">Evaluation using 35 user-generated prompts showed 94.3% accuracy in extracting both location entities and route preferences. </w:t>
-      </w:r>
-      <w:proofErr w:type="spellStart"/>
-      <w:r>
-        <w:t>GeoBikeLLM</w:t>
-      </w:r>
-      <w:proofErr w:type="spellEnd"/>
-      <w:r>
-        <w:t xml:space="preserve"> demonstrates how LLMs can enhance personalized, environmentally informed mobility experiences, offering a scalable solution for sustainable urban navigation.</w:t>
-      </w:r>
     </w:p>
     <w:p>
       <w:pPr>
@@ -688,13 +671,7 @@
         <w:rPr>
           <w:lang w:val="en-AE"/>
         </w:rPr>
-        <w:t xml:space="preserve"> et al. [3] further advances this by </w:t>
-      </w:r>
-      <w:r>
-        <w:rPr>
-          <w:lang w:val="en-AE"/>
-        </w:rPr>
-        <w:t xml:space="preserve">translating natural language into </w:t>
+        <w:t xml:space="preserve"> et al. [3] further advances this by translating natural language into </w:t>
       </w:r>
       <w:proofErr w:type="spellStart"/>
       <w:r>
@@ -771,7 +748,13 @@
         <w:rPr>
           <w:lang w:val="en-AE"/>
         </w:rPr>
-        <w:t xml:space="preserve"> by Huang et al. [5] focuses on address standardization using ChatGLM-6B, showing how LLMs can resolve ambiguous and incomplete geospatial texts. Meanwhile, Bhandari et al. [6] evaluate whether large language models are geospatially knowledgeable, revealing that while some geospatial knowledge exists in pretrained models, it is often imprecise.</w:t>
+        <w:t xml:space="preserve"> by Huang et al. [5] focuses on address standardization using ChatGLM-6B, </w:t>
+      </w:r>
+      <w:r>
+        <w:rPr>
+          <w:lang w:val="en-AE"/>
+        </w:rPr>
+        <w:t>showing how LLMs can resolve ambiguous and incomplete geospatial texts. Meanwhile, Bhandari et al. [6] evaluate whether large language models are geospatially knowledgeable, revealing that while some geospatial knowledge exists in pretrained models, it is often imprecise.</w:t>
       </w:r>
     </w:p>
     <w:p>
@@ -937,56 +920,59 @@
         <w:rPr>
           <w:lang w:val="en-AE"/>
         </w:rPr>
-        <w:t xml:space="preserve">Despite these advancements, existing solutions lack targeted support for personalized route planning or environmental criteria integration. None of the reviewed systems directly tackle bicycle routing that adapts to </w:t>
-      </w:r>
-      <w:r>
-        <w:rPr>
-          <w:lang w:val="en-AE"/>
-        </w:rPr>
+        <w:t xml:space="preserve">Despite these advancements, existing solutions lack targeted support for personalized route planning or environmental criteria integration. None of the reviewed systems directly tackle bicycle routing that adapts to vegetation or pollution levels. Our proposed </w:t>
+      </w:r>
+      <w:proofErr w:type="spellStart"/>
+      <w:r>
+        <w:rPr>
+          <w:lang w:val="en-AE"/>
+        </w:rPr>
+        <w:t>GeoBikeLLM</w:t>
+      </w:r>
+      <w:proofErr w:type="spellEnd"/>
+      <w:r>
+        <w:rPr>
+          <w:lang w:val="en-AE"/>
+        </w:rPr>
+        <w:t xml:space="preserve"> addresses this gap by combining LLMs with geospatial intelligence to deliver environment-aware, health-optimized bike route planning</w:t>
+      </w:r>
+      <w:r>
+        <w:rPr>
+          <w:lang w:val="en-US"/>
+        </w:rPr>
+        <w:t>.</w:t>
+      </w:r>
+    </w:p>
+    <w:p>
+      <w:pPr>
+        <w:rPr>
+          <w:lang w:val="en-AE"/>
+        </w:rPr>
+      </w:pPr>
+    </w:p>
+    <w:p>
+      <w:pPr>
+        <w:pStyle w:val="Heading1"/>
+      </w:pPr>
+      <w:r>
         <w:lastRenderedPageBreak/>
-        <w:t xml:space="preserve">vegetation or pollution levels. Our proposed </w:t>
-      </w:r>
-      <w:proofErr w:type="spellStart"/>
-      <w:r>
-        <w:rPr>
-          <w:lang w:val="en-AE"/>
-        </w:rPr>
-        <w:t>GeoBikeLLM</w:t>
-      </w:r>
-      <w:proofErr w:type="spellEnd"/>
-      <w:r>
-        <w:rPr>
-          <w:lang w:val="en-AE"/>
-        </w:rPr>
-        <w:t xml:space="preserve"> addresses this gap by combining LLMs with geospatial intelligence to deliver environment-aware, health-optimized bike route planning</w:t>
-      </w:r>
-      <w:r>
-        <w:rPr>
-          <w:lang w:val="en-US"/>
-        </w:rPr>
-        <w:t>.</w:t>
-      </w:r>
-    </w:p>
-    <w:p>
-      <w:pPr>
-        <w:rPr>
-          <w:lang w:val="en-AE"/>
-        </w:rPr>
-      </w:pPr>
-    </w:p>
-    <w:p>
-      <w:pPr>
-        <w:pStyle w:val="Heading1"/>
+        <w:t>Methodology</w:t>
+      </w:r>
+    </w:p>
+    <w:p>
+      <w:pPr>
+        <w:ind w:firstLine="14.45pt"/>
+        <w:jc w:val="both"/>
       </w:pPr>
       <w:r>
         <w:drawing>
-          <wp:anchor distT="0" distB="0" distL="114300" distR="114300" simplePos="0" relativeHeight="251667456" behindDoc="0" locked="0" layoutInCell="1" allowOverlap="1" wp14:anchorId="2C4D4589" wp14:editId="78446629">
+          <wp:anchor distT="0" distB="0" distL="114300" distR="114300" simplePos="0" relativeHeight="251667456" behindDoc="0" locked="0" layoutInCell="1" allowOverlap="1" wp14:anchorId="2C4D4589" wp14:editId="78A48E0A">
             <wp:simplePos x="0" y="0"/>
             <wp:positionH relativeFrom="margin">
-              <wp:align>left</wp:align>
+              <wp:posOffset>44450</wp:posOffset>
             </wp:positionH>
             <wp:positionV relativeFrom="paragraph">
-              <wp:posOffset>247650</wp:posOffset>
+              <wp:posOffset>1352550</wp:posOffset>
             </wp:positionV>
             <wp:extent cx="3089910" cy="2814320"/>
             <wp:effectExtent l="0" t="0" r="0" b="5080"/>
@@ -1030,7 +1016,37 @@
         </w:drawing>
       </w:r>
       <w:r>
-        <w:t>Methodology</w:t>
+        <w:t xml:space="preserve">This section outlines the design and implementation of the </w:t>
+      </w:r>
+      <w:proofErr w:type="spellStart"/>
+      <w:r>
+        <w:t>GeoBikeLLM</w:t>
+      </w:r>
+      <w:proofErr w:type="spellEnd"/>
+      <w:r>
+        <w:t xml:space="preserve"> system, which integrates geospatial data, environmental metrics, and large language models (LLMs) to provide intelligent, eco-aware bike </w:t>
+      </w:r>
+      <w:proofErr w:type="gramStart"/>
+      <w:r>
+        <w:t>routing</w:t>
+      </w:r>
+      <w:proofErr w:type="gramEnd"/>
+      <w:r>
+        <w:t xml:space="preserve"> in Chicago. The methodology covers the datasets used, visualization techniques, route selection logic, and the role of LLMs in query interpretation and explanation generation. An overview of the entire system workflow is illustrated in Figure 1</w:t>
+      </w:r>
+      <w:r>
+        <w:t xml:space="preserve"> (caption: </w:t>
+      </w:r>
+      <w:r>
+        <w:t xml:space="preserve">Overview of the </w:t>
+      </w:r>
+      <w:proofErr w:type="spellStart"/>
+      <w:r>
+        <w:t>GeoBikeLLM</w:t>
+      </w:r>
+      <w:proofErr w:type="spellEnd"/>
+      <w:r>
+        <w:t xml:space="preserve"> system.</w:t>
       </w:r>
     </w:p>
     <w:p>
@@ -1166,10 +1182,7 @@
         <w:jc w:val="start"/>
       </w:pPr>
       <w:r>
-        <w:t xml:space="preserve">To better understand the spatial distribution of air pollution and vegetation in Chicago, we performed </w:t>
-      </w:r>
-      <w:r>
-        <w:t>exploratory visualizations using Folium and Python libraries. PM2.5 sensor data was plotted to identify high-pollution zones, while NDVI values were visualized to detect greener regions.</w:t>
+        <w:t>To better understand the spatial distribution of air pollution and vegetation in Chicago, we performed exploratory visualizations using Folium and Python libraries. PM2.5 sensor data was plotted to identify high-pollution zones, while NDVI values were visualized to detect greener regions.</w:t>
       </w:r>
     </w:p>
     <w:p>
@@ -1490,37 +1503,31 @@
         <w:rPr>
           <w:lang w:val="en-US"/>
         </w:rPr>
-        <w:t xml:space="preserve">To determine optimal bike paths, the system connects the user-specified origin and destination to the nearest nodes in the network via virtual edges. Then, using Yen’s algorithm, the top-k shortest paths are extracted based on the computed cost. A penalty is applied to reused edges across iterations to encourage route diversity. For each path, average PM2.5 and NDVI values are computed, and the route with the lowest </w:t>
-      </w:r>
-      <w:r>
+        <w:lastRenderedPageBreak/>
+        <w:t>To determine optimal bike paths, the system connects the user-specified origin and destination to the nearest nodes in the network via virtual edges. Then, using Yen’s algorithm, the top-k shortest paths are extracted based on the computed cost. A penalty is applied to reused edges across iterations to encourage route diversity. For each path, average PM2.5 and NDVI values are computed, and the route with the lowest pollution and highest greenery score is selected as the recommended path. This environmentally informed selection approach balances travel distance with health and ecological considerations, enabling context-aware route planning.</w:t>
+      </w:r>
+    </w:p>
+    <w:p>
+      <w:pPr>
+        <w:pStyle w:val="Heading2"/>
+      </w:pPr>
+      <w:r>
+        <w:t>LLM Integration</w:t>
+      </w:r>
+    </w:p>
+    <w:p>
+      <w:pPr>
+        <w:pStyle w:val="BodyText"/>
         <w:rPr>
           <w:lang w:val="en-US"/>
         </w:rPr>
-        <w:lastRenderedPageBreak/>
-        <w:t>pollution and highest greenery score is selected as the recommended path. This environmentally informed selection approach balances travel distance with health and ecological considerations, enabling context-aware route planning.</w:t>
-      </w:r>
-    </w:p>
-    <w:p>
-      <w:pPr>
-        <w:pStyle w:val="Heading2"/>
-      </w:pPr>
-      <w:r>
-        <w:t>LLM Integration</w:t>
-      </w:r>
-    </w:p>
-    <w:p>
-      <w:pPr>
-        <w:pStyle w:val="BodyText"/>
-        <w:rPr>
-          <w:lang w:val="en-US"/>
-        </w:rPr>
       </w:pPr>
       <w:r>
         <w:rPr>
           <w:noProof/>
         </w:rPr>
         <w:drawing>
-          <wp:anchor distT="0" distB="0" distL="114300" distR="114300" simplePos="0" relativeHeight="251661312" behindDoc="0" locked="0" layoutInCell="1" allowOverlap="1" wp14:anchorId="6F6F9499" wp14:editId="1CB5FFCC">
+          <wp:anchor distT="0" distB="0" distL="114300" distR="114300" simplePos="0" relativeHeight="251661312" behindDoc="0" locked="0" layoutInCell="1" allowOverlap="1" wp14:anchorId="6F6F9499" wp14:editId="24858C9C">
             <wp:simplePos x="0" y="0"/>
             <wp:positionH relativeFrom="column">
               <wp:posOffset>1854738</wp:posOffset>
@@ -1953,6 +1960,7 @@
           <w:noProof/>
           <w:lang w:val="en-AE"/>
         </w:rPr>
+        <w:lastRenderedPageBreak/>
         <w:drawing>
           <wp:anchor distT="0" distB="0" distL="114300" distR="114300" simplePos="0" relativeHeight="251663360" behindDoc="0" locked="0" layoutInCell="1" allowOverlap="1" wp14:anchorId="16DACA7C" wp14:editId="6296C139">
             <wp:simplePos x="0" y="0"/>
@@ -2043,14 +2051,7 @@
         <w:rPr>
           <w:lang w:val="en-AE"/>
         </w:rPr>
-        <w:t xml:space="preserve">. These sliders eliminate the need to express routing preferences within the prompt itself. The air quality slider (α) </w:t>
-      </w:r>
-      <w:r>
-        <w:rPr>
-          <w:lang w:val="en-AE"/>
-        </w:rPr>
-        <w:lastRenderedPageBreak/>
-        <w:t xml:space="preserve">penalizes routes with higher PM2.5 levels, while the greenness slider (β) </w:t>
+        <w:t xml:space="preserve">. These sliders eliminate the need to express routing preferences within the prompt itself. The air quality slider (α) penalizes routes with higher PM2.5 levels, while the greenness slider (β) </w:t>
       </w:r>
       <w:proofErr w:type="spellStart"/>
       <w:r>
@@ -2291,13 +2292,7 @@
         <w:rPr>
           <w:lang w:val="en-US"/>
         </w:rPr>
-        <w:t xml:space="preserve">. The first model </w:t>
-      </w:r>
-      <w:r>
-        <w:rPr>
-          <w:lang w:val="en-US"/>
-        </w:rPr>
-        <w:t>focuses on extracting structured trip details from natural language input, while the second generates explanatory feedback based on computed routes and user-defined preferences.</w:t>
+        <w:t>. The first model focuses on extracting structured trip details from natural language input, while the second generates explanatory feedback based on computed routes and user-defined preferences.</w:t>
       </w:r>
     </w:p>
     <w:p>
@@ -2600,6 +2595,7 @@
         <w:rPr>
           <w:lang w:val="en-AE"/>
         </w:rPr>
+        <w:lastRenderedPageBreak/>
         <w:t xml:space="preserve">Bhandari, S., et al. (2023). </w:t>
       </w:r>
       <w:r>
@@ -5113,6 +5109,27 @@
       <w:noProof/>
     </w:rPr>
   </w:style>
+  <w:style w:type="character" w:styleId="Hyperlink">
+    <w:name w:val="Hyperlink"/>
+    <w:basedOn w:val="DefaultParagraphFont"/>
+    <w:rsid w:val="00EA7A4B"/>
+    <w:rPr>
+      <w:color w:val="0563C1" w:themeColor="hyperlink"/>
+      <w:u w:val="single"/>
+    </w:rPr>
+  </w:style>
+  <w:style w:type="character" w:styleId="UnresolvedMention">
+    <w:name w:val="Unresolved Mention"/>
+    <w:basedOn w:val="DefaultParagraphFont"/>
+    <w:uiPriority w:val="99"/>
+    <w:semiHidden/>
+    <w:unhideWhenUsed/>
+    <w:rsid w:val="00EA7A4B"/>
+    <w:rPr>
+      <w:color w:val="605E5C"/>
+      <w:shd w:val="clear" w:color="auto" w:fill="E1DFDD"/>
+    </w:rPr>
+  </w:style>
 </w:styles>
 </file>
 

--- a/GeoBikeLLM Paper.docx
+++ b/GeoBikeLLM Paper.docx
@@ -379,15 +379,7 @@
       </w:r>
       <w:proofErr w:type="spellEnd"/>
       <w:r>
-        <w:t xml:space="preserve">, a system that leverages Large Language Models (LLMs) for </w:t>
-      </w:r>
-      <w:proofErr w:type="gramStart"/>
-      <w:r>
-        <w:t>environment-aware</w:t>
-      </w:r>
-      <w:proofErr w:type="gramEnd"/>
-      <w:r>
-        <w:t xml:space="preserve"> bike route planning.</w:t>
+        <w:t>, a system that leverages Large Language Models (LLMs) for environment-aware bike route planning.</w:t>
       </w:r>
       <w:r>
         <w:t xml:space="preserve"> </w:t>
@@ -408,7 +400,10 @@
         <w:t xml:space="preserve"> routing preferences such as shortest, healthiest (low PM2.5), or greenest (high NDVI)</w:t>
       </w:r>
       <w:r>
-        <w:t xml:space="preserve"> or considering combinations</w:t>
+        <w:t xml:space="preserve"> or</w:t>
+      </w:r>
+      <w:r>
+        <w:t xml:space="preserve"> a combination of these</w:t>
       </w:r>
       <w:r>
         <w:t xml:space="preserve">. </w:t>
@@ -416,6 +411,12 @@
       <w:r>
         <w:t>The system integrates air quality, vegetation, and bicycle infrastructure datasets, applies KD-Tree-based spatial matching, and computes optimized paths using a weighted graph and Yen’s K-Shortest Paths algorithm.</w:t>
       </w:r>
+      <w:r>
+        <w:t xml:space="preserve"> </w:t>
+      </w:r>
+      <w:r>
+        <w:t>Data visualizations highlight spatial patterns in pollution and greenery. Evaluation using 35 user-generated prompts showed 94.3% accuracy in extracting both location entities and route preferences.</w:t>
+      </w:r>
     </w:p>
     <w:p>
       <w:pPr>
@@ -424,39 +425,30 @@
       <w:r>
         <w:t>Keywords—</w:t>
       </w:r>
-      <w:proofErr w:type="gramStart"/>
       <w:r>
         <w:t xml:space="preserve">Geospatial </w:t>
       </w:r>
       <w:r>
         <w:t>,</w:t>
       </w:r>
-      <w:proofErr w:type="gramEnd"/>
       <w:r>
         <w:t xml:space="preserve"> </w:t>
       </w:r>
-      <w:proofErr w:type="gramStart"/>
       <w:r>
         <w:t xml:space="preserve">LLM </w:t>
       </w:r>
       <w:r>
         <w:t>,</w:t>
       </w:r>
-      <w:proofErr w:type="gramEnd"/>
       <w:r>
         <w:t xml:space="preserve"> </w:t>
       </w:r>
       <w:r>
-        <w:t xml:space="preserve">Air </w:t>
-      </w:r>
-      <w:proofErr w:type="gramStart"/>
-      <w:r>
-        <w:t xml:space="preserve">Quality </w:t>
+        <w:t xml:space="preserve">Air Quality </w:t>
       </w:r>
       <w:r>
         <w:t>,</w:t>
       </w:r>
-      <w:proofErr w:type="gramEnd"/>
       <w:r>
         <w:t xml:space="preserve"> </w:t>
       </w:r>
@@ -720,7 +712,13 @@
         <w:rPr>
           <w:lang w:val="en-AE"/>
         </w:rPr>
-        <w:t xml:space="preserve"> by Feng et al. [4] utilizes GPT-3.5 and </w:t>
+        <w:t xml:space="preserve"> by Feng et al. [4] </w:t>
+      </w:r>
+      <w:r>
+        <w:rPr>
+          <w:lang w:val="en-AE"/>
+        </w:rPr>
+        <w:t xml:space="preserve">utilizes GPT-3.5 and </w:t>
       </w:r>
       <w:proofErr w:type="spellStart"/>
       <w:r>
@@ -748,13 +746,7 @@
         <w:rPr>
           <w:lang w:val="en-AE"/>
         </w:rPr>
-        <w:t xml:space="preserve"> by Huang et al. [5] focuses on address standardization using ChatGLM-6B, </w:t>
-      </w:r>
-      <w:r>
-        <w:rPr>
-          <w:lang w:val="en-AE"/>
-        </w:rPr>
-        <w:t>showing how LLMs can resolve ambiguous and incomplete geospatial texts. Meanwhile, Bhandari et al. [6] evaluate whether large language models are geospatially knowledgeable, revealing that while some geospatial knowledge exists in pretrained models, it is often imprecise.</w:t>
+        <w:t xml:space="preserve"> by Huang et al. [5] focuses on address standardization using ChatGLM-6B, showing how LLMs can resolve ambiguous and incomplete geospatial texts. Meanwhile, Bhandari et al. [6] evaluate whether large language models are geospatially knowledgeable, revealing that while some geospatial knowledge exists in pretrained models, it is often imprecise.</w:t>
       </w:r>
     </w:p>
     <w:p>
@@ -955,7 +947,6 @@
         <w:pStyle w:val="Heading1"/>
       </w:pPr>
       <w:r>
-        <w:lastRenderedPageBreak/>
         <w:t>Methodology</w:t>
       </w:r>
     </w:p>
@@ -965,6 +956,9 @@
         <w:jc w:val="both"/>
       </w:pPr>
       <w:r>
+        <w:rPr>
+          <w:noProof/>
+        </w:rPr>
         <w:drawing>
           <wp:anchor distT="0" distB="0" distL="114300" distR="114300" simplePos="0" relativeHeight="251667456" behindDoc="0" locked="0" layoutInCell="1" allowOverlap="1" wp14:anchorId="2C4D4589" wp14:editId="78A48E0A">
             <wp:simplePos x="0" y="0"/>
@@ -1024,15 +1018,7 @@
       </w:r>
       <w:proofErr w:type="spellEnd"/>
       <w:r>
-        <w:t xml:space="preserve"> system, which integrates geospatial data, environmental metrics, and large language models (LLMs) to provide intelligent, eco-aware bike </w:t>
-      </w:r>
-      <w:proofErr w:type="gramStart"/>
-      <w:r>
-        <w:t>routing</w:t>
-      </w:r>
-      <w:proofErr w:type="gramEnd"/>
-      <w:r>
-        <w:t xml:space="preserve"> in Chicago. The methodology covers the datasets used, visualization techniques, route selection logic, and the role of LLMs in query interpretation and explanation generation. An overview of the entire system workflow is illustrated in Figure 1</w:t>
+        <w:t xml:space="preserve"> system, which integrates geospatial data, environmental metrics, and large language models (LLMs) to provide intelligent, eco-aware bike routing in Chicago. The methodology covers the datasets used, visualization techniques, route selection logic, and the role of LLMs in query interpretation and explanation generation. An overview of the entire system workflow is illustrated in Figure 1</w:t>
       </w:r>
       <w:r>
         <w:t xml:space="preserve"> (caption: </w:t>
@@ -1527,7 +1513,7 @@
           <w:noProof/>
         </w:rPr>
         <w:drawing>
-          <wp:anchor distT="0" distB="0" distL="114300" distR="114300" simplePos="0" relativeHeight="251661312" behindDoc="0" locked="0" layoutInCell="1" allowOverlap="1" wp14:anchorId="6F6F9499" wp14:editId="24858C9C">
+          <wp:anchor distT="0" distB="0" distL="114300" distR="114300" simplePos="0" relativeHeight="251661312" behindDoc="0" locked="0" layoutInCell="1" allowOverlap="1" wp14:anchorId="6F6F9499" wp14:editId="00D7105F">
             <wp:simplePos x="0" y="0"/>
             <wp:positionH relativeFrom="column">
               <wp:posOffset>1854738</wp:posOffset>

--- a/GeoBikeLLM Paper.docx
+++ b/GeoBikeLLM Paper.docx
@@ -349,22 +349,10 @@
         <w:t xml:space="preserve">Bike riding is widely embraced as a healthy, eco-friendly mode of transportation; thus, routes with cleaner air and greener surroundings are often preferred by cyclists seeking both physical well-being and enjoyable travel experiences. </w:t>
       </w:r>
       <w:r>
-        <w:t>However,</w:t>
+        <w:t>However, existing navigation systems rarely consider environmental conditions such as air pollution or vegetation density.</w:t>
       </w:r>
       <w:r>
         <w:t xml:space="preserve"> </w:t>
-      </w:r>
-      <w:r>
-        <w:t>existing navigation systems fail to account for environmental conditions such as air pollution</w:t>
-      </w:r>
-      <w:r>
-        <w:t xml:space="preserve"> </w:t>
-      </w:r>
-      <w:r>
-        <w:t>or vegetation density</w:t>
-      </w:r>
-      <w:r>
-        <w:t xml:space="preserve">. </w:t>
       </w:r>
       <w:r>
         <w:t xml:space="preserve">To address this, we introduce </w:t>
@@ -416,6 +404,17 @@
       </w:r>
       <w:r>
         <w:t>Data visualizations highlight spatial patterns in pollution and greenery. Evaluation using 35 user-generated prompts showed 94.3% accuracy in extracting both location entities and route preferences.</w:t>
+      </w:r>
+      <w:r>
+        <w:t xml:space="preserve"> </w:t>
+      </w:r>
+      <w:proofErr w:type="spellStart"/>
+      <w:r>
+        <w:t>GeoBikeLLM</w:t>
+      </w:r>
+      <w:proofErr w:type="spellEnd"/>
+      <w:r>
+        <w:t xml:space="preserve"> demonstrates how LLMs can enhance personalized, environmentally informed mobility experiences, offering a scalable solution for sustainable urban navigation.</w:t>
       </w:r>
     </w:p>
     <w:p>
@@ -663,7 +662,13 @@
         <w:rPr>
           <w:lang w:val="en-AE"/>
         </w:rPr>
-        <w:t xml:space="preserve"> et al. [3] further advances this by translating natural language into </w:t>
+        <w:t xml:space="preserve"> et al. [3] further advances this by </w:t>
+      </w:r>
+      <w:r>
+        <w:rPr>
+          <w:lang w:val="en-AE"/>
+        </w:rPr>
+        <w:t xml:space="preserve">translating natural language into </w:t>
       </w:r>
       <w:proofErr w:type="spellStart"/>
       <w:r>
@@ -712,13 +717,7 @@
         <w:rPr>
           <w:lang w:val="en-AE"/>
         </w:rPr>
-        <w:t xml:space="preserve"> by Feng et al. [4] </w:t>
-      </w:r>
-      <w:r>
-        <w:rPr>
-          <w:lang w:val="en-AE"/>
-        </w:rPr>
-        <w:t xml:space="preserve">utilizes GPT-3.5 and </w:t>
+        <w:t xml:space="preserve"> by Feng et al. [4] utilizes GPT-3.5 and </w:t>
       </w:r>
       <w:proofErr w:type="spellStart"/>
       <w:r>
@@ -912,7 +911,14 @@
         <w:rPr>
           <w:lang w:val="en-AE"/>
         </w:rPr>
-        <w:t xml:space="preserve">Despite these advancements, existing solutions lack targeted support for personalized route planning or environmental criteria integration. None of the reviewed systems directly tackle bicycle routing that adapts to vegetation or pollution levels. Our proposed </w:t>
+        <w:t xml:space="preserve">Despite these advancements, existing solutions lack targeted support for personalized route planning or environmental criteria integration. None of the reviewed systems directly tackle bicycle routing that adapts to </w:t>
+      </w:r>
+      <w:r>
+        <w:rPr>
+          <w:lang w:val="en-AE"/>
+        </w:rPr>
+        <w:lastRenderedPageBreak/>
+        <w:t xml:space="preserve">vegetation or pollution levels. Our proposed </w:t>
       </w:r>
       <w:proofErr w:type="spellStart"/>
       <w:r>
@@ -1134,7 +1140,13 @@
         <w:rPr>
           <w:i w:val="0"/>
         </w:rPr>
-        <w:t>This dataset captures the spatial structure of the bicycle infrastructure in Chicago, derived from OpenStreetMap (OSM). It includes details on individual bike path segments, such as start and end coordinates, segment lengths, and geometry data. The dataset supports the construction of a navigable network for route computation between user-defined locations.</w:t>
+        <w:t xml:space="preserve">This dataset captures the spatial structure of the bicycle infrastructure in Chicago, derived from OpenStreetMap (OSM). It includes details on individual bike path segments, such as start and end </w:t>
+      </w:r>
+      <w:r>
+        <w:rPr>
+          <w:i w:val="0"/>
+        </w:rPr>
+        <w:t>coordinates, segment lengths, and geometry data. The dataset supports the construction of a navigable network for route computation between user-defined locations.</w:t>
       </w:r>
     </w:p>
     <w:p>
@@ -1469,6 +1481,7 @@
         <w:rPr>
           <w:lang w:val="en-AE"/>
         </w:rPr>
+        <w:lastRenderedPageBreak/>
         <w:t>w</w:t>
       </w:r>
       <w:r>
@@ -1489,7 +1502,6 @@
         <w:rPr>
           <w:lang w:val="en-US"/>
         </w:rPr>
-        <w:lastRenderedPageBreak/>
         <w:t>To determine optimal bike paths, the system connects the user-specified origin and destination to the nearest nodes in the network via virtual edges. Then, using Yen’s algorithm, the top-k shortest paths are extracted based on the computed cost. A penalty is applied to reused edges across iterations to encourage route diversity. For each path, average PM2.5 and NDVI values are computed, and the route with the lowest pollution and highest greenery score is selected as the recommended path. This environmentally informed selection approach balances travel distance with health and ecological considerations, enabling context-aware route planning.</w:t>
       </w:r>
     </w:p>

--- a/GeoBikeLLM Paper.docx
+++ b/GeoBikeLLM Paper.docx
@@ -357,7 +357,6 @@
       <w:r>
         <w:t xml:space="preserve">To address this, we introduce </w:t>
       </w:r>
-      <w:proofErr w:type="spellStart"/>
       <w:r>
         <w:rPr>
           <w:i/>
@@ -365,7 +364,6 @@
         </w:rPr>
         <w:t>GeoBikeLLM</w:t>
       </w:r>
-      <w:proofErr w:type="spellEnd"/>
       <w:r>
         <w:t>, a system that leverages Large Language Models (LLMs) for environment-aware bike route planning.</w:t>
       </w:r>
@@ -408,13 +406,8 @@
       <w:r>
         <w:t xml:space="preserve"> </w:t>
       </w:r>
-      <w:proofErr w:type="spellStart"/>
-      <w:r>
-        <w:t>GeoBikeLLM</w:t>
-      </w:r>
-      <w:proofErr w:type="spellEnd"/>
-      <w:r>
-        <w:t xml:space="preserve"> demonstrates how LLMs can enhance personalized, environmentally informed mobility experiences, offering a scalable solution for sustainable urban navigation.</w:t>
+      <w:r>
+        <w:t>GeoBikeLLM demonstrates how LLMs can enhance personalized, environmentally informed mobility experiences, offering a scalable solution for sustainable urban navigation.</w:t>
       </w:r>
     </w:p>
     <w:p>
@@ -470,11 +463,6 @@
     <w:p>
       <w:pPr>
         <w:pStyle w:val="Heading1"/>
-        <w:rPr>
-          <w:rFonts w:eastAsia="MS Mincho"/>
-          <w:i/>
-          <w:iCs/>
-        </w:rPr>
       </w:pPr>
       <w:r>
         <w:t xml:space="preserve">Introduction </w:t>
@@ -482,6 +470,22 @@
     </w:p>
     <w:p>
       <w:pPr>
+        <w:spacing w:after="6pt" w:line="11.40pt" w:lineRule="auto"/>
+        <w:ind w:firstLine="14.40pt"/>
+        <w:jc w:val="both"/>
+      </w:pPr>
+      <w:r>
+        <w:t>Cycling has emerged as a sustainable and health-conscious mode of urban transportation, offering benefits such as reduced carbon emissions, improved physical fitness, and alleviation of traffic congestion. However, traditional navigation systems tend to prioritize shortest or fastest routes, often overlooking critical environmental factors such as air quality and green space exposure</w:t>
+      </w:r>
+      <w:r>
+        <w:t xml:space="preserve">, </w:t>
+      </w:r>
+      <w:r>
+        <w:t>elements that significantly impact the well-being and overall experience of cyclists. In metropolitan areas like Chicago, where both pollution and vegetation levels vary spatially, the ability to incorporate environmental awareness into route planning can substantially enhance the quality of urban mobility.</w:t>
+      </w:r>
+    </w:p>
+    <w:p>
+      <w:pPr>
         <w:pStyle w:val="Heading1"/>
       </w:pPr>
       <w:r>
@@ -496,52 +500,24 @@
         <w:rPr>
           <w:lang w:val="en-US"/>
         </w:rPr>
-        <w:t xml:space="preserve">Recent advancements in </w:t>
-      </w:r>
-      <w:proofErr w:type="spellStart"/>
+        <w:t xml:space="preserve">Recent advancements in GeoAI and LLM research have enabled natural language interfaces for querying and interpreting geospatial data. Studies have explored both LLM-augmented spatial querying and multimodal systems integrating maps, satellite imagery, and text for environmental reasoning. This section reviews existing approaches and highlights the gap </w:t>
+      </w:r>
       <w:r>
         <w:rPr>
           <w:lang w:val="en-US"/>
         </w:rPr>
-        <w:t>GeoAI</w:t>
-      </w:r>
-      <w:proofErr w:type="spellEnd"/>
+        <w:t xml:space="preserve">that </w:t>
+      </w:r>
       <w:r>
         <w:rPr>
           <w:lang w:val="en-US"/>
         </w:rPr>
-        <w:t xml:space="preserve"> and LLM research have enabled natural language interfaces for querying and interpreting geospatial data. Studies have explored both LLM-augmented spatial querying and multimodal systems integrating maps, satellite imagery, and text for environmental reasoning. This section reviews existing approaches and highlights the gap </w:t>
+        <w:t>our proposed GeoBikeLLM system aims to fill.</w:t>
       </w:r>
       <w:r>
         <w:rPr>
           <w:lang w:val="en-US"/>
         </w:rPr>
-        <w:t xml:space="preserve">that </w:t>
-      </w:r>
-      <w:r>
-        <w:rPr>
-          <w:lang w:val="en-US"/>
-        </w:rPr>
-        <w:t xml:space="preserve">our proposed </w:t>
-      </w:r>
-      <w:proofErr w:type="spellStart"/>
-      <w:r>
-        <w:rPr>
-          <w:lang w:val="en-US"/>
-        </w:rPr>
-        <w:t>GeoBikeLLM</w:t>
-      </w:r>
-      <w:proofErr w:type="spellEnd"/>
-      <w:r>
-        <w:rPr>
-          <w:lang w:val="en-US"/>
-        </w:rPr>
-        <w:t xml:space="preserve"> system aims to fill.</w:t>
-      </w:r>
-      <w:r>
-        <w:rPr>
-          <w:lang w:val="en-US"/>
-        </w:rPr>
         <w:t xml:space="preserve"> </w:t>
       </w:r>
     </w:p>
@@ -564,125 +540,7 @@
         <w:rPr>
           <w:lang w:val="en-AE"/>
         </w:rPr>
-        <w:t xml:space="preserve">Recent research has focused on enhancing geospatial data accessibility through natural language interfaces powered by large language models (LLMs). Systems like </w:t>
-      </w:r>
-      <w:proofErr w:type="spellStart"/>
-      <w:r>
-        <w:rPr>
-          <w:lang w:val="en-AE"/>
-        </w:rPr>
-        <w:t>ChatGeoAI</w:t>
-      </w:r>
-      <w:proofErr w:type="spellEnd"/>
-      <w:r>
-        <w:rPr>
-          <w:lang w:val="en-AE"/>
-        </w:rPr>
-        <w:t xml:space="preserve"> by Mansourian and </w:t>
-      </w:r>
-      <w:proofErr w:type="spellStart"/>
-      <w:r>
-        <w:rPr>
-          <w:lang w:val="en-AE"/>
-        </w:rPr>
-        <w:t>Oucheikh</w:t>
-      </w:r>
-      <w:proofErr w:type="spellEnd"/>
-      <w:r>
-        <w:rPr>
-          <w:lang w:val="en-AE"/>
-        </w:rPr>
-        <w:t xml:space="preserve"> [1] and the SQL-generation framework by Jiang and Yang [2] enable users to perform GIS tasks or query spatial databases using natural language. </w:t>
-      </w:r>
-      <w:proofErr w:type="spellStart"/>
-      <w:r>
-        <w:rPr>
-          <w:lang w:val="en-AE"/>
-        </w:rPr>
-        <w:t>ChatGeoAI</w:t>
-      </w:r>
-      <w:proofErr w:type="spellEnd"/>
-      <w:r>
-        <w:rPr>
-          <w:lang w:val="en-AE"/>
-        </w:rPr>
-        <w:t xml:space="preserve"> employs LLaMA-2 to convert queries into executable </w:t>
-      </w:r>
-      <w:proofErr w:type="spellStart"/>
-      <w:r>
-        <w:rPr>
-          <w:lang w:val="en-AE"/>
-        </w:rPr>
-        <w:t>PyQGIS</w:t>
-      </w:r>
-      <w:proofErr w:type="spellEnd"/>
-      <w:r>
-        <w:rPr>
-          <w:lang w:val="en-AE"/>
-        </w:rPr>
-        <w:t xml:space="preserve"> scripts, while Jiang and Yang use ChatGPT to generate </w:t>
-      </w:r>
-      <w:proofErr w:type="spellStart"/>
-      <w:r>
-        <w:rPr>
-          <w:lang w:val="en-AE"/>
-        </w:rPr>
-        <w:t>PostGIS</w:t>
-      </w:r>
-      <w:proofErr w:type="spellEnd"/>
-      <w:r>
-        <w:rPr>
-          <w:lang w:val="en-AE"/>
-        </w:rPr>
-        <w:t>-compatible SQL. Text-to-</w:t>
-      </w:r>
-      <w:proofErr w:type="spellStart"/>
-      <w:r>
-        <w:rPr>
-          <w:lang w:val="en-AE"/>
-        </w:rPr>
-        <w:t>OverpassQL</w:t>
-      </w:r>
-      <w:proofErr w:type="spellEnd"/>
-      <w:r>
-        <w:rPr>
-          <w:lang w:val="en-AE"/>
-        </w:rPr>
-        <w:t xml:space="preserve"> by </w:t>
-      </w:r>
-      <w:proofErr w:type="spellStart"/>
-      <w:r>
-        <w:rPr>
-          <w:lang w:val="en-AE"/>
-        </w:rPr>
-        <w:t>Staniek</w:t>
-      </w:r>
-      <w:proofErr w:type="spellEnd"/>
-      <w:r>
-        <w:rPr>
-          <w:lang w:val="en-AE"/>
-        </w:rPr>
-        <w:t xml:space="preserve"> et al. [3] further advances this by </w:t>
-      </w:r>
-      <w:r>
-        <w:rPr>
-          <w:lang w:val="en-AE"/>
-        </w:rPr>
-        <w:t xml:space="preserve">translating natural language into </w:t>
-      </w:r>
-      <w:proofErr w:type="spellStart"/>
-      <w:r>
-        <w:rPr>
-          <w:lang w:val="en-AE"/>
-        </w:rPr>
-        <w:t>OverpassQL</w:t>
-      </w:r>
-      <w:proofErr w:type="spellEnd"/>
-      <w:r>
-        <w:rPr>
-          <w:lang w:val="en-AE"/>
-        </w:rPr>
-        <w:t xml:space="preserve"> queries for OpenStreetMap, democratizing access to structured geodata.</w:t>
+        <w:t>Recent research has focused on enhancing geospatial data accessibility through natural language interfaces powered by large language models (LLMs). Systems like ChatGeoAI by Mansourian and Oucheikh [1] and the SQL-generation framework by Jiang and Yang [2] enable users to perform GIS tasks or query spatial databases using natural language. ChatGeoAI employs LLaMA-2 to convert queries into executable PyQGIS scripts, while Jiang and Yang use ChatGPT to generate PostGIS-compatible SQL. Text-to-OverpassQL by Staniek et al. [3] further advances this by translating natural language into OverpassQL queries for OpenStreetMap, democratizing access to structured geodata.</w:t>
       </w:r>
     </w:p>
     <w:p>
@@ -703,49 +561,7 @@
         <w:rPr>
           <w:lang w:val="en-AE"/>
         </w:rPr>
-        <w:t xml:space="preserve">Other studies investigate how LLMs can interpret or extract geographic knowledge. </w:t>
-      </w:r>
-      <w:proofErr w:type="spellStart"/>
-      <w:r>
-        <w:rPr>
-          <w:lang w:val="en-AE"/>
-        </w:rPr>
-        <w:t>GeoQAMap</w:t>
-      </w:r>
-      <w:proofErr w:type="spellEnd"/>
-      <w:r>
-        <w:rPr>
-          <w:lang w:val="en-AE"/>
-        </w:rPr>
-        <w:t xml:space="preserve"> by Feng et al. [4] utilizes GPT-3.5 and </w:t>
-      </w:r>
-      <w:proofErr w:type="spellStart"/>
-      <w:r>
-        <w:rPr>
-          <w:lang w:val="en-AE"/>
-        </w:rPr>
-        <w:t>Wikidata</w:t>
-      </w:r>
-      <w:proofErr w:type="spellEnd"/>
-      <w:r>
-        <w:rPr>
-          <w:lang w:val="en-AE"/>
-        </w:rPr>
-        <w:t xml:space="preserve"> to answer geographic questions and visualize answers on maps. </w:t>
-      </w:r>
-      <w:proofErr w:type="spellStart"/>
-      <w:r>
-        <w:rPr>
-          <w:lang w:val="en-AE"/>
-        </w:rPr>
-        <w:t>GeoAgent</w:t>
-      </w:r>
-      <w:proofErr w:type="spellEnd"/>
-      <w:r>
-        <w:rPr>
-          <w:lang w:val="en-AE"/>
-        </w:rPr>
-        <w:t xml:space="preserve"> by Huang et al. [5] focuses on address standardization using ChatGLM-6B, showing how LLMs can resolve ambiguous and incomplete geospatial texts. Meanwhile, Bhandari et al. [6] evaluate whether large language models are geospatially knowledgeable, revealing that while some geospatial knowledge exists in pretrained models, it is often imprecise.</w:t>
+        <w:t>Other studies investigate how LLMs can interpret or extract geographic knowledge. GeoQAMap by Feng et al. [4] utilizes GPT-3.5 and Wikidata to answer geographic questions and visualize answers on maps. GeoAgent by Huang et al. [5] focuses on address standardization using ChatGLM-6B, showing how LLMs can resolve ambiguous and incomplete geospatial texts. Meanwhile, Bhandari et al. [6] evaluate whether large language models are geospatially knowledgeable, revealing that while some geospatial knowledge exists in pretrained models, it is often imprecise.</w:t>
       </w:r>
     </w:p>
     <w:p>
@@ -759,35 +575,7 @@
         <w:rPr>
           <w:lang w:val="en-AE"/>
         </w:rPr>
-        <w:t>To overcome these limitations, domain-adapted models have emerged. BB-</w:t>
-      </w:r>
-      <w:proofErr w:type="spellStart"/>
-      <w:r>
-        <w:rPr>
-          <w:lang w:val="en-AE"/>
-        </w:rPr>
-        <w:t>GeoGPT</w:t>
-      </w:r>
-      <w:proofErr w:type="spellEnd"/>
-      <w:r>
-        <w:rPr>
-          <w:lang w:val="en-AE"/>
-        </w:rPr>
-        <w:t xml:space="preserve"> by Zhang et al. [7] is a fine-tuned LLaMA-2 model trained on GIS texts and Q&amp;A pairs, outperforming general LLMs in spatial queries. Similarly, </w:t>
-      </w:r>
-      <w:proofErr w:type="spellStart"/>
-      <w:r>
-        <w:rPr>
-          <w:lang w:val="en-AE"/>
-        </w:rPr>
-        <w:t>GeoLLM</w:t>
-      </w:r>
-      <w:proofErr w:type="spellEnd"/>
-      <w:r>
-        <w:rPr>
-          <w:lang w:val="en-AE"/>
-        </w:rPr>
-        <w:t xml:space="preserve"> by Shah et al. [8] boosts geospatial prediction accuracy by embedding map-based contextual data into prompts. These efforts establish the foundation for natural language interaction with spatial systems but stop short of performing complex geospatial planning or optimization.</w:t>
+        <w:t>To overcome these limitations, domain-adapted models have emerged. BB-GeoGPT by Zhang et al. [7] is a fine-tuned LLaMA-2 model trained on GIS texts and Q&amp;A pairs, outperforming general LLMs in spatial queries. Similarly, GeoLLM by Shah et al. [8] boosts geospatial prediction accuracy by embedding map-based contextual data into prompts. These efforts establish the foundation for natural language interaction with spatial systems but stop short of performing complex geospatial planning or optimization.</w:t>
       </w:r>
     </w:p>
     <w:p>
@@ -820,49 +608,7 @@
         <w:rPr>
           <w:lang w:val="en-AE"/>
         </w:rPr>
-        <w:t xml:space="preserve">Advancements in </w:t>
-      </w:r>
-      <w:proofErr w:type="spellStart"/>
-      <w:r>
-        <w:rPr>
-          <w:lang w:val="en-AE"/>
-        </w:rPr>
-        <w:t>GeoAI</w:t>
-      </w:r>
-      <w:proofErr w:type="spellEnd"/>
-      <w:r>
-        <w:rPr>
-          <w:lang w:val="en-AE"/>
-        </w:rPr>
-        <w:t xml:space="preserve"> have expanded to multimodal systems integrating LLMs with visual and structured geospatial data. </w:t>
-      </w:r>
-      <w:proofErr w:type="spellStart"/>
-      <w:r>
-        <w:rPr>
-          <w:lang w:val="en-AE"/>
-        </w:rPr>
-        <w:t>OmniGeo</w:t>
-      </w:r>
-      <w:proofErr w:type="spellEnd"/>
-      <w:r>
-        <w:rPr>
-          <w:lang w:val="en-AE"/>
-        </w:rPr>
-        <w:t xml:space="preserve"> by Yuan et al. [9] exemplifies this trend by combining satellite imagery, map layers, and text data, enabling LLMs to perform diverse tasks such as land use classification and environmental forecasting. Geode by Wu et al. [10] and </w:t>
-      </w:r>
-      <w:proofErr w:type="spellStart"/>
-      <w:r>
-        <w:rPr>
-          <w:lang w:val="en-AE"/>
-        </w:rPr>
-        <w:t>GTChain</w:t>
-      </w:r>
-      <w:proofErr w:type="spellEnd"/>
-      <w:r>
-        <w:rPr>
-          <w:lang w:val="en-AE"/>
-        </w:rPr>
-        <w:t xml:space="preserve"> by Zhang et al. [11] extend LLMs into autonomous agents, coordinating APIs, GIS tools, and real-time databases to solve spatial tasks.</w:t>
+        <w:t>Advancements in GeoAI have expanded to multimodal systems integrating LLMs with visual and structured geospatial data. OmniGeo by Yuan et al. [9] exemplifies this trend by combining satellite imagery, map layers, and text data, enabling LLMs to perform diverse tasks such as land use classification and environmental forecasting. Geode by Wu et al. [10] and GTChain by Zhang et al. [11] extend LLMs into autonomous agents, coordinating APIs, GIS tools, and real-time databases to solve spatial tasks.</w:t>
       </w:r>
     </w:p>
     <w:p>
@@ -877,27 +623,14 @@
         <w:rPr>
           <w:lang w:val="en-US"/>
         </w:rPr>
+        <w:lastRenderedPageBreak/>
         <w:tab/>
       </w:r>
       <w:r>
         <w:rPr>
           <w:lang w:val="en-AE"/>
         </w:rPr>
-        <w:t xml:space="preserve">These systems demonstrate the potential of LLMs in spatial reasoning, data retrieval, and geospatial tool orchestration. Geode performs zero-shot geospatial Q&amp;A with explicit reasoning and live data, while </w:t>
-      </w:r>
-      <w:proofErr w:type="spellStart"/>
-      <w:r>
-        <w:rPr>
-          <w:lang w:val="en-AE"/>
-        </w:rPr>
-        <w:t>GTChain</w:t>
-      </w:r>
-      <w:proofErr w:type="spellEnd"/>
-      <w:r>
-        <w:rPr>
-          <w:lang w:val="en-AE"/>
-        </w:rPr>
-        <w:t xml:space="preserve"> trains LLMs to generate tool-use chains for complex tasks in simulated GIS environments. The autonomous GIS agent by Ning et al. [12] also showcases how LLMs can be used to dynamically retrieve data across diverse spatial datasets, enhancing spatial decision-making workflows.</w:t>
+        <w:t>These systems demonstrate the potential of LLMs in spatial reasoning, data retrieval, and geospatial tool orchestration. Geode performs zero-shot geospatial Q&amp;A with explicit reasoning and live data, while GTChain trains LLMs to generate tool-use chains for complex tasks in simulated GIS environments. The autonomous GIS agent by Ning et al. [12] also showcases how LLMs can be used to dynamically retrieve data across diverse spatial datasets, enhancing spatial decision-making workflows.</w:t>
       </w:r>
     </w:p>
     <w:p>
@@ -911,28 +644,7 @@
         <w:rPr>
           <w:lang w:val="en-AE"/>
         </w:rPr>
-        <w:t xml:space="preserve">Despite these advancements, existing solutions lack targeted support for personalized route planning or environmental criteria integration. None of the reviewed systems directly tackle bicycle routing that adapts to </w:t>
-      </w:r>
-      <w:r>
-        <w:rPr>
-          <w:lang w:val="en-AE"/>
-        </w:rPr>
-        <w:lastRenderedPageBreak/>
-        <w:t xml:space="preserve">vegetation or pollution levels. Our proposed </w:t>
-      </w:r>
-      <w:proofErr w:type="spellStart"/>
-      <w:r>
-        <w:rPr>
-          <w:lang w:val="en-AE"/>
-        </w:rPr>
-        <w:t>GeoBikeLLM</w:t>
-      </w:r>
-      <w:proofErr w:type="spellEnd"/>
-      <w:r>
-        <w:rPr>
-          <w:lang w:val="en-AE"/>
-        </w:rPr>
-        <w:t xml:space="preserve"> addresses this gap by combining LLMs with geospatial intelligence to deliver environment-aware, health-optimized bike route planning</w:t>
+        <w:t>Despite these advancements, existing solutions lack targeted support for personalized route planning or environmental criteria integration. None of the reviewed systems directly tackle bicycle routing that adapts to vegetation or pollution levels. Our proposed GeoBikeLLM addresses this gap by combining LLMs with geospatial intelligence to deliver environment-aware, health-optimized bike route planning</w:t>
       </w:r>
       <w:r>
         <w:rPr>
@@ -1016,29 +728,13 @@
         </w:drawing>
       </w:r>
       <w:r>
-        <w:t xml:space="preserve">This section outlines the design and implementation of the </w:t>
-      </w:r>
-      <w:proofErr w:type="spellStart"/>
-      <w:r>
-        <w:t>GeoBikeLLM</w:t>
-      </w:r>
-      <w:proofErr w:type="spellEnd"/>
-      <w:r>
-        <w:t xml:space="preserve"> system, which integrates geospatial data, environmental metrics, and large language models (LLMs) to provide intelligent, eco-aware bike routing in Chicago. The methodology covers the datasets used, visualization techniques, route selection logic, and the role of LLMs in query interpretation and explanation generation. An overview of the entire system workflow is illustrated in Figure 1</w:t>
+        <w:t>This section outlines the design and implementation of the GeoBikeLLM system, which integrates geospatial data, environmental metrics, and large language models (LLMs) to provide intelligent, eco-aware bike routing in Chicago. The methodology covers the datasets used, visualization techniques, route selection logic, and the role of LLMs in query interpretation and explanation generation. An overview of the entire system workflow is illustrated in Figure 1</w:t>
       </w:r>
       <w:r>
         <w:t xml:space="preserve"> (caption: </w:t>
       </w:r>
       <w:r>
-        <w:t xml:space="preserve">Overview of the </w:t>
-      </w:r>
-      <w:proofErr w:type="spellStart"/>
-      <w:r>
-        <w:t>GeoBikeLLM</w:t>
-      </w:r>
-      <w:proofErr w:type="spellEnd"/>
-      <w:r>
-        <w:t xml:space="preserve"> system.</w:t>
+        <w:t>Overview of the GeoBikeLLM system.</w:t>
       </w:r>
     </w:p>
     <w:p>
@@ -1077,7 +773,13 @@
         <w:rPr>
           <w:i w:val="0"/>
         </w:rPr>
-        <w:t>The air quality data is sourced from the Chicago Eclipse Air Quality Dataset, which contains sensor-based measurements of particulate matter (PM2.5) across various locations in the city. Each record includes the geographic coordinates of the sensor, the timestamp of the reading, and the corresponding PM2.5 concentration. These data help evaluate local pollution levels along potential bike routes.</w:t>
+        <w:t xml:space="preserve">The air quality data is sourced from the Chicago Eclipse Air Quality Dataset, which contains sensor-based measurements of particulate matter (PM2.5) across various locations in the city. Each record includes the geographic coordinates of the sensor, the timestamp of the reading, and the corresponding PM2.5 concentration. These </w:t>
+      </w:r>
+      <w:r>
+        <w:rPr>
+          <w:i w:val="0"/>
+        </w:rPr>
+        <w:t>data help evaluate local pollution levels along potential bike routes.</w:t>
       </w:r>
     </w:p>
     <w:p>
@@ -1140,13 +842,7 @@
         <w:rPr>
           <w:i w:val="0"/>
         </w:rPr>
-        <w:t xml:space="preserve">This dataset captures the spatial structure of the bicycle infrastructure in Chicago, derived from OpenStreetMap (OSM). It includes details on individual bike path segments, such as start and end </w:t>
-      </w:r>
-      <w:r>
-        <w:rPr>
-          <w:i w:val="0"/>
-        </w:rPr>
-        <w:t>coordinates, segment lengths, and geometry data. The dataset supports the construction of a navigable network for route computation between user-defined locations.</w:t>
+        <w:t>This dataset captures the spatial structure of the bicycle infrastructure in Chicago, derived from OpenStreetMap (OSM). It includes details on individual bike path segments, such as start and end coordinates, segment lengths, and geometry data. The dataset supports the construction of a navigable network for route computation between user-defined locations.</w:t>
       </w:r>
     </w:p>
     <w:p>
@@ -1247,21 +943,7 @@
         <w:rPr>
           <w:lang w:val="en-AE" w:bidi="ar-AE"/>
         </w:rPr>
-        <w:t xml:space="preserve">The heatmap was created by aggregating data from 19 CSV files hosted on GitHub, each containing latitude, longitude, and PM2.5 values for different parts of the city. After cleaning and normalizing the data using Min-Max scaling, each point was plotted using Folium’s </w:t>
-      </w:r>
-      <w:proofErr w:type="spellStart"/>
-      <w:r>
-        <w:rPr>
-          <w:lang w:val="en-AE" w:bidi="ar-AE"/>
-        </w:rPr>
-        <w:t>HeatMap</w:t>
-      </w:r>
-      <w:proofErr w:type="spellEnd"/>
-      <w:r>
-        <w:rPr>
-          <w:lang w:val="en-AE" w:bidi="ar-AE"/>
-        </w:rPr>
-        <w:t xml:space="preserve"> plugin. The visualization reveals several hotspots of elevated pollution, particularly along dense urban corridors and industrial zones.</w:t>
+        <w:t>The heatmap was created by aggregating data from 19 CSV files hosted on GitHub, each containing latitude, longitude, and PM2.5 values for different parts of the city. After cleaning and normalizing the data using Min-Max scaling, each point was plotted using Folium’s HeatMap plugin. The visualization reveals several hotspots of elevated pollution, particularly along dense urban corridors and industrial zones.</w:t>
       </w:r>
     </w:p>
     <w:p>
@@ -1481,7 +1163,6 @@
         <w:rPr>
           <w:lang w:val="en-AE"/>
         </w:rPr>
-        <w:lastRenderedPageBreak/>
         <w:t>w</w:t>
       </w:r>
       <w:r>
@@ -1644,21 +1325,7 @@
         <w:rPr>
           <w:lang w:val="en-US"/>
         </w:rPr>
-        <w:t xml:space="preserve">In the proposed routing system, two LLMs are integrated using the </w:t>
-      </w:r>
-      <w:proofErr w:type="spellStart"/>
-      <w:r>
-        <w:rPr>
-          <w:lang w:val="en-US"/>
-        </w:rPr>
-        <w:t>Groq</w:t>
-      </w:r>
-      <w:proofErr w:type="spellEnd"/>
-      <w:r>
-        <w:rPr>
-          <w:lang w:val="en-US"/>
-        </w:rPr>
-        <w:t xml:space="preserve"> API to enhance the </w:t>
+        <w:t xml:space="preserve">In the proposed routing system, two LLMs are integrated using the Groq API to enhance the </w:t>
       </w:r>
       <w:r>
         <w:rPr>
@@ -1887,21 +1554,7 @@
         <w:rPr>
           <w:lang w:val="en-AE"/>
         </w:rPr>
-        <w:t xml:space="preserve">The </w:t>
-      </w:r>
-      <w:proofErr w:type="spellStart"/>
-      <w:r>
-        <w:rPr>
-          <w:lang w:val="en-AE"/>
-        </w:rPr>
-        <w:t>GeoBikeLLM</w:t>
-      </w:r>
-      <w:proofErr w:type="spellEnd"/>
-      <w:r>
-        <w:rPr>
-          <w:lang w:val="en-AE"/>
-        </w:rPr>
-        <w:t xml:space="preserve"> system enables natural language-based bike route planning within Chicago, Illinois, by integrating environmental and spatial data to recommend optimized cycling paths. Users interact with the system by entering a prompt such as </w:t>
+        <w:t xml:space="preserve">The GeoBikeLLM system enables natural language-based bike route planning within Chicago, Illinois, by integrating environmental and spatial data to recommend optimized cycling paths. Users interact with the system by entering a prompt such as </w:t>
       </w:r>
       <w:r>
         <w:rPr>
@@ -1909,7 +1562,16 @@
           <w:iCs/>
           <w:lang w:val="en-AE"/>
         </w:rPr>
-        <w:t>"I want to go from Melrose Park to Hyde Park."</w:t>
+        <w:t xml:space="preserve">"I want to go from Melrose Park to Hyde </w:t>
+      </w:r>
+      <w:r>
+        <w:rPr>
+          <w:i/>
+          <w:iCs/>
+          <w:lang w:val="en-AE"/>
+        </w:rPr>
+        <w:lastRenderedPageBreak/>
+        <w:t>Park."</w:t>
       </w:r>
       <w:r>
         <w:rPr>
@@ -1923,21 +1585,12 @@
         </w:rPr>
         <w:t xml:space="preserve"> </w:t>
       </w:r>
-      <w:proofErr w:type="spellStart"/>
       <w:r>
         <w:rPr>
           <w:color w:val="FF0000"/>
           <w:lang w:val="en-AE"/>
         </w:rPr>
-        <w:t>num</w:t>
-      </w:r>
-      <w:proofErr w:type="spellEnd"/>
-      <w:r>
-        <w:rPr>
-          <w:color w:val="FF0000"/>
-          <w:lang w:val="en-AE"/>
-        </w:rPr>
-        <w:t xml:space="preserve"> (caption: System prompt provided to the LLM for extracting origin and destination.), </w:t>
+        <w:t xml:space="preserve">num (caption: System prompt provided to the LLM for extracting origin and destination.), </w:t>
       </w:r>
       <w:r>
         <w:rPr>
@@ -1958,7 +1611,6 @@
           <w:noProof/>
           <w:lang w:val="en-AE"/>
         </w:rPr>
-        <w:lastRenderedPageBreak/>
         <w:drawing>
           <wp:anchor distT="0" distB="0" distL="114300" distR="114300" simplePos="0" relativeHeight="251663360" behindDoc="0" locked="0" layoutInCell="1" allowOverlap="1" wp14:anchorId="16DACA7C" wp14:editId="6296C139">
             <wp:simplePos x="0" y="0"/>
@@ -2049,21 +1701,7 @@
         <w:rPr>
           <w:lang w:val="en-AE"/>
         </w:rPr>
-        <w:t xml:space="preserve">. These sliders eliminate the need to express routing preferences within the prompt itself. The air quality slider (α) penalizes routes with higher PM2.5 levels, while the greenness slider (β) </w:t>
-      </w:r>
-      <w:proofErr w:type="spellStart"/>
-      <w:r>
-        <w:rPr>
-          <w:lang w:val="en-AE"/>
-        </w:rPr>
-        <w:t>favors</w:t>
-      </w:r>
-      <w:proofErr w:type="spellEnd"/>
-      <w:r>
-        <w:rPr>
-          <w:lang w:val="en-AE"/>
-        </w:rPr>
-        <w:t xml:space="preserve"> paths with higher Normalized Difference Vegetation Index (NDVI) values.</w:t>
+        <w:t>. These sliders eliminate the need to express routing preferences within the prompt itself. The air quality slider (α) penalizes routes with higher PM2.5 levels, while the greenness slider (β) favors paths with higher Normalized Difference Vegetation Index (NDVI) values.</w:t>
       </w:r>
     </w:p>
     <w:p>
@@ -2276,21 +1914,7 @@
         <w:rPr>
           <w:lang w:val="en-US"/>
         </w:rPr>
-        <w:t xml:space="preserve">section presents the evaluation results of the two integrated language models in </w:t>
-      </w:r>
-      <w:proofErr w:type="spellStart"/>
-      <w:r>
-        <w:rPr>
-          <w:lang w:val="en-US"/>
-        </w:rPr>
-        <w:t>GeoBikeLLM</w:t>
-      </w:r>
-      <w:proofErr w:type="spellEnd"/>
-      <w:r>
-        <w:rPr>
-          <w:lang w:val="en-US"/>
-        </w:rPr>
-        <w:t>. The first model focuses on extracting structured trip details from natural language input, while the second generates explanatory feedback based on computed routes and user-defined preferences.</w:t>
+        <w:t>section presents the evaluation results of the two integrated language models in GeoBikeLLM. The first model focuses on extracting structured trip details from natural language input, while the second generates explanatory feedback based on computed routes and user-defined preferences.</w:t>
       </w:r>
     </w:p>
     <w:p>
@@ -2541,6 +2165,7 @@
         <w:rPr>
           <w:lang w:val="en-AE"/>
         </w:rPr>
+        <w:lastRenderedPageBreak/>
         <w:t xml:space="preserve">Feng, Z., et al. (2023). </w:t>
       </w:r>
       <w:r>
@@ -2593,7 +2218,6 @@
         <w:rPr>
           <w:lang w:val="en-AE"/>
         </w:rPr>
-        <w:lastRenderedPageBreak/>
         <w:t xml:space="preserve">Bhandari, S., et al. (2023). </w:t>
       </w:r>
       <w:r>

--- a/GeoBikeLLM Paper.docx
+++ b/GeoBikeLLM Paper.docx
@@ -486,6 +486,44 @@
     </w:p>
     <w:p>
       <w:pPr>
+        <w:spacing w:after="6pt" w:line="11.40pt" w:lineRule="auto"/>
+        <w:ind w:firstLine="14.40pt"/>
+        <w:jc w:val="both"/>
+      </w:pPr>
+      <w:r>
+        <w:t xml:space="preserve">This study introduces GeoBikeLLM, an intelligent, geospatially-aware routing system that leverages Large Language Models (LLMs) to offer personalized bike route planning based on user-defined environmental preferences. The system enables cyclists to interact with </w:t>
+      </w:r>
+      <w:r>
+        <w:t>user-friendly interface,</w:t>
+      </w:r>
+      <w:r>
+        <w:t xml:space="preserve"> using natural language prompts</w:t>
+      </w:r>
+      <w:r>
+        <w:t xml:space="preserve"> </w:t>
+      </w:r>
+      <w:r>
+        <w:t>such as "How can I bike from Navy Pier to Hyde Park with the cleanest air?"</w:t>
+      </w:r>
+      <w:r>
+        <w:t xml:space="preserve"> </w:t>
+      </w:r>
+      <w:r>
+        <w:t xml:space="preserve">and automatically interprets their routing intent to deliver paths that are shortest, healthiest (least polluted), greenest (most vegetated), or a weighted combination of these criteria. This is achieved by integrating three spatial datasets: PM2.5 </w:t>
+      </w:r>
+      <w:r>
+        <w:t>air quality sensor data, NDVI-based vegetation indices, and OpenStreetMap-derived bicycle infrastructure.</w:t>
+      </w:r>
+    </w:p>
+    <w:p>
+      <w:pPr>
+        <w:spacing w:after="6pt" w:line="11.40pt" w:lineRule="auto"/>
+        <w:ind w:firstLine="14.40pt"/>
+        <w:jc w:val="both"/>
+      </w:pPr>
+    </w:p>
+    <w:p>
+      <w:pPr>
         <w:pStyle w:val="Heading1"/>
       </w:pPr>
       <w:r>
@@ -623,7 +661,6 @@
         <w:rPr>
           <w:lang w:val="en-US"/>
         </w:rPr>
-        <w:lastRenderedPageBreak/>
         <w:tab/>
       </w:r>
       <w:r>
@@ -773,13 +810,7 @@
         <w:rPr>
           <w:i w:val="0"/>
         </w:rPr>
-        <w:t xml:space="preserve">The air quality data is sourced from the Chicago Eclipse Air Quality Dataset, which contains sensor-based measurements of particulate matter (PM2.5) across various locations in the city. Each record includes the geographic coordinates of the sensor, the timestamp of the reading, and the corresponding PM2.5 concentration. These </w:t>
-      </w:r>
-      <w:r>
-        <w:rPr>
-          <w:i w:val="0"/>
-        </w:rPr>
-        <w:t>data help evaluate local pollution levels along potential bike routes.</w:t>
+        <w:t>The air quality data is sourced from the Chicago Eclipse Air Quality Dataset, which contains sensor-based measurements of particulate matter (PM2.5) across various locations in the city. Each record includes the geographic coordinates of the sensor, the timestamp of the reading, and the corresponding PM2.5 concentration. These data help evaluate local pollution levels along potential bike routes.</w:t>
       </w:r>
     </w:p>
     <w:p>
@@ -973,6 +1004,7 @@
           <w:noProof/>
           <w:lang w:bidi="ar-AE"/>
         </w:rPr>
+        <w:lastRenderedPageBreak/>
         <w:drawing>
           <wp:anchor distT="0" distB="0" distL="114300" distR="114300" simplePos="0" relativeHeight="251666432" behindDoc="1" locked="0" layoutInCell="1" allowOverlap="1" wp14:anchorId="62281B83" wp14:editId="37EA9C73">
             <wp:simplePos x="0" y="0"/>
@@ -1562,16 +1594,7 @@
           <w:iCs/>
           <w:lang w:val="en-AE"/>
         </w:rPr>
-        <w:t xml:space="preserve">"I want to go from Melrose Park to Hyde </w:t>
-      </w:r>
-      <w:r>
-        <w:rPr>
-          <w:i/>
-          <w:iCs/>
-          <w:lang w:val="en-AE"/>
-        </w:rPr>
-        <w:lastRenderedPageBreak/>
-        <w:t>Park."</w:t>
+        <w:t>"I want to go from Melrose Park to Hyde Park."</w:t>
       </w:r>
       <w:r>
         <w:rPr>
@@ -2007,7 +2030,14 @@
         <w:rPr>
           <w:i w:val="0"/>
         </w:rPr>
-        <w:t>These results demonstrate the model’s robustness in understanding noisy and informal user inputs. However, minor inconsistencies were observed in cases involving ambiguous phrasing or rare place names, which supports the decision to shift preference input to sliders in the final system design.</w:t>
+        <w:t xml:space="preserve">These results demonstrate the model’s robustness in understanding noisy </w:t>
+      </w:r>
+      <w:r>
+        <w:rPr>
+          <w:i w:val="0"/>
+        </w:rPr>
+        <w:lastRenderedPageBreak/>
+        <w:t>and informal user inputs. However, minor inconsistencies were observed in cases involving ambiguous phrasing or rare place names, which supports the decision to shift preference input to sliders in the final system design.</w:t>
       </w:r>
     </w:p>
     <w:p>
@@ -2165,7 +2195,6 @@
         <w:rPr>
           <w:lang w:val="en-AE"/>
         </w:rPr>
-        <w:lastRenderedPageBreak/>
         <w:t xml:space="preserve">Feng, Z., et al. (2023). </w:t>
       </w:r>
       <w:r>

--- a/GeoBikeLLM Paper.docx
+++ b/GeoBikeLLM Paper.docx
@@ -357,6 +357,7 @@
       <w:r>
         <w:t xml:space="preserve">To address this, we introduce </w:t>
       </w:r>
+      <w:proofErr w:type="spellStart"/>
       <w:r>
         <w:rPr>
           <w:i/>
@@ -364,8 +365,17 @@
         </w:rPr>
         <w:t>GeoBikeLLM</w:t>
       </w:r>
-      <w:r>
-        <w:t>, a system that leverages Large Language Models (LLMs) for environment-aware bike route planning.</w:t>
+      <w:proofErr w:type="spellEnd"/>
+      <w:r>
+        <w:t xml:space="preserve">, a system that leverages Large Language Models (LLMs) for </w:t>
+      </w:r>
+      <w:proofErr w:type="gramStart"/>
+      <w:r>
+        <w:t>environment-aware</w:t>
+      </w:r>
+      <w:proofErr w:type="gramEnd"/>
+      <w:r>
+        <w:t xml:space="preserve"> bike route planning.</w:t>
       </w:r>
       <w:r>
         <w:t xml:space="preserve"> </w:t>
@@ -406,8 +416,13 @@
       <w:r>
         <w:t xml:space="preserve"> </w:t>
       </w:r>
-      <w:r>
-        <w:t>GeoBikeLLM demonstrates how LLMs can enhance personalized, environmentally informed mobility experiences, offering a scalable solution for sustainable urban navigation.</w:t>
+      <w:proofErr w:type="spellStart"/>
+      <w:r>
+        <w:t>GeoBikeLLM</w:t>
+      </w:r>
+      <w:proofErr w:type="spellEnd"/>
+      <w:r>
+        <w:t xml:space="preserve"> demonstrates how LLMs can enhance personalized, environmentally informed mobility experiences, offering a scalable solution for sustainable urban navigation.</w:t>
       </w:r>
     </w:p>
     <w:p>
@@ -417,30 +432,39 @@
       <w:r>
         <w:t>Keywords—</w:t>
       </w:r>
+      <w:proofErr w:type="gramStart"/>
       <w:r>
         <w:t xml:space="preserve">Geospatial </w:t>
       </w:r>
       <w:r>
         <w:t>,</w:t>
       </w:r>
+      <w:proofErr w:type="gramEnd"/>
       <w:r>
         <w:t xml:space="preserve"> </w:t>
       </w:r>
+      <w:proofErr w:type="gramStart"/>
       <w:r>
         <w:t xml:space="preserve">LLM </w:t>
       </w:r>
       <w:r>
         <w:t>,</w:t>
       </w:r>
+      <w:proofErr w:type="gramEnd"/>
       <w:r>
         <w:t xml:space="preserve"> </w:t>
       </w:r>
       <w:r>
-        <w:t xml:space="preserve">Air Quality </w:t>
+        <w:t xml:space="preserve">Air </w:t>
+      </w:r>
+      <w:proofErr w:type="gramStart"/>
+      <w:r>
+        <w:t xml:space="preserve">Quality </w:t>
       </w:r>
       <w:r>
         <w:t>,</w:t>
       </w:r>
+      <w:proofErr w:type="gramEnd"/>
       <w:r>
         <w:t xml:space="preserve"> </w:t>
       </w:r>
@@ -491,7 +515,23 @@
         <w:jc w:val="both"/>
       </w:pPr>
       <w:r>
-        <w:t xml:space="preserve">This study introduces GeoBikeLLM, an intelligent, geospatially-aware routing system that leverages Large Language Models (LLMs) to offer personalized bike route planning based on user-defined environmental preferences. The system enables cyclists to interact with </w:t>
+        <w:t xml:space="preserve">This study introduces </w:t>
+      </w:r>
+      <w:proofErr w:type="spellStart"/>
+      <w:r>
+        <w:t>GeoBikeLLM</w:t>
+      </w:r>
+      <w:proofErr w:type="spellEnd"/>
+      <w:r>
+        <w:t xml:space="preserve">, an intelligent, </w:t>
+      </w:r>
+      <w:proofErr w:type="gramStart"/>
+      <w:r>
+        <w:t>geospatially-aware</w:t>
+      </w:r>
+      <w:proofErr w:type="gramEnd"/>
+      <w:r>
+        <w:t xml:space="preserve"> routing system that leverages Large Language Models (LLMs) to offer personalized bike route planning based on user-defined environmental preferences. The system enables cyclists to interact with </w:t>
       </w:r>
       <w:r>
         <w:t>user-friendly interface,</w:t>
@@ -509,7 +549,15 @@
         <w:t xml:space="preserve"> </w:t>
       </w:r>
       <w:r>
-        <w:t xml:space="preserve">and automatically interprets their routing intent to deliver paths that are shortest, healthiest (least polluted), greenest (most vegetated), or a weighted combination of these criteria. This is achieved by integrating three spatial datasets: PM2.5 </w:t>
+        <w:t xml:space="preserve">and automatically interprets their routing intent to </w:t>
+      </w:r>
+      <w:proofErr w:type="gramStart"/>
+      <w:r>
+        <w:t>deliver paths that are</w:t>
+      </w:r>
+      <w:proofErr w:type="gramEnd"/>
+      <w:r>
+        <w:t xml:space="preserve"> shortest, healthiest (least polluted), greenest (most vegetated), or a weighted combination of these criteria. This is achieved by integrating three spatial datasets: PM2.5 </w:t>
       </w:r>
       <w:r>
         <w:t>air quality sensor data, NDVI-based vegetation indices, and OpenStreetMap-derived bicycle infrastructure.</w:t>
@@ -521,6 +569,46 @@
         <w:ind w:firstLine="14.40pt"/>
         <w:jc w:val="both"/>
       </w:pPr>
+      <w:r>
+        <w:t xml:space="preserve">The city of Chicago, Illinois, USA was selected as a case study for implementation due to its diverse urban topology, extensive bike network, and availability of rich environmental datasets. The system performs data exploration and visualization to highlight the spatial distribution of air pollution and green </w:t>
+      </w:r>
+      <w:proofErr w:type="gramStart"/>
+      <w:r>
+        <w:t>cover, and</w:t>
+      </w:r>
+      <w:proofErr w:type="gramEnd"/>
+      <w:r>
+        <w:t xml:space="preserve"> employs a multi-criteria pathfinding algorithm that incorporates environmental penalties and rewards into graph-based route computation. A user-friendly interface was developed to allow real-time adjustment of environmental preferences via sliders, thereby decoupling preference input from rigid natural language formulation.</w:t>
+      </w:r>
+    </w:p>
+    <w:p>
+      <w:pPr>
+        <w:spacing w:after="6pt" w:line="11.40pt" w:lineRule="auto"/>
+        <w:ind w:firstLine="14.40pt"/>
+        <w:jc w:val="both"/>
+      </w:pPr>
+      <w:proofErr w:type="spellStart"/>
+      <w:r>
+        <w:t>GeoBikeLLM</w:t>
+      </w:r>
+      <w:proofErr w:type="spellEnd"/>
+      <w:r>
+        <w:t xml:space="preserve"> showcases how LLMs can facilitate intuitive interaction with complex geospatial systems </w:t>
+      </w:r>
+      <w:r>
+        <w:t>and</w:t>
+      </w:r>
+      <w:r>
+        <w:t xml:space="preserve"> serves as a prototype for environmentally informed mobility solutions that can be adapted to other cities. By combining natural language processing, spatial analysis, and environmental awareness, this research contributes to the growing field of </w:t>
+      </w:r>
+      <w:proofErr w:type="spellStart"/>
+      <w:r>
+        <w:t>GeoAI</w:t>
+      </w:r>
+      <w:proofErr w:type="spellEnd"/>
+      <w:r>
+        <w:t xml:space="preserve"> and offers a scalable, human-centric approach to sustainable urban navigation.</w:t>
+      </w:r>
     </w:p>
     <w:p>
       <w:pPr>
@@ -538,24 +626,52 @@
         <w:rPr>
           <w:lang w:val="en-US"/>
         </w:rPr>
-        <w:t xml:space="preserve">Recent advancements in GeoAI and LLM research have enabled natural language interfaces for querying and interpreting geospatial data. Studies have explored both LLM-augmented spatial querying and multimodal systems integrating maps, satellite imagery, and text for environmental reasoning. This section reviews existing approaches and highlights the gap </w:t>
-      </w:r>
+        <w:t xml:space="preserve">Recent advancements in </w:t>
+      </w:r>
+      <w:proofErr w:type="spellStart"/>
       <w:r>
         <w:rPr>
           <w:lang w:val="en-US"/>
         </w:rPr>
+        <w:t>GeoAI</w:t>
+      </w:r>
+      <w:proofErr w:type="spellEnd"/>
+      <w:r>
+        <w:rPr>
+          <w:lang w:val="en-US"/>
+        </w:rPr>
+        <w:t xml:space="preserve"> and LLM research have enabled natural language interfaces for querying and interpreting geospatial data. Studies have explored both LLM-augmented spatial querying and multimodal systems integrating maps, satellite imagery, and text for environmental reasoning. This section reviews existing approaches and highlights the gap </w:t>
+      </w:r>
+      <w:r>
+        <w:rPr>
+          <w:lang w:val="en-US"/>
+        </w:rPr>
         <w:t xml:space="preserve">that </w:t>
       </w:r>
       <w:r>
         <w:rPr>
           <w:lang w:val="en-US"/>
         </w:rPr>
-        <w:t>our proposed GeoBikeLLM system aims to fill.</w:t>
-      </w:r>
+        <w:t xml:space="preserve">our proposed </w:t>
+      </w:r>
+      <w:proofErr w:type="spellStart"/>
       <w:r>
         <w:rPr>
           <w:lang w:val="en-US"/>
         </w:rPr>
+        <w:t>GeoBikeLLM</w:t>
+      </w:r>
+      <w:proofErr w:type="spellEnd"/>
+      <w:r>
+        <w:rPr>
+          <w:lang w:val="en-US"/>
+        </w:rPr>
+        <w:t xml:space="preserve"> system aims to fill.</w:t>
+      </w:r>
+      <w:r>
+        <w:rPr>
+          <w:lang w:val="en-US"/>
+        </w:rPr>
         <w:t xml:space="preserve"> </w:t>
       </w:r>
     </w:p>
@@ -578,7 +694,119 @@
         <w:rPr>
           <w:lang w:val="en-AE"/>
         </w:rPr>
-        <w:t>Recent research has focused on enhancing geospatial data accessibility through natural language interfaces powered by large language models (LLMs). Systems like ChatGeoAI by Mansourian and Oucheikh [1] and the SQL-generation framework by Jiang and Yang [2] enable users to perform GIS tasks or query spatial databases using natural language. ChatGeoAI employs LLaMA-2 to convert queries into executable PyQGIS scripts, while Jiang and Yang use ChatGPT to generate PostGIS-compatible SQL. Text-to-OverpassQL by Staniek et al. [3] further advances this by translating natural language into OverpassQL queries for OpenStreetMap, democratizing access to structured geodata.</w:t>
+        <w:t xml:space="preserve">Recent research has focused on enhancing geospatial data accessibility through natural language interfaces powered by large language models (LLMs). Systems like </w:t>
+      </w:r>
+      <w:proofErr w:type="spellStart"/>
+      <w:r>
+        <w:rPr>
+          <w:lang w:val="en-AE"/>
+        </w:rPr>
+        <w:t>ChatGeoAI</w:t>
+      </w:r>
+      <w:proofErr w:type="spellEnd"/>
+      <w:r>
+        <w:rPr>
+          <w:lang w:val="en-AE"/>
+        </w:rPr>
+        <w:t xml:space="preserve"> by Mansourian and </w:t>
+      </w:r>
+      <w:proofErr w:type="spellStart"/>
+      <w:r>
+        <w:rPr>
+          <w:lang w:val="en-AE"/>
+        </w:rPr>
+        <w:t>Oucheikh</w:t>
+      </w:r>
+      <w:proofErr w:type="spellEnd"/>
+      <w:r>
+        <w:rPr>
+          <w:lang w:val="en-AE"/>
+        </w:rPr>
+        <w:t xml:space="preserve"> [1] and the SQL-generation framework by Jiang and Yang [2] enable users to perform GIS tasks or query spatial databases using natural language. </w:t>
+      </w:r>
+      <w:proofErr w:type="spellStart"/>
+      <w:r>
+        <w:rPr>
+          <w:lang w:val="en-AE"/>
+        </w:rPr>
+        <w:t>ChatGeoAI</w:t>
+      </w:r>
+      <w:proofErr w:type="spellEnd"/>
+      <w:r>
+        <w:rPr>
+          <w:lang w:val="en-AE"/>
+        </w:rPr>
+        <w:t xml:space="preserve"> employs LLaMA-2 to convert queries into executable </w:t>
+      </w:r>
+      <w:proofErr w:type="spellStart"/>
+      <w:r>
+        <w:rPr>
+          <w:lang w:val="en-AE"/>
+        </w:rPr>
+        <w:t>PyQGIS</w:t>
+      </w:r>
+      <w:proofErr w:type="spellEnd"/>
+      <w:r>
+        <w:rPr>
+          <w:lang w:val="en-AE"/>
+        </w:rPr>
+        <w:t xml:space="preserve"> scripts, while Jiang and Yang use ChatGPT to generate </w:t>
+      </w:r>
+      <w:proofErr w:type="spellStart"/>
+      <w:r>
+        <w:rPr>
+          <w:lang w:val="en-AE"/>
+        </w:rPr>
+        <w:t>PostGIS</w:t>
+      </w:r>
+      <w:proofErr w:type="spellEnd"/>
+      <w:r>
+        <w:rPr>
+          <w:lang w:val="en-AE"/>
+        </w:rPr>
+        <w:t>-compatible SQL. Text-to-</w:t>
+      </w:r>
+      <w:proofErr w:type="spellStart"/>
+      <w:r>
+        <w:rPr>
+          <w:lang w:val="en-AE"/>
+        </w:rPr>
+        <w:t>OverpassQL</w:t>
+      </w:r>
+      <w:proofErr w:type="spellEnd"/>
+      <w:r>
+        <w:rPr>
+          <w:lang w:val="en-AE"/>
+        </w:rPr>
+        <w:t xml:space="preserve"> by </w:t>
+      </w:r>
+      <w:proofErr w:type="spellStart"/>
+      <w:r>
+        <w:rPr>
+          <w:lang w:val="en-AE"/>
+        </w:rPr>
+        <w:t>Staniek</w:t>
+      </w:r>
+      <w:proofErr w:type="spellEnd"/>
+      <w:r>
+        <w:rPr>
+          <w:lang w:val="en-AE"/>
+        </w:rPr>
+        <w:t xml:space="preserve"> et al. [3] further advances this by translating natural language into </w:t>
+      </w:r>
+      <w:proofErr w:type="spellStart"/>
+      <w:r>
+        <w:rPr>
+          <w:lang w:val="en-AE"/>
+        </w:rPr>
+        <w:t>OverpassQL</w:t>
+      </w:r>
+      <w:proofErr w:type="spellEnd"/>
+      <w:r>
+        <w:rPr>
+          <w:lang w:val="en-AE"/>
+        </w:rPr>
+        <w:t xml:space="preserve"> queries for OpenStreetMap, democratizing access to structured geodata.</w:t>
       </w:r>
     </w:p>
     <w:p>
@@ -593,13 +821,56 @@
         <w:rPr>
           <w:lang w:val="en-AE"/>
         </w:rPr>
+        <w:lastRenderedPageBreak/>
         <w:tab/>
       </w:r>
       <w:r>
         <w:rPr>
           <w:lang w:val="en-AE"/>
         </w:rPr>
-        <w:t>Other studies investigate how LLMs can interpret or extract geographic knowledge. GeoQAMap by Feng et al. [4] utilizes GPT-3.5 and Wikidata to answer geographic questions and visualize answers on maps. GeoAgent by Huang et al. [5] focuses on address standardization using ChatGLM-6B, showing how LLMs can resolve ambiguous and incomplete geospatial texts. Meanwhile, Bhandari et al. [6] evaluate whether large language models are geospatially knowledgeable, revealing that while some geospatial knowledge exists in pretrained models, it is often imprecise.</w:t>
+        <w:t xml:space="preserve">Other studies investigate how LLMs can interpret or extract geographic knowledge. </w:t>
+      </w:r>
+      <w:proofErr w:type="spellStart"/>
+      <w:r>
+        <w:rPr>
+          <w:lang w:val="en-AE"/>
+        </w:rPr>
+        <w:t>GeoQAMap</w:t>
+      </w:r>
+      <w:proofErr w:type="spellEnd"/>
+      <w:r>
+        <w:rPr>
+          <w:lang w:val="en-AE"/>
+        </w:rPr>
+        <w:t xml:space="preserve"> by Feng et al. [4] utilizes GPT-3.5 and </w:t>
+      </w:r>
+      <w:proofErr w:type="spellStart"/>
+      <w:r>
+        <w:rPr>
+          <w:lang w:val="en-AE"/>
+        </w:rPr>
+        <w:t>Wikidata</w:t>
+      </w:r>
+      <w:proofErr w:type="spellEnd"/>
+      <w:r>
+        <w:rPr>
+          <w:lang w:val="en-AE"/>
+        </w:rPr>
+        <w:t xml:space="preserve"> to answer geographic questions and visualize answers on maps. </w:t>
+      </w:r>
+      <w:proofErr w:type="spellStart"/>
+      <w:r>
+        <w:rPr>
+          <w:lang w:val="en-AE"/>
+        </w:rPr>
+        <w:t>GeoAgent</w:t>
+      </w:r>
+      <w:proofErr w:type="spellEnd"/>
+      <w:r>
+        <w:rPr>
+          <w:lang w:val="en-AE"/>
+        </w:rPr>
+        <w:t xml:space="preserve"> by Huang et al. [5] focuses on address standardization using ChatGLM-6B, showing how LLMs can resolve ambiguous and incomplete geospatial texts. Meanwhile, Bhandari et al. [6] evaluate whether large language models are geospatially knowledgeable, revealing that while some geospatial knowledge exists in pretrained models, it is often imprecise.</w:t>
       </w:r>
     </w:p>
     <w:p>
@@ -613,7 +884,35 @@
         <w:rPr>
           <w:lang w:val="en-AE"/>
         </w:rPr>
-        <w:t>To overcome these limitations, domain-adapted models have emerged. BB-GeoGPT by Zhang et al. [7] is a fine-tuned LLaMA-2 model trained on GIS texts and Q&amp;A pairs, outperforming general LLMs in spatial queries. Similarly, GeoLLM by Shah et al. [8] boosts geospatial prediction accuracy by embedding map-based contextual data into prompts. These efforts establish the foundation for natural language interaction with spatial systems but stop short of performing complex geospatial planning or optimization.</w:t>
+        <w:t>To overcome these limitations, domain-adapted models have emerged. BB-</w:t>
+      </w:r>
+      <w:proofErr w:type="spellStart"/>
+      <w:r>
+        <w:rPr>
+          <w:lang w:val="en-AE"/>
+        </w:rPr>
+        <w:t>GeoGPT</w:t>
+      </w:r>
+      <w:proofErr w:type="spellEnd"/>
+      <w:r>
+        <w:rPr>
+          <w:lang w:val="en-AE"/>
+        </w:rPr>
+        <w:t xml:space="preserve"> by Zhang et al. [7] is a fine-tuned LLaMA-2 model trained on GIS texts and Q&amp;A pairs, outperforming general LLMs in spatial queries. Similarly, </w:t>
+      </w:r>
+      <w:proofErr w:type="spellStart"/>
+      <w:r>
+        <w:rPr>
+          <w:lang w:val="en-AE"/>
+        </w:rPr>
+        <w:t>GeoLLM</w:t>
+      </w:r>
+      <w:proofErr w:type="spellEnd"/>
+      <w:r>
+        <w:rPr>
+          <w:lang w:val="en-AE"/>
+        </w:rPr>
+        <w:t xml:space="preserve"> by Shah et al. [8] boosts geospatial prediction accuracy by embedding map-based contextual data into prompts. These efforts establish the foundation for natural language interaction with spatial systems but stop short of performing complex geospatial planning or optimization.</w:t>
       </w:r>
     </w:p>
     <w:p>
@@ -646,7 +945,49 @@
         <w:rPr>
           <w:lang w:val="en-AE"/>
         </w:rPr>
-        <w:t>Advancements in GeoAI have expanded to multimodal systems integrating LLMs with visual and structured geospatial data. OmniGeo by Yuan et al. [9] exemplifies this trend by combining satellite imagery, map layers, and text data, enabling LLMs to perform diverse tasks such as land use classification and environmental forecasting. Geode by Wu et al. [10] and GTChain by Zhang et al. [11] extend LLMs into autonomous agents, coordinating APIs, GIS tools, and real-time databases to solve spatial tasks.</w:t>
+        <w:t xml:space="preserve">Advancements in </w:t>
+      </w:r>
+      <w:proofErr w:type="spellStart"/>
+      <w:r>
+        <w:rPr>
+          <w:lang w:val="en-AE"/>
+        </w:rPr>
+        <w:t>GeoAI</w:t>
+      </w:r>
+      <w:proofErr w:type="spellEnd"/>
+      <w:r>
+        <w:rPr>
+          <w:lang w:val="en-AE"/>
+        </w:rPr>
+        <w:t xml:space="preserve"> have expanded to multimodal systems integrating LLMs with visual and structured geospatial data. </w:t>
+      </w:r>
+      <w:proofErr w:type="spellStart"/>
+      <w:r>
+        <w:rPr>
+          <w:lang w:val="en-AE"/>
+        </w:rPr>
+        <w:t>OmniGeo</w:t>
+      </w:r>
+      <w:proofErr w:type="spellEnd"/>
+      <w:r>
+        <w:rPr>
+          <w:lang w:val="en-AE"/>
+        </w:rPr>
+        <w:t xml:space="preserve"> by Yuan et al. [9] exemplifies this trend by combining satellite imagery, map layers, and text data, enabling LLMs to perform diverse tasks such as land use classification and environmental forecasting. Geode by Wu et al. [10] and </w:t>
+      </w:r>
+      <w:proofErr w:type="spellStart"/>
+      <w:r>
+        <w:rPr>
+          <w:lang w:val="en-AE"/>
+        </w:rPr>
+        <w:t>GTChain</w:t>
+      </w:r>
+      <w:proofErr w:type="spellEnd"/>
+      <w:r>
+        <w:rPr>
+          <w:lang w:val="en-AE"/>
+        </w:rPr>
+        <w:t xml:space="preserve"> by Zhang et al. [11] extend LLMs into autonomous agents, coordinating APIs, GIS tools, and real-time databases to solve spatial tasks.</w:t>
       </w:r>
     </w:p>
     <w:p>
@@ -667,7 +1008,21 @@
         <w:rPr>
           <w:lang w:val="en-AE"/>
         </w:rPr>
-        <w:t>These systems demonstrate the potential of LLMs in spatial reasoning, data retrieval, and geospatial tool orchestration. Geode performs zero-shot geospatial Q&amp;A with explicit reasoning and live data, while GTChain trains LLMs to generate tool-use chains for complex tasks in simulated GIS environments. The autonomous GIS agent by Ning et al. [12] also showcases how LLMs can be used to dynamically retrieve data across diverse spatial datasets, enhancing spatial decision-making workflows.</w:t>
+        <w:t xml:space="preserve">These systems demonstrate the potential of LLMs in spatial reasoning, data retrieval, and geospatial tool orchestration. Geode performs zero-shot geospatial Q&amp;A with explicit reasoning and live data, while </w:t>
+      </w:r>
+      <w:proofErr w:type="spellStart"/>
+      <w:r>
+        <w:rPr>
+          <w:lang w:val="en-AE"/>
+        </w:rPr>
+        <w:t>GTChain</w:t>
+      </w:r>
+      <w:proofErr w:type="spellEnd"/>
+      <w:r>
+        <w:rPr>
+          <w:lang w:val="en-AE"/>
+        </w:rPr>
+        <w:t xml:space="preserve"> trains LLMs to generate tool-use chains for complex tasks in simulated GIS environments. The autonomous GIS agent by Ning et al. [12] also showcases how LLMs can be used to dynamically retrieve data across diverse spatial datasets, enhancing spatial decision-making workflows.</w:t>
       </w:r>
     </w:p>
     <w:p>
@@ -681,7 +1036,21 @@
         <w:rPr>
           <w:lang w:val="en-AE"/>
         </w:rPr>
-        <w:t>Despite these advancements, existing solutions lack targeted support for personalized route planning or environmental criteria integration. None of the reviewed systems directly tackle bicycle routing that adapts to vegetation or pollution levels. Our proposed GeoBikeLLM addresses this gap by combining LLMs with geospatial intelligence to deliver environment-aware, health-optimized bike route planning</w:t>
+        <w:t xml:space="preserve">Despite these advancements, existing solutions lack targeted support for personalized route planning or environmental criteria integration. None of the reviewed systems directly tackle bicycle routing that adapts to vegetation or pollution levels. Our proposed </w:t>
+      </w:r>
+      <w:proofErr w:type="spellStart"/>
+      <w:r>
+        <w:rPr>
+          <w:lang w:val="en-AE"/>
+        </w:rPr>
+        <w:t>GeoBikeLLM</w:t>
+      </w:r>
+      <w:proofErr w:type="spellEnd"/>
+      <w:r>
+        <w:rPr>
+          <w:lang w:val="en-AE"/>
+        </w:rPr>
+        <w:t xml:space="preserve"> addresses this gap by combining LLMs with geospatial intelligence to deliver environment-aware, health-optimized bike route planning</w:t>
       </w:r>
       <w:r>
         <w:rPr>
@@ -765,13 +1134,37 @@
         </w:drawing>
       </w:r>
       <w:r>
-        <w:t>This section outlines the design and implementation of the GeoBikeLLM system, which integrates geospatial data, environmental metrics, and large language models (LLMs) to provide intelligent, eco-aware bike routing in Chicago. The methodology covers the datasets used, visualization techniques, route selection logic, and the role of LLMs in query interpretation and explanation generation. An overview of the entire system workflow is illustrated in Figure 1</w:t>
+        <w:t xml:space="preserve">This section outlines the design and implementation of the </w:t>
+      </w:r>
+      <w:proofErr w:type="spellStart"/>
+      <w:r>
+        <w:t>GeoBikeLLM</w:t>
+      </w:r>
+      <w:proofErr w:type="spellEnd"/>
+      <w:r>
+        <w:t xml:space="preserve"> system, which integrates geospatial data, environmental metrics, and large language models (LLMs) to provide intelligent, eco-aware bike </w:t>
+      </w:r>
+      <w:proofErr w:type="gramStart"/>
+      <w:r>
+        <w:t>routing</w:t>
+      </w:r>
+      <w:proofErr w:type="gramEnd"/>
+      <w:r>
+        <w:t xml:space="preserve"> in Chicago. The methodology covers the datasets used, visualization techniques, route selection logic, and the role of LLMs in query interpretation and explanation generation. An overview of the entire system workflow is illustrated in Figure 1</w:t>
       </w:r>
       <w:r>
         <w:t xml:space="preserve"> (caption: </w:t>
       </w:r>
       <w:r>
-        <w:t>Overview of the GeoBikeLLM system.</w:t>
+        <w:t xml:space="preserve">Overview of the </w:t>
+      </w:r>
+      <w:proofErr w:type="spellStart"/>
+      <w:r>
+        <w:t>GeoBikeLLM</w:t>
+      </w:r>
+      <w:proofErr w:type="spellEnd"/>
+      <w:r>
+        <w:t xml:space="preserve"> system.</w:t>
       </w:r>
     </w:p>
     <w:p>
@@ -943,6 +1336,7 @@
         <w:rPr>
           <w:lang w:bidi="ar-AE"/>
         </w:rPr>
+        <w:lastRenderedPageBreak/>
         <w:t xml:space="preserve">To visually explore the air quality dataset, a heatmap was generated using the PM2.5 readings across various geographic locations in Chicago. The map shown in </w:t>
       </w:r>
       <w:r>
@@ -974,7 +1368,21 @@
         <w:rPr>
           <w:lang w:val="en-AE" w:bidi="ar-AE"/>
         </w:rPr>
-        <w:t>The heatmap was created by aggregating data from 19 CSV files hosted on GitHub, each containing latitude, longitude, and PM2.5 values for different parts of the city. After cleaning and normalizing the data using Min-Max scaling, each point was plotted using Folium’s HeatMap plugin. The visualization reveals several hotspots of elevated pollution, particularly along dense urban corridors and industrial zones.</w:t>
+        <w:t xml:space="preserve">The heatmap was created by aggregating data from 19 CSV files hosted on GitHub, each containing latitude, longitude, and PM2.5 values for different parts of the city. After cleaning and normalizing the data using Min-Max scaling, each point was plotted using Folium’s </w:t>
+      </w:r>
+      <w:proofErr w:type="spellStart"/>
+      <w:r>
+        <w:rPr>
+          <w:lang w:val="en-AE" w:bidi="ar-AE"/>
+        </w:rPr>
+        <w:t>HeatMap</w:t>
+      </w:r>
+      <w:proofErr w:type="spellEnd"/>
+      <w:r>
+        <w:rPr>
+          <w:lang w:val="en-AE" w:bidi="ar-AE"/>
+        </w:rPr>
+        <w:t xml:space="preserve"> plugin. The visualization reveals several hotspots of elevated pollution, particularly along dense urban corridors and industrial zones.</w:t>
       </w:r>
     </w:p>
     <w:p>
@@ -1004,7 +1412,6 @@
           <w:noProof/>
           <w:lang w:bidi="ar-AE"/>
         </w:rPr>
-        <w:lastRenderedPageBreak/>
         <w:drawing>
           <wp:anchor distT="0" distB="0" distL="114300" distR="114300" simplePos="0" relativeHeight="251666432" behindDoc="1" locked="0" layoutInCell="1" allowOverlap="1" wp14:anchorId="62281B83" wp14:editId="37EA9C73">
             <wp:simplePos x="0" y="0"/>
@@ -1357,7 +1764,21 @@
         <w:rPr>
           <w:lang w:val="en-US"/>
         </w:rPr>
-        <w:t xml:space="preserve">In the proposed routing system, two LLMs are integrated using the Groq API to enhance the </w:t>
+        <w:t xml:space="preserve">In the proposed routing system, two LLMs are integrated using the </w:t>
+      </w:r>
+      <w:proofErr w:type="spellStart"/>
+      <w:r>
+        <w:rPr>
+          <w:lang w:val="en-US"/>
+        </w:rPr>
+        <w:t>Groq</w:t>
+      </w:r>
+      <w:proofErr w:type="spellEnd"/>
+      <w:r>
+        <w:rPr>
+          <w:lang w:val="en-US"/>
+        </w:rPr>
+        <w:t xml:space="preserve"> API to enhance the </w:t>
       </w:r>
       <w:r>
         <w:rPr>
@@ -1543,7 +1964,14 @@
         <w:rPr>
           <w:i w:val="0"/>
         </w:rPr>
-        <w:t>manually annotated ground truth for each prompt. Accuracy was computed based on the correct identification of both location entities and preference tags. This evaluation helped validate the reliability of the LLM in parsing location-based instructions under noisy real-world conditions and informed our later decision to shift preference input from text to user-adjustable sliders for greater precision and control.</w:t>
+        <w:t xml:space="preserve">manually annotated ground truth for each prompt. Accuracy was computed based on the correct identification of both location entities and preference tags. </w:t>
+      </w:r>
+      <w:r>
+        <w:rPr>
+          <w:i w:val="0"/>
+        </w:rPr>
+        <w:lastRenderedPageBreak/>
+        <w:t>This evaluation helped validate the reliability of the LLM in parsing location-based instructions under noisy real-world conditions and informed our later decision to shift preference input from text to user-adjustable sliders for greater precision and control.</w:t>
       </w:r>
     </w:p>
     <w:p>
@@ -1586,7 +2014,21 @@
         <w:rPr>
           <w:lang w:val="en-AE"/>
         </w:rPr>
-        <w:t xml:space="preserve">The GeoBikeLLM system enables natural language-based bike route planning within Chicago, Illinois, by integrating environmental and spatial data to recommend optimized cycling paths. Users interact with the system by entering a prompt such as </w:t>
+        <w:t xml:space="preserve">The </w:t>
+      </w:r>
+      <w:proofErr w:type="spellStart"/>
+      <w:r>
+        <w:rPr>
+          <w:lang w:val="en-AE"/>
+        </w:rPr>
+        <w:t>GeoBikeLLM</w:t>
+      </w:r>
+      <w:proofErr w:type="spellEnd"/>
+      <w:r>
+        <w:rPr>
+          <w:lang w:val="en-AE"/>
+        </w:rPr>
+        <w:t xml:space="preserve"> system enables natural language-based bike route planning within Chicago, Illinois, by integrating environmental and spatial data to recommend optimized cycling paths. Users interact with the system by entering a prompt such as </w:t>
       </w:r>
       <w:r>
         <w:rPr>
@@ -1608,12 +2050,21 @@
         </w:rPr>
         <w:t xml:space="preserve"> </w:t>
       </w:r>
+      <w:proofErr w:type="spellStart"/>
       <w:r>
         <w:rPr>
           <w:color w:val="FF0000"/>
           <w:lang w:val="en-AE"/>
         </w:rPr>
-        <w:t xml:space="preserve">num (caption: System prompt provided to the LLM for extracting origin and destination.), </w:t>
+        <w:t>num</w:t>
+      </w:r>
+      <w:proofErr w:type="spellEnd"/>
+      <w:r>
+        <w:rPr>
+          <w:color w:val="FF0000"/>
+          <w:lang w:val="en-AE"/>
+        </w:rPr>
+        <w:t xml:space="preserve"> (caption: System prompt provided to the LLM for extracting origin and destination.), </w:t>
       </w:r>
       <w:r>
         <w:rPr>
@@ -1724,7 +2175,21 @@
         <w:rPr>
           <w:lang w:val="en-AE"/>
         </w:rPr>
-        <w:t>. These sliders eliminate the need to express routing preferences within the prompt itself. The air quality slider (α) penalizes routes with higher PM2.5 levels, while the greenness slider (β) favors paths with higher Normalized Difference Vegetation Index (NDVI) values.</w:t>
+        <w:t xml:space="preserve">. These sliders eliminate the need to express routing preferences within the prompt itself. The air quality slider (α) penalizes routes with higher PM2.5 levels, while the greenness slider (β) </w:t>
+      </w:r>
+      <w:proofErr w:type="spellStart"/>
+      <w:r>
+        <w:rPr>
+          <w:lang w:val="en-AE"/>
+        </w:rPr>
+        <w:t>favors</w:t>
+      </w:r>
+      <w:proofErr w:type="spellEnd"/>
+      <w:r>
+        <w:rPr>
+          <w:lang w:val="en-AE"/>
+        </w:rPr>
+        <w:t xml:space="preserve"> paths with higher Normalized Difference Vegetation Index (NDVI) values.</w:t>
       </w:r>
     </w:p>
     <w:p>
@@ -1752,7 +2217,13 @@
         <w:rPr>
           <w:lang w:val="en-AE"/>
         </w:rPr>
-        <w:t>Finally, the system displays an interactive route map, computes the estimated time of arrival (ETA), and uses a second LLM query to generate a concise natural language explanation of the recommended route. This explanation reflects how the selected route aligns with the user’s environmental preferences.</w:t>
+        <w:t xml:space="preserve">Finally, the system displays an interactive route map, computes the estimated time of arrival (ETA), and uses a </w:t>
+      </w:r>
+      <w:r>
+        <w:rPr>
+          <w:lang w:val="en-AE"/>
+        </w:rPr>
+        <w:t>second LLM query to generate a concise natural language explanation of the recommended route. This explanation reflects how the selected route aligns with the user’s environmental preferences.</w:t>
       </w:r>
     </w:p>
     <w:p>
@@ -1937,7 +2408,21 @@
         <w:rPr>
           <w:lang w:val="en-US"/>
         </w:rPr>
-        <w:t>section presents the evaluation results of the two integrated language models in GeoBikeLLM. The first model focuses on extracting structured trip details from natural language input, while the second generates explanatory feedback based on computed routes and user-defined preferences.</w:t>
+        <w:t xml:space="preserve">section presents the evaluation results of the two integrated language models in </w:t>
+      </w:r>
+      <w:proofErr w:type="spellStart"/>
+      <w:r>
+        <w:rPr>
+          <w:lang w:val="en-US"/>
+        </w:rPr>
+        <w:t>GeoBikeLLM</w:t>
+      </w:r>
+      <w:proofErr w:type="spellEnd"/>
+      <w:r>
+        <w:rPr>
+          <w:lang w:val="en-US"/>
+        </w:rPr>
+        <w:t>. The first model focuses on extracting structured trip details from natural language input, while the second generates explanatory feedback based on computed routes and user-defined preferences.</w:t>
       </w:r>
     </w:p>
     <w:p>
@@ -1996,7 +2481,14 @@
         <w:rPr>
           <w:i w:val="0"/>
         </w:rPr>
-        <w:t xml:space="preserve">. Similarly, the model correctly extracted the user’s routing preference (e.g., healthiest, shortest, greenest) in </w:t>
+        <w:t xml:space="preserve">. Similarly, the model correctly </w:t>
+      </w:r>
+      <w:r>
+        <w:rPr>
+          <w:i w:val="0"/>
+        </w:rPr>
+        <w:lastRenderedPageBreak/>
+        <w:t xml:space="preserve">extracted the user’s routing preference (e.g., healthiest, shortest, greenest) in </w:t>
       </w:r>
       <w:r>
         <w:rPr>
@@ -2030,14 +2522,7 @@
         <w:rPr>
           <w:i w:val="0"/>
         </w:rPr>
-        <w:t xml:space="preserve">These results demonstrate the model’s robustness in understanding noisy </w:t>
-      </w:r>
-      <w:r>
-        <w:rPr>
-          <w:i w:val="0"/>
-        </w:rPr>
-        <w:lastRenderedPageBreak/>
-        <w:t>and informal user inputs. However, minor inconsistencies were observed in cases involving ambiguous phrasing or rare place names, which supports the decision to shift preference input to sliders in the final system design.</w:t>
+        <w:t>These results demonstrate the model’s robustness in understanding noisy and informal user inputs. However, minor inconsistencies were observed in cases involving ambiguous phrasing or rare place names, which supports the decision to shift preference input to sliders in the final system design.</w:t>
       </w:r>
     </w:p>
     <w:p>

--- a/GeoBikeLLM Paper.docx
+++ b/GeoBikeLLM Paper.docx
@@ -367,15 +367,7 @@
       </w:r>
       <w:proofErr w:type="spellEnd"/>
       <w:r>
-        <w:t xml:space="preserve">, a system that leverages Large Language Models (LLMs) for </w:t>
-      </w:r>
-      <w:proofErr w:type="gramStart"/>
-      <w:r>
-        <w:t>environment-aware</w:t>
-      </w:r>
-      <w:proofErr w:type="gramEnd"/>
-      <w:r>
-        <w:t xml:space="preserve"> bike route planning.</w:t>
+        <w:t>, a system that leverages Large Language Models (LLMs) for environment-aware bike route planning.</w:t>
       </w:r>
       <w:r>
         <w:t xml:space="preserve"> </w:t>
@@ -432,39 +424,30 @@
       <w:r>
         <w:t>Keywords—</w:t>
       </w:r>
-      <w:proofErr w:type="gramStart"/>
       <w:r>
         <w:t xml:space="preserve">Geospatial </w:t>
       </w:r>
       <w:r>
         <w:t>,</w:t>
       </w:r>
-      <w:proofErr w:type="gramEnd"/>
       <w:r>
         <w:t xml:space="preserve"> </w:t>
       </w:r>
-      <w:proofErr w:type="gramStart"/>
       <w:r>
         <w:t xml:space="preserve">LLM </w:t>
       </w:r>
       <w:r>
         <w:t>,</w:t>
       </w:r>
-      <w:proofErr w:type="gramEnd"/>
       <w:r>
         <w:t xml:space="preserve"> </w:t>
       </w:r>
       <w:r>
-        <w:t xml:space="preserve">Air </w:t>
-      </w:r>
-      <w:proofErr w:type="gramStart"/>
-      <w:r>
-        <w:t xml:space="preserve">Quality </w:t>
+        <w:t xml:space="preserve">Air Quality </w:t>
       </w:r>
       <w:r>
         <w:t>,</w:t>
       </w:r>
-      <w:proofErr w:type="gramEnd"/>
       <w:r>
         <w:t xml:space="preserve"> </w:t>
       </w:r>
@@ -523,15 +506,7 @@
       </w:r>
       <w:proofErr w:type="spellEnd"/>
       <w:r>
-        <w:t xml:space="preserve">, an intelligent, </w:t>
-      </w:r>
-      <w:proofErr w:type="gramStart"/>
-      <w:r>
-        <w:t>geospatially-aware</w:t>
-      </w:r>
-      <w:proofErr w:type="gramEnd"/>
-      <w:r>
-        <w:t xml:space="preserve"> routing system that leverages Large Language Models (LLMs) to offer personalized bike route planning based on user-defined environmental preferences. The system enables cyclists to interact with </w:t>
+        <w:t xml:space="preserve">, an intelligent, geospatially-aware routing system that leverages Large Language Models (LLMs) to offer personalized bike route planning based on user-defined environmental preferences. The system enables cyclists to interact with </w:t>
       </w:r>
       <w:r>
         <w:t>user-friendly interface,</w:t>
@@ -549,15 +524,7 @@
         <w:t xml:space="preserve"> </w:t>
       </w:r>
       <w:r>
-        <w:t xml:space="preserve">and automatically interprets their routing intent to </w:t>
-      </w:r>
-      <w:proofErr w:type="gramStart"/>
-      <w:r>
-        <w:t>deliver paths that are</w:t>
-      </w:r>
-      <w:proofErr w:type="gramEnd"/>
-      <w:r>
-        <w:t xml:space="preserve"> shortest, healthiest (least polluted), greenest (most vegetated), or a weighted combination of these criteria. This is achieved by integrating three spatial datasets: PM2.5 </w:t>
+        <w:t xml:space="preserve">and automatically interprets their routing intent to deliver paths that are shortest, healthiest (least polluted), greenest (most vegetated), or a weighted combination of these criteria. This is achieved by integrating three spatial datasets: PM2.5 </w:t>
       </w:r>
       <w:r>
         <w:t>air quality sensor data, NDVI-based vegetation indices, and OpenStreetMap-derived bicycle infrastructure.</w:t>
@@ -570,15 +537,7 @@
         <w:jc w:val="both"/>
       </w:pPr>
       <w:r>
-        <w:t xml:space="preserve">The city of Chicago, Illinois, USA was selected as a case study for implementation due to its diverse urban topology, extensive bike network, and availability of rich environmental datasets. The system performs data exploration and visualization to highlight the spatial distribution of air pollution and green </w:t>
-      </w:r>
-      <w:proofErr w:type="gramStart"/>
-      <w:r>
-        <w:t>cover, and</w:t>
-      </w:r>
-      <w:proofErr w:type="gramEnd"/>
-      <w:r>
-        <w:t xml:space="preserve"> employs a multi-criteria pathfinding algorithm that incorporates environmental penalties and rewards into graph-based route computation. A user-friendly interface was developed to allow real-time adjustment of environmental preferences via sliders, thereby decoupling preference input from rigid natural language formulation.</w:t>
+        <w:t>The city of Chicago, Illinois, USA was selected as a case study for implementation due to its diverse urban topology, extensive bike network, and availability of rich environmental datasets. The system performs data exploration and visualization to highlight the spatial distribution of air pollution and green cover, and employs a multi-criteria pathfinding algorithm that incorporates environmental penalties and rewards into graph-based route computation. A user-friendly interface was developed to allow real-time adjustment of environmental preferences via sliders, thereby decoupling preference input from rigid natural language formulation.</w:t>
       </w:r>
     </w:p>
     <w:p>
@@ -1142,15 +1101,7 @@
       </w:r>
       <w:proofErr w:type="spellEnd"/>
       <w:r>
-        <w:t xml:space="preserve"> system, which integrates geospatial data, environmental metrics, and large language models (LLMs) to provide intelligent, eco-aware bike </w:t>
-      </w:r>
-      <w:proofErr w:type="gramStart"/>
-      <w:r>
-        <w:t>routing</w:t>
-      </w:r>
-      <w:proofErr w:type="gramEnd"/>
-      <w:r>
-        <w:t xml:space="preserve"> in Chicago. The methodology covers the datasets used, visualization techniques, route selection logic, and the role of LLMs in query interpretation and explanation generation. An overview of the entire system workflow is illustrated in Figure 1</w:t>
+        <w:t xml:space="preserve"> system, which integrates geospatial data, environmental metrics, and large language models (LLMs) to provide intelligent, eco-aware bike routing in Chicago. The methodology covers the datasets used, visualization techniques, route selection logic, and the role of LLMs in query interpretation and explanation generation. An overview of the entire system workflow is illustrated in Figure 1</w:t>
       </w:r>
       <w:r>
         <w:t xml:space="preserve"> (caption: </w:t>
@@ -2531,6 +2482,29 @@
       </w:pPr>
       <w:r>
         <w:t>Figures and Tables</w:t>
+      </w:r>
+    </w:p>
+    <w:p>
+      <w:pPr>
+        <w:pStyle w:val="Heading1"/>
+      </w:pPr>
+      <w:r>
+        <w:t>Conclusion</w:t>
+      </w:r>
+    </w:p>
+    <w:p>
+      <w:pPr>
+        <w:spacing w:after="6pt" w:line="11.40pt" w:lineRule="auto"/>
+        <w:ind w:firstLine="14.40pt"/>
+        <w:jc w:val="both"/>
+      </w:pPr>
+      <w:proofErr w:type="spellStart"/>
+      <w:r>
+        <w:t>GeoBikeLLM</w:t>
+      </w:r>
+      <w:proofErr w:type="spellEnd"/>
+      <w:r>
+        <w:t xml:space="preserve"> presents an innovative and practical integration of Large Language Models with geospatial intelligence for sustainable urban mobility.</w:t>
       </w:r>
     </w:p>
     <w:p>

--- a/GeoBikeLLM Paper.docx
+++ b/GeoBikeLLM Paper.docx
@@ -357,7 +357,6 @@
       <w:r>
         <w:t xml:space="preserve">To address this, we introduce </w:t>
       </w:r>
-      <w:proofErr w:type="spellStart"/>
       <w:r>
         <w:rPr>
           <w:i/>
@@ -365,7 +364,6 @@
         </w:rPr>
         <w:t>GeoBikeLLM</w:t>
       </w:r>
-      <w:proofErr w:type="spellEnd"/>
       <w:r>
         <w:t>, a system that leverages Large Language Models (LLMs) for environment-aware bike route planning.</w:t>
       </w:r>
@@ -408,13 +406,8 @@
       <w:r>
         <w:t xml:space="preserve"> </w:t>
       </w:r>
-      <w:proofErr w:type="spellStart"/>
-      <w:r>
-        <w:t>GeoBikeLLM</w:t>
-      </w:r>
-      <w:proofErr w:type="spellEnd"/>
-      <w:r>
-        <w:t xml:space="preserve"> demonstrates how LLMs can enhance personalized, environmentally informed mobility experiences, offering a scalable solution for sustainable urban navigation.</w:t>
+      <w:r>
+        <w:t>GeoBikeLLM demonstrates how LLMs can enhance personalized, environmentally informed mobility experiences, offering a scalable solution for sustainable urban navigation.</w:t>
       </w:r>
     </w:p>
     <w:p>
@@ -498,15 +491,7 @@
         <w:jc w:val="both"/>
       </w:pPr>
       <w:r>
-        <w:t xml:space="preserve">This study introduces </w:t>
-      </w:r>
-      <w:proofErr w:type="spellStart"/>
-      <w:r>
-        <w:t>GeoBikeLLM</w:t>
-      </w:r>
-      <w:proofErr w:type="spellEnd"/>
-      <w:r>
-        <w:t xml:space="preserve">, an intelligent, geospatially-aware routing system that leverages Large Language Models (LLMs) to offer personalized bike route planning based on user-defined environmental preferences. The system enables cyclists to interact with </w:t>
+        <w:t xml:space="preserve">This study introduces GeoBikeLLM, an intelligent, geospatially-aware routing system that leverages Large Language Models (LLMs) to offer personalized bike route planning based on user-defined environmental preferences. The system enables cyclists to interact with </w:t>
       </w:r>
       <w:r>
         <w:t>user-friendly interface,</w:t>
@@ -546,13 +531,8 @@
         <w:ind w:firstLine="14.40pt"/>
         <w:jc w:val="both"/>
       </w:pPr>
-      <w:proofErr w:type="spellStart"/>
-      <w:r>
-        <w:t>GeoBikeLLM</w:t>
-      </w:r>
-      <w:proofErr w:type="spellEnd"/>
-      <w:r>
-        <w:t xml:space="preserve"> showcases how LLMs can facilitate intuitive interaction with complex geospatial systems </w:t>
+      <w:r>
+        <w:t xml:space="preserve">GeoBikeLLM showcases how LLMs can facilitate intuitive interaction with complex geospatial systems </w:t>
       </w:r>
       <w:r>
         <w:t>and</w:t>
@@ -560,11 +540,9 @@
       <w:r>
         <w:t xml:space="preserve"> serves as a prototype for environmentally informed mobility solutions that can be adapted to other cities. By combining natural language processing, spatial analysis, and environmental awareness, this research contributes to the growing field of </w:t>
       </w:r>
-      <w:proofErr w:type="spellStart"/>
       <w:r>
         <w:t>GeoAI</w:t>
       </w:r>
-      <w:proofErr w:type="spellEnd"/>
       <w:r>
         <w:t xml:space="preserve"> and offers a scalable, human-centric approach to sustainable urban navigation.</w:t>
       </w:r>
@@ -585,52 +563,24 @@
         <w:rPr>
           <w:lang w:val="en-US"/>
         </w:rPr>
-        <w:t xml:space="preserve">Recent advancements in </w:t>
-      </w:r>
-      <w:proofErr w:type="spellStart"/>
+        <w:t xml:space="preserve">Recent advancements in GeoAI and LLM research have enabled natural language interfaces for querying and interpreting geospatial data. Studies have explored both LLM-augmented spatial querying and multimodal systems integrating maps, satellite imagery, and text for environmental reasoning. This section reviews existing approaches and highlights the gap </w:t>
+      </w:r>
       <w:r>
         <w:rPr>
           <w:lang w:val="en-US"/>
         </w:rPr>
-        <w:t>GeoAI</w:t>
-      </w:r>
-      <w:proofErr w:type="spellEnd"/>
+        <w:t xml:space="preserve">that </w:t>
+      </w:r>
       <w:r>
         <w:rPr>
           <w:lang w:val="en-US"/>
         </w:rPr>
-        <w:t xml:space="preserve"> and LLM research have enabled natural language interfaces for querying and interpreting geospatial data. Studies have explored both LLM-augmented spatial querying and multimodal systems integrating maps, satellite imagery, and text for environmental reasoning. This section reviews existing approaches and highlights the gap </w:t>
+        <w:t>our proposed GeoBikeLLM system aims to fill.</w:t>
       </w:r>
       <w:r>
         <w:rPr>
           <w:lang w:val="en-US"/>
         </w:rPr>
-        <w:t xml:space="preserve">that </w:t>
-      </w:r>
-      <w:r>
-        <w:rPr>
-          <w:lang w:val="en-US"/>
-        </w:rPr>
-        <w:t xml:space="preserve">our proposed </w:t>
-      </w:r>
-      <w:proofErr w:type="spellStart"/>
-      <w:r>
-        <w:rPr>
-          <w:lang w:val="en-US"/>
-        </w:rPr>
-        <w:t>GeoBikeLLM</w:t>
-      </w:r>
-      <w:proofErr w:type="spellEnd"/>
-      <w:r>
-        <w:rPr>
-          <w:lang w:val="en-US"/>
-        </w:rPr>
-        <w:t xml:space="preserve"> system aims to fill.</w:t>
-      </w:r>
-      <w:r>
-        <w:rPr>
-          <w:lang w:val="en-US"/>
-        </w:rPr>
         <w:t xml:space="preserve"> </w:t>
       </w:r>
     </w:p>
@@ -653,119 +603,7 @@
         <w:rPr>
           <w:lang w:val="en-AE"/>
         </w:rPr>
-        <w:t xml:space="preserve">Recent research has focused on enhancing geospatial data accessibility through natural language interfaces powered by large language models (LLMs). Systems like </w:t>
-      </w:r>
-      <w:proofErr w:type="spellStart"/>
-      <w:r>
-        <w:rPr>
-          <w:lang w:val="en-AE"/>
-        </w:rPr>
-        <w:t>ChatGeoAI</w:t>
-      </w:r>
-      <w:proofErr w:type="spellEnd"/>
-      <w:r>
-        <w:rPr>
-          <w:lang w:val="en-AE"/>
-        </w:rPr>
-        <w:t xml:space="preserve"> by Mansourian and </w:t>
-      </w:r>
-      <w:proofErr w:type="spellStart"/>
-      <w:r>
-        <w:rPr>
-          <w:lang w:val="en-AE"/>
-        </w:rPr>
-        <w:t>Oucheikh</w:t>
-      </w:r>
-      <w:proofErr w:type="spellEnd"/>
-      <w:r>
-        <w:rPr>
-          <w:lang w:val="en-AE"/>
-        </w:rPr>
-        <w:t xml:space="preserve"> [1] and the SQL-generation framework by Jiang and Yang [2] enable users to perform GIS tasks or query spatial databases using natural language. </w:t>
-      </w:r>
-      <w:proofErr w:type="spellStart"/>
-      <w:r>
-        <w:rPr>
-          <w:lang w:val="en-AE"/>
-        </w:rPr>
-        <w:t>ChatGeoAI</w:t>
-      </w:r>
-      <w:proofErr w:type="spellEnd"/>
-      <w:r>
-        <w:rPr>
-          <w:lang w:val="en-AE"/>
-        </w:rPr>
-        <w:t xml:space="preserve"> employs LLaMA-2 to convert queries into executable </w:t>
-      </w:r>
-      <w:proofErr w:type="spellStart"/>
-      <w:r>
-        <w:rPr>
-          <w:lang w:val="en-AE"/>
-        </w:rPr>
-        <w:t>PyQGIS</w:t>
-      </w:r>
-      <w:proofErr w:type="spellEnd"/>
-      <w:r>
-        <w:rPr>
-          <w:lang w:val="en-AE"/>
-        </w:rPr>
-        <w:t xml:space="preserve"> scripts, while Jiang and Yang use ChatGPT to generate </w:t>
-      </w:r>
-      <w:proofErr w:type="spellStart"/>
-      <w:r>
-        <w:rPr>
-          <w:lang w:val="en-AE"/>
-        </w:rPr>
-        <w:t>PostGIS</w:t>
-      </w:r>
-      <w:proofErr w:type="spellEnd"/>
-      <w:r>
-        <w:rPr>
-          <w:lang w:val="en-AE"/>
-        </w:rPr>
-        <w:t>-compatible SQL. Text-to-</w:t>
-      </w:r>
-      <w:proofErr w:type="spellStart"/>
-      <w:r>
-        <w:rPr>
-          <w:lang w:val="en-AE"/>
-        </w:rPr>
-        <w:t>OverpassQL</w:t>
-      </w:r>
-      <w:proofErr w:type="spellEnd"/>
-      <w:r>
-        <w:rPr>
-          <w:lang w:val="en-AE"/>
-        </w:rPr>
-        <w:t xml:space="preserve"> by </w:t>
-      </w:r>
-      <w:proofErr w:type="spellStart"/>
-      <w:r>
-        <w:rPr>
-          <w:lang w:val="en-AE"/>
-        </w:rPr>
-        <w:t>Staniek</w:t>
-      </w:r>
-      <w:proofErr w:type="spellEnd"/>
-      <w:r>
-        <w:rPr>
-          <w:lang w:val="en-AE"/>
-        </w:rPr>
-        <w:t xml:space="preserve"> et al. [3] further advances this by translating natural language into </w:t>
-      </w:r>
-      <w:proofErr w:type="spellStart"/>
-      <w:r>
-        <w:rPr>
-          <w:lang w:val="en-AE"/>
-        </w:rPr>
-        <w:t>OverpassQL</w:t>
-      </w:r>
-      <w:proofErr w:type="spellEnd"/>
-      <w:r>
-        <w:rPr>
-          <w:lang w:val="en-AE"/>
-        </w:rPr>
-        <w:t xml:space="preserve"> queries for OpenStreetMap, democratizing access to structured geodata.</w:t>
+        <w:t>Recent research has focused on enhancing geospatial data accessibility through natural language interfaces powered by large language models (LLMs). Systems like ChatGeoAI by Mansourian and Oucheikh [1] and the SQL-generation framework by Jiang and Yang [2] enable users to perform GIS tasks or query spatial databases using natural language. ChatGeoAI employs LLaMA-2 to convert queries into executable PyQGIS scripts, while Jiang and Yang use ChatGPT to generate PostGIS-compatible SQL. Text-to-OverpassQL by Staniek et al. [3] further advances this by translating natural language into OverpassQL queries for OpenStreetMap, democratizing access to structured geodata.</w:t>
       </w:r>
     </w:p>
     <w:p>
@@ -787,49 +625,7 @@
         <w:rPr>
           <w:lang w:val="en-AE"/>
         </w:rPr>
-        <w:t xml:space="preserve">Other studies investigate how LLMs can interpret or extract geographic knowledge. </w:t>
-      </w:r>
-      <w:proofErr w:type="spellStart"/>
-      <w:r>
-        <w:rPr>
-          <w:lang w:val="en-AE"/>
-        </w:rPr>
-        <w:t>GeoQAMap</w:t>
-      </w:r>
-      <w:proofErr w:type="spellEnd"/>
-      <w:r>
-        <w:rPr>
-          <w:lang w:val="en-AE"/>
-        </w:rPr>
-        <w:t xml:space="preserve"> by Feng et al. [4] utilizes GPT-3.5 and </w:t>
-      </w:r>
-      <w:proofErr w:type="spellStart"/>
-      <w:r>
-        <w:rPr>
-          <w:lang w:val="en-AE"/>
-        </w:rPr>
-        <w:t>Wikidata</w:t>
-      </w:r>
-      <w:proofErr w:type="spellEnd"/>
-      <w:r>
-        <w:rPr>
-          <w:lang w:val="en-AE"/>
-        </w:rPr>
-        <w:t xml:space="preserve"> to answer geographic questions and visualize answers on maps. </w:t>
-      </w:r>
-      <w:proofErr w:type="spellStart"/>
-      <w:r>
-        <w:rPr>
-          <w:lang w:val="en-AE"/>
-        </w:rPr>
-        <w:t>GeoAgent</w:t>
-      </w:r>
-      <w:proofErr w:type="spellEnd"/>
-      <w:r>
-        <w:rPr>
-          <w:lang w:val="en-AE"/>
-        </w:rPr>
-        <w:t xml:space="preserve"> by Huang et al. [5] focuses on address standardization using ChatGLM-6B, showing how LLMs can resolve ambiguous and incomplete geospatial texts. Meanwhile, Bhandari et al. [6] evaluate whether large language models are geospatially knowledgeable, revealing that while some geospatial knowledge exists in pretrained models, it is often imprecise.</w:t>
+        <w:t>Other studies investigate how LLMs can interpret or extract geographic knowledge. GeoQAMap by Feng et al. [4] utilizes GPT-3.5 and Wikidata to answer geographic questions and visualize answers on maps. GeoAgent by Huang et al. [5] focuses on address standardization using ChatGLM-6B, showing how LLMs can resolve ambiguous and incomplete geospatial texts. Meanwhile, Bhandari et al. [6] evaluate whether large language models are geospatially knowledgeable, revealing that while some geospatial knowledge exists in pretrained models, it is often imprecise.</w:t>
       </w:r>
     </w:p>
     <w:p>
@@ -843,35 +639,7 @@
         <w:rPr>
           <w:lang w:val="en-AE"/>
         </w:rPr>
-        <w:t>To overcome these limitations, domain-adapted models have emerged. BB-</w:t>
-      </w:r>
-      <w:proofErr w:type="spellStart"/>
-      <w:r>
-        <w:rPr>
-          <w:lang w:val="en-AE"/>
-        </w:rPr>
-        <w:t>GeoGPT</w:t>
-      </w:r>
-      <w:proofErr w:type="spellEnd"/>
-      <w:r>
-        <w:rPr>
-          <w:lang w:val="en-AE"/>
-        </w:rPr>
-        <w:t xml:space="preserve"> by Zhang et al. [7] is a fine-tuned LLaMA-2 model trained on GIS texts and Q&amp;A pairs, outperforming general LLMs in spatial queries. Similarly, </w:t>
-      </w:r>
-      <w:proofErr w:type="spellStart"/>
-      <w:r>
-        <w:rPr>
-          <w:lang w:val="en-AE"/>
-        </w:rPr>
-        <w:t>GeoLLM</w:t>
-      </w:r>
-      <w:proofErr w:type="spellEnd"/>
-      <w:r>
-        <w:rPr>
-          <w:lang w:val="en-AE"/>
-        </w:rPr>
-        <w:t xml:space="preserve"> by Shah et al. [8] boosts geospatial prediction accuracy by embedding map-based contextual data into prompts. These efforts establish the foundation for natural language interaction with spatial systems but stop short of performing complex geospatial planning or optimization.</w:t>
+        <w:t>To overcome these limitations, domain-adapted models have emerged. BB-GeoGPT by Zhang et al. [7] is a fine-tuned LLaMA-2 model trained on GIS texts and Q&amp;A pairs, outperforming general LLMs in spatial queries. Similarly, GeoLLM by Shah et al. [8] boosts geospatial prediction accuracy by embedding map-based contextual data into prompts. These efforts establish the foundation for natural language interaction with spatial systems but stop short of performing complex geospatial planning or optimization.</w:t>
       </w:r>
     </w:p>
     <w:p>
@@ -904,49 +672,7 @@
         <w:rPr>
           <w:lang w:val="en-AE"/>
         </w:rPr>
-        <w:t xml:space="preserve">Advancements in </w:t>
-      </w:r>
-      <w:proofErr w:type="spellStart"/>
-      <w:r>
-        <w:rPr>
-          <w:lang w:val="en-AE"/>
-        </w:rPr>
-        <w:t>GeoAI</w:t>
-      </w:r>
-      <w:proofErr w:type="spellEnd"/>
-      <w:r>
-        <w:rPr>
-          <w:lang w:val="en-AE"/>
-        </w:rPr>
-        <w:t xml:space="preserve"> have expanded to multimodal systems integrating LLMs with visual and structured geospatial data. </w:t>
-      </w:r>
-      <w:proofErr w:type="spellStart"/>
-      <w:r>
-        <w:rPr>
-          <w:lang w:val="en-AE"/>
-        </w:rPr>
-        <w:t>OmniGeo</w:t>
-      </w:r>
-      <w:proofErr w:type="spellEnd"/>
-      <w:r>
-        <w:rPr>
-          <w:lang w:val="en-AE"/>
-        </w:rPr>
-        <w:t xml:space="preserve"> by Yuan et al. [9] exemplifies this trend by combining satellite imagery, map layers, and text data, enabling LLMs to perform diverse tasks such as land use classification and environmental forecasting. Geode by Wu et al. [10] and </w:t>
-      </w:r>
-      <w:proofErr w:type="spellStart"/>
-      <w:r>
-        <w:rPr>
-          <w:lang w:val="en-AE"/>
-        </w:rPr>
-        <w:t>GTChain</w:t>
-      </w:r>
-      <w:proofErr w:type="spellEnd"/>
-      <w:r>
-        <w:rPr>
-          <w:lang w:val="en-AE"/>
-        </w:rPr>
-        <w:t xml:space="preserve"> by Zhang et al. [11] extend LLMs into autonomous agents, coordinating APIs, GIS tools, and real-time databases to solve spatial tasks.</w:t>
+        <w:t>Advancements in GeoAI have expanded to multimodal systems integrating LLMs with visual and structured geospatial data. OmniGeo by Yuan et al. [9] exemplifies this trend by combining satellite imagery, map layers, and text data, enabling LLMs to perform diverse tasks such as land use classification and environmental forecasting. Geode by Wu et al. [10] and GTChain by Zhang et al. [11] extend LLMs into autonomous agents, coordinating APIs, GIS tools, and real-time databases to solve spatial tasks.</w:t>
       </w:r>
     </w:p>
     <w:p>
@@ -967,21 +693,7 @@
         <w:rPr>
           <w:lang w:val="en-AE"/>
         </w:rPr>
-        <w:t xml:space="preserve">These systems demonstrate the potential of LLMs in spatial reasoning, data retrieval, and geospatial tool orchestration. Geode performs zero-shot geospatial Q&amp;A with explicit reasoning and live data, while </w:t>
-      </w:r>
-      <w:proofErr w:type="spellStart"/>
-      <w:r>
-        <w:rPr>
-          <w:lang w:val="en-AE"/>
-        </w:rPr>
-        <w:t>GTChain</w:t>
-      </w:r>
-      <w:proofErr w:type="spellEnd"/>
-      <w:r>
-        <w:rPr>
-          <w:lang w:val="en-AE"/>
-        </w:rPr>
-        <w:t xml:space="preserve"> trains LLMs to generate tool-use chains for complex tasks in simulated GIS environments. The autonomous GIS agent by Ning et al. [12] also showcases how LLMs can be used to dynamically retrieve data across diverse spatial datasets, enhancing spatial decision-making workflows.</w:t>
+        <w:t>These systems demonstrate the potential of LLMs in spatial reasoning, data retrieval, and geospatial tool orchestration. Geode performs zero-shot geospatial Q&amp;A with explicit reasoning and live data, while GTChain trains LLMs to generate tool-use chains for complex tasks in simulated GIS environments. The autonomous GIS agent by Ning et al. [12] also showcases how LLMs can be used to dynamically retrieve data across diverse spatial datasets, enhancing spatial decision-making workflows.</w:t>
       </w:r>
     </w:p>
     <w:p>
@@ -995,21 +707,7 @@
         <w:rPr>
           <w:lang w:val="en-AE"/>
         </w:rPr>
-        <w:t xml:space="preserve">Despite these advancements, existing solutions lack targeted support for personalized route planning or environmental criteria integration. None of the reviewed systems directly tackle bicycle routing that adapts to vegetation or pollution levels. Our proposed </w:t>
-      </w:r>
-      <w:proofErr w:type="spellStart"/>
-      <w:r>
-        <w:rPr>
-          <w:lang w:val="en-AE"/>
-        </w:rPr>
-        <w:t>GeoBikeLLM</w:t>
-      </w:r>
-      <w:proofErr w:type="spellEnd"/>
-      <w:r>
-        <w:rPr>
-          <w:lang w:val="en-AE"/>
-        </w:rPr>
-        <w:t xml:space="preserve"> addresses this gap by combining LLMs with geospatial intelligence to deliver environment-aware, health-optimized bike route planning</w:t>
+        <w:t>Despite these advancements, existing solutions lack targeted support for personalized route planning or environmental criteria integration. None of the reviewed systems directly tackle bicycle routing that adapts to vegetation or pollution levels. Our proposed GeoBikeLLM addresses this gap by combining LLMs with geospatial intelligence to deliver environment-aware, health-optimized bike route planning</w:t>
       </w:r>
       <w:r>
         <w:rPr>
@@ -1093,29 +791,13 @@
         </w:drawing>
       </w:r>
       <w:r>
-        <w:t xml:space="preserve">This section outlines the design and implementation of the </w:t>
-      </w:r>
-      <w:proofErr w:type="spellStart"/>
-      <w:r>
-        <w:t>GeoBikeLLM</w:t>
-      </w:r>
-      <w:proofErr w:type="spellEnd"/>
-      <w:r>
-        <w:t xml:space="preserve"> system, which integrates geospatial data, environmental metrics, and large language models (LLMs) to provide intelligent, eco-aware bike routing in Chicago. The methodology covers the datasets used, visualization techniques, route selection logic, and the role of LLMs in query interpretation and explanation generation. An overview of the entire system workflow is illustrated in Figure 1</w:t>
+        <w:t>This section outlines the design and implementation of the GeoBikeLLM system, which integrates geospatial data, environmental metrics, and large language models (LLMs) to provide intelligent, eco-aware bike routing in Chicago. The methodology covers the datasets used, visualization techniques, route selection logic, and the role of LLMs in query interpretation and explanation generation. An overview of the entire system workflow is illustrated in Figure 1</w:t>
       </w:r>
       <w:r>
         <w:t xml:space="preserve"> (caption: </w:t>
       </w:r>
       <w:r>
-        <w:t xml:space="preserve">Overview of the </w:t>
-      </w:r>
-      <w:proofErr w:type="spellStart"/>
-      <w:r>
-        <w:t>GeoBikeLLM</w:t>
-      </w:r>
-      <w:proofErr w:type="spellEnd"/>
-      <w:r>
-        <w:t xml:space="preserve"> system.</w:t>
+        <w:t>Overview of the GeoBikeLLM system.</w:t>
       </w:r>
     </w:p>
     <w:p>
@@ -1319,21 +1001,7 @@
         <w:rPr>
           <w:lang w:val="en-AE" w:bidi="ar-AE"/>
         </w:rPr>
-        <w:t xml:space="preserve">The heatmap was created by aggregating data from 19 CSV files hosted on GitHub, each containing latitude, longitude, and PM2.5 values for different parts of the city. After cleaning and normalizing the data using Min-Max scaling, each point was plotted using Folium’s </w:t>
-      </w:r>
-      <w:proofErr w:type="spellStart"/>
-      <w:r>
-        <w:rPr>
-          <w:lang w:val="en-AE" w:bidi="ar-AE"/>
-        </w:rPr>
-        <w:t>HeatMap</w:t>
-      </w:r>
-      <w:proofErr w:type="spellEnd"/>
-      <w:r>
-        <w:rPr>
-          <w:lang w:val="en-AE" w:bidi="ar-AE"/>
-        </w:rPr>
-        <w:t xml:space="preserve"> plugin. The visualization reveals several hotspots of elevated pollution, particularly along dense urban corridors and industrial zones.</w:t>
+        <w:t>The heatmap was created by aggregating data from 19 CSV files hosted on GitHub, each containing latitude, longitude, and PM2.5 values for different parts of the city. After cleaning and normalizing the data using Min-Max scaling, each point was plotted using Folium’s HeatMap plugin. The visualization reveals several hotspots of elevated pollution, particularly along dense urban corridors and industrial zones.</w:t>
       </w:r>
     </w:p>
     <w:p>
@@ -1715,21 +1383,7 @@
         <w:rPr>
           <w:lang w:val="en-US"/>
         </w:rPr>
-        <w:t xml:space="preserve">In the proposed routing system, two LLMs are integrated using the </w:t>
-      </w:r>
-      <w:proofErr w:type="spellStart"/>
-      <w:r>
-        <w:rPr>
-          <w:lang w:val="en-US"/>
-        </w:rPr>
-        <w:t>Groq</w:t>
-      </w:r>
-      <w:proofErr w:type="spellEnd"/>
-      <w:r>
-        <w:rPr>
-          <w:lang w:val="en-US"/>
-        </w:rPr>
-        <w:t xml:space="preserve"> API to enhance the </w:t>
+        <w:t xml:space="preserve">In the proposed routing system, two LLMs are integrated using the Groq API to enhance the </w:t>
       </w:r>
       <w:r>
         <w:rPr>
@@ -1965,21 +1619,7 @@
         <w:rPr>
           <w:lang w:val="en-AE"/>
         </w:rPr>
-        <w:t xml:space="preserve">The </w:t>
-      </w:r>
-      <w:proofErr w:type="spellStart"/>
-      <w:r>
-        <w:rPr>
-          <w:lang w:val="en-AE"/>
-        </w:rPr>
-        <w:t>GeoBikeLLM</w:t>
-      </w:r>
-      <w:proofErr w:type="spellEnd"/>
-      <w:r>
-        <w:rPr>
-          <w:lang w:val="en-AE"/>
-        </w:rPr>
-        <w:t xml:space="preserve"> system enables natural language-based bike route planning within Chicago, Illinois, by integrating environmental and spatial data to recommend optimized cycling paths. Users interact with the system by entering a prompt such as </w:t>
+        <w:t xml:space="preserve">The GeoBikeLLM system enables natural language-based bike route planning within Chicago, Illinois, by integrating environmental and spatial data to recommend optimized cycling paths. Users interact with the system by entering a prompt such as </w:t>
       </w:r>
       <w:r>
         <w:rPr>
@@ -2001,21 +1641,12 @@
         </w:rPr>
         <w:t xml:space="preserve"> </w:t>
       </w:r>
-      <w:proofErr w:type="spellStart"/>
       <w:r>
         <w:rPr>
           <w:color w:val="FF0000"/>
           <w:lang w:val="en-AE"/>
         </w:rPr>
-        <w:t>num</w:t>
-      </w:r>
-      <w:proofErr w:type="spellEnd"/>
-      <w:r>
-        <w:rPr>
-          <w:color w:val="FF0000"/>
-          <w:lang w:val="en-AE"/>
-        </w:rPr>
-        <w:t xml:space="preserve"> (caption: System prompt provided to the LLM for extracting origin and destination.), </w:t>
+        <w:t xml:space="preserve">num (caption: System prompt provided to the LLM for extracting origin and destination.), </w:t>
       </w:r>
       <w:r>
         <w:rPr>
@@ -2126,21 +1757,7 @@
         <w:rPr>
           <w:lang w:val="en-AE"/>
         </w:rPr>
-        <w:t xml:space="preserve">. These sliders eliminate the need to express routing preferences within the prompt itself. The air quality slider (α) penalizes routes with higher PM2.5 levels, while the greenness slider (β) </w:t>
-      </w:r>
-      <w:proofErr w:type="spellStart"/>
-      <w:r>
-        <w:rPr>
-          <w:lang w:val="en-AE"/>
-        </w:rPr>
-        <w:t>favors</w:t>
-      </w:r>
-      <w:proofErr w:type="spellEnd"/>
-      <w:r>
-        <w:rPr>
-          <w:lang w:val="en-AE"/>
-        </w:rPr>
-        <w:t xml:space="preserve"> paths with higher Normalized Difference Vegetation Index (NDVI) values.</w:t>
+        <w:t>. These sliders eliminate the need to express routing preferences within the prompt itself. The air quality slider (α) penalizes routes with higher PM2.5 levels, while the greenness slider (β) favors paths with higher Normalized Difference Vegetation Index (NDVI) values.</w:t>
       </w:r>
     </w:p>
     <w:p>
@@ -2359,21 +1976,7 @@
         <w:rPr>
           <w:lang w:val="en-US"/>
         </w:rPr>
-        <w:t xml:space="preserve">section presents the evaluation results of the two integrated language models in </w:t>
-      </w:r>
-      <w:proofErr w:type="spellStart"/>
-      <w:r>
-        <w:rPr>
-          <w:lang w:val="en-US"/>
-        </w:rPr>
-        <w:t>GeoBikeLLM</w:t>
-      </w:r>
-      <w:proofErr w:type="spellEnd"/>
-      <w:r>
-        <w:rPr>
-          <w:lang w:val="en-US"/>
-        </w:rPr>
-        <w:t>. The first model focuses on extracting structured trip details from natural language input, while the second generates explanatory feedback based on computed routes and user-defined preferences.</w:t>
+        <w:t>section presents the evaluation results of the two integrated language models in GeoBikeLLM. The first model focuses on extracting structured trip details from natural language input, while the second generates explanatory feedback based on computed routes and user-defined preferences.</w:t>
       </w:r>
     </w:p>
     <w:p>
@@ -2498,13 +2101,32 @@
         <w:ind w:firstLine="14.40pt"/>
         <w:jc w:val="both"/>
       </w:pPr>
-      <w:proofErr w:type="spellStart"/>
-      <w:r>
-        <w:t>GeoBikeLLM</w:t>
-      </w:r>
-      <w:proofErr w:type="spellEnd"/>
-      <w:r>
-        <w:t xml:space="preserve"> presents an innovative and practical integration of Large Language Models with geospatial intelligence for sustainable urban mobility.</w:t>
+      <w:r>
+        <w:t xml:space="preserve">GeoBikeLLM presents an innovative and practical integration of </w:t>
+      </w:r>
+      <w:r>
+        <w:t>LLMs</w:t>
+      </w:r>
+      <w:r>
+        <w:t xml:space="preserve"> with geospatial intelligence for sustainable urban mobility.</w:t>
+      </w:r>
+      <w:r>
+        <w:t xml:space="preserve"> </w:t>
+      </w:r>
+      <w:r>
+        <w:t>By enabling cyclists to specify their routing preferences</w:t>
+      </w:r>
+      <w:r>
+        <w:t xml:space="preserve">, </w:t>
+      </w:r>
+      <w:r>
+        <w:t>whether shortest, healthiest (based on PM2.5), greenest (based on NDVI), or a combination thereof</w:t>
+      </w:r>
+      <w:r>
+        <w:t xml:space="preserve">, </w:t>
+      </w:r>
+      <w:r>
+        <w:t>via natural language, the system offers an accessible, user-friendly interface for environment-aware bike route planning.</w:t>
       </w:r>
     </w:p>
     <w:p>

--- a/GeoBikeLLM Paper.docx
+++ b/GeoBikeLLM Paper.docx
@@ -2127,6 +2127,18 @@
       </w:r>
       <w:r>
         <w:t>via natural language, the system offers an accessible, user-friendly interface for environment-aware bike route planning.</w:t>
+      </w:r>
+      <w:r>
+        <w:t xml:space="preserve"> </w:t>
+      </w:r>
+      <w:r>
+        <w:t xml:space="preserve">Implemented and evaluated in Chicago, Illinois, GeoBikeLLM demonstrates how data-driven urban navigation can go beyond traditional shortest-path algorithms to prioritize environmental health and well-being. Through spatial data exploration, multimodal visualization, and robust LLM-based query interpretation and explanation, the system enhances personalized decision-making </w:t>
+      </w:r>
+      <w:r>
+        <w:t>and</w:t>
+      </w:r>
+      <w:r>
+        <w:t xml:space="preserve"> sets a precedent for scalable, human-centric navigation solutions adaptable to other cities. This work underscores the potential of LLMs to bridge the gap between complex geospatial data and real-world user needs, fostering more sustainable and informed urban transportation choices.</w:t>
       </w:r>
     </w:p>
     <w:p>
